--- a/Documentation/Основной документ.docx
+++ b/Documentation/Основной документ.docx
@@ -699,7 +699,7 @@
           <w:lang w:eastAsia="ru-RU"/>
         </w:rPr>
       </w:pPr>
-      <w:bookmarkStart w:id="0" w:name="_Toc243263521"/>
+      <w:bookmarkStart w:id="0" w:name="_Toc243330106"/>
       <w:r>
         <w:rPr>
           <w:rFonts w:eastAsia="Times New Roman"/>
@@ -710,8 +710,6 @@
       </w:r>
       <w:bookmarkEnd w:id="0"/>
     </w:p>
-    <w:bookmarkStart w:id="1" w:name="_GoBack"/>
-    <w:bookmarkEnd w:id="1"/>
     <w:p>
       <w:pPr>
         <w:pStyle w:val="11"/>
@@ -742,7 +740,7 @@
         </w:rPr>
         <w:fldChar w:fldCharType="separate"/>
       </w:r>
-      <w:hyperlink w:anchor="_Toc243263521" w:history="1">
+      <w:hyperlink w:anchor="_Toc243330106" w:history="1">
         <w:r>
           <w:rPr>
             <w:rStyle w:val="a6"/>
@@ -771,7 +769,7 @@
             <w:noProof/>
             <w:webHidden/>
           </w:rPr>
-          <w:instrText xml:space="preserve"> PAGEREF _Toc243263521 \h </w:instrText>
+          <w:instrText xml:space="preserve"> PAGEREF _Toc243330106 \h </w:instrText>
         </w:r>
         <w:r>
           <w:rPr>
@@ -815,7 +813,7 @@
           <w:lang w:eastAsia="ru-RU"/>
         </w:rPr>
       </w:pPr>
-      <w:hyperlink w:anchor="_Toc243263522" w:history="1">
+      <w:hyperlink w:anchor="_Toc243330107" w:history="1">
         <w:r>
           <w:rPr>
             <w:rStyle w:val="a6"/>
@@ -859,7 +857,7 @@
             <w:noProof/>
             <w:webHidden/>
           </w:rPr>
-          <w:instrText xml:space="preserve"> PAGEREF _Toc243263522 \h </w:instrText>
+          <w:instrText xml:space="preserve"> PAGEREF _Toc243330107 \h </w:instrText>
         </w:r>
         <w:r>
           <w:rPr>
@@ -903,7 +901,7 @@
           <w:lang w:eastAsia="ru-RU"/>
         </w:rPr>
       </w:pPr>
-      <w:hyperlink w:anchor="_Toc243263523" w:history="1">
+      <w:hyperlink w:anchor="_Toc243330108" w:history="1">
         <w:r>
           <w:rPr>
             <w:rStyle w:val="a6"/>
@@ -949,7 +947,7 @@
             <w:noProof/>
             <w:webHidden/>
           </w:rPr>
-          <w:instrText xml:space="preserve"> PAGEREF _Toc243263523 \h </w:instrText>
+          <w:instrText xml:space="preserve"> PAGEREF _Toc243330108 \h </w:instrText>
         </w:r>
         <w:r>
           <w:rPr>
@@ -993,7 +991,7 @@
           <w:lang w:eastAsia="ru-RU"/>
         </w:rPr>
       </w:pPr>
-      <w:hyperlink w:anchor="_Toc243263524" w:history="1">
+      <w:hyperlink w:anchor="_Toc243330109" w:history="1">
         <w:r>
           <w:rPr>
             <w:rStyle w:val="a6"/>
@@ -1037,7 +1035,7 @@
             <w:noProof/>
             <w:webHidden/>
           </w:rPr>
-          <w:instrText xml:space="preserve"> PAGEREF _Toc243263524 \h </w:instrText>
+          <w:instrText xml:space="preserve"> PAGEREF _Toc243330109 \h </w:instrText>
         </w:r>
         <w:r>
           <w:rPr>
@@ -1081,7 +1079,7 @@
           <w:lang w:eastAsia="ru-RU"/>
         </w:rPr>
       </w:pPr>
-      <w:hyperlink w:anchor="_Toc243263525" w:history="1">
+      <w:hyperlink w:anchor="_Toc243330110" w:history="1">
         <w:r>
           <w:rPr>
             <w:rStyle w:val="a6"/>
@@ -1126,7 +1124,7 @@
             <w:noProof/>
             <w:webHidden/>
           </w:rPr>
-          <w:instrText xml:space="preserve"> PAGEREF _Toc243263525 \h </w:instrText>
+          <w:instrText xml:space="preserve"> PAGEREF _Toc243330110 \h </w:instrText>
         </w:r>
         <w:r>
           <w:rPr>
@@ -1170,7 +1168,7 @@
           <w:lang w:eastAsia="ru-RU"/>
         </w:rPr>
       </w:pPr>
-      <w:hyperlink w:anchor="_Toc243263526" w:history="1">
+      <w:hyperlink w:anchor="_Toc243330111" w:history="1">
         <w:r>
           <w:rPr>
             <w:rStyle w:val="a6"/>
@@ -1214,7 +1212,7 @@
             <w:noProof/>
             <w:webHidden/>
           </w:rPr>
-          <w:instrText xml:space="preserve"> PAGEREF _Toc243263526 \h </w:instrText>
+          <w:instrText xml:space="preserve"> PAGEREF _Toc243330111 \h </w:instrText>
         </w:r>
         <w:r>
           <w:rPr>
@@ -1258,7 +1256,7 @@
           <w:lang w:eastAsia="ru-RU"/>
         </w:rPr>
       </w:pPr>
-      <w:hyperlink w:anchor="_Toc243263527" w:history="1">
+      <w:hyperlink w:anchor="_Toc243330112" w:history="1">
         <w:r>
           <w:rPr>
             <w:rStyle w:val="a6"/>
@@ -1302,7 +1300,7 @@
             <w:noProof/>
             <w:webHidden/>
           </w:rPr>
-          <w:instrText xml:space="preserve"> PAGEREF _Toc243263527 \h </w:instrText>
+          <w:instrText xml:space="preserve"> PAGEREF _Toc243330112 \h </w:instrText>
         </w:r>
         <w:r>
           <w:rPr>
@@ -1346,7 +1344,7 @@
           <w:lang w:eastAsia="ru-RU"/>
         </w:rPr>
       </w:pPr>
-      <w:hyperlink w:anchor="_Toc243263528" w:history="1">
+      <w:hyperlink w:anchor="_Toc243330113" w:history="1">
         <w:r>
           <w:rPr>
             <w:rStyle w:val="a6"/>
@@ -1390,7 +1388,7 @@
             <w:noProof/>
             <w:webHidden/>
           </w:rPr>
-          <w:instrText xml:space="preserve"> PAGEREF _Toc243263528 \h </w:instrText>
+          <w:instrText xml:space="preserve"> PAGEREF _Toc243330113 \h </w:instrText>
         </w:r>
         <w:r>
           <w:rPr>
@@ -1434,7 +1432,7 @@
           <w:lang w:eastAsia="ru-RU"/>
         </w:rPr>
       </w:pPr>
-      <w:hyperlink w:anchor="_Toc243263529" w:history="1">
+      <w:hyperlink w:anchor="_Toc243330114" w:history="1">
         <w:r>
           <w:rPr>
             <w:rStyle w:val="a6"/>
@@ -1478,7 +1476,7 @@
             <w:noProof/>
             <w:webHidden/>
           </w:rPr>
-          <w:instrText xml:space="preserve"> PAGEREF _Toc243263529 \h </w:instrText>
+          <w:instrText xml:space="preserve"> PAGEREF _Toc243330114 \h </w:instrText>
         </w:r>
         <w:r>
           <w:rPr>
@@ -1522,7 +1520,7 @@
           <w:lang w:eastAsia="ru-RU"/>
         </w:rPr>
       </w:pPr>
-      <w:hyperlink w:anchor="_Toc243263530" w:history="1">
+      <w:hyperlink w:anchor="_Toc243330115" w:history="1">
         <w:r>
           <w:rPr>
             <w:rStyle w:val="a6"/>
@@ -1598,7 +1596,7 @@
             <w:noProof/>
             <w:webHidden/>
           </w:rPr>
-          <w:instrText xml:space="preserve"> PAGEREF _Toc243263530 \h </w:instrText>
+          <w:instrText xml:space="preserve"> PAGEREF _Toc243330115 \h </w:instrText>
         </w:r>
         <w:r>
           <w:rPr>
@@ -1642,7 +1640,7 @@
           <w:lang w:eastAsia="ru-RU"/>
         </w:rPr>
       </w:pPr>
-      <w:hyperlink w:anchor="_Toc243263531" w:history="1">
+      <w:hyperlink w:anchor="_Toc243330116" w:history="1">
         <w:r>
           <w:rPr>
             <w:rStyle w:val="a6"/>
@@ -1686,7 +1684,7 @@
             <w:noProof/>
             <w:webHidden/>
           </w:rPr>
-          <w:instrText xml:space="preserve"> PAGEREF _Toc243263531 \h </w:instrText>
+          <w:instrText xml:space="preserve"> PAGEREF _Toc243330116 \h </w:instrText>
         </w:r>
         <w:r>
           <w:rPr>
@@ -1730,7 +1728,7 @@
           <w:lang w:eastAsia="ru-RU"/>
         </w:rPr>
       </w:pPr>
-      <w:hyperlink w:anchor="_Toc243263532" w:history="1">
+      <w:hyperlink w:anchor="_Toc243330117" w:history="1">
         <w:r>
           <w:rPr>
             <w:rStyle w:val="a6"/>
@@ -1774,7 +1772,7 @@
             <w:noProof/>
             <w:webHidden/>
           </w:rPr>
-          <w:instrText xml:space="preserve"> PAGEREF _Toc243263532 \h </w:instrText>
+          <w:instrText xml:space="preserve"> PAGEREF _Toc243330117 \h </w:instrText>
         </w:r>
         <w:r>
           <w:rPr>
@@ -1818,7 +1816,7 @@
           <w:lang w:eastAsia="ru-RU"/>
         </w:rPr>
       </w:pPr>
-      <w:hyperlink w:anchor="_Toc243263533" w:history="1">
+      <w:hyperlink w:anchor="_Toc243330118" w:history="1">
         <w:r>
           <w:rPr>
             <w:rStyle w:val="a6"/>
@@ -1862,7 +1860,7 @@
             <w:noProof/>
             <w:webHidden/>
           </w:rPr>
-          <w:instrText xml:space="preserve"> PAGEREF _Toc243263533 \h </w:instrText>
+          <w:instrText xml:space="preserve"> PAGEREF _Toc243330118 \h </w:instrText>
         </w:r>
         <w:r>
           <w:rPr>
@@ -1883,6 +1881,548 @@
             <w:webHidden/>
           </w:rPr>
           <w:t>13</w:t>
+        </w:r>
+        <w:r>
+          <w:rPr>
+            <w:noProof/>
+            <w:webHidden/>
+          </w:rPr>
+          <w:fldChar w:fldCharType="end"/>
+        </w:r>
+      </w:hyperlink>
+    </w:p>
+    <w:p>
+      <w:pPr>
+        <w:pStyle w:val="21"/>
+        <w:tabs>
+          <w:tab w:val="left" w:pos="880"/>
+          <w:tab w:val="right" w:leader="dot" w:pos="9345"/>
+        </w:tabs>
+        <w:rPr>
+          <w:rFonts w:eastAsiaTheme="minorEastAsia"/>
+          <w:noProof/>
+          <w:lang w:eastAsia="ru-RU"/>
+        </w:rPr>
+      </w:pPr>
+      <w:hyperlink w:anchor="_Toc243330119" w:history="1">
+        <w:r>
+          <w:rPr>
+            <w:rStyle w:val="a6"/>
+            <w:noProof/>
+            <w:lang w:val="en-US" w:eastAsia="ru-RU"/>
+          </w:rPr>
+          <w:t>1.3.</w:t>
+        </w:r>
+        <w:r>
+          <w:rPr>
+            <w:rFonts w:eastAsiaTheme="minorEastAsia"/>
+            <w:noProof/>
+            <w:lang w:eastAsia="ru-RU"/>
+          </w:rPr>
+          <w:tab/>
+        </w:r>
+        <w:r>
+          <w:rPr>
+            <w:rStyle w:val="a6"/>
+            <w:noProof/>
+            <w:lang w:val="en-US" w:eastAsia="ru-RU"/>
+          </w:rPr>
+          <w:t>Выбор стека и паттерн</w:t>
+        </w:r>
+        <w:r>
+          <w:rPr>
+            <w:rStyle w:val="a6"/>
+            <w:noProof/>
+            <w:lang w:eastAsia="ru-RU"/>
+          </w:rPr>
+          <w:t>а</w:t>
+        </w:r>
+        <w:r>
+          <w:rPr>
+            <w:noProof/>
+            <w:webHidden/>
+          </w:rPr>
+          <w:tab/>
+        </w:r>
+        <w:r>
+          <w:rPr>
+            <w:noProof/>
+            <w:webHidden/>
+          </w:rPr>
+          <w:fldChar w:fldCharType="begin"/>
+        </w:r>
+        <w:r>
+          <w:rPr>
+            <w:noProof/>
+            <w:webHidden/>
+          </w:rPr>
+          <w:instrText xml:space="preserve"> PAGEREF _Toc243330119 \h </w:instrText>
+        </w:r>
+        <w:r>
+          <w:rPr>
+            <w:noProof/>
+            <w:webHidden/>
+          </w:rPr>
+        </w:r>
+        <w:r>
+          <w:rPr>
+            <w:noProof/>
+            <w:webHidden/>
+          </w:rPr>
+          <w:fldChar w:fldCharType="separate"/>
+        </w:r>
+        <w:r>
+          <w:rPr>
+            <w:noProof/>
+            <w:webHidden/>
+          </w:rPr>
+          <w:t>14</w:t>
+        </w:r>
+        <w:r>
+          <w:rPr>
+            <w:noProof/>
+            <w:webHidden/>
+          </w:rPr>
+          <w:fldChar w:fldCharType="end"/>
+        </w:r>
+      </w:hyperlink>
+    </w:p>
+    <w:p>
+      <w:pPr>
+        <w:pStyle w:val="31"/>
+        <w:tabs>
+          <w:tab w:val="left" w:pos="1320"/>
+          <w:tab w:val="right" w:leader="dot" w:pos="9345"/>
+        </w:tabs>
+        <w:rPr>
+          <w:rFonts w:eastAsiaTheme="minorEastAsia"/>
+          <w:noProof/>
+          <w:lang w:eastAsia="ru-RU"/>
+        </w:rPr>
+      </w:pPr>
+      <w:hyperlink w:anchor="_Toc243330120" w:history="1">
+        <w:r>
+          <w:rPr>
+            <w:rStyle w:val="a6"/>
+            <w:noProof/>
+            <w:lang w:eastAsia="ru-RU"/>
+          </w:rPr>
+          <w:t>1.3.2.</w:t>
+        </w:r>
+        <w:r>
+          <w:rPr>
+            <w:rFonts w:eastAsiaTheme="minorEastAsia"/>
+            <w:noProof/>
+            <w:lang w:eastAsia="ru-RU"/>
+          </w:rPr>
+          <w:tab/>
+        </w:r>
+        <w:r>
+          <w:rPr>
+            <w:rStyle w:val="a6"/>
+            <w:noProof/>
+            <w:lang w:eastAsia="ru-RU"/>
+          </w:rPr>
+          <w:t>Требования к серверной части</w:t>
+        </w:r>
+        <w:r>
+          <w:rPr>
+            <w:noProof/>
+            <w:webHidden/>
+          </w:rPr>
+          <w:tab/>
+        </w:r>
+        <w:r>
+          <w:rPr>
+            <w:noProof/>
+            <w:webHidden/>
+          </w:rPr>
+          <w:fldChar w:fldCharType="begin"/>
+        </w:r>
+        <w:r>
+          <w:rPr>
+            <w:noProof/>
+            <w:webHidden/>
+          </w:rPr>
+          <w:instrText xml:space="preserve"> PAGEREF _Toc243330120 \h </w:instrText>
+        </w:r>
+        <w:r>
+          <w:rPr>
+            <w:noProof/>
+            <w:webHidden/>
+          </w:rPr>
+        </w:r>
+        <w:r>
+          <w:rPr>
+            <w:noProof/>
+            <w:webHidden/>
+          </w:rPr>
+          <w:fldChar w:fldCharType="separate"/>
+        </w:r>
+        <w:r>
+          <w:rPr>
+            <w:noProof/>
+            <w:webHidden/>
+          </w:rPr>
+          <w:t>15</w:t>
+        </w:r>
+        <w:r>
+          <w:rPr>
+            <w:noProof/>
+            <w:webHidden/>
+          </w:rPr>
+          <w:fldChar w:fldCharType="end"/>
+        </w:r>
+      </w:hyperlink>
+    </w:p>
+    <w:p>
+      <w:pPr>
+        <w:pStyle w:val="31"/>
+        <w:tabs>
+          <w:tab w:val="left" w:pos="1320"/>
+          <w:tab w:val="right" w:leader="dot" w:pos="9345"/>
+        </w:tabs>
+        <w:rPr>
+          <w:rFonts w:eastAsiaTheme="minorEastAsia"/>
+          <w:noProof/>
+          <w:lang w:eastAsia="ru-RU"/>
+        </w:rPr>
+      </w:pPr>
+      <w:hyperlink w:anchor="_Toc243330121" w:history="1">
+        <w:r>
+          <w:rPr>
+            <w:rStyle w:val="a6"/>
+            <w:noProof/>
+          </w:rPr>
+          <w:t>1.3.3.</w:t>
+        </w:r>
+        <w:r>
+          <w:rPr>
+            <w:rFonts w:eastAsiaTheme="minorEastAsia"/>
+            <w:noProof/>
+            <w:lang w:eastAsia="ru-RU"/>
+          </w:rPr>
+          <w:tab/>
+        </w:r>
+        <w:r>
+          <w:rPr>
+            <w:rStyle w:val="a6"/>
+            <w:noProof/>
+          </w:rPr>
+          <w:t>Требования к мобильному приложению</w:t>
+        </w:r>
+        <w:r>
+          <w:rPr>
+            <w:noProof/>
+            <w:webHidden/>
+          </w:rPr>
+          <w:tab/>
+        </w:r>
+        <w:r>
+          <w:rPr>
+            <w:noProof/>
+            <w:webHidden/>
+          </w:rPr>
+          <w:fldChar w:fldCharType="begin"/>
+        </w:r>
+        <w:r>
+          <w:rPr>
+            <w:noProof/>
+            <w:webHidden/>
+          </w:rPr>
+          <w:instrText xml:space="preserve"> PAGEREF _Toc243330121 \h </w:instrText>
+        </w:r>
+        <w:r>
+          <w:rPr>
+            <w:noProof/>
+            <w:webHidden/>
+          </w:rPr>
+        </w:r>
+        <w:r>
+          <w:rPr>
+            <w:noProof/>
+            <w:webHidden/>
+          </w:rPr>
+          <w:fldChar w:fldCharType="separate"/>
+        </w:r>
+        <w:r>
+          <w:rPr>
+            <w:noProof/>
+            <w:webHidden/>
+          </w:rPr>
+          <w:t>15</w:t>
+        </w:r>
+        <w:r>
+          <w:rPr>
+            <w:noProof/>
+            <w:webHidden/>
+          </w:rPr>
+          <w:fldChar w:fldCharType="end"/>
+        </w:r>
+      </w:hyperlink>
+    </w:p>
+    <w:p>
+      <w:pPr>
+        <w:pStyle w:val="31"/>
+        <w:tabs>
+          <w:tab w:val="left" w:pos="1320"/>
+          <w:tab w:val="right" w:leader="dot" w:pos="9345"/>
+        </w:tabs>
+        <w:rPr>
+          <w:rFonts w:eastAsiaTheme="minorEastAsia"/>
+          <w:noProof/>
+          <w:lang w:eastAsia="ru-RU"/>
+        </w:rPr>
+      </w:pPr>
+      <w:hyperlink w:anchor="_Toc243330122" w:history="1">
+        <w:r>
+          <w:rPr>
+            <w:rStyle w:val="a6"/>
+            <w:noProof/>
+            <w:lang w:eastAsia="ru-RU"/>
+          </w:rPr>
+          <w:t>1.3.4.</w:t>
+        </w:r>
+        <w:r>
+          <w:rPr>
+            <w:rFonts w:eastAsiaTheme="minorEastAsia"/>
+            <w:noProof/>
+            <w:lang w:eastAsia="ru-RU"/>
+          </w:rPr>
+          <w:tab/>
+        </w:r>
+        <w:r>
+          <w:rPr>
+            <w:rStyle w:val="a6"/>
+            <w:noProof/>
+            <w:lang w:eastAsia="ru-RU"/>
+          </w:rPr>
+          <w:t>Выбор серверной части</w:t>
+        </w:r>
+        <w:r>
+          <w:rPr>
+            <w:noProof/>
+            <w:webHidden/>
+          </w:rPr>
+          <w:tab/>
+        </w:r>
+        <w:r>
+          <w:rPr>
+            <w:noProof/>
+            <w:webHidden/>
+          </w:rPr>
+          <w:fldChar w:fldCharType="begin"/>
+        </w:r>
+        <w:r>
+          <w:rPr>
+            <w:noProof/>
+            <w:webHidden/>
+          </w:rPr>
+          <w:instrText xml:space="preserve"> PAGEREF _Toc243330122 \h </w:instrText>
+        </w:r>
+        <w:r>
+          <w:rPr>
+            <w:noProof/>
+            <w:webHidden/>
+          </w:rPr>
+        </w:r>
+        <w:r>
+          <w:rPr>
+            <w:noProof/>
+            <w:webHidden/>
+          </w:rPr>
+          <w:fldChar w:fldCharType="separate"/>
+        </w:r>
+        <w:r>
+          <w:rPr>
+            <w:noProof/>
+            <w:webHidden/>
+          </w:rPr>
+          <w:t>16</w:t>
+        </w:r>
+        <w:r>
+          <w:rPr>
+            <w:noProof/>
+            <w:webHidden/>
+          </w:rPr>
+          <w:fldChar w:fldCharType="end"/>
+        </w:r>
+      </w:hyperlink>
+    </w:p>
+    <w:p>
+      <w:pPr>
+        <w:pStyle w:val="31"/>
+        <w:tabs>
+          <w:tab w:val="left" w:pos="1320"/>
+          <w:tab w:val="right" w:leader="dot" w:pos="9345"/>
+        </w:tabs>
+        <w:rPr>
+          <w:rFonts w:eastAsiaTheme="minorEastAsia"/>
+          <w:noProof/>
+          <w:lang w:eastAsia="ru-RU"/>
+        </w:rPr>
+      </w:pPr>
+      <w:hyperlink w:anchor="_Toc243330123" w:history="1">
+        <w:r>
+          <w:rPr>
+            <w:rStyle w:val="a6"/>
+            <w:noProof/>
+            <w:lang w:eastAsia="ru-RU"/>
+          </w:rPr>
+          <w:t>1.3.5.</w:t>
+        </w:r>
+        <w:r>
+          <w:rPr>
+            <w:rFonts w:eastAsiaTheme="minorEastAsia"/>
+            <w:noProof/>
+            <w:lang w:eastAsia="ru-RU"/>
+          </w:rPr>
+          <w:tab/>
+        </w:r>
+        <w:r>
+          <w:rPr>
+            <w:rStyle w:val="a6"/>
+            <w:noProof/>
+            <w:lang w:eastAsia="ru-RU"/>
+          </w:rPr>
+          <w:t>Выбор инструментов для создания продукта</w:t>
+        </w:r>
+        <w:r>
+          <w:rPr>
+            <w:noProof/>
+            <w:webHidden/>
+          </w:rPr>
+          <w:tab/>
+        </w:r>
+        <w:r>
+          <w:rPr>
+            <w:noProof/>
+            <w:webHidden/>
+          </w:rPr>
+          <w:fldChar w:fldCharType="begin"/>
+        </w:r>
+        <w:r>
+          <w:rPr>
+            <w:noProof/>
+            <w:webHidden/>
+          </w:rPr>
+          <w:instrText xml:space="preserve"> PAGEREF _Toc243330123 \h </w:instrText>
+        </w:r>
+        <w:r>
+          <w:rPr>
+            <w:noProof/>
+            <w:webHidden/>
+          </w:rPr>
+        </w:r>
+        <w:r>
+          <w:rPr>
+            <w:noProof/>
+            <w:webHidden/>
+          </w:rPr>
+          <w:fldChar w:fldCharType="separate"/>
+        </w:r>
+        <w:r>
+          <w:rPr>
+            <w:noProof/>
+            <w:webHidden/>
+          </w:rPr>
+          <w:t>17</w:t>
+        </w:r>
+        <w:r>
+          <w:rPr>
+            <w:noProof/>
+            <w:webHidden/>
+          </w:rPr>
+          <w:fldChar w:fldCharType="end"/>
+        </w:r>
+      </w:hyperlink>
+    </w:p>
+    <w:p>
+      <w:pPr>
+        <w:pStyle w:val="31"/>
+        <w:tabs>
+          <w:tab w:val="left" w:pos="1320"/>
+          <w:tab w:val="right" w:leader="dot" w:pos="9345"/>
+        </w:tabs>
+        <w:rPr>
+          <w:rFonts w:eastAsiaTheme="minorEastAsia"/>
+          <w:noProof/>
+          <w:lang w:eastAsia="ru-RU"/>
+        </w:rPr>
+      </w:pPr>
+      <w:hyperlink w:anchor="_Toc243330124" w:history="1">
+        <w:r>
+          <w:rPr>
+            <w:rStyle w:val="a6"/>
+            <w:noProof/>
+            <w:lang w:eastAsia="ru-RU"/>
+          </w:rPr>
+          <w:t>1.3.6.</w:t>
+        </w:r>
+        <w:r>
+          <w:rPr>
+            <w:rFonts w:eastAsiaTheme="minorEastAsia"/>
+            <w:noProof/>
+            <w:lang w:eastAsia="ru-RU"/>
+          </w:rPr>
+          <w:tab/>
+        </w:r>
+        <w:r>
+          <w:rPr>
+            <w:rStyle w:val="a6"/>
+            <w:noProof/>
+            <w:lang w:eastAsia="ru-RU"/>
+          </w:rPr>
+          <w:t>А</w:t>
+        </w:r>
+        <w:r>
+          <w:rPr>
+            <w:rStyle w:val="a6"/>
+            <w:noProof/>
+            <w:lang w:eastAsia="ru-RU"/>
+          </w:rPr>
+          <w:t>нализ рисков</w:t>
+        </w:r>
+        <w:r>
+          <w:rPr>
+            <w:noProof/>
+            <w:webHidden/>
+          </w:rPr>
+          <w:tab/>
+        </w:r>
+        <w:r>
+          <w:rPr>
+            <w:noProof/>
+            <w:webHidden/>
+          </w:rPr>
+          <w:fldChar w:fldCharType="begin"/>
+        </w:r>
+        <w:r>
+          <w:rPr>
+            <w:noProof/>
+            <w:webHidden/>
+          </w:rPr>
+          <w:instrText xml:space="preserve"> PAGEREF _Toc243330124 \h </w:instrText>
+        </w:r>
+        <w:r>
+          <w:rPr>
+            <w:noProof/>
+            <w:webHidden/>
+          </w:rPr>
+        </w:r>
+        <w:r>
+          <w:rPr>
+            <w:noProof/>
+            <w:webHidden/>
+          </w:rPr>
+          <w:fldChar w:fldCharType="separate"/>
+        </w:r>
+        <w:r>
+          <w:rPr>
+            <w:noProof/>
+            <w:webHidden/>
+          </w:rPr>
+          <w:t>18</w:t>
         </w:r>
         <w:r>
           <w:rPr>
@@ -1936,13 +2476,13 @@
         <w:pStyle w:val="1"/>
         <w:numPr>
           <w:ilvl w:val="0"/>
-          <w:numId w:val="30"/>
+          <w:numId w:val="1"/>
         </w:numPr>
         <w:rPr>
           <w:lang w:eastAsia="ru-RU"/>
         </w:rPr>
       </w:pPr>
-      <w:bookmarkStart w:id="2" w:name="_Toc243263522"/>
+      <w:bookmarkStart w:id="1" w:name="_Toc243330107"/>
       <w:r>
         <w:rPr>
           <w:lang w:eastAsia="ru-RU"/>
@@ -1950,21 +2490,21 @@
         <w:lastRenderedPageBreak/>
         <w:t>Анализ предметной области</w:t>
       </w:r>
-      <w:bookmarkEnd w:id="2"/>
+      <w:bookmarkEnd w:id="1"/>
     </w:p>
     <w:p>
       <w:pPr>
         <w:pStyle w:val="2"/>
         <w:numPr>
           <w:ilvl w:val="1"/>
-          <w:numId w:val="30"/>
+          <w:numId w:val="1"/>
         </w:numPr>
         <w:rPr>
           <w:rFonts w:eastAsia="Times New Roman"/>
           <w:lang w:eastAsia="ru-RU"/>
         </w:rPr>
       </w:pPr>
-      <w:bookmarkStart w:id="3" w:name="_Toc243263523"/>
+      <w:bookmarkStart w:id="2" w:name="_Toc243330108"/>
       <w:r>
         <w:rPr>
           <w:rFonts w:eastAsia="Times New Roman"/>
@@ -1972,21 +2512,21 @@
         </w:rPr>
         <w:t>Анализ идеи и выявление потребностей.</w:t>
       </w:r>
-      <w:bookmarkEnd w:id="3"/>
+      <w:bookmarkEnd w:id="2"/>
     </w:p>
     <w:p>
       <w:pPr>
         <w:pStyle w:val="3"/>
         <w:numPr>
           <w:ilvl w:val="2"/>
-          <w:numId w:val="30"/>
+          <w:numId w:val="1"/>
         </w:numPr>
         <w:ind w:left="0" w:firstLine="698"/>
         <w:rPr>
           <w:lang w:eastAsia="ru-RU"/>
         </w:rPr>
       </w:pPr>
-      <w:bookmarkStart w:id="4" w:name="_Toc243263524"/>
+      <w:bookmarkStart w:id="3" w:name="_Toc243330109"/>
       <w:r>
         <w:rPr>
           <w:lang w:eastAsia="ru-RU"/>
@@ -1999,7 +2539,7 @@
         </w:rPr>
         <w:t>проекта</w:t>
       </w:r>
-      <w:bookmarkEnd w:id="4"/>
+      <w:bookmarkEnd w:id="3"/>
     </w:p>
     <w:p>
       <w:pPr>
@@ -2026,39 +2566,21 @@
         <w:rPr>
           <w:lang w:eastAsia="ru-RU"/>
         </w:rPr>
-        <w:t>. Пользователь авторизуется в приложении, после чего получает описание истории и цель расследования. В ходе игры он решает головоломки, выполняет мини-игры и общается с виртуальными персонажами, собирает улики и на их основе делает выводы о том, кто является преступн</w:t>
-      </w:r>
-      <w:r>
-        <w:rPr>
-          <w:lang w:eastAsia="ru-RU"/>
-        </w:rPr>
-        <w:t>иком.</w:t>
-      </w:r>
-    </w:p>
-    <w:p>
-      <w:pPr>
-        <w:pStyle w:val="a9"/>
-        <w:rPr>
-          <w:lang w:eastAsia="ru-RU"/>
-        </w:rPr>
-      </w:pPr>
-      <w:r>
-        <w:rPr>
-          <w:lang w:eastAsia="ru-RU"/>
-        </w:rPr>
-        <w:t xml:space="preserve">Ключевое отличие от классических детективных игр состоит в двух технологических решениях. Во-первых, диалоги с персонажами генерируются языковой моделью: подозреваемые не отвечают по заранее заготовленному сценарию, а ведут себя как живые люди </w:t>
-      </w:r>
-      <w:r>
-        <w:rPr>
-          <w:lang w:eastAsia="ru-RU"/>
-        </w:rPr>
-        <w:t>-</w:t>
-      </w:r>
-      <w:r>
-        <w:rPr>
-          <w:lang w:eastAsia="ru-RU"/>
-        </w:rPr>
-        <w:t xml:space="preserve"> могут врать, путаться, менять показания под давлением и запоминать, что игрок спрашивал ранее. Во-вторых, поиск улик происходит не на экране, а в реальном пространстве: игрок включает камеру, поворачивается на 360 градусов и находит улики, привязанные к сторонам света, после чего должен физически подойти к ним и сфотографировать.</w:t>
+        <w:t>. Пользователь авторизуется в приложении, после чего получает описание истории и цель расследования. В ходе игры он решает головоломки, выполняет мини-игры и общается с виртуальными персонажами, собирает улики и на их основе делает выводы о том, кто является преступником.</w:t>
+      </w:r>
+    </w:p>
+    <w:p>
+      <w:pPr>
+        <w:pStyle w:val="a9"/>
+        <w:rPr>
+          <w:lang w:eastAsia="ru-RU"/>
+        </w:rPr>
+      </w:pPr>
+      <w:r>
+        <w:rPr>
+          <w:lang w:eastAsia="ru-RU"/>
+        </w:rPr>
+        <w:t>Ключевое отличие от классических детективных игр состоит в двух технологических решениях. Во-первых, диалоги с персонажами генерируются языковой моделью: подозреваемые не отвечают по заранее заготовленному сценарию, а ведут себя как живые люди - могут врать, путаться, менять показания под давлением и запоминать, что игрок спрашивал ранее. Во-вторых, поиск улик происходит не на экране, а в реальном пространстве: игрок включает камеру, поворачивается на 360 градусов и находит улики, привязанные к сторонам света, после чего должен физически подойти к ним и сфотографировать.</w:t>
       </w:r>
     </w:p>
     <w:p>
@@ -2066,7 +2588,7 @@
         <w:pStyle w:val="3"/>
         <w:numPr>
           <w:ilvl w:val="2"/>
-          <w:numId w:val="30"/>
+          <w:numId w:val="1"/>
         </w:numPr>
         <w:ind w:left="0" w:firstLine="698"/>
         <w:rPr>
@@ -2074,33 +2596,27 @@
           <w:lang w:eastAsia="ru-RU"/>
         </w:rPr>
       </w:pPr>
-      <w:bookmarkStart w:id="5" w:name="_Toc243263525"/>
+      <w:bookmarkStart w:id="4" w:name="_Toc243330110"/>
       <w:r>
         <w:rPr>
           <w:lang w:eastAsia="ru-RU"/>
         </w:rPr>
         <w:t>Проблематика и ценность для пользователя</w:t>
       </w:r>
-      <w:bookmarkEnd w:id="5"/>
-    </w:p>
-    <w:p>
-      <w:pPr>
-        <w:pStyle w:val="a9"/>
-        <w:rPr>
-          <w:lang w:eastAsia="ru-RU"/>
-        </w:rPr>
-      </w:pPr>
-      <w:r>
-        <w:rPr>
-          <w:lang w:eastAsia="ru-RU"/>
-        </w:rPr>
-        <w:t xml:space="preserve">Современные мобильные детективы часто линейны, а их диалоги скриптовы. Игроку предлагают выбор из 3–4 готовых реплик, из-за чего невозможно задать свой вопрос или поймать персонажа на лжи. </w:t>
-      </w:r>
-      <w:r>
-        <w:rPr>
-          <w:lang w:eastAsia="ru-RU"/>
-        </w:rPr>
-        <w:t>Игра не заставляет думать пользователя, а просто ведет по заранее подготовленному пути.</w:t>
+      <w:bookmarkEnd w:id="4"/>
+    </w:p>
+    <w:p>
+      <w:pPr>
+        <w:pStyle w:val="a9"/>
+        <w:rPr>
+          <w:lang w:eastAsia="ru-RU"/>
+        </w:rPr>
+      </w:pPr>
+      <w:r>
+        <w:rPr>
+          <w:lang w:eastAsia="ru-RU"/>
+        </w:rPr>
+        <w:t>Современные мобильные детективы часто линейны, а их диалоги скриптовы. Игроку предлагают выбор из 3–4 готовых реплик, из-за чего невозможно задать свой вопрос или поймать персонажа на лжи. Игра не заставляет думать пользователя, а просто ведет по заранее подготовленному пути.</w:t>
       </w:r>
     </w:p>
     <w:p>
@@ -2142,31 +2658,7 @@
         <w:rPr>
           <w:lang w:eastAsia="ru-RU"/>
         </w:rPr>
-        <w:t>Разрабатываемый проект</w:t>
-      </w:r>
-      <w:r>
-        <w:rPr>
-          <w:lang w:eastAsia="ru-RU"/>
-        </w:rPr>
-        <w:t xml:space="preserve"> решает </w:t>
-      </w:r>
-      <w:r>
-        <w:rPr>
-          <w:lang w:eastAsia="ru-RU"/>
-        </w:rPr>
-        <w:t>данные</w:t>
-      </w:r>
-      <w:r>
-        <w:rPr>
-          <w:lang w:eastAsia="ru-RU"/>
-        </w:rPr>
-        <w:t xml:space="preserve"> проблемы. Ценность для пользо</w:t>
-      </w:r>
-      <w:r>
-        <w:rPr>
-          <w:lang w:eastAsia="ru-RU"/>
-        </w:rPr>
-        <w:t>вателя заключается в следующем:</w:t>
+        <w:t>Разрабатываемый проект решает данные проблемы. Ценность для пользователя заключается в следующем:</w:t>
       </w:r>
     </w:p>
     <w:p>
@@ -2174,7 +2666,7 @@
         <w:pStyle w:val="a9"/>
         <w:numPr>
           <w:ilvl w:val="0"/>
-          <w:numId w:val="31"/>
+          <w:numId w:val="2"/>
         </w:numPr>
         <w:ind w:left="0" w:firstLine="709"/>
         <w:rPr>
@@ -2186,13 +2678,7 @@
           <w:lang w:eastAsia="ru-RU"/>
         </w:rPr>
         <w:lastRenderedPageBreak/>
-        <w:t>Допрос ощущается как настоящий. Можно спросить что угодно, поймать на противо</w:t>
-      </w:r>
-      <w:r>
-        <w:rPr>
-          <w:lang w:eastAsia="ru-RU"/>
-        </w:rPr>
-        <w:t>речии, надавить уликой.</w:t>
+        <w:t>Допрос ощущается как настоящий. Можно спросить что угодно, поймать на противоречии, надавить уликой.</w:t>
       </w:r>
     </w:p>
     <w:p>
@@ -2200,7 +2686,7 @@
         <w:pStyle w:val="a9"/>
         <w:numPr>
           <w:ilvl w:val="0"/>
-          <w:numId w:val="31"/>
+          <w:numId w:val="2"/>
         </w:numPr>
         <w:ind w:left="0" w:firstLine="709"/>
         <w:rPr>
@@ -2253,7 +2739,7 @@
         <w:pStyle w:val="a9"/>
         <w:numPr>
           <w:ilvl w:val="0"/>
-          <w:numId w:val="31"/>
+          <w:numId w:val="2"/>
         </w:numPr>
         <w:ind w:left="0" w:firstLine="709"/>
         <w:rPr>
@@ -2272,7 +2758,7 @@
         <w:pStyle w:val="a9"/>
         <w:numPr>
           <w:ilvl w:val="0"/>
-          <w:numId w:val="31"/>
+          <w:numId w:val="2"/>
         </w:numPr>
         <w:ind w:left="0" w:firstLine="709"/>
         <w:rPr>
@@ -2291,7 +2777,7 @@
         <w:pStyle w:val="a9"/>
         <w:numPr>
           <w:ilvl w:val="0"/>
-          <w:numId w:val="31"/>
+          <w:numId w:val="2"/>
         </w:numPr>
         <w:ind w:left="0" w:firstLine="709"/>
         <w:rPr>
@@ -2310,7 +2796,7 @@
         <w:pStyle w:val="a9"/>
         <w:numPr>
           <w:ilvl w:val="0"/>
-          <w:numId w:val="31"/>
+          <w:numId w:val="2"/>
         </w:numPr>
         <w:ind w:left="0" w:firstLine="709"/>
         <w:rPr>
@@ -2329,21 +2815,21 @@
         <w:pStyle w:val="3"/>
         <w:numPr>
           <w:ilvl w:val="2"/>
-          <w:numId w:val="30"/>
+          <w:numId w:val="1"/>
         </w:numPr>
         <w:ind w:left="0" w:firstLine="709"/>
         <w:rPr>
           <w:lang w:eastAsia="ru-RU"/>
         </w:rPr>
       </w:pPr>
-      <w:bookmarkStart w:id="6" w:name="_Toc243263526"/>
+      <w:bookmarkStart w:id="5" w:name="_Toc243330111"/>
       <w:r>
         <w:rPr>
           <w:lang w:eastAsia="ru-RU"/>
         </w:rPr>
         <w:t>Сравнительный анализ аналогов</w:t>
       </w:r>
-      <w:bookmarkEnd w:id="6"/>
+      <w:bookmarkEnd w:id="5"/>
     </w:p>
     <w:p>
       <w:pPr>
@@ -2392,31 +2878,7 @@
         <w:rPr>
           <w:lang w:eastAsia="ru-RU"/>
         </w:rPr>
-        <w:t xml:space="preserve"> -</w:t>
-      </w:r>
-      <w:r>
-        <w:rPr>
-          <w:lang w:eastAsia="ru-RU"/>
-        </w:rPr>
-        <w:t xml:space="preserve"> классическая мобильная игра в жанре «поиск предметов». Игрок исследует сцены преступлений и допрашивает подозреваемых. Игра имеет огромную аудиторию, но её ключевой недостаток </w:t>
-      </w:r>
-      <w:r>
-        <w:rPr>
-          <w:lang w:eastAsia="ru-RU"/>
-        </w:rPr>
-        <w:t>-</w:t>
-      </w:r>
-      <w:r>
-        <w:rPr>
-          <w:lang w:eastAsia="ru-RU"/>
-        </w:rPr>
-        <w:t xml:space="preserve"> полностью скриптовые </w:t>
-      </w:r>
-      <w:r>
-        <w:rPr>
-          <w:lang w:eastAsia="ru-RU"/>
-        </w:rPr>
-        <w:t>диалоги и линейное прохождение.</w:t>
+        <w:t xml:space="preserve"> - классическая мобильная игра в жанре «поиск предметов». Игрок исследует сцены преступлений и допрашивает подозреваемых. Игра имеет огромную аудиторию, но её ключевой недостаток - полностью скриптовые диалоги и линейное прохождение.</w:t>
       </w:r>
     </w:p>
     <w:p>
@@ -2438,13 +2900,7 @@
         <w:rPr>
           <w:lang w:eastAsia="ru-RU"/>
         </w:rPr>
-        <w:t xml:space="preserve"> -</w:t>
-      </w:r>
-      <w:r>
-        <w:rPr>
-          <w:lang w:eastAsia="ru-RU"/>
-        </w:rPr>
-        <w:t xml:space="preserve"> популярный сюжетный детектив, где игрок общается с персонажами через </w:t>
+        <w:t xml:space="preserve"> - популярный сюжетный детектив, где игрок общается с персонажами через </w:t>
       </w:r>
       <w:proofErr w:type="spellStart"/>
       <w:r>
@@ -2458,25 +2914,7 @@
         <w:rPr>
           <w:lang w:eastAsia="ru-RU"/>
         </w:rPr>
-        <w:t xml:space="preserve"> мессенджер. </w:t>
-      </w:r>
-      <w:r>
-        <w:rPr>
-          <w:lang w:eastAsia="ru-RU"/>
-        </w:rPr>
-        <w:t xml:space="preserve">Диалоги </w:t>
-      </w:r>
-      <w:r>
-        <w:rPr>
-          <w:lang w:eastAsia="ru-RU"/>
-        </w:rPr>
-        <w:t>здесь представляют собой выбор из готовых вариантов ответа</w:t>
-      </w:r>
-      <w:r>
-        <w:rPr>
-          <w:lang w:eastAsia="ru-RU"/>
-        </w:rPr>
-        <w:t>.</w:t>
+        <w:t xml:space="preserve"> мессенджер. Диалоги здесь представляют собой выбор из готовых вариантов ответа.</w:t>
       </w:r>
     </w:p>
     <w:p>
@@ -2540,63 +2978,21 @@
         <w:rPr>
           <w:lang w:eastAsia="ru-RU"/>
         </w:rPr>
-        <w:t xml:space="preserve"> </w:t>
-      </w:r>
-      <w:r>
-        <w:rPr>
-          <w:lang w:eastAsia="ru-RU"/>
-        </w:rPr>
-        <w:t>-</w:t>
-      </w:r>
-      <w:r>
-        <w:rPr>
-          <w:lang w:eastAsia="ru-RU"/>
-        </w:rPr>
-        <w:t xml:space="preserve"> </w:t>
-      </w:r>
-      <w:r>
-        <w:rPr>
-          <w:lang w:eastAsia="ru-RU"/>
-        </w:rPr>
-        <w:t>современный проект, который использует в своей работе ИИ. Игра предлагает не «шаблонных</w:t>
-      </w:r>
-      <w:r>
-        <w:rPr>
-          <w:lang w:eastAsia="ru-RU"/>
-        </w:rPr>
-        <w:t>» ИИ-подозреваемых, которых можно допрашивать свободным текс</w:t>
-      </w:r>
-      <w:r>
-        <w:rPr>
-          <w:lang w:eastAsia="ru-RU"/>
-        </w:rPr>
-        <w:t>том. Персонажи лгут и ломаются</w:t>
-      </w:r>
-      <w:r>
-        <w:rPr>
-          <w:lang w:eastAsia="ru-RU"/>
-        </w:rPr>
-        <w:t xml:space="preserve"> под давлением. О</w:t>
-      </w:r>
-    </w:p>
-    <w:p>
-      <w:pPr>
-        <w:pStyle w:val="a9"/>
-        <w:rPr>
-          <w:lang w:eastAsia="ru-RU"/>
-        </w:rPr>
-      </w:pPr>
-      <w:r>
-        <w:rPr>
-          <w:lang w:eastAsia="ru-RU"/>
-        </w:rPr>
-        <w:t xml:space="preserve">На основе проведенного анализа </w:t>
-      </w:r>
-      <w:r>
-        <w:rPr>
-          <w:lang w:eastAsia="ru-RU"/>
-        </w:rPr>
-        <w:t>и выявления основных преимуществ и недостатков аналогов, была составлена сравнительная таблица.</w:t>
+        <w:t xml:space="preserve"> - современный проект, который использует в своей работе ИИ. Игра предлагает не «шаблонных» ИИ-подозреваемых, которых можно допрашивать свободным текстом. Персонажи лгут и ломаются под давлением. О</w:t>
+      </w:r>
+    </w:p>
+    <w:p>
+      <w:pPr>
+        <w:pStyle w:val="a9"/>
+        <w:rPr>
+          <w:lang w:eastAsia="ru-RU"/>
+        </w:rPr>
+      </w:pPr>
+      <w:r>
+        <w:rPr>
+          <w:lang w:eastAsia="ru-RU"/>
+        </w:rPr>
+        <w:t>На основе проведенного анализа и выявления основных преимуществ и недостатков аналогов, была составлена сравнительная таблица.</w:t>
       </w:r>
     </w:p>
     <w:p>
@@ -2831,73 +3227,84 @@
                 <w:sz w:val="24"/>
                 <w:szCs w:val="24"/>
               </w:rPr>
-              <w:t>Поиск предметов,</w:t>
-            </w:r>
-            <w:r>
+              <w:t>Поиск предметов, скриптовые допросы</w:t>
+            </w:r>
+          </w:p>
+        </w:tc>
+        <w:tc>
+          <w:tcPr>
+            <w:tcW w:w="1701" w:type="dxa"/>
+          </w:tcPr>
+          <w:p>
+            <w:pPr>
+              <w:pStyle w:val="a9"/>
+              <w:ind w:firstLine="0"/>
               <w:rPr>
                 <w:sz w:val="24"/>
                 <w:szCs w:val="24"/>
-              </w:rPr>
-              <w:t xml:space="preserve"> скриптовые допросы</w:t>
-            </w:r>
-          </w:p>
-        </w:tc>
-        <w:tc>
-          <w:tcPr>
-            <w:tcW w:w="1701" w:type="dxa"/>
-          </w:tcPr>
-          <w:p>
-            <w:pPr>
-              <w:pStyle w:val="a9"/>
-              <w:ind w:firstLine="0"/>
+                <w:lang w:eastAsia="ru-RU"/>
+              </w:rPr>
+            </w:pPr>
+            <w:r>
               <w:rPr>
                 <w:sz w:val="24"/>
                 <w:szCs w:val="24"/>
-                <w:lang w:eastAsia="ru-RU"/>
-              </w:rPr>
-            </w:pPr>
-            <w:r>
+              </w:rPr>
+              <w:t>Сюжетный детектив через мессенджер</w:t>
+            </w:r>
+          </w:p>
+        </w:tc>
+        <w:tc>
+          <w:tcPr>
+            <w:tcW w:w="1701" w:type="dxa"/>
+          </w:tcPr>
+          <w:p>
+            <w:pPr>
+              <w:pStyle w:val="a9"/>
+              <w:ind w:firstLine="0"/>
               <w:rPr>
                 <w:sz w:val="24"/>
                 <w:szCs w:val="24"/>
-              </w:rPr>
-              <w:t>Сюжетный детектив через мессенджер</w:t>
-            </w:r>
-          </w:p>
-        </w:tc>
-        <w:tc>
-          <w:tcPr>
-            <w:tcW w:w="1701" w:type="dxa"/>
-          </w:tcPr>
-          <w:p>
-            <w:pPr>
-              <w:pStyle w:val="a9"/>
-              <w:ind w:firstLine="0"/>
+                <w:lang w:eastAsia="ru-RU"/>
+              </w:rPr>
+            </w:pPr>
+            <w:r>
               <w:rPr>
                 <w:sz w:val="24"/>
                 <w:szCs w:val="24"/>
-                <w:lang w:eastAsia="ru-RU"/>
-              </w:rPr>
-            </w:pPr>
-            <w:r>
+              </w:rPr>
+              <w:t>Симулятор ИИ-допроса</w:t>
+            </w:r>
+          </w:p>
+        </w:tc>
+        <w:tc>
+          <w:tcPr>
+            <w:tcW w:w="1553" w:type="dxa"/>
+          </w:tcPr>
+          <w:p>
+            <w:pPr>
+              <w:pStyle w:val="a9"/>
+              <w:ind w:firstLine="0"/>
               <w:rPr>
                 <w:sz w:val="24"/>
                 <w:szCs w:val="24"/>
-              </w:rPr>
-              <w:t>Симулятор ИИ-</w:t>
-            </w:r>
+                <w:lang w:eastAsia="ru-RU"/>
+              </w:rPr>
+            </w:pPr>
             <w:r>
               <w:rPr>
                 <w:sz w:val="24"/>
                 <w:szCs w:val="24"/>
               </w:rPr>
-              <w:t>допроса</w:t>
-            </w:r>
-          </w:p>
-        </w:tc>
-        <w:tc>
-          <w:tcPr>
-            <w:tcW w:w="1553" w:type="dxa"/>
+              <w:t>Сюжетный детектив с использованием ИИ технологий</w:t>
+            </w:r>
+          </w:p>
+        </w:tc>
+      </w:tr>
+      <w:tr>
+        <w:tc>
+          <w:tcPr>
+            <w:tcW w:w="2547" w:type="dxa"/>
           </w:tcPr>
           <w:p>
             <w:pPr>
@@ -2913,8 +3320,101 @@
               <w:rPr>
                 <w:sz w:val="24"/>
                 <w:szCs w:val="24"/>
-              </w:rPr>
-              <w:t>Сюжетный детектив с использованием ИИ технологий</w:t>
+                <w:lang w:eastAsia="ru-RU"/>
+              </w:rPr>
+              <w:t>Свобода диалога</w:t>
+            </w:r>
+          </w:p>
+        </w:tc>
+        <w:tc>
+          <w:tcPr>
+            <w:tcW w:w="1843" w:type="dxa"/>
+          </w:tcPr>
+          <w:p>
+            <w:pPr>
+              <w:pStyle w:val="a9"/>
+              <w:ind w:firstLine="0"/>
+              <w:rPr>
+                <w:sz w:val="24"/>
+                <w:szCs w:val="24"/>
+                <w:lang w:eastAsia="ru-RU"/>
+              </w:rPr>
+            </w:pPr>
+            <w:r>
+              <w:rPr>
+                <w:sz w:val="24"/>
+                <w:szCs w:val="24"/>
+              </w:rPr>
+              <w:t>Выбор из готовых фраз</w:t>
+            </w:r>
+          </w:p>
+        </w:tc>
+        <w:tc>
+          <w:tcPr>
+            <w:tcW w:w="1701" w:type="dxa"/>
+          </w:tcPr>
+          <w:p>
+            <w:pPr>
+              <w:pStyle w:val="a9"/>
+              <w:ind w:firstLine="0"/>
+              <w:rPr>
+                <w:sz w:val="24"/>
+                <w:szCs w:val="24"/>
+                <w:lang w:eastAsia="ru-RU"/>
+              </w:rPr>
+            </w:pPr>
+            <w:r>
+              <w:rPr>
+                <w:sz w:val="24"/>
+                <w:szCs w:val="24"/>
+              </w:rPr>
+              <w:t>Выбор из готовых фраз</w:t>
+            </w:r>
+          </w:p>
+        </w:tc>
+        <w:tc>
+          <w:tcPr>
+            <w:tcW w:w="1701" w:type="dxa"/>
+          </w:tcPr>
+          <w:p>
+            <w:pPr>
+              <w:pStyle w:val="a9"/>
+              <w:ind w:firstLine="0"/>
+              <w:rPr>
+                <w:sz w:val="24"/>
+                <w:szCs w:val="24"/>
+                <w:lang w:eastAsia="ru-RU"/>
+              </w:rPr>
+            </w:pPr>
+            <w:r>
+              <w:rPr>
+                <w:sz w:val="24"/>
+                <w:szCs w:val="24"/>
+              </w:rPr>
+              <w:t>Свободный текстовый ввод</w:t>
+            </w:r>
+          </w:p>
+        </w:tc>
+        <w:tc>
+          <w:tcPr>
+            <w:tcW w:w="1553" w:type="dxa"/>
+          </w:tcPr>
+          <w:p>
+            <w:pPr>
+              <w:pStyle w:val="a9"/>
+              <w:ind w:firstLine="0"/>
+              <w:rPr>
+                <w:sz w:val="24"/>
+                <w:szCs w:val="24"/>
+                <w:lang w:eastAsia="ru-RU"/>
+              </w:rPr>
+            </w:pPr>
+            <w:r>
+              <w:rPr>
+                <w:sz w:val="24"/>
+                <w:szCs w:val="24"/>
+              </w:rPr>
+              <w:t xml:space="preserve">Свободный ввод </w:t>
             </w:r>
           </w:p>
         </w:tc>
@@ -2940,7 +3440,7 @@
                 <w:szCs w:val="24"/>
                 <w:lang w:eastAsia="ru-RU"/>
               </w:rPr>
-              <w:t>Свобода диалога</w:t>
+              <w:t>Ложь и давление</w:t>
             </w:r>
           </w:p>
         </w:tc>
@@ -2962,8 +3462,9 @@
               <w:rPr>
                 <w:sz w:val="24"/>
                 <w:szCs w:val="24"/>
-              </w:rPr>
-              <w:t>Выбор из готовых фраз</w:t>
+                <w:lang w:eastAsia="ru-RU"/>
+              </w:rPr>
+              <w:t>Персонажи следуют заранее заготовленному сценарию</w:t>
             </w:r>
           </w:p>
         </w:tc>
@@ -2985,8 +3486,9 @@
               <w:rPr>
                 <w:sz w:val="24"/>
                 <w:szCs w:val="24"/>
-              </w:rPr>
-              <w:t>Выбор из готовых фраз</w:t>
+                <w:lang w:eastAsia="ru-RU"/>
+              </w:rPr>
+              <w:t>Персонажи следуют заранее заготовленному сценарию</w:t>
             </w:r>
           </w:p>
         </w:tc>
@@ -3008,8 +3510,9 @@
               <w:rPr>
                 <w:sz w:val="24"/>
                 <w:szCs w:val="24"/>
-              </w:rPr>
-              <w:t>Свободный текстовый ввод</w:t>
+                <w:lang w:eastAsia="ru-RU"/>
+              </w:rPr>
+              <w:t>Подозреваемые умеют лгать и реагируют на давление</w:t>
             </w:r>
           </w:p>
         </w:tc>
@@ -3031,138 +3534,9 @@
               <w:rPr>
                 <w:sz w:val="24"/>
                 <w:szCs w:val="24"/>
-              </w:rPr>
-              <w:t xml:space="preserve">Свободный ввод </w:t>
-            </w:r>
-          </w:p>
-        </w:tc>
-      </w:tr>
-      <w:tr>
-        <w:tc>
-          <w:tcPr>
-            <w:tcW w:w="2547" w:type="dxa"/>
-          </w:tcPr>
-          <w:p>
-            <w:pPr>
-              <w:pStyle w:val="a9"/>
-              <w:ind w:firstLine="0"/>
-              <w:rPr>
-                <w:sz w:val="24"/>
-                <w:szCs w:val="24"/>
-                <w:lang w:eastAsia="ru-RU"/>
-              </w:rPr>
-            </w:pPr>
-            <w:r>
-              <w:rPr>
-                <w:sz w:val="24"/>
-                <w:szCs w:val="24"/>
-                <w:lang w:eastAsia="ru-RU"/>
-              </w:rPr>
-              <w:t>Ложь и давление</w:t>
-            </w:r>
-          </w:p>
-        </w:tc>
-        <w:tc>
-          <w:tcPr>
-            <w:tcW w:w="1843" w:type="dxa"/>
-          </w:tcPr>
-          <w:p>
-            <w:pPr>
-              <w:pStyle w:val="a9"/>
-              <w:ind w:firstLine="0"/>
-              <w:rPr>
-                <w:sz w:val="24"/>
-                <w:szCs w:val="24"/>
-                <w:lang w:eastAsia="ru-RU"/>
-              </w:rPr>
-            </w:pPr>
-            <w:r>
-              <w:rPr>
-                <w:sz w:val="24"/>
-                <w:szCs w:val="24"/>
-                <w:lang w:eastAsia="ru-RU"/>
-              </w:rPr>
-              <w:t>Персонажи следуют заранее заготовленному сценарию</w:t>
-            </w:r>
-          </w:p>
-        </w:tc>
-        <w:tc>
-          <w:tcPr>
-            <w:tcW w:w="1701" w:type="dxa"/>
-          </w:tcPr>
-          <w:p>
-            <w:pPr>
-              <w:pStyle w:val="a9"/>
-              <w:ind w:firstLine="0"/>
-              <w:rPr>
-                <w:sz w:val="24"/>
-                <w:szCs w:val="24"/>
-                <w:lang w:eastAsia="ru-RU"/>
-              </w:rPr>
-            </w:pPr>
-            <w:r>
-              <w:rPr>
-                <w:sz w:val="24"/>
-                <w:szCs w:val="24"/>
-                <w:lang w:eastAsia="ru-RU"/>
-              </w:rPr>
-              <w:t>Персонажи следуют заранее заготовленному сценарию</w:t>
-            </w:r>
-          </w:p>
-        </w:tc>
-        <w:tc>
-          <w:tcPr>
-            <w:tcW w:w="1701" w:type="dxa"/>
-          </w:tcPr>
-          <w:p>
-            <w:pPr>
-              <w:pStyle w:val="a9"/>
-              <w:ind w:firstLine="0"/>
-              <w:rPr>
-                <w:sz w:val="24"/>
-                <w:szCs w:val="24"/>
-                <w:lang w:eastAsia="ru-RU"/>
-              </w:rPr>
-            </w:pPr>
-            <w:r>
-              <w:rPr>
-                <w:sz w:val="24"/>
-                <w:szCs w:val="24"/>
-                <w:lang w:eastAsia="ru-RU"/>
-              </w:rPr>
-              <w:t>Подозреваемые умеют лгать и реагируют на давление</w:t>
-            </w:r>
-          </w:p>
-        </w:tc>
-        <w:tc>
-          <w:tcPr>
-            <w:tcW w:w="1553" w:type="dxa"/>
-          </w:tcPr>
-          <w:p>
-            <w:pPr>
-              <w:pStyle w:val="a9"/>
-              <w:ind w:firstLine="0"/>
-              <w:rPr>
-                <w:sz w:val="24"/>
-                <w:szCs w:val="24"/>
-                <w:lang w:eastAsia="ru-RU"/>
-              </w:rPr>
-            </w:pPr>
-            <w:r>
-              <w:rPr>
-                <w:sz w:val="24"/>
-                <w:szCs w:val="24"/>
-                <w:lang w:eastAsia="ru-RU"/>
-              </w:rPr>
-              <w:t>Подозреваемые умеют лгать и реагируют на давление</w:t>
-            </w:r>
-            <w:r>
-              <w:rPr>
-                <w:sz w:val="24"/>
-                <w:szCs w:val="24"/>
-                <w:lang w:eastAsia="ru-RU"/>
-              </w:rPr>
-              <w:t>, а так же имеют уровень стресса</w:t>
+                <w:lang w:eastAsia="ru-RU"/>
+              </w:rPr>
+              <w:t>Подозреваемые умеют лгать и реагируют на давление, а так же имеют уровень стресса</w:t>
             </w:r>
           </w:p>
         </w:tc>
@@ -3547,13 +3921,13 @@
         <w:pStyle w:val="2"/>
         <w:numPr>
           <w:ilvl w:val="1"/>
-          <w:numId w:val="30"/>
+          <w:numId w:val="1"/>
         </w:numPr>
         <w:rPr>
           <w:lang w:eastAsia="ru-RU"/>
         </w:rPr>
       </w:pPr>
-      <w:bookmarkStart w:id="7" w:name="_Toc243263527"/>
+      <w:bookmarkStart w:id="6" w:name="_Toc243330112"/>
       <w:r>
         <w:rPr>
           <w:lang w:eastAsia="ru-RU"/>
@@ -3561,28 +3935,28 @@
         <w:lastRenderedPageBreak/>
         <w:t>Составление технического задания</w:t>
       </w:r>
-      <w:bookmarkEnd w:id="7"/>
+      <w:bookmarkEnd w:id="6"/>
     </w:p>
     <w:p>
       <w:pPr>
         <w:pStyle w:val="3"/>
         <w:numPr>
           <w:ilvl w:val="2"/>
-          <w:numId w:val="30"/>
+          <w:numId w:val="1"/>
         </w:numPr>
         <w:ind w:left="0" w:firstLine="709"/>
         <w:rPr>
           <w:lang w:eastAsia="ru-RU"/>
         </w:rPr>
       </w:pPr>
-      <w:bookmarkStart w:id="8" w:name="_Toc243263528"/>
+      <w:bookmarkStart w:id="7" w:name="_Toc243330113"/>
       <w:r>
         <w:rPr>
           <w:lang w:eastAsia="ru-RU"/>
         </w:rPr>
         <w:t>Цели проекта</w:t>
       </w:r>
-      <w:bookmarkEnd w:id="8"/>
+      <w:bookmarkEnd w:id="7"/>
     </w:p>
     <w:p>
       <w:pPr>
@@ -3661,7 +4035,7 @@
         <w:pStyle w:val="a9"/>
         <w:numPr>
           <w:ilvl w:val="0"/>
-          <w:numId w:val="32"/>
+          <w:numId w:val="3"/>
         </w:numPr>
         <w:ind w:left="0" w:firstLine="709"/>
         <w:rPr>
@@ -3672,13 +4046,7 @@
         <w:rPr>
           <w:lang w:eastAsia="ru-RU"/>
         </w:rPr>
-        <w:t>Сделать детектив нелинейным. Игрок должен сам анализировать улики и показания, а не п</w:t>
-      </w:r>
-      <w:r>
-        <w:rPr>
-          <w:lang w:eastAsia="ru-RU"/>
-        </w:rPr>
-        <w:t>роходить заранее заданный путь.</w:t>
+        <w:t>Сделать детектив нелинейным. Игрок должен сам анализировать улики и показания, а не проходить заранее заданный путь.</w:t>
       </w:r>
     </w:p>
     <w:p>
@@ -3686,7 +4054,7 @@
         <w:pStyle w:val="a9"/>
         <w:numPr>
           <w:ilvl w:val="0"/>
-          <w:numId w:val="32"/>
+          <w:numId w:val="3"/>
         </w:numPr>
         <w:ind w:left="0" w:firstLine="709"/>
         <w:rPr>
@@ -3697,31 +4065,7 @@
         <w:rPr>
           <w:lang w:eastAsia="ru-RU"/>
         </w:rPr>
-        <w:t>Вывести игру за пределы экрана. Использовать возможности смартфона, чтобы расследование происходило в реальном пространст</w:t>
-      </w:r>
-      <w:r>
-        <w:rPr>
-          <w:lang w:eastAsia="ru-RU"/>
-        </w:rPr>
-        <w:t xml:space="preserve">ве: поиск улик с помощью камеры, </w:t>
-      </w:r>
-      <w:r>
-        <w:rPr>
-          <w:lang w:eastAsia="ru-RU"/>
-        </w:rPr>
-        <w:t>расшифровка азбуки Морзе по вибрации</w:t>
-      </w:r>
-      <w:r>
-        <w:rPr>
-          <w:lang w:eastAsia="ru-RU"/>
-        </w:rPr>
-        <w:t xml:space="preserve"> и другое</w:t>
-      </w:r>
-      <w:r>
-        <w:rPr>
-          <w:lang w:eastAsia="ru-RU"/>
-        </w:rPr>
-        <w:t>.</w:t>
+        <w:t>Вывести игру за пределы экрана. Использовать возможности смартфона, чтобы расследование происходило в реальном пространстве: поиск улик с помощью камеры, расшифровка азбуки Морзе по вибрации и другое.</w:t>
       </w:r>
     </w:p>
     <w:p>
@@ -3729,7 +4073,7 @@
         <w:pStyle w:val="a9"/>
         <w:numPr>
           <w:ilvl w:val="0"/>
-          <w:numId w:val="32"/>
+          <w:numId w:val="3"/>
         </w:numPr>
         <w:ind w:left="0" w:firstLine="709"/>
         <w:rPr>
@@ -3740,13 +4084,7 @@
         <w:rPr>
           <w:lang w:eastAsia="ru-RU"/>
         </w:rPr>
-        <w:t>Разнообразить игровой процесс. Дополнить диалоги короткими мини-играми: осмотр места происшествия, сопоста</w:t>
-      </w:r>
-      <w:r>
-        <w:rPr>
-          <w:lang w:eastAsia="ru-RU"/>
-        </w:rPr>
-        <w:t>вление отпечатков, головоломки.</w:t>
+        <w:t>Разнообразить игровой процесс. Дополнить диалоги короткими мини-играми: осмотр места происшествия, сопоставление отпечатков, головоломки.</w:t>
       </w:r>
     </w:p>
     <w:p>
@@ -3754,7 +4092,7 @@
         <w:pStyle w:val="a9"/>
         <w:numPr>
           <w:ilvl w:val="0"/>
-          <w:numId w:val="32"/>
+          <w:numId w:val="3"/>
         </w:numPr>
         <w:ind w:left="0" w:firstLine="709"/>
         <w:rPr>
@@ -3773,7 +4111,7 @@
         <w:pStyle w:val="a9"/>
         <w:numPr>
           <w:ilvl w:val="0"/>
-          <w:numId w:val="32"/>
+          <w:numId w:val="3"/>
         </w:numPr>
         <w:ind w:left="0" w:firstLine="709"/>
         <w:rPr>
@@ -3784,13 +4122,7 @@
         <w:rPr>
           <w:lang w:eastAsia="ru-RU"/>
         </w:rPr>
-        <w:t>Трен</w:t>
-      </w:r>
-      <w:r>
-        <w:rPr>
-          <w:lang w:eastAsia="ru-RU"/>
-        </w:rPr>
-        <w:t>ировка внимательности и логики.</w:t>
+        <w:t>Тренировка внимательности и логики.</w:t>
       </w:r>
     </w:p>
     <w:p>
@@ -3798,7 +4130,7 @@
         <w:pStyle w:val="a9"/>
         <w:numPr>
           <w:ilvl w:val="0"/>
-          <w:numId w:val="32"/>
+          <w:numId w:val="3"/>
         </w:numPr>
         <w:ind w:left="0" w:firstLine="709"/>
         <w:rPr>
@@ -3817,21 +4149,21 @@
         <w:pStyle w:val="3"/>
         <w:numPr>
           <w:ilvl w:val="2"/>
-          <w:numId w:val="30"/>
+          <w:numId w:val="1"/>
         </w:numPr>
         <w:ind w:left="0" w:firstLine="709"/>
         <w:rPr>
           <w:lang w:eastAsia="ru-RU"/>
         </w:rPr>
       </w:pPr>
-      <w:bookmarkStart w:id="9" w:name="_Toc243263529"/>
+      <w:bookmarkStart w:id="8" w:name="_Toc243330114"/>
       <w:r>
         <w:rPr>
           <w:lang w:eastAsia="ru-RU"/>
         </w:rPr>
         <w:t>Функциональные требования</w:t>
       </w:r>
-      <w:bookmarkEnd w:id="9"/>
+      <w:bookmarkEnd w:id="8"/>
     </w:p>
     <w:p>
       <w:pPr>
@@ -4695,7 +5027,7 @@
         <w:pStyle w:val="a9"/>
         <w:numPr>
           <w:ilvl w:val="2"/>
-          <w:numId w:val="30"/>
+          <w:numId w:val="1"/>
         </w:numPr>
         <w:ind w:left="0" w:firstLine="709"/>
       </w:pPr>
@@ -4722,7 +5054,7 @@
         <w:pStyle w:val="a9"/>
         <w:numPr>
           <w:ilvl w:val="0"/>
-          <w:numId w:val="33"/>
+          <w:numId w:val="4"/>
         </w:numPr>
         <w:ind w:left="0" w:firstLine="709"/>
         <w:rPr>
@@ -4755,7 +5087,7 @@
         <w:pStyle w:val="a9"/>
         <w:numPr>
           <w:ilvl w:val="0"/>
-          <w:numId w:val="33"/>
+          <w:numId w:val="4"/>
         </w:numPr>
         <w:ind w:left="0" w:firstLine="709"/>
         <w:rPr>
@@ -4774,7 +5106,7 @@
         <w:pStyle w:val="a9"/>
         <w:numPr>
           <w:ilvl w:val="0"/>
-          <w:numId w:val="33"/>
+          <w:numId w:val="4"/>
         </w:numPr>
         <w:ind w:left="0" w:firstLine="709"/>
         <w:rPr>
@@ -4785,19 +5117,7 @@
         <w:rPr>
           <w:lang w:eastAsia="ru-RU"/>
         </w:rPr>
-        <w:t>Безопасность: ключ языковой модели хранится н</w:t>
-      </w:r>
-      <w:r>
-        <w:rPr>
-          <w:lang w:eastAsia="ru-RU"/>
-        </w:rPr>
-        <w:t>а сервере, в приложении его нет.</w:t>
-      </w:r>
-      <w:r>
-        <w:rPr>
-          <w:lang w:eastAsia="ru-RU"/>
-        </w:rPr>
-        <w:t xml:space="preserve"> Сведения о том, кто виновен, на устройство не передаются до конца дела.</w:t>
+        <w:t>Безопасность: ключ языковой модели хранится на сервере, в приложении его нет. Сведения о том, кто виновен, на устройство не передаются до конца дела.</w:t>
       </w:r>
     </w:p>
     <w:p>
@@ -4805,7 +5125,7 @@
         <w:pStyle w:val="a9"/>
         <w:numPr>
           <w:ilvl w:val="0"/>
-          <w:numId w:val="33"/>
+          <w:numId w:val="4"/>
         </w:numPr>
         <w:ind w:left="0" w:firstLine="709"/>
         <w:rPr>
@@ -4824,7 +5144,7 @@
         <w:pStyle w:val="a9"/>
         <w:numPr>
           <w:ilvl w:val="0"/>
-          <w:numId w:val="33"/>
+          <w:numId w:val="4"/>
         </w:numPr>
         <w:ind w:left="0" w:firstLine="709"/>
         <w:rPr>
@@ -4835,19 +5155,7 @@
         <w:rPr>
           <w:lang w:eastAsia="ru-RU"/>
         </w:rPr>
-        <w:t>Удобство: интерфейс на русском языке, масштабируемый шрифт, достаточная контрастность</w:t>
-      </w:r>
-      <w:r>
-        <w:rPr>
-          <w:lang w:eastAsia="ru-RU"/>
-        </w:rPr>
-        <w:t>, интерфейс приятен глазу, цветовая палитра сочетаемая</w:t>
-      </w:r>
-      <w:r>
-        <w:rPr>
-          <w:lang w:eastAsia="ru-RU"/>
-        </w:rPr>
-        <w:t>.</w:t>
+        <w:t>Удобство: интерфейс на русском языке, масштабируемый шрифт, достаточная контрастность, интерфейс приятен глазу, цветовая палитра сочетаемая.</w:t>
       </w:r>
     </w:p>
     <w:p>
@@ -4855,7 +5163,7 @@
         <w:pStyle w:val="a9"/>
         <w:numPr>
           <w:ilvl w:val="0"/>
-          <w:numId w:val="33"/>
+          <w:numId w:val="4"/>
         </w:numPr>
         <w:ind w:left="0" w:firstLine="709"/>
         <w:rPr>
@@ -4866,19 +5174,7 @@
         <w:rPr>
           <w:lang w:eastAsia="ru-RU"/>
         </w:rPr>
-        <w:t>Архитектура</w:t>
-      </w:r>
-      <w:r>
-        <w:rPr>
-          <w:lang w:eastAsia="ru-RU"/>
-        </w:rPr>
-        <w:t>: разделение на слои</w:t>
-      </w:r>
-      <w:r>
-        <w:rPr>
-          <w:lang w:eastAsia="ru-RU"/>
-        </w:rPr>
-        <w:t xml:space="preserve"> чистой архитектуры в соответствии с 3 слоями</w:t>
+        <w:t>Архитектура: разделение на слои чистой архитектуры в соответствии с 3 слоями</w:t>
       </w:r>
       <w:r>
         <w:rPr>
@@ -4940,7 +5236,7 @@
         <w:pStyle w:val="a9"/>
         <w:numPr>
           <w:ilvl w:val="0"/>
-          <w:numId w:val="33"/>
+          <w:numId w:val="4"/>
         </w:numPr>
         <w:ind w:left="0" w:firstLine="709"/>
         <w:rPr>
@@ -4983,14 +5279,14 @@
         <w:pStyle w:val="3"/>
         <w:numPr>
           <w:ilvl w:val="2"/>
-          <w:numId w:val="30"/>
+          <w:numId w:val="1"/>
         </w:numPr>
         <w:ind w:left="0" w:firstLine="709"/>
         <w:rPr>
           <w:lang w:eastAsia="ru-RU"/>
         </w:rPr>
       </w:pPr>
-      <w:bookmarkStart w:id="10" w:name="_Toc243263530"/>
+      <w:bookmarkStart w:id="9" w:name="_Toc243330115"/>
       <w:r>
         <w:rPr>
           <w:lang w:eastAsia="ru-RU"/>
@@ -5034,7 +5330,7 @@
         </w:rPr>
         <w:t>.</w:t>
       </w:r>
-      <w:bookmarkEnd w:id="10"/>
+      <w:bookmarkEnd w:id="9"/>
     </w:p>
     <w:p>
       <w:pPr>
@@ -5061,6 +5357,7 @@
       </w:pPr>
       <w:r>
         <w:rPr>
+          <w:noProof/>
           <w:lang w:eastAsia="ru-RU"/>
         </w:rPr>
         <w:drawing>
@@ -5159,7 +5456,7 @@
         <w:pStyle w:val="a9"/>
         <w:numPr>
           <w:ilvl w:val="0"/>
-          <w:numId w:val="37"/>
+          <w:numId w:val="8"/>
         </w:numPr>
         <w:ind w:left="0" w:firstLine="709"/>
         <w:rPr>
@@ -5178,7 +5475,7 @@
         <w:pStyle w:val="a9"/>
         <w:numPr>
           <w:ilvl w:val="0"/>
-          <w:numId w:val="39"/>
+          <w:numId w:val="9"/>
         </w:numPr>
         <w:ind w:left="0" w:firstLine="709"/>
         <w:rPr>
@@ -5209,7 +5506,7 @@
         <w:pStyle w:val="a9"/>
         <w:numPr>
           <w:ilvl w:val="0"/>
-          <w:numId w:val="39"/>
+          <w:numId w:val="9"/>
         </w:numPr>
         <w:ind w:left="0" w:firstLine="709"/>
         <w:rPr>
@@ -5234,7 +5531,7 @@
         <w:pStyle w:val="a9"/>
         <w:numPr>
           <w:ilvl w:val="0"/>
-          <w:numId w:val="39"/>
+          <w:numId w:val="9"/>
         </w:numPr>
         <w:ind w:left="0" w:firstLine="709"/>
         <w:rPr>
@@ -5271,7 +5568,7 @@
         <w:pStyle w:val="a9"/>
         <w:numPr>
           <w:ilvl w:val="0"/>
-          <w:numId w:val="37"/>
+          <w:numId w:val="8"/>
         </w:numPr>
         <w:ind w:left="0" w:firstLine="709"/>
         <w:rPr>
@@ -5291,7 +5588,7 @@
         <w:pStyle w:val="a9"/>
         <w:numPr>
           <w:ilvl w:val="0"/>
-          <w:numId w:val="40"/>
+          <w:numId w:val="10"/>
         </w:numPr>
         <w:ind w:left="0" w:firstLine="709"/>
         <w:rPr>
@@ -5328,7 +5625,7 @@
         <w:pStyle w:val="a9"/>
         <w:numPr>
           <w:ilvl w:val="0"/>
-          <w:numId w:val="40"/>
+          <w:numId w:val="10"/>
         </w:numPr>
         <w:ind w:left="0" w:firstLine="709"/>
         <w:rPr>
@@ -5347,7 +5644,7 @@
         <w:pStyle w:val="a9"/>
         <w:numPr>
           <w:ilvl w:val="0"/>
-          <w:numId w:val="37"/>
+          <w:numId w:val="8"/>
         </w:numPr>
         <w:ind w:left="0" w:firstLine="709"/>
         <w:rPr>
@@ -5366,7 +5663,7 @@
         <w:pStyle w:val="a9"/>
         <w:numPr>
           <w:ilvl w:val="0"/>
-          <w:numId w:val="41"/>
+          <w:numId w:val="11"/>
         </w:numPr>
         <w:ind w:left="0" w:firstLine="709"/>
         <w:rPr>
@@ -5391,7 +5688,7 @@
         <w:pStyle w:val="a9"/>
         <w:numPr>
           <w:ilvl w:val="0"/>
-          <w:numId w:val="41"/>
+          <w:numId w:val="11"/>
         </w:numPr>
         <w:ind w:left="0" w:firstLine="709"/>
         <w:rPr>
@@ -5416,7 +5713,7 @@
         <w:pStyle w:val="a9"/>
         <w:numPr>
           <w:ilvl w:val="0"/>
-          <w:numId w:val="41"/>
+          <w:numId w:val="11"/>
         </w:numPr>
         <w:ind w:left="0" w:firstLine="709"/>
         <w:rPr>
@@ -5441,7 +5738,7 @@
         <w:pStyle w:val="a9"/>
         <w:numPr>
           <w:ilvl w:val="0"/>
-          <w:numId w:val="37"/>
+          <w:numId w:val="8"/>
         </w:numPr>
         <w:ind w:left="0" w:firstLine="709"/>
         <w:rPr>
@@ -5484,7 +5781,7 @@
         <w:pStyle w:val="a9"/>
         <w:numPr>
           <w:ilvl w:val="0"/>
-          <w:numId w:val="42"/>
+          <w:numId w:val="12"/>
         </w:numPr>
         <w:ind w:left="0" w:firstLine="709"/>
         <w:rPr>
@@ -5509,7 +5806,7 @@
         <w:pStyle w:val="a9"/>
         <w:numPr>
           <w:ilvl w:val="0"/>
-          <w:numId w:val="42"/>
+          <w:numId w:val="12"/>
         </w:numPr>
         <w:ind w:left="0" w:firstLine="709"/>
         <w:rPr>
@@ -5534,7 +5831,7 @@
         <w:pStyle w:val="a9"/>
         <w:numPr>
           <w:ilvl w:val="0"/>
-          <w:numId w:val="42"/>
+          <w:numId w:val="12"/>
         </w:numPr>
         <w:ind w:left="0" w:firstLine="709"/>
         <w:rPr>
@@ -5559,7 +5856,7 @@
         <w:pStyle w:val="a9"/>
         <w:numPr>
           <w:ilvl w:val="0"/>
-          <w:numId w:val="37"/>
+          <w:numId w:val="8"/>
         </w:numPr>
         <w:ind w:left="0" w:firstLine="709"/>
         <w:rPr>
@@ -5590,7 +5887,7 @@
         <w:pStyle w:val="a9"/>
         <w:numPr>
           <w:ilvl w:val="0"/>
-          <w:numId w:val="43"/>
+          <w:numId w:val="13"/>
         </w:numPr>
         <w:ind w:left="0" w:firstLine="709"/>
         <w:rPr>
@@ -5621,7 +5918,7 @@
         <w:pStyle w:val="a9"/>
         <w:numPr>
           <w:ilvl w:val="0"/>
-          <w:numId w:val="43"/>
+          <w:numId w:val="13"/>
         </w:numPr>
         <w:ind w:left="0" w:firstLine="709"/>
         <w:rPr>
@@ -5664,7 +5961,7 @@
         <w:pStyle w:val="a9"/>
         <w:numPr>
           <w:ilvl w:val="0"/>
-          <w:numId w:val="37"/>
+          <w:numId w:val="8"/>
         </w:numPr>
         <w:ind w:left="0" w:firstLine="709"/>
         <w:rPr>
@@ -5683,7 +5980,7 @@
         <w:pStyle w:val="a9"/>
         <w:numPr>
           <w:ilvl w:val="0"/>
-          <w:numId w:val="44"/>
+          <w:numId w:val="14"/>
         </w:numPr>
         <w:ind w:left="0" w:firstLine="709"/>
         <w:rPr>
@@ -5702,7 +5999,7 @@
         <w:pStyle w:val="a9"/>
         <w:numPr>
           <w:ilvl w:val="0"/>
-          <w:numId w:val="44"/>
+          <w:numId w:val="14"/>
         </w:numPr>
         <w:ind w:left="0" w:firstLine="709"/>
         <w:rPr>
@@ -5721,7 +6018,7 @@
         <w:pStyle w:val="a9"/>
         <w:numPr>
           <w:ilvl w:val="0"/>
-          <w:numId w:val="44"/>
+          <w:numId w:val="14"/>
         </w:numPr>
         <w:ind w:left="0" w:firstLine="709"/>
         <w:rPr>
@@ -5741,7 +6038,7 @@
         <w:pStyle w:val="a9"/>
         <w:numPr>
           <w:ilvl w:val="0"/>
-          <w:numId w:val="37"/>
+          <w:numId w:val="8"/>
         </w:numPr>
         <w:ind w:left="0" w:firstLine="709"/>
         <w:rPr>
@@ -5760,7 +6057,7 @@
         <w:pStyle w:val="a9"/>
         <w:numPr>
           <w:ilvl w:val="0"/>
-          <w:numId w:val="45"/>
+          <w:numId w:val="15"/>
         </w:numPr>
         <w:ind w:left="0" w:firstLine="709"/>
         <w:rPr>
@@ -5779,7 +6076,7 @@
         <w:pStyle w:val="a9"/>
         <w:numPr>
           <w:ilvl w:val="0"/>
-          <w:numId w:val="45"/>
+          <w:numId w:val="15"/>
         </w:numPr>
         <w:ind w:left="0" w:firstLine="709"/>
         <w:rPr>
@@ -5798,7 +6095,7 @@
         <w:pStyle w:val="a9"/>
         <w:numPr>
           <w:ilvl w:val="0"/>
-          <w:numId w:val="37"/>
+          <w:numId w:val="8"/>
         </w:numPr>
         <w:ind w:left="0" w:firstLine="709"/>
         <w:rPr>
@@ -5817,7 +6114,7 @@
         <w:pStyle w:val="a9"/>
         <w:numPr>
           <w:ilvl w:val="0"/>
-          <w:numId w:val="46"/>
+          <w:numId w:val="16"/>
         </w:numPr>
         <w:ind w:left="0" w:firstLine="709"/>
         <w:rPr>
@@ -5836,7 +6133,7 @@
         <w:pStyle w:val="a9"/>
         <w:numPr>
           <w:ilvl w:val="0"/>
-          <w:numId w:val="46"/>
+          <w:numId w:val="16"/>
         </w:numPr>
         <w:ind w:left="0" w:firstLine="709"/>
         <w:rPr>
@@ -5855,7 +6152,7 @@
         <w:pStyle w:val="a9"/>
         <w:numPr>
           <w:ilvl w:val="0"/>
-          <w:numId w:val="46"/>
+          <w:numId w:val="16"/>
         </w:numPr>
         <w:ind w:left="0" w:firstLine="709"/>
         <w:rPr>
@@ -5874,14 +6171,14 @@
         <w:pStyle w:val="3"/>
         <w:numPr>
           <w:ilvl w:val="2"/>
-          <w:numId w:val="30"/>
+          <w:numId w:val="1"/>
         </w:numPr>
         <w:ind w:left="0" w:firstLine="709"/>
         <w:rPr>
           <w:lang w:eastAsia="ru-RU"/>
         </w:rPr>
       </w:pPr>
-      <w:bookmarkStart w:id="11" w:name="_Toc243263531"/>
+      <w:bookmarkStart w:id="10" w:name="_Toc243330116"/>
       <w:r>
         <w:rPr>
           <w:lang w:eastAsia="ru-RU"/>
@@ -5894,7 +6191,7 @@
         </w:rPr>
         <w:t>обработке ошибок</w:t>
       </w:r>
-      <w:bookmarkEnd w:id="11"/>
+      <w:bookmarkEnd w:id="10"/>
     </w:p>
     <w:p>
       <w:pPr>
@@ -6326,21 +6623,21 @@
         <w:pStyle w:val="3"/>
         <w:numPr>
           <w:ilvl w:val="2"/>
-          <w:numId w:val="30"/>
+          <w:numId w:val="1"/>
         </w:numPr>
         <w:ind w:left="0" w:firstLine="709"/>
         <w:rPr>
           <w:lang w:eastAsia="ru-RU"/>
         </w:rPr>
       </w:pPr>
-      <w:bookmarkStart w:id="12" w:name="_Toc243263532"/>
+      <w:bookmarkStart w:id="11" w:name="_Toc243330117"/>
       <w:r>
         <w:rPr>
           <w:lang w:eastAsia="ru-RU"/>
         </w:rPr>
         <w:t>Требования к работе без интернета</w:t>
       </w:r>
-      <w:bookmarkEnd w:id="12"/>
+      <w:bookmarkEnd w:id="11"/>
     </w:p>
     <w:p>
       <w:pPr>
@@ -6367,7 +6664,7 @@
         <w:pStyle w:val="a9"/>
         <w:numPr>
           <w:ilvl w:val="0"/>
-          <w:numId w:val="34"/>
+          <w:numId w:val="5"/>
         </w:numPr>
         <w:ind w:left="0" w:firstLine="709"/>
         <w:rPr>
@@ -6386,7 +6683,7 @@
         <w:pStyle w:val="a9"/>
         <w:numPr>
           <w:ilvl w:val="0"/>
-          <w:numId w:val="34"/>
+          <w:numId w:val="5"/>
         </w:numPr>
         <w:ind w:left="0" w:firstLine="709"/>
         <w:rPr>
@@ -6405,7 +6702,7 @@
         <w:pStyle w:val="a9"/>
         <w:numPr>
           <w:ilvl w:val="0"/>
-          <w:numId w:val="34"/>
+          <w:numId w:val="5"/>
         </w:numPr>
         <w:ind w:left="0" w:firstLine="709"/>
         <w:rPr>
@@ -6424,7 +6721,7 @@
         <w:pStyle w:val="a9"/>
         <w:numPr>
           <w:ilvl w:val="0"/>
-          <w:numId w:val="34"/>
+          <w:numId w:val="5"/>
         </w:numPr>
         <w:ind w:left="0" w:firstLine="709"/>
         <w:rPr>
@@ -6444,7 +6741,7 @@
         <w:pStyle w:val="a9"/>
         <w:numPr>
           <w:ilvl w:val="0"/>
-          <w:numId w:val="34"/>
+          <w:numId w:val="5"/>
         </w:numPr>
         <w:ind w:left="0" w:firstLine="709"/>
         <w:rPr>
@@ -6455,31 +6752,7 @@
         <w:rPr>
           <w:lang w:eastAsia="ru-RU"/>
         </w:rPr>
-        <w:t>Понятная индикация. Если сети нет, в приложении виден</w:t>
-      </w:r>
-      <w:r>
-        <w:rPr>
-          <w:lang w:eastAsia="ru-RU"/>
-        </w:rPr>
-        <w:t>о</w:t>
-      </w:r>
-      <w:r>
-        <w:rPr>
-          <w:lang w:eastAsia="ru-RU"/>
-        </w:rPr>
-        <w:t xml:space="preserve"> </w:t>
-      </w:r>
-      <w:r>
-        <w:rPr>
-          <w:lang w:eastAsia="ru-RU"/>
-        </w:rPr>
-        <w:t>сообщение</w:t>
-      </w:r>
-      <w:r>
-        <w:rPr>
-          <w:lang w:eastAsia="ru-RU"/>
-        </w:rPr>
-        <w:t xml:space="preserve"> «Нет подключения». Недоступные функции помечены, а доступные работают как обычно.</w:t>
+        <w:t>Понятная индикация. Если сети нет, в приложении видено сообщение «Нет подключения». Недоступные функции помечены, а доступные работают как обычно.</w:t>
       </w:r>
     </w:p>
     <w:p>
@@ -6487,7 +6760,7 @@
         <w:pStyle w:val="a9"/>
         <w:numPr>
           <w:ilvl w:val="0"/>
-          <w:numId w:val="34"/>
+          <w:numId w:val="5"/>
         </w:numPr>
         <w:ind w:left="0" w:firstLine="709"/>
         <w:rPr>
@@ -6506,7 +6779,7 @@
         <w:pStyle w:val="a9"/>
         <w:numPr>
           <w:ilvl w:val="0"/>
-          <w:numId w:val="34"/>
+          <w:numId w:val="5"/>
         </w:numPr>
         <w:ind w:left="0" w:firstLine="709"/>
         <w:rPr>
@@ -6525,7 +6798,7 @@
         <w:pStyle w:val="a9"/>
         <w:numPr>
           <w:ilvl w:val="0"/>
-          <w:numId w:val="34"/>
+          <w:numId w:val="5"/>
         </w:numPr>
         <w:ind w:left="0" w:firstLine="709"/>
         <w:rPr>
@@ -6544,28 +6817,36 @@
         <w:pStyle w:val="3"/>
         <w:numPr>
           <w:ilvl w:val="2"/>
-          <w:numId w:val="30"/>
+          <w:numId w:val="1"/>
         </w:numPr>
         <w:ind w:left="0" w:firstLine="709"/>
         <w:rPr>
           <w:lang w:eastAsia="ru-RU"/>
         </w:rPr>
       </w:pPr>
-      <w:bookmarkStart w:id="13" w:name="_Toc243263533"/>
-      <w:r>
-        <w:rPr>
-          <w:lang w:eastAsia="ru-RU"/>
-        </w:rPr>
-        <w:t xml:space="preserve">Приоритизация </w:t>
-      </w:r>
+      <w:bookmarkStart w:id="12" w:name="_Toc243330118"/>
       <w:proofErr w:type="spellStart"/>
       <w:r>
         <w:rPr>
           <w:lang w:eastAsia="ru-RU"/>
         </w:rPr>
+        <w:t>Приоритизация</w:t>
+      </w:r>
+      <w:proofErr w:type="spellEnd"/>
+      <w:r>
+        <w:rPr>
+          <w:lang w:eastAsia="ru-RU"/>
+        </w:rPr>
+        <w:t xml:space="preserve"> </w:t>
+      </w:r>
+      <w:proofErr w:type="spellStart"/>
+      <w:r>
+        <w:rPr>
+          <w:lang w:eastAsia="ru-RU"/>
+        </w:rPr>
         <w:t>MoSCoW</w:t>
       </w:r>
-      <w:bookmarkEnd w:id="13"/>
+      <w:bookmarkEnd w:id="12"/>
       <w:proofErr w:type="spellEnd"/>
     </w:p>
     <w:p>
@@ -6615,25 +6896,7 @@
         <w:rPr>
           <w:lang w:eastAsia="ru-RU"/>
         </w:rPr>
-        <w:t xml:space="preserve"> (обязательно) </w:t>
-      </w:r>
-      <w:r>
-        <w:rPr>
-          <w:lang w:eastAsia="ru-RU"/>
-        </w:rPr>
-        <w:t xml:space="preserve">- 15 основных требований функциональных, нефункциональных, требования к ошибкам и отсутствию сети. </w:t>
-      </w:r>
-      <w:r>
-        <w:rPr>
-          <w:lang w:eastAsia="ru-RU"/>
-        </w:rPr>
-        <w:t>Без них приложени</w:t>
-      </w:r>
-      <w:r>
-        <w:rPr>
-          <w:lang w:eastAsia="ru-RU"/>
-        </w:rPr>
-        <w:t>е не выполняет своё назначение:</w:t>
+        <w:t xml:space="preserve"> (обязательно) - 15 основных требований функциональных, нефункциональных, требования к ошибкам и отсутствию сети. Без них приложение не выполняет своё назначение:</w:t>
       </w:r>
     </w:p>
     <w:p>
@@ -6655,25 +6918,7 @@
         <w:rPr>
           <w:lang w:eastAsia="ru-RU"/>
         </w:rPr>
-        <w:t xml:space="preserve"> (желательно) </w:t>
-      </w:r>
-      <w:r>
-        <w:rPr>
-          <w:lang w:eastAsia="ru-RU"/>
-        </w:rPr>
-        <w:t>-</w:t>
-      </w:r>
-      <w:r>
-        <w:rPr>
-          <w:lang w:eastAsia="ru-RU"/>
-        </w:rPr>
-        <w:t xml:space="preserve"> важны, но без них игра работает. Реализуются</w:t>
-      </w:r>
-      <w:r>
-        <w:rPr>
-          <w:lang w:eastAsia="ru-RU"/>
-        </w:rPr>
-        <w:t xml:space="preserve"> после обязательных требований:</w:t>
+        <w:t xml:space="preserve"> (желательно) - важны, но без них игра работает. Реализуются после обязательных требований:</w:t>
       </w:r>
     </w:p>
     <w:p>
@@ -6681,7 +6926,7 @@
         <w:pStyle w:val="a9"/>
         <w:numPr>
           <w:ilvl w:val="0"/>
-          <w:numId w:val="35"/>
+          <w:numId w:val="6"/>
         </w:numPr>
         <w:ind w:left="0" w:firstLine="709"/>
         <w:rPr>
@@ -6700,7 +6945,7 @@
         <w:pStyle w:val="a9"/>
         <w:numPr>
           <w:ilvl w:val="0"/>
-          <w:numId w:val="35"/>
+          <w:numId w:val="6"/>
         </w:numPr>
         <w:ind w:left="0" w:firstLine="709"/>
         <w:rPr>
@@ -6711,13 +6956,7 @@
         <w:rPr>
           <w:lang w:eastAsia="ru-RU"/>
         </w:rPr>
-        <w:t xml:space="preserve">осмотр предмета с </w:t>
-      </w:r>
-      <w:r>
-        <w:rPr>
-          <w:lang w:eastAsia="ru-RU"/>
-        </w:rPr>
-        <w:t>увеличением и скрытыми деталями</w:t>
+        <w:t>осмотр предмета с увеличением и скрытыми деталями</w:t>
       </w:r>
     </w:p>
     <w:p>
@@ -6725,7 +6964,7 @@
         <w:pStyle w:val="a9"/>
         <w:numPr>
           <w:ilvl w:val="0"/>
-          <w:numId w:val="35"/>
+          <w:numId w:val="6"/>
         </w:numPr>
         <w:ind w:left="0" w:firstLine="709"/>
         <w:rPr>
@@ -6744,7 +6983,7 @@
         <w:pStyle w:val="a9"/>
         <w:numPr>
           <w:ilvl w:val="0"/>
-          <w:numId w:val="35"/>
+          <w:numId w:val="6"/>
         </w:numPr>
         <w:ind w:left="0" w:firstLine="709"/>
         <w:rPr>
@@ -6755,13 +6994,7 @@
         <w:rPr>
           <w:lang w:eastAsia="ru-RU"/>
         </w:rPr>
-        <w:t>режим поиска улик без камеры и датчиков, для устройств без ну</w:t>
-      </w:r>
-      <w:r>
-        <w:rPr>
-          <w:lang w:eastAsia="ru-RU"/>
-        </w:rPr>
-        <w:t>жных датчиков и для доступности</w:t>
+        <w:t>режим поиска улик без камеры и датчиков, для устройств без нужных датчиков и для доступности</w:t>
       </w:r>
     </w:p>
     <w:p>
@@ -6769,7 +7002,7 @@
         <w:pStyle w:val="a9"/>
         <w:numPr>
           <w:ilvl w:val="0"/>
-          <w:numId w:val="35"/>
+          <w:numId w:val="6"/>
         </w:numPr>
         <w:ind w:left="0" w:firstLine="709"/>
         <w:rPr>
@@ -6816,13 +7049,7 @@
         <w:rPr>
           <w:lang w:eastAsia="ru-RU"/>
         </w:rPr>
-        <w:t xml:space="preserve"> (если останется время)</w:t>
-      </w:r>
-      <w:r>
-        <w:rPr>
-          <w:lang w:eastAsia="ru-RU"/>
-        </w:rPr>
-        <w:t>:</w:t>
+        <w:t xml:space="preserve"> (если останется время):</w:t>
       </w:r>
     </w:p>
     <w:p>
@@ -6830,7 +7057,7 @@
         <w:pStyle w:val="a9"/>
         <w:numPr>
           <w:ilvl w:val="0"/>
-          <w:numId w:val="35"/>
+          <w:numId w:val="6"/>
         </w:numPr>
         <w:ind w:left="0" w:firstLine="709"/>
         <w:rPr>
@@ -6841,13 +7068,7 @@
         <w:rPr>
           <w:lang w:eastAsia="ru-RU"/>
         </w:rPr>
-        <w:t>профиль и статистика игрока (количество пр</w:t>
-      </w:r>
-      <w:r>
-        <w:rPr>
-          <w:lang w:eastAsia="ru-RU"/>
-        </w:rPr>
-        <w:t>ойденных дел, время, подсказки)</w:t>
+        <w:t>профиль и статистика игрока (количество пройденных дел, время, подсказки)</w:t>
       </w:r>
     </w:p>
     <w:p>
@@ -6855,7 +7076,7 @@
         <w:pStyle w:val="a9"/>
         <w:numPr>
           <w:ilvl w:val="0"/>
-          <w:numId w:val="35"/>
+          <w:numId w:val="6"/>
         </w:numPr>
         <w:ind w:left="0" w:firstLine="709"/>
         <w:rPr>
@@ -6867,13 +7088,7 @@
           <w:lang w:eastAsia="ru-RU"/>
         </w:rPr>
         <w:lastRenderedPageBreak/>
-        <w:t>озвучка реплик персонажей встро</w:t>
-      </w:r>
-      <w:r>
-        <w:rPr>
-          <w:lang w:eastAsia="ru-RU"/>
-        </w:rPr>
-        <w:t xml:space="preserve">енным синтезатором речи </w:t>
+        <w:t xml:space="preserve">озвучка реплик персонажей встроенным синтезатором речи </w:t>
       </w:r>
       <w:proofErr w:type="spellStart"/>
       <w:r>
@@ -6896,20 +7111,38 @@
         <w:rPr>
           <w:lang w:eastAsia="ru-RU"/>
         </w:rPr>
-        <w:t>Won’t</w:t>
+        <w:t>Won</w:t>
+      </w:r>
+      <w:r>
+        <w:rPr>
+          <w:lang w:eastAsia="ru-RU"/>
+        </w:rPr>
+        <w:t>’</w:t>
+      </w:r>
+      <w:r>
+        <w:rPr>
+          <w:lang w:eastAsia="ru-RU"/>
+        </w:rPr>
+        <w:t>t</w:t>
       </w:r>
       <w:proofErr w:type="spellEnd"/>
       <w:r>
         <w:rPr>
           <w:lang w:eastAsia="ru-RU"/>
         </w:rPr>
-        <w:t xml:space="preserve"> (в этой версии не </w:t>
-      </w:r>
-      <w:r>
-        <w:rPr>
-          <w:lang w:eastAsia="ru-RU"/>
-        </w:rPr>
-        <w:t>делаем) — сознательно отложено:</w:t>
+        <w:t xml:space="preserve"> (в этой версии не делаем) </w:t>
+      </w:r>
+      <w:r>
+        <w:rPr>
+          <w:lang w:eastAsia="ru-RU"/>
+        </w:rPr>
+        <w:t>-</w:t>
+      </w:r>
+      <w:r>
+        <w:rPr>
+          <w:lang w:eastAsia="ru-RU"/>
+        </w:rPr>
+        <w:t xml:space="preserve"> сознательно отложено:</w:t>
       </w:r>
     </w:p>
     <w:p>
@@ -6917,7 +7150,7 @@
         <w:pStyle w:val="a9"/>
         <w:numPr>
           <w:ilvl w:val="0"/>
-          <w:numId w:val="36"/>
+          <w:numId w:val="7"/>
         </w:numPr>
         <w:ind w:left="0" w:firstLine="709"/>
         <w:rPr>
@@ -6929,13 +7162,7 @@
         <w:rPr>
           <w:lang w:eastAsia="ru-RU"/>
         </w:rPr>
-        <w:t>мультип</w:t>
-      </w:r>
-      <w:r>
-        <w:rPr>
-          <w:lang w:eastAsia="ru-RU"/>
-        </w:rPr>
-        <w:t>леер</w:t>
+        <w:t>мультиплеер</w:t>
       </w:r>
       <w:proofErr w:type="spellEnd"/>
       <w:r>
@@ -6950,7 +7177,7 @@
         <w:pStyle w:val="a9"/>
         <w:numPr>
           <w:ilvl w:val="0"/>
-          <w:numId w:val="36"/>
+          <w:numId w:val="7"/>
         </w:numPr>
         <w:ind w:left="0" w:firstLine="709"/>
         <w:rPr>
@@ -6969,7 +7196,7 @@
         <w:pStyle w:val="a9"/>
         <w:numPr>
           <w:ilvl w:val="0"/>
-          <w:numId w:val="36"/>
+          <w:numId w:val="7"/>
         </w:numPr>
         <w:ind w:left="0" w:firstLine="709"/>
         <w:rPr>
@@ -6996,7 +7223,7 @@
         <w:pStyle w:val="a9"/>
         <w:numPr>
           <w:ilvl w:val="0"/>
-          <w:numId w:val="36"/>
+          <w:numId w:val="7"/>
         </w:numPr>
         <w:ind w:left="0" w:firstLine="709"/>
         <w:rPr>
@@ -7012,15 +7239,3147 @@
     </w:p>
     <w:p>
       <w:pPr>
-        <w:pStyle w:val="a9"/>
-        <w:rPr>
-          <w:lang w:eastAsia="ru-RU"/>
-        </w:rPr>
-      </w:pPr>
-    </w:p>
-    <w:p>
-      <w:pPr>
-        <w:pStyle w:val="a9"/>
+        <w:pStyle w:val="2"/>
+        <w:numPr>
+          <w:ilvl w:val="1"/>
+          <w:numId w:val="1"/>
+        </w:numPr>
+        <w:rPr>
+          <w:lang w:val="en-US" w:eastAsia="ru-RU"/>
+        </w:rPr>
+      </w:pPr>
+      <w:bookmarkStart w:id="13" w:name="_Toc243330119"/>
+      <w:proofErr w:type="spellStart"/>
+      <w:r>
+        <w:rPr>
+          <w:lang w:val="en-US" w:eastAsia="ru-RU"/>
+        </w:rPr>
+        <w:t>Выбор</w:t>
+      </w:r>
+      <w:proofErr w:type="spellEnd"/>
+      <w:r>
+        <w:rPr>
+          <w:lang w:val="en-US" w:eastAsia="ru-RU"/>
+        </w:rPr>
+        <w:t xml:space="preserve"> </w:t>
+      </w:r>
+      <w:proofErr w:type="spellStart"/>
+      <w:r>
+        <w:rPr>
+          <w:lang w:val="en-US" w:eastAsia="ru-RU"/>
+        </w:rPr>
+        <w:t>стека</w:t>
+      </w:r>
+      <w:proofErr w:type="spellEnd"/>
+      <w:r>
+        <w:rPr>
+          <w:lang w:val="en-US" w:eastAsia="ru-RU"/>
+        </w:rPr>
+        <w:t xml:space="preserve"> и </w:t>
+      </w:r>
+      <w:proofErr w:type="spellStart"/>
+      <w:r>
+        <w:rPr>
+          <w:lang w:val="en-US" w:eastAsia="ru-RU"/>
+        </w:rPr>
+        <w:t>паттерн</w:t>
+      </w:r>
+      <w:proofErr w:type="spellEnd"/>
+      <w:r>
+        <w:rPr>
+          <w:lang w:eastAsia="ru-RU"/>
+        </w:rPr>
+        <w:t>а</w:t>
+      </w:r>
+      <w:bookmarkEnd w:id="13"/>
+    </w:p>
+    <w:p>
+      <w:pPr>
+        <w:pStyle w:val="a9"/>
+        <w:numPr>
+          <w:ilvl w:val="2"/>
+          <w:numId w:val="1"/>
+        </w:numPr>
+        <w:ind w:left="0" w:firstLine="709"/>
+        <w:rPr>
+          <w:lang w:eastAsia="ru-RU"/>
+        </w:rPr>
+      </w:pPr>
+      <w:r>
+        <w:rPr>
+          <w:lang w:eastAsia="ru-RU"/>
+        </w:rPr>
+        <w:t>Выбор архитектуры и паттерна</w:t>
+      </w:r>
+    </w:p>
+    <w:p>
+      <w:pPr>
+        <w:pStyle w:val="a9"/>
+        <w:rPr>
+          <w:lang w:eastAsia="ru-RU"/>
+        </w:rPr>
+      </w:pPr>
+      <w:r>
+        <w:rPr>
+          <w:lang w:eastAsia="ru-RU"/>
+        </w:rPr>
+        <w:t xml:space="preserve">Для реализации проекта была выбрана архитектура </w:t>
+      </w:r>
+      <w:proofErr w:type="spellStart"/>
+      <w:r>
+        <w:rPr>
+          <w:lang w:eastAsia="ru-RU"/>
+        </w:rPr>
+        <w:t>Clean</w:t>
+      </w:r>
+      <w:proofErr w:type="spellEnd"/>
+      <w:r>
+        <w:rPr>
+          <w:lang w:eastAsia="ru-RU"/>
+        </w:rPr>
+        <w:t xml:space="preserve"> </w:t>
+      </w:r>
+      <w:proofErr w:type="spellStart"/>
+      <w:r>
+        <w:rPr>
+          <w:lang w:eastAsia="ru-RU"/>
+        </w:rPr>
+        <w:t>Architecture</w:t>
+      </w:r>
+      <w:proofErr w:type="spellEnd"/>
+      <w:r>
+        <w:rPr>
+          <w:lang w:eastAsia="ru-RU"/>
+        </w:rPr>
+        <w:t xml:space="preserve"> + MVVM</w:t>
+      </w:r>
+      <w:r>
+        <w:rPr>
+          <w:lang w:eastAsia="ru-RU"/>
+        </w:rPr>
+        <w:t xml:space="preserve">, а </w:t>
+      </w:r>
+      <w:r>
+        <w:rPr>
+          <w:lang w:eastAsia="ru-RU"/>
+        </w:rPr>
+        <w:t>также</w:t>
+      </w:r>
+      <w:r>
+        <w:rPr>
+          <w:lang w:eastAsia="ru-RU"/>
+        </w:rPr>
+        <w:t xml:space="preserve"> рассмотрены и другие варианты реализации проекта:</w:t>
+      </w:r>
+    </w:p>
+    <w:p>
+      <w:pPr>
+        <w:pStyle w:val="a9"/>
+        <w:numPr>
+          <w:ilvl w:val="0"/>
+          <w:numId w:val="17"/>
+        </w:numPr>
+        <w:ind w:left="0" w:firstLine="709"/>
+        <w:rPr>
+          <w:lang w:eastAsia="ru-RU"/>
+        </w:rPr>
+      </w:pPr>
+      <w:r>
+        <w:rPr>
+          <w:lang w:eastAsia="ru-RU"/>
+        </w:rPr>
+        <w:t xml:space="preserve">MVC. В </w:t>
+      </w:r>
+      <w:proofErr w:type="spellStart"/>
+      <w:r>
+        <w:rPr>
+          <w:lang w:eastAsia="ru-RU"/>
+        </w:rPr>
+        <w:t>Android</w:t>
+      </w:r>
+      <w:proofErr w:type="spellEnd"/>
+      <w:r>
+        <w:rPr>
+          <w:lang w:eastAsia="ru-RU"/>
+        </w:rPr>
+        <w:t xml:space="preserve"> экран одновременно управляет данными и отображением, код быстро становится громоздким и плохо тестируется.</w:t>
+      </w:r>
+    </w:p>
+    <w:p>
+      <w:pPr>
+        <w:pStyle w:val="a9"/>
+        <w:numPr>
+          <w:ilvl w:val="0"/>
+          <w:numId w:val="17"/>
+        </w:numPr>
+        <w:ind w:left="0" w:firstLine="709"/>
+        <w:rPr>
+          <w:lang w:eastAsia="ru-RU"/>
+        </w:rPr>
+      </w:pPr>
+      <w:r>
+        <w:rPr>
+          <w:lang w:eastAsia="ru-RU"/>
+        </w:rPr>
+        <w:t xml:space="preserve">MVP. Логика вынесена в </w:t>
+      </w:r>
+      <w:proofErr w:type="spellStart"/>
+      <w:r>
+        <w:rPr>
+          <w:lang w:eastAsia="ru-RU"/>
+        </w:rPr>
+        <w:t>Presenter</w:t>
+      </w:r>
+      <w:proofErr w:type="spellEnd"/>
+      <w:r>
+        <w:rPr>
+          <w:lang w:eastAsia="ru-RU"/>
+        </w:rPr>
+        <w:t>, но он привязан к экрану, при повороте экрана состояние теряется, нужно много связующего кода.</w:t>
+      </w:r>
+    </w:p>
+    <w:p>
+      <w:pPr>
+        <w:pStyle w:val="a9"/>
+        <w:numPr>
+          <w:ilvl w:val="0"/>
+          <w:numId w:val="17"/>
+        </w:numPr>
+        <w:ind w:left="0" w:firstLine="709"/>
+        <w:rPr>
+          <w:lang w:eastAsia="ru-RU"/>
+        </w:rPr>
+      </w:pPr>
+      <w:r>
+        <w:rPr>
+          <w:lang w:eastAsia="ru-RU"/>
+        </w:rPr>
+        <w:t>MVI. Единое неизменяемое состояние экрана и поток событий. Предсказуемо, но для простых экранов избыточно.</w:t>
+      </w:r>
+    </w:p>
+    <w:p>
+      <w:pPr>
+        <w:pStyle w:val="a9"/>
+        <w:numPr>
+          <w:ilvl w:val="0"/>
+          <w:numId w:val="17"/>
+        </w:numPr>
+        <w:ind w:left="0" w:firstLine="709"/>
+        <w:rPr>
+          <w:lang w:eastAsia="ru-RU"/>
+        </w:rPr>
+      </w:pPr>
+      <w:r>
+        <w:rPr>
+          <w:lang w:eastAsia="ru-RU"/>
+        </w:rPr>
+        <w:t xml:space="preserve">MVVM. </w:t>
+      </w:r>
+      <w:proofErr w:type="spellStart"/>
+      <w:r>
+        <w:rPr>
+          <w:lang w:eastAsia="ru-RU"/>
+        </w:rPr>
+        <w:t>ViewModel</w:t>
+      </w:r>
+      <w:proofErr w:type="spellEnd"/>
+      <w:r>
+        <w:rPr>
+          <w:lang w:eastAsia="ru-RU"/>
+        </w:rPr>
+        <w:t xml:space="preserve"> хранит состояние экрана и не зависит от его жизненного цикла.</w:t>
+      </w:r>
+    </w:p>
+    <w:p>
+      <w:pPr>
+        <w:pStyle w:val="a9"/>
+        <w:rPr>
+          <w:lang w:eastAsia="ru-RU"/>
+        </w:rPr>
+      </w:pPr>
+      <w:r>
+        <w:rPr>
+          <w:lang w:eastAsia="ru-RU"/>
+        </w:rPr>
+        <w:t>Данная</w:t>
+      </w:r>
+      <w:r>
+        <w:rPr>
+          <w:lang w:eastAsia="ru-RU"/>
+        </w:rPr>
+        <w:t xml:space="preserve"> связка подходит игре потому, что в ней много логики, не зависящей от интерфейса: как растёт стресс персонажа, когда улика считается найденной, как проверяется обвинение. Такую логику нужно писать и проверять отдельно от экранов, камеры и сервера.</w:t>
+      </w:r>
+    </w:p>
+    <w:p>
+      <w:pPr>
+        <w:pStyle w:val="a9"/>
+        <w:rPr>
+          <w:lang w:eastAsia="ru-RU"/>
+        </w:rPr>
+      </w:pPr>
+      <w:r>
+        <w:rPr>
+          <w:lang w:eastAsia="ru-RU"/>
+        </w:rPr>
+        <w:t xml:space="preserve">Паттерн MVVM выбран вместо остальных, потому что </w:t>
+      </w:r>
+      <w:proofErr w:type="spellStart"/>
+      <w:r>
+        <w:rPr>
+          <w:lang w:eastAsia="ru-RU"/>
+        </w:rPr>
+        <w:t>ViewModel</w:t>
+      </w:r>
+      <w:proofErr w:type="spellEnd"/>
+      <w:r>
+        <w:rPr>
+          <w:lang w:eastAsia="ru-RU"/>
+        </w:rPr>
+        <w:t xml:space="preserve"> переживает поворот экрана и другие изменения конфигурации. Поэтому диалог с персонажем или процесс поиска улик не сбрасывается, если игрок повернул телефон. Экран только отображает готовое состояние (</w:t>
+      </w:r>
+      <w:proofErr w:type="spellStart"/>
+      <w:r>
+        <w:rPr>
+          <w:lang w:eastAsia="ru-RU"/>
+        </w:rPr>
+        <w:t>UiState</w:t>
+      </w:r>
+      <w:proofErr w:type="spellEnd"/>
+      <w:r>
+        <w:rPr>
+          <w:lang w:eastAsia="ru-RU"/>
+        </w:rPr>
+        <w:t xml:space="preserve">), а вся логика находится во </w:t>
+      </w:r>
+      <w:proofErr w:type="spellStart"/>
+      <w:r>
+        <w:rPr>
+          <w:lang w:eastAsia="ru-RU"/>
+        </w:rPr>
+        <w:t>ViewModel</w:t>
+      </w:r>
+      <w:proofErr w:type="spellEnd"/>
+      <w:r>
+        <w:rPr>
+          <w:lang w:eastAsia="ru-RU"/>
+        </w:rPr>
+        <w:t xml:space="preserve"> и тестируется без запуска приложения на телефоне</w:t>
+      </w:r>
+      <w:r>
+        <w:rPr>
+          <w:lang w:eastAsia="ru-RU"/>
+        </w:rPr>
+        <w:t>.</w:t>
+      </w:r>
+    </w:p>
+    <w:p>
+      <w:pPr>
+        <w:pStyle w:val="3"/>
+        <w:numPr>
+          <w:ilvl w:val="2"/>
+          <w:numId w:val="1"/>
+        </w:numPr>
+        <w:ind w:left="0" w:firstLine="698"/>
+        <w:rPr>
+          <w:lang w:eastAsia="ru-RU"/>
+        </w:rPr>
+      </w:pPr>
+      <w:bookmarkStart w:id="14" w:name="_Toc243330120"/>
+      <w:r>
+        <w:rPr>
+          <w:lang w:eastAsia="ru-RU"/>
+        </w:rPr>
+        <w:lastRenderedPageBreak/>
+        <w:t>Требования к серверной части</w:t>
+      </w:r>
+      <w:bookmarkEnd w:id="14"/>
+    </w:p>
+    <w:p>
+      <w:pPr>
+        <w:pStyle w:val="a9"/>
+        <w:rPr>
+          <w:lang w:eastAsia="ru-RU"/>
+        </w:rPr>
+      </w:pPr>
+      <w:r>
+        <w:rPr>
+          <w:lang w:eastAsia="ru-RU"/>
+        </w:rPr>
+        <w:t>Основные требования:</w:t>
+      </w:r>
+    </w:p>
+    <w:p>
+      <w:pPr>
+        <w:pStyle w:val="a9"/>
+        <w:numPr>
+          <w:ilvl w:val="0"/>
+          <w:numId w:val="21"/>
+        </w:numPr>
+        <w:ind w:left="0" w:firstLine="709"/>
+        <w:rPr>
+          <w:lang w:eastAsia="ru-RU"/>
+        </w:rPr>
+      </w:pPr>
+      <w:r>
+        <w:rPr>
+          <w:lang w:eastAsia="ru-RU"/>
+        </w:rPr>
+        <w:t>Авторизация: регистрация и вход по e-</w:t>
+      </w:r>
+      <w:proofErr w:type="spellStart"/>
+      <w:r>
+        <w:rPr>
+          <w:lang w:eastAsia="ru-RU"/>
+        </w:rPr>
+        <w:t>mail</w:t>
+      </w:r>
+      <w:proofErr w:type="spellEnd"/>
+      <w:r>
+        <w:rPr>
+          <w:lang w:eastAsia="ru-RU"/>
+        </w:rPr>
+        <w:t xml:space="preserve"> и паролю.</w:t>
+      </w:r>
+    </w:p>
+    <w:p>
+      <w:pPr>
+        <w:pStyle w:val="a9"/>
+        <w:numPr>
+          <w:ilvl w:val="0"/>
+          <w:numId w:val="21"/>
+        </w:numPr>
+        <w:ind w:left="0" w:firstLine="709"/>
+        <w:rPr>
+          <w:lang w:eastAsia="ru-RU"/>
+        </w:rPr>
+      </w:pPr>
+      <w:r>
+        <w:rPr>
+          <w:lang w:eastAsia="ru-RU"/>
+        </w:rPr>
+        <w:t xml:space="preserve">База данных </w:t>
+      </w:r>
+      <w:proofErr w:type="spellStart"/>
+      <w:r>
+        <w:rPr>
+          <w:lang w:eastAsia="ru-RU"/>
+        </w:rPr>
+        <w:t>PostgreSQL</w:t>
+      </w:r>
+      <w:proofErr w:type="spellEnd"/>
+      <w:r>
+        <w:rPr>
+          <w:lang w:eastAsia="ru-RU"/>
+        </w:rPr>
+        <w:t>: дела, персонажи, предметы, улики, сцены, прогресс игрока, инвентарь, диалоги, показания, суточный счётчик запросов к ИИ.</w:t>
+      </w:r>
+    </w:p>
+    <w:p>
+      <w:pPr>
+        <w:pStyle w:val="a9"/>
+        <w:numPr>
+          <w:ilvl w:val="0"/>
+          <w:numId w:val="21"/>
+        </w:numPr>
+        <w:ind w:left="0" w:firstLine="709"/>
+        <w:rPr>
+          <w:lang w:eastAsia="ru-RU"/>
+        </w:rPr>
+      </w:pPr>
+      <w:r>
+        <w:rPr>
+          <w:lang w:eastAsia="ru-RU"/>
+        </w:rPr>
+        <w:t>Правила доступа: игрок видит и меняет только свои данные; описания дел доступны только для чтения; сведения о виновном недоступны клиенту.</w:t>
+      </w:r>
+    </w:p>
+    <w:p>
+      <w:pPr>
+        <w:pStyle w:val="a9"/>
+        <w:numPr>
+          <w:ilvl w:val="0"/>
+          <w:numId w:val="21"/>
+        </w:numPr>
+        <w:ind w:left="0" w:firstLine="709"/>
+        <w:rPr>
+          <w:lang w:eastAsia="ru-RU"/>
+        </w:rPr>
+      </w:pPr>
+      <w:r>
+        <w:rPr>
+          <w:lang w:eastAsia="ru-RU"/>
+        </w:rPr>
+        <w:t xml:space="preserve">Хранилище файлов: закрытая папка для фото улик, открытая </w:t>
+      </w:r>
+      <w:r>
+        <w:rPr>
+          <w:lang w:eastAsia="ru-RU"/>
+        </w:rPr>
+        <w:t>-</w:t>
+      </w:r>
+      <w:r>
+        <w:rPr>
+          <w:lang w:eastAsia="ru-RU"/>
+        </w:rPr>
+        <w:t xml:space="preserve"> для картинок дел.</w:t>
+      </w:r>
+    </w:p>
+    <w:p>
+      <w:pPr>
+        <w:pStyle w:val="a9"/>
+        <w:numPr>
+          <w:ilvl w:val="0"/>
+          <w:numId w:val="21"/>
+        </w:numPr>
+        <w:ind w:left="0" w:firstLine="709"/>
+        <w:rPr>
+          <w:lang w:eastAsia="ru-RU"/>
+        </w:rPr>
+      </w:pPr>
+      <w:r>
+        <w:rPr>
+          <w:lang w:eastAsia="ru-RU"/>
+        </w:rPr>
+        <w:t>Серверные функции: диалог с ИИ, проверка обвинения.</w:t>
+      </w:r>
+    </w:p>
+    <w:p>
+      <w:pPr>
+        <w:pStyle w:val="a9"/>
+        <w:numPr>
+          <w:ilvl w:val="0"/>
+          <w:numId w:val="21"/>
+        </w:numPr>
+        <w:ind w:left="0" w:firstLine="709"/>
+        <w:rPr>
+          <w:lang w:eastAsia="ru-RU"/>
+        </w:rPr>
+      </w:pPr>
+      <w:r>
+        <w:rPr>
+          <w:lang w:eastAsia="ru-RU"/>
+        </w:rPr>
+        <w:t>Бе</w:t>
+      </w:r>
+      <w:r>
+        <w:rPr>
+          <w:lang w:eastAsia="ru-RU"/>
+        </w:rPr>
+        <w:t>зопасность: все запросы по HTTP</w:t>
+      </w:r>
+      <w:r>
+        <w:rPr>
+          <w:lang w:eastAsia="ru-RU"/>
+        </w:rPr>
+        <w:t>, ключи ИИ только в секретах сервера.</w:t>
+      </w:r>
+    </w:p>
+    <w:p>
+      <w:pPr>
+        <w:pStyle w:val="a9"/>
+        <w:numPr>
+          <w:ilvl w:val="0"/>
+          <w:numId w:val="21"/>
+        </w:numPr>
+        <w:ind w:left="0" w:firstLine="709"/>
+        <w:rPr>
+          <w:lang w:eastAsia="ru-RU"/>
+        </w:rPr>
+      </w:pPr>
+      <w:r>
+        <w:rPr>
+          <w:lang w:eastAsia="ru-RU"/>
+        </w:rPr>
+        <w:t>Ограничения: до 30 ответов ИИ в сутки на игрока, длина вопроса до 300 символов, фото не больше 2 МБ.</w:t>
+      </w:r>
+    </w:p>
+    <w:p>
+      <w:pPr>
+        <w:pStyle w:val="3"/>
+        <w:numPr>
+          <w:ilvl w:val="2"/>
+          <w:numId w:val="1"/>
+        </w:numPr>
+        <w:ind w:left="0" w:firstLine="709"/>
+      </w:pPr>
+      <w:bookmarkStart w:id="15" w:name="_Toc243330121"/>
+      <w:r>
+        <w:t>Требования к мобильному приложению</w:t>
+      </w:r>
+      <w:bookmarkEnd w:id="15"/>
+    </w:p>
+    <w:p>
+      <w:pPr>
+        <w:pStyle w:val="a9"/>
+        <w:rPr>
+          <w:lang w:eastAsia="ru-RU"/>
+        </w:rPr>
+      </w:pPr>
+      <w:r>
+        <w:rPr>
+          <w:lang w:eastAsia="ru-RU"/>
+        </w:rPr>
+        <w:t>Основные требования:</w:t>
+      </w:r>
+    </w:p>
+    <w:p>
+      <w:pPr>
+        <w:pStyle w:val="a9"/>
+        <w:numPr>
+          <w:ilvl w:val="0"/>
+          <w:numId w:val="22"/>
+        </w:numPr>
+        <w:ind w:left="0" w:firstLine="709"/>
+      </w:pPr>
+      <w:proofErr w:type="spellStart"/>
+      <w:r>
+        <w:t>Android</w:t>
+      </w:r>
+      <w:proofErr w:type="spellEnd"/>
+      <w:r>
+        <w:t xml:space="preserve"> 8.0 и выше, адаптивный интерфейс</w:t>
+      </w:r>
+      <w:r>
+        <w:t>.</w:t>
+      </w:r>
+    </w:p>
+    <w:p>
+      <w:pPr>
+        <w:pStyle w:val="a9"/>
+        <w:numPr>
+          <w:ilvl w:val="0"/>
+          <w:numId w:val="22"/>
+        </w:numPr>
+        <w:ind w:left="0" w:firstLine="709"/>
+      </w:pPr>
+      <w:r>
+        <w:t>Аппаратные возмож</w:t>
+      </w:r>
+      <w:r>
+        <w:t xml:space="preserve">ности: камера, датчик вращения, </w:t>
+      </w:r>
+      <w:proofErr w:type="spellStart"/>
+      <w:r>
+        <w:t>вибромотор</w:t>
+      </w:r>
+      <w:proofErr w:type="spellEnd"/>
+      <w:r>
+        <w:t>.</w:t>
+      </w:r>
+    </w:p>
+    <w:p>
+      <w:pPr>
+        <w:pStyle w:val="a9"/>
+        <w:numPr>
+          <w:ilvl w:val="0"/>
+          <w:numId w:val="22"/>
+        </w:numPr>
+        <w:ind w:left="0" w:firstLine="709"/>
+      </w:pPr>
+      <w:r>
+        <w:t>Разрешения: камера, распознавание активности, интернет. Запрашиваются в момент использования</w:t>
+      </w:r>
+      <w:r>
+        <w:t xml:space="preserve"> либо при первом заходе в приложение</w:t>
+      </w:r>
+      <w:r>
+        <w:t>.</w:t>
+      </w:r>
+    </w:p>
+    <w:p>
+      <w:pPr>
+        <w:pStyle w:val="a9"/>
+        <w:numPr>
+          <w:ilvl w:val="0"/>
+          <w:numId w:val="22"/>
+        </w:numPr>
+        <w:ind w:left="0" w:firstLine="709"/>
+      </w:pPr>
+      <w:r>
+        <w:t xml:space="preserve">Обращение к </w:t>
+      </w:r>
+      <w:proofErr w:type="spellStart"/>
+      <w:r>
+        <w:t>Supabase</w:t>
+      </w:r>
+      <w:proofErr w:type="spellEnd"/>
+      <w:r>
+        <w:t xml:space="preserve"> через REST API; к каждому запросу добавляются ключ проекта и </w:t>
+      </w:r>
+      <w:proofErr w:type="spellStart"/>
+      <w:r>
+        <w:t>токен</w:t>
+      </w:r>
+      <w:proofErr w:type="spellEnd"/>
+      <w:r>
+        <w:t xml:space="preserve"> игрока.</w:t>
+      </w:r>
+    </w:p>
+    <w:p>
+      <w:pPr>
+        <w:pStyle w:val="a9"/>
+        <w:numPr>
+          <w:ilvl w:val="0"/>
+          <w:numId w:val="22"/>
+        </w:numPr>
+        <w:ind w:left="0" w:firstLine="709"/>
+      </w:pPr>
+      <w:r>
+        <w:t xml:space="preserve">Локальная база </w:t>
+      </w:r>
+      <w:proofErr w:type="spellStart"/>
+      <w:r>
+        <w:t>Room</w:t>
+      </w:r>
+      <w:proofErr w:type="spellEnd"/>
+      <w:r>
+        <w:t xml:space="preserve"> </w:t>
+      </w:r>
+      <w:r>
+        <w:t>-</w:t>
+      </w:r>
+      <w:r>
+        <w:t xml:space="preserve"> основной источник данных на устройстве, изменения отправляются в облако фоновой задачей.</w:t>
+      </w:r>
+    </w:p>
+    <w:p>
+      <w:pPr>
+        <w:pStyle w:val="a9"/>
+        <w:numPr>
+          <w:ilvl w:val="0"/>
+          <w:numId w:val="22"/>
+        </w:numPr>
+        <w:ind w:left="0" w:firstLine="709"/>
+      </w:pPr>
+      <w:r>
+        <w:t xml:space="preserve">В приложении хранится только публичный ключ </w:t>
+      </w:r>
+      <w:proofErr w:type="spellStart"/>
+      <w:r>
+        <w:t>Supabase</w:t>
+      </w:r>
+      <w:proofErr w:type="spellEnd"/>
+      <w:r>
+        <w:t xml:space="preserve">, </w:t>
+      </w:r>
+      <w:proofErr w:type="spellStart"/>
+      <w:r>
+        <w:t>токен</w:t>
+      </w:r>
+      <w:proofErr w:type="spellEnd"/>
+      <w:r>
+        <w:t xml:space="preserve"> хранится в защищенном месте.</w:t>
+      </w:r>
+    </w:p>
+    <w:p>
+      <w:pPr>
+        <w:pStyle w:val="a9"/>
+        <w:numPr>
+          <w:ilvl w:val="0"/>
+          <w:numId w:val="22"/>
+        </w:numPr>
+        <w:ind w:left="0" w:firstLine="709"/>
+      </w:pPr>
+      <w:r>
+        <w:lastRenderedPageBreak/>
+        <w:t>Игровая логика покрыта модульными тестами.</w:t>
+      </w:r>
+    </w:p>
+    <w:p>
+      <w:pPr>
+        <w:pStyle w:val="3"/>
+        <w:numPr>
+          <w:ilvl w:val="2"/>
+          <w:numId w:val="1"/>
+        </w:numPr>
+        <w:ind w:left="0" w:firstLine="709"/>
+        <w:rPr>
+          <w:lang w:eastAsia="ru-RU"/>
+        </w:rPr>
+      </w:pPr>
+      <w:bookmarkStart w:id="16" w:name="_Toc243330122"/>
+      <w:r>
+        <w:rPr>
+          <w:lang w:eastAsia="ru-RU"/>
+        </w:rPr>
+        <w:t>Выбор серверной части</w:t>
+      </w:r>
+      <w:bookmarkEnd w:id="16"/>
+    </w:p>
+    <w:p>
+      <w:pPr>
+        <w:pStyle w:val="a9"/>
+        <w:rPr>
+          <w:lang w:eastAsia="ru-RU"/>
+        </w:rPr>
+      </w:pPr>
+      <w:r>
+        <w:rPr>
+          <w:lang w:eastAsia="ru-RU"/>
+        </w:rPr>
+        <w:t xml:space="preserve">В ходе анализа было принято решение, что для серверной части будет взято готовое решение, такое как </w:t>
+      </w:r>
+      <w:proofErr w:type="spellStart"/>
+      <w:r>
+        <w:rPr>
+          <w:lang w:val="en-US" w:eastAsia="ru-RU"/>
+        </w:rPr>
+        <w:t>Supobase</w:t>
+      </w:r>
+      <w:proofErr w:type="spellEnd"/>
+      <w:r>
+        <w:rPr>
+          <w:lang w:eastAsia="ru-RU"/>
+        </w:rPr>
+        <w:t xml:space="preserve">. </w:t>
+      </w:r>
+      <w:r>
+        <w:rPr>
+          <w:lang w:eastAsia="ru-RU"/>
+        </w:rPr>
+        <w:t>Оно отвечает всем нашим основным требования, а именно:</w:t>
+      </w:r>
+    </w:p>
+    <w:p>
+      <w:pPr>
+        <w:pStyle w:val="a9"/>
+        <w:numPr>
+          <w:ilvl w:val="0"/>
+          <w:numId w:val="20"/>
+        </w:numPr>
+        <w:ind w:left="0" w:firstLine="709"/>
+        <w:rPr>
+          <w:lang w:eastAsia="ru-RU"/>
+        </w:rPr>
+      </w:pPr>
+      <w:r>
+        <w:rPr>
+          <w:lang w:eastAsia="ru-RU"/>
+        </w:rPr>
+        <w:t>Возможность хранить данные и фотографии, безусловно присутствует лимит, но для проекта данных ресурсов должно хватить.</w:t>
+      </w:r>
+    </w:p>
+    <w:p>
+      <w:pPr>
+        <w:pStyle w:val="a9"/>
+        <w:numPr>
+          <w:ilvl w:val="0"/>
+          <w:numId w:val="20"/>
+        </w:numPr>
+        <w:ind w:left="0" w:firstLine="709"/>
+        <w:rPr>
+          <w:lang w:eastAsia="ru-RU"/>
+        </w:rPr>
+      </w:pPr>
+      <w:r>
+        <w:rPr>
+          <w:lang w:eastAsia="ru-RU"/>
+        </w:rPr>
+        <w:t>Реализация базы данных прямо в сервисе</w:t>
+      </w:r>
+    </w:p>
+    <w:p>
+      <w:pPr>
+        <w:pStyle w:val="a9"/>
+        <w:numPr>
+          <w:ilvl w:val="0"/>
+          <w:numId w:val="20"/>
+        </w:numPr>
+        <w:ind w:left="0" w:firstLine="709"/>
+        <w:rPr>
+          <w:lang w:eastAsia="ru-RU"/>
+        </w:rPr>
+      </w:pPr>
+      <w:r>
+        <w:rPr>
+          <w:lang w:eastAsia="ru-RU"/>
+        </w:rPr>
+        <w:t>Присутствует удобный инструмент для взаимодействия с ИИ-моделями</w:t>
+      </w:r>
+    </w:p>
+    <w:p>
+      <w:pPr>
+        <w:pStyle w:val="a9"/>
+        <w:numPr>
+          <w:ilvl w:val="0"/>
+          <w:numId w:val="20"/>
+        </w:numPr>
+        <w:ind w:left="0" w:firstLine="709"/>
+        <w:rPr>
+          <w:lang w:eastAsia="ru-RU"/>
+        </w:rPr>
+      </w:pPr>
+      <w:r>
+        <w:rPr>
+          <w:lang w:eastAsia="ru-RU"/>
+        </w:rPr>
+        <w:t>Ресурсов бесплатного тарифа хватит для проекта</w:t>
+      </w:r>
+    </w:p>
+    <w:p>
+      <w:pPr>
+        <w:pStyle w:val="a9"/>
+        <w:rPr>
+          <w:lang w:eastAsia="ru-RU"/>
+        </w:rPr>
+      </w:pPr>
+      <w:r>
+        <w:rPr>
+          <w:lang w:eastAsia="ru-RU"/>
+        </w:rPr>
+        <w:t>При выборе данного сервиса так же был рассмотрен еще и другой сервис и составлена сравнительная таблица.</w:t>
+      </w:r>
+    </w:p>
+    <w:p>
+      <w:pPr>
+        <w:pStyle w:val="a9"/>
+        <w:ind w:firstLine="0"/>
+        <w:rPr>
+          <w:lang w:eastAsia="ru-RU"/>
+        </w:rPr>
+      </w:pPr>
+      <w:r>
+        <w:rPr>
+          <w:lang w:eastAsia="ru-RU"/>
+        </w:rPr>
+        <w:t>Таблица 4 – Сравнительная таблица готовых решений для серверной части.</w:t>
+      </w:r>
+    </w:p>
+    <w:tbl>
+      <w:tblPr>
+        <w:tblStyle w:val="a5"/>
+        <w:tblW w:w="0" w:type="auto"/>
+        <w:tblLook w:val="04A0" w:firstRow="1" w:lastRow="0" w:firstColumn="1" w:lastColumn="0" w:noHBand="0" w:noVBand="1"/>
+      </w:tblPr>
+      <w:tblGrid>
+        <w:gridCol w:w="3115"/>
+        <w:gridCol w:w="3115"/>
+        <w:gridCol w:w="3115"/>
+      </w:tblGrid>
+      <w:tr>
+        <w:tc>
+          <w:tcPr>
+            <w:tcW w:w="3115" w:type="dxa"/>
+          </w:tcPr>
+          <w:p>
+            <w:pPr>
+              <w:pStyle w:val="a9"/>
+              <w:ind w:firstLine="0"/>
+              <w:rPr>
+                <w:lang w:eastAsia="ru-RU"/>
+              </w:rPr>
+            </w:pPr>
+            <w:r>
+              <w:rPr>
+                <w:lang w:eastAsia="ru-RU"/>
+              </w:rPr>
+              <w:t>Критерии</w:t>
+            </w:r>
+          </w:p>
+        </w:tc>
+        <w:tc>
+          <w:tcPr>
+            <w:tcW w:w="3115" w:type="dxa"/>
+          </w:tcPr>
+          <w:p>
+            <w:pPr>
+              <w:pStyle w:val="a9"/>
+              <w:ind w:firstLine="0"/>
+              <w:rPr>
+                <w:lang w:eastAsia="ru-RU"/>
+              </w:rPr>
+            </w:pPr>
+            <w:proofErr w:type="spellStart"/>
+            <w:r>
+              <w:t>Supabase</w:t>
+            </w:r>
+            <w:proofErr w:type="spellEnd"/>
+          </w:p>
+        </w:tc>
+        <w:tc>
+          <w:tcPr>
+            <w:tcW w:w="3115" w:type="dxa"/>
+          </w:tcPr>
+          <w:p>
+            <w:pPr>
+              <w:pStyle w:val="a9"/>
+              <w:ind w:firstLine="0"/>
+              <w:rPr>
+                <w:lang w:eastAsia="ru-RU"/>
+              </w:rPr>
+            </w:pPr>
+            <w:proofErr w:type="spellStart"/>
+            <w:r>
+              <w:t>Firebase</w:t>
+            </w:r>
+            <w:proofErr w:type="spellEnd"/>
+          </w:p>
+        </w:tc>
+      </w:tr>
+      <w:tr>
+        <w:tc>
+          <w:tcPr>
+            <w:tcW w:w="3115" w:type="dxa"/>
+          </w:tcPr>
+          <w:p>
+            <w:pPr>
+              <w:pStyle w:val="a9"/>
+              <w:ind w:firstLine="0"/>
+              <w:rPr>
+                <w:lang w:eastAsia="ru-RU"/>
+              </w:rPr>
+            </w:pPr>
+            <w:r>
+              <w:t>Тип базы данных</w:t>
+            </w:r>
+          </w:p>
+        </w:tc>
+        <w:tc>
+          <w:tcPr>
+            <w:tcW w:w="3115" w:type="dxa"/>
+          </w:tcPr>
+          <w:p>
+            <w:pPr>
+              <w:pStyle w:val="a9"/>
+              <w:ind w:firstLine="0"/>
+              <w:rPr>
+                <w:lang w:eastAsia="ru-RU"/>
+              </w:rPr>
+            </w:pPr>
+            <w:proofErr w:type="spellStart"/>
+            <w:r>
+              <w:t>PostgreSQL</w:t>
+            </w:r>
+            <w:proofErr w:type="spellEnd"/>
+            <w:r>
+              <w:t xml:space="preserve"> </w:t>
+            </w:r>
+          </w:p>
+        </w:tc>
+        <w:tc>
+          <w:tcPr>
+            <w:tcW w:w="3115" w:type="dxa"/>
+          </w:tcPr>
+          <w:p>
+            <w:pPr>
+              <w:pStyle w:val="a9"/>
+              <w:ind w:firstLine="0"/>
+              <w:rPr>
+                <w:lang w:eastAsia="ru-RU"/>
+              </w:rPr>
+            </w:pPr>
+            <w:proofErr w:type="spellStart"/>
+            <w:r>
+              <w:t>Firestore</w:t>
+            </w:r>
+            <w:proofErr w:type="spellEnd"/>
+            <w:r>
+              <w:t xml:space="preserve"> (</w:t>
+            </w:r>
+            <w:proofErr w:type="spellStart"/>
+            <w:r>
+              <w:t>NoSQL</w:t>
+            </w:r>
+            <w:proofErr w:type="spellEnd"/>
+            <w:r>
+              <w:t>)</w:t>
+            </w:r>
+          </w:p>
+        </w:tc>
+      </w:tr>
+      <w:tr>
+        <w:tc>
+          <w:tcPr>
+            <w:tcW w:w="3115" w:type="dxa"/>
+          </w:tcPr>
+          <w:p>
+            <w:pPr>
+              <w:pStyle w:val="a9"/>
+              <w:ind w:firstLine="0"/>
+              <w:rPr>
+                <w:lang w:eastAsia="ru-RU"/>
+              </w:rPr>
+            </w:pPr>
+            <w:r>
+              <w:t>Авторизация</w:t>
+            </w:r>
+          </w:p>
+        </w:tc>
+        <w:tc>
+          <w:tcPr>
+            <w:tcW w:w="3115" w:type="dxa"/>
+          </w:tcPr>
+          <w:p>
+            <w:pPr>
+              <w:pStyle w:val="a9"/>
+              <w:ind w:firstLine="0"/>
+              <w:rPr>
+                <w:lang w:eastAsia="ru-RU"/>
+              </w:rPr>
+            </w:pPr>
+            <w:r>
+              <w:rPr>
+                <w:lang w:val="en-US"/>
+              </w:rPr>
+              <w:t>E</w:t>
+            </w:r>
+            <w:r>
+              <w:t>-</w:t>
+            </w:r>
+            <w:proofErr w:type="spellStart"/>
+            <w:r>
+              <w:t>mail</w:t>
+            </w:r>
+            <w:proofErr w:type="spellEnd"/>
+            <w:r>
+              <w:t xml:space="preserve"> и пароль, до 50 000 активных пользователей в месяц</w:t>
+            </w:r>
+          </w:p>
+        </w:tc>
+        <w:tc>
+          <w:tcPr>
+            <w:tcW w:w="3115" w:type="dxa"/>
+          </w:tcPr>
+          <w:p>
+            <w:pPr>
+              <w:pStyle w:val="a9"/>
+              <w:ind w:firstLine="0"/>
+              <w:rPr>
+                <w:lang w:eastAsia="ru-RU"/>
+              </w:rPr>
+            </w:pPr>
+          </w:p>
+        </w:tc>
+      </w:tr>
+      <w:tr>
+        <w:tc>
+          <w:tcPr>
+            <w:tcW w:w="3115" w:type="dxa"/>
+          </w:tcPr>
+          <w:p>
+            <w:pPr>
+              <w:pStyle w:val="a9"/>
+              <w:ind w:firstLine="0"/>
+              <w:rPr>
+                <w:lang w:eastAsia="ru-RU"/>
+              </w:rPr>
+            </w:pPr>
+            <w:r>
+              <w:t xml:space="preserve">Серверные функции </w:t>
+            </w:r>
+          </w:p>
+        </w:tc>
+        <w:tc>
+          <w:tcPr>
+            <w:tcW w:w="3115" w:type="dxa"/>
+          </w:tcPr>
+          <w:p>
+            <w:pPr>
+              <w:pStyle w:val="a9"/>
+              <w:ind w:firstLine="0"/>
+              <w:rPr>
+                <w:lang w:eastAsia="ru-RU"/>
+              </w:rPr>
+            </w:pPr>
+            <w:proofErr w:type="spellStart"/>
+            <w:r>
+              <w:t>Edge</w:t>
+            </w:r>
+            <w:proofErr w:type="spellEnd"/>
+            <w:r>
+              <w:t xml:space="preserve"> </w:t>
+            </w:r>
+            <w:proofErr w:type="spellStart"/>
+            <w:r>
+              <w:t>Functions</w:t>
+            </w:r>
+            <w:proofErr w:type="spellEnd"/>
+            <w:r>
+              <w:t>, 500 000 вызовов в месяц бесплатно</w:t>
+            </w:r>
+          </w:p>
+        </w:tc>
+        <w:tc>
+          <w:tcPr>
+            <w:tcW w:w="3115" w:type="dxa"/>
+          </w:tcPr>
+          <w:p>
+            <w:pPr>
+              <w:pStyle w:val="a9"/>
+              <w:ind w:firstLine="0"/>
+              <w:rPr>
+                <w:lang w:eastAsia="ru-RU"/>
+              </w:rPr>
+            </w:pPr>
+            <w:r>
+              <w:t xml:space="preserve">Недоступно </w:t>
+            </w:r>
+            <w:r>
+              <w:t>в бесплатной версии</w:t>
+            </w:r>
+          </w:p>
+        </w:tc>
+      </w:tr>
+      <w:tr>
+        <w:tc>
+          <w:tcPr>
+            <w:tcW w:w="3115" w:type="dxa"/>
+          </w:tcPr>
+          <w:p>
+            <w:pPr>
+              <w:pStyle w:val="a9"/>
+              <w:ind w:firstLine="0"/>
+              <w:rPr>
+                <w:lang w:eastAsia="ru-RU"/>
+              </w:rPr>
+            </w:pPr>
+            <w:r>
+              <w:t>Хранилище файлов</w:t>
+            </w:r>
+          </w:p>
+        </w:tc>
+        <w:tc>
+          <w:tcPr>
+            <w:tcW w:w="3115" w:type="dxa"/>
+          </w:tcPr>
+          <w:p>
+            <w:pPr>
+              <w:pStyle w:val="a9"/>
+              <w:ind w:firstLine="0"/>
+              <w:rPr>
+                <w:lang w:eastAsia="ru-RU"/>
+              </w:rPr>
+            </w:pPr>
+            <w:r>
+              <w:t>1 ГБ бесплатно</w:t>
+            </w:r>
+          </w:p>
+        </w:tc>
+        <w:tc>
+          <w:tcPr>
+            <w:tcW w:w="3115" w:type="dxa"/>
+          </w:tcPr>
+          <w:p>
+            <w:pPr>
+              <w:pStyle w:val="a9"/>
+              <w:ind w:firstLine="0"/>
+              <w:rPr>
+                <w:lang w:eastAsia="ru-RU"/>
+              </w:rPr>
+            </w:pPr>
+            <w:r>
+              <w:t xml:space="preserve">Недоступно </w:t>
+            </w:r>
+            <w:r>
+              <w:t>в бесплатной версии</w:t>
+            </w:r>
+          </w:p>
+        </w:tc>
+      </w:tr>
+      <w:tr>
+        <w:tc>
+          <w:tcPr>
+            <w:tcW w:w="3115" w:type="dxa"/>
+          </w:tcPr>
+          <w:p>
+            <w:pPr>
+              <w:pStyle w:val="a9"/>
+              <w:ind w:firstLine="0"/>
+              <w:rPr>
+                <w:lang w:eastAsia="ru-RU"/>
+              </w:rPr>
+            </w:pPr>
+            <w:r>
+              <w:t>Лимиты базы</w:t>
+            </w:r>
+          </w:p>
+        </w:tc>
+        <w:tc>
+          <w:tcPr>
+            <w:tcW w:w="3115" w:type="dxa"/>
+          </w:tcPr>
+          <w:p>
+            <w:pPr>
+              <w:pStyle w:val="a9"/>
+              <w:ind w:firstLine="0"/>
+              <w:rPr>
+                <w:lang w:eastAsia="ru-RU"/>
+              </w:rPr>
+            </w:pPr>
+            <w:r>
+              <w:t>500 МБ данных</w:t>
+            </w:r>
+          </w:p>
+        </w:tc>
+        <w:tc>
+          <w:tcPr>
+            <w:tcW w:w="3115" w:type="dxa"/>
+          </w:tcPr>
+          <w:p>
+            <w:pPr>
+              <w:pStyle w:val="a9"/>
+              <w:ind w:firstLine="0"/>
+              <w:rPr>
+                <w:lang w:eastAsia="ru-RU"/>
+              </w:rPr>
+            </w:pPr>
+            <w:r>
+              <w:t xml:space="preserve">1 </w:t>
+            </w:r>
+            <w:proofErr w:type="spellStart"/>
+            <w:r>
+              <w:t>ГиБ</w:t>
+            </w:r>
+            <w:proofErr w:type="spellEnd"/>
+            <w:r>
+              <w:t xml:space="preserve"> данных; в сутки не более 20 000 записей и 50 000 чтений</w:t>
+            </w:r>
+          </w:p>
+        </w:tc>
+      </w:tr>
+      <w:tr>
+        <w:tc>
+          <w:tcPr>
+            <w:tcW w:w="3115" w:type="dxa"/>
+          </w:tcPr>
+          <w:p>
+            <w:pPr>
+              <w:pStyle w:val="a9"/>
+              <w:ind w:firstLine="0"/>
+              <w:rPr>
+                <w:lang w:eastAsia="ru-RU"/>
+              </w:rPr>
+            </w:pPr>
+            <w:r>
+              <w:lastRenderedPageBreak/>
+              <w:t>Безопасность данных</w:t>
+            </w:r>
+          </w:p>
+        </w:tc>
+        <w:tc>
+          <w:tcPr>
+            <w:tcW w:w="3115" w:type="dxa"/>
+          </w:tcPr>
+          <w:p>
+            <w:pPr>
+              <w:pStyle w:val="a9"/>
+              <w:ind w:firstLine="0"/>
+              <w:rPr>
+                <w:lang w:eastAsia="ru-RU"/>
+              </w:rPr>
+            </w:pPr>
+            <w:proofErr w:type="spellStart"/>
+            <w:r>
+              <w:t>Row</w:t>
+            </w:r>
+            <w:proofErr w:type="spellEnd"/>
+            <w:r>
+              <w:t xml:space="preserve"> </w:t>
+            </w:r>
+            <w:proofErr w:type="spellStart"/>
+            <w:r>
+              <w:t>Level</w:t>
+            </w:r>
+            <w:proofErr w:type="spellEnd"/>
+            <w:r>
+              <w:t xml:space="preserve"> </w:t>
+            </w:r>
+            <w:proofErr w:type="spellStart"/>
+            <w:r>
+              <w:t>Security</w:t>
+            </w:r>
+            <w:proofErr w:type="spellEnd"/>
+            <w:r>
+              <w:t>: правила доступа прямо в базе</w:t>
+            </w:r>
+          </w:p>
+        </w:tc>
+        <w:tc>
+          <w:tcPr>
+            <w:tcW w:w="3115" w:type="dxa"/>
+          </w:tcPr>
+          <w:p>
+            <w:pPr>
+              <w:pStyle w:val="a9"/>
+              <w:ind w:firstLine="0"/>
+              <w:rPr>
+                <w:lang w:eastAsia="ru-RU"/>
+              </w:rPr>
+            </w:pPr>
+            <w:r>
+              <w:t xml:space="preserve">Правила безопасности </w:t>
+            </w:r>
+            <w:proofErr w:type="spellStart"/>
+            <w:r>
+              <w:t>Firestore</w:t>
+            </w:r>
+            <w:proofErr w:type="spellEnd"/>
+          </w:p>
+        </w:tc>
+      </w:tr>
+      <w:tr>
+        <w:tc>
+          <w:tcPr>
+            <w:tcW w:w="3115" w:type="dxa"/>
+          </w:tcPr>
+          <w:p>
+            <w:pPr>
+              <w:pStyle w:val="a9"/>
+              <w:ind w:firstLine="0"/>
+              <w:rPr>
+                <w:lang w:eastAsia="ru-RU"/>
+              </w:rPr>
+            </w:pPr>
+            <w:r>
+              <w:t>Офлайн-режим</w:t>
+            </w:r>
+          </w:p>
+        </w:tc>
+        <w:tc>
+          <w:tcPr>
+            <w:tcW w:w="3115" w:type="dxa"/>
+          </w:tcPr>
+          <w:p>
+            <w:pPr>
+              <w:pStyle w:val="a9"/>
+              <w:ind w:firstLine="0"/>
+              <w:rPr>
+                <w:lang w:eastAsia="ru-RU"/>
+              </w:rPr>
+            </w:pPr>
+            <w:r>
+              <w:t>Нужно реализовывать самостоятельно (</w:t>
+            </w:r>
+            <w:proofErr w:type="spellStart"/>
+            <w:r>
+              <w:t>Room</w:t>
+            </w:r>
+            <w:proofErr w:type="spellEnd"/>
+            <w:r>
+              <w:t>)</w:t>
+            </w:r>
+          </w:p>
+        </w:tc>
+        <w:tc>
+          <w:tcPr>
+            <w:tcW w:w="3115" w:type="dxa"/>
+          </w:tcPr>
+          <w:p>
+            <w:pPr>
+              <w:pStyle w:val="a9"/>
+              <w:ind w:firstLine="0"/>
+              <w:rPr>
+                <w:lang w:eastAsia="ru-RU"/>
+              </w:rPr>
+            </w:pPr>
+            <w:r>
+              <w:t xml:space="preserve">Встроенный офлайн-кэш </w:t>
+            </w:r>
+            <w:proofErr w:type="spellStart"/>
+            <w:r>
+              <w:t>Firestore</w:t>
+            </w:r>
+            <w:proofErr w:type="spellEnd"/>
+          </w:p>
+        </w:tc>
+      </w:tr>
+      <w:tr>
+        <w:tc>
+          <w:tcPr>
+            <w:tcW w:w="3115" w:type="dxa"/>
+          </w:tcPr>
+          <w:p>
+            <w:pPr>
+              <w:pStyle w:val="a9"/>
+              <w:ind w:firstLine="0"/>
+              <w:rPr>
+                <w:lang w:eastAsia="ru-RU"/>
+              </w:rPr>
+            </w:pPr>
+            <w:r>
+              <w:t xml:space="preserve">Доступ из </w:t>
+            </w:r>
+            <w:proofErr w:type="spellStart"/>
+            <w:r>
+              <w:t>Kotlin</w:t>
+            </w:r>
+            <w:proofErr w:type="spellEnd"/>
+          </w:p>
+        </w:tc>
+        <w:tc>
+          <w:tcPr>
+            <w:tcW w:w="3115" w:type="dxa"/>
+          </w:tcPr>
+          <w:p>
+            <w:pPr>
+              <w:pStyle w:val="a9"/>
+              <w:ind w:firstLine="0"/>
+              <w:rPr>
+                <w:lang w:eastAsia="ru-RU"/>
+              </w:rPr>
+            </w:pPr>
+            <w:r>
+              <w:t>REST</w:t>
+            </w:r>
+            <w:r>
+              <w:t xml:space="preserve"> API, а так же специальная библиотека</w:t>
+            </w:r>
+          </w:p>
+        </w:tc>
+        <w:tc>
+          <w:tcPr>
+            <w:tcW w:w="3115" w:type="dxa"/>
+          </w:tcPr>
+          <w:p>
+            <w:pPr>
+              <w:pStyle w:val="a9"/>
+              <w:ind w:firstLine="0"/>
+              <w:rPr>
+                <w:lang w:eastAsia="ru-RU"/>
+              </w:rPr>
+            </w:pPr>
+            <w:r>
+              <w:t xml:space="preserve">Официальная библиотека </w:t>
+            </w:r>
+            <w:proofErr w:type="spellStart"/>
+            <w:r>
+              <w:t>Google</w:t>
+            </w:r>
+            <w:proofErr w:type="spellEnd"/>
+          </w:p>
+        </w:tc>
+      </w:tr>
+    </w:tbl>
+    <w:p>
+      <w:pPr>
+        <w:pStyle w:val="a9"/>
+        <w:rPr>
+          <w:lang w:eastAsia="ru-RU"/>
+        </w:rPr>
+      </w:pPr>
+    </w:p>
+    <w:p>
+      <w:pPr>
+        <w:pStyle w:val="a9"/>
+        <w:rPr>
+          <w:lang w:eastAsia="ru-RU"/>
+        </w:rPr>
+      </w:pPr>
+      <w:r>
+        <w:rPr>
+          <w:lang w:eastAsia="ru-RU"/>
+        </w:rPr>
+        <w:t xml:space="preserve">В ходе анализа, было выявлено, что </w:t>
+      </w:r>
+      <w:proofErr w:type="spellStart"/>
+      <w:r>
+        <w:rPr>
+          <w:lang w:val="en-US" w:eastAsia="ru-RU"/>
+        </w:rPr>
+        <w:t>Supobase</w:t>
+      </w:r>
+      <w:proofErr w:type="spellEnd"/>
+      <w:r>
+        <w:rPr>
+          <w:lang w:eastAsia="ru-RU"/>
+        </w:rPr>
+        <w:t xml:space="preserve"> больше подходит к требованиям по реализации серверной части проекта.</w:t>
+      </w:r>
+    </w:p>
+    <w:p>
+      <w:pPr>
+        <w:pStyle w:val="3"/>
+        <w:numPr>
+          <w:ilvl w:val="2"/>
+          <w:numId w:val="1"/>
+        </w:numPr>
+        <w:ind w:left="0" w:firstLine="709"/>
+        <w:rPr>
+          <w:lang w:eastAsia="ru-RU"/>
+        </w:rPr>
+      </w:pPr>
+      <w:bookmarkStart w:id="17" w:name="_Toc243330123"/>
+      <w:r>
+        <w:rPr>
+          <w:lang w:eastAsia="ru-RU"/>
+        </w:rPr>
+        <w:t>Выбор инструментов для создания продукта</w:t>
+      </w:r>
+      <w:bookmarkEnd w:id="17"/>
+    </w:p>
+    <w:p>
+      <w:pPr>
+        <w:pStyle w:val="a9"/>
+        <w:rPr>
+          <w:lang w:eastAsia="ru-RU"/>
+        </w:rPr>
+      </w:pPr>
+      <w:r>
+        <w:rPr>
+          <w:lang w:eastAsia="ru-RU"/>
+        </w:rPr>
+        <w:t>Для данного проекта были выбраны следующие инструменты и библиотеки, которые помогут реализовать нужный функционал.</w:t>
+      </w:r>
+    </w:p>
+    <w:p>
+      <w:pPr>
+        <w:pStyle w:val="a9"/>
+        <w:numPr>
+          <w:ilvl w:val="1"/>
+          <w:numId w:val="18"/>
+        </w:numPr>
+        <w:ind w:left="0" w:firstLine="709"/>
+        <w:rPr>
+          <w:lang w:eastAsia="ru-RU"/>
+        </w:rPr>
+      </w:pPr>
+      <w:r>
+        <w:rPr>
+          <w:lang w:eastAsia="ru-RU"/>
+        </w:rPr>
+        <w:t xml:space="preserve">Язык </w:t>
+      </w:r>
+      <w:proofErr w:type="spellStart"/>
+      <w:r>
+        <w:rPr>
+          <w:lang w:eastAsia="ru-RU"/>
+        </w:rPr>
+        <w:t>Kotlin</w:t>
+      </w:r>
+      <w:proofErr w:type="spellEnd"/>
+      <w:r>
+        <w:rPr>
+          <w:lang w:eastAsia="ru-RU"/>
+        </w:rPr>
+        <w:t xml:space="preserve"> </w:t>
+      </w:r>
+      <w:r>
+        <w:rPr>
+          <w:lang w:eastAsia="ru-RU"/>
+        </w:rPr>
+        <w:t>-</w:t>
+      </w:r>
+      <w:r>
+        <w:rPr>
+          <w:lang w:eastAsia="ru-RU"/>
+        </w:rPr>
+        <w:t xml:space="preserve"> официальный язык </w:t>
+      </w:r>
+      <w:proofErr w:type="spellStart"/>
+      <w:r>
+        <w:rPr>
+          <w:lang w:eastAsia="ru-RU"/>
+        </w:rPr>
+        <w:t>Android</w:t>
+      </w:r>
+      <w:proofErr w:type="spellEnd"/>
+      <w:r>
+        <w:rPr>
+          <w:lang w:eastAsia="ru-RU"/>
+        </w:rPr>
+        <w:t xml:space="preserve">, </w:t>
+      </w:r>
+      <w:proofErr w:type="spellStart"/>
+      <w:r>
+        <w:rPr>
+          <w:lang w:eastAsia="ru-RU"/>
+        </w:rPr>
+        <w:t>нативно</w:t>
+      </w:r>
+      <w:proofErr w:type="spellEnd"/>
+      <w:r>
+        <w:rPr>
+          <w:lang w:eastAsia="ru-RU"/>
+        </w:rPr>
+        <w:t xml:space="preserve"> поддерживает </w:t>
+      </w:r>
+      <w:proofErr w:type="spellStart"/>
+      <w:r>
+        <w:rPr>
+          <w:lang w:eastAsia="ru-RU"/>
+        </w:rPr>
+        <w:t>корутины</w:t>
+      </w:r>
+      <w:proofErr w:type="spellEnd"/>
+      <w:r>
+        <w:rPr>
+          <w:lang w:eastAsia="ru-RU"/>
+        </w:rPr>
+        <w:t xml:space="preserve"> и </w:t>
+      </w:r>
+      <w:proofErr w:type="spellStart"/>
+      <w:r>
+        <w:rPr>
+          <w:lang w:eastAsia="ru-RU"/>
+        </w:rPr>
+        <w:t>Flow</w:t>
+      </w:r>
+      <w:proofErr w:type="spellEnd"/>
+      <w:r>
+        <w:rPr>
+          <w:lang w:eastAsia="ru-RU"/>
+        </w:rPr>
+        <w:t>, что необходимо для асинхрон</w:t>
+      </w:r>
+      <w:r>
+        <w:rPr>
+          <w:lang w:eastAsia="ru-RU"/>
+        </w:rPr>
+        <w:t xml:space="preserve">ной работы с сетью и датчиками. Соответственно за </w:t>
+      </w:r>
+      <w:r>
+        <w:rPr>
+          <w:lang w:val="en-US" w:eastAsia="ru-RU"/>
+        </w:rPr>
+        <w:t>UI</w:t>
+      </w:r>
+      <w:r>
+        <w:rPr>
+          <w:lang w:eastAsia="ru-RU"/>
+        </w:rPr>
+        <w:t xml:space="preserve"> </w:t>
+      </w:r>
+      <w:proofErr w:type="spellStart"/>
+      <w:r>
+        <w:rPr>
+          <w:lang w:eastAsia="ru-RU"/>
+        </w:rPr>
+        <w:t>состовляющую</w:t>
+      </w:r>
+      <w:proofErr w:type="spellEnd"/>
+      <w:r>
+        <w:rPr>
+          <w:lang w:eastAsia="ru-RU"/>
+        </w:rPr>
+        <w:t xml:space="preserve"> продукта будет отвечать </w:t>
+      </w:r>
+      <w:r>
+        <w:rPr>
+          <w:lang w:val="en-US" w:eastAsia="ru-RU"/>
+        </w:rPr>
+        <w:t>Jetpack</w:t>
+      </w:r>
+      <w:r>
+        <w:rPr>
+          <w:lang w:eastAsia="ru-RU"/>
+        </w:rPr>
+        <w:t xml:space="preserve"> </w:t>
+      </w:r>
+      <w:r>
+        <w:rPr>
+          <w:lang w:val="en-US" w:eastAsia="ru-RU"/>
+        </w:rPr>
+        <w:t>Compose</w:t>
+      </w:r>
+      <w:r>
+        <w:rPr>
+          <w:lang w:eastAsia="ru-RU"/>
+        </w:rPr>
+        <w:t>.</w:t>
+      </w:r>
+    </w:p>
+    <w:p>
+      <w:pPr>
+        <w:pStyle w:val="a9"/>
+        <w:numPr>
+          <w:ilvl w:val="1"/>
+          <w:numId w:val="18"/>
+        </w:numPr>
+        <w:ind w:left="0" w:firstLine="709"/>
+        <w:rPr>
+          <w:lang w:eastAsia="ru-RU"/>
+        </w:rPr>
+      </w:pPr>
+      <w:proofErr w:type="spellStart"/>
+      <w:r>
+        <w:rPr>
+          <w:lang w:eastAsia="ru-RU"/>
+        </w:rPr>
+        <w:t>Hilt</w:t>
+      </w:r>
+      <w:proofErr w:type="spellEnd"/>
+      <w:r>
+        <w:rPr>
+          <w:lang w:eastAsia="ru-RU"/>
+        </w:rPr>
+        <w:t xml:space="preserve"> </w:t>
+      </w:r>
+      <w:r>
+        <w:rPr>
+          <w:lang w:eastAsia="ru-RU"/>
+        </w:rPr>
+        <w:t>-</w:t>
+      </w:r>
+      <w:r>
+        <w:rPr>
+          <w:lang w:eastAsia="ru-RU"/>
+        </w:rPr>
+        <w:t xml:space="preserve"> официальное решение </w:t>
+      </w:r>
+      <w:proofErr w:type="spellStart"/>
+      <w:r>
+        <w:rPr>
+          <w:lang w:eastAsia="ru-RU"/>
+        </w:rPr>
+        <w:t>Google</w:t>
+      </w:r>
+      <w:proofErr w:type="spellEnd"/>
+      <w:r>
+        <w:rPr>
+          <w:lang w:eastAsia="ru-RU"/>
+        </w:rPr>
+        <w:t xml:space="preserve"> для внедрения зависимостей, хорошо интегрируется с </w:t>
+      </w:r>
+      <w:proofErr w:type="spellStart"/>
+      <w:r>
+        <w:rPr>
+          <w:lang w:eastAsia="ru-RU"/>
+        </w:rPr>
+        <w:t>ViewModel</w:t>
+      </w:r>
+      <w:proofErr w:type="spellEnd"/>
+      <w:r>
+        <w:rPr>
+          <w:lang w:eastAsia="ru-RU"/>
+        </w:rPr>
+        <w:t xml:space="preserve"> и упрощает тестирование. </w:t>
+      </w:r>
+    </w:p>
+    <w:p>
+      <w:pPr>
+        <w:pStyle w:val="a9"/>
+        <w:numPr>
+          <w:ilvl w:val="1"/>
+          <w:numId w:val="18"/>
+        </w:numPr>
+        <w:ind w:left="0" w:firstLine="709"/>
+        <w:rPr>
+          <w:lang w:eastAsia="ru-RU"/>
+        </w:rPr>
+      </w:pPr>
+      <w:r>
+        <w:rPr>
+          <w:lang w:eastAsia="ru-RU"/>
+        </w:rPr>
+        <w:t xml:space="preserve">Локальное хранилище </w:t>
+      </w:r>
+      <w:proofErr w:type="spellStart"/>
+      <w:r>
+        <w:rPr>
+          <w:lang w:eastAsia="ru-RU"/>
+        </w:rPr>
+        <w:t>Room</w:t>
+      </w:r>
+      <w:proofErr w:type="spellEnd"/>
+      <w:r>
+        <w:rPr>
+          <w:lang w:eastAsia="ru-RU"/>
+        </w:rPr>
+        <w:t xml:space="preserve">. Используется как локальный кэш для офлайн-режима (инвентарь, блокнот, прогресс) и поддерживает </w:t>
+      </w:r>
+      <w:proofErr w:type="spellStart"/>
+      <w:r>
+        <w:rPr>
+          <w:lang w:eastAsia="ru-RU"/>
+        </w:rPr>
+        <w:t>Flow</w:t>
+      </w:r>
+      <w:proofErr w:type="spellEnd"/>
+      <w:r>
+        <w:rPr>
+          <w:lang w:eastAsia="ru-RU"/>
+        </w:rPr>
+        <w:t>-запросы, что позволяет UI автоматически об</w:t>
+      </w:r>
+      <w:r>
+        <w:rPr>
+          <w:lang w:eastAsia="ru-RU"/>
+        </w:rPr>
+        <w:t>новляться при изменении данных.</w:t>
+      </w:r>
+    </w:p>
+    <w:p>
+      <w:pPr>
+        <w:pStyle w:val="a9"/>
+        <w:numPr>
+          <w:ilvl w:val="1"/>
+          <w:numId w:val="18"/>
+        </w:numPr>
+        <w:ind w:left="0" w:firstLine="709"/>
+        <w:rPr>
+          <w:lang w:eastAsia="ru-RU"/>
+        </w:rPr>
+      </w:pPr>
+      <w:r>
+        <w:rPr>
+          <w:lang w:eastAsia="ru-RU"/>
+        </w:rPr>
+        <w:t>Работа с камерой</w:t>
+      </w:r>
+      <w:r>
+        <w:rPr>
+          <w:lang w:eastAsia="ru-RU"/>
+        </w:rPr>
+        <w:t xml:space="preserve"> </w:t>
+      </w:r>
+      <w:proofErr w:type="spellStart"/>
+      <w:r>
+        <w:rPr>
+          <w:lang w:eastAsia="ru-RU"/>
+        </w:rPr>
+        <w:t>CameraX</w:t>
+      </w:r>
+      <w:proofErr w:type="spellEnd"/>
+      <w:r>
+        <w:rPr>
+          <w:lang w:eastAsia="ru-RU"/>
+        </w:rPr>
+        <w:t xml:space="preserve"> </w:t>
+      </w:r>
+      <w:r>
+        <w:rPr>
+          <w:lang w:eastAsia="ru-RU"/>
+        </w:rPr>
+        <w:t>-</w:t>
+      </w:r>
+      <w:r>
+        <w:rPr>
+          <w:lang w:eastAsia="ru-RU"/>
+        </w:rPr>
+        <w:t xml:space="preserve"> ключевая библио</w:t>
+      </w:r>
+      <w:r>
+        <w:rPr>
+          <w:lang w:eastAsia="ru-RU"/>
+        </w:rPr>
+        <w:t>тека для режима поиска улик на камере</w:t>
+      </w:r>
+      <w:r>
+        <w:rPr>
+          <w:lang w:eastAsia="ru-RU"/>
+        </w:rPr>
+        <w:t xml:space="preserve">. </w:t>
+      </w:r>
+      <w:r>
+        <w:rPr>
+          <w:lang w:eastAsia="ru-RU"/>
+        </w:rPr>
+        <w:t>Поддерживает</w:t>
+      </w:r>
+      <w:r>
+        <w:rPr>
+          <w:lang w:eastAsia="ru-RU"/>
+        </w:rPr>
+        <w:t xml:space="preserve"> широкий охват устройств, простота использова</w:t>
+      </w:r>
+      <w:r>
+        <w:rPr>
+          <w:lang w:eastAsia="ru-RU"/>
+        </w:rPr>
+        <w:t>ния через готовые «сценарии».</w:t>
+      </w:r>
+    </w:p>
+    <w:p>
+      <w:pPr>
+        <w:pStyle w:val="a9"/>
+        <w:numPr>
+          <w:ilvl w:val="1"/>
+          <w:numId w:val="18"/>
+        </w:numPr>
+        <w:ind w:left="0" w:firstLine="709"/>
+        <w:rPr>
+          <w:lang w:eastAsia="ru-RU"/>
+        </w:rPr>
+      </w:pPr>
+      <w:r>
+        <w:rPr>
+          <w:lang w:eastAsia="ru-RU"/>
+        </w:rPr>
+        <w:t xml:space="preserve">Датчики. </w:t>
+      </w:r>
+      <w:proofErr w:type="spellStart"/>
+      <w:r>
+        <w:rPr>
+          <w:lang w:eastAsia="ru-RU"/>
+        </w:rPr>
+        <w:t>SensorManager</w:t>
+      </w:r>
+      <w:proofErr w:type="spellEnd"/>
+      <w:r>
+        <w:rPr>
+          <w:lang w:eastAsia="ru-RU"/>
+        </w:rPr>
+        <w:t xml:space="preserve"> </w:t>
+      </w:r>
+      <w:r>
+        <w:rPr>
+          <w:lang w:eastAsia="ru-RU"/>
+        </w:rPr>
+        <w:t>-</w:t>
+      </w:r>
+      <w:r>
+        <w:rPr>
+          <w:lang w:eastAsia="ru-RU"/>
+        </w:rPr>
+        <w:t xml:space="preserve"> объединённый датчик, который сочетает магнитометр, акселерометр и гироскоп для получения устойчивого азимута </w:t>
+      </w:r>
+      <w:r>
+        <w:rPr>
+          <w:lang w:eastAsia="ru-RU"/>
+        </w:rPr>
+        <w:lastRenderedPageBreak/>
+        <w:t xml:space="preserve">(направления телефона). Это критично для </w:t>
+      </w:r>
+      <w:r>
+        <w:rPr>
+          <w:lang w:eastAsia="ru-RU"/>
+        </w:rPr>
+        <w:t xml:space="preserve">привязки улик к сторонам света, </w:t>
+      </w:r>
+      <w:r>
+        <w:rPr>
+          <w:lang w:eastAsia="ru-RU"/>
+        </w:rPr>
+        <w:t>а также, например,</w:t>
+      </w:r>
+      <w:r>
+        <w:rPr>
+          <w:lang w:eastAsia="ru-RU"/>
+        </w:rPr>
+        <w:t xml:space="preserve"> использования </w:t>
+      </w:r>
+      <w:proofErr w:type="spellStart"/>
+      <w:r>
+        <w:rPr>
+          <w:lang w:eastAsia="ru-RU"/>
+        </w:rPr>
+        <w:t>вибромоторчика</w:t>
+      </w:r>
+      <w:proofErr w:type="spellEnd"/>
+      <w:r>
+        <w:rPr>
+          <w:lang w:eastAsia="ru-RU"/>
+        </w:rPr>
+        <w:t xml:space="preserve"> устройства</w:t>
+      </w:r>
+    </w:p>
+    <w:p>
+      <w:pPr>
+        <w:pStyle w:val="a9"/>
+        <w:numPr>
+          <w:ilvl w:val="1"/>
+          <w:numId w:val="18"/>
+        </w:numPr>
+        <w:ind w:left="0" w:firstLine="709"/>
+        <w:rPr>
+          <w:lang w:eastAsia="ru-RU"/>
+        </w:rPr>
+      </w:pPr>
+      <w:r>
+        <w:rPr>
+          <w:lang w:eastAsia="ru-RU"/>
+        </w:rPr>
+        <w:t>Сетевой слой</w:t>
+      </w:r>
+      <w:r>
+        <w:rPr>
+          <w:lang w:eastAsia="ru-RU"/>
+        </w:rPr>
+        <w:t xml:space="preserve"> будет реализовываться через </w:t>
+      </w:r>
+      <w:proofErr w:type="spellStart"/>
+      <w:r>
+        <w:rPr>
+          <w:lang w:eastAsia="ru-RU"/>
+        </w:rPr>
+        <w:t>Retrofit</w:t>
+      </w:r>
+      <w:proofErr w:type="spellEnd"/>
+      <w:r>
+        <w:rPr>
+          <w:lang w:eastAsia="ru-RU"/>
+        </w:rPr>
+        <w:t xml:space="preserve"> и </w:t>
+      </w:r>
+      <w:proofErr w:type="spellStart"/>
+      <w:r>
+        <w:rPr>
+          <w:lang w:eastAsia="ru-RU"/>
+        </w:rPr>
+        <w:t>OkHttp</w:t>
+      </w:r>
+      <w:proofErr w:type="spellEnd"/>
+      <w:r>
+        <w:rPr>
+          <w:lang w:eastAsia="ru-RU"/>
+        </w:rPr>
+        <w:t>. Библиотеки просты в использовании и гибкие в управлении.</w:t>
+      </w:r>
+    </w:p>
+    <w:p>
+      <w:pPr>
+        <w:pStyle w:val="a9"/>
+        <w:numPr>
+          <w:ilvl w:val="1"/>
+          <w:numId w:val="18"/>
+        </w:numPr>
+        <w:ind w:left="0" w:firstLine="709"/>
+        <w:rPr>
+          <w:lang w:eastAsia="ru-RU"/>
+        </w:rPr>
+      </w:pPr>
+      <w:proofErr w:type="spellStart"/>
+      <w:r>
+        <w:rPr>
+          <w:lang w:eastAsia="ru-RU"/>
+        </w:rPr>
+        <w:t>Retrofit</w:t>
+      </w:r>
+      <w:proofErr w:type="spellEnd"/>
+      <w:r>
+        <w:rPr>
+          <w:lang w:eastAsia="ru-RU"/>
+        </w:rPr>
+        <w:t xml:space="preserve">. </w:t>
+      </w:r>
+      <w:proofErr w:type="spellStart"/>
+      <w:r>
+        <w:rPr>
+          <w:lang w:eastAsia="ru-RU"/>
+        </w:rPr>
+        <w:t>Упрощяет</w:t>
+      </w:r>
+      <w:proofErr w:type="spellEnd"/>
+      <w:r>
+        <w:rPr>
+          <w:lang w:eastAsia="ru-RU"/>
+        </w:rPr>
+        <w:t xml:space="preserve"> работу с сетевыми запросами и взаимодействие с</w:t>
+      </w:r>
+      <w:r>
+        <w:rPr>
+          <w:lang w:eastAsia="ru-RU"/>
+        </w:rPr>
+        <w:t xml:space="preserve"> REST API.</w:t>
+      </w:r>
+    </w:p>
+    <w:p>
+      <w:pPr>
+        <w:pStyle w:val="a9"/>
+        <w:numPr>
+          <w:ilvl w:val="1"/>
+          <w:numId w:val="18"/>
+        </w:numPr>
+        <w:ind w:left="0" w:firstLine="709"/>
+        <w:rPr>
+          <w:lang w:eastAsia="ru-RU"/>
+        </w:rPr>
+      </w:pPr>
+      <w:r>
+        <w:rPr>
+          <w:lang w:eastAsia="ru-RU"/>
+        </w:rPr>
+        <w:t>За</w:t>
+      </w:r>
+      <w:r>
+        <w:rPr>
+          <w:lang w:eastAsia="ru-RU"/>
+        </w:rPr>
+        <w:t>грузка изображений</w:t>
+      </w:r>
+      <w:r>
+        <w:rPr>
+          <w:lang w:eastAsia="ru-RU"/>
+        </w:rPr>
+        <w:t xml:space="preserve"> </w:t>
+      </w:r>
+      <w:r>
+        <w:rPr>
+          <w:lang w:eastAsia="ru-RU"/>
+        </w:rPr>
+        <w:t>с помощью</w:t>
+      </w:r>
+      <w:r>
+        <w:rPr>
+          <w:lang w:eastAsia="ru-RU"/>
+        </w:rPr>
+        <w:t xml:space="preserve"> </w:t>
+      </w:r>
+      <w:proofErr w:type="spellStart"/>
+      <w:r>
+        <w:rPr>
+          <w:lang w:eastAsia="ru-RU"/>
+        </w:rPr>
+        <w:t>Coil</w:t>
+      </w:r>
+      <w:proofErr w:type="spellEnd"/>
+      <w:r>
+        <w:rPr>
+          <w:lang w:eastAsia="ru-RU"/>
+        </w:rPr>
+        <w:t xml:space="preserve"> </w:t>
+      </w:r>
+      <w:r>
+        <w:rPr>
+          <w:lang w:eastAsia="ru-RU"/>
+        </w:rPr>
+        <w:t>-</w:t>
+      </w:r>
+      <w:r>
+        <w:rPr>
+          <w:lang w:eastAsia="ru-RU"/>
+        </w:rPr>
+        <w:t xml:space="preserve"> лёгкая библиотека для загрузки фото у</w:t>
+      </w:r>
+      <w:r>
+        <w:rPr>
+          <w:lang w:eastAsia="ru-RU"/>
+        </w:rPr>
+        <w:t xml:space="preserve">лик, интегрированная с </w:t>
+      </w:r>
+      <w:proofErr w:type="spellStart"/>
+      <w:r>
+        <w:rPr>
+          <w:lang w:eastAsia="ru-RU"/>
+        </w:rPr>
+        <w:t>Compose</w:t>
+      </w:r>
+      <w:proofErr w:type="spellEnd"/>
+      <w:r>
+        <w:rPr>
+          <w:lang w:eastAsia="ru-RU"/>
+        </w:rPr>
+        <w:t>.</w:t>
+      </w:r>
+    </w:p>
+    <w:p>
+      <w:pPr>
+        <w:pStyle w:val="a9"/>
+        <w:numPr>
+          <w:ilvl w:val="1"/>
+          <w:numId w:val="18"/>
+        </w:numPr>
+        <w:ind w:left="0" w:firstLine="709"/>
+        <w:rPr>
+          <w:lang w:eastAsia="ru-RU"/>
+        </w:rPr>
+      </w:pPr>
+      <w:r>
+        <w:rPr>
+          <w:lang w:eastAsia="ru-RU"/>
+        </w:rPr>
+        <w:t>Фоновая работа:</w:t>
+      </w:r>
+      <w:r>
+        <w:rPr>
+          <w:lang w:eastAsia="ru-RU"/>
+        </w:rPr>
+        <w:t xml:space="preserve"> </w:t>
+      </w:r>
+      <w:proofErr w:type="spellStart"/>
+      <w:r>
+        <w:rPr>
+          <w:lang w:eastAsia="ru-RU"/>
+        </w:rPr>
+        <w:t>WorkManager</w:t>
+      </w:r>
+      <w:proofErr w:type="spellEnd"/>
+      <w:r>
+        <w:rPr>
+          <w:lang w:eastAsia="ru-RU"/>
+        </w:rPr>
+        <w:t xml:space="preserve"> </w:t>
+      </w:r>
+      <w:r>
+        <w:rPr>
+          <w:lang w:eastAsia="ru-RU"/>
+        </w:rPr>
+        <w:t>-</w:t>
+      </w:r>
+      <w:r>
+        <w:rPr>
+          <w:lang w:eastAsia="ru-RU"/>
+        </w:rPr>
+        <w:t xml:space="preserve"> гарантированная отправка фотографий и очереди синхронизации после появления сети. Если игрок сделал фото улики в </w:t>
+      </w:r>
+      <w:proofErr w:type="spellStart"/>
+      <w:r>
+        <w:rPr>
+          <w:lang w:eastAsia="ru-RU"/>
+        </w:rPr>
+        <w:t>офлайне</w:t>
+      </w:r>
+      <w:proofErr w:type="spellEnd"/>
+      <w:r>
+        <w:rPr>
+          <w:lang w:eastAsia="ru-RU"/>
+        </w:rPr>
+        <w:t xml:space="preserve">, </w:t>
+      </w:r>
+      <w:r>
+        <w:rPr>
+          <w:lang w:eastAsia="ru-RU"/>
+        </w:rPr>
+        <w:t>менеджер</w:t>
+      </w:r>
+      <w:r>
+        <w:rPr>
+          <w:lang w:eastAsia="ru-RU"/>
+        </w:rPr>
+        <w:t xml:space="preserve"> отправит его в </w:t>
+      </w:r>
+      <w:proofErr w:type="spellStart"/>
+      <w:r>
+        <w:rPr>
+          <w:lang w:eastAsia="ru-RU"/>
+        </w:rPr>
+        <w:t>Supabase</w:t>
+      </w:r>
+      <w:proofErr w:type="spellEnd"/>
+      <w:r>
+        <w:rPr>
+          <w:lang w:eastAsia="ru-RU"/>
+        </w:rPr>
+        <w:t xml:space="preserve"> </w:t>
+      </w:r>
+      <w:proofErr w:type="spellStart"/>
+      <w:r>
+        <w:rPr>
+          <w:lang w:eastAsia="ru-RU"/>
+        </w:rPr>
+        <w:t>Storage</w:t>
+      </w:r>
+      <w:proofErr w:type="spellEnd"/>
+      <w:r>
+        <w:rPr>
+          <w:lang w:eastAsia="ru-RU"/>
+        </w:rPr>
+        <w:t xml:space="preserve"> через API</w:t>
+      </w:r>
+      <w:r>
+        <w:rPr>
+          <w:lang w:eastAsia="ru-RU"/>
+        </w:rPr>
+        <w:t xml:space="preserve"> при восстановлении соединения.</w:t>
+      </w:r>
+    </w:p>
+    <w:p>
+      <w:pPr>
+        <w:pStyle w:val="a9"/>
+        <w:rPr>
+          <w:lang w:eastAsia="ru-RU"/>
+        </w:rPr>
+      </w:pPr>
+      <w:r>
+        <w:rPr>
+          <w:lang w:eastAsia="ru-RU"/>
+        </w:rPr>
+        <w:t>ИИ модели проекта:</w:t>
+      </w:r>
+    </w:p>
+    <w:p>
+      <w:pPr>
+        <w:pStyle w:val="a9"/>
+        <w:numPr>
+          <w:ilvl w:val="1"/>
+          <w:numId w:val="19"/>
+        </w:numPr>
+        <w:ind w:left="0" w:firstLine="709"/>
+        <w:rPr>
+          <w:lang w:eastAsia="ru-RU"/>
+        </w:rPr>
+      </w:pPr>
+      <w:r>
+        <w:rPr>
+          <w:lang w:eastAsia="ru-RU"/>
+        </w:rPr>
+        <w:t xml:space="preserve">Основная модель: </w:t>
+      </w:r>
+      <w:proofErr w:type="spellStart"/>
+      <w:r>
+        <w:rPr>
+          <w:lang w:eastAsia="ru-RU"/>
+        </w:rPr>
+        <w:t>Groq</w:t>
+      </w:r>
+      <w:proofErr w:type="spellEnd"/>
+      <w:r>
+        <w:rPr>
+          <w:lang w:eastAsia="ru-RU"/>
+        </w:rPr>
+        <w:t xml:space="preserve"> (</w:t>
+      </w:r>
+      <w:proofErr w:type="spellStart"/>
+      <w:r>
+        <w:rPr>
+          <w:lang w:eastAsia="ru-RU"/>
+        </w:rPr>
+        <w:t>Llama</w:t>
+      </w:r>
+      <w:proofErr w:type="spellEnd"/>
+      <w:r>
+        <w:rPr>
+          <w:lang w:eastAsia="ru-RU"/>
+        </w:rPr>
+        <w:t xml:space="preserve"> 3.3). </w:t>
+      </w:r>
+      <w:r>
+        <w:rPr>
+          <w:lang w:eastAsia="ru-RU"/>
+        </w:rPr>
+        <w:t>Модель достаточно хорошо общается и быстро отвечает на сообщения. Так же в бесплатном тарифе около 1000 запросов в сутки.</w:t>
+      </w:r>
+    </w:p>
+    <w:p>
+      <w:pPr>
+        <w:pStyle w:val="a9"/>
+        <w:numPr>
+          <w:ilvl w:val="1"/>
+          <w:numId w:val="19"/>
+        </w:numPr>
+        <w:ind w:left="0" w:firstLine="709"/>
+        <w:rPr>
+          <w:lang w:eastAsia="ru-RU"/>
+        </w:rPr>
+      </w:pPr>
+      <w:r>
+        <w:rPr>
+          <w:lang w:eastAsia="ru-RU"/>
+        </w:rPr>
+        <w:t xml:space="preserve">Так же в случае, если лимит первой модели будет исчерпан, выбрана резервная модель: </w:t>
+      </w:r>
+      <w:proofErr w:type="spellStart"/>
+      <w:r>
+        <w:rPr>
+          <w:lang w:eastAsia="ru-RU"/>
+        </w:rPr>
+        <w:t>Google</w:t>
+      </w:r>
+      <w:proofErr w:type="spellEnd"/>
+      <w:r>
+        <w:rPr>
+          <w:lang w:eastAsia="ru-RU"/>
+        </w:rPr>
+        <w:t xml:space="preserve"> </w:t>
+      </w:r>
+      <w:proofErr w:type="spellStart"/>
+      <w:r>
+        <w:rPr>
+          <w:lang w:eastAsia="ru-RU"/>
+        </w:rPr>
+        <w:t>Gemini</w:t>
+      </w:r>
+      <w:proofErr w:type="spellEnd"/>
+      <w:r>
+        <w:rPr>
+          <w:lang w:eastAsia="ru-RU"/>
+        </w:rPr>
+        <w:t xml:space="preserve"> </w:t>
+      </w:r>
+      <w:proofErr w:type="spellStart"/>
+      <w:r>
+        <w:rPr>
+          <w:lang w:eastAsia="ru-RU"/>
+        </w:rPr>
+        <w:t>Flash</w:t>
+      </w:r>
+      <w:proofErr w:type="spellEnd"/>
+      <w:r>
+        <w:rPr>
+          <w:lang w:eastAsia="ru-RU"/>
+        </w:rPr>
+        <w:t>. Предоставляет бесплатно</w:t>
+      </w:r>
+      <w:r>
+        <w:rPr>
+          <w:lang w:eastAsia="ru-RU"/>
+        </w:rPr>
+        <w:t xml:space="preserve"> около 1500 зап</w:t>
+      </w:r>
+      <w:r>
+        <w:rPr>
+          <w:lang w:eastAsia="ru-RU"/>
+        </w:rPr>
+        <w:t xml:space="preserve">росов в сутки для </w:t>
+      </w:r>
+      <w:proofErr w:type="spellStart"/>
+      <w:r>
+        <w:rPr>
+          <w:lang w:eastAsia="ru-RU"/>
+        </w:rPr>
+        <w:t>Flash</w:t>
+      </w:r>
+      <w:proofErr w:type="spellEnd"/>
+      <w:r>
+        <w:rPr>
+          <w:lang w:eastAsia="ru-RU"/>
+        </w:rPr>
+        <w:t>-моделей</w:t>
+      </w:r>
+      <w:r>
+        <w:rPr>
+          <w:lang w:eastAsia="ru-RU"/>
+        </w:rPr>
+        <w:t>. Это обеспечивает отказоустойчивость: даже при исчерпании лимита одного провайдера игра не перестаёт работать.</w:t>
+      </w:r>
+    </w:p>
+    <w:p>
+      <w:pPr>
+        <w:pStyle w:val="3"/>
+        <w:numPr>
+          <w:ilvl w:val="2"/>
+          <w:numId w:val="1"/>
+        </w:numPr>
+        <w:ind w:left="0" w:firstLine="709"/>
+        <w:rPr>
+          <w:lang w:eastAsia="ru-RU"/>
+        </w:rPr>
+      </w:pPr>
+      <w:bookmarkStart w:id="18" w:name="_Toc243330124"/>
+      <w:r>
+        <w:rPr>
+          <w:lang w:eastAsia="ru-RU"/>
+        </w:rPr>
+        <w:t>Анализ рисков</w:t>
+      </w:r>
+      <w:bookmarkEnd w:id="18"/>
+    </w:p>
+    <w:p>
+      <w:pPr>
+        <w:pStyle w:val="a9"/>
+        <w:ind w:firstLine="0"/>
+        <w:rPr>
+          <w:lang w:eastAsia="ru-RU"/>
+        </w:rPr>
+      </w:pPr>
+      <w:r>
+        <w:rPr>
+          <w:lang w:eastAsia="ru-RU"/>
+        </w:rPr>
+        <w:t>Таблица 5 – Анализ рисков проекта.</w:t>
+      </w:r>
+    </w:p>
+    <w:tbl>
+      <w:tblPr>
+        <w:tblStyle w:val="a5"/>
+        <w:tblW w:w="0" w:type="auto"/>
+        <w:tblLook w:val="04A0" w:firstRow="1" w:lastRow="0" w:firstColumn="1" w:lastColumn="0" w:noHBand="0" w:noVBand="1"/>
+      </w:tblPr>
+      <w:tblGrid>
+        <w:gridCol w:w="2455"/>
+        <w:gridCol w:w="1723"/>
+        <w:gridCol w:w="1850"/>
+        <w:gridCol w:w="3317"/>
+      </w:tblGrid>
+      <w:tr>
+        <w:tc>
+          <w:tcPr>
+            <w:tcW w:w="2455" w:type="dxa"/>
+          </w:tcPr>
+          <w:p>
+            <w:pPr>
+              <w:pStyle w:val="a9"/>
+              <w:ind w:firstLine="0"/>
+              <w:rPr>
+                <w:lang w:eastAsia="ru-RU"/>
+              </w:rPr>
+            </w:pPr>
+            <w:bookmarkStart w:id="19" w:name="_GoBack"/>
+            <w:r>
+              <w:rPr>
+                <w:lang w:eastAsia="ru-RU"/>
+              </w:rPr>
+              <w:t>Риск</w:t>
+            </w:r>
+          </w:p>
+        </w:tc>
+        <w:tc>
+          <w:tcPr>
+            <w:tcW w:w="1723" w:type="dxa"/>
+          </w:tcPr>
+          <w:p>
+            <w:pPr>
+              <w:pStyle w:val="a9"/>
+              <w:ind w:firstLine="0"/>
+              <w:rPr>
+                <w:lang w:eastAsia="ru-RU"/>
+              </w:rPr>
+            </w:pPr>
+            <w:r>
+              <w:rPr>
+                <w:lang w:eastAsia="ru-RU"/>
+              </w:rPr>
+              <w:t>Вероятность</w:t>
+            </w:r>
+          </w:p>
+        </w:tc>
+        <w:tc>
+          <w:tcPr>
+            <w:tcW w:w="1850" w:type="dxa"/>
+          </w:tcPr>
+          <w:p>
+            <w:pPr>
+              <w:pStyle w:val="a9"/>
+              <w:ind w:firstLine="0"/>
+              <w:rPr>
+                <w:lang w:eastAsia="ru-RU"/>
+              </w:rPr>
+            </w:pPr>
+            <w:r>
+              <w:rPr>
+                <w:lang w:eastAsia="ru-RU"/>
+              </w:rPr>
+              <w:t>Влияние</w:t>
+            </w:r>
+          </w:p>
+        </w:tc>
+        <w:tc>
+          <w:tcPr>
+            <w:tcW w:w="3317" w:type="dxa"/>
+          </w:tcPr>
+          <w:p>
+            <w:pPr>
+              <w:pStyle w:val="a9"/>
+              <w:ind w:firstLine="0"/>
+              <w:rPr>
+                <w:lang w:eastAsia="ru-RU"/>
+              </w:rPr>
+            </w:pPr>
+            <w:r>
+              <w:rPr>
+                <w:lang w:eastAsia="ru-RU"/>
+              </w:rPr>
+              <w:t>Меры предотвращения</w:t>
+            </w:r>
+          </w:p>
+        </w:tc>
+      </w:tr>
+      <w:tr>
+        <w:tc>
+          <w:tcPr>
+            <w:tcW w:w="2455" w:type="dxa"/>
+          </w:tcPr>
+          <w:p>
+            <w:pPr>
+              <w:pStyle w:val="a9"/>
+              <w:ind w:firstLine="0"/>
+              <w:rPr>
+                <w:lang w:eastAsia="ru-RU"/>
+              </w:rPr>
+            </w:pPr>
+            <w:r>
+              <w:t>Исчерпание бесплатных лимитов ИИ</w:t>
+            </w:r>
+          </w:p>
+        </w:tc>
+        <w:tc>
+          <w:tcPr>
+            <w:tcW w:w="1723" w:type="dxa"/>
+          </w:tcPr>
+          <w:p>
+            <w:pPr>
+              <w:pStyle w:val="a9"/>
+              <w:ind w:firstLine="0"/>
+              <w:rPr>
+                <w:lang w:eastAsia="ru-RU"/>
+              </w:rPr>
+            </w:pPr>
+            <w:r>
+              <w:t>Высокая</w:t>
+            </w:r>
+          </w:p>
+        </w:tc>
+        <w:tc>
+          <w:tcPr>
+            <w:tcW w:w="1850" w:type="dxa"/>
+          </w:tcPr>
+          <w:p>
+            <w:pPr>
+              <w:pStyle w:val="a9"/>
+              <w:ind w:firstLine="0"/>
+              <w:rPr>
+                <w:lang w:eastAsia="ru-RU"/>
+              </w:rPr>
+            </w:pPr>
+            <w:r>
+              <w:t>Значительное</w:t>
+            </w:r>
+          </w:p>
+        </w:tc>
+        <w:tc>
+          <w:tcPr>
+            <w:tcW w:w="3317" w:type="dxa"/>
+          </w:tcPr>
+          <w:p>
+            <w:pPr>
+              <w:pStyle w:val="a9"/>
+              <w:ind w:firstLine="0"/>
+              <w:rPr>
+                <w:lang w:eastAsia="ru-RU"/>
+              </w:rPr>
+            </w:pPr>
+            <w:r>
+              <w:t>Лимит 30 реплик на игрока, резервная модель, короткий контекст, заготовленные реплики на случай сбоя</w:t>
+            </w:r>
+          </w:p>
+        </w:tc>
+      </w:tr>
+      <w:tr>
+        <w:tc>
+          <w:tcPr>
+            <w:tcW w:w="2455" w:type="dxa"/>
+          </w:tcPr>
+          <w:p>
+            <w:pPr>
+              <w:pStyle w:val="a9"/>
+              <w:ind w:firstLine="0"/>
+              <w:rPr>
+                <w:lang w:eastAsia="ru-RU"/>
+              </w:rPr>
+            </w:pPr>
+            <w:r>
+              <w:lastRenderedPageBreak/>
+              <w:t xml:space="preserve">Лимиты </w:t>
+            </w:r>
+            <w:proofErr w:type="spellStart"/>
+            <w:r>
+              <w:t>Supabase</w:t>
+            </w:r>
+            <w:proofErr w:type="spellEnd"/>
+            <w:r>
+              <w:t xml:space="preserve"> </w:t>
+            </w:r>
+            <w:r>
+              <w:t>израсходуются</w:t>
+            </w:r>
+          </w:p>
+        </w:tc>
+        <w:tc>
+          <w:tcPr>
+            <w:tcW w:w="1723" w:type="dxa"/>
+          </w:tcPr>
+          <w:p>
+            <w:pPr>
+              <w:pStyle w:val="a9"/>
+              <w:ind w:firstLine="0"/>
+              <w:rPr>
+                <w:lang w:eastAsia="ru-RU"/>
+              </w:rPr>
+            </w:pPr>
+            <w:r>
+              <w:t>Средняя</w:t>
+            </w:r>
+          </w:p>
+        </w:tc>
+        <w:tc>
+          <w:tcPr>
+            <w:tcW w:w="1850" w:type="dxa"/>
+          </w:tcPr>
+          <w:p>
+            <w:pPr>
+              <w:pStyle w:val="a9"/>
+              <w:ind w:firstLine="0"/>
+              <w:rPr>
+                <w:lang w:eastAsia="ru-RU"/>
+              </w:rPr>
+            </w:pPr>
+            <w:r>
+              <w:t>Среднее</w:t>
+            </w:r>
+          </w:p>
+        </w:tc>
+        <w:tc>
+          <w:tcPr>
+            <w:tcW w:w="3317" w:type="dxa"/>
+          </w:tcPr>
+          <w:p>
+            <w:pPr>
+              <w:pStyle w:val="a9"/>
+              <w:ind w:firstLine="0"/>
+              <w:rPr>
+                <w:lang w:eastAsia="ru-RU"/>
+              </w:rPr>
+            </w:pPr>
+            <w:r>
+              <w:t>Сжимать фото, удалять старые диалоги; регулярная очистка тестовых данных</w:t>
+            </w:r>
+          </w:p>
+        </w:tc>
+      </w:tr>
+      <w:tr>
+        <w:tc>
+          <w:tcPr>
+            <w:tcW w:w="2455" w:type="dxa"/>
+          </w:tcPr>
+          <w:p>
+            <w:pPr>
+              <w:pStyle w:val="a9"/>
+              <w:ind w:firstLine="0"/>
+              <w:rPr>
+                <w:lang w:eastAsia="ru-RU"/>
+              </w:rPr>
+            </w:pPr>
+            <w:r>
+              <w:t>Ошибки ИИ: выход из роли, раскрытие секрета</w:t>
+            </w:r>
+          </w:p>
+        </w:tc>
+        <w:tc>
+          <w:tcPr>
+            <w:tcW w:w="1723" w:type="dxa"/>
+          </w:tcPr>
+          <w:p>
+            <w:pPr>
+              <w:pStyle w:val="a9"/>
+              <w:ind w:firstLine="0"/>
+              <w:rPr>
+                <w:lang w:eastAsia="ru-RU"/>
+              </w:rPr>
+            </w:pPr>
+            <w:r>
+              <w:t>Высокая</w:t>
+            </w:r>
+          </w:p>
+        </w:tc>
+        <w:tc>
+          <w:tcPr>
+            <w:tcW w:w="1850" w:type="dxa"/>
+          </w:tcPr>
+          <w:p>
+            <w:pPr>
+              <w:pStyle w:val="a9"/>
+              <w:ind w:firstLine="0"/>
+              <w:rPr>
+                <w:lang w:eastAsia="ru-RU"/>
+              </w:rPr>
+            </w:pPr>
+            <w:r>
+              <w:t>Среднее</w:t>
+            </w:r>
+          </w:p>
+        </w:tc>
+        <w:tc>
+          <w:tcPr>
+            <w:tcW w:w="3317" w:type="dxa"/>
+          </w:tcPr>
+          <w:p>
+            <w:pPr>
+              <w:pStyle w:val="a9"/>
+              <w:ind w:firstLine="0"/>
+              <w:rPr>
+                <w:lang w:eastAsia="ru-RU"/>
+              </w:rPr>
+            </w:pPr>
+            <w:r>
+              <w:t>Строгая инструкция модели, секрет виновного не передаётся ей целиком, проверка обвинения на сервере</w:t>
+            </w:r>
+          </w:p>
+        </w:tc>
+      </w:tr>
+      <w:tr>
+        <w:tc>
+          <w:tcPr>
+            <w:tcW w:w="2455" w:type="dxa"/>
+          </w:tcPr>
+          <w:p>
+            <w:pPr>
+              <w:pStyle w:val="a9"/>
+              <w:ind w:firstLine="0"/>
+              <w:rPr>
+                <w:lang w:eastAsia="ru-RU"/>
+              </w:rPr>
+            </w:pPr>
+            <w:r>
+              <w:t xml:space="preserve">Попытки игрока «обмануть» ИИ командами </w:t>
+            </w:r>
+            <w:r>
+              <w:t xml:space="preserve">и </w:t>
+            </w:r>
+            <w:proofErr w:type="spellStart"/>
+            <w:r>
+              <w:t>иньекциями</w:t>
+            </w:r>
+            <w:proofErr w:type="spellEnd"/>
+          </w:p>
+        </w:tc>
+        <w:tc>
+          <w:tcPr>
+            <w:tcW w:w="1723" w:type="dxa"/>
+          </w:tcPr>
+          <w:p>
+            <w:pPr>
+              <w:pStyle w:val="a9"/>
+              <w:ind w:firstLine="0"/>
+              <w:rPr>
+                <w:lang w:eastAsia="ru-RU"/>
+              </w:rPr>
+            </w:pPr>
+            <w:r>
+              <w:t>Средняя</w:t>
+            </w:r>
+          </w:p>
+        </w:tc>
+        <w:tc>
+          <w:tcPr>
+            <w:tcW w:w="1850" w:type="dxa"/>
+          </w:tcPr>
+          <w:p>
+            <w:pPr>
+              <w:pStyle w:val="a9"/>
+              <w:ind w:firstLine="0"/>
+              <w:rPr>
+                <w:lang w:eastAsia="ru-RU"/>
+              </w:rPr>
+            </w:pPr>
+            <w:r>
+              <w:t>Среднее</w:t>
+            </w:r>
+          </w:p>
+        </w:tc>
+        <w:tc>
+          <w:tcPr>
+            <w:tcW w:w="3317" w:type="dxa"/>
+          </w:tcPr>
+          <w:p>
+            <w:pPr>
+              <w:pStyle w:val="a9"/>
+              <w:ind w:firstLine="0"/>
+              <w:rPr>
+                <w:lang w:eastAsia="ru-RU"/>
+              </w:rPr>
+            </w:pPr>
+            <w:r>
+              <w:t>Ограничение длины, разделение инструкций и сообщений игрока</w:t>
+            </w:r>
+          </w:p>
+        </w:tc>
+      </w:tr>
+      <w:tr>
+        <w:tc>
+          <w:tcPr>
+            <w:tcW w:w="2455" w:type="dxa"/>
+          </w:tcPr>
+          <w:p>
+            <w:pPr>
+              <w:pStyle w:val="a9"/>
+              <w:ind w:firstLine="0"/>
+              <w:rPr>
+                <w:lang w:eastAsia="ru-RU"/>
+              </w:rPr>
+            </w:pPr>
+            <w:r>
+              <w:t>Нет датчиков или компас работает неточно</w:t>
+            </w:r>
+          </w:p>
+        </w:tc>
+        <w:tc>
+          <w:tcPr>
+            <w:tcW w:w="1723" w:type="dxa"/>
+          </w:tcPr>
+          <w:p>
+            <w:pPr>
+              <w:pStyle w:val="a9"/>
+              <w:ind w:firstLine="0"/>
+              <w:rPr>
+                <w:lang w:eastAsia="ru-RU"/>
+              </w:rPr>
+            </w:pPr>
+            <w:r>
+              <w:t>Средняя</w:t>
+            </w:r>
+          </w:p>
+        </w:tc>
+        <w:tc>
+          <w:tcPr>
+            <w:tcW w:w="1850" w:type="dxa"/>
+          </w:tcPr>
+          <w:p>
+            <w:pPr>
+              <w:pStyle w:val="a9"/>
+              <w:ind w:firstLine="0"/>
+              <w:rPr>
+                <w:lang w:eastAsia="ru-RU"/>
+              </w:rPr>
+            </w:pPr>
+            <w:r>
+              <w:t>Низкое</w:t>
+            </w:r>
+          </w:p>
+        </w:tc>
+        <w:tc>
+          <w:tcPr>
+            <w:tcW w:w="3317" w:type="dxa"/>
+          </w:tcPr>
+          <w:p>
+            <w:pPr>
+              <w:pStyle w:val="a9"/>
+              <w:ind w:firstLine="0"/>
+              <w:rPr>
+                <w:lang w:eastAsia="ru-RU"/>
+              </w:rPr>
+            </w:pPr>
+            <w:r>
+              <w:t>Запасной режим без камеры и использование обычных мини игр вместо, игр с использованием аппаратной части</w:t>
+            </w:r>
+          </w:p>
+        </w:tc>
+      </w:tr>
+      <w:tr>
+        <w:tc>
+          <w:tcPr>
+            <w:tcW w:w="2455" w:type="dxa"/>
+          </w:tcPr>
+          <w:p>
+            <w:pPr>
+              <w:pStyle w:val="a9"/>
+              <w:ind w:firstLine="0"/>
+              <w:rPr>
+                <w:lang w:eastAsia="ru-RU"/>
+              </w:rPr>
+            </w:pPr>
+            <w:r>
+              <w:t>Утечка ключей и данных игроков</w:t>
+            </w:r>
+          </w:p>
+        </w:tc>
+        <w:tc>
+          <w:tcPr>
+            <w:tcW w:w="1723" w:type="dxa"/>
+          </w:tcPr>
+          <w:p>
+            <w:pPr>
+              <w:pStyle w:val="a9"/>
+              <w:ind w:firstLine="0"/>
+              <w:rPr>
+                <w:lang w:eastAsia="ru-RU"/>
+              </w:rPr>
+            </w:pPr>
+            <w:r>
+              <w:t>Низкая</w:t>
+            </w:r>
+          </w:p>
+        </w:tc>
+        <w:tc>
+          <w:tcPr>
+            <w:tcW w:w="1850" w:type="dxa"/>
+          </w:tcPr>
+          <w:p>
+            <w:pPr>
+              <w:pStyle w:val="a9"/>
+              <w:ind w:firstLine="0"/>
+              <w:rPr>
+                <w:lang w:eastAsia="ru-RU"/>
+              </w:rPr>
+            </w:pPr>
+            <w:r>
+              <w:t>Высокая</w:t>
+            </w:r>
+          </w:p>
+        </w:tc>
+        <w:tc>
+          <w:tcPr>
+            <w:tcW w:w="3317" w:type="dxa"/>
+          </w:tcPr>
+          <w:p>
+            <w:pPr>
+              <w:pStyle w:val="a9"/>
+              <w:ind w:firstLine="0"/>
+              <w:rPr>
+                <w:lang w:eastAsia="ru-RU"/>
+              </w:rPr>
+            </w:pPr>
+            <w:r>
+              <w:t>Ключи только на сервере, правила доступа, закрытое хранилище фото</w:t>
+            </w:r>
+          </w:p>
+        </w:tc>
+      </w:tr>
+      <w:tr>
+        <w:tc>
+          <w:tcPr>
+            <w:tcW w:w="2455" w:type="dxa"/>
+          </w:tcPr>
+          <w:p>
+            <w:pPr>
+              <w:pStyle w:val="a9"/>
+              <w:ind w:firstLine="0"/>
+            </w:pPr>
+            <w:r>
+              <w:t>Потеря прогресса игрока при обрыве сети</w:t>
+            </w:r>
+          </w:p>
+        </w:tc>
+        <w:tc>
+          <w:tcPr>
+            <w:tcW w:w="1723" w:type="dxa"/>
+          </w:tcPr>
+          <w:p>
+            <w:pPr>
+              <w:pStyle w:val="a9"/>
+              <w:ind w:firstLine="0"/>
+            </w:pPr>
+            <w:r>
+              <w:t>Высокая</w:t>
+            </w:r>
+          </w:p>
+        </w:tc>
+        <w:tc>
+          <w:tcPr>
+            <w:tcW w:w="1850" w:type="dxa"/>
+          </w:tcPr>
+          <w:p>
+            <w:pPr>
+              <w:pStyle w:val="a9"/>
+              <w:ind w:firstLine="0"/>
+            </w:pPr>
+            <w:r>
+              <w:t>Высокое</w:t>
+            </w:r>
+          </w:p>
+        </w:tc>
+        <w:tc>
+          <w:tcPr>
+            <w:tcW w:w="3317" w:type="dxa"/>
+          </w:tcPr>
+          <w:p>
+            <w:pPr>
+              <w:pStyle w:val="a9"/>
+              <w:ind w:firstLine="0"/>
+            </w:pPr>
+            <w:r>
+              <w:t>Локальная БД (</w:t>
+            </w:r>
+            <w:proofErr w:type="spellStart"/>
+            <w:r>
+              <w:t>Room</w:t>
+            </w:r>
+            <w:proofErr w:type="spellEnd"/>
+            <w:r>
+              <w:t>) как источник</w:t>
+            </w:r>
+            <w:r>
+              <w:t xml:space="preserve"> и дополнительно хранить временно данные</w:t>
+            </w:r>
+            <w:r>
+              <w:t xml:space="preserve">; фоновая синхронизация через </w:t>
+            </w:r>
+            <w:proofErr w:type="spellStart"/>
+            <w:r>
+              <w:t>WorkManager</w:t>
+            </w:r>
+            <w:proofErr w:type="spellEnd"/>
+            <w:r>
+              <w:t xml:space="preserve"> при появлении сети</w:t>
+            </w:r>
+          </w:p>
+        </w:tc>
+      </w:tr>
+      <w:bookmarkEnd w:id="19"/>
+    </w:tbl>
+    <w:p>
+      <w:pPr>
+        <w:pStyle w:val="a9"/>
+        <w:jc w:val="left"/>
         <w:rPr>
           <w:lang w:eastAsia="ru-RU"/>
         </w:rPr>
@@ -7192,475 +10551,6 @@
     </w:lvl>
   </w:abstractNum>
   <w:abstractNum w:abstractNumId="1" w15:restartNumberingAfterBreak="0">
-    <w:nsid w:val="06353D4F"/>
-    <w:multiLevelType w:val="hybridMultilevel"/>
-    <w:tmpl w:val="BDB4379E"/>
-    <w:lvl w:ilvl="0" w:tplc="0419000F">
-      <w:start w:val="1"/>
-      <w:numFmt w:val="decimal"/>
-      <w:lvlText w:val="%1."/>
-      <w:lvlJc w:val="left"/>
-      <w:pPr>
-        <w:ind w:left="7022" w:hanging="360"/>
-      </w:pPr>
-      <w:rPr>
-        <w:rFonts w:hint="default"/>
-      </w:rPr>
-    </w:lvl>
-    <w:lvl w:ilvl="1" w:tplc="04190019" w:tentative="1">
-      <w:start w:val="1"/>
-      <w:numFmt w:val="lowerLetter"/>
-      <w:lvlText w:val="%2."/>
-      <w:lvlJc w:val="left"/>
-      <w:pPr>
-        <w:ind w:left="7742" w:hanging="360"/>
-      </w:pPr>
-    </w:lvl>
-    <w:lvl w:ilvl="2" w:tplc="0419001B" w:tentative="1">
-      <w:start w:val="1"/>
-      <w:numFmt w:val="lowerRoman"/>
-      <w:lvlText w:val="%3."/>
-      <w:lvlJc w:val="right"/>
-      <w:pPr>
-        <w:ind w:left="8462" w:hanging="180"/>
-      </w:pPr>
-    </w:lvl>
-    <w:lvl w:ilvl="3" w:tplc="0419000F" w:tentative="1">
-      <w:start w:val="1"/>
-      <w:numFmt w:val="decimal"/>
-      <w:lvlText w:val="%4."/>
-      <w:lvlJc w:val="left"/>
-      <w:pPr>
-        <w:ind w:left="9182" w:hanging="360"/>
-      </w:pPr>
-    </w:lvl>
-    <w:lvl w:ilvl="4" w:tplc="04190019" w:tentative="1">
-      <w:start w:val="1"/>
-      <w:numFmt w:val="lowerLetter"/>
-      <w:lvlText w:val="%5."/>
-      <w:lvlJc w:val="left"/>
-      <w:pPr>
-        <w:ind w:left="9902" w:hanging="360"/>
-      </w:pPr>
-    </w:lvl>
-    <w:lvl w:ilvl="5" w:tplc="0419001B" w:tentative="1">
-      <w:start w:val="1"/>
-      <w:numFmt w:val="lowerRoman"/>
-      <w:lvlText w:val="%6."/>
-      <w:lvlJc w:val="right"/>
-      <w:pPr>
-        <w:ind w:left="10622" w:hanging="180"/>
-      </w:pPr>
-    </w:lvl>
-    <w:lvl w:ilvl="6" w:tplc="0419000F" w:tentative="1">
-      <w:start w:val="1"/>
-      <w:numFmt w:val="decimal"/>
-      <w:lvlText w:val="%7."/>
-      <w:lvlJc w:val="left"/>
-      <w:pPr>
-        <w:ind w:left="11342" w:hanging="360"/>
-      </w:pPr>
-    </w:lvl>
-    <w:lvl w:ilvl="7" w:tplc="04190019" w:tentative="1">
-      <w:start w:val="1"/>
-      <w:numFmt w:val="lowerLetter"/>
-      <w:lvlText w:val="%8."/>
-      <w:lvlJc w:val="left"/>
-      <w:pPr>
-        <w:ind w:left="12062" w:hanging="360"/>
-      </w:pPr>
-    </w:lvl>
-    <w:lvl w:ilvl="8" w:tplc="0419001B" w:tentative="1">
-      <w:start w:val="1"/>
-      <w:numFmt w:val="lowerRoman"/>
-      <w:lvlText w:val="%9."/>
-      <w:lvlJc w:val="right"/>
-      <w:pPr>
-        <w:ind w:left="12782" w:hanging="180"/>
-      </w:pPr>
-    </w:lvl>
-  </w:abstractNum>
-  <w:abstractNum w:abstractNumId="2" w15:restartNumberingAfterBreak="0">
-    <w:nsid w:val="07991F38"/>
-    <w:multiLevelType w:val="hybridMultilevel"/>
-    <w:tmpl w:val="C8086BE6"/>
-    <w:lvl w:ilvl="0" w:tplc="0419000F">
-      <w:start w:val="5"/>
-      <w:numFmt w:val="decimal"/>
-      <w:lvlText w:val="%1."/>
-      <w:lvlJc w:val="left"/>
-      <w:pPr>
-        <w:ind w:left="720" w:hanging="360"/>
-      </w:pPr>
-      <w:rPr>
-        <w:rFonts w:hint="default"/>
-      </w:rPr>
-    </w:lvl>
-    <w:lvl w:ilvl="1" w:tplc="04190019" w:tentative="1">
-      <w:start w:val="1"/>
-      <w:numFmt w:val="lowerLetter"/>
-      <w:lvlText w:val="%2."/>
-      <w:lvlJc w:val="left"/>
-      <w:pPr>
-        <w:ind w:left="1440" w:hanging="360"/>
-      </w:pPr>
-    </w:lvl>
-    <w:lvl w:ilvl="2" w:tplc="0419001B" w:tentative="1">
-      <w:start w:val="1"/>
-      <w:numFmt w:val="lowerRoman"/>
-      <w:lvlText w:val="%3."/>
-      <w:lvlJc w:val="right"/>
-      <w:pPr>
-        <w:ind w:left="2160" w:hanging="180"/>
-      </w:pPr>
-    </w:lvl>
-    <w:lvl w:ilvl="3" w:tplc="0419000F" w:tentative="1">
-      <w:start w:val="1"/>
-      <w:numFmt w:val="decimal"/>
-      <w:lvlText w:val="%4."/>
-      <w:lvlJc w:val="left"/>
-      <w:pPr>
-        <w:ind w:left="2880" w:hanging="360"/>
-      </w:pPr>
-    </w:lvl>
-    <w:lvl w:ilvl="4" w:tplc="04190019" w:tentative="1">
-      <w:start w:val="1"/>
-      <w:numFmt w:val="lowerLetter"/>
-      <w:lvlText w:val="%5."/>
-      <w:lvlJc w:val="left"/>
-      <w:pPr>
-        <w:ind w:left="3600" w:hanging="360"/>
-      </w:pPr>
-    </w:lvl>
-    <w:lvl w:ilvl="5" w:tplc="0419001B" w:tentative="1">
-      <w:start w:val="1"/>
-      <w:numFmt w:val="lowerRoman"/>
-      <w:lvlText w:val="%6."/>
-      <w:lvlJc w:val="right"/>
-      <w:pPr>
-        <w:ind w:left="4320" w:hanging="180"/>
-      </w:pPr>
-    </w:lvl>
-    <w:lvl w:ilvl="6" w:tplc="0419000F" w:tentative="1">
-      <w:start w:val="1"/>
-      <w:numFmt w:val="decimal"/>
-      <w:lvlText w:val="%7."/>
-      <w:lvlJc w:val="left"/>
-      <w:pPr>
-        <w:ind w:left="5040" w:hanging="360"/>
-      </w:pPr>
-    </w:lvl>
-    <w:lvl w:ilvl="7" w:tplc="04190019" w:tentative="1">
-      <w:start w:val="1"/>
-      <w:numFmt w:val="lowerLetter"/>
-      <w:lvlText w:val="%8."/>
-      <w:lvlJc w:val="left"/>
-      <w:pPr>
-        <w:ind w:left="5760" w:hanging="360"/>
-      </w:pPr>
-    </w:lvl>
-    <w:lvl w:ilvl="8" w:tplc="0419001B" w:tentative="1">
-      <w:start w:val="1"/>
-      <w:numFmt w:val="lowerRoman"/>
-      <w:lvlText w:val="%9."/>
-      <w:lvlJc w:val="right"/>
-      <w:pPr>
-        <w:ind w:left="6480" w:hanging="180"/>
-      </w:pPr>
-    </w:lvl>
-  </w:abstractNum>
-  <w:abstractNum w:abstractNumId="3" w15:restartNumberingAfterBreak="0">
-    <w:nsid w:val="08DF05E0"/>
-    <w:multiLevelType w:val="hybridMultilevel"/>
-    <w:tmpl w:val="91088800"/>
-    <w:lvl w:ilvl="0" w:tplc="18C6EC7A">
-      <w:start w:val="1"/>
-      <w:numFmt w:val="decimal"/>
-      <w:lvlText w:val="%1."/>
-      <w:lvlJc w:val="left"/>
-      <w:pPr>
-        <w:ind w:left="1069" w:hanging="360"/>
-      </w:pPr>
-      <w:rPr>
-        <w:rFonts w:hint="default"/>
-      </w:rPr>
-    </w:lvl>
-    <w:lvl w:ilvl="1" w:tplc="04190019" w:tentative="1">
-      <w:start w:val="1"/>
-      <w:numFmt w:val="lowerLetter"/>
-      <w:lvlText w:val="%2."/>
-      <w:lvlJc w:val="left"/>
-      <w:pPr>
-        <w:ind w:left="1789" w:hanging="360"/>
-      </w:pPr>
-    </w:lvl>
-    <w:lvl w:ilvl="2" w:tplc="0419001B" w:tentative="1">
-      <w:start w:val="1"/>
-      <w:numFmt w:val="lowerRoman"/>
-      <w:lvlText w:val="%3."/>
-      <w:lvlJc w:val="right"/>
-      <w:pPr>
-        <w:ind w:left="2509" w:hanging="180"/>
-      </w:pPr>
-    </w:lvl>
-    <w:lvl w:ilvl="3" w:tplc="0419000F" w:tentative="1">
-      <w:start w:val="1"/>
-      <w:numFmt w:val="decimal"/>
-      <w:lvlText w:val="%4."/>
-      <w:lvlJc w:val="left"/>
-      <w:pPr>
-        <w:ind w:left="3229" w:hanging="360"/>
-      </w:pPr>
-    </w:lvl>
-    <w:lvl w:ilvl="4" w:tplc="04190019" w:tentative="1">
-      <w:start w:val="1"/>
-      <w:numFmt w:val="lowerLetter"/>
-      <w:lvlText w:val="%5."/>
-      <w:lvlJc w:val="left"/>
-      <w:pPr>
-        <w:ind w:left="3949" w:hanging="360"/>
-      </w:pPr>
-    </w:lvl>
-    <w:lvl w:ilvl="5" w:tplc="0419001B" w:tentative="1">
-      <w:start w:val="1"/>
-      <w:numFmt w:val="lowerRoman"/>
-      <w:lvlText w:val="%6."/>
-      <w:lvlJc w:val="right"/>
-      <w:pPr>
-        <w:ind w:left="4669" w:hanging="180"/>
-      </w:pPr>
-    </w:lvl>
-    <w:lvl w:ilvl="6" w:tplc="0419000F" w:tentative="1">
-      <w:start w:val="1"/>
-      <w:numFmt w:val="decimal"/>
-      <w:lvlText w:val="%7."/>
-      <w:lvlJc w:val="left"/>
-      <w:pPr>
-        <w:ind w:left="5389" w:hanging="360"/>
-      </w:pPr>
-    </w:lvl>
-    <w:lvl w:ilvl="7" w:tplc="04190019" w:tentative="1">
-      <w:start w:val="1"/>
-      <w:numFmt w:val="lowerLetter"/>
-      <w:lvlText w:val="%8."/>
-      <w:lvlJc w:val="left"/>
-      <w:pPr>
-        <w:ind w:left="6109" w:hanging="360"/>
-      </w:pPr>
-    </w:lvl>
-    <w:lvl w:ilvl="8" w:tplc="0419001B" w:tentative="1">
-      <w:start w:val="1"/>
-      <w:numFmt w:val="lowerRoman"/>
-      <w:lvlText w:val="%9."/>
-      <w:lvlJc w:val="right"/>
-      <w:pPr>
-        <w:ind w:left="6829" w:hanging="180"/>
-      </w:pPr>
-    </w:lvl>
-  </w:abstractNum>
-  <w:abstractNum w:abstractNumId="4" w15:restartNumberingAfterBreak="0">
-    <w:nsid w:val="0A8A6F1A"/>
-    <w:multiLevelType w:val="hybridMultilevel"/>
-    <w:tmpl w:val="0B6C8238"/>
-    <w:lvl w:ilvl="0" w:tplc="04190001">
-      <w:start w:val="1"/>
-      <w:numFmt w:val="bullet"/>
-      <w:lvlText w:val=""/>
-      <w:lvlJc w:val="left"/>
-      <w:pPr>
-        <w:ind w:left="720" w:hanging="360"/>
-      </w:pPr>
-      <w:rPr>
-        <w:rFonts w:ascii="Symbol" w:hAnsi="Symbol" w:hint="default"/>
-      </w:rPr>
-    </w:lvl>
-    <w:lvl w:ilvl="1" w:tplc="04190003" w:tentative="1">
-      <w:start w:val="1"/>
-      <w:numFmt w:val="bullet"/>
-      <w:lvlText w:val="o"/>
-      <w:lvlJc w:val="left"/>
-      <w:pPr>
-        <w:ind w:left="1440" w:hanging="360"/>
-      </w:pPr>
-      <w:rPr>
-        <w:rFonts w:ascii="Courier New" w:hAnsi="Courier New" w:cs="Courier New" w:hint="default"/>
-      </w:rPr>
-    </w:lvl>
-    <w:lvl w:ilvl="2" w:tplc="04190005" w:tentative="1">
-      <w:start w:val="1"/>
-      <w:numFmt w:val="bullet"/>
-      <w:lvlText w:val=""/>
-      <w:lvlJc w:val="left"/>
-      <w:pPr>
-        <w:ind w:left="2160" w:hanging="360"/>
-      </w:pPr>
-      <w:rPr>
-        <w:rFonts w:ascii="Wingdings" w:hAnsi="Wingdings" w:hint="default"/>
-      </w:rPr>
-    </w:lvl>
-    <w:lvl w:ilvl="3" w:tplc="04190001" w:tentative="1">
-      <w:start w:val="1"/>
-      <w:numFmt w:val="bullet"/>
-      <w:lvlText w:val=""/>
-      <w:lvlJc w:val="left"/>
-      <w:pPr>
-        <w:ind w:left="2880" w:hanging="360"/>
-      </w:pPr>
-      <w:rPr>
-        <w:rFonts w:ascii="Symbol" w:hAnsi="Symbol" w:hint="default"/>
-      </w:rPr>
-    </w:lvl>
-    <w:lvl w:ilvl="4" w:tplc="04190003" w:tentative="1">
-      <w:start w:val="1"/>
-      <w:numFmt w:val="bullet"/>
-      <w:lvlText w:val="o"/>
-      <w:lvlJc w:val="left"/>
-      <w:pPr>
-        <w:ind w:left="3600" w:hanging="360"/>
-      </w:pPr>
-      <w:rPr>
-        <w:rFonts w:ascii="Courier New" w:hAnsi="Courier New" w:cs="Courier New" w:hint="default"/>
-      </w:rPr>
-    </w:lvl>
-    <w:lvl w:ilvl="5" w:tplc="04190005" w:tentative="1">
-      <w:start w:val="1"/>
-      <w:numFmt w:val="bullet"/>
-      <w:lvlText w:val=""/>
-      <w:lvlJc w:val="left"/>
-      <w:pPr>
-        <w:ind w:left="4320" w:hanging="360"/>
-      </w:pPr>
-      <w:rPr>
-        <w:rFonts w:ascii="Wingdings" w:hAnsi="Wingdings" w:hint="default"/>
-      </w:rPr>
-    </w:lvl>
-    <w:lvl w:ilvl="6" w:tplc="04190001" w:tentative="1">
-      <w:start w:val="1"/>
-      <w:numFmt w:val="bullet"/>
-      <w:lvlText w:val=""/>
-      <w:lvlJc w:val="left"/>
-      <w:pPr>
-        <w:ind w:left="5040" w:hanging="360"/>
-      </w:pPr>
-      <w:rPr>
-        <w:rFonts w:ascii="Symbol" w:hAnsi="Symbol" w:hint="default"/>
-      </w:rPr>
-    </w:lvl>
-    <w:lvl w:ilvl="7" w:tplc="04190003" w:tentative="1">
-      <w:start w:val="1"/>
-      <w:numFmt w:val="bullet"/>
-      <w:lvlText w:val="o"/>
-      <w:lvlJc w:val="left"/>
-      <w:pPr>
-        <w:ind w:left="5760" w:hanging="360"/>
-      </w:pPr>
-      <w:rPr>
-        <w:rFonts w:ascii="Courier New" w:hAnsi="Courier New" w:cs="Courier New" w:hint="default"/>
-      </w:rPr>
-    </w:lvl>
-    <w:lvl w:ilvl="8" w:tplc="04190005" w:tentative="1">
-      <w:start w:val="1"/>
-      <w:numFmt w:val="bullet"/>
-      <w:lvlText w:val=""/>
-      <w:lvlJc w:val="left"/>
-      <w:pPr>
-        <w:ind w:left="6480" w:hanging="360"/>
-      </w:pPr>
-      <w:rPr>
-        <w:rFonts w:ascii="Wingdings" w:hAnsi="Wingdings" w:hint="default"/>
-      </w:rPr>
-    </w:lvl>
-  </w:abstractNum>
-  <w:abstractNum w:abstractNumId="5" w15:restartNumberingAfterBreak="0">
-    <w:nsid w:val="125A3D0D"/>
-    <w:multiLevelType w:val="hybridMultilevel"/>
-    <w:tmpl w:val="738E6D20"/>
-    <w:lvl w:ilvl="0" w:tplc="98626B44">
-      <w:start w:val="1"/>
-      <w:numFmt w:val="decimal"/>
-      <w:lvlText w:val="%1."/>
-      <w:lvlJc w:val="left"/>
-      <w:pPr>
-        <w:ind w:left="1069" w:hanging="360"/>
-      </w:pPr>
-      <w:rPr>
-        <w:rFonts w:hint="default"/>
-      </w:rPr>
-    </w:lvl>
-    <w:lvl w:ilvl="1" w:tplc="04190019" w:tentative="1">
-      <w:start w:val="1"/>
-      <w:numFmt w:val="lowerLetter"/>
-      <w:lvlText w:val="%2."/>
-      <w:lvlJc w:val="left"/>
-      <w:pPr>
-        <w:ind w:left="1789" w:hanging="360"/>
-      </w:pPr>
-    </w:lvl>
-    <w:lvl w:ilvl="2" w:tplc="0419001B" w:tentative="1">
-      <w:start w:val="1"/>
-      <w:numFmt w:val="lowerRoman"/>
-      <w:lvlText w:val="%3."/>
-      <w:lvlJc w:val="right"/>
-      <w:pPr>
-        <w:ind w:left="2509" w:hanging="180"/>
-      </w:pPr>
-    </w:lvl>
-    <w:lvl w:ilvl="3" w:tplc="0419000F" w:tentative="1">
-      <w:start w:val="1"/>
-      <w:numFmt w:val="decimal"/>
-      <w:lvlText w:val="%4."/>
-      <w:lvlJc w:val="left"/>
-      <w:pPr>
-        <w:ind w:left="3229" w:hanging="360"/>
-      </w:pPr>
-    </w:lvl>
-    <w:lvl w:ilvl="4" w:tplc="04190019" w:tentative="1">
-      <w:start w:val="1"/>
-      <w:numFmt w:val="lowerLetter"/>
-      <w:lvlText w:val="%5."/>
-      <w:lvlJc w:val="left"/>
-      <w:pPr>
-        <w:ind w:left="3949" w:hanging="360"/>
-      </w:pPr>
-    </w:lvl>
-    <w:lvl w:ilvl="5" w:tplc="0419001B" w:tentative="1">
-      <w:start w:val="1"/>
-      <w:numFmt w:val="lowerRoman"/>
-      <w:lvlText w:val="%6."/>
-      <w:lvlJc w:val="right"/>
-      <w:pPr>
-        <w:ind w:left="4669" w:hanging="180"/>
-      </w:pPr>
-    </w:lvl>
-    <w:lvl w:ilvl="6" w:tplc="0419000F" w:tentative="1">
-      <w:start w:val="1"/>
-      <w:numFmt w:val="decimal"/>
-      <w:lvlText w:val="%7."/>
-      <w:lvlJc w:val="left"/>
-      <w:pPr>
-        <w:ind w:left="5389" w:hanging="360"/>
-      </w:pPr>
-    </w:lvl>
-    <w:lvl w:ilvl="7" w:tplc="04190019" w:tentative="1">
-      <w:start w:val="1"/>
-      <w:numFmt w:val="lowerLetter"/>
-      <w:lvlText w:val="%8."/>
-      <w:lvlJc w:val="left"/>
-      <w:pPr>
-        <w:ind w:left="6109" w:hanging="360"/>
-      </w:pPr>
-    </w:lvl>
-    <w:lvl w:ilvl="8" w:tplc="0419001B" w:tentative="1">
-      <w:start w:val="1"/>
-      <w:numFmt w:val="lowerRoman"/>
-      <w:lvlText w:val="%9."/>
-      <w:lvlJc w:val="right"/>
-      <w:pPr>
-        <w:ind w:left="6829" w:hanging="180"/>
-      </w:pPr>
-    </w:lvl>
-  </w:abstractNum>
-  <w:abstractNum w:abstractNumId="6" w15:restartNumberingAfterBreak="0">
     <w:nsid w:val="131F4DD3"/>
     <w:multiLevelType w:val="hybridMultilevel"/>
     <w:tmpl w:val="9E582B84"/>
@@ -7773,120 +10663,7 @@
       </w:rPr>
     </w:lvl>
   </w:abstractNum>
-  <w:abstractNum w:abstractNumId="7" w15:restartNumberingAfterBreak="0">
-    <w:nsid w:val="16DF2642"/>
-    <w:multiLevelType w:val="hybridMultilevel"/>
-    <w:tmpl w:val="89C84962"/>
-    <w:lvl w:ilvl="0" w:tplc="04190001">
-      <w:start w:val="1"/>
-      <w:numFmt w:val="bullet"/>
-      <w:lvlText w:val=""/>
-      <w:lvlJc w:val="left"/>
-      <w:pPr>
-        <w:ind w:left="720" w:hanging="360"/>
-      </w:pPr>
-      <w:rPr>
-        <w:rFonts w:ascii="Symbol" w:hAnsi="Symbol" w:hint="default"/>
-      </w:rPr>
-    </w:lvl>
-    <w:lvl w:ilvl="1" w:tplc="04190003" w:tentative="1">
-      <w:start w:val="1"/>
-      <w:numFmt w:val="bullet"/>
-      <w:lvlText w:val="o"/>
-      <w:lvlJc w:val="left"/>
-      <w:pPr>
-        <w:ind w:left="1440" w:hanging="360"/>
-      </w:pPr>
-      <w:rPr>
-        <w:rFonts w:ascii="Courier New" w:hAnsi="Courier New" w:cs="Courier New" w:hint="default"/>
-      </w:rPr>
-    </w:lvl>
-    <w:lvl w:ilvl="2" w:tplc="04190005" w:tentative="1">
-      <w:start w:val="1"/>
-      <w:numFmt w:val="bullet"/>
-      <w:lvlText w:val=""/>
-      <w:lvlJc w:val="left"/>
-      <w:pPr>
-        <w:ind w:left="2160" w:hanging="360"/>
-      </w:pPr>
-      <w:rPr>
-        <w:rFonts w:ascii="Wingdings" w:hAnsi="Wingdings" w:hint="default"/>
-      </w:rPr>
-    </w:lvl>
-    <w:lvl w:ilvl="3" w:tplc="04190001" w:tentative="1">
-      <w:start w:val="1"/>
-      <w:numFmt w:val="bullet"/>
-      <w:lvlText w:val=""/>
-      <w:lvlJc w:val="left"/>
-      <w:pPr>
-        <w:ind w:left="2880" w:hanging="360"/>
-      </w:pPr>
-      <w:rPr>
-        <w:rFonts w:ascii="Symbol" w:hAnsi="Symbol" w:hint="default"/>
-      </w:rPr>
-    </w:lvl>
-    <w:lvl w:ilvl="4" w:tplc="04190003" w:tentative="1">
-      <w:start w:val="1"/>
-      <w:numFmt w:val="bullet"/>
-      <w:lvlText w:val="o"/>
-      <w:lvlJc w:val="left"/>
-      <w:pPr>
-        <w:ind w:left="3600" w:hanging="360"/>
-      </w:pPr>
-      <w:rPr>
-        <w:rFonts w:ascii="Courier New" w:hAnsi="Courier New" w:cs="Courier New" w:hint="default"/>
-      </w:rPr>
-    </w:lvl>
-    <w:lvl w:ilvl="5" w:tplc="04190005" w:tentative="1">
-      <w:start w:val="1"/>
-      <w:numFmt w:val="bullet"/>
-      <w:lvlText w:val=""/>
-      <w:lvlJc w:val="left"/>
-      <w:pPr>
-        <w:ind w:left="4320" w:hanging="360"/>
-      </w:pPr>
-      <w:rPr>
-        <w:rFonts w:ascii="Wingdings" w:hAnsi="Wingdings" w:hint="default"/>
-      </w:rPr>
-    </w:lvl>
-    <w:lvl w:ilvl="6" w:tplc="04190001" w:tentative="1">
-      <w:start w:val="1"/>
-      <w:numFmt w:val="bullet"/>
-      <w:lvlText w:val=""/>
-      <w:lvlJc w:val="left"/>
-      <w:pPr>
-        <w:ind w:left="5040" w:hanging="360"/>
-      </w:pPr>
-      <w:rPr>
-        <w:rFonts w:ascii="Symbol" w:hAnsi="Symbol" w:hint="default"/>
-      </w:rPr>
-    </w:lvl>
-    <w:lvl w:ilvl="7" w:tplc="04190003" w:tentative="1">
-      <w:start w:val="1"/>
-      <w:numFmt w:val="bullet"/>
-      <w:lvlText w:val="o"/>
-      <w:lvlJc w:val="left"/>
-      <w:pPr>
-        <w:ind w:left="5760" w:hanging="360"/>
-      </w:pPr>
-      <w:rPr>
-        <w:rFonts w:ascii="Courier New" w:hAnsi="Courier New" w:cs="Courier New" w:hint="default"/>
-      </w:rPr>
-    </w:lvl>
-    <w:lvl w:ilvl="8" w:tplc="04190005" w:tentative="1">
-      <w:start w:val="1"/>
-      <w:numFmt w:val="bullet"/>
-      <w:lvlText w:val=""/>
-      <w:lvlJc w:val="left"/>
-      <w:pPr>
-        <w:ind w:left="6480" w:hanging="360"/>
-      </w:pPr>
-      <w:rPr>
-        <w:rFonts w:ascii="Wingdings" w:hAnsi="Wingdings" w:hint="default"/>
-      </w:rPr>
-    </w:lvl>
-  </w:abstractNum>
-  <w:abstractNum w:abstractNumId="8" w15:restartNumberingAfterBreak="0">
+  <w:abstractNum w:abstractNumId="2" w15:restartNumberingAfterBreak="0">
     <w:nsid w:val="17AA1874"/>
     <w:multiLevelType w:val="hybridMultilevel"/>
     <w:tmpl w:val="5366FA26"/>
@@ -7999,29 +10776,142 @@
       </w:rPr>
     </w:lvl>
   </w:abstractNum>
-  <w:abstractNum w:abstractNumId="9" w15:restartNumberingAfterBreak="0">
-    <w:nsid w:val="1BC46186"/>
+  <w:abstractNum w:abstractNumId="3" w15:restartNumberingAfterBreak="0">
+    <w:nsid w:val="1D300312"/>
     <w:multiLevelType w:val="hybridMultilevel"/>
-    <w:tmpl w:val="567C6E24"/>
-    <w:lvl w:ilvl="0" w:tplc="04190001">
+    <w:tmpl w:val="11ECC784"/>
+    <w:lvl w:ilvl="0" w:tplc="7F6028E6">
+      <w:start w:val="1"/>
+      <w:numFmt w:val="bullet"/>
+      <w:lvlText w:val=""/>
+      <w:lvlJc w:val="left"/>
+      <w:pPr>
+        <w:ind w:left="1429" w:hanging="360"/>
+      </w:pPr>
+      <w:rPr>
+        <w:rFonts w:ascii="Symbol" w:hAnsi="Symbol" w:hint="default"/>
+      </w:rPr>
+    </w:lvl>
+    <w:lvl w:ilvl="1" w:tplc="04190003" w:tentative="1">
+      <w:start w:val="1"/>
+      <w:numFmt w:val="bullet"/>
+      <w:lvlText w:val="o"/>
+      <w:lvlJc w:val="left"/>
+      <w:pPr>
+        <w:ind w:left="2149" w:hanging="360"/>
+      </w:pPr>
+      <w:rPr>
+        <w:rFonts w:ascii="Courier New" w:hAnsi="Courier New" w:cs="Courier New" w:hint="default"/>
+      </w:rPr>
+    </w:lvl>
+    <w:lvl w:ilvl="2" w:tplc="04190005" w:tentative="1">
+      <w:start w:val="1"/>
+      <w:numFmt w:val="bullet"/>
+      <w:lvlText w:val=""/>
+      <w:lvlJc w:val="left"/>
+      <w:pPr>
+        <w:ind w:left="2869" w:hanging="360"/>
+      </w:pPr>
+      <w:rPr>
+        <w:rFonts w:ascii="Wingdings" w:hAnsi="Wingdings" w:hint="default"/>
+      </w:rPr>
+    </w:lvl>
+    <w:lvl w:ilvl="3" w:tplc="04190001" w:tentative="1">
       <w:start w:val="1"/>
       <w:numFmt w:val="bullet"/>
       <w:lvlText w:val=""/>
       <w:lvlJc w:val="left"/>
       <w:pPr>
-        <w:ind w:left="6036" w:hanging="360"/>
+        <w:ind w:left="3589" w:hanging="360"/>
       </w:pPr>
       <w:rPr>
         <w:rFonts w:ascii="Symbol" w:hAnsi="Symbol" w:hint="default"/>
       </w:rPr>
     </w:lvl>
+    <w:lvl w:ilvl="4" w:tplc="04190003" w:tentative="1">
+      <w:start w:val="1"/>
+      <w:numFmt w:val="bullet"/>
+      <w:lvlText w:val="o"/>
+      <w:lvlJc w:val="left"/>
+      <w:pPr>
+        <w:ind w:left="4309" w:hanging="360"/>
+      </w:pPr>
+      <w:rPr>
+        <w:rFonts w:ascii="Courier New" w:hAnsi="Courier New" w:cs="Courier New" w:hint="default"/>
+      </w:rPr>
+    </w:lvl>
+    <w:lvl w:ilvl="5" w:tplc="04190005" w:tentative="1">
+      <w:start w:val="1"/>
+      <w:numFmt w:val="bullet"/>
+      <w:lvlText w:val=""/>
+      <w:lvlJc w:val="left"/>
+      <w:pPr>
+        <w:ind w:left="5029" w:hanging="360"/>
+      </w:pPr>
+      <w:rPr>
+        <w:rFonts w:ascii="Wingdings" w:hAnsi="Wingdings" w:hint="default"/>
+      </w:rPr>
+    </w:lvl>
+    <w:lvl w:ilvl="6" w:tplc="04190001" w:tentative="1">
+      <w:start w:val="1"/>
+      <w:numFmt w:val="bullet"/>
+      <w:lvlText w:val=""/>
+      <w:lvlJc w:val="left"/>
+      <w:pPr>
+        <w:ind w:left="5749" w:hanging="360"/>
+      </w:pPr>
+      <w:rPr>
+        <w:rFonts w:ascii="Symbol" w:hAnsi="Symbol" w:hint="default"/>
+      </w:rPr>
+    </w:lvl>
+    <w:lvl w:ilvl="7" w:tplc="04190003" w:tentative="1">
+      <w:start w:val="1"/>
+      <w:numFmt w:val="bullet"/>
+      <w:lvlText w:val="o"/>
+      <w:lvlJc w:val="left"/>
+      <w:pPr>
+        <w:ind w:left="6469" w:hanging="360"/>
+      </w:pPr>
+      <w:rPr>
+        <w:rFonts w:ascii="Courier New" w:hAnsi="Courier New" w:cs="Courier New" w:hint="default"/>
+      </w:rPr>
+    </w:lvl>
+    <w:lvl w:ilvl="8" w:tplc="04190005" w:tentative="1">
+      <w:start w:val="1"/>
+      <w:numFmt w:val="bullet"/>
+      <w:lvlText w:val=""/>
+      <w:lvlJc w:val="left"/>
+      <w:pPr>
+        <w:ind w:left="7189" w:hanging="360"/>
+      </w:pPr>
+      <w:rPr>
+        <w:rFonts w:ascii="Wingdings" w:hAnsi="Wingdings" w:hint="default"/>
+      </w:rPr>
+    </w:lvl>
+  </w:abstractNum>
+  <w:abstractNum w:abstractNumId="4" w15:restartNumberingAfterBreak="0">
+    <w:nsid w:val="1F7B5D81"/>
+    <w:multiLevelType w:val="hybridMultilevel"/>
+    <w:tmpl w:val="D5E06E9E"/>
+    <w:lvl w:ilvl="0" w:tplc="7F6028E6">
+      <w:start w:val="1"/>
+      <w:numFmt w:val="bullet"/>
+      <w:lvlText w:val=""/>
+      <w:lvlJc w:val="left"/>
+      <w:pPr>
+        <w:ind w:left="1429" w:hanging="360"/>
+      </w:pPr>
+      <w:rPr>
+        <w:rFonts w:ascii="Symbol" w:hAnsi="Symbol" w:hint="default"/>
+      </w:rPr>
+    </w:lvl>
     <w:lvl w:ilvl="1" w:tplc="04190003" w:tentative="1">
       <w:start w:val="1"/>
       <w:numFmt w:val="bullet"/>
       <w:lvlText w:val="o"/>
       <w:lvlJc w:val="left"/>
       <w:pPr>
-        <w:ind w:left="6756" w:hanging="360"/>
+        <w:ind w:left="2149" w:hanging="360"/>
       </w:pPr>
       <w:rPr>
         <w:rFonts w:ascii="Courier New" w:hAnsi="Courier New" w:cs="Courier New" w:hint="default"/>
@@ -8033,7 +10923,7 @@
       <w:lvlText w:val=""/>
       <w:lvlJc w:val="left"/>
       <w:pPr>
-        <w:ind w:left="7476" w:hanging="360"/>
+        <w:ind w:left="2869" w:hanging="360"/>
       </w:pPr>
       <w:rPr>
         <w:rFonts w:ascii="Wingdings" w:hAnsi="Wingdings" w:hint="default"/>
@@ -8045,7 +10935,7 @@
       <w:lvlText w:val=""/>
       <w:lvlJc w:val="left"/>
       <w:pPr>
-        <w:ind w:left="8196" w:hanging="360"/>
+        <w:ind w:left="3589" w:hanging="360"/>
       </w:pPr>
       <w:rPr>
         <w:rFonts w:ascii="Symbol" w:hAnsi="Symbol" w:hint="default"/>
@@ -8057,7 +10947,7 @@
       <w:lvlText w:val="o"/>
       <w:lvlJc w:val="left"/>
       <w:pPr>
-        <w:ind w:left="8916" w:hanging="360"/>
+        <w:ind w:left="4309" w:hanging="360"/>
       </w:pPr>
       <w:rPr>
         <w:rFonts w:ascii="Courier New" w:hAnsi="Courier New" w:cs="Courier New" w:hint="default"/>
@@ -8069,7 +10959,7 @@
       <w:lvlText w:val=""/>
       <w:lvlJc w:val="left"/>
       <w:pPr>
-        <w:ind w:left="9636" w:hanging="360"/>
+        <w:ind w:left="5029" w:hanging="360"/>
       </w:pPr>
       <w:rPr>
         <w:rFonts w:ascii="Wingdings" w:hAnsi="Wingdings" w:hint="default"/>
@@ -8081,7 +10971,7 @@
       <w:lvlText w:val=""/>
       <w:lvlJc w:val="left"/>
       <w:pPr>
-        <w:ind w:left="10356" w:hanging="360"/>
+        <w:ind w:left="5749" w:hanging="360"/>
       </w:pPr>
       <w:rPr>
         <w:rFonts w:ascii="Symbol" w:hAnsi="Symbol" w:hint="default"/>
@@ -8093,7 +10983,7 @@
       <w:lvlText w:val="o"/>
       <w:lvlJc w:val="left"/>
       <w:pPr>
-        <w:ind w:left="11076" w:hanging="360"/>
+        <w:ind w:left="6469" w:hanging="360"/>
       </w:pPr>
       <w:rPr>
         <w:rFonts w:ascii="Courier New" w:hAnsi="Courier New" w:cs="Courier New" w:hint="default"/>
@@ -8105,1048 +10995,127 @@
       <w:lvlText w:val=""/>
       <w:lvlJc w:val="left"/>
       <w:pPr>
-        <w:ind w:left="11796" w:hanging="360"/>
+        <w:ind w:left="7189" w:hanging="360"/>
       </w:pPr>
       <w:rPr>
         <w:rFonts w:ascii="Wingdings" w:hAnsi="Wingdings" w:hint="default"/>
       </w:rPr>
     </w:lvl>
   </w:abstractNum>
-  <w:abstractNum w:abstractNumId="10" w15:restartNumberingAfterBreak="0">
-    <w:nsid w:val="1F5703E2"/>
+  <w:abstractNum w:abstractNumId="5" w15:restartNumberingAfterBreak="0">
+    <w:nsid w:val="25294952"/>
     <w:multiLevelType w:val="hybridMultilevel"/>
-    <w:tmpl w:val="8A14B6F0"/>
-    <w:lvl w:ilvl="0" w:tplc="0419000F">
-      <w:start w:val="1"/>
-      <w:numFmt w:val="decimal"/>
-      <w:lvlText w:val="%1."/>
-      <w:lvlJc w:val="left"/>
-      <w:pPr>
-        <w:ind w:left="720" w:hanging="360"/>
-      </w:pPr>
-      <w:rPr>
-        <w:rFonts w:hint="default"/>
-      </w:rPr>
-    </w:lvl>
-    <w:lvl w:ilvl="1" w:tplc="04190019" w:tentative="1">
-      <w:start w:val="1"/>
-      <w:numFmt w:val="lowerLetter"/>
-      <w:lvlText w:val="%2."/>
-      <w:lvlJc w:val="left"/>
-      <w:pPr>
-        <w:ind w:left="1440" w:hanging="360"/>
-      </w:pPr>
-    </w:lvl>
-    <w:lvl w:ilvl="2" w:tplc="0419001B" w:tentative="1">
-      <w:start w:val="1"/>
-      <w:numFmt w:val="lowerRoman"/>
-      <w:lvlText w:val="%3."/>
-      <w:lvlJc w:val="right"/>
-      <w:pPr>
-        <w:ind w:left="2160" w:hanging="180"/>
-      </w:pPr>
-    </w:lvl>
-    <w:lvl w:ilvl="3" w:tplc="0419000F" w:tentative="1">
-      <w:start w:val="1"/>
-      <w:numFmt w:val="decimal"/>
-      <w:lvlText w:val="%4."/>
-      <w:lvlJc w:val="left"/>
-      <w:pPr>
-        <w:ind w:left="2880" w:hanging="360"/>
-      </w:pPr>
-    </w:lvl>
-    <w:lvl w:ilvl="4" w:tplc="04190019" w:tentative="1">
-      <w:start w:val="1"/>
-      <w:numFmt w:val="lowerLetter"/>
-      <w:lvlText w:val="%5."/>
-      <w:lvlJc w:val="left"/>
-      <w:pPr>
-        <w:ind w:left="3600" w:hanging="360"/>
-      </w:pPr>
-    </w:lvl>
-    <w:lvl w:ilvl="5" w:tplc="0419001B" w:tentative="1">
-      <w:start w:val="1"/>
-      <w:numFmt w:val="lowerRoman"/>
-      <w:lvlText w:val="%6."/>
-      <w:lvlJc w:val="right"/>
-      <w:pPr>
-        <w:ind w:left="4320" w:hanging="180"/>
-      </w:pPr>
-    </w:lvl>
-    <w:lvl w:ilvl="6" w:tplc="0419000F" w:tentative="1">
-      <w:start w:val="1"/>
-      <w:numFmt w:val="decimal"/>
-      <w:lvlText w:val="%7."/>
-      <w:lvlJc w:val="left"/>
-      <w:pPr>
-        <w:ind w:left="5040" w:hanging="360"/>
-      </w:pPr>
-    </w:lvl>
-    <w:lvl w:ilvl="7" w:tplc="04190019" w:tentative="1">
-      <w:start w:val="1"/>
-      <w:numFmt w:val="lowerLetter"/>
-      <w:lvlText w:val="%8."/>
-      <w:lvlJc w:val="left"/>
-      <w:pPr>
-        <w:ind w:left="5760" w:hanging="360"/>
-      </w:pPr>
-    </w:lvl>
-    <w:lvl w:ilvl="8" w:tplc="0419001B" w:tentative="1">
-      <w:start w:val="1"/>
-      <w:numFmt w:val="lowerRoman"/>
-      <w:lvlText w:val="%9."/>
-      <w:lvlJc w:val="right"/>
-      <w:pPr>
-        <w:ind w:left="6480" w:hanging="180"/>
-      </w:pPr>
+    <w:tmpl w:val="7A3CC9B6"/>
+    <w:lvl w:ilvl="0" w:tplc="7F6028E6">
+      <w:start w:val="1"/>
+      <w:numFmt w:val="bullet"/>
+      <w:lvlText w:val=""/>
+      <w:lvlJc w:val="left"/>
+      <w:pPr>
+        <w:ind w:left="1429" w:hanging="360"/>
+      </w:pPr>
+      <w:rPr>
+        <w:rFonts w:ascii="Symbol" w:hAnsi="Symbol" w:hint="default"/>
+      </w:rPr>
+    </w:lvl>
+    <w:lvl w:ilvl="1" w:tplc="04190003" w:tentative="1">
+      <w:start w:val="1"/>
+      <w:numFmt w:val="bullet"/>
+      <w:lvlText w:val="o"/>
+      <w:lvlJc w:val="left"/>
+      <w:pPr>
+        <w:ind w:left="2149" w:hanging="360"/>
+      </w:pPr>
+      <w:rPr>
+        <w:rFonts w:ascii="Courier New" w:hAnsi="Courier New" w:cs="Courier New" w:hint="default"/>
+      </w:rPr>
+    </w:lvl>
+    <w:lvl w:ilvl="2" w:tplc="04190005" w:tentative="1">
+      <w:start w:val="1"/>
+      <w:numFmt w:val="bullet"/>
+      <w:lvlText w:val=""/>
+      <w:lvlJc w:val="left"/>
+      <w:pPr>
+        <w:ind w:left="2869" w:hanging="360"/>
+      </w:pPr>
+      <w:rPr>
+        <w:rFonts w:ascii="Wingdings" w:hAnsi="Wingdings" w:hint="default"/>
+      </w:rPr>
+    </w:lvl>
+    <w:lvl w:ilvl="3" w:tplc="04190001" w:tentative="1">
+      <w:start w:val="1"/>
+      <w:numFmt w:val="bullet"/>
+      <w:lvlText w:val=""/>
+      <w:lvlJc w:val="left"/>
+      <w:pPr>
+        <w:ind w:left="3589" w:hanging="360"/>
+      </w:pPr>
+      <w:rPr>
+        <w:rFonts w:ascii="Symbol" w:hAnsi="Symbol" w:hint="default"/>
+      </w:rPr>
+    </w:lvl>
+    <w:lvl w:ilvl="4" w:tplc="04190003" w:tentative="1">
+      <w:start w:val="1"/>
+      <w:numFmt w:val="bullet"/>
+      <w:lvlText w:val="o"/>
+      <w:lvlJc w:val="left"/>
+      <w:pPr>
+        <w:ind w:left="4309" w:hanging="360"/>
+      </w:pPr>
+      <w:rPr>
+        <w:rFonts w:ascii="Courier New" w:hAnsi="Courier New" w:cs="Courier New" w:hint="default"/>
+      </w:rPr>
+    </w:lvl>
+    <w:lvl w:ilvl="5" w:tplc="04190005" w:tentative="1">
+      <w:start w:val="1"/>
+      <w:numFmt w:val="bullet"/>
+      <w:lvlText w:val=""/>
+      <w:lvlJc w:val="left"/>
+      <w:pPr>
+        <w:ind w:left="5029" w:hanging="360"/>
+      </w:pPr>
+      <w:rPr>
+        <w:rFonts w:ascii="Wingdings" w:hAnsi="Wingdings" w:hint="default"/>
+      </w:rPr>
+    </w:lvl>
+    <w:lvl w:ilvl="6" w:tplc="04190001" w:tentative="1">
+      <w:start w:val="1"/>
+      <w:numFmt w:val="bullet"/>
+      <w:lvlText w:val=""/>
+      <w:lvlJc w:val="left"/>
+      <w:pPr>
+        <w:ind w:left="5749" w:hanging="360"/>
+      </w:pPr>
+      <w:rPr>
+        <w:rFonts w:ascii="Symbol" w:hAnsi="Symbol" w:hint="default"/>
+      </w:rPr>
+    </w:lvl>
+    <w:lvl w:ilvl="7" w:tplc="04190003" w:tentative="1">
+      <w:start w:val="1"/>
+      <w:numFmt w:val="bullet"/>
+      <w:lvlText w:val="o"/>
+      <w:lvlJc w:val="left"/>
+      <w:pPr>
+        <w:ind w:left="6469" w:hanging="360"/>
+      </w:pPr>
+      <w:rPr>
+        <w:rFonts w:ascii="Courier New" w:hAnsi="Courier New" w:cs="Courier New" w:hint="default"/>
+      </w:rPr>
+    </w:lvl>
+    <w:lvl w:ilvl="8" w:tplc="04190005" w:tentative="1">
+      <w:start w:val="1"/>
+      <w:numFmt w:val="bullet"/>
+      <w:lvlText w:val=""/>
+      <w:lvlJc w:val="left"/>
+      <w:pPr>
+        <w:ind w:left="7189" w:hanging="360"/>
+      </w:pPr>
+      <w:rPr>
+        <w:rFonts w:ascii="Wingdings" w:hAnsi="Wingdings" w:hint="default"/>
+      </w:rPr>
     </w:lvl>
   </w:abstractNum>
-  <w:abstractNum w:abstractNumId="11" w15:restartNumberingAfterBreak="0">
-    <w:nsid w:val="244B1859"/>
-    <w:multiLevelType w:val="hybridMultilevel"/>
-    <w:tmpl w:val="5120B764"/>
-    <w:lvl w:ilvl="0" w:tplc="7F6028E6">
-      <w:start w:val="1"/>
-      <w:numFmt w:val="bullet"/>
-      <w:lvlText w:val=""/>
-      <w:lvlJc w:val="left"/>
-      <w:pPr>
-        <w:ind w:left="1429" w:hanging="360"/>
-      </w:pPr>
-      <w:rPr>
-        <w:rFonts w:ascii="Symbol" w:hAnsi="Symbol" w:hint="default"/>
-      </w:rPr>
-    </w:lvl>
-    <w:lvl w:ilvl="1" w:tplc="04190003" w:tentative="1">
-      <w:start w:val="1"/>
-      <w:numFmt w:val="bullet"/>
-      <w:lvlText w:val="o"/>
-      <w:lvlJc w:val="left"/>
-      <w:pPr>
-        <w:ind w:left="2149" w:hanging="360"/>
-      </w:pPr>
-      <w:rPr>
-        <w:rFonts w:ascii="Courier New" w:hAnsi="Courier New" w:cs="Courier New" w:hint="default"/>
-      </w:rPr>
-    </w:lvl>
-    <w:lvl w:ilvl="2" w:tplc="04190005" w:tentative="1">
-      <w:start w:val="1"/>
-      <w:numFmt w:val="bullet"/>
-      <w:lvlText w:val=""/>
-      <w:lvlJc w:val="left"/>
-      <w:pPr>
-        <w:ind w:left="2869" w:hanging="360"/>
-      </w:pPr>
-      <w:rPr>
-        <w:rFonts w:ascii="Wingdings" w:hAnsi="Wingdings" w:hint="default"/>
-      </w:rPr>
-    </w:lvl>
-    <w:lvl w:ilvl="3" w:tplc="04190001" w:tentative="1">
-      <w:start w:val="1"/>
-      <w:numFmt w:val="bullet"/>
-      <w:lvlText w:val=""/>
-      <w:lvlJc w:val="left"/>
-      <w:pPr>
-        <w:ind w:left="3589" w:hanging="360"/>
-      </w:pPr>
-      <w:rPr>
-        <w:rFonts w:ascii="Symbol" w:hAnsi="Symbol" w:hint="default"/>
-      </w:rPr>
-    </w:lvl>
-    <w:lvl w:ilvl="4" w:tplc="04190003" w:tentative="1">
-      <w:start w:val="1"/>
-      <w:numFmt w:val="bullet"/>
-      <w:lvlText w:val="o"/>
-      <w:lvlJc w:val="left"/>
-      <w:pPr>
-        <w:ind w:left="4309" w:hanging="360"/>
-      </w:pPr>
-      <w:rPr>
-        <w:rFonts w:ascii="Courier New" w:hAnsi="Courier New" w:cs="Courier New" w:hint="default"/>
-      </w:rPr>
-    </w:lvl>
-    <w:lvl w:ilvl="5" w:tplc="04190005" w:tentative="1">
-      <w:start w:val="1"/>
-      <w:numFmt w:val="bullet"/>
-      <w:lvlText w:val=""/>
-      <w:lvlJc w:val="left"/>
-      <w:pPr>
-        <w:ind w:left="5029" w:hanging="360"/>
-      </w:pPr>
-      <w:rPr>
-        <w:rFonts w:ascii="Wingdings" w:hAnsi="Wingdings" w:hint="default"/>
-      </w:rPr>
-    </w:lvl>
-    <w:lvl w:ilvl="6" w:tplc="04190001" w:tentative="1">
-      <w:start w:val="1"/>
-      <w:numFmt w:val="bullet"/>
-      <w:lvlText w:val=""/>
-      <w:lvlJc w:val="left"/>
-      <w:pPr>
-        <w:ind w:left="5749" w:hanging="360"/>
-      </w:pPr>
-      <w:rPr>
-        <w:rFonts w:ascii="Symbol" w:hAnsi="Symbol" w:hint="default"/>
-      </w:rPr>
-    </w:lvl>
-    <w:lvl w:ilvl="7" w:tplc="04190003" w:tentative="1">
-      <w:start w:val="1"/>
-      <w:numFmt w:val="bullet"/>
-      <w:lvlText w:val="o"/>
-      <w:lvlJc w:val="left"/>
-      <w:pPr>
-        <w:ind w:left="6469" w:hanging="360"/>
-      </w:pPr>
-      <w:rPr>
-        <w:rFonts w:ascii="Courier New" w:hAnsi="Courier New" w:cs="Courier New" w:hint="default"/>
-      </w:rPr>
-    </w:lvl>
-    <w:lvl w:ilvl="8" w:tplc="04190005" w:tentative="1">
-      <w:start w:val="1"/>
-      <w:numFmt w:val="bullet"/>
-      <w:lvlText w:val=""/>
-      <w:lvlJc w:val="left"/>
-      <w:pPr>
-        <w:ind w:left="7189" w:hanging="360"/>
-      </w:pPr>
-      <w:rPr>
-        <w:rFonts w:ascii="Wingdings" w:hAnsi="Wingdings" w:hint="default"/>
-      </w:rPr>
-    </w:lvl>
-  </w:abstractNum>
-  <w:abstractNum w:abstractNumId="12" w15:restartNumberingAfterBreak="0">
-    <w:nsid w:val="24825868"/>
-    <w:multiLevelType w:val="hybridMultilevel"/>
-    <w:tmpl w:val="90F8E2D4"/>
-    <w:lvl w:ilvl="0" w:tplc="04190001">
-      <w:start w:val="1"/>
-      <w:numFmt w:val="bullet"/>
-      <w:lvlText w:val=""/>
-      <w:lvlJc w:val="left"/>
-      <w:pPr>
-        <w:ind w:left="720" w:hanging="360"/>
-      </w:pPr>
-      <w:rPr>
-        <w:rFonts w:ascii="Symbol" w:hAnsi="Symbol" w:hint="default"/>
-      </w:rPr>
-    </w:lvl>
-    <w:lvl w:ilvl="1" w:tplc="04190003" w:tentative="1">
-      <w:start w:val="1"/>
-      <w:numFmt w:val="bullet"/>
-      <w:lvlText w:val="o"/>
-      <w:lvlJc w:val="left"/>
-      <w:pPr>
-        <w:ind w:left="1440" w:hanging="360"/>
-      </w:pPr>
-      <w:rPr>
-        <w:rFonts w:ascii="Courier New" w:hAnsi="Courier New" w:cs="Courier New" w:hint="default"/>
-      </w:rPr>
-    </w:lvl>
-    <w:lvl w:ilvl="2" w:tplc="04190005" w:tentative="1">
-      <w:start w:val="1"/>
-      <w:numFmt w:val="bullet"/>
-      <w:lvlText w:val=""/>
-      <w:lvlJc w:val="left"/>
-      <w:pPr>
-        <w:ind w:left="2160" w:hanging="360"/>
-      </w:pPr>
-      <w:rPr>
-        <w:rFonts w:ascii="Wingdings" w:hAnsi="Wingdings" w:hint="default"/>
-      </w:rPr>
-    </w:lvl>
-    <w:lvl w:ilvl="3" w:tplc="04190001" w:tentative="1">
-      <w:start w:val="1"/>
-      <w:numFmt w:val="bullet"/>
-      <w:lvlText w:val=""/>
-      <w:lvlJc w:val="left"/>
-      <w:pPr>
-        <w:ind w:left="2880" w:hanging="360"/>
-      </w:pPr>
-      <w:rPr>
-        <w:rFonts w:ascii="Symbol" w:hAnsi="Symbol" w:hint="default"/>
-      </w:rPr>
-    </w:lvl>
-    <w:lvl w:ilvl="4" w:tplc="04190003" w:tentative="1">
-      <w:start w:val="1"/>
-      <w:numFmt w:val="bullet"/>
-      <w:lvlText w:val="o"/>
-      <w:lvlJc w:val="left"/>
-      <w:pPr>
-        <w:ind w:left="3600" w:hanging="360"/>
-      </w:pPr>
-      <w:rPr>
-        <w:rFonts w:ascii="Courier New" w:hAnsi="Courier New" w:cs="Courier New" w:hint="default"/>
-      </w:rPr>
-    </w:lvl>
-    <w:lvl w:ilvl="5" w:tplc="04190005" w:tentative="1">
-      <w:start w:val="1"/>
-      <w:numFmt w:val="bullet"/>
-      <w:lvlText w:val=""/>
-      <w:lvlJc w:val="left"/>
-      <w:pPr>
-        <w:ind w:left="4320" w:hanging="360"/>
-      </w:pPr>
-      <w:rPr>
-        <w:rFonts w:ascii="Wingdings" w:hAnsi="Wingdings" w:hint="default"/>
-      </w:rPr>
-    </w:lvl>
-    <w:lvl w:ilvl="6" w:tplc="04190001" w:tentative="1">
-      <w:start w:val="1"/>
-      <w:numFmt w:val="bullet"/>
-      <w:lvlText w:val=""/>
-      <w:lvlJc w:val="left"/>
-      <w:pPr>
-        <w:ind w:left="5040" w:hanging="360"/>
-      </w:pPr>
-      <w:rPr>
-        <w:rFonts w:ascii="Symbol" w:hAnsi="Symbol" w:hint="default"/>
-      </w:rPr>
-    </w:lvl>
-    <w:lvl w:ilvl="7" w:tplc="04190003" w:tentative="1">
-      <w:start w:val="1"/>
-      <w:numFmt w:val="bullet"/>
-      <w:lvlText w:val="o"/>
-      <w:lvlJc w:val="left"/>
-      <w:pPr>
-        <w:ind w:left="5760" w:hanging="360"/>
-      </w:pPr>
-      <w:rPr>
-        <w:rFonts w:ascii="Courier New" w:hAnsi="Courier New" w:cs="Courier New" w:hint="default"/>
-      </w:rPr>
-    </w:lvl>
-    <w:lvl w:ilvl="8" w:tplc="04190005" w:tentative="1">
-      <w:start w:val="1"/>
-      <w:numFmt w:val="bullet"/>
-      <w:lvlText w:val=""/>
-      <w:lvlJc w:val="left"/>
-      <w:pPr>
-        <w:ind w:left="6480" w:hanging="360"/>
-      </w:pPr>
-      <w:rPr>
-        <w:rFonts w:ascii="Wingdings" w:hAnsi="Wingdings" w:hint="default"/>
-      </w:rPr>
-    </w:lvl>
-  </w:abstractNum>
-  <w:abstractNum w:abstractNumId="13" w15:restartNumberingAfterBreak="0">
-    <w:nsid w:val="2BFB6CF4"/>
-    <w:multiLevelType w:val="hybridMultilevel"/>
-    <w:tmpl w:val="213A2ABE"/>
-    <w:lvl w:ilvl="0" w:tplc="04190001">
-      <w:start w:val="1"/>
-      <w:numFmt w:val="bullet"/>
-      <w:lvlText w:val=""/>
-      <w:lvlJc w:val="left"/>
-      <w:pPr>
-        <w:ind w:left="720" w:hanging="360"/>
-      </w:pPr>
-      <w:rPr>
-        <w:rFonts w:ascii="Symbol" w:hAnsi="Symbol" w:hint="default"/>
-      </w:rPr>
-    </w:lvl>
-    <w:lvl w:ilvl="1" w:tplc="04190003" w:tentative="1">
-      <w:start w:val="1"/>
-      <w:numFmt w:val="bullet"/>
-      <w:lvlText w:val="o"/>
-      <w:lvlJc w:val="left"/>
-      <w:pPr>
-        <w:ind w:left="1440" w:hanging="360"/>
-      </w:pPr>
-      <w:rPr>
-        <w:rFonts w:ascii="Courier New" w:hAnsi="Courier New" w:cs="Courier New" w:hint="default"/>
-      </w:rPr>
-    </w:lvl>
-    <w:lvl w:ilvl="2" w:tplc="04190005" w:tentative="1">
-      <w:start w:val="1"/>
-      <w:numFmt w:val="bullet"/>
-      <w:lvlText w:val=""/>
-      <w:lvlJc w:val="left"/>
-      <w:pPr>
-        <w:ind w:left="2160" w:hanging="360"/>
-      </w:pPr>
-      <w:rPr>
-        <w:rFonts w:ascii="Wingdings" w:hAnsi="Wingdings" w:hint="default"/>
-      </w:rPr>
-    </w:lvl>
-    <w:lvl w:ilvl="3" w:tplc="04190001" w:tentative="1">
-      <w:start w:val="1"/>
-      <w:numFmt w:val="bullet"/>
-      <w:lvlText w:val=""/>
-      <w:lvlJc w:val="left"/>
-      <w:pPr>
-        <w:ind w:left="2880" w:hanging="360"/>
-      </w:pPr>
-      <w:rPr>
-        <w:rFonts w:ascii="Symbol" w:hAnsi="Symbol" w:hint="default"/>
-      </w:rPr>
-    </w:lvl>
-    <w:lvl w:ilvl="4" w:tplc="04190003" w:tentative="1">
-      <w:start w:val="1"/>
-      <w:numFmt w:val="bullet"/>
-      <w:lvlText w:val="o"/>
-      <w:lvlJc w:val="left"/>
-      <w:pPr>
-        <w:ind w:left="3600" w:hanging="360"/>
-      </w:pPr>
-      <w:rPr>
-        <w:rFonts w:ascii="Courier New" w:hAnsi="Courier New" w:cs="Courier New" w:hint="default"/>
-      </w:rPr>
-    </w:lvl>
-    <w:lvl w:ilvl="5" w:tplc="04190005" w:tentative="1">
-      <w:start w:val="1"/>
-      <w:numFmt w:val="bullet"/>
-      <w:lvlText w:val=""/>
-      <w:lvlJc w:val="left"/>
-      <w:pPr>
-        <w:ind w:left="4320" w:hanging="360"/>
-      </w:pPr>
-      <w:rPr>
-        <w:rFonts w:ascii="Wingdings" w:hAnsi="Wingdings" w:hint="default"/>
-      </w:rPr>
-    </w:lvl>
-    <w:lvl w:ilvl="6" w:tplc="04190001" w:tentative="1">
-      <w:start w:val="1"/>
-      <w:numFmt w:val="bullet"/>
-      <w:lvlText w:val=""/>
-      <w:lvlJc w:val="left"/>
-      <w:pPr>
-        <w:ind w:left="5040" w:hanging="360"/>
-      </w:pPr>
-      <w:rPr>
-        <w:rFonts w:ascii="Symbol" w:hAnsi="Symbol" w:hint="default"/>
-      </w:rPr>
-    </w:lvl>
-    <w:lvl w:ilvl="7" w:tplc="04190003" w:tentative="1">
-      <w:start w:val="1"/>
-      <w:numFmt w:val="bullet"/>
-      <w:lvlText w:val="o"/>
-      <w:lvlJc w:val="left"/>
-      <w:pPr>
-        <w:ind w:left="5760" w:hanging="360"/>
-      </w:pPr>
-      <w:rPr>
-        <w:rFonts w:ascii="Courier New" w:hAnsi="Courier New" w:cs="Courier New" w:hint="default"/>
-      </w:rPr>
-    </w:lvl>
-    <w:lvl w:ilvl="8" w:tplc="04190005" w:tentative="1">
-      <w:start w:val="1"/>
-      <w:numFmt w:val="bullet"/>
-      <w:lvlText w:val=""/>
-      <w:lvlJc w:val="left"/>
-      <w:pPr>
-        <w:ind w:left="6480" w:hanging="360"/>
-      </w:pPr>
-      <w:rPr>
-        <w:rFonts w:ascii="Wingdings" w:hAnsi="Wingdings" w:hint="default"/>
-      </w:rPr>
-    </w:lvl>
-  </w:abstractNum>
-  <w:abstractNum w:abstractNumId="14" w15:restartNumberingAfterBreak="0">
-    <w:nsid w:val="2E896BDD"/>
-    <w:multiLevelType w:val="hybridMultilevel"/>
-    <w:tmpl w:val="B3AA244A"/>
-    <w:lvl w:ilvl="0" w:tplc="021A0908">
-      <w:start w:val="4"/>
-      <w:numFmt w:val="decimal"/>
-      <w:lvlText w:val="%1"/>
-      <w:lvlJc w:val="left"/>
-      <w:pPr>
-        <w:ind w:left="720" w:hanging="360"/>
-      </w:pPr>
-      <w:rPr>
-        <w:rFonts w:hint="default"/>
-      </w:rPr>
-    </w:lvl>
-    <w:lvl w:ilvl="1" w:tplc="04190019" w:tentative="1">
-      <w:start w:val="1"/>
-      <w:numFmt w:val="lowerLetter"/>
-      <w:lvlText w:val="%2."/>
-      <w:lvlJc w:val="left"/>
-      <w:pPr>
-        <w:ind w:left="1440" w:hanging="360"/>
-      </w:pPr>
-    </w:lvl>
-    <w:lvl w:ilvl="2" w:tplc="0419001B" w:tentative="1">
-      <w:start w:val="1"/>
-      <w:numFmt w:val="lowerRoman"/>
-      <w:lvlText w:val="%3."/>
-      <w:lvlJc w:val="right"/>
-      <w:pPr>
-        <w:ind w:left="2160" w:hanging="180"/>
-      </w:pPr>
-    </w:lvl>
-    <w:lvl w:ilvl="3" w:tplc="0419000F" w:tentative="1">
-      <w:start w:val="1"/>
-      <w:numFmt w:val="decimal"/>
-      <w:lvlText w:val="%4."/>
-      <w:lvlJc w:val="left"/>
-      <w:pPr>
-        <w:ind w:left="2880" w:hanging="360"/>
-      </w:pPr>
-    </w:lvl>
-    <w:lvl w:ilvl="4" w:tplc="04190019" w:tentative="1">
-      <w:start w:val="1"/>
-      <w:numFmt w:val="lowerLetter"/>
-      <w:lvlText w:val="%5."/>
-      <w:lvlJc w:val="left"/>
-      <w:pPr>
-        <w:ind w:left="3600" w:hanging="360"/>
-      </w:pPr>
-    </w:lvl>
-    <w:lvl w:ilvl="5" w:tplc="0419001B" w:tentative="1">
-      <w:start w:val="1"/>
-      <w:numFmt w:val="lowerRoman"/>
-      <w:lvlText w:val="%6."/>
-      <w:lvlJc w:val="right"/>
-      <w:pPr>
-        <w:ind w:left="4320" w:hanging="180"/>
-      </w:pPr>
-    </w:lvl>
-    <w:lvl w:ilvl="6" w:tplc="0419000F" w:tentative="1">
-      <w:start w:val="1"/>
-      <w:numFmt w:val="decimal"/>
-      <w:lvlText w:val="%7."/>
-      <w:lvlJc w:val="left"/>
-      <w:pPr>
-        <w:ind w:left="5040" w:hanging="360"/>
-      </w:pPr>
-    </w:lvl>
-    <w:lvl w:ilvl="7" w:tplc="04190019" w:tentative="1">
-      <w:start w:val="1"/>
-      <w:numFmt w:val="lowerLetter"/>
-      <w:lvlText w:val="%8."/>
-      <w:lvlJc w:val="left"/>
-      <w:pPr>
-        <w:ind w:left="5760" w:hanging="360"/>
-      </w:pPr>
-    </w:lvl>
-    <w:lvl w:ilvl="8" w:tplc="0419001B" w:tentative="1">
-      <w:start w:val="1"/>
-      <w:numFmt w:val="lowerRoman"/>
-      <w:lvlText w:val="%9."/>
-      <w:lvlJc w:val="right"/>
-      <w:pPr>
-        <w:ind w:left="6480" w:hanging="180"/>
-      </w:pPr>
-    </w:lvl>
-  </w:abstractNum>
-  <w:abstractNum w:abstractNumId="15" w15:restartNumberingAfterBreak="0">
-    <w:nsid w:val="311A70D7"/>
-    <w:multiLevelType w:val="hybridMultilevel"/>
-    <w:tmpl w:val="2FF88FFA"/>
-    <w:lvl w:ilvl="0" w:tplc="7F6028E6">
-      <w:start w:val="1"/>
-      <w:numFmt w:val="bullet"/>
-      <w:lvlText w:val=""/>
-      <w:lvlJc w:val="left"/>
-      <w:pPr>
-        <w:ind w:left="1429" w:hanging="360"/>
-      </w:pPr>
-      <w:rPr>
-        <w:rFonts w:ascii="Symbol" w:hAnsi="Symbol" w:hint="default"/>
-      </w:rPr>
-    </w:lvl>
-    <w:lvl w:ilvl="1" w:tplc="04190003" w:tentative="1">
-      <w:start w:val="1"/>
-      <w:numFmt w:val="bullet"/>
-      <w:lvlText w:val="o"/>
-      <w:lvlJc w:val="left"/>
-      <w:pPr>
-        <w:ind w:left="2149" w:hanging="360"/>
-      </w:pPr>
-      <w:rPr>
-        <w:rFonts w:ascii="Courier New" w:hAnsi="Courier New" w:cs="Courier New" w:hint="default"/>
-      </w:rPr>
-    </w:lvl>
-    <w:lvl w:ilvl="2" w:tplc="04190005" w:tentative="1">
-      <w:start w:val="1"/>
-      <w:numFmt w:val="bullet"/>
-      <w:lvlText w:val=""/>
-      <w:lvlJc w:val="left"/>
-      <w:pPr>
-        <w:ind w:left="2869" w:hanging="360"/>
-      </w:pPr>
-      <w:rPr>
-        <w:rFonts w:ascii="Wingdings" w:hAnsi="Wingdings" w:hint="default"/>
-      </w:rPr>
-    </w:lvl>
-    <w:lvl w:ilvl="3" w:tplc="04190001" w:tentative="1">
-      <w:start w:val="1"/>
-      <w:numFmt w:val="bullet"/>
-      <w:lvlText w:val=""/>
-      <w:lvlJc w:val="left"/>
-      <w:pPr>
-        <w:ind w:left="3589" w:hanging="360"/>
-      </w:pPr>
-      <w:rPr>
-        <w:rFonts w:ascii="Symbol" w:hAnsi="Symbol" w:hint="default"/>
-      </w:rPr>
-    </w:lvl>
-    <w:lvl w:ilvl="4" w:tplc="04190003" w:tentative="1">
-      <w:start w:val="1"/>
-      <w:numFmt w:val="bullet"/>
-      <w:lvlText w:val="o"/>
-      <w:lvlJc w:val="left"/>
-      <w:pPr>
-        <w:ind w:left="4309" w:hanging="360"/>
-      </w:pPr>
-      <w:rPr>
-        <w:rFonts w:ascii="Courier New" w:hAnsi="Courier New" w:cs="Courier New" w:hint="default"/>
-      </w:rPr>
-    </w:lvl>
-    <w:lvl w:ilvl="5" w:tplc="04190005" w:tentative="1">
-      <w:start w:val="1"/>
-      <w:numFmt w:val="bullet"/>
-      <w:lvlText w:val=""/>
-      <w:lvlJc w:val="left"/>
-      <w:pPr>
-        <w:ind w:left="5029" w:hanging="360"/>
-      </w:pPr>
-      <w:rPr>
-        <w:rFonts w:ascii="Wingdings" w:hAnsi="Wingdings" w:hint="default"/>
-      </w:rPr>
-    </w:lvl>
-    <w:lvl w:ilvl="6" w:tplc="04190001" w:tentative="1">
-      <w:start w:val="1"/>
-      <w:numFmt w:val="bullet"/>
-      <w:lvlText w:val=""/>
-      <w:lvlJc w:val="left"/>
-      <w:pPr>
-        <w:ind w:left="5749" w:hanging="360"/>
-      </w:pPr>
-      <w:rPr>
-        <w:rFonts w:ascii="Symbol" w:hAnsi="Symbol" w:hint="default"/>
-      </w:rPr>
-    </w:lvl>
-    <w:lvl w:ilvl="7" w:tplc="04190003" w:tentative="1">
-      <w:start w:val="1"/>
-      <w:numFmt w:val="bullet"/>
-      <w:lvlText w:val="o"/>
-      <w:lvlJc w:val="left"/>
-      <w:pPr>
-        <w:ind w:left="6469" w:hanging="360"/>
-      </w:pPr>
-      <w:rPr>
-        <w:rFonts w:ascii="Courier New" w:hAnsi="Courier New" w:cs="Courier New" w:hint="default"/>
-      </w:rPr>
-    </w:lvl>
-    <w:lvl w:ilvl="8" w:tplc="04190005" w:tentative="1">
-      <w:start w:val="1"/>
-      <w:numFmt w:val="bullet"/>
-      <w:lvlText w:val=""/>
-      <w:lvlJc w:val="left"/>
-      <w:pPr>
-        <w:ind w:left="7189" w:hanging="360"/>
-      </w:pPr>
-      <w:rPr>
-        <w:rFonts w:ascii="Wingdings" w:hAnsi="Wingdings" w:hint="default"/>
-      </w:rPr>
-    </w:lvl>
-  </w:abstractNum>
-  <w:abstractNum w:abstractNumId="16" w15:restartNumberingAfterBreak="0">
-    <w:nsid w:val="385A11DC"/>
-    <w:multiLevelType w:val="hybridMultilevel"/>
-    <w:tmpl w:val="85B85062"/>
-    <w:lvl w:ilvl="0" w:tplc="0419000F">
-      <w:start w:val="1"/>
-      <w:numFmt w:val="decimal"/>
-      <w:lvlText w:val="%1."/>
-      <w:lvlJc w:val="left"/>
-      <w:pPr>
-        <w:ind w:left="720" w:hanging="360"/>
-      </w:pPr>
-      <w:rPr>
-        <w:rFonts w:hint="default"/>
-      </w:rPr>
-    </w:lvl>
-    <w:lvl w:ilvl="1" w:tplc="04190019" w:tentative="1">
-      <w:start w:val="1"/>
-      <w:numFmt w:val="lowerLetter"/>
-      <w:lvlText w:val="%2."/>
-      <w:lvlJc w:val="left"/>
-      <w:pPr>
-        <w:ind w:left="1440" w:hanging="360"/>
-      </w:pPr>
-    </w:lvl>
-    <w:lvl w:ilvl="2" w:tplc="0419001B" w:tentative="1">
-      <w:start w:val="1"/>
-      <w:numFmt w:val="lowerRoman"/>
-      <w:lvlText w:val="%3."/>
-      <w:lvlJc w:val="right"/>
-      <w:pPr>
-        <w:ind w:left="2160" w:hanging="180"/>
-      </w:pPr>
-    </w:lvl>
-    <w:lvl w:ilvl="3" w:tplc="0419000F" w:tentative="1">
-      <w:start w:val="1"/>
-      <w:numFmt w:val="decimal"/>
-      <w:lvlText w:val="%4."/>
-      <w:lvlJc w:val="left"/>
-      <w:pPr>
-        <w:ind w:left="2880" w:hanging="360"/>
-      </w:pPr>
-    </w:lvl>
-    <w:lvl w:ilvl="4" w:tplc="04190019" w:tentative="1">
-      <w:start w:val="1"/>
-      <w:numFmt w:val="lowerLetter"/>
-      <w:lvlText w:val="%5."/>
-      <w:lvlJc w:val="left"/>
-      <w:pPr>
-        <w:ind w:left="3600" w:hanging="360"/>
-      </w:pPr>
-    </w:lvl>
-    <w:lvl w:ilvl="5" w:tplc="0419001B" w:tentative="1">
-      <w:start w:val="1"/>
-      <w:numFmt w:val="lowerRoman"/>
-      <w:lvlText w:val="%6."/>
-      <w:lvlJc w:val="right"/>
-      <w:pPr>
-        <w:ind w:left="4320" w:hanging="180"/>
-      </w:pPr>
-    </w:lvl>
-    <w:lvl w:ilvl="6" w:tplc="0419000F" w:tentative="1">
-      <w:start w:val="1"/>
-      <w:numFmt w:val="decimal"/>
-      <w:lvlText w:val="%7."/>
-      <w:lvlJc w:val="left"/>
-      <w:pPr>
-        <w:ind w:left="5040" w:hanging="360"/>
-      </w:pPr>
-    </w:lvl>
-    <w:lvl w:ilvl="7" w:tplc="04190019" w:tentative="1">
-      <w:start w:val="1"/>
-      <w:numFmt w:val="lowerLetter"/>
-      <w:lvlText w:val="%8."/>
-      <w:lvlJc w:val="left"/>
-      <w:pPr>
-        <w:ind w:left="5760" w:hanging="360"/>
-      </w:pPr>
-    </w:lvl>
-    <w:lvl w:ilvl="8" w:tplc="0419001B" w:tentative="1">
-      <w:start w:val="1"/>
-      <w:numFmt w:val="lowerRoman"/>
-      <w:lvlText w:val="%9."/>
-      <w:lvlJc w:val="right"/>
-      <w:pPr>
-        <w:ind w:left="6480" w:hanging="180"/>
-      </w:pPr>
-    </w:lvl>
-  </w:abstractNum>
-  <w:abstractNum w:abstractNumId="17" w15:restartNumberingAfterBreak="0">
-    <w:nsid w:val="3B4801BB"/>
-    <w:multiLevelType w:val="hybridMultilevel"/>
-    <w:tmpl w:val="5672B1AA"/>
-    <w:lvl w:ilvl="0" w:tplc="FCEEE450">
-      <w:start w:val="1"/>
-      <w:numFmt w:val="decimal"/>
-      <w:lvlText w:val="%1."/>
-      <w:lvlJc w:val="left"/>
-      <w:pPr>
-        <w:ind w:left="1069" w:hanging="360"/>
-      </w:pPr>
-      <w:rPr>
-        <w:rFonts w:hint="default"/>
-      </w:rPr>
-    </w:lvl>
-    <w:lvl w:ilvl="1" w:tplc="04190019" w:tentative="1">
-      <w:start w:val="1"/>
-      <w:numFmt w:val="lowerLetter"/>
-      <w:lvlText w:val="%2."/>
-      <w:lvlJc w:val="left"/>
-      <w:pPr>
-        <w:ind w:left="1789" w:hanging="360"/>
-      </w:pPr>
-    </w:lvl>
-    <w:lvl w:ilvl="2" w:tplc="0419001B" w:tentative="1">
-      <w:start w:val="1"/>
-      <w:numFmt w:val="lowerRoman"/>
-      <w:lvlText w:val="%3."/>
-      <w:lvlJc w:val="right"/>
-      <w:pPr>
-        <w:ind w:left="2509" w:hanging="180"/>
-      </w:pPr>
-    </w:lvl>
-    <w:lvl w:ilvl="3" w:tplc="0419000F" w:tentative="1">
-      <w:start w:val="1"/>
-      <w:numFmt w:val="decimal"/>
-      <w:lvlText w:val="%4."/>
-      <w:lvlJc w:val="left"/>
-      <w:pPr>
-        <w:ind w:left="3229" w:hanging="360"/>
-      </w:pPr>
-    </w:lvl>
-    <w:lvl w:ilvl="4" w:tplc="04190019" w:tentative="1">
-      <w:start w:val="1"/>
-      <w:numFmt w:val="lowerLetter"/>
-      <w:lvlText w:val="%5."/>
-      <w:lvlJc w:val="left"/>
-      <w:pPr>
-        <w:ind w:left="3949" w:hanging="360"/>
-      </w:pPr>
-    </w:lvl>
-    <w:lvl w:ilvl="5" w:tplc="0419001B" w:tentative="1">
-      <w:start w:val="1"/>
-      <w:numFmt w:val="lowerRoman"/>
-      <w:lvlText w:val="%6."/>
-      <w:lvlJc w:val="right"/>
-      <w:pPr>
-        <w:ind w:left="4669" w:hanging="180"/>
-      </w:pPr>
-    </w:lvl>
-    <w:lvl w:ilvl="6" w:tplc="0419000F" w:tentative="1">
-      <w:start w:val="1"/>
-      <w:numFmt w:val="decimal"/>
-      <w:lvlText w:val="%7."/>
-      <w:lvlJc w:val="left"/>
-      <w:pPr>
-        <w:ind w:left="5389" w:hanging="360"/>
-      </w:pPr>
-    </w:lvl>
-    <w:lvl w:ilvl="7" w:tplc="04190019" w:tentative="1">
-      <w:start w:val="1"/>
-      <w:numFmt w:val="lowerLetter"/>
-      <w:lvlText w:val="%8."/>
-      <w:lvlJc w:val="left"/>
-      <w:pPr>
-        <w:ind w:left="6109" w:hanging="360"/>
-      </w:pPr>
-    </w:lvl>
-    <w:lvl w:ilvl="8" w:tplc="0419001B" w:tentative="1">
-      <w:start w:val="1"/>
-      <w:numFmt w:val="lowerRoman"/>
-      <w:lvlText w:val="%9."/>
-      <w:lvlJc w:val="right"/>
-      <w:pPr>
-        <w:ind w:left="6829" w:hanging="180"/>
-      </w:pPr>
-    </w:lvl>
-  </w:abstractNum>
-  <w:abstractNum w:abstractNumId="18" w15:restartNumberingAfterBreak="0">
-    <w:nsid w:val="3D57064D"/>
-    <w:multiLevelType w:val="hybridMultilevel"/>
-    <w:tmpl w:val="DADE03B4"/>
-    <w:lvl w:ilvl="0" w:tplc="04190001">
-      <w:start w:val="1"/>
-      <w:numFmt w:val="bullet"/>
-      <w:lvlText w:val=""/>
-      <w:lvlJc w:val="left"/>
-      <w:pPr>
-        <w:ind w:left="1080" w:hanging="360"/>
-      </w:pPr>
-      <w:rPr>
-        <w:rFonts w:ascii="Symbol" w:hAnsi="Symbol" w:hint="default"/>
-      </w:rPr>
-    </w:lvl>
-    <w:lvl w:ilvl="1" w:tplc="04190003" w:tentative="1">
-      <w:start w:val="1"/>
-      <w:numFmt w:val="bullet"/>
-      <w:lvlText w:val="o"/>
-      <w:lvlJc w:val="left"/>
-      <w:pPr>
-        <w:ind w:left="1800" w:hanging="360"/>
-      </w:pPr>
-      <w:rPr>
-        <w:rFonts w:ascii="Courier New" w:hAnsi="Courier New" w:cs="Courier New" w:hint="default"/>
-      </w:rPr>
-    </w:lvl>
-    <w:lvl w:ilvl="2" w:tplc="04190005" w:tentative="1">
-      <w:start w:val="1"/>
-      <w:numFmt w:val="bullet"/>
-      <w:lvlText w:val=""/>
-      <w:lvlJc w:val="left"/>
-      <w:pPr>
-        <w:ind w:left="2520" w:hanging="360"/>
-      </w:pPr>
-      <w:rPr>
-        <w:rFonts w:ascii="Wingdings" w:hAnsi="Wingdings" w:hint="default"/>
-      </w:rPr>
-    </w:lvl>
-    <w:lvl w:ilvl="3" w:tplc="04190001" w:tentative="1">
-      <w:start w:val="1"/>
-      <w:numFmt w:val="bullet"/>
-      <w:lvlText w:val=""/>
-      <w:lvlJc w:val="left"/>
-      <w:pPr>
-        <w:ind w:left="3240" w:hanging="360"/>
-      </w:pPr>
-      <w:rPr>
-        <w:rFonts w:ascii="Symbol" w:hAnsi="Symbol" w:hint="default"/>
-      </w:rPr>
-    </w:lvl>
-    <w:lvl w:ilvl="4" w:tplc="04190003" w:tentative="1">
-      <w:start w:val="1"/>
-      <w:numFmt w:val="bullet"/>
-      <w:lvlText w:val="o"/>
-      <w:lvlJc w:val="left"/>
-      <w:pPr>
-        <w:ind w:left="3960" w:hanging="360"/>
-      </w:pPr>
-      <w:rPr>
-        <w:rFonts w:ascii="Courier New" w:hAnsi="Courier New" w:cs="Courier New" w:hint="default"/>
-      </w:rPr>
-    </w:lvl>
-    <w:lvl w:ilvl="5" w:tplc="04190005" w:tentative="1">
-      <w:start w:val="1"/>
-      <w:numFmt w:val="bullet"/>
-      <w:lvlText w:val=""/>
-      <w:lvlJc w:val="left"/>
-      <w:pPr>
-        <w:ind w:left="4680" w:hanging="360"/>
-      </w:pPr>
-      <w:rPr>
-        <w:rFonts w:ascii="Wingdings" w:hAnsi="Wingdings" w:hint="default"/>
-      </w:rPr>
-    </w:lvl>
-    <w:lvl w:ilvl="6" w:tplc="04190001" w:tentative="1">
-      <w:start w:val="1"/>
-      <w:numFmt w:val="bullet"/>
-      <w:lvlText w:val=""/>
-      <w:lvlJc w:val="left"/>
-      <w:pPr>
-        <w:ind w:left="5400" w:hanging="360"/>
-      </w:pPr>
-      <w:rPr>
-        <w:rFonts w:ascii="Symbol" w:hAnsi="Symbol" w:hint="default"/>
-      </w:rPr>
-    </w:lvl>
-    <w:lvl w:ilvl="7" w:tplc="04190003" w:tentative="1">
-      <w:start w:val="1"/>
-      <w:numFmt w:val="bullet"/>
-      <w:lvlText w:val="o"/>
-      <w:lvlJc w:val="left"/>
-      <w:pPr>
-        <w:ind w:left="6120" w:hanging="360"/>
-      </w:pPr>
-      <w:rPr>
-        <w:rFonts w:ascii="Courier New" w:hAnsi="Courier New" w:cs="Courier New" w:hint="default"/>
-      </w:rPr>
-    </w:lvl>
-    <w:lvl w:ilvl="8" w:tplc="04190005" w:tentative="1">
-      <w:start w:val="1"/>
-      <w:numFmt w:val="bullet"/>
-      <w:lvlText w:val=""/>
-      <w:lvlJc w:val="left"/>
-      <w:pPr>
-        <w:ind w:left="6840" w:hanging="360"/>
-      </w:pPr>
-      <w:rPr>
-        <w:rFonts w:ascii="Wingdings" w:hAnsi="Wingdings" w:hint="default"/>
-      </w:rPr>
-    </w:lvl>
-  </w:abstractNum>
-  <w:abstractNum w:abstractNumId="19" w15:restartNumberingAfterBreak="0">
-    <w:nsid w:val="3FF1551E"/>
-    <w:multiLevelType w:val="hybridMultilevel"/>
-    <w:tmpl w:val="7174EA8A"/>
-    <w:lvl w:ilvl="0" w:tplc="04190001">
-      <w:start w:val="1"/>
-      <w:numFmt w:val="bullet"/>
-      <w:lvlText w:val=""/>
-      <w:lvlJc w:val="left"/>
-      <w:pPr>
-        <w:ind w:left="6396" w:hanging="360"/>
-      </w:pPr>
-      <w:rPr>
-        <w:rFonts w:ascii="Symbol" w:hAnsi="Symbol" w:hint="default"/>
-      </w:rPr>
-    </w:lvl>
-    <w:lvl w:ilvl="1" w:tplc="04190003" w:tentative="1">
-      <w:start w:val="1"/>
-      <w:numFmt w:val="bullet"/>
-      <w:lvlText w:val="o"/>
-      <w:lvlJc w:val="left"/>
-      <w:pPr>
-        <w:ind w:left="7116" w:hanging="360"/>
-      </w:pPr>
-      <w:rPr>
-        <w:rFonts w:ascii="Courier New" w:hAnsi="Courier New" w:cs="Courier New" w:hint="default"/>
-      </w:rPr>
-    </w:lvl>
-    <w:lvl w:ilvl="2" w:tplc="04190005" w:tentative="1">
-      <w:start w:val="1"/>
-      <w:numFmt w:val="bullet"/>
-      <w:lvlText w:val=""/>
-      <w:lvlJc w:val="left"/>
-      <w:pPr>
-        <w:ind w:left="7836" w:hanging="360"/>
-      </w:pPr>
-      <w:rPr>
-        <w:rFonts w:ascii="Wingdings" w:hAnsi="Wingdings" w:hint="default"/>
-      </w:rPr>
-    </w:lvl>
-    <w:lvl w:ilvl="3" w:tplc="04190001" w:tentative="1">
-      <w:start w:val="1"/>
-      <w:numFmt w:val="bullet"/>
-      <w:lvlText w:val=""/>
-      <w:lvlJc w:val="left"/>
-      <w:pPr>
-        <w:ind w:left="8556" w:hanging="360"/>
-      </w:pPr>
-      <w:rPr>
-        <w:rFonts w:ascii="Symbol" w:hAnsi="Symbol" w:hint="default"/>
-      </w:rPr>
-    </w:lvl>
-    <w:lvl w:ilvl="4" w:tplc="04190003" w:tentative="1">
-      <w:start w:val="1"/>
-      <w:numFmt w:val="bullet"/>
-      <w:lvlText w:val="o"/>
-      <w:lvlJc w:val="left"/>
-      <w:pPr>
-        <w:ind w:left="9276" w:hanging="360"/>
-      </w:pPr>
-      <w:rPr>
-        <w:rFonts w:ascii="Courier New" w:hAnsi="Courier New" w:cs="Courier New" w:hint="default"/>
-      </w:rPr>
-    </w:lvl>
-    <w:lvl w:ilvl="5" w:tplc="04190005" w:tentative="1">
-      <w:start w:val="1"/>
-      <w:numFmt w:val="bullet"/>
-      <w:lvlText w:val=""/>
-      <w:lvlJc w:val="left"/>
-      <w:pPr>
-        <w:ind w:left="9996" w:hanging="360"/>
-      </w:pPr>
-      <w:rPr>
-        <w:rFonts w:ascii="Wingdings" w:hAnsi="Wingdings" w:hint="default"/>
-      </w:rPr>
-    </w:lvl>
-    <w:lvl w:ilvl="6" w:tplc="04190001" w:tentative="1">
-      <w:start w:val="1"/>
-      <w:numFmt w:val="bullet"/>
-      <w:lvlText w:val=""/>
-      <w:lvlJc w:val="left"/>
-      <w:pPr>
-        <w:ind w:left="10716" w:hanging="360"/>
-      </w:pPr>
-      <w:rPr>
-        <w:rFonts w:ascii="Symbol" w:hAnsi="Symbol" w:hint="default"/>
-      </w:rPr>
-    </w:lvl>
-    <w:lvl w:ilvl="7" w:tplc="04190003" w:tentative="1">
-      <w:start w:val="1"/>
-      <w:numFmt w:val="bullet"/>
-      <w:lvlText w:val="o"/>
-      <w:lvlJc w:val="left"/>
-      <w:pPr>
-        <w:ind w:left="11436" w:hanging="360"/>
-      </w:pPr>
-      <w:rPr>
-        <w:rFonts w:ascii="Courier New" w:hAnsi="Courier New" w:cs="Courier New" w:hint="default"/>
-      </w:rPr>
-    </w:lvl>
-    <w:lvl w:ilvl="8" w:tplc="04190005" w:tentative="1">
-      <w:start w:val="1"/>
-      <w:numFmt w:val="bullet"/>
-      <w:lvlText w:val=""/>
-      <w:lvlJc w:val="left"/>
-      <w:pPr>
-        <w:ind w:left="12156" w:hanging="360"/>
-      </w:pPr>
-      <w:rPr>
-        <w:rFonts w:ascii="Wingdings" w:hAnsi="Wingdings" w:hint="default"/>
-      </w:rPr>
-    </w:lvl>
-  </w:abstractNum>
-  <w:abstractNum w:abstractNumId="20" w15:restartNumberingAfterBreak="0">
+  <w:abstractNum w:abstractNumId="6" w15:restartNumberingAfterBreak="0">
     <w:nsid w:val="3FFF562D"/>
     <w:multiLevelType w:val="multilevel"/>
     <w:tmpl w:val="9822CC4A"/>
@@ -9259,120 +11228,7 @@
       </w:rPr>
     </w:lvl>
   </w:abstractNum>
-  <w:abstractNum w:abstractNumId="21" w15:restartNumberingAfterBreak="0">
-    <w:nsid w:val="43CF2D1E"/>
-    <w:multiLevelType w:val="hybridMultilevel"/>
-    <w:tmpl w:val="053E72CA"/>
-    <w:lvl w:ilvl="0" w:tplc="04190001">
-      <w:start w:val="1"/>
-      <w:numFmt w:val="bullet"/>
-      <w:lvlText w:val=""/>
-      <w:lvlJc w:val="left"/>
-      <w:pPr>
-        <w:ind w:left="1429" w:hanging="360"/>
-      </w:pPr>
-      <w:rPr>
-        <w:rFonts w:ascii="Symbol" w:hAnsi="Symbol" w:hint="default"/>
-      </w:rPr>
-    </w:lvl>
-    <w:lvl w:ilvl="1" w:tplc="04190003" w:tentative="1">
-      <w:start w:val="1"/>
-      <w:numFmt w:val="bullet"/>
-      <w:lvlText w:val="o"/>
-      <w:lvlJc w:val="left"/>
-      <w:pPr>
-        <w:ind w:left="2149" w:hanging="360"/>
-      </w:pPr>
-      <w:rPr>
-        <w:rFonts w:ascii="Courier New" w:hAnsi="Courier New" w:cs="Courier New" w:hint="default"/>
-      </w:rPr>
-    </w:lvl>
-    <w:lvl w:ilvl="2" w:tplc="04190005" w:tentative="1">
-      <w:start w:val="1"/>
-      <w:numFmt w:val="bullet"/>
-      <w:lvlText w:val=""/>
-      <w:lvlJc w:val="left"/>
-      <w:pPr>
-        <w:ind w:left="2869" w:hanging="360"/>
-      </w:pPr>
-      <w:rPr>
-        <w:rFonts w:ascii="Wingdings" w:hAnsi="Wingdings" w:hint="default"/>
-      </w:rPr>
-    </w:lvl>
-    <w:lvl w:ilvl="3" w:tplc="04190001" w:tentative="1">
-      <w:start w:val="1"/>
-      <w:numFmt w:val="bullet"/>
-      <w:lvlText w:val=""/>
-      <w:lvlJc w:val="left"/>
-      <w:pPr>
-        <w:ind w:left="3589" w:hanging="360"/>
-      </w:pPr>
-      <w:rPr>
-        <w:rFonts w:ascii="Symbol" w:hAnsi="Symbol" w:hint="default"/>
-      </w:rPr>
-    </w:lvl>
-    <w:lvl w:ilvl="4" w:tplc="04190003" w:tentative="1">
-      <w:start w:val="1"/>
-      <w:numFmt w:val="bullet"/>
-      <w:lvlText w:val="o"/>
-      <w:lvlJc w:val="left"/>
-      <w:pPr>
-        <w:ind w:left="4309" w:hanging="360"/>
-      </w:pPr>
-      <w:rPr>
-        <w:rFonts w:ascii="Courier New" w:hAnsi="Courier New" w:cs="Courier New" w:hint="default"/>
-      </w:rPr>
-    </w:lvl>
-    <w:lvl w:ilvl="5" w:tplc="04190005" w:tentative="1">
-      <w:start w:val="1"/>
-      <w:numFmt w:val="bullet"/>
-      <w:lvlText w:val=""/>
-      <w:lvlJc w:val="left"/>
-      <w:pPr>
-        <w:ind w:left="5029" w:hanging="360"/>
-      </w:pPr>
-      <w:rPr>
-        <w:rFonts w:ascii="Wingdings" w:hAnsi="Wingdings" w:hint="default"/>
-      </w:rPr>
-    </w:lvl>
-    <w:lvl w:ilvl="6" w:tplc="04190001" w:tentative="1">
-      <w:start w:val="1"/>
-      <w:numFmt w:val="bullet"/>
-      <w:lvlText w:val=""/>
-      <w:lvlJc w:val="left"/>
-      <w:pPr>
-        <w:ind w:left="5749" w:hanging="360"/>
-      </w:pPr>
-      <w:rPr>
-        <w:rFonts w:ascii="Symbol" w:hAnsi="Symbol" w:hint="default"/>
-      </w:rPr>
-    </w:lvl>
-    <w:lvl w:ilvl="7" w:tplc="04190003" w:tentative="1">
-      <w:start w:val="1"/>
-      <w:numFmt w:val="bullet"/>
-      <w:lvlText w:val="o"/>
-      <w:lvlJc w:val="left"/>
-      <w:pPr>
-        <w:ind w:left="6469" w:hanging="360"/>
-      </w:pPr>
-      <w:rPr>
-        <w:rFonts w:ascii="Courier New" w:hAnsi="Courier New" w:cs="Courier New" w:hint="default"/>
-      </w:rPr>
-    </w:lvl>
-    <w:lvl w:ilvl="8" w:tplc="04190005" w:tentative="1">
-      <w:start w:val="1"/>
-      <w:numFmt w:val="bullet"/>
-      <w:lvlText w:val=""/>
-      <w:lvlJc w:val="left"/>
-      <w:pPr>
-        <w:ind w:left="7189" w:hanging="360"/>
-      </w:pPr>
-      <w:rPr>
-        <w:rFonts w:ascii="Wingdings" w:hAnsi="Wingdings" w:hint="default"/>
-      </w:rPr>
-    </w:lvl>
-  </w:abstractNum>
-  <w:abstractNum w:abstractNumId="22" w15:restartNumberingAfterBreak="0">
+  <w:abstractNum w:abstractNumId="7" w15:restartNumberingAfterBreak="0">
     <w:nsid w:val="44F22ECF"/>
     <w:multiLevelType w:val="hybridMultilevel"/>
     <w:tmpl w:val="10029DFC"/>
@@ -9485,120 +11341,7 @@
       </w:rPr>
     </w:lvl>
   </w:abstractNum>
-  <w:abstractNum w:abstractNumId="23" w15:restartNumberingAfterBreak="0">
-    <w:nsid w:val="4566225B"/>
-    <w:multiLevelType w:val="hybridMultilevel"/>
-    <w:tmpl w:val="8C62F07A"/>
-    <w:lvl w:ilvl="0" w:tplc="04190001">
-      <w:start w:val="1"/>
-      <w:numFmt w:val="bullet"/>
-      <w:lvlText w:val=""/>
-      <w:lvlJc w:val="left"/>
-      <w:pPr>
-        <w:ind w:left="720" w:hanging="360"/>
-      </w:pPr>
-      <w:rPr>
-        <w:rFonts w:ascii="Symbol" w:hAnsi="Symbol" w:hint="default"/>
-      </w:rPr>
-    </w:lvl>
-    <w:lvl w:ilvl="1" w:tplc="04190003" w:tentative="1">
-      <w:start w:val="1"/>
-      <w:numFmt w:val="bullet"/>
-      <w:lvlText w:val="o"/>
-      <w:lvlJc w:val="left"/>
-      <w:pPr>
-        <w:ind w:left="1440" w:hanging="360"/>
-      </w:pPr>
-      <w:rPr>
-        <w:rFonts w:ascii="Courier New" w:hAnsi="Courier New" w:cs="Courier New" w:hint="default"/>
-      </w:rPr>
-    </w:lvl>
-    <w:lvl w:ilvl="2" w:tplc="04190005">
-      <w:start w:val="1"/>
-      <w:numFmt w:val="bullet"/>
-      <w:lvlText w:val=""/>
-      <w:lvlJc w:val="left"/>
-      <w:pPr>
-        <w:ind w:left="2160" w:hanging="360"/>
-      </w:pPr>
-      <w:rPr>
-        <w:rFonts w:ascii="Wingdings" w:hAnsi="Wingdings" w:hint="default"/>
-      </w:rPr>
-    </w:lvl>
-    <w:lvl w:ilvl="3" w:tplc="04190001" w:tentative="1">
-      <w:start w:val="1"/>
-      <w:numFmt w:val="bullet"/>
-      <w:lvlText w:val=""/>
-      <w:lvlJc w:val="left"/>
-      <w:pPr>
-        <w:ind w:left="2880" w:hanging="360"/>
-      </w:pPr>
-      <w:rPr>
-        <w:rFonts w:ascii="Symbol" w:hAnsi="Symbol" w:hint="default"/>
-      </w:rPr>
-    </w:lvl>
-    <w:lvl w:ilvl="4" w:tplc="04190003" w:tentative="1">
-      <w:start w:val="1"/>
-      <w:numFmt w:val="bullet"/>
-      <w:lvlText w:val="o"/>
-      <w:lvlJc w:val="left"/>
-      <w:pPr>
-        <w:ind w:left="3600" w:hanging="360"/>
-      </w:pPr>
-      <w:rPr>
-        <w:rFonts w:ascii="Courier New" w:hAnsi="Courier New" w:cs="Courier New" w:hint="default"/>
-      </w:rPr>
-    </w:lvl>
-    <w:lvl w:ilvl="5" w:tplc="04190005" w:tentative="1">
-      <w:start w:val="1"/>
-      <w:numFmt w:val="bullet"/>
-      <w:lvlText w:val=""/>
-      <w:lvlJc w:val="left"/>
-      <w:pPr>
-        <w:ind w:left="4320" w:hanging="360"/>
-      </w:pPr>
-      <w:rPr>
-        <w:rFonts w:ascii="Wingdings" w:hAnsi="Wingdings" w:hint="default"/>
-      </w:rPr>
-    </w:lvl>
-    <w:lvl w:ilvl="6" w:tplc="04190001" w:tentative="1">
-      <w:start w:val="1"/>
-      <w:numFmt w:val="bullet"/>
-      <w:lvlText w:val=""/>
-      <w:lvlJc w:val="left"/>
-      <w:pPr>
-        <w:ind w:left="5040" w:hanging="360"/>
-      </w:pPr>
-      <w:rPr>
-        <w:rFonts w:ascii="Symbol" w:hAnsi="Symbol" w:hint="default"/>
-      </w:rPr>
-    </w:lvl>
-    <w:lvl w:ilvl="7" w:tplc="04190003" w:tentative="1">
-      <w:start w:val="1"/>
-      <w:numFmt w:val="bullet"/>
-      <w:lvlText w:val="o"/>
-      <w:lvlJc w:val="left"/>
-      <w:pPr>
-        <w:ind w:left="5760" w:hanging="360"/>
-      </w:pPr>
-      <w:rPr>
-        <w:rFonts w:ascii="Courier New" w:hAnsi="Courier New" w:cs="Courier New" w:hint="default"/>
-      </w:rPr>
-    </w:lvl>
-    <w:lvl w:ilvl="8" w:tplc="04190005" w:tentative="1">
-      <w:start w:val="1"/>
-      <w:numFmt w:val="bullet"/>
-      <w:lvlText w:val=""/>
-      <w:lvlJc w:val="left"/>
-      <w:pPr>
-        <w:ind w:left="6480" w:hanging="360"/>
-      </w:pPr>
-      <w:rPr>
-        <w:rFonts w:ascii="Wingdings" w:hAnsi="Wingdings" w:hint="default"/>
-      </w:rPr>
-    </w:lvl>
-  </w:abstractNum>
-  <w:abstractNum w:abstractNumId="24" w15:restartNumberingAfterBreak="0">
+  <w:abstractNum w:abstractNumId="8" w15:restartNumberingAfterBreak="0">
     <w:nsid w:val="497271AE"/>
     <w:multiLevelType w:val="hybridMultilevel"/>
     <w:tmpl w:val="C370258E"/>
@@ -9711,96 +11454,120 @@
       </w:rPr>
     </w:lvl>
   </w:abstractNum>
-  <w:abstractNum w:abstractNumId="25" w15:restartNumberingAfterBreak="0">
-    <w:nsid w:val="4BF24ABC"/>
-    <w:multiLevelType w:val="hybridMultilevel"/>
-    <w:tmpl w:val="D3AE741A"/>
-    <w:lvl w:ilvl="0" w:tplc="A9B621D0">
+  <w:abstractNum w:abstractNumId="9" w15:restartNumberingAfterBreak="0">
+    <w:nsid w:val="4D2418F4"/>
+    <w:multiLevelType w:val="multilevel"/>
+    <w:tmpl w:val="E1DC77AA"/>
+    <w:lvl w:ilvl="0">
       <w:start w:val="1"/>
       <w:numFmt w:val="decimal"/>
       <w:lvlText w:val="%1."/>
       <w:lvlJc w:val="left"/>
       <w:pPr>
-        <w:ind w:left="1069" w:hanging="360"/>
+        <w:ind w:left="450" w:hanging="450"/>
       </w:pPr>
       <w:rPr>
         <w:rFonts w:hint="default"/>
       </w:rPr>
     </w:lvl>
-    <w:lvl w:ilvl="1" w:tplc="04190019" w:tentative="1">
-      <w:start w:val="1"/>
-      <w:numFmt w:val="lowerLetter"/>
-      <w:lvlText w:val="%2."/>
-      <w:lvlJc w:val="left"/>
-      <w:pPr>
-        <w:ind w:left="1789" w:hanging="360"/>
-      </w:pPr>
-    </w:lvl>
-    <w:lvl w:ilvl="2" w:tplc="0419001B" w:tentative="1">
-      <w:start w:val="1"/>
-      <w:numFmt w:val="lowerRoman"/>
-      <w:lvlText w:val="%3."/>
-      <w:lvlJc w:val="right"/>
-      <w:pPr>
-        <w:ind w:left="2509" w:hanging="180"/>
-      </w:pPr>
-    </w:lvl>
-    <w:lvl w:ilvl="3" w:tplc="0419000F" w:tentative="1">
+    <w:lvl w:ilvl="1">
       <w:start w:val="1"/>
       <w:numFmt w:val="decimal"/>
-      <w:lvlText w:val="%4."/>
-      <w:lvlJc w:val="left"/>
-      <w:pPr>
-        <w:ind w:left="3229" w:hanging="360"/>
-      </w:pPr>
-    </w:lvl>
-    <w:lvl w:ilvl="4" w:tplc="04190019" w:tentative="1">
-      <w:start w:val="1"/>
-      <w:numFmt w:val="lowerLetter"/>
-      <w:lvlText w:val="%5."/>
-      <w:lvlJc w:val="left"/>
-      <w:pPr>
-        <w:ind w:left="3949" w:hanging="360"/>
-      </w:pPr>
-    </w:lvl>
-    <w:lvl w:ilvl="5" w:tplc="0419001B" w:tentative="1">
-      <w:start w:val="1"/>
-      <w:numFmt w:val="lowerRoman"/>
-      <w:lvlText w:val="%6."/>
-      <w:lvlJc w:val="right"/>
-      <w:pPr>
-        <w:ind w:left="4669" w:hanging="180"/>
-      </w:pPr>
-    </w:lvl>
-    <w:lvl w:ilvl="6" w:tplc="0419000F" w:tentative="1">
+      <w:lvlText w:val="%2)"/>
+      <w:lvlJc w:val="left"/>
+      <w:pPr>
+        <w:ind w:left="1429" w:hanging="720"/>
+      </w:pPr>
+      <w:rPr>
+        <w:rFonts w:hint="default"/>
+      </w:rPr>
+    </w:lvl>
+    <w:lvl w:ilvl="2">
       <w:start w:val="1"/>
       <w:numFmt w:val="decimal"/>
-      <w:lvlText w:val="%7."/>
-      <w:lvlJc w:val="left"/>
-      <w:pPr>
-        <w:ind w:left="5389" w:hanging="360"/>
-      </w:pPr>
-    </w:lvl>
-    <w:lvl w:ilvl="7" w:tplc="04190019" w:tentative="1">
-      <w:start w:val="1"/>
-      <w:numFmt w:val="lowerLetter"/>
-      <w:lvlText w:val="%8."/>
-      <w:lvlJc w:val="left"/>
-      <w:pPr>
-        <w:ind w:left="6109" w:hanging="360"/>
-      </w:pPr>
-    </w:lvl>
-    <w:lvl w:ilvl="8" w:tplc="0419001B" w:tentative="1">
-      <w:start w:val="1"/>
-      <w:numFmt w:val="lowerRoman"/>
-      <w:lvlText w:val="%9."/>
-      <w:lvlJc w:val="right"/>
-      <w:pPr>
-        <w:ind w:left="6829" w:hanging="180"/>
-      </w:pPr>
+      <w:lvlText w:val="%1.%2.%3."/>
+      <w:lvlJc w:val="left"/>
+      <w:pPr>
+        <w:ind w:left="2138" w:hanging="720"/>
+      </w:pPr>
+      <w:rPr>
+        <w:rFonts w:hint="default"/>
+      </w:rPr>
+    </w:lvl>
+    <w:lvl w:ilvl="3">
+      <w:start w:val="1"/>
+      <w:numFmt w:val="decimal"/>
+      <w:lvlText w:val="%1.%2.%3.%4."/>
+      <w:lvlJc w:val="left"/>
+      <w:pPr>
+        <w:ind w:left="3207" w:hanging="1080"/>
+      </w:pPr>
+      <w:rPr>
+        <w:rFonts w:hint="default"/>
+      </w:rPr>
+    </w:lvl>
+    <w:lvl w:ilvl="4">
+      <w:start w:val="1"/>
+      <w:numFmt w:val="decimal"/>
+      <w:lvlText w:val="%1.%2.%3.%4.%5."/>
+      <w:lvlJc w:val="left"/>
+      <w:pPr>
+        <w:ind w:left="3916" w:hanging="1080"/>
+      </w:pPr>
+      <w:rPr>
+        <w:rFonts w:hint="default"/>
+      </w:rPr>
+    </w:lvl>
+    <w:lvl w:ilvl="5">
+      <w:start w:val="1"/>
+      <w:numFmt w:val="decimal"/>
+      <w:lvlText w:val="%1.%2.%3.%4.%5.%6."/>
+      <w:lvlJc w:val="left"/>
+      <w:pPr>
+        <w:ind w:left="4985" w:hanging="1440"/>
+      </w:pPr>
+      <w:rPr>
+        <w:rFonts w:hint="default"/>
+      </w:rPr>
+    </w:lvl>
+    <w:lvl w:ilvl="6">
+      <w:start w:val="1"/>
+      <w:numFmt w:val="decimal"/>
+      <w:lvlText w:val="%1.%2.%3.%4.%5.%6.%7."/>
+      <w:lvlJc w:val="left"/>
+      <w:pPr>
+        <w:ind w:left="6054" w:hanging="1800"/>
+      </w:pPr>
+      <w:rPr>
+        <w:rFonts w:hint="default"/>
+      </w:rPr>
+    </w:lvl>
+    <w:lvl w:ilvl="7">
+      <w:start w:val="1"/>
+      <w:numFmt w:val="decimal"/>
+      <w:lvlText w:val="%1.%2.%3.%4.%5.%6.%7.%8."/>
+      <w:lvlJc w:val="left"/>
+      <w:pPr>
+        <w:ind w:left="6763" w:hanging="1800"/>
+      </w:pPr>
+      <w:rPr>
+        <w:rFonts w:hint="default"/>
+      </w:rPr>
+    </w:lvl>
+    <w:lvl w:ilvl="8">
+      <w:start w:val="1"/>
+      <w:numFmt w:val="decimal"/>
+      <w:lvlText w:val="%1.%2.%3.%4.%5.%6.%7.%8.%9."/>
+      <w:lvlJc w:val="left"/>
+      <w:pPr>
+        <w:ind w:left="7832" w:hanging="2160"/>
+      </w:pPr>
+      <w:rPr>
+        <w:rFonts w:hint="default"/>
+      </w:rPr>
     </w:lvl>
   </w:abstractNum>
-  <w:abstractNum w:abstractNumId="26" w15:restartNumberingAfterBreak="0">
+  <w:abstractNum w:abstractNumId="10" w15:restartNumberingAfterBreak="0">
     <w:nsid w:val="4FD318BF"/>
     <w:multiLevelType w:val="hybridMultilevel"/>
     <w:tmpl w:val="1B1AF7A4"/>
@@ -9913,7 +11680,7 @@
       </w:rPr>
     </w:lvl>
   </w:abstractNum>
-  <w:abstractNum w:abstractNumId="27" w15:restartNumberingAfterBreak="0">
+  <w:abstractNum w:abstractNumId="11" w15:restartNumberingAfterBreak="0">
     <w:nsid w:val="50517234"/>
     <w:multiLevelType w:val="hybridMultilevel"/>
     <w:tmpl w:val="FC921BF0"/>
@@ -10026,209 +11793,7 @@
       </w:rPr>
     </w:lvl>
   </w:abstractNum>
-  <w:abstractNum w:abstractNumId="28" w15:restartNumberingAfterBreak="0">
-    <w:nsid w:val="52E4322B"/>
-    <w:multiLevelType w:val="hybridMultilevel"/>
-    <w:tmpl w:val="03263EB0"/>
-    <w:lvl w:ilvl="0" w:tplc="23E08E1A">
-      <w:start w:val="3"/>
-      <w:numFmt w:val="decimal"/>
-      <w:lvlText w:val="%1"/>
-      <w:lvlJc w:val="left"/>
-      <w:pPr>
-        <w:ind w:left="720" w:hanging="360"/>
-      </w:pPr>
-      <w:rPr>
-        <w:rFonts w:hint="default"/>
-      </w:rPr>
-    </w:lvl>
-    <w:lvl w:ilvl="1" w:tplc="04190019" w:tentative="1">
-      <w:start w:val="1"/>
-      <w:numFmt w:val="lowerLetter"/>
-      <w:lvlText w:val="%2."/>
-      <w:lvlJc w:val="left"/>
-      <w:pPr>
-        <w:ind w:left="1440" w:hanging="360"/>
-      </w:pPr>
-    </w:lvl>
-    <w:lvl w:ilvl="2" w:tplc="0419001B" w:tentative="1">
-      <w:start w:val="1"/>
-      <w:numFmt w:val="lowerRoman"/>
-      <w:lvlText w:val="%3."/>
-      <w:lvlJc w:val="right"/>
-      <w:pPr>
-        <w:ind w:left="2160" w:hanging="180"/>
-      </w:pPr>
-    </w:lvl>
-    <w:lvl w:ilvl="3" w:tplc="0419000F" w:tentative="1">
-      <w:start w:val="1"/>
-      <w:numFmt w:val="decimal"/>
-      <w:lvlText w:val="%4."/>
-      <w:lvlJc w:val="left"/>
-      <w:pPr>
-        <w:ind w:left="2880" w:hanging="360"/>
-      </w:pPr>
-    </w:lvl>
-    <w:lvl w:ilvl="4" w:tplc="04190019" w:tentative="1">
-      <w:start w:val="1"/>
-      <w:numFmt w:val="lowerLetter"/>
-      <w:lvlText w:val="%5."/>
-      <w:lvlJc w:val="left"/>
-      <w:pPr>
-        <w:ind w:left="3600" w:hanging="360"/>
-      </w:pPr>
-    </w:lvl>
-    <w:lvl w:ilvl="5" w:tplc="0419001B" w:tentative="1">
-      <w:start w:val="1"/>
-      <w:numFmt w:val="lowerRoman"/>
-      <w:lvlText w:val="%6."/>
-      <w:lvlJc w:val="right"/>
-      <w:pPr>
-        <w:ind w:left="4320" w:hanging="180"/>
-      </w:pPr>
-    </w:lvl>
-    <w:lvl w:ilvl="6" w:tplc="0419000F" w:tentative="1">
-      <w:start w:val="1"/>
-      <w:numFmt w:val="decimal"/>
-      <w:lvlText w:val="%7."/>
-      <w:lvlJc w:val="left"/>
-      <w:pPr>
-        <w:ind w:left="5040" w:hanging="360"/>
-      </w:pPr>
-    </w:lvl>
-    <w:lvl w:ilvl="7" w:tplc="04190019" w:tentative="1">
-      <w:start w:val="1"/>
-      <w:numFmt w:val="lowerLetter"/>
-      <w:lvlText w:val="%8."/>
-      <w:lvlJc w:val="left"/>
-      <w:pPr>
-        <w:ind w:left="5760" w:hanging="360"/>
-      </w:pPr>
-    </w:lvl>
-    <w:lvl w:ilvl="8" w:tplc="0419001B" w:tentative="1">
-      <w:start w:val="1"/>
-      <w:numFmt w:val="lowerRoman"/>
-      <w:lvlText w:val="%9."/>
-      <w:lvlJc w:val="right"/>
-      <w:pPr>
-        <w:ind w:left="6480" w:hanging="180"/>
-      </w:pPr>
-    </w:lvl>
-  </w:abstractNum>
-  <w:abstractNum w:abstractNumId="29" w15:restartNumberingAfterBreak="0">
-    <w:nsid w:val="53A80F61"/>
-    <w:multiLevelType w:val="hybridMultilevel"/>
-    <w:tmpl w:val="67580E76"/>
-    <w:lvl w:ilvl="0" w:tplc="04190001">
-      <w:start w:val="1"/>
-      <w:numFmt w:val="bullet"/>
-      <w:lvlText w:val=""/>
-      <w:lvlJc w:val="left"/>
-      <w:pPr>
-        <w:ind w:left="720" w:hanging="360"/>
-      </w:pPr>
-      <w:rPr>
-        <w:rFonts w:ascii="Symbol" w:hAnsi="Symbol" w:hint="default"/>
-      </w:rPr>
-    </w:lvl>
-    <w:lvl w:ilvl="1" w:tplc="04190003" w:tentative="1">
-      <w:start w:val="1"/>
-      <w:numFmt w:val="bullet"/>
-      <w:lvlText w:val="o"/>
-      <w:lvlJc w:val="left"/>
-      <w:pPr>
-        <w:ind w:left="1440" w:hanging="360"/>
-      </w:pPr>
-      <w:rPr>
-        <w:rFonts w:ascii="Courier New" w:hAnsi="Courier New" w:cs="Courier New" w:hint="default"/>
-      </w:rPr>
-    </w:lvl>
-    <w:lvl w:ilvl="2" w:tplc="04190005" w:tentative="1">
-      <w:start w:val="1"/>
-      <w:numFmt w:val="bullet"/>
-      <w:lvlText w:val=""/>
-      <w:lvlJc w:val="left"/>
-      <w:pPr>
-        <w:ind w:left="2160" w:hanging="360"/>
-      </w:pPr>
-      <w:rPr>
-        <w:rFonts w:ascii="Wingdings" w:hAnsi="Wingdings" w:hint="default"/>
-      </w:rPr>
-    </w:lvl>
-    <w:lvl w:ilvl="3" w:tplc="04190001" w:tentative="1">
-      <w:start w:val="1"/>
-      <w:numFmt w:val="bullet"/>
-      <w:lvlText w:val=""/>
-      <w:lvlJc w:val="left"/>
-      <w:pPr>
-        <w:ind w:left="2880" w:hanging="360"/>
-      </w:pPr>
-      <w:rPr>
-        <w:rFonts w:ascii="Symbol" w:hAnsi="Symbol" w:hint="default"/>
-      </w:rPr>
-    </w:lvl>
-    <w:lvl w:ilvl="4" w:tplc="04190003" w:tentative="1">
-      <w:start w:val="1"/>
-      <w:numFmt w:val="bullet"/>
-      <w:lvlText w:val="o"/>
-      <w:lvlJc w:val="left"/>
-      <w:pPr>
-        <w:ind w:left="3600" w:hanging="360"/>
-      </w:pPr>
-      <w:rPr>
-        <w:rFonts w:ascii="Courier New" w:hAnsi="Courier New" w:cs="Courier New" w:hint="default"/>
-      </w:rPr>
-    </w:lvl>
-    <w:lvl w:ilvl="5" w:tplc="04190005" w:tentative="1">
-      <w:start w:val="1"/>
-      <w:numFmt w:val="bullet"/>
-      <w:lvlText w:val=""/>
-      <w:lvlJc w:val="left"/>
-      <w:pPr>
-        <w:ind w:left="4320" w:hanging="360"/>
-      </w:pPr>
-      <w:rPr>
-        <w:rFonts w:ascii="Wingdings" w:hAnsi="Wingdings" w:hint="default"/>
-      </w:rPr>
-    </w:lvl>
-    <w:lvl w:ilvl="6" w:tplc="04190001" w:tentative="1">
-      <w:start w:val="1"/>
-      <w:numFmt w:val="bullet"/>
-      <w:lvlText w:val=""/>
-      <w:lvlJc w:val="left"/>
-      <w:pPr>
-        <w:ind w:left="5040" w:hanging="360"/>
-      </w:pPr>
-      <w:rPr>
-        <w:rFonts w:ascii="Symbol" w:hAnsi="Symbol" w:hint="default"/>
-      </w:rPr>
-    </w:lvl>
-    <w:lvl w:ilvl="7" w:tplc="04190003" w:tentative="1">
-      <w:start w:val="1"/>
-      <w:numFmt w:val="bullet"/>
-      <w:lvlText w:val="o"/>
-      <w:lvlJc w:val="left"/>
-      <w:pPr>
-        <w:ind w:left="5760" w:hanging="360"/>
-      </w:pPr>
-      <w:rPr>
-        <w:rFonts w:ascii="Courier New" w:hAnsi="Courier New" w:cs="Courier New" w:hint="default"/>
-      </w:rPr>
-    </w:lvl>
-    <w:lvl w:ilvl="8" w:tplc="04190005" w:tentative="1">
-      <w:start w:val="1"/>
-      <w:numFmt w:val="bullet"/>
-      <w:lvlText w:val=""/>
-      <w:lvlJc w:val="left"/>
-      <w:pPr>
-        <w:ind w:left="6480" w:hanging="360"/>
-      </w:pPr>
-      <w:rPr>
-        <w:rFonts w:ascii="Wingdings" w:hAnsi="Wingdings" w:hint="default"/>
-      </w:rPr>
-    </w:lvl>
-  </w:abstractNum>
-  <w:abstractNum w:abstractNumId="30" w15:restartNumberingAfterBreak="0">
+  <w:abstractNum w:abstractNumId="12" w15:restartNumberingAfterBreak="0">
     <w:nsid w:val="546622A5"/>
     <w:multiLevelType w:val="hybridMultilevel"/>
     <w:tmpl w:val="60A892C2"/>
@@ -10314,7 +11879,7 @@
       </w:pPr>
     </w:lvl>
   </w:abstractNum>
-  <w:abstractNum w:abstractNumId="31" w15:restartNumberingAfterBreak="0">
+  <w:abstractNum w:abstractNumId="13" w15:restartNumberingAfterBreak="0">
     <w:nsid w:val="552D6126"/>
     <w:multiLevelType w:val="hybridMultilevel"/>
     <w:tmpl w:val="9434360E"/>
@@ -10400,7 +11965,120 @@
       </w:pPr>
     </w:lvl>
   </w:abstractNum>
-  <w:abstractNum w:abstractNumId="32" w15:restartNumberingAfterBreak="0">
+  <w:abstractNum w:abstractNumId="14" w15:restartNumberingAfterBreak="0">
+    <w:nsid w:val="5C7F40D6"/>
+    <w:multiLevelType w:val="hybridMultilevel"/>
+    <w:tmpl w:val="17743BC8"/>
+    <w:lvl w:ilvl="0" w:tplc="7F6028E6">
+      <w:start w:val="1"/>
+      <w:numFmt w:val="bullet"/>
+      <w:lvlText w:val=""/>
+      <w:lvlJc w:val="left"/>
+      <w:pPr>
+        <w:ind w:left="1429" w:hanging="360"/>
+      </w:pPr>
+      <w:rPr>
+        <w:rFonts w:ascii="Symbol" w:hAnsi="Symbol" w:hint="default"/>
+      </w:rPr>
+    </w:lvl>
+    <w:lvl w:ilvl="1" w:tplc="04190003" w:tentative="1">
+      <w:start w:val="1"/>
+      <w:numFmt w:val="bullet"/>
+      <w:lvlText w:val="o"/>
+      <w:lvlJc w:val="left"/>
+      <w:pPr>
+        <w:ind w:left="2149" w:hanging="360"/>
+      </w:pPr>
+      <w:rPr>
+        <w:rFonts w:ascii="Courier New" w:hAnsi="Courier New" w:cs="Courier New" w:hint="default"/>
+      </w:rPr>
+    </w:lvl>
+    <w:lvl w:ilvl="2" w:tplc="04190005" w:tentative="1">
+      <w:start w:val="1"/>
+      <w:numFmt w:val="bullet"/>
+      <w:lvlText w:val=""/>
+      <w:lvlJc w:val="left"/>
+      <w:pPr>
+        <w:ind w:left="2869" w:hanging="360"/>
+      </w:pPr>
+      <w:rPr>
+        <w:rFonts w:ascii="Wingdings" w:hAnsi="Wingdings" w:hint="default"/>
+      </w:rPr>
+    </w:lvl>
+    <w:lvl w:ilvl="3" w:tplc="04190001" w:tentative="1">
+      <w:start w:val="1"/>
+      <w:numFmt w:val="bullet"/>
+      <w:lvlText w:val=""/>
+      <w:lvlJc w:val="left"/>
+      <w:pPr>
+        <w:ind w:left="3589" w:hanging="360"/>
+      </w:pPr>
+      <w:rPr>
+        <w:rFonts w:ascii="Symbol" w:hAnsi="Symbol" w:hint="default"/>
+      </w:rPr>
+    </w:lvl>
+    <w:lvl w:ilvl="4" w:tplc="04190003" w:tentative="1">
+      <w:start w:val="1"/>
+      <w:numFmt w:val="bullet"/>
+      <w:lvlText w:val="o"/>
+      <w:lvlJc w:val="left"/>
+      <w:pPr>
+        <w:ind w:left="4309" w:hanging="360"/>
+      </w:pPr>
+      <w:rPr>
+        <w:rFonts w:ascii="Courier New" w:hAnsi="Courier New" w:cs="Courier New" w:hint="default"/>
+      </w:rPr>
+    </w:lvl>
+    <w:lvl w:ilvl="5" w:tplc="04190005" w:tentative="1">
+      <w:start w:val="1"/>
+      <w:numFmt w:val="bullet"/>
+      <w:lvlText w:val=""/>
+      <w:lvlJc w:val="left"/>
+      <w:pPr>
+        <w:ind w:left="5029" w:hanging="360"/>
+      </w:pPr>
+      <w:rPr>
+        <w:rFonts w:ascii="Wingdings" w:hAnsi="Wingdings" w:hint="default"/>
+      </w:rPr>
+    </w:lvl>
+    <w:lvl w:ilvl="6" w:tplc="04190001" w:tentative="1">
+      <w:start w:val="1"/>
+      <w:numFmt w:val="bullet"/>
+      <w:lvlText w:val=""/>
+      <w:lvlJc w:val="left"/>
+      <w:pPr>
+        <w:ind w:left="5749" w:hanging="360"/>
+      </w:pPr>
+      <w:rPr>
+        <w:rFonts w:ascii="Symbol" w:hAnsi="Symbol" w:hint="default"/>
+      </w:rPr>
+    </w:lvl>
+    <w:lvl w:ilvl="7" w:tplc="04190003" w:tentative="1">
+      <w:start w:val="1"/>
+      <w:numFmt w:val="bullet"/>
+      <w:lvlText w:val="o"/>
+      <w:lvlJc w:val="left"/>
+      <w:pPr>
+        <w:ind w:left="6469" w:hanging="360"/>
+      </w:pPr>
+      <w:rPr>
+        <w:rFonts w:ascii="Courier New" w:hAnsi="Courier New" w:cs="Courier New" w:hint="default"/>
+      </w:rPr>
+    </w:lvl>
+    <w:lvl w:ilvl="8" w:tplc="04190005" w:tentative="1">
+      <w:start w:val="1"/>
+      <w:numFmt w:val="bullet"/>
+      <w:lvlText w:val=""/>
+      <w:lvlJc w:val="left"/>
+      <w:pPr>
+        <w:ind w:left="7189" w:hanging="360"/>
+      </w:pPr>
+      <w:rPr>
+        <w:rFonts w:ascii="Wingdings" w:hAnsi="Wingdings" w:hint="default"/>
+      </w:rPr>
+    </w:lvl>
+  </w:abstractNum>
+  <w:abstractNum w:abstractNumId="15" w15:restartNumberingAfterBreak="0">
     <w:nsid w:val="5D0A221A"/>
     <w:multiLevelType w:val="hybridMultilevel"/>
     <w:tmpl w:val="D07CC9A0"/>
@@ -10513,93 +12191,7 @@
       </w:rPr>
     </w:lvl>
   </w:abstractNum>
-  <w:abstractNum w:abstractNumId="33" w15:restartNumberingAfterBreak="0">
-    <w:nsid w:val="5F5D38FF"/>
-    <w:multiLevelType w:val="hybridMultilevel"/>
-    <w:tmpl w:val="9B2C67EA"/>
-    <w:lvl w:ilvl="0" w:tplc="0419000F">
-      <w:start w:val="1"/>
-      <w:numFmt w:val="decimal"/>
-      <w:lvlText w:val="%1."/>
-      <w:lvlJc w:val="left"/>
-      <w:pPr>
-        <w:ind w:left="720" w:hanging="360"/>
-      </w:pPr>
-    </w:lvl>
-    <w:lvl w:ilvl="1" w:tplc="04190019" w:tentative="1">
-      <w:start w:val="1"/>
-      <w:numFmt w:val="lowerLetter"/>
-      <w:lvlText w:val="%2."/>
-      <w:lvlJc w:val="left"/>
-      <w:pPr>
-        <w:ind w:left="1440" w:hanging="360"/>
-      </w:pPr>
-    </w:lvl>
-    <w:lvl w:ilvl="2" w:tplc="0419001B" w:tentative="1">
-      <w:start w:val="1"/>
-      <w:numFmt w:val="lowerRoman"/>
-      <w:lvlText w:val="%3."/>
-      <w:lvlJc w:val="right"/>
-      <w:pPr>
-        <w:ind w:left="2160" w:hanging="180"/>
-      </w:pPr>
-    </w:lvl>
-    <w:lvl w:ilvl="3" w:tplc="0419000F" w:tentative="1">
-      <w:start w:val="1"/>
-      <w:numFmt w:val="decimal"/>
-      <w:lvlText w:val="%4."/>
-      <w:lvlJc w:val="left"/>
-      <w:pPr>
-        <w:ind w:left="2880" w:hanging="360"/>
-      </w:pPr>
-    </w:lvl>
-    <w:lvl w:ilvl="4" w:tplc="04190019" w:tentative="1">
-      <w:start w:val="1"/>
-      <w:numFmt w:val="lowerLetter"/>
-      <w:lvlText w:val="%5."/>
-      <w:lvlJc w:val="left"/>
-      <w:pPr>
-        <w:ind w:left="3600" w:hanging="360"/>
-      </w:pPr>
-    </w:lvl>
-    <w:lvl w:ilvl="5" w:tplc="0419001B" w:tentative="1">
-      <w:start w:val="1"/>
-      <w:numFmt w:val="lowerRoman"/>
-      <w:lvlText w:val="%6."/>
-      <w:lvlJc w:val="right"/>
-      <w:pPr>
-        <w:ind w:left="4320" w:hanging="180"/>
-      </w:pPr>
-    </w:lvl>
-    <w:lvl w:ilvl="6" w:tplc="0419000F" w:tentative="1">
-      <w:start w:val="1"/>
-      <w:numFmt w:val="decimal"/>
-      <w:lvlText w:val="%7."/>
-      <w:lvlJc w:val="left"/>
-      <w:pPr>
-        <w:ind w:left="5040" w:hanging="360"/>
-      </w:pPr>
-    </w:lvl>
-    <w:lvl w:ilvl="7" w:tplc="04190019" w:tentative="1">
-      <w:start w:val="1"/>
-      <w:numFmt w:val="lowerLetter"/>
-      <w:lvlText w:val="%8."/>
-      <w:lvlJc w:val="left"/>
-      <w:pPr>
-        <w:ind w:left="5760" w:hanging="360"/>
-      </w:pPr>
-    </w:lvl>
-    <w:lvl w:ilvl="8" w:tplc="0419001B" w:tentative="1">
-      <w:start w:val="1"/>
-      <w:numFmt w:val="lowerRoman"/>
-      <w:lvlText w:val="%9."/>
-      <w:lvlJc w:val="right"/>
-      <w:pPr>
-        <w:ind w:left="6480" w:hanging="180"/>
-      </w:pPr>
-    </w:lvl>
-  </w:abstractNum>
-  <w:abstractNum w:abstractNumId="34" w15:restartNumberingAfterBreak="0">
+  <w:abstractNum w:abstractNumId="16" w15:restartNumberingAfterBreak="0">
     <w:nsid w:val="62005D86"/>
     <w:multiLevelType w:val="hybridMultilevel"/>
     <w:tmpl w:val="6E14702E"/>
@@ -10712,7 +12304,7 @@
       </w:rPr>
     </w:lvl>
   </w:abstractNum>
-  <w:abstractNum w:abstractNumId="35" w15:restartNumberingAfterBreak="0">
+  <w:abstractNum w:abstractNumId="17" w15:restartNumberingAfterBreak="0">
     <w:nsid w:val="62603B02"/>
     <w:multiLevelType w:val="hybridMultilevel"/>
     <w:tmpl w:val="EC10A5F6"/>
@@ -10825,7 +12417,7 @@
       </w:rPr>
     </w:lvl>
   </w:abstractNum>
-  <w:abstractNum w:abstractNumId="36" w15:restartNumberingAfterBreak="0">
+  <w:abstractNum w:abstractNumId="18" w15:restartNumberingAfterBreak="0">
     <w:nsid w:val="63D40C2F"/>
     <w:multiLevelType w:val="hybridMultilevel"/>
     <w:tmpl w:val="4DBCA470"/>
@@ -10938,413 +12530,120 @@
       </w:rPr>
     </w:lvl>
   </w:abstractNum>
-  <w:abstractNum w:abstractNumId="37" w15:restartNumberingAfterBreak="0">
-    <w:nsid w:val="682A50F5"/>
-    <w:multiLevelType w:val="hybridMultilevel"/>
-    <w:tmpl w:val="FBF6B7AE"/>
-    <w:lvl w:ilvl="0" w:tplc="04190001">
-      <w:start w:val="1"/>
-      <w:numFmt w:val="bullet"/>
-      <w:lvlText w:val=""/>
-      <w:lvlJc w:val="left"/>
-      <w:pPr>
-        <w:ind w:left="720" w:hanging="360"/>
-      </w:pPr>
-      <w:rPr>
-        <w:rFonts w:ascii="Symbol" w:hAnsi="Symbol" w:hint="default"/>
-      </w:rPr>
-    </w:lvl>
-    <w:lvl w:ilvl="1" w:tplc="04190003" w:tentative="1">
-      <w:start w:val="1"/>
-      <w:numFmt w:val="bullet"/>
-      <w:lvlText w:val="o"/>
-      <w:lvlJc w:val="left"/>
-      <w:pPr>
-        <w:ind w:left="1440" w:hanging="360"/>
-      </w:pPr>
-      <w:rPr>
-        <w:rFonts w:ascii="Courier New" w:hAnsi="Courier New" w:cs="Courier New" w:hint="default"/>
-      </w:rPr>
-    </w:lvl>
-    <w:lvl w:ilvl="2" w:tplc="04190005" w:tentative="1">
-      <w:start w:val="1"/>
-      <w:numFmt w:val="bullet"/>
-      <w:lvlText w:val=""/>
-      <w:lvlJc w:val="left"/>
-      <w:pPr>
-        <w:ind w:left="2160" w:hanging="360"/>
-      </w:pPr>
-      <w:rPr>
-        <w:rFonts w:ascii="Wingdings" w:hAnsi="Wingdings" w:hint="default"/>
-      </w:rPr>
-    </w:lvl>
-    <w:lvl w:ilvl="3" w:tplc="04190001" w:tentative="1">
-      <w:start w:val="1"/>
-      <w:numFmt w:val="bullet"/>
-      <w:lvlText w:val=""/>
-      <w:lvlJc w:val="left"/>
-      <w:pPr>
-        <w:ind w:left="2880" w:hanging="360"/>
-      </w:pPr>
-      <w:rPr>
-        <w:rFonts w:ascii="Symbol" w:hAnsi="Symbol" w:hint="default"/>
-      </w:rPr>
-    </w:lvl>
-    <w:lvl w:ilvl="4" w:tplc="04190003" w:tentative="1">
-      <w:start w:val="1"/>
-      <w:numFmt w:val="bullet"/>
-      <w:lvlText w:val="o"/>
-      <w:lvlJc w:val="left"/>
-      <w:pPr>
-        <w:ind w:left="3600" w:hanging="360"/>
-      </w:pPr>
-      <w:rPr>
-        <w:rFonts w:ascii="Courier New" w:hAnsi="Courier New" w:cs="Courier New" w:hint="default"/>
-      </w:rPr>
-    </w:lvl>
-    <w:lvl w:ilvl="5" w:tplc="04190005" w:tentative="1">
-      <w:start w:val="1"/>
-      <w:numFmt w:val="bullet"/>
-      <w:lvlText w:val=""/>
-      <w:lvlJc w:val="left"/>
-      <w:pPr>
-        <w:ind w:left="4320" w:hanging="360"/>
-      </w:pPr>
-      <w:rPr>
-        <w:rFonts w:ascii="Wingdings" w:hAnsi="Wingdings" w:hint="default"/>
-      </w:rPr>
-    </w:lvl>
-    <w:lvl w:ilvl="6" w:tplc="04190001" w:tentative="1">
-      <w:start w:val="1"/>
-      <w:numFmt w:val="bullet"/>
-      <w:lvlText w:val=""/>
-      <w:lvlJc w:val="left"/>
-      <w:pPr>
-        <w:ind w:left="5040" w:hanging="360"/>
-      </w:pPr>
-      <w:rPr>
-        <w:rFonts w:ascii="Symbol" w:hAnsi="Symbol" w:hint="default"/>
-      </w:rPr>
-    </w:lvl>
-    <w:lvl w:ilvl="7" w:tplc="04190003" w:tentative="1">
-      <w:start w:val="1"/>
-      <w:numFmt w:val="bullet"/>
-      <w:lvlText w:val="o"/>
-      <w:lvlJc w:val="left"/>
-      <w:pPr>
-        <w:ind w:left="5760" w:hanging="360"/>
-      </w:pPr>
-      <w:rPr>
-        <w:rFonts w:ascii="Courier New" w:hAnsi="Courier New" w:cs="Courier New" w:hint="default"/>
-      </w:rPr>
-    </w:lvl>
-    <w:lvl w:ilvl="8" w:tplc="04190005" w:tentative="1">
-      <w:start w:val="1"/>
-      <w:numFmt w:val="bullet"/>
-      <w:lvlText w:val=""/>
-      <w:lvlJc w:val="left"/>
-      <w:pPr>
-        <w:ind w:left="6480" w:hanging="360"/>
-      </w:pPr>
-      <w:rPr>
-        <w:rFonts w:ascii="Wingdings" w:hAnsi="Wingdings" w:hint="default"/>
-      </w:rPr>
-    </w:lvl>
-  </w:abstractNum>
-  <w:abstractNum w:abstractNumId="38" w15:restartNumberingAfterBreak="0">
-    <w:nsid w:val="68420323"/>
-    <w:multiLevelType w:val="hybridMultilevel"/>
-    <w:tmpl w:val="5C56B8B0"/>
-    <w:lvl w:ilvl="0" w:tplc="D82A61A2">
+  <w:abstractNum w:abstractNumId="19" w15:restartNumberingAfterBreak="0">
+    <w:nsid w:val="67A03DF0"/>
+    <w:multiLevelType w:val="multilevel"/>
+    <w:tmpl w:val="E1DC77AA"/>
+    <w:lvl w:ilvl="0">
       <w:start w:val="1"/>
       <w:numFmt w:val="decimal"/>
       <w:lvlText w:val="%1."/>
       <w:lvlJc w:val="left"/>
       <w:pPr>
-        <w:ind w:left="360" w:hanging="360"/>
-      </w:pPr>
-      <w:rPr>
-        <w:rFonts w:ascii="Times New Roman" w:hAnsi="Times New Roman" w:cs="Times New Roman" w:hint="default"/>
-        <w:sz w:val="28"/>
-        <w:szCs w:val="28"/>
-      </w:rPr>
-    </w:lvl>
-    <w:lvl w:ilvl="1" w:tplc="04190019" w:tentative="1">
-      <w:start w:val="1"/>
-      <w:numFmt w:val="lowerLetter"/>
-      <w:lvlText w:val="%2."/>
-      <w:lvlJc w:val="left"/>
-      <w:pPr>
-        <w:ind w:left="1080" w:hanging="360"/>
-      </w:pPr>
-    </w:lvl>
-    <w:lvl w:ilvl="2" w:tplc="0419001B" w:tentative="1">
-      <w:start w:val="1"/>
-      <w:numFmt w:val="lowerRoman"/>
-      <w:lvlText w:val="%3."/>
-      <w:lvlJc w:val="right"/>
-      <w:pPr>
-        <w:ind w:left="1800" w:hanging="180"/>
-      </w:pPr>
-    </w:lvl>
-    <w:lvl w:ilvl="3" w:tplc="0419000F" w:tentative="1">
+        <w:ind w:left="450" w:hanging="450"/>
+      </w:pPr>
+      <w:rPr>
+        <w:rFonts w:hint="default"/>
+      </w:rPr>
+    </w:lvl>
+    <w:lvl w:ilvl="1">
       <w:start w:val="1"/>
       <w:numFmt w:val="decimal"/>
-      <w:lvlText w:val="%4."/>
-      <w:lvlJc w:val="left"/>
-      <w:pPr>
-        <w:ind w:left="2520" w:hanging="360"/>
-      </w:pPr>
-    </w:lvl>
-    <w:lvl w:ilvl="4" w:tplc="04190019" w:tentative="1">
-      <w:start w:val="1"/>
-      <w:numFmt w:val="lowerLetter"/>
-      <w:lvlText w:val="%5."/>
-      <w:lvlJc w:val="left"/>
-      <w:pPr>
-        <w:ind w:left="3240" w:hanging="360"/>
-      </w:pPr>
-    </w:lvl>
-    <w:lvl w:ilvl="5" w:tplc="0419001B" w:tentative="1">
-      <w:start w:val="1"/>
-      <w:numFmt w:val="lowerRoman"/>
-      <w:lvlText w:val="%6."/>
-      <w:lvlJc w:val="right"/>
-      <w:pPr>
-        <w:ind w:left="3960" w:hanging="180"/>
-      </w:pPr>
-    </w:lvl>
-    <w:lvl w:ilvl="6" w:tplc="0419000F" w:tentative="1">
+      <w:lvlText w:val="%2)"/>
+      <w:lvlJc w:val="left"/>
+      <w:pPr>
+        <w:ind w:left="1429" w:hanging="720"/>
+      </w:pPr>
+      <w:rPr>
+        <w:rFonts w:hint="default"/>
+      </w:rPr>
+    </w:lvl>
+    <w:lvl w:ilvl="2">
       <w:start w:val="1"/>
       <w:numFmt w:val="decimal"/>
-      <w:lvlText w:val="%7."/>
-      <w:lvlJc w:val="left"/>
-      <w:pPr>
-        <w:ind w:left="4680" w:hanging="360"/>
-      </w:pPr>
-    </w:lvl>
-    <w:lvl w:ilvl="7" w:tplc="04190019" w:tentative="1">
-      <w:start w:val="1"/>
-      <w:numFmt w:val="lowerLetter"/>
-      <w:lvlText w:val="%8."/>
-      <w:lvlJc w:val="left"/>
-      <w:pPr>
-        <w:ind w:left="5400" w:hanging="360"/>
-      </w:pPr>
-    </w:lvl>
-    <w:lvl w:ilvl="8" w:tplc="0419001B" w:tentative="1">
-      <w:start w:val="1"/>
-      <w:numFmt w:val="lowerRoman"/>
-      <w:lvlText w:val="%9."/>
-      <w:lvlJc w:val="right"/>
-      <w:pPr>
-        <w:ind w:left="6120" w:hanging="180"/>
-      </w:pPr>
+      <w:lvlText w:val="%1.%2.%3."/>
+      <w:lvlJc w:val="left"/>
+      <w:pPr>
+        <w:ind w:left="2138" w:hanging="720"/>
+      </w:pPr>
+      <w:rPr>
+        <w:rFonts w:hint="default"/>
+      </w:rPr>
+    </w:lvl>
+    <w:lvl w:ilvl="3">
+      <w:start w:val="1"/>
+      <w:numFmt w:val="decimal"/>
+      <w:lvlText w:val="%1.%2.%3.%4."/>
+      <w:lvlJc w:val="left"/>
+      <w:pPr>
+        <w:ind w:left="3207" w:hanging="1080"/>
+      </w:pPr>
+      <w:rPr>
+        <w:rFonts w:hint="default"/>
+      </w:rPr>
+    </w:lvl>
+    <w:lvl w:ilvl="4">
+      <w:start w:val="1"/>
+      <w:numFmt w:val="decimal"/>
+      <w:lvlText w:val="%1.%2.%3.%4.%5."/>
+      <w:lvlJc w:val="left"/>
+      <w:pPr>
+        <w:ind w:left="3916" w:hanging="1080"/>
+      </w:pPr>
+      <w:rPr>
+        <w:rFonts w:hint="default"/>
+      </w:rPr>
+    </w:lvl>
+    <w:lvl w:ilvl="5">
+      <w:start w:val="1"/>
+      <w:numFmt w:val="decimal"/>
+      <w:lvlText w:val="%1.%2.%3.%4.%5.%6."/>
+      <w:lvlJc w:val="left"/>
+      <w:pPr>
+        <w:ind w:left="4985" w:hanging="1440"/>
+      </w:pPr>
+      <w:rPr>
+        <w:rFonts w:hint="default"/>
+      </w:rPr>
+    </w:lvl>
+    <w:lvl w:ilvl="6">
+      <w:start w:val="1"/>
+      <w:numFmt w:val="decimal"/>
+      <w:lvlText w:val="%1.%2.%3.%4.%5.%6.%7."/>
+      <w:lvlJc w:val="left"/>
+      <w:pPr>
+        <w:ind w:left="6054" w:hanging="1800"/>
+      </w:pPr>
+      <w:rPr>
+        <w:rFonts w:hint="default"/>
+      </w:rPr>
+    </w:lvl>
+    <w:lvl w:ilvl="7">
+      <w:start w:val="1"/>
+      <w:numFmt w:val="decimal"/>
+      <w:lvlText w:val="%1.%2.%3.%4.%5.%6.%7.%8."/>
+      <w:lvlJc w:val="left"/>
+      <w:pPr>
+        <w:ind w:left="6763" w:hanging="1800"/>
+      </w:pPr>
+      <w:rPr>
+        <w:rFonts w:hint="default"/>
+      </w:rPr>
+    </w:lvl>
+    <w:lvl w:ilvl="8">
+      <w:start w:val="1"/>
+      <w:numFmt w:val="decimal"/>
+      <w:lvlText w:val="%1.%2.%3.%4.%5.%6.%7.%8.%9."/>
+      <w:lvlJc w:val="left"/>
+      <w:pPr>
+        <w:ind w:left="7832" w:hanging="2160"/>
+      </w:pPr>
+      <w:rPr>
+        <w:rFonts w:hint="default"/>
+      </w:rPr>
     </w:lvl>
   </w:abstractNum>
-  <w:abstractNum w:abstractNumId="39" w15:restartNumberingAfterBreak="0">
-    <w:nsid w:val="6CB6520D"/>
-    <w:multiLevelType w:val="hybridMultilevel"/>
-    <w:tmpl w:val="28300484"/>
-    <w:lvl w:ilvl="0" w:tplc="04190001">
-      <w:start w:val="1"/>
-      <w:numFmt w:val="bullet"/>
-      <w:lvlText w:val=""/>
-      <w:lvlJc w:val="left"/>
-      <w:pPr>
-        <w:ind w:left="720" w:hanging="360"/>
-      </w:pPr>
-      <w:rPr>
-        <w:rFonts w:ascii="Symbol" w:hAnsi="Symbol" w:hint="default"/>
-      </w:rPr>
-    </w:lvl>
-    <w:lvl w:ilvl="1" w:tplc="04190003" w:tentative="1">
-      <w:start w:val="1"/>
-      <w:numFmt w:val="bullet"/>
-      <w:lvlText w:val="o"/>
-      <w:lvlJc w:val="left"/>
-      <w:pPr>
-        <w:ind w:left="1440" w:hanging="360"/>
-      </w:pPr>
-      <w:rPr>
-        <w:rFonts w:ascii="Courier New" w:hAnsi="Courier New" w:cs="Courier New" w:hint="default"/>
-      </w:rPr>
-    </w:lvl>
-    <w:lvl w:ilvl="2" w:tplc="04190005" w:tentative="1">
-      <w:start w:val="1"/>
-      <w:numFmt w:val="bullet"/>
-      <w:lvlText w:val=""/>
-      <w:lvlJc w:val="left"/>
-      <w:pPr>
-        <w:ind w:left="2160" w:hanging="360"/>
-      </w:pPr>
-      <w:rPr>
-        <w:rFonts w:ascii="Wingdings" w:hAnsi="Wingdings" w:hint="default"/>
-      </w:rPr>
-    </w:lvl>
-    <w:lvl w:ilvl="3" w:tplc="04190001" w:tentative="1">
-      <w:start w:val="1"/>
-      <w:numFmt w:val="bullet"/>
-      <w:lvlText w:val=""/>
-      <w:lvlJc w:val="left"/>
-      <w:pPr>
-        <w:ind w:left="2880" w:hanging="360"/>
-      </w:pPr>
-      <w:rPr>
-        <w:rFonts w:ascii="Symbol" w:hAnsi="Symbol" w:hint="default"/>
-      </w:rPr>
-    </w:lvl>
-    <w:lvl w:ilvl="4" w:tplc="04190003" w:tentative="1">
-      <w:start w:val="1"/>
-      <w:numFmt w:val="bullet"/>
-      <w:lvlText w:val="o"/>
-      <w:lvlJc w:val="left"/>
-      <w:pPr>
-        <w:ind w:left="3600" w:hanging="360"/>
-      </w:pPr>
-      <w:rPr>
-        <w:rFonts w:ascii="Courier New" w:hAnsi="Courier New" w:cs="Courier New" w:hint="default"/>
-      </w:rPr>
-    </w:lvl>
-    <w:lvl w:ilvl="5" w:tplc="04190005" w:tentative="1">
-      <w:start w:val="1"/>
-      <w:numFmt w:val="bullet"/>
-      <w:lvlText w:val=""/>
-      <w:lvlJc w:val="left"/>
-      <w:pPr>
-        <w:ind w:left="4320" w:hanging="360"/>
-      </w:pPr>
-      <w:rPr>
-        <w:rFonts w:ascii="Wingdings" w:hAnsi="Wingdings" w:hint="default"/>
-      </w:rPr>
-    </w:lvl>
-    <w:lvl w:ilvl="6" w:tplc="04190001" w:tentative="1">
-      <w:start w:val="1"/>
-      <w:numFmt w:val="bullet"/>
-      <w:lvlText w:val=""/>
-      <w:lvlJc w:val="left"/>
-      <w:pPr>
-        <w:ind w:left="5040" w:hanging="360"/>
-      </w:pPr>
-      <w:rPr>
-        <w:rFonts w:ascii="Symbol" w:hAnsi="Symbol" w:hint="default"/>
-      </w:rPr>
-    </w:lvl>
-    <w:lvl w:ilvl="7" w:tplc="04190003" w:tentative="1">
-      <w:start w:val="1"/>
-      <w:numFmt w:val="bullet"/>
-      <w:lvlText w:val="o"/>
-      <w:lvlJc w:val="left"/>
-      <w:pPr>
-        <w:ind w:left="5760" w:hanging="360"/>
-      </w:pPr>
-      <w:rPr>
-        <w:rFonts w:ascii="Courier New" w:hAnsi="Courier New" w:cs="Courier New" w:hint="default"/>
-      </w:rPr>
-    </w:lvl>
-    <w:lvl w:ilvl="8" w:tplc="04190005" w:tentative="1">
-      <w:start w:val="1"/>
-      <w:numFmt w:val="bullet"/>
-      <w:lvlText w:val=""/>
-      <w:lvlJc w:val="left"/>
-      <w:pPr>
-        <w:ind w:left="6480" w:hanging="360"/>
-      </w:pPr>
-      <w:rPr>
-        <w:rFonts w:ascii="Wingdings" w:hAnsi="Wingdings" w:hint="default"/>
-      </w:rPr>
-    </w:lvl>
-  </w:abstractNum>
-  <w:abstractNum w:abstractNumId="40" w15:restartNumberingAfterBreak="0">
-    <w:nsid w:val="702F11CF"/>
-    <w:multiLevelType w:val="hybridMultilevel"/>
-    <w:tmpl w:val="498AAC82"/>
-    <w:lvl w:ilvl="0" w:tplc="0419000F">
-      <w:start w:val="1"/>
-      <w:numFmt w:val="decimal"/>
-      <w:lvlText w:val="%1."/>
-      <w:lvlJc w:val="left"/>
-      <w:pPr>
-        <w:ind w:left="720" w:hanging="360"/>
-      </w:pPr>
-      <w:rPr>
-        <w:rFonts w:hint="default"/>
-      </w:rPr>
-    </w:lvl>
-    <w:lvl w:ilvl="1" w:tplc="04190019" w:tentative="1">
-      <w:start w:val="1"/>
-      <w:numFmt w:val="lowerLetter"/>
-      <w:lvlText w:val="%2."/>
-      <w:lvlJc w:val="left"/>
-      <w:pPr>
-        <w:ind w:left="1440" w:hanging="360"/>
-      </w:pPr>
-    </w:lvl>
-    <w:lvl w:ilvl="2" w:tplc="0419001B" w:tentative="1">
-      <w:start w:val="1"/>
-      <w:numFmt w:val="lowerRoman"/>
-      <w:lvlText w:val="%3."/>
-      <w:lvlJc w:val="right"/>
-      <w:pPr>
-        <w:ind w:left="2160" w:hanging="180"/>
-      </w:pPr>
-    </w:lvl>
-    <w:lvl w:ilvl="3" w:tplc="0419000F" w:tentative="1">
-      <w:start w:val="1"/>
-      <w:numFmt w:val="decimal"/>
-      <w:lvlText w:val="%4."/>
-      <w:lvlJc w:val="left"/>
-      <w:pPr>
-        <w:ind w:left="2880" w:hanging="360"/>
-      </w:pPr>
-    </w:lvl>
-    <w:lvl w:ilvl="4" w:tplc="04190019" w:tentative="1">
-      <w:start w:val="1"/>
-      <w:numFmt w:val="lowerLetter"/>
-      <w:lvlText w:val="%5."/>
-      <w:lvlJc w:val="left"/>
-      <w:pPr>
-        <w:ind w:left="3600" w:hanging="360"/>
-      </w:pPr>
-    </w:lvl>
-    <w:lvl w:ilvl="5" w:tplc="0419001B" w:tentative="1">
-      <w:start w:val="1"/>
-      <w:numFmt w:val="lowerRoman"/>
-      <w:lvlText w:val="%6."/>
-      <w:lvlJc w:val="right"/>
-      <w:pPr>
-        <w:ind w:left="4320" w:hanging="180"/>
-      </w:pPr>
-    </w:lvl>
-    <w:lvl w:ilvl="6" w:tplc="0419000F" w:tentative="1">
-      <w:start w:val="1"/>
-      <w:numFmt w:val="decimal"/>
-      <w:lvlText w:val="%7."/>
-      <w:lvlJc w:val="left"/>
-      <w:pPr>
-        <w:ind w:left="5040" w:hanging="360"/>
-      </w:pPr>
-    </w:lvl>
-    <w:lvl w:ilvl="7" w:tplc="04190019" w:tentative="1">
-      <w:start w:val="1"/>
-      <w:numFmt w:val="lowerLetter"/>
-      <w:lvlText w:val="%8."/>
-      <w:lvlJc w:val="left"/>
-      <w:pPr>
-        <w:ind w:left="5760" w:hanging="360"/>
-      </w:pPr>
-    </w:lvl>
-    <w:lvl w:ilvl="8" w:tplc="0419001B" w:tentative="1">
-      <w:start w:val="1"/>
-      <w:numFmt w:val="lowerRoman"/>
-      <w:lvlText w:val="%9."/>
-      <w:lvlJc w:val="right"/>
-      <w:pPr>
-        <w:ind w:left="6480" w:hanging="180"/>
-      </w:pPr>
-    </w:lvl>
-  </w:abstractNum>
-  <w:abstractNum w:abstractNumId="41" w15:restartNumberingAfterBreak="0">
+  <w:abstractNum w:abstractNumId="20" w15:restartNumberingAfterBreak="0">
     <w:nsid w:val="76E15ECA"/>
     <w:multiLevelType w:val="hybridMultilevel"/>
     <w:tmpl w:val="19F8A95A"/>
@@ -11457,209 +12756,7 @@
       </w:rPr>
     </w:lvl>
   </w:abstractNum>
-  <w:abstractNum w:abstractNumId="42" w15:restartNumberingAfterBreak="0">
-    <w:nsid w:val="77DD3182"/>
-    <w:multiLevelType w:val="hybridMultilevel"/>
-    <w:tmpl w:val="1DFA873A"/>
-    <w:lvl w:ilvl="0" w:tplc="04190001">
-      <w:start w:val="1"/>
-      <w:numFmt w:val="bullet"/>
-      <w:lvlText w:val=""/>
-      <w:lvlJc w:val="left"/>
-      <w:pPr>
-        <w:ind w:left="720" w:hanging="360"/>
-      </w:pPr>
-      <w:rPr>
-        <w:rFonts w:ascii="Symbol" w:hAnsi="Symbol" w:hint="default"/>
-      </w:rPr>
-    </w:lvl>
-    <w:lvl w:ilvl="1" w:tplc="04190003" w:tentative="1">
-      <w:start w:val="1"/>
-      <w:numFmt w:val="bullet"/>
-      <w:lvlText w:val="o"/>
-      <w:lvlJc w:val="left"/>
-      <w:pPr>
-        <w:ind w:left="1440" w:hanging="360"/>
-      </w:pPr>
-      <w:rPr>
-        <w:rFonts w:ascii="Courier New" w:hAnsi="Courier New" w:cs="Courier New" w:hint="default"/>
-      </w:rPr>
-    </w:lvl>
-    <w:lvl w:ilvl="2" w:tplc="04190005" w:tentative="1">
-      <w:start w:val="1"/>
-      <w:numFmt w:val="bullet"/>
-      <w:lvlText w:val=""/>
-      <w:lvlJc w:val="left"/>
-      <w:pPr>
-        <w:ind w:left="2160" w:hanging="360"/>
-      </w:pPr>
-      <w:rPr>
-        <w:rFonts w:ascii="Wingdings" w:hAnsi="Wingdings" w:hint="default"/>
-      </w:rPr>
-    </w:lvl>
-    <w:lvl w:ilvl="3" w:tplc="04190001" w:tentative="1">
-      <w:start w:val="1"/>
-      <w:numFmt w:val="bullet"/>
-      <w:lvlText w:val=""/>
-      <w:lvlJc w:val="left"/>
-      <w:pPr>
-        <w:ind w:left="2880" w:hanging="360"/>
-      </w:pPr>
-      <w:rPr>
-        <w:rFonts w:ascii="Symbol" w:hAnsi="Symbol" w:hint="default"/>
-      </w:rPr>
-    </w:lvl>
-    <w:lvl w:ilvl="4" w:tplc="04190003" w:tentative="1">
-      <w:start w:val="1"/>
-      <w:numFmt w:val="bullet"/>
-      <w:lvlText w:val="o"/>
-      <w:lvlJc w:val="left"/>
-      <w:pPr>
-        <w:ind w:left="3600" w:hanging="360"/>
-      </w:pPr>
-      <w:rPr>
-        <w:rFonts w:ascii="Courier New" w:hAnsi="Courier New" w:cs="Courier New" w:hint="default"/>
-      </w:rPr>
-    </w:lvl>
-    <w:lvl w:ilvl="5" w:tplc="04190005" w:tentative="1">
-      <w:start w:val="1"/>
-      <w:numFmt w:val="bullet"/>
-      <w:lvlText w:val=""/>
-      <w:lvlJc w:val="left"/>
-      <w:pPr>
-        <w:ind w:left="4320" w:hanging="360"/>
-      </w:pPr>
-      <w:rPr>
-        <w:rFonts w:ascii="Wingdings" w:hAnsi="Wingdings" w:hint="default"/>
-      </w:rPr>
-    </w:lvl>
-    <w:lvl w:ilvl="6" w:tplc="04190001" w:tentative="1">
-      <w:start w:val="1"/>
-      <w:numFmt w:val="bullet"/>
-      <w:lvlText w:val=""/>
-      <w:lvlJc w:val="left"/>
-      <w:pPr>
-        <w:ind w:left="5040" w:hanging="360"/>
-      </w:pPr>
-      <w:rPr>
-        <w:rFonts w:ascii="Symbol" w:hAnsi="Symbol" w:hint="default"/>
-      </w:rPr>
-    </w:lvl>
-    <w:lvl w:ilvl="7" w:tplc="04190003" w:tentative="1">
-      <w:start w:val="1"/>
-      <w:numFmt w:val="bullet"/>
-      <w:lvlText w:val="o"/>
-      <w:lvlJc w:val="left"/>
-      <w:pPr>
-        <w:ind w:left="5760" w:hanging="360"/>
-      </w:pPr>
-      <w:rPr>
-        <w:rFonts w:ascii="Courier New" w:hAnsi="Courier New" w:cs="Courier New" w:hint="default"/>
-      </w:rPr>
-    </w:lvl>
-    <w:lvl w:ilvl="8" w:tplc="04190005" w:tentative="1">
-      <w:start w:val="1"/>
-      <w:numFmt w:val="bullet"/>
-      <w:lvlText w:val=""/>
-      <w:lvlJc w:val="left"/>
-      <w:pPr>
-        <w:ind w:left="6480" w:hanging="360"/>
-      </w:pPr>
-      <w:rPr>
-        <w:rFonts w:ascii="Wingdings" w:hAnsi="Wingdings" w:hint="default"/>
-      </w:rPr>
-    </w:lvl>
-  </w:abstractNum>
-  <w:abstractNum w:abstractNumId="43" w15:restartNumberingAfterBreak="0">
-    <w:nsid w:val="7E3D4818"/>
-    <w:multiLevelType w:val="hybridMultilevel"/>
-    <w:tmpl w:val="D3AE741A"/>
-    <w:lvl w:ilvl="0" w:tplc="FFFFFFFF">
-      <w:start w:val="1"/>
-      <w:numFmt w:val="decimal"/>
-      <w:lvlText w:val="%1."/>
-      <w:lvlJc w:val="left"/>
-      <w:pPr>
-        <w:ind w:left="1069" w:hanging="360"/>
-      </w:pPr>
-      <w:rPr>
-        <w:rFonts w:hint="default"/>
-      </w:rPr>
-    </w:lvl>
-    <w:lvl w:ilvl="1" w:tplc="FFFFFFFF" w:tentative="1">
-      <w:start w:val="1"/>
-      <w:numFmt w:val="lowerLetter"/>
-      <w:lvlText w:val="%2."/>
-      <w:lvlJc w:val="left"/>
-      <w:pPr>
-        <w:ind w:left="1789" w:hanging="360"/>
-      </w:pPr>
-    </w:lvl>
-    <w:lvl w:ilvl="2" w:tplc="FFFFFFFF" w:tentative="1">
-      <w:start w:val="1"/>
-      <w:numFmt w:val="lowerRoman"/>
-      <w:lvlText w:val="%3."/>
-      <w:lvlJc w:val="right"/>
-      <w:pPr>
-        <w:ind w:left="2509" w:hanging="180"/>
-      </w:pPr>
-    </w:lvl>
-    <w:lvl w:ilvl="3" w:tplc="FFFFFFFF" w:tentative="1">
-      <w:start w:val="1"/>
-      <w:numFmt w:val="decimal"/>
-      <w:lvlText w:val="%4."/>
-      <w:lvlJc w:val="left"/>
-      <w:pPr>
-        <w:ind w:left="3229" w:hanging="360"/>
-      </w:pPr>
-    </w:lvl>
-    <w:lvl w:ilvl="4" w:tplc="FFFFFFFF" w:tentative="1">
-      <w:start w:val="1"/>
-      <w:numFmt w:val="lowerLetter"/>
-      <w:lvlText w:val="%5."/>
-      <w:lvlJc w:val="left"/>
-      <w:pPr>
-        <w:ind w:left="3949" w:hanging="360"/>
-      </w:pPr>
-    </w:lvl>
-    <w:lvl w:ilvl="5" w:tplc="FFFFFFFF" w:tentative="1">
-      <w:start w:val="1"/>
-      <w:numFmt w:val="lowerRoman"/>
-      <w:lvlText w:val="%6."/>
-      <w:lvlJc w:val="right"/>
-      <w:pPr>
-        <w:ind w:left="4669" w:hanging="180"/>
-      </w:pPr>
-    </w:lvl>
-    <w:lvl w:ilvl="6" w:tplc="FFFFFFFF" w:tentative="1">
-      <w:start w:val="1"/>
-      <w:numFmt w:val="decimal"/>
-      <w:lvlText w:val="%7."/>
-      <w:lvlJc w:val="left"/>
-      <w:pPr>
-        <w:ind w:left="5389" w:hanging="360"/>
-      </w:pPr>
-    </w:lvl>
-    <w:lvl w:ilvl="7" w:tplc="FFFFFFFF" w:tentative="1">
-      <w:start w:val="1"/>
-      <w:numFmt w:val="lowerLetter"/>
-      <w:lvlText w:val="%8."/>
-      <w:lvlJc w:val="left"/>
-      <w:pPr>
-        <w:ind w:left="6109" w:hanging="360"/>
-      </w:pPr>
-    </w:lvl>
-    <w:lvl w:ilvl="8" w:tplc="FFFFFFFF" w:tentative="1">
-      <w:start w:val="1"/>
-      <w:numFmt w:val="lowerRoman"/>
-      <w:lvlText w:val="%9."/>
-      <w:lvlJc w:val="right"/>
-      <w:pPr>
-        <w:ind w:left="6829" w:hanging="180"/>
-      </w:pPr>
-    </w:lvl>
-  </w:abstractNum>
-  <w:abstractNum w:abstractNumId="44" w15:restartNumberingAfterBreak="0">
+  <w:abstractNum w:abstractNumId="21" w15:restartNumberingAfterBreak="0">
     <w:nsid w:val="7E5441D8"/>
     <w:multiLevelType w:val="hybridMultilevel"/>
     <w:tmpl w:val="9BC449AC"/>
@@ -11772,234 +12869,73 @@
       </w:rPr>
     </w:lvl>
   </w:abstractNum>
-  <w:abstractNum w:abstractNumId="45" w15:restartNumberingAfterBreak="0">
-    <w:nsid w:val="7F5E120E"/>
-    <w:multiLevelType w:val="hybridMultilevel"/>
-    <w:tmpl w:val="3A6C99E6"/>
-    <w:lvl w:ilvl="0" w:tplc="0419000F">
-      <w:start w:val="1"/>
-      <w:numFmt w:val="decimal"/>
-      <w:lvlText w:val="%1."/>
-      <w:lvlJc w:val="left"/>
-      <w:pPr>
-        <w:ind w:left="720" w:hanging="360"/>
-      </w:pPr>
-      <w:rPr>
-        <w:rFonts w:hint="default"/>
-        <w:b w:val="0"/>
-      </w:rPr>
-    </w:lvl>
-    <w:lvl w:ilvl="1" w:tplc="04190019" w:tentative="1">
-      <w:start w:val="1"/>
-      <w:numFmt w:val="lowerLetter"/>
-      <w:lvlText w:val="%2."/>
-      <w:lvlJc w:val="left"/>
-      <w:pPr>
-        <w:ind w:left="1440" w:hanging="360"/>
-      </w:pPr>
-    </w:lvl>
-    <w:lvl w:ilvl="2" w:tplc="0419001B" w:tentative="1">
-      <w:start w:val="1"/>
-      <w:numFmt w:val="lowerRoman"/>
-      <w:lvlText w:val="%3."/>
-      <w:lvlJc w:val="right"/>
-      <w:pPr>
-        <w:ind w:left="2160" w:hanging="180"/>
-      </w:pPr>
-    </w:lvl>
-    <w:lvl w:ilvl="3" w:tplc="0419000F" w:tentative="1">
-      <w:start w:val="1"/>
-      <w:numFmt w:val="decimal"/>
-      <w:lvlText w:val="%4."/>
-      <w:lvlJc w:val="left"/>
-      <w:pPr>
-        <w:ind w:left="2880" w:hanging="360"/>
-      </w:pPr>
-    </w:lvl>
-    <w:lvl w:ilvl="4" w:tplc="04190019" w:tentative="1">
-      <w:start w:val="1"/>
-      <w:numFmt w:val="lowerLetter"/>
-      <w:lvlText w:val="%5."/>
-      <w:lvlJc w:val="left"/>
-      <w:pPr>
-        <w:ind w:left="3600" w:hanging="360"/>
-      </w:pPr>
-    </w:lvl>
-    <w:lvl w:ilvl="5" w:tplc="0419001B" w:tentative="1">
-      <w:start w:val="1"/>
-      <w:numFmt w:val="lowerRoman"/>
-      <w:lvlText w:val="%6."/>
-      <w:lvlJc w:val="right"/>
-      <w:pPr>
-        <w:ind w:left="4320" w:hanging="180"/>
-      </w:pPr>
-    </w:lvl>
-    <w:lvl w:ilvl="6" w:tplc="0419000F" w:tentative="1">
-      <w:start w:val="1"/>
-      <w:numFmt w:val="decimal"/>
-      <w:lvlText w:val="%7."/>
-      <w:lvlJc w:val="left"/>
-      <w:pPr>
-        <w:ind w:left="5040" w:hanging="360"/>
-      </w:pPr>
-    </w:lvl>
-    <w:lvl w:ilvl="7" w:tplc="04190019" w:tentative="1">
-      <w:start w:val="1"/>
-      <w:numFmt w:val="lowerLetter"/>
-      <w:lvlText w:val="%8."/>
-      <w:lvlJc w:val="left"/>
-      <w:pPr>
-        <w:ind w:left="5760" w:hanging="360"/>
-      </w:pPr>
-    </w:lvl>
-    <w:lvl w:ilvl="8" w:tplc="0419001B" w:tentative="1">
-      <w:start w:val="1"/>
-      <w:numFmt w:val="lowerRoman"/>
-      <w:lvlText w:val="%9."/>
-      <w:lvlJc w:val="right"/>
-      <w:pPr>
-        <w:ind w:left="6480" w:hanging="180"/>
-      </w:pPr>
-    </w:lvl>
-  </w:abstractNum>
   <w:num w:numId="1">
+    <w:abstractNumId w:val="6"/>
+  </w:num>
+  <w:num w:numId="2">
+    <w:abstractNumId w:val="2"/>
+  </w:num>
+  <w:num w:numId="3">
+    <w:abstractNumId w:val="13"/>
+  </w:num>
+  <w:num w:numId="4">
     <w:abstractNumId w:val="10"/>
   </w:num>
-  <w:num w:numId="2">
-    <w:abstractNumId w:val="38"/>
+  <w:num w:numId="5">
+    <w:abstractNumId w:val="11"/>
   </w:num>
-  <w:num w:numId="3">
+  <w:num w:numId="6">
+    <w:abstractNumId w:val="20"/>
+  </w:num>
+  <w:num w:numId="7">
+    <w:abstractNumId w:val="1"/>
+  </w:num>
+  <w:num w:numId="8">
+    <w:abstractNumId w:val="12"/>
+  </w:num>
+  <w:num w:numId="9">
+    <w:abstractNumId w:val="16"/>
+  </w:num>
+  <w:num w:numId="10">
+    <w:abstractNumId w:val="8"/>
+  </w:num>
+  <w:num w:numId="11">
+    <w:abstractNumId w:val="21"/>
+  </w:num>
+  <w:num w:numId="12">
+    <w:abstractNumId w:val="17"/>
+  </w:num>
+  <w:num w:numId="13">
+    <w:abstractNumId w:val="0"/>
+  </w:num>
+  <w:num w:numId="14">
     <w:abstractNumId w:val="7"/>
   </w:num>
-  <w:num w:numId="4">
+  <w:num w:numId="15">
+    <w:abstractNumId w:val="15"/>
+  </w:num>
+  <w:num w:numId="16">
     <w:abstractNumId w:val="18"/>
   </w:num>
-  <w:num w:numId="5">
-    <w:abstractNumId w:val="29"/>
+  <w:num w:numId="17">
+    <w:abstractNumId w:val="14"/>
   </w:num>
-  <w:num w:numId="6">
+  <w:num w:numId="18">
     <w:abstractNumId w:val="9"/>
   </w:num>
-  <w:num w:numId="7">
-    <w:abstractNumId w:val="42"/>
-  </w:num>
-  <w:num w:numId="8">
-    <w:abstractNumId w:val="13"/>
-  </w:num>
-  <w:num w:numId="9">
+  <w:num w:numId="19">
     <w:abstractNumId w:val="19"/>
   </w:num>
-  <w:num w:numId="10">
-    <w:abstractNumId w:val="39"/>
-  </w:num>
-  <w:num w:numId="11">
-    <w:abstractNumId w:val="37"/>
-  </w:num>
-  <w:num w:numId="12">
-    <w:abstractNumId w:val="14"/>
-  </w:num>
-  <w:num w:numId="13">
-    <w:abstractNumId w:val="28"/>
-  </w:num>
-  <w:num w:numId="14">
-    <w:abstractNumId w:val="12"/>
-  </w:num>
-  <w:num w:numId="15">
-    <w:abstractNumId w:val="2"/>
-  </w:num>
-  <w:num w:numId="16">
-    <w:abstractNumId w:val="1"/>
-  </w:num>
-  <w:num w:numId="17">
-    <w:abstractNumId w:val="40"/>
-  </w:num>
-  <w:num w:numId="18">
-    <w:abstractNumId w:val="4"/>
-  </w:num>
-  <w:num w:numId="19">
-    <w:abstractNumId w:val="33"/>
-  </w:num>
   <w:num w:numId="20">
-    <w:abstractNumId w:val="45"/>
+    <w:abstractNumId w:val="5"/>
   </w:num>
   <w:num w:numId="21">
-    <w:abstractNumId w:val="5"/>
+    <w:abstractNumId w:val="4"/>
   </w:num>
   <w:num w:numId="22">
     <w:abstractNumId w:val="3"/>
   </w:num>
-  <w:num w:numId="23">
-    <w:abstractNumId w:val="17"/>
-  </w:num>
-  <w:num w:numId="24">
-    <w:abstractNumId w:val="25"/>
-  </w:num>
-  <w:num w:numId="25">
-    <w:abstractNumId w:val="43"/>
-  </w:num>
-  <w:num w:numId="26">
-    <w:abstractNumId w:val="23"/>
-  </w:num>
-  <w:num w:numId="27">
-    <w:abstractNumId w:val="16"/>
-  </w:num>
-  <w:num w:numId="28">
-    <w:abstractNumId w:val="11"/>
-  </w:num>
-  <w:num w:numId="29">
-    <w:abstractNumId w:val="15"/>
-  </w:num>
-  <w:num w:numId="30">
-    <w:abstractNumId w:val="20"/>
-  </w:num>
-  <w:num w:numId="31">
-    <w:abstractNumId w:val="8"/>
-  </w:num>
-  <w:num w:numId="32">
-    <w:abstractNumId w:val="31"/>
-  </w:num>
-  <w:num w:numId="33">
-    <w:abstractNumId w:val="26"/>
-  </w:num>
-  <w:num w:numId="34">
-    <w:abstractNumId w:val="27"/>
-  </w:num>
-  <w:num w:numId="35">
-    <w:abstractNumId w:val="41"/>
-  </w:num>
-  <w:num w:numId="36">
-    <w:abstractNumId w:val="6"/>
-  </w:num>
-  <w:num w:numId="37">
-    <w:abstractNumId w:val="30"/>
-  </w:num>
-  <w:num w:numId="38">
-    <w:abstractNumId w:val="21"/>
-  </w:num>
-  <w:num w:numId="39">
-    <w:abstractNumId w:val="34"/>
-  </w:num>
-  <w:num w:numId="40">
-    <w:abstractNumId w:val="24"/>
-  </w:num>
-  <w:num w:numId="41">
-    <w:abstractNumId w:val="44"/>
-  </w:num>
-  <w:num w:numId="42">
-    <w:abstractNumId w:val="35"/>
-  </w:num>
-  <w:num w:numId="43">
-    <w:abstractNumId w:val="0"/>
-  </w:num>
-  <w:num w:numId="44">
-    <w:abstractNumId w:val="22"/>
-  </w:num>
-  <w:num w:numId="45">
-    <w:abstractNumId w:val="32"/>
-  </w:num>
-  <w:num w:numId="46">
-    <w:abstractNumId w:val="36"/>
-  </w:num>
+  <w:numIdMacAtCleanup w:val="22"/>
 </w:numbering>
 </file>
 
@@ -13045,7 +13981,7 @@
 </file>
 
 <file path=customXml/itemProps1.xml><?xml version="1.0" encoding="utf-8"?>
-<ds:datastoreItem xmlns:ds="http://schemas.openxmlformats.org/officeDocument/2006/customXml" ds:itemID="{DF60C205-D794-46B1-9251-B8F06AB55508}">
+<ds:datastoreItem xmlns:ds="http://schemas.openxmlformats.org/officeDocument/2006/customXml" ds:itemID="{2360D0DD-B83A-4D19-8B1A-7668CD072ACC}">
   <ds:schemaRefs>
     <ds:schemaRef ds:uri="http://schemas.openxmlformats.org/officeDocument/2006/bibliography"/>
   </ds:schemaRefs>

--- a/Documentation/Основной документ.docx
+++ b/Documentation/Основной документ.docx
@@ -699,7 +699,7 @@
           <w:lang w:eastAsia="ru-RU"/>
         </w:rPr>
       </w:pPr>
-      <w:bookmarkStart w:id="0" w:name="_Toc243330106"/>
+      <w:bookmarkStart w:id="0" w:name="_Toc243599213"/>
       <w:r>
         <w:rPr>
           <w:rFonts w:eastAsia="Times New Roman"/>
@@ -740,7 +740,7 @@
         </w:rPr>
         <w:fldChar w:fldCharType="separate"/>
       </w:r>
-      <w:hyperlink w:anchor="_Toc243330106" w:history="1">
+      <w:hyperlink w:anchor="_Toc243599213" w:history="1">
         <w:r>
           <w:rPr>
             <w:rStyle w:val="a6"/>
@@ -769,7 +769,7 @@
             <w:noProof/>
             <w:webHidden/>
           </w:rPr>
-          <w:instrText xml:space="preserve"> PAGEREF _Toc243330106 \h </w:instrText>
+          <w:instrText xml:space="preserve"> PAGEREF _Toc243599213 \h </w:instrText>
         </w:r>
         <w:r>
           <w:rPr>
@@ -813,7 +813,7 @@
           <w:lang w:eastAsia="ru-RU"/>
         </w:rPr>
       </w:pPr>
-      <w:hyperlink w:anchor="_Toc243330107" w:history="1">
+      <w:hyperlink w:anchor="_Toc243599214" w:history="1">
         <w:r>
           <w:rPr>
             <w:rStyle w:val="a6"/>
@@ -857,7 +857,7 @@
             <w:noProof/>
             <w:webHidden/>
           </w:rPr>
-          <w:instrText xml:space="preserve"> PAGEREF _Toc243330107 \h </w:instrText>
+          <w:instrText xml:space="preserve"> PAGEREF _Toc243599214 \h </w:instrText>
         </w:r>
         <w:r>
           <w:rPr>
@@ -901,7 +901,7 @@
           <w:lang w:eastAsia="ru-RU"/>
         </w:rPr>
       </w:pPr>
-      <w:hyperlink w:anchor="_Toc243330108" w:history="1">
+      <w:hyperlink w:anchor="_Toc243599215" w:history="1">
         <w:r>
           <w:rPr>
             <w:rStyle w:val="a6"/>
@@ -947,7 +947,7 @@
             <w:noProof/>
             <w:webHidden/>
           </w:rPr>
-          <w:instrText xml:space="preserve"> PAGEREF _Toc243330108 \h </w:instrText>
+          <w:instrText xml:space="preserve"> PAGEREF _Toc243599215 \h </w:instrText>
         </w:r>
         <w:r>
           <w:rPr>
@@ -991,7 +991,7 @@
           <w:lang w:eastAsia="ru-RU"/>
         </w:rPr>
       </w:pPr>
-      <w:hyperlink w:anchor="_Toc243330109" w:history="1">
+      <w:hyperlink w:anchor="_Toc243599216" w:history="1">
         <w:r>
           <w:rPr>
             <w:rStyle w:val="a6"/>
@@ -1035,7 +1035,7 @@
             <w:noProof/>
             <w:webHidden/>
           </w:rPr>
-          <w:instrText xml:space="preserve"> PAGEREF _Toc243330109 \h </w:instrText>
+          <w:instrText xml:space="preserve"> PAGEREF _Toc243599216 \h </w:instrText>
         </w:r>
         <w:r>
           <w:rPr>
@@ -1079,7 +1079,7 @@
           <w:lang w:eastAsia="ru-RU"/>
         </w:rPr>
       </w:pPr>
-      <w:hyperlink w:anchor="_Toc243330110" w:history="1">
+      <w:hyperlink w:anchor="_Toc243599217" w:history="1">
         <w:r>
           <w:rPr>
             <w:rStyle w:val="a6"/>
@@ -1124,7 +1124,7 @@
             <w:noProof/>
             <w:webHidden/>
           </w:rPr>
-          <w:instrText xml:space="preserve"> PAGEREF _Toc243330110 \h </w:instrText>
+          <w:instrText xml:space="preserve"> PAGEREF _Toc243599217 \h </w:instrText>
         </w:r>
         <w:r>
           <w:rPr>
@@ -1168,7 +1168,7 @@
           <w:lang w:eastAsia="ru-RU"/>
         </w:rPr>
       </w:pPr>
-      <w:hyperlink w:anchor="_Toc243330111" w:history="1">
+      <w:hyperlink w:anchor="_Toc243599218" w:history="1">
         <w:r>
           <w:rPr>
             <w:rStyle w:val="a6"/>
@@ -1212,7 +1212,7 @@
             <w:noProof/>
             <w:webHidden/>
           </w:rPr>
-          <w:instrText xml:space="preserve"> PAGEREF _Toc243330111 \h </w:instrText>
+          <w:instrText xml:space="preserve"> PAGEREF _Toc243599218 \h </w:instrText>
         </w:r>
         <w:r>
           <w:rPr>
@@ -1256,7 +1256,7 @@
           <w:lang w:eastAsia="ru-RU"/>
         </w:rPr>
       </w:pPr>
-      <w:hyperlink w:anchor="_Toc243330112" w:history="1">
+      <w:hyperlink w:anchor="_Toc243599219" w:history="1">
         <w:r>
           <w:rPr>
             <w:rStyle w:val="a6"/>
@@ -1300,7 +1300,7 @@
             <w:noProof/>
             <w:webHidden/>
           </w:rPr>
-          <w:instrText xml:space="preserve"> PAGEREF _Toc243330112 \h </w:instrText>
+          <w:instrText xml:space="preserve"> PAGEREF _Toc243599219 \h </w:instrText>
         </w:r>
         <w:r>
           <w:rPr>
@@ -1344,7 +1344,7 @@
           <w:lang w:eastAsia="ru-RU"/>
         </w:rPr>
       </w:pPr>
-      <w:hyperlink w:anchor="_Toc243330113" w:history="1">
+      <w:hyperlink w:anchor="_Toc243599220" w:history="1">
         <w:r>
           <w:rPr>
             <w:rStyle w:val="a6"/>
@@ -1388,7 +1388,7 @@
             <w:noProof/>
             <w:webHidden/>
           </w:rPr>
-          <w:instrText xml:space="preserve"> PAGEREF _Toc243330113 \h </w:instrText>
+          <w:instrText xml:space="preserve"> PAGEREF _Toc243599220 \h </w:instrText>
         </w:r>
         <w:r>
           <w:rPr>
@@ -1432,7 +1432,7 @@
           <w:lang w:eastAsia="ru-RU"/>
         </w:rPr>
       </w:pPr>
-      <w:hyperlink w:anchor="_Toc243330114" w:history="1">
+      <w:hyperlink w:anchor="_Toc243599221" w:history="1">
         <w:r>
           <w:rPr>
             <w:rStyle w:val="a6"/>
@@ -1476,7 +1476,7 @@
             <w:noProof/>
             <w:webHidden/>
           </w:rPr>
-          <w:instrText xml:space="preserve"> PAGEREF _Toc243330114 \h </w:instrText>
+          <w:instrText xml:space="preserve"> PAGEREF _Toc243599221 \h </w:instrText>
         </w:r>
         <w:r>
           <w:rPr>
@@ -1520,7 +1520,7 @@
           <w:lang w:eastAsia="ru-RU"/>
         </w:rPr>
       </w:pPr>
-      <w:hyperlink w:anchor="_Toc243330115" w:history="1">
+      <w:hyperlink w:anchor="_Toc243599222" w:history="1">
         <w:r>
           <w:rPr>
             <w:rStyle w:val="a6"/>
@@ -1596,7 +1596,7 @@
             <w:noProof/>
             <w:webHidden/>
           </w:rPr>
-          <w:instrText xml:space="preserve"> PAGEREF _Toc243330115 \h </w:instrText>
+          <w:instrText xml:space="preserve"> PAGEREF _Toc243599222 \h </w:instrText>
         </w:r>
         <w:r>
           <w:rPr>
@@ -1640,7 +1640,7 @@
           <w:lang w:eastAsia="ru-RU"/>
         </w:rPr>
       </w:pPr>
-      <w:hyperlink w:anchor="_Toc243330116" w:history="1">
+      <w:hyperlink w:anchor="_Toc243599223" w:history="1">
         <w:r>
           <w:rPr>
             <w:rStyle w:val="a6"/>
@@ -1684,7 +1684,7 @@
             <w:noProof/>
             <w:webHidden/>
           </w:rPr>
-          <w:instrText xml:space="preserve"> PAGEREF _Toc243330116 \h </w:instrText>
+          <w:instrText xml:space="preserve"> PAGEREF _Toc243599223 \h </w:instrText>
         </w:r>
         <w:r>
           <w:rPr>
@@ -1728,7 +1728,7 @@
           <w:lang w:eastAsia="ru-RU"/>
         </w:rPr>
       </w:pPr>
-      <w:hyperlink w:anchor="_Toc243330117" w:history="1">
+      <w:hyperlink w:anchor="_Toc243599224" w:history="1">
         <w:r>
           <w:rPr>
             <w:rStyle w:val="a6"/>
@@ -1772,7 +1772,7 @@
             <w:noProof/>
             <w:webHidden/>
           </w:rPr>
-          <w:instrText xml:space="preserve"> PAGEREF _Toc243330117 \h </w:instrText>
+          <w:instrText xml:space="preserve"> PAGEREF _Toc243599224 \h </w:instrText>
         </w:r>
         <w:r>
           <w:rPr>
@@ -1816,7 +1816,7 @@
           <w:lang w:eastAsia="ru-RU"/>
         </w:rPr>
       </w:pPr>
-      <w:hyperlink w:anchor="_Toc243330118" w:history="1">
+      <w:hyperlink w:anchor="_Toc243599225" w:history="1">
         <w:r>
           <w:rPr>
             <w:rStyle w:val="a6"/>
@@ -1860,7 +1860,7 @@
             <w:noProof/>
             <w:webHidden/>
           </w:rPr>
-          <w:instrText xml:space="preserve"> PAGEREF _Toc243330118 \h </w:instrText>
+          <w:instrText xml:space="preserve"> PAGEREF _Toc243599225 \h </w:instrText>
         </w:r>
         <w:r>
           <w:rPr>
@@ -1904,7 +1904,7 @@
           <w:lang w:eastAsia="ru-RU"/>
         </w:rPr>
       </w:pPr>
-      <w:hyperlink w:anchor="_Toc243330119" w:history="1">
+      <w:hyperlink w:anchor="_Toc243599226" w:history="1">
         <w:r>
           <w:rPr>
             <w:rStyle w:val="a6"/>
@@ -1956,7 +1956,7 @@
             <w:noProof/>
             <w:webHidden/>
           </w:rPr>
-          <w:instrText xml:space="preserve"> PAGEREF _Toc243330119 \h </w:instrText>
+          <w:instrText xml:space="preserve"> PAGEREF _Toc243599226 \h </w:instrText>
         </w:r>
         <w:r>
           <w:rPr>
@@ -2000,7 +2000,7 @@
           <w:lang w:eastAsia="ru-RU"/>
         </w:rPr>
       </w:pPr>
-      <w:hyperlink w:anchor="_Toc243330120" w:history="1">
+      <w:hyperlink w:anchor="_Toc243599227" w:history="1">
         <w:r>
           <w:rPr>
             <w:rStyle w:val="a6"/>
@@ -2044,7 +2044,7 @@
             <w:noProof/>
             <w:webHidden/>
           </w:rPr>
-          <w:instrText xml:space="preserve"> PAGEREF _Toc243330120 \h </w:instrText>
+          <w:instrText xml:space="preserve"> PAGEREF _Toc243599227 \h </w:instrText>
         </w:r>
         <w:r>
           <w:rPr>
@@ -2088,7 +2088,7 @@
           <w:lang w:eastAsia="ru-RU"/>
         </w:rPr>
       </w:pPr>
-      <w:hyperlink w:anchor="_Toc243330121" w:history="1">
+      <w:hyperlink w:anchor="_Toc243599228" w:history="1">
         <w:r>
           <w:rPr>
             <w:rStyle w:val="a6"/>
@@ -2130,7 +2130,7 @@
             <w:noProof/>
             <w:webHidden/>
           </w:rPr>
-          <w:instrText xml:space="preserve"> PAGEREF _Toc243330121 \h </w:instrText>
+          <w:instrText xml:space="preserve"> PAGEREF _Toc243599228 \h </w:instrText>
         </w:r>
         <w:r>
           <w:rPr>
@@ -2174,7 +2174,7 @@
           <w:lang w:eastAsia="ru-RU"/>
         </w:rPr>
       </w:pPr>
-      <w:hyperlink w:anchor="_Toc243330122" w:history="1">
+      <w:hyperlink w:anchor="_Toc243599229" w:history="1">
         <w:r>
           <w:rPr>
             <w:rStyle w:val="a6"/>
@@ -2218,7 +2218,7 @@
             <w:noProof/>
             <w:webHidden/>
           </w:rPr>
-          <w:instrText xml:space="preserve"> PAGEREF _Toc243330122 \h </w:instrText>
+          <w:instrText xml:space="preserve"> PAGEREF _Toc243599229 \h </w:instrText>
         </w:r>
         <w:r>
           <w:rPr>
@@ -2262,7 +2262,7 @@
           <w:lang w:eastAsia="ru-RU"/>
         </w:rPr>
       </w:pPr>
-      <w:hyperlink w:anchor="_Toc243330123" w:history="1">
+      <w:hyperlink w:anchor="_Toc243599230" w:history="1">
         <w:r>
           <w:rPr>
             <w:rStyle w:val="a6"/>
@@ -2306,7 +2306,7 @@
             <w:noProof/>
             <w:webHidden/>
           </w:rPr>
-          <w:instrText xml:space="preserve"> PAGEREF _Toc243330123 \h </w:instrText>
+          <w:instrText xml:space="preserve"> PAGEREF _Toc243599230 \h </w:instrText>
         </w:r>
         <w:r>
           <w:rPr>
@@ -2350,7 +2350,7 @@
           <w:lang w:eastAsia="ru-RU"/>
         </w:rPr>
       </w:pPr>
-      <w:hyperlink w:anchor="_Toc243330124" w:history="1">
+      <w:hyperlink w:anchor="_Toc243599231" w:history="1">
         <w:r>
           <w:rPr>
             <w:rStyle w:val="a6"/>
@@ -2373,15 +2373,95 @@
             <w:noProof/>
             <w:lang w:eastAsia="ru-RU"/>
           </w:rPr>
-          <w:t>А</w:t>
-        </w:r>
+          <w:t>Анализ рисков</w:t>
+        </w:r>
+        <w:r>
+          <w:rPr>
+            <w:noProof/>
+            <w:webHidden/>
+          </w:rPr>
+          <w:tab/>
+        </w:r>
+        <w:r>
+          <w:rPr>
+            <w:noProof/>
+            <w:webHidden/>
+          </w:rPr>
+          <w:fldChar w:fldCharType="begin"/>
+        </w:r>
+        <w:r>
+          <w:rPr>
+            <w:noProof/>
+            <w:webHidden/>
+          </w:rPr>
+          <w:instrText xml:space="preserve"> PAGEREF _Toc243599231 \h </w:instrText>
+        </w:r>
+        <w:r>
+          <w:rPr>
+            <w:noProof/>
+            <w:webHidden/>
+          </w:rPr>
+        </w:r>
+        <w:r>
+          <w:rPr>
+            <w:noProof/>
+            <w:webHidden/>
+          </w:rPr>
+          <w:fldChar w:fldCharType="separate"/>
+        </w:r>
+        <w:r>
+          <w:rPr>
+            <w:noProof/>
+            <w:webHidden/>
+          </w:rPr>
+          <w:t>18</w:t>
+        </w:r>
+        <w:r>
+          <w:rPr>
+            <w:noProof/>
+            <w:webHidden/>
+          </w:rPr>
+          <w:fldChar w:fldCharType="end"/>
+        </w:r>
+      </w:hyperlink>
+    </w:p>
+    <w:p>
+      <w:pPr>
+        <w:pStyle w:val="21"/>
+        <w:tabs>
+          <w:tab w:val="left" w:pos="880"/>
+          <w:tab w:val="right" w:leader="dot" w:pos="9345"/>
+        </w:tabs>
+        <w:rPr>
+          <w:rFonts w:eastAsiaTheme="minorEastAsia"/>
+          <w:noProof/>
+          <w:lang w:eastAsia="ru-RU"/>
+        </w:rPr>
+      </w:pPr>
+      <w:hyperlink w:anchor="_Toc243599232" w:history="1">
         <w:r>
           <w:rPr>
             <w:rStyle w:val="a6"/>
             <w:noProof/>
+            <w:lang w:val="en-US" w:eastAsia="ru-RU"/>
+          </w:rPr>
+          <w:t>1.4.</w:t>
+        </w:r>
+        <w:r>
+          <w:rPr>
+            <w:rFonts w:eastAsiaTheme="minorEastAsia"/>
+            <w:noProof/>
             <w:lang w:eastAsia="ru-RU"/>
           </w:rPr>
-          <w:t>нализ рисков</w:t>
+          <w:tab/>
+        </w:r>
+        <w:r>
+          <w:rPr>
+            <w:rStyle w:val="a6"/>
+            <w:noProof/>
+            <w:lang w:val="en-US" w:eastAsia="ru-RU"/>
+          </w:rPr>
+          <w:t>Проектирование архитектуры</w:t>
         </w:r>
         <w:r>
           <w:rPr>
@@ -2402,7 +2482,7 @@
             <w:noProof/>
             <w:webHidden/>
           </w:rPr>
-          <w:instrText xml:space="preserve"> PAGEREF _Toc243330124 \h </w:instrText>
+          <w:instrText xml:space="preserve"> PAGEREF _Toc243599232 \h </w:instrText>
         </w:r>
         <w:r>
           <w:rPr>
@@ -2422,7 +2502,511 @@
             <w:noProof/>
             <w:webHidden/>
           </w:rPr>
-          <w:t>18</w:t>
+          <w:t>20</w:t>
+        </w:r>
+        <w:r>
+          <w:rPr>
+            <w:noProof/>
+            <w:webHidden/>
+          </w:rPr>
+          <w:fldChar w:fldCharType="end"/>
+        </w:r>
+      </w:hyperlink>
+    </w:p>
+    <w:p>
+      <w:pPr>
+        <w:pStyle w:val="31"/>
+        <w:tabs>
+          <w:tab w:val="left" w:pos="1320"/>
+          <w:tab w:val="right" w:leader="dot" w:pos="9345"/>
+        </w:tabs>
+        <w:rPr>
+          <w:rFonts w:eastAsiaTheme="minorEastAsia"/>
+          <w:noProof/>
+          <w:lang w:eastAsia="ru-RU"/>
+        </w:rPr>
+      </w:pPr>
+      <w:hyperlink w:anchor="_Toc243599233" w:history="1">
+        <w:r>
+          <w:rPr>
+            <w:rStyle w:val="a6"/>
+            <w:noProof/>
+            <w:lang w:eastAsia="ru-RU"/>
+          </w:rPr>
+          <w:t>1.4.1.</w:t>
+        </w:r>
+        <w:r>
+          <w:rPr>
+            <w:rFonts w:eastAsiaTheme="minorEastAsia"/>
+            <w:noProof/>
+            <w:lang w:eastAsia="ru-RU"/>
+          </w:rPr>
+          <w:tab/>
+        </w:r>
+        <w:r>
+          <w:rPr>
+            <w:rStyle w:val="a6"/>
+            <w:noProof/>
+            <w:lang w:eastAsia="ru-RU"/>
+          </w:rPr>
+          <w:t>Проектирование</w:t>
+        </w:r>
+        <w:r>
+          <w:rPr>
+            <w:rStyle w:val="a6"/>
+            <w:noProof/>
+            <w:lang w:eastAsia="ru-RU"/>
+          </w:rPr>
+          <w:t xml:space="preserve"> </w:t>
+        </w:r>
+        <w:r>
+          <w:rPr>
+            <w:rStyle w:val="a6"/>
+            <w:noProof/>
+            <w:lang w:eastAsia="ru-RU"/>
+          </w:rPr>
+          <w:t>слоев</w:t>
+        </w:r>
+        <w:r>
+          <w:rPr>
+            <w:noProof/>
+            <w:webHidden/>
+          </w:rPr>
+          <w:tab/>
+        </w:r>
+        <w:r>
+          <w:rPr>
+            <w:noProof/>
+            <w:webHidden/>
+          </w:rPr>
+          <w:fldChar w:fldCharType="begin"/>
+        </w:r>
+        <w:r>
+          <w:rPr>
+            <w:noProof/>
+            <w:webHidden/>
+          </w:rPr>
+          <w:instrText xml:space="preserve"> PAGEREF _Toc243599233 \h </w:instrText>
+        </w:r>
+        <w:r>
+          <w:rPr>
+            <w:noProof/>
+            <w:webHidden/>
+          </w:rPr>
+        </w:r>
+        <w:r>
+          <w:rPr>
+            <w:noProof/>
+            <w:webHidden/>
+          </w:rPr>
+          <w:fldChar w:fldCharType="separate"/>
+        </w:r>
+        <w:r>
+          <w:rPr>
+            <w:noProof/>
+            <w:webHidden/>
+          </w:rPr>
+          <w:t>20</w:t>
+        </w:r>
+        <w:r>
+          <w:rPr>
+            <w:noProof/>
+            <w:webHidden/>
+          </w:rPr>
+          <w:fldChar w:fldCharType="end"/>
+        </w:r>
+      </w:hyperlink>
+    </w:p>
+    <w:p>
+      <w:pPr>
+        <w:pStyle w:val="31"/>
+        <w:tabs>
+          <w:tab w:val="left" w:pos="1320"/>
+          <w:tab w:val="right" w:leader="dot" w:pos="9345"/>
+        </w:tabs>
+        <w:rPr>
+          <w:rFonts w:eastAsiaTheme="minorEastAsia"/>
+          <w:noProof/>
+          <w:lang w:eastAsia="ru-RU"/>
+        </w:rPr>
+      </w:pPr>
+      <w:hyperlink w:anchor="_Toc243599234" w:history="1">
+        <w:r>
+          <w:rPr>
+            <w:rStyle w:val="a6"/>
+            <w:noProof/>
+            <w:lang w:val="en-US" w:eastAsia="ru-RU"/>
+          </w:rPr>
+          <w:t>1.4.2.</w:t>
+        </w:r>
+        <w:r>
+          <w:rPr>
+            <w:rFonts w:eastAsiaTheme="minorEastAsia"/>
+            <w:noProof/>
+            <w:lang w:eastAsia="ru-RU"/>
+          </w:rPr>
+          <w:tab/>
+        </w:r>
+        <w:r>
+          <w:rPr>
+            <w:rStyle w:val="a6"/>
+            <w:noProof/>
+            <w:lang w:eastAsia="ru-RU"/>
+          </w:rPr>
+          <w:t xml:space="preserve">Диаграмма классов </w:t>
+        </w:r>
+        <w:r>
+          <w:rPr>
+            <w:rStyle w:val="a6"/>
+            <w:noProof/>
+            <w:lang w:val="en-US" w:eastAsia="ru-RU"/>
+          </w:rPr>
+          <w:t>domain</w:t>
+        </w:r>
+        <w:r>
+          <w:rPr>
+            <w:noProof/>
+            <w:webHidden/>
+          </w:rPr>
+          <w:tab/>
+        </w:r>
+        <w:r>
+          <w:rPr>
+            <w:noProof/>
+            <w:webHidden/>
+          </w:rPr>
+          <w:fldChar w:fldCharType="begin"/>
+        </w:r>
+        <w:r>
+          <w:rPr>
+            <w:noProof/>
+            <w:webHidden/>
+          </w:rPr>
+          <w:instrText xml:space="preserve"> PAGEREF _Toc243599234 \h </w:instrText>
+        </w:r>
+        <w:r>
+          <w:rPr>
+            <w:noProof/>
+            <w:webHidden/>
+          </w:rPr>
+        </w:r>
+        <w:r>
+          <w:rPr>
+            <w:noProof/>
+            <w:webHidden/>
+          </w:rPr>
+          <w:fldChar w:fldCharType="separate"/>
+        </w:r>
+        <w:r>
+          <w:rPr>
+            <w:noProof/>
+            <w:webHidden/>
+          </w:rPr>
+          <w:t>21</w:t>
+        </w:r>
+        <w:r>
+          <w:rPr>
+            <w:noProof/>
+            <w:webHidden/>
+          </w:rPr>
+          <w:fldChar w:fldCharType="end"/>
+        </w:r>
+      </w:hyperlink>
+    </w:p>
+    <w:p>
+      <w:pPr>
+        <w:pStyle w:val="31"/>
+        <w:tabs>
+          <w:tab w:val="left" w:pos="1320"/>
+          <w:tab w:val="right" w:leader="dot" w:pos="9345"/>
+        </w:tabs>
+        <w:rPr>
+          <w:rFonts w:eastAsiaTheme="minorEastAsia"/>
+          <w:noProof/>
+          <w:lang w:eastAsia="ru-RU"/>
+        </w:rPr>
+      </w:pPr>
+      <w:hyperlink w:anchor="_Toc243599235" w:history="1">
+        <w:r>
+          <w:rPr>
+            <w:rStyle w:val="a6"/>
+            <w:noProof/>
+            <w:lang w:eastAsia="ru-RU"/>
+          </w:rPr>
+          <w:t>1.4.3.</w:t>
+        </w:r>
+        <w:r>
+          <w:rPr>
+            <w:rFonts w:eastAsiaTheme="minorEastAsia"/>
+            <w:noProof/>
+            <w:lang w:eastAsia="ru-RU"/>
+          </w:rPr>
+          <w:tab/>
+        </w:r>
+        <w:r>
+          <w:rPr>
+            <w:rStyle w:val="a6"/>
+            <w:noProof/>
+            <w:lang w:eastAsia="ru-RU"/>
+          </w:rPr>
+          <w:t xml:space="preserve">Проектирование </w:t>
+        </w:r>
+        <w:r>
+          <w:rPr>
+            <w:rStyle w:val="a6"/>
+            <w:noProof/>
+            <w:lang w:val="en-US" w:eastAsia="ru-RU"/>
+          </w:rPr>
+          <w:t>use</w:t>
+        </w:r>
+        <w:r>
+          <w:rPr>
+            <w:rStyle w:val="a6"/>
+            <w:noProof/>
+            <w:lang w:eastAsia="ru-RU"/>
+          </w:rPr>
+          <w:t>-</w:t>
+        </w:r>
+        <w:r>
+          <w:rPr>
+            <w:rStyle w:val="a6"/>
+            <w:noProof/>
+            <w:lang w:val="en-US" w:eastAsia="ru-RU"/>
+          </w:rPr>
+          <w:t>cases</w:t>
+        </w:r>
+        <w:r>
+          <w:rPr>
+            <w:rStyle w:val="a6"/>
+            <w:noProof/>
+            <w:lang w:eastAsia="ru-RU"/>
+          </w:rPr>
+          <w:t xml:space="preserve"> и интерфейсов проекта</w:t>
+        </w:r>
+        <w:r>
+          <w:rPr>
+            <w:noProof/>
+            <w:webHidden/>
+          </w:rPr>
+          <w:tab/>
+        </w:r>
+        <w:r>
+          <w:rPr>
+            <w:noProof/>
+            <w:webHidden/>
+          </w:rPr>
+          <w:fldChar w:fldCharType="begin"/>
+        </w:r>
+        <w:r>
+          <w:rPr>
+            <w:noProof/>
+            <w:webHidden/>
+          </w:rPr>
+          <w:instrText xml:space="preserve"> PAGEREF _Toc243599235 \h </w:instrText>
+        </w:r>
+        <w:r>
+          <w:rPr>
+            <w:noProof/>
+            <w:webHidden/>
+          </w:rPr>
+        </w:r>
+        <w:r>
+          <w:rPr>
+            <w:noProof/>
+            <w:webHidden/>
+          </w:rPr>
+          <w:fldChar w:fldCharType="separate"/>
+        </w:r>
+        <w:r>
+          <w:rPr>
+            <w:noProof/>
+            <w:webHidden/>
+          </w:rPr>
+          <w:t>22</w:t>
+        </w:r>
+        <w:r>
+          <w:rPr>
+            <w:noProof/>
+            <w:webHidden/>
+          </w:rPr>
+          <w:fldChar w:fldCharType="end"/>
+        </w:r>
+      </w:hyperlink>
+    </w:p>
+    <w:p>
+      <w:pPr>
+        <w:pStyle w:val="31"/>
+        <w:tabs>
+          <w:tab w:val="left" w:pos="1320"/>
+          <w:tab w:val="right" w:leader="dot" w:pos="9345"/>
+        </w:tabs>
+        <w:rPr>
+          <w:rFonts w:eastAsiaTheme="minorEastAsia"/>
+          <w:noProof/>
+          <w:lang w:eastAsia="ru-RU"/>
+        </w:rPr>
+      </w:pPr>
+      <w:hyperlink w:anchor="_Toc243599236" w:history="1">
+        <w:r>
+          <w:rPr>
+            <w:rStyle w:val="a6"/>
+            <w:noProof/>
+            <w:lang w:val="en-US" w:eastAsia="ru-RU"/>
+          </w:rPr>
+          <w:t>1.4.4.</w:t>
+        </w:r>
+        <w:r>
+          <w:rPr>
+            <w:rFonts w:eastAsiaTheme="minorEastAsia"/>
+            <w:noProof/>
+            <w:lang w:eastAsia="ru-RU"/>
+          </w:rPr>
+          <w:tab/>
+        </w:r>
+        <w:r>
+          <w:rPr>
+            <w:rStyle w:val="a6"/>
+            <w:noProof/>
+            <w:lang w:eastAsia="ru-RU"/>
+          </w:rPr>
+          <w:t xml:space="preserve">Соблюдение принципов </w:t>
+        </w:r>
+        <w:r>
+          <w:rPr>
+            <w:rStyle w:val="a6"/>
+            <w:noProof/>
+            <w:lang w:val="en-US" w:eastAsia="ru-RU"/>
+          </w:rPr>
+          <w:t>SOLID</w:t>
+        </w:r>
+        <w:r>
+          <w:rPr>
+            <w:noProof/>
+            <w:webHidden/>
+          </w:rPr>
+          <w:tab/>
+        </w:r>
+        <w:r>
+          <w:rPr>
+            <w:noProof/>
+            <w:webHidden/>
+          </w:rPr>
+          <w:fldChar w:fldCharType="begin"/>
+        </w:r>
+        <w:r>
+          <w:rPr>
+            <w:noProof/>
+            <w:webHidden/>
+          </w:rPr>
+          <w:instrText xml:space="preserve"> PAGEREF _Toc243599236 \h </w:instrText>
+        </w:r>
+        <w:r>
+          <w:rPr>
+            <w:noProof/>
+            <w:webHidden/>
+          </w:rPr>
+        </w:r>
+        <w:r>
+          <w:rPr>
+            <w:noProof/>
+            <w:webHidden/>
+          </w:rPr>
+          <w:fldChar w:fldCharType="separate"/>
+        </w:r>
+        <w:r>
+          <w:rPr>
+            <w:noProof/>
+            <w:webHidden/>
+          </w:rPr>
+          <w:t>23</w:t>
+        </w:r>
+        <w:r>
+          <w:rPr>
+            <w:noProof/>
+            <w:webHidden/>
+          </w:rPr>
+          <w:fldChar w:fldCharType="end"/>
+        </w:r>
+      </w:hyperlink>
+    </w:p>
+    <w:p>
+      <w:pPr>
+        <w:pStyle w:val="31"/>
+        <w:tabs>
+          <w:tab w:val="left" w:pos="1320"/>
+          <w:tab w:val="right" w:leader="dot" w:pos="9345"/>
+        </w:tabs>
+        <w:rPr>
+          <w:rFonts w:eastAsiaTheme="minorEastAsia"/>
+          <w:noProof/>
+          <w:lang w:eastAsia="ru-RU"/>
+        </w:rPr>
+      </w:pPr>
+      <w:hyperlink w:anchor="_Toc243599237" w:history="1">
+        <w:r>
+          <w:rPr>
+            <w:rStyle w:val="a6"/>
+            <w:noProof/>
+            <w:lang w:eastAsia="ru-RU"/>
+          </w:rPr>
+          <w:t>1.4.5.</w:t>
+        </w:r>
+        <w:r>
+          <w:rPr>
+            <w:rFonts w:eastAsiaTheme="minorEastAsia"/>
+            <w:noProof/>
+            <w:lang w:eastAsia="ru-RU"/>
+          </w:rPr>
+          <w:tab/>
+        </w:r>
+        <w:r>
+          <w:rPr>
+            <w:rStyle w:val="a6"/>
+            <w:noProof/>
+            <w:lang w:eastAsia="ru-RU"/>
+          </w:rPr>
+          <w:t>Решение по многомодульности</w:t>
+        </w:r>
+        <w:r>
+          <w:rPr>
+            <w:noProof/>
+            <w:webHidden/>
+          </w:rPr>
+          <w:tab/>
+        </w:r>
+        <w:r>
+          <w:rPr>
+            <w:noProof/>
+            <w:webHidden/>
+          </w:rPr>
+          <w:fldChar w:fldCharType="begin"/>
+        </w:r>
+        <w:r>
+          <w:rPr>
+            <w:noProof/>
+            <w:webHidden/>
+          </w:rPr>
+          <w:instrText xml:space="preserve"> PAGEREF _Toc243599237 \h </w:instrText>
+        </w:r>
+        <w:r>
+          <w:rPr>
+            <w:noProof/>
+            <w:webHidden/>
+          </w:rPr>
+        </w:r>
+        <w:r>
+          <w:rPr>
+            <w:noProof/>
+            <w:webHidden/>
+          </w:rPr>
+          <w:fldChar w:fldCharType="separate"/>
+        </w:r>
+        <w:r>
+          <w:rPr>
+            <w:noProof/>
+            <w:webHidden/>
+          </w:rPr>
+          <w:t>24</w:t>
         </w:r>
         <w:r>
           <w:rPr>
@@ -2482,7 +3066,7 @@
           <w:lang w:eastAsia="ru-RU"/>
         </w:rPr>
       </w:pPr>
-      <w:bookmarkStart w:id="1" w:name="_Toc243330107"/>
+      <w:bookmarkStart w:id="1" w:name="_Toc243599214"/>
       <w:r>
         <w:rPr>
           <w:lang w:eastAsia="ru-RU"/>
@@ -2504,7 +3088,7 @@
           <w:lang w:eastAsia="ru-RU"/>
         </w:rPr>
       </w:pPr>
-      <w:bookmarkStart w:id="2" w:name="_Toc243330108"/>
+      <w:bookmarkStart w:id="2" w:name="_Toc243599215"/>
       <w:r>
         <w:rPr>
           <w:rFonts w:eastAsia="Times New Roman"/>
@@ -2526,7 +3110,7 @@
           <w:lang w:eastAsia="ru-RU"/>
         </w:rPr>
       </w:pPr>
-      <w:bookmarkStart w:id="3" w:name="_Toc243330109"/>
+      <w:bookmarkStart w:id="3" w:name="_Toc243599216"/>
       <w:r>
         <w:rPr>
           <w:lang w:eastAsia="ru-RU"/>
@@ -2596,7 +3180,7 @@
           <w:lang w:eastAsia="ru-RU"/>
         </w:rPr>
       </w:pPr>
-      <w:bookmarkStart w:id="4" w:name="_Toc243330110"/>
+      <w:bookmarkStart w:id="4" w:name="_Toc243599217"/>
       <w:r>
         <w:rPr>
           <w:lang w:eastAsia="ru-RU"/>
@@ -2822,7 +3406,7 @@
           <w:lang w:eastAsia="ru-RU"/>
         </w:rPr>
       </w:pPr>
-      <w:bookmarkStart w:id="5" w:name="_Toc243330111"/>
+      <w:bookmarkStart w:id="5" w:name="_Toc243599218"/>
       <w:r>
         <w:rPr>
           <w:lang w:eastAsia="ru-RU"/>
@@ -3927,7 +4511,7 @@
           <w:lang w:eastAsia="ru-RU"/>
         </w:rPr>
       </w:pPr>
-      <w:bookmarkStart w:id="6" w:name="_Toc243330112"/>
+      <w:bookmarkStart w:id="6" w:name="_Toc243599219"/>
       <w:r>
         <w:rPr>
           <w:lang w:eastAsia="ru-RU"/>
@@ -3949,7 +4533,7 @@
           <w:lang w:eastAsia="ru-RU"/>
         </w:rPr>
       </w:pPr>
-      <w:bookmarkStart w:id="7" w:name="_Toc243330113"/>
+      <w:bookmarkStart w:id="7" w:name="_Toc243599220"/>
       <w:r>
         <w:rPr>
           <w:lang w:eastAsia="ru-RU"/>
@@ -4156,7 +4740,7 @@
           <w:lang w:eastAsia="ru-RU"/>
         </w:rPr>
       </w:pPr>
-      <w:bookmarkStart w:id="8" w:name="_Toc243330114"/>
+      <w:bookmarkStart w:id="8" w:name="_Toc243599221"/>
       <w:r>
         <w:rPr>
           <w:lang w:eastAsia="ru-RU"/>
@@ -5286,7 +5870,7 @@
           <w:lang w:eastAsia="ru-RU"/>
         </w:rPr>
       </w:pPr>
-      <w:bookmarkStart w:id="9" w:name="_Toc243330115"/>
+      <w:bookmarkStart w:id="9" w:name="_Toc243599222"/>
       <w:r>
         <w:rPr>
           <w:lang w:eastAsia="ru-RU"/>
@@ -6178,7 +6762,7 @@
           <w:lang w:eastAsia="ru-RU"/>
         </w:rPr>
       </w:pPr>
-      <w:bookmarkStart w:id="10" w:name="_Toc243330116"/>
+      <w:bookmarkStart w:id="10" w:name="_Toc243599223"/>
       <w:r>
         <w:rPr>
           <w:lang w:eastAsia="ru-RU"/>
@@ -6630,7 +7214,7 @@
           <w:lang w:eastAsia="ru-RU"/>
         </w:rPr>
       </w:pPr>
-      <w:bookmarkStart w:id="11" w:name="_Toc243330117"/>
+      <w:bookmarkStart w:id="11" w:name="_Toc243599224"/>
       <w:r>
         <w:rPr>
           <w:lang w:eastAsia="ru-RU"/>
@@ -6824,7 +7408,7 @@
           <w:lang w:eastAsia="ru-RU"/>
         </w:rPr>
       </w:pPr>
-      <w:bookmarkStart w:id="12" w:name="_Toc243330118"/>
+      <w:bookmarkStart w:id="12" w:name="_Toc243599225"/>
       <w:proofErr w:type="spellStart"/>
       <w:r>
         <w:rPr>
@@ -7248,7 +7832,7 @@
           <w:lang w:val="en-US" w:eastAsia="ru-RU"/>
         </w:rPr>
       </w:pPr>
-      <w:bookmarkStart w:id="13" w:name="_Toc243330119"/>
+      <w:bookmarkStart w:id="13" w:name="_Toc243599226"/>
       <w:proofErr w:type="spellStart"/>
       <w:r>
         <w:rPr>
@@ -7584,7 +8168,7 @@
           <w:lang w:eastAsia="ru-RU"/>
         </w:rPr>
       </w:pPr>
-      <w:bookmarkStart w:id="14" w:name="_Toc243330120"/>
+      <w:bookmarkStart w:id="14" w:name="_Toc243599227"/>
       <w:r>
         <w:rPr>
           <w:lang w:eastAsia="ru-RU"/>
@@ -7709,19 +8293,7 @@
         <w:rPr>
           <w:lang w:eastAsia="ru-RU"/>
         </w:rPr>
-        <w:t xml:space="preserve">Хранилище файлов: закрытая папка для фото улик, открытая </w:t>
-      </w:r>
-      <w:r>
-        <w:rPr>
-          <w:lang w:eastAsia="ru-RU"/>
-        </w:rPr>
-        <w:t>-</w:t>
-      </w:r>
-      <w:r>
-        <w:rPr>
-          <w:lang w:eastAsia="ru-RU"/>
-        </w:rPr>
-        <w:t xml:space="preserve"> для картинок дел.</w:t>
+        <w:t>Хранилище файлов: закрытая папка для фото улик, открытая - для картинок дел.</w:t>
       </w:r>
     </w:p>
     <w:p>
@@ -7759,19 +8331,7 @@
         <w:rPr>
           <w:lang w:eastAsia="ru-RU"/>
         </w:rPr>
-        <w:t>Бе</w:t>
-      </w:r>
-      <w:r>
-        <w:rPr>
-          <w:lang w:eastAsia="ru-RU"/>
-        </w:rPr>
-        <w:t>зопасность: все запросы по HTTP</w:t>
-      </w:r>
-      <w:r>
-        <w:rPr>
-          <w:lang w:eastAsia="ru-RU"/>
-        </w:rPr>
-        <w:t>, ключи ИИ только в секретах сервера.</w:t>
+        <w:t>Безопасность: все запросы по HTTP, ключи ИИ только в секретах сервера.</w:t>
       </w:r>
     </w:p>
     <w:p>
@@ -7802,7 +8362,7 @@
         </w:numPr>
         <w:ind w:left="0" w:firstLine="709"/>
       </w:pPr>
-      <w:bookmarkStart w:id="15" w:name="_Toc243330121"/>
+      <w:bookmarkStart w:id="15" w:name="_Toc243599228"/>
       <w:r>
         <w:t>Требования к мобильному приложению</w:t>
       </w:r>
@@ -7837,10 +8397,7 @@
       </w:r>
       <w:proofErr w:type="spellEnd"/>
       <w:r>
-        <w:t xml:space="preserve"> 8.0 и выше, адаптивный интерфейс</w:t>
-      </w:r>
-      <w:r>
-        <w:t>.</w:t>
+        <w:t xml:space="preserve"> 8.0 и выше, адаптивный интерфейс.</w:t>
       </w:r>
     </w:p>
     <w:p>
@@ -7853,10 +8410,7 @@
         <w:ind w:left="0" w:firstLine="709"/>
       </w:pPr>
       <w:r>
-        <w:t>Аппаратные возмож</w:t>
-      </w:r>
-      <w:r>
-        <w:t xml:space="preserve">ности: камера, датчик вращения, </w:t>
+        <w:t xml:space="preserve">Аппаратные возможности: камера, датчик вращения, </w:t>
       </w:r>
       <w:proofErr w:type="spellStart"/>
       <w:r>
@@ -7877,13 +8431,7 @@
         <w:ind w:left="0" w:firstLine="709"/>
       </w:pPr>
       <w:r>
-        <w:t>Разрешения: камера, распознавание активности, интернет. Запрашиваются в момент использования</w:t>
-      </w:r>
-      <w:r>
-        <w:t xml:space="preserve"> либо при первом заходе в приложение</w:t>
-      </w:r>
-      <w:r>
-        <w:t>.</w:t>
+        <w:t>Разрешения: камера, распознавание активности, интернет. Запрашиваются в момент использования либо при первом заходе в приложение.</w:t>
       </w:r>
     </w:p>
     <w:p>
@@ -7933,13 +8481,7 @@
       </w:r>
       <w:proofErr w:type="spellEnd"/>
       <w:r>
-        <w:t xml:space="preserve"> </w:t>
-      </w:r>
-      <w:r>
-        <w:t>-</w:t>
-      </w:r>
-      <w:r>
-        <w:t xml:space="preserve"> основной источник данных на устройстве, изменения отправляются в облако фоновой задачей.</w:t>
+        <w:t xml:space="preserve"> - основной источник данных на устройстве, изменения отправляются в облако фоновой задачей.</w:t>
       </w:r>
     </w:p>
     <w:p>
@@ -7997,7 +8539,7 @@
           <w:lang w:eastAsia="ru-RU"/>
         </w:rPr>
       </w:pPr>
-      <w:bookmarkStart w:id="16" w:name="_Toc243330122"/>
+      <w:bookmarkStart w:id="16" w:name="_Toc243599229"/>
       <w:r>
         <w:rPr>
           <w:lang w:eastAsia="ru-RU"/>
@@ -8798,7 +9340,7 @@
           <w:lang w:eastAsia="ru-RU"/>
         </w:rPr>
       </w:pPr>
-      <w:bookmarkStart w:id="17" w:name="_Toc243330123"/>
+      <w:bookmarkStart w:id="17" w:name="_Toc243599230"/>
       <w:r>
         <w:rPr>
           <w:lang w:eastAsia="ru-RU"/>
@@ -9735,7 +10277,7 @@
           <w:lang w:eastAsia="ru-RU"/>
         </w:rPr>
       </w:pPr>
-      <w:bookmarkStart w:id="18" w:name="_Toc243330124"/>
+      <w:bookmarkStart w:id="18" w:name="_Toc243599231"/>
       <w:r>
         <w:rPr>
           <w:lang w:eastAsia="ru-RU"/>
@@ -9784,7 +10326,6 @@
                 <w:lang w:eastAsia="ru-RU"/>
               </w:rPr>
             </w:pPr>
-            <w:bookmarkStart w:id="19" w:name="_GoBack"/>
             <w:r>
               <w:rPr>
                 <w:lang w:eastAsia="ru-RU"/>
@@ -10374,16 +10915,4549 @@
           </w:p>
         </w:tc>
       </w:tr>
+    </w:tbl>
+    <w:p>
+      <w:pPr>
+        <w:pStyle w:val="2"/>
+        <w:numPr>
+          <w:ilvl w:val="1"/>
+          <w:numId w:val="1"/>
+        </w:numPr>
+        <w:rPr>
+          <w:lang w:val="en-US" w:eastAsia="ru-RU"/>
+        </w:rPr>
+      </w:pPr>
+      <w:bookmarkStart w:id="19" w:name="_Toc243599232"/>
+      <w:r>
+        <w:rPr>
+          <w:lang w:val="en-US" w:eastAsia="ru-RU"/>
+        </w:rPr>
+        <w:lastRenderedPageBreak/>
+        <w:t>Проектирование архитектуры</w:t>
+      </w:r>
       <w:bookmarkEnd w:id="19"/>
+    </w:p>
+    <w:p>
+      <w:pPr>
+        <w:pStyle w:val="3"/>
+        <w:numPr>
+          <w:ilvl w:val="2"/>
+          <w:numId w:val="1"/>
+        </w:numPr>
+        <w:ind w:left="0" w:firstLine="709"/>
+        <w:rPr>
+          <w:lang w:eastAsia="ru-RU"/>
+        </w:rPr>
+      </w:pPr>
+      <w:bookmarkStart w:id="20" w:name="_Toc243599233"/>
+      <w:bookmarkStart w:id="21" w:name="_GoBack"/>
+      <w:bookmarkEnd w:id="21"/>
+      <w:r>
+        <w:rPr>
+          <w:lang w:eastAsia="ru-RU"/>
+        </w:rPr>
+        <w:t>Проектирование слоев</w:t>
+      </w:r>
+      <w:bookmarkEnd w:id="20"/>
+    </w:p>
+    <w:p>
+      <w:pPr>
+        <w:pStyle w:val="a9"/>
+        <w:rPr>
+          <w:lang w:eastAsia="ru-RU"/>
+        </w:rPr>
+      </w:pPr>
+      <w:r>
+        <w:rPr>
+          <w:lang w:eastAsia="ru-RU"/>
+        </w:rPr>
+        <w:t xml:space="preserve">Архитектура приложения построена по принципам </w:t>
+      </w:r>
+      <w:proofErr w:type="spellStart"/>
+      <w:r>
+        <w:rPr>
+          <w:lang w:eastAsia="ru-RU"/>
+        </w:rPr>
+        <w:t>Clean</w:t>
+      </w:r>
+      <w:proofErr w:type="spellEnd"/>
+      <w:r>
+        <w:rPr>
+          <w:lang w:eastAsia="ru-RU"/>
+        </w:rPr>
+        <w:t xml:space="preserve"> </w:t>
+      </w:r>
+      <w:proofErr w:type="spellStart"/>
+      <w:r>
+        <w:rPr>
+          <w:lang w:eastAsia="ru-RU"/>
+        </w:rPr>
+        <w:t>Architecture</w:t>
+      </w:r>
+      <w:proofErr w:type="spellEnd"/>
+      <w:r>
+        <w:rPr>
+          <w:lang w:eastAsia="ru-RU"/>
+        </w:rPr>
+        <w:t xml:space="preserve"> и состоит из трёх слоёв: </w:t>
+      </w:r>
+      <w:proofErr w:type="spellStart"/>
+      <w:r>
+        <w:rPr>
+          <w:lang w:eastAsia="ru-RU"/>
+        </w:rPr>
+        <w:t>Presentation</w:t>
+      </w:r>
+      <w:proofErr w:type="spellEnd"/>
+      <w:r>
+        <w:rPr>
+          <w:lang w:eastAsia="ru-RU"/>
+        </w:rPr>
+        <w:t xml:space="preserve">, </w:t>
+      </w:r>
+      <w:proofErr w:type="spellStart"/>
+      <w:r>
+        <w:rPr>
+          <w:lang w:eastAsia="ru-RU"/>
+        </w:rPr>
+        <w:t>Domain</w:t>
+      </w:r>
+      <w:proofErr w:type="spellEnd"/>
+      <w:r>
+        <w:rPr>
+          <w:lang w:eastAsia="ru-RU"/>
+        </w:rPr>
+        <w:t xml:space="preserve"> и </w:t>
+      </w:r>
+      <w:proofErr w:type="spellStart"/>
+      <w:r>
+        <w:rPr>
+          <w:lang w:eastAsia="ru-RU"/>
+        </w:rPr>
+        <w:t>Data</w:t>
+      </w:r>
+      <w:proofErr w:type="spellEnd"/>
+      <w:r>
+        <w:rPr>
+          <w:lang w:eastAsia="ru-RU"/>
+        </w:rPr>
+        <w:t>.</w:t>
+      </w:r>
+    </w:p>
+    <w:p>
+      <w:pPr>
+        <w:pStyle w:val="a9"/>
+        <w:rPr>
+          <w:lang w:eastAsia="ru-RU"/>
+        </w:rPr>
+      </w:pPr>
+      <w:proofErr w:type="spellStart"/>
+      <w:r>
+        <w:rPr>
+          <w:lang w:eastAsia="ru-RU"/>
+        </w:rPr>
+        <w:t>Presentation</w:t>
+      </w:r>
+      <w:proofErr w:type="spellEnd"/>
+      <w:r>
+        <w:rPr>
+          <w:lang w:eastAsia="ru-RU"/>
+        </w:rPr>
+        <w:t xml:space="preserve"> отвечает за отображение и обработку действий игрока. Он включает</w:t>
+      </w:r>
+      <w:r>
+        <w:rPr>
+          <w:lang w:eastAsia="ru-RU"/>
+        </w:rPr>
+        <w:t xml:space="preserve"> </w:t>
+      </w:r>
+      <w:r>
+        <w:rPr>
+          <w:lang w:eastAsia="ru-RU"/>
+        </w:rPr>
+        <w:t xml:space="preserve">в себя: экраны, </w:t>
+      </w:r>
+      <w:proofErr w:type="spellStart"/>
+      <w:r>
+        <w:rPr>
+          <w:lang w:eastAsia="ru-RU"/>
+        </w:rPr>
+        <w:t>ViewModel</w:t>
+      </w:r>
+      <w:proofErr w:type="spellEnd"/>
+      <w:r>
+        <w:rPr>
+          <w:lang w:eastAsia="ru-RU"/>
+        </w:rPr>
+        <w:t xml:space="preserve">, состояние каждого экрана </w:t>
+      </w:r>
+      <w:proofErr w:type="spellStart"/>
+      <w:r>
+        <w:rPr>
+          <w:lang w:eastAsia="ru-RU"/>
+        </w:rPr>
+        <w:t>UiState</w:t>
+      </w:r>
+      <w:proofErr w:type="spellEnd"/>
+      <w:r>
+        <w:rPr>
+          <w:lang w:eastAsia="ru-RU"/>
+        </w:rPr>
+        <w:t xml:space="preserve">, навигацию, тему оформления и общие компоненты. Экран не содержит игровой логики: он показывает готовое состояние и передаёт действия игрока во </w:t>
+      </w:r>
+      <w:proofErr w:type="spellStart"/>
+      <w:r>
+        <w:rPr>
+          <w:lang w:eastAsia="ru-RU"/>
+        </w:rPr>
+        <w:t>ViewModel</w:t>
+      </w:r>
+      <w:proofErr w:type="spellEnd"/>
+      <w:r>
+        <w:rPr>
+          <w:lang w:eastAsia="ru-RU"/>
+        </w:rPr>
+        <w:t>.</w:t>
+      </w:r>
+    </w:p>
+    <w:p>
+      <w:pPr>
+        <w:pStyle w:val="a9"/>
+        <w:rPr>
+          <w:lang w:eastAsia="ru-RU"/>
+        </w:rPr>
+      </w:pPr>
+      <w:proofErr w:type="spellStart"/>
+      <w:r>
+        <w:rPr>
+          <w:lang w:eastAsia="ru-RU"/>
+        </w:rPr>
+        <w:t>Domain</w:t>
+      </w:r>
+      <w:proofErr w:type="spellEnd"/>
+      <w:r>
+        <w:rPr>
+          <w:lang w:eastAsia="ru-RU"/>
+        </w:rPr>
+        <w:t xml:space="preserve"> </w:t>
+      </w:r>
+      <w:r>
+        <w:rPr>
+          <w:lang w:eastAsia="ru-RU"/>
+        </w:rPr>
+        <w:t>-</w:t>
+      </w:r>
+      <w:r>
+        <w:rPr>
+          <w:lang w:eastAsia="ru-RU"/>
+        </w:rPr>
+        <w:t xml:space="preserve"> ядро приложения. Он содержит сущности, сценарии использования и интерфейсы </w:t>
+      </w:r>
+      <w:proofErr w:type="spellStart"/>
+      <w:r>
+        <w:rPr>
+          <w:lang w:eastAsia="ru-RU"/>
+        </w:rPr>
+        <w:t>репозиториев</w:t>
+      </w:r>
+      <w:proofErr w:type="spellEnd"/>
+      <w:r>
+        <w:rPr>
+          <w:lang w:eastAsia="ru-RU"/>
+        </w:rPr>
+        <w:t>.</w:t>
+      </w:r>
+    </w:p>
+    <w:p>
+      <w:pPr>
+        <w:pStyle w:val="a9"/>
+        <w:rPr>
+          <w:lang w:eastAsia="ru-RU"/>
+        </w:rPr>
+      </w:pPr>
+      <w:proofErr w:type="spellStart"/>
+      <w:r>
+        <w:rPr>
+          <w:lang w:eastAsia="ru-RU"/>
+        </w:rPr>
+        <w:t>Data</w:t>
+      </w:r>
+      <w:proofErr w:type="spellEnd"/>
+      <w:r>
+        <w:rPr>
+          <w:lang w:eastAsia="ru-RU"/>
+        </w:rPr>
+        <w:t xml:space="preserve"> отвечает за получение и хранение данных. Он содержит реализации </w:t>
+      </w:r>
+      <w:proofErr w:type="spellStart"/>
+      <w:r>
+        <w:rPr>
+          <w:lang w:eastAsia="ru-RU"/>
+        </w:rPr>
+        <w:t>репозиториев</w:t>
+      </w:r>
+      <w:proofErr w:type="spellEnd"/>
+      <w:r>
+        <w:rPr>
+          <w:lang w:eastAsia="ru-RU"/>
+        </w:rPr>
+        <w:t xml:space="preserve">, сетевой код, DTO, </w:t>
+      </w:r>
+      <w:proofErr w:type="spellStart"/>
+      <w:r>
+        <w:rPr>
+          <w:lang w:eastAsia="ru-RU"/>
+        </w:rPr>
+        <w:t>мапперы</w:t>
+      </w:r>
+      <w:proofErr w:type="spellEnd"/>
+      <w:r>
+        <w:rPr>
+          <w:lang w:eastAsia="ru-RU"/>
+        </w:rPr>
+        <w:t xml:space="preserve">, локальную базу, работу с датчиками и </w:t>
+      </w:r>
+      <w:proofErr w:type="spellStart"/>
+      <w:r>
+        <w:rPr>
+          <w:lang w:eastAsia="ru-RU"/>
+        </w:rPr>
+        <w:t>WorkManager</w:t>
+      </w:r>
+      <w:proofErr w:type="spellEnd"/>
+      <w:r>
+        <w:rPr>
+          <w:lang w:eastAsia="ru-RU"/>
+        </w:rPr>
+        <w:t xml:space="preserve"> для фоновой отправки данных.</w:t>
+      </w:r>
+    </w:p>
+    <w:p>
+      <w:pPr>
+        <w:pStyle w:val="a9"/>
+        <w:jc w:val="left"/>
+        <w:rPr>
+          <w:lang w:eastAsia="ru-RU"/>
+        </w:rPr>
+      </w:pPr>
+      <w:r>
+        <w:rPr>
+          <w:lang w:eastAsia="ru-RU"/>
+        </w:rPr>
+        <w:t xml:space="preserve">Направление зависимостей: </w:t>
+      </w:r>
+      <w:proofErr w:type="spellStart"/>
+      <w:proofErr w:type="gramStart"/>
+      <w:r>
+        <w:rPr>
+          <w:lang w:eastAsia="ru-RU"/>
+        </w:rPr>
+        <w:t>Presentation</w:t>
+      </w:r>
+      <w:proofErr w:type="spellEnd"/>
+      <w:r>
+        <w:rPr>
+          <w:lang w:eastAsia="ru-RU"/>
+        </w:rPr>
+        <w:t xml:space="preserve"> </w:t>
+      </w:r>
+      <w:r>
+        <w:rPr>
+          <w:lang w:eastAsia="ru-RU"/>
+        </w:rPr>
+        <w:t>&gt;</w:t>
+      </w:r>
+      <w:proofErr w:type="gramEnd"/>
+      <w:r>
+        <w:rPr>
+          <w:lang w:eastAsia="ru-RU"/>
+        </w:rPr>
+        <w:t xml:space="preserve"> </w:t>
+      </w:r>
+      <w:r>
+        <w:rPr>
+          <w:lang w:eastAsia="ru-RU"/>
+        </w:rPr>
+        <w:t xml:space="preserve"> </w:t>
+      </w:r>
+      <w:proofErr w:type="spellStart"/>
+      <w:r>
+        <w:rPr>
+          <w:lang w:eastAsia="ru-RU"/>
+        </w:rPr>
+        <w:t>Domain</w:t>
+      </w:r>
+      <w:proofErr w:type="spellEnd"/>
+      <w:r>
+        <w:rPr>
+          <w:lang w:eastAsia="ru-RU"/>
+        </w:rPr>
+        <w:t xml:space="preserve"> </w:t>
+      </w:r>
+      <w:r>
+        <w:rPr>
+          <w:lang w:eastAsia="ru-RU"/>
+        </w:rPr>
+        <w:t>&lt;</w:t>
+      </w:r>
+      <w:r>
+        <w:rPr>
+          <w:lang w:eastAsia="ru-RU"/>
+        </w:rPr>
+        <w:t xml:space="preserve"> </w:t>
+      </w:r>
+      <w:proofErr w:type="spellStart"/>
+      <w:r>
+        <w:rPr>
+          <w:lang w:eastAsia="ru-RU"/>
+        </w:rPr>
+        <w:t>Data</w:t>
+      </w:r>
+      <w:proofErr w:type="spellEnd"/>
+      <w:r>
+        <w:rPr>
+          <w:lang w:eastAsia="ru-RU"/>
+        </w:rPr>
+        <w:t xml:space="preserve">. </w:t>
+      </w:r>
+      <w:proofErr w:type="spellStart"/>
+      <w:r>
+        <w:rPr>
+          <w:lang w:eastAsia="ru-RU"/>
+        </w:rPr>
+        <w:t>Presentation</w:t>
+      </w:r>
+      <w:proofErr w:type="spellEnd"/>
+      <w:r>
+        <w:rPr>
+          <w:lang w:eastAsia="ru-RU"/>
+        </w:rPr>
+        <w:t xml:space="preserve"> вызывает </w:t>
+      </w:r>
+      <w:proofErr w:type="spellStart"/>
+      <w:r>
+        <w:rPr>
+          <w:lang w:eastAsia="ru-RU"/>
+        </w:rPr>
+        <w:t>Use</w:t>
+      </w:r>
+      <w:proofErr w:type="spellEnd"/>
+      <w:r>
+        <w:rPr>
+          <w:lang w:eastAsia="ru-RU"/>
+        </w:rPr>
+        <w:t xml:space="preserve"> </w:t>
+      </w:r>
+      <w:proofErr w:type="spellStart"/>
+      <w:r>
+        <w:rPr>
+          <w:lang w:eastAsia="ru-RU"/>
+        </w:rPr>
+        <w:t>Cases</w:t>
+      </w:r>
+      <w:proofErr w:type="spellEnd"/>
+      <w:r>
+        <w:rPr>
+          <w:lang w:eastAsia="ru-RU"/>
+        </w:rPr>
+        <w:t xml:space="preserve"> из </w:t>
+      </w:r>
+      <w:proofErr w:type="spellStart"/>
+      <w:r>
+        <w:rPr>
+          <w:lang w:eastAsia="ru-RU"/>
+        </w:rPr>
+        <w:t>Domain</w:t>
+      </w:r>
+      <w:proofErr w:type="spellEnd"/>
+      <w:r>
+        <w:rPr>
+          <w:lang w:eastAsia="ru-RU"/>
+        </w:rPr>
+        <w:t xml:space="preserve">, а </w:t>
+      </w:r>
+      <w:proofErr w:type="spellStart"/>
+      <w:r>
+        <w:rPr>
+          <w:lang w:eastAsia="ru-RU"/>
+        </w:rPr>
+        <w:t>Data</w:t>
+      </w:r>
+      <w:proofErr w:type="spellEnd"/>
+      <w:r>
+        <w:rPr>
+          <w:lang w:eastAsia="ru-RU"/>
+        </w:rPr>
+        <w:t xml:space="preserve"> реализует интерфейсы </w:t>
+      </w:r>
+      <w:proofErr w:type="spellStart"/>
+      <w:r>
+        <w:rPr>
+          <w:lang w:eastAsia="ru-RU"/>
+        </w:rPr>
+        <w:t>репозиториев</w:t>
+      </w:r>
+      <w:proofErr w:type="spellEnd"/>
+      <w:r>
+        <w:rPr>
+          <w:lang w:eastAsia="ru-RU"/>
+        </w:rPr>
+        <w:t xml:space="preserve">, описанные в </w:t>
+      </w:r>
+      <w:proofErr w:type="spellStart"/>
+      <w:r>
+        <w:rPr>
+          <w:lang w:eastAsia="ru-RU"/>
+        </w:rPr>
+        <w:t>Domain</w:t>
+      </w:r>
+      <w:proofErr w:type="spellEnd"/>
+      <w:r>
+        <w:rPr>
+          <w:lang w:eastAsia="ru-RU"/>
+        </w:rPr>
+        <w:t xml:space="preserve">. Сам </w:t>
+      </w:r>
+      <w:proofErr w:type="spellStart"/>
+      <w:r>
+        <w:rPr>
+          <w:lang w:eastAsia="ru-RU"/>
+        </w:rPr>
+        <w:t>Domain</w:t>
+      </w:r>
+      <w:proofErr w:type="spellEnd"/>
+      <w:r>
+        <w:rPr>
+          <w:lang w:eastAsia="ru-RU"/>
+        </w:rPr>
+        <w:t xml:space="preserve"> не зависит ни от одного слоя. Сборку слоёв выполняет </w:t>
+      </w:r>
+      <w:proofErr w:type="spellStart"/>
+      <w:r>
+        <w:rPr>
+          <w:lang w:eastAsia="ru-RU"/>
+        </w:rPr>
+        <w:t>Hilt</w:t>
+      </w:r>
+      <w:proofErr w:type="spellEnd"/>
+      <w:r>
+        <w:rPr>
+          <w:lang w:eastAsia="ru-RU"/>
+        </w:rPr>
+        <w:t xml:space="preserve">, который подставляет реализации </w:t>
+      </w:r>
+      <w:proofErr w:type="spellStart"/>
+      <w:r>
+        <w:rPr>
+          <w:lang w:eastAsia="ru-RU"/>
+        </w:rPr>
+        <w:t>репозиториев</w:t>
+      </w:r>
+      <w:proofErr w:type="spellEnd"/>
+      <w:r>
+        <w:rPr>
+          <w:lang w:eastAsia="ru-RU"/>
+        </w:rPr>
+        <w:t xml:space="preserve"> вместо их интерфейсов.</w:t>
+      </w:r>
+    </w:p>
+    <w:p>
+      <w:pPr>
+        <w:pStyle w:val="a9"/>
+        <w:jc w:val="left"/>
+        <w:rPr>
+          <w:lang w:eastAsia="ru-RU"/>
+        </w:rPr>
+      </w:pPr>
+      <w:r>
+        <w:rPr>
+          <w:lang w:eastAsia="ru-RU"/>
+        </w:rPr>
+        <w:t>На основе вышеописанного была составлена диаграмма слоев для описания архитектуры приложения.</w:t>
+      </w:r>
+    </w:p>
+    <w:p>
+      <w:pPr>
+        <w:pStyle w:val="a9"/>
+        <w:jc w:val="left"/>
+        <w:rPr>
+          <w:lang w:eastAsia="ru-RU"/>
+        </w:rPr>
+      </w:pPr>
+    </w:p>
+    <w:p>
+      <w:pPr>
+        <w:pStyle w:val="a9"/>
+        <w:ind w:firstLine="0"/>
+        <w:jc w:val="center"/>
+        <w:rPr>
+          <w:lang w:eastAsia="ru-RU"/>
+        </w:rPr>
+      </w:pPr>
+      <w:r>
+        <w:rPr>
+          <w:lang w:eastAsia="ru-RU"/>
+        </w:rPr>
+        <w:drawing>
+          <wp:inline distT="0" distB="0" distL="0" distR="0" wp14:anchorId="5FF508BF" wp14:editId="5D3CB9DC">
+            <wp:extent cx="5940425" cy="2037080"/>
+            <wp:effectExtent l="0" t="0" r="3175" b="1270"/>
+            <wp:docPr id="2" name="Рисунок 2"/>
+            <wp:cNvGraphicFramePr>
+              <a:graphicFrameLocks xmlns:a="http://schemas.openxmlformats.org/drawingml/2006/main" noChangeAspect="1"/>
+            </wp:cNvGraphicFramePr>
+            <a:graphic xmlns:a="http://schemas.openxmlformats.org/drawingml/2006/main">
+              <a:graphicData uri="http://schemas.openxmlformats.org/drawingml/2006/picture">
+                <pic:pic xmlns:pic="http://schemas.openxmlformats.org/drawingml/2006/picture">
+                  <pic:nvPicPr>
+                    <pic:cNvPr id="1" name=""/>
+                    <pic:cNvPicPr/>
+                  </pic:nvPicPr>
+                  <pic:blipFill>
+                    <a:blip r:embed="rId7"/>
+                    <a:stretch>
+                      <a:fillRect/>
+                    </a:stretch>
+                  </pic:blipFill>
+                  <pic:spPr>
+                    <a:xfrm>
+                      <a:off x="0" y="0"/>
+                      <a:ext cx="5940425" cy="2037080"/>
+                    </a:xfrm>
+                    <a:prstGeom prst="rect">
+                      <a:avLst/>
+                    </a:prstGeom>
+                  </pic:spPr>
+                </pic:pic>
+              </a:graphicData>
+            </a:graphic>
+          </wp:inline>
+        </w:drawing>
+      </w:r>
+    </w:p>
+    <w:p>
+      <w:pPr>
+        <w:pStyle w:val="a9"/>
+        <w:ind w:firstLine="0"/>
+        <w:jc w:val="center"/>
+        <w:rPr>
+          <w:lang w:eastAsia="ru-RU"/>
+        </w:rPr>
+      </w:pPr>
+      <w:r>
+        <w:rPr>
+          <w:lang w:eastAsia="ru-RU"/>
+        </w:rPr>
+        <w:t xml:space="preserve">Рисунок 2 </w:t>
+      </w:r>
+      <w:r>
+        <w:rPr>
+          <w:lang w:eastAsia="ru-RU"/>
+        </w:rPr>
+        <w:t>–</w:t>
+      </w:r>
+      <w:r>
+        <w:rPr>
+          <w:lang w:eastAsia="ru-RU"/>
+        </w:rPr>
+        <w:t xml:space="preserve"> </w:t>
+      </w:r>
+      <w:r>
+        <w:rPr>
+          <w:lang w:eastAsia="ru-RU"/>
+        </w:rPr>
+        <w:t>Диаграмма слоев архитектуры проекта.</w:t>
+      </w:r>
+    </w:p>
+    <w:p>
+      <w:pPr>
+        <w:pStyle w:val="a9"/>
+        <w:rPr>
+          <w:lang w:eastAsia="ru-RU"/>
+        </w:rPr>
+      </w:pPr>
+      <w:r>
+        <w:rPr>
+          <w:lang w:eastAsia="ru-RU"/>
+        </w:rPr>
+        <w:lastRenderedPageBreak/>
+        <w:t xml:space="preserve">Так же была составлена диаграмма компонентов проекта, для наглядной демонстрации взаимодействия всех компонентов системы. </w:t>
+      </w:r>
+      <w:r>
+        <w:rPr>
+          <w:lang w:eastAsia="ru-RU"/>
+        </w:rPr>
+        <w:t>Диаграмма компонентов показывает, из каких частей состоит приложение и через какие интерфейсы они общаются. Каждый компонен</w:t>
+      </w:r>
+      <w:r>
+        <w:rPr>
+          <w:lang w:eastAsia="ru-RU"/>
+        </w:rPr>
+        <w:t>т предоставляет интерфейс</w:t>
+      </w:r>
+      <w:r>
+        <w:rPr>
+          <w:lang w:eastAsia="ru-RU"/>
+        </w:rPr>
+        <w:t xml:space="preserve"> или требует интерфе</w:t>
+      </w:r>
+      <w:r>
+        <w:rPr>
+          <w:lang w:eastAsia="ru-RU"/>
+        </w:rPr>
+        <w:t>йс другого компонента</w:t>
+      </w:r>
+      <w:r>
+        <w:rPr>
+          <w:lang w:eastAsia="ru-RU"/>
+        </w:rPr>
+        <w:t>.</w:t>
+      </w:r>
+    </w:p>
+    <w:p>
+      <w:pPr>
+        <w:pStyle w:val="a9"/>
+        <w:jc w:val="left"/>
+        <w:rPr>
+          <w:lang w:eastAsia="ru-RU"/>
+        </w:rPr>
+      </w:pPr>
+    </w:p>
+    <w:p>
+      <w:pPr>
+        <w:pStyle w:val="a9"/>
+        <w:ind w:firstLine="0"/>
+        <w:jc w:val="center"/>
+        <w:rPr>
+          <w:lang w:eastAsia="ru-RU"/>
+        </w:rPr>
+      </w:pPr>
+      <w:r>
+        <w:rPr>
+          <w:lang w:eastAsia="ru-RU"/>
+        </w:rPr>
+        <w:drawing>
+          <wp:inline distT="0" distB="0" distL="0" distR="0" wp14:anchorId="2C627D5F" wp14:editId="31A73263">
+            <wp:extent cx="5940425" cy="2573020"/>
+            <wp:effectExtent l="0" t="0" r="3175" b="0"/>
+            <wp:docPr id="3" name="Рисунок 3"/>
+            <wp:cNvGraphicFramePr>
+              <a:graphicFrameLocks xmlns:a="http://schemas.openxmlformats.org/drawingml/2006/main" noChangeAspect="1"/>
+            </wp:cNvGraphicFramePr>
+            <a:graphic xmlns:a="http://schemas.openxmlformats.org/drawingml/2006/main">
+              <a:graphicData uri="http://schemas.openxmlformats.org/drawingml/2006/picture">
+                <pic:pic xmlns:pic="http://schemas.openxmlformats.org/drawingml/2006/picture">
+                  <pic:nvPicPr>
+                    <pic:cNvPr id="1" name=""/>
+                    <pic:cNvPicPr/>
+                  </pic:nvPicPr>
+                  <pic:blipFill>
+                    <a:blip r:embed="rId8"/>
+                    <a:stretch>
+                      <a:fillRect/>
+                    </a:stretch>
+                  </pic:blipFill>
+                  <pic:spPr>
+                    <a:xfrm>
+                      <a:off x="0" y="0"/>
+                      <a:ext cx="5940425" cy="2573020"/>
+                    </a:xfrm>
+                    <a:prstGeom prst="rect">
+                      <a:avLst/>
+                    </a:prstGeom>
+                  </pic:spPr>
+                </pic:pic>
+              </a:graphicData>
+            </a:graphic>
+          </wp:inline>
+        </w:drawing>
+      </w:r>
+    </w:p>
+    <w:p>
+      <w:pPr>
+        <w:pStyle w:val="a9"/>
+        <w:ind w:firstLine="0"/>
+        <w:jc w:val="center"/>
+        <w:rPr>
+          <w:lang w:eastAsia="ru-RU"/>
+        </w:rPr>
+      </w:pPr>
+      <w:r>
+        <w:rPr>
+          <w:lang w:eastAsia="ru-RU"/>
+        </w:rPr>
+        <w:t>Рисунок 3 – Диаграмма компонентов.</w:t>
+      </w:r>
+    </w:p>
+    <w:p>
+      <w:pPr>
+        <w:pStyle w:val="a9"/>
+        <w:jc w:val="left"/>
+        <w:rPr>
+          <w:lang w:eastAsia="ru-RU"/>
+        </w:rPr>
+      </w:pPr>
+    </w:p>
+    <w:p>
+      <w:pPr>
+        <w:pStyle w:val="a9"/>
+        <w:jc w:val="left"/>
+        <w:rPr>
+          <w:lang w:eastAsia="ru-RU"/>
+        </w:rPr>
+      </w:pPr>
+      <w:r>
+        <w:rPr>
+          <w:lang w:eastAsia="ru-RU"/>
+        </w:rPr>
+        <w:t>Добавить сюда диаграмму</w:t>
+      </w:r>
+    </w:p>
+    <w:p>
+      <w:pPr>
+        <w:pStyle w:val="a9"/>
+        <w:jc w:val="left"/>
+        <w:rPr>
+          <w:lang w:eastAsia="ru-RU"/>
+        </w:rPr>
+      </w:pPr>
+    </w:p>
+    <w:p>
+      <w:pPr>
+        <w:pStyle w:val="a9"/>
+        <w:jc w:val="left"/>
+        <w:rPr>
+          <w:lang w:eastAsia="ru-RU"/>
+        </w:rPr>
+      </w:pPr>
+    </w:p>
+    <w:p>
+      <w:pPr>
+        <w:pStyle w:val="3"/>
+        <w:numPr>
+          <w:ilvl w:val="2"/>
+          <w:numId w:val="1"/>
+        </w:numPr>
+        <w:ind w:left="0" w:firstLine="709"/>
+        <w:rPr>
+          <w:lang w:val="en-US" w:eastAsia="ru-RU"/>
+        </w:rPr>
+      </w:pPr>
+      <w:bookmarkStart w:id="22" w:name="_Toc243599234"/>
+      <w:r>
+        <w:rPr>
+          <w:lang w:eastAsia="ru-RU"/>
+        </w:rPr>
+        <w:t xml:space="preserve">Диаграмма классов </w:t>
+      </w:r>
+      <w:r>
+        <w:rPr>
+          <w:lang w:val="en-US" w:eastAsia="ru-RU"/>
+        </w:rPr>
+        <w:t>domain</w:t>
+      </w:r>
+      <w:bookmarkEnd w:id="22"/>
+    </w:p>
+    <w:tbl>
+      <w:tblPr>
+        <w:tblStyle w:val="a5"/>
+        <w:tblW w:w="0" w:type="auto"/>
+        <w:tblLook w:val="04A0" w:firstRow="1" w:lastRow="0" w:firstColumn="1" w:lastColumn="0" w:noHBand="0" w:noVBand="1"/>
+      </w:tblPr>
+      <w:tblGrid>
+        <w:gridCol w:w="3172"/>
+        <w:gridCol w:w="3085"/>
+        <w:gridCol w:w="3088"/>
+      </w:tblGrid>
+      <w:tr>
+        <w:tc>
+          <w:tcPr>
+            <w:tcW w:w="3408" w:type="dxa"/>
+          </w:tcPr>
+          <w:p>
+            <w:pPr>
+              <w:spacing w:line="240" w:lineRule="auto"/>
+              <w:rPr>
+                <w:rFonts w:ascii="Times New Roman" w:hAnsi="Times New Roman" w:cs="Times New Roman"/>
+                <w:sz w:val="24"/>
+                <w:szCs w:val="24"/>
+              </w:rPr>
+            </w:pPr>
+            <w:r>
+              <w:rPr>
+                <w:rFonts w:ascii="Times New Roman" w:hAnsi="Times New Roman" w:cs="Times New Roman"/>
+                <w:sz w:val="24"/>
+                <w:szCs w:val="24"/>
+              </w:rPr>
+              <w:t>Сущность</w:t>
+            </w:r>
+          </w:p>
+        </w:tc>
+        <w:tc>
+          <w:tcPr>
+            <w:tcW w:w="3408" w:type="dxa"/>
+          </w:tcPr>
+          <w:p>
+            <w:pPr>
+              <w:spacing w:line="240" w:lineRule="auto"/>
+              <w:rPr>
+                <w:rFonts w:ascii="Times New Roman" w:hAnsi="Times New Roman" w:cs="Times New Roman"/>
+                <w:sz w:val="24"/>
+                <w:szCs w:val="24"/>
+              </w:rPr>
+            </w:pPr>
+            <w:r>
+              <w:rPr>
+                <w:rFonts w:ascii="Times New Roman" w:hAnsi="Times New Roman" w:cs="Times New Roman"/>
+                <w:sz w:val="24"/>
+                <w:szCs w:val="24"/>
+              </w:rPr>
+              <w:t>Пример полей</w:t>
+            </w:r>
+          </w:p>
+        </w:tc>
+        <w:tc>
+          <w:tcPr>
+            <w:tcW w:w="3408" w:type="dxa"/>
+          </w:tcPr>
+          <w:p>
+            <w:pPr>
+              <w:spacing w:line="240" w:lineRule="auto"/>
+              <w:rPr>
+                <w:rFonts w:ascii="Times New Roman" w:hAnsi="Times New Roman" w:cs="Times New Roman"/>
+                <w:sz w:val="24"/>
+                <w:szCs w:val="24"/>
+              </w:rPr>
+            </w:pPr>
+            <w:r>
+              <w:rPr>
+                <w:rFonts w:ascii="Times New Roman" w:hAnsi="Times New Roman" w:cs="Times New Roman"/>
+                <w:sz w:val="24"/>
+                <w:szCs w:val="24"/>
+              </w:rPr>
+              <w:t>Назначение</w:t>
+            </w:r>
+          </w:p>
+        </w:tc>
+      </w:tr>
+      <w:tr>
+        <w:tc>
+          <w:tcPr>
+            <w:tcW w:w="3408" w:type="dxa"/>
+          </w:tcPr>
+          <w:p>
+            <w:pPr>
+              <w:spacing w:line="240" w:lineRule="auto"/>
+              <w:rPr>
+                <w:rFonts w:ascii="Times New Roman" w:hAnsi="Times New Roman" w:cs="Times New Roman"/>
+                <w:sz w:val="24"/>
+                <w:szCs w:val="24"/>
+              </w:rPr>
+            </w:pPr>
+            <w:proofErr w:type="spellStart"/>
+            <w:r>
+              <w:rPr>
+                <w:rFonts w:ascii="Times New Roman" w:hAnsi="Times New Roman" w:cs="Times New Roman"/>
+                <w:sz w:val="24"/>
+                <w:szCs w:val="24"/>
+              </w:rPr>
+              <w:t>Case</w:t>
+            </w:r>
+            <w:proofErr w:type="spellEnd"/>
+          </w:p>
+        </w:tc>
+        <w:tc>
+          <w:tcPr>
+            <w:tcW w:w="3408" w:type="dxa"/>
+          </w:tcPr>
+          <w:p>
+            <w:pPr>
+              <w:spacing w:line="240" w:lineRule="auto"/>
+              <w:rPr>
+                <w:rFonts w:ascii="Times New Roman" w:hAnsi="Times New Roman" w:cs="Times New Roman"/>
+                <w:sz w:val="24"/>
+                <w:szCs w:val="24"/>
+                <w:lang w:val="en-US"/>
+              </w:rPr>
+            </w:pPr>
+            <w:r>
+              <w:rPr>
+                <w:rFonts w:ascii="Times New Roman" w:hAnsi="Times New Roman" w:cs="Times New Roman"/>
+                <w:sz w:val="24"/>
+                <w:szCs w:val="24"/>
+                <w:lang w:val="en-US"/>
+              </w:rPr>
+              <w:t>id, title, introduction, objective, status</w:t>
+            </w:r>
+          </w:p>
+        </w:tc>
+        <w:tc>
+          <w:tcPr>
+            <w:tcW w:w="3408" w:type="dxa"/>
+          </w:tcPr>
+          <w:p>
+            <w:pPr>
+              <w:spacing w:line="240" w:lineRule="auto"/>
+              <w:rPr>
+                <w:rFonts w:ascii="Times New Roman" w:hAnsi="Times New Roman" w:cs="Times New Roman"/>
+                <w:sz w:val="24"/>
+                <w:szCs w:val="24"/>
+              </w:rPr>
+            </w:pPr>
+            <w:r>
+              <w:rPr>
+                <w:rFonts w:ascii="Times New Roman" w:hAnsi="Times New Roman" w:cs="Times New Roman"/>
+                <w:sz w:val="24"/>
+                <w:szCs w:val="24"/>
+              </w:rPr>
+              <w:t>Детективное дело и состояние расследования.</w:t>
+            </w:r>
+          </w:p>
+        </w:tc>
+      </w:tr>
+      <w:tr>
+        <w:tc>
+          <w:tcPr>
+            <w:tcW w:w="3408" w:type="dxa"/>
+          </w:tcPr>
+          <w:p>
+            <w:pPr>
+              <w:spacing w:line="240" w:lineRule="auto"/>
+              <w:rPr>
+                <w:rFonts w:ascii="Times New Roman" w:hAnsi="Times New Roman" w:cs="Times New Roman"/>
+                <w:sz w:val="24"/>
+                <w:szCs w:val="24"/>
+              </w:rPr>
+            </w:pPr>
+            <w:proofErr w:type="spellStart"/>
+            <w:r>
+              <w:rPr>
+                <w:rFonts w:ascii="Times New Roman" w:hAnsi="Times New Roman" w:cs="Times New Roman"/>
+                <w:sz w:val="24"/>
+                <w:szCs w:val="24"/>
+              </w:rPr>
+              <w:t>Suspect</w:t>
+            </w:r>
+            <w:proofErr w:type="spellEnd"/>
+          </w:p>
+        </w:tc>
+        <w:tc>
+          <w:tcPr>
+            <w:tcW w:w="3408" w:type="dxa"/>
+          </w:tcPr>
+          <w:p>
+            <w:pPr>
+              <w:spacing w:line="240" w:lineRule="auto"/>
+              <w:rPr>
+                <w:rFonts w:ascii="Times New Roman" w:hAnsi="Times New Roman" w:cs="Times New Roman"/>
+                <w:sz w:val="24"/>
+                <w:szCs w:val="24"/>
+              </w:rPr>
+            </w:pPr>
+            <w:proofErr w:type="spellStart"/>
+            <w:r>
+              <w:rPr>
+                <w:rFonts w:ascii="Times New Roman" w:hAnsi="Times New Roman" w:cs="Times New Roman"/>
+                <w:sz w:val="24"/>
+                <w:szCs w:val="24"/>
+              </w:rPr>
+              <w:t>id</w:t>
+            </w:r>
+            <w:proofErr w:type="spellEnd"/>
+            <w:r>
+              <w:rPr>
+                <w:rFonts w:ascii="Times New Roman" w:hAnsi="Times New Roman" w:cs="Times New Roman"/>
+                <w:sz w:val="24"/>
+                <w:szCs w:val="24"/>
+              </w:rPr>
+              <w:t xml:space="preserve">, </w:t>
+            </w:r>
+            <w:proofErr w:type="spellStart"/>
+            <w:r>
+              <w:rPr>
+                <w:rFonts w:ascii="Times New Roman" w:hAnsi="Times New Roman" w:cs="Times New Roman"/>
+                <w:sz w:val="24"/>
+                <w:szCs w:val="24"/>
+              </w:rPr>
+              <w:t>caseId</w:t>
+            </w:r>
+            <w:proofErr w:type="spellEnd"/>
+            <w:r>
+              <w:rPr>
+                <w:rFonts w:ascii="Times New Roman" w:hAnsi="Times New Roman" w:cs="Times New Roman"/>
+                <w:sz w:val="24"/>
+                <w:szCs w:val="24"/>
+              </w:rPr>
+              <w:t xml:space="preserve">, </w:t>
+            </w:r>
+            <w:proofErr w:type="spellStart"/>
+            <w:r>
+              <w:rPr>
+                <w:rFonts w:ascii="Times New Roman" w:hAnsi="Times New Roman" w:cs="Times New Roman"/>
+                <w:sz w:val="24"/>
+                <w:szCs w:val="24"/>
+              </w:rPr>
+              <w:t>name</w:t>
+            </w:r>
+            <w:proofErr w:type="spellEnd"/>
+            <w:r>
+              <w:rPr>
+                <w:rFonts w:ascii="Times New Roman" w:hAnsi="Times New Roman" w:cs="Times New Roman"/>
+                <w:sz w:val="24"/>
+                <w:szCs w:val="24"/>
+              </w:rPr>
+              <w:t xml:space="preserve">, </w:t>
+            </w:r>
+            <w:proofErr w:type="spellStart"/>
+            <w:r>
+              <w:rPr>
+                <w:rFonts w:ascii="Times New Roman" w:hAnsi="Times New Roman" w:cs="Times New Roman"/>
+                <w:sz w:val="24"/>
+                <w:szCs w:val="24"/>
+              </w:rPr>
+              <w:t>profile</w:t>
+            </w:r>
+            <w:proofErr w:type="spellEnd"/>
+          </w:p>
+        </w:tc>
+        <w:tc>
+          <w:tcPr>
+            <w:tcW w:w="3408" w:type="dxa"/>
+          </w:tcPr>
+          <w:p>
+            <w:pPr>
+              <w:spacing w:line="240" w:lineRule="auto"/>
+              <w:rPr>
+                <w:rFonts w:ascii="Times New Roman" w:hAnsi="Times New Roman" w:cs="Times New Roman"/>
+                <w:sz w:val="24"/>
+                <w:szCs w:val="24"/>
+              </w:rPr>
+            </w:pPr>
+            <w:r>
+              <w:rPr>
+                <w:rFonts w:ascii="Times New Roman" w:hAnsi="Times New Roman" w:cs="Times New Roman"/>
+                <w:sz w:val="24"/>
+                <w:szCs w:val="24"/>
+              </w:rPr>
+              <w:t>Подозреваемый в рамках дела.</w:t>
+            </w:r>
+          </w:p>
+        </w:tc>
+      </w:tr>
+      <w:tr>
+        <w:tc>
+          <w:tcPr>
+            <w:tcW w:w="3408" w:type="dxa"/>
+          </w:tcPr>
+          <w:p>
+            <w:pPr>
+              <w:spacing w:line="240" w:lineRule="auto"/>
+              <w:rPr>
+                <w:rFonts w:ascii="Times New Roman" w:hAnsi="Times New Roman" w:cs="Times New Roman"/>
+                <w:sz w:val="24"/>
+                <w:szCs w:val="24"/>
+              </w:rPr>
+            </w:pPr>
+            <w:proofErr w:type="spellStart"/>
+            <w:r>
+              <w:rPr>
+                <w:rFonts w:ascii="Times New Roman" w:hAnsi="Times New Roman" w:cs="Times New Roman"/>
+                <w:sz w:val="24"/>
+                <w:szCs w:val="24"/>
+              </w:rPr>
+              <w:t>Clue</w:t>
+            </w:r>
+            <w:proofErr w:type="spellEnd"/>
+          </w:p>
+        </w:tc>
+        <w:tc>
+          <w:tcPr>
+            <w:tcW w:w="3408" w:type="dxa"/>
+          </w:tcPr>
+          <w:p>
+            <w:pPr>
+              <w:spacing w:line="240" w:lineRule="auto"/>
+              <w:rPr>
+                <w:rFonts w:ascii="Times New Roman" w:hAnsi="Times New Roman" w:cs="Times New Roman"/>
+                <w:sz w:val="24"/>
+                <w:szCs w:val="24"/>
+                <w:lang w:val="en-US"/>
+              </w:rPr>
+            </w:pPr>
+            <w:r>
+              <w:rPr>
+                <w:rFonts w:ascii="Times New Roman" w:hAnsi="Times New Roman" w:cs="Times New Roman"/>
+                <w:sz w:val="24"/>
+                <w:szCs w:val="24"/>
+                <w:lang w:val="en-US"/>
+              </w:rPr>
+              <w:t xml:space="preserve">id, </w:t>
+            </w:r>
+            <w:proofErr w:type="spellStart"/>
+            <w:r>
+              <w:rPr>
+                <w:rFonts w:ascii="Times New Roman" w:hAnsi="Times New Roman" w:cs="Times New Roman"/>
+                <w:sz w:val="24"/>
+                <w:szCs w:val="24"/>
+                <w:lang w:val="en-US"/>
+              </w:rPr>
+              <w:t>caseId</w:t>
+            </w:r>
+            <w:proofErr w:type="spellEnd"/>
+            <w:r>
+              <w:rPr>
+                <w:rFonts w:ascii="Times New Roman" w:hAnsi="Times New Roman" w:cs="Times New Roman"/>
+                <w:sz w:val="24"/>
+                <w:szCs w:val="24"/>
+                <w:lang w:val="en-US"/>
+              </w:rPr>
+              <w:t xml:space="preserve">, title, description, source, </w:t>
+            </w:r>
+            <w:proofErr w:type="spellStart"/>
+            <w:r>
+              <w:rPr>
+                <w:rFonts w:ascii="Times New Roman" w:hAnsi="Times New Roman" w:cs="Times New Roman"/>
+                <w:sz w:val="24"/>
+                <w:szCs w:val="24"/>
+                <w:lang w:val="en-US"/>
+              </w:rPr>
+              <w:t>isCritical</w:t>
+            </w:r>
+            <w:proofErr w:type="spellEnd"/>
+          </w:p>
+        </w:tc>
+        <w:tc>
+          <w:tcPr>
+            <w:tcW w:w="3408" w:type="dxa"/>
+          </w:tcPr>
+          <w:p>
+            <w:pPr>
+              <w:spacing w:line="240" w:lineRule="auto"/>
+              <w:rPr>
+                <w:rFonts w:ascii="Times New Roman" w:hAnsi="Times New Roman" w:cs="Times New Roman"/>
+                <w:sz w:val="24"/>
+                <w:szCs w:val="24"/>
+              </w:rPr>
+            </w:pPr>
+            <w:r>
+              <w:rPr>
+                <w:rFonts w:ascii="Times New Roman" w:hAnsi="Times New Roman" w:cs="Times New Roman"/>
+                <w:sz w:val="24"/>
+                <w:szCs w:val="24"/>
+              </w:rPr>
+              <w:t>Улика, которую игрок получает и изучает.</w:t>
+            </w:r>
+          </w:p>
+        </w:tc>
+      </w:tr>
+      <w:tr>
+        <w:tc>
+          <w:tcPr>
+            <w:tcW w:w="3408" w:type="dxa"/>
+          </w:tcPr>
+          <w:p>
+            <w:pPr>
+              <w:spacing w:line="240" w:lineRule="auto"/>
+              <w:rPr>
+                <w:rFonts w:ascii="Times New Roman" w:hAnsi="Times New Roman" w:cs="Times New Roman"/>
+                <w:sz w:val="24"/>
+                <w:szCs w:val="24"/>
+              </w:rPr>
+            </w:pPr>
+            <w:proofErr w:type="spellStart"/>
+            <w:r>
+              <w:rPr>
+                <w:rFonts w:ascii="Times New Roman" w:hAnsi="Times New Roman" w:cs="Times New Roman"/>
+                <w:sz w:val="24"/>
+                <w:szCs w:val="24"/>
+              </w:rPr>
+              <w:t>DialogueMessage</w:t>
+            </w:r>
+            <w:proofErr w:type="spellEnd"/>
+          </w:p>
+        </w:tc>
+        <w:tc>
+          <w:tcPr>
+            <w:tcW w:w="3408" w:type="dxa"/>
+          </w:tcPr>
+          <w:p>
+            <w:pPr>
+              <w:spacing w:line="240" w:lineRule="auto"/>
+              <w:rPr>
+                <w:rFonts w:ascii="Times New Roman" w:hAnsi="Times New Roman" w:cs="Times New Roman"/>
+                <w:sz w:val="24"/>
+                <w:szCs w:val="24"/>
+                <w:lang w:val="en-US"/>
+              </w:rPr>
+            </w:pPr>
+            <w:r>
+              <w:rPr>
+                <w:rFonts w:ascii="Times New Roman" w:hAnsi="Times New Roman" w:cs="Times New Roman"/>
+                <w:sz w:val="24"/>
+                <w:szCs w:val="24"/>
+                <w:lang w:val="en-US"/>
+              </w:rPr>
+              <w:t xml:space="preserve">id, </w:t>
+            </w:r>
+            <w:proofErr w:type="spellStart"/>
+            <w:r>
+              <w:rPr>
+                <w:rFonts w:ascii="Times New Roman" w:hAnsi="Times New Roman" w:cs="Times New Roman"/>
+                <w:sz w:val="24"/>
+                <w:szCs w:val="24"/>
+                <w:lang w:val="en-US"/>
+              </w:rPr>
+              <w:t>caseId</w:t>
+            </w:r>
+            <w:proofErr w:type="spellEnd"/>
+            <w:r>
+              <w:rPr>
+                <w:rFonts w:ascii="Times New Roman" w:hAnsi="Times New Roman" w:cs="Times New Roman"/>
+                <w:sz w:val="24"/>
+                <w:szCs w:val="24"/>
+                <w:lang w:val="en-US"/>
+              </w:rPr>
+              <w:t xml:space="preserve">, </w:t>
+            </w:r>
+            <w:proofErr w:type="spellStart"/>
+            <w:r>
+              <w:rPr>
+                <w:rFonts w:ascii="Times New Roman" w:hAnsi="Times New Roman" w:cs="Times New Roman"/>
+                <w:sz w:val="24"/>
+                <w:szCs w:val="24"/>
+                <w:lang w:val="en-US"/>
+              </w:rPr>
+              <w:t>suspectId</w:t>
+            </w:r>
+            <w:proofErr w:type="spellEnd"/>
+            <w:r>
+              <w:rPr>
+                <w:rFonts w:ascii="Times New Roman" w:hAnsi="Times New Roman" w:cs="Times New Roman"/>
+                <w:sz w:val="24"/>
+                <w:szCs w:val="24"/>
+                <w:lang w:val="en-US"/>
+              </w:rPr>
+              <w:t xml:space="preserve">, author, text, </w:t>
+            </w:r>
+            <w:proofErr w:type="spellStart"/>
+            <w:r>
+              <w:rPr>
+                <w:rFonts w:ascii="Times New Roman" w:hAnsi="Times New Roman" w:cs="Times New Roman"/>
+                <w:sz w:val="24"/>
+                <w:szCs w:val="24"/>
+                <w:lang w:val="en-US"/>
+              </w:rPr>
+              <w:t>createdAt</w:t>
+            </w:r>
+            <w:proofErr w:type="spellEnd"/>
+          </w:p>
+        </w:tc>
+        <w:tc>
+          <w:tcPr>
+            <w:tcW w:w="3408" w:type="dxa"/>
+          </w:tcPr>
+          <w:p>
+            <w:pPr>
+              <w:spacing w:line="240" w:lineRule="auto"/>
+              <w:rPr>
+                <w:rFonts w:ascii="Times New Roman" w:hAnsi="Times New Roman" w:cs="Times New Roman"/>
+                <w:sz w:val="24"/>
+                <w:szCs w:val="24"/>
+              </w:rPr>
+            </w:pPr>
+            <w:r>
+              <w:rPr>
+                <w:rFonts w:ascii="Times New Roman" w:hAnsi="Times New Roman" w:cs="Times New Roman"/>
+                <w:sz w:val="24"/>
+                <w:szCs w:val="24"/>
+              </w:rPr>
+              <w:t>Сообщение игрока или персонажа.</w:t>
+            </w:r>
+          </w:p>
+        </w:tc>
+      </w:tr>
+      <w:tr>
+        <w:tc>
+          <w:tcPr>
+            <w:tcW w:w="3408" w:type="dxa"/>
+          </w:tcPr>
+          <w:p>
+            <w:pPr>
+              <w:spacing w:line="240" w:lineRule="auto"/>
+              <w:rPr>
+                <w:rFonts w:ascii="Times New Roman" w:hAnsi="Times New Roman" w:cs="Times New Roman"/>
+                <w:sz w:val="24"/>
+                <w:szCs w:val="24"/>
+              </w:rPr>
+            </w:pPr>
+            <w:proofErr w:type="spellStart"/>
+            <w:r>
+              <w:rPr>
+                <w:rFonts w:ascii="Times New Roman" w:hAnsi="Times New Roman" w:cs="Times New Roman"/>
+                <w:sz w:val="24"/>
+                <w:szCs w:val="24"/>
+              </w:rPr>
+              <w:t>InvestigationProgress</w:t>
+            </w:r>
+            <w:proofErr w:type="spellEnd"/>
+          </w:p>
+        </w:tc>
+        <w:tc>
+          <w:tcPr>
+            <w:tcW w:w="3408" w:type="dxa"/>
+          </w:tcPr>
+          <w:p>
+            <w:pPr>
+              <w:spacing w:line="240" w:lineRule="auto"/>
+              <w:rPr>
+                <w:rFonts w:ascii="Times New Roman" w:hAnsi="Times New Roman" w:cs="Times New Roman"/>
+                <w:sz w:val="24"/>
+                <w:szCs w:val="24"/>
+              </w:rPr>
+            </w:pPr>
+            <w:proofErr w:type="spellStart"/>
+            <w:r>
+              <w:rPr>
+                <w:rFonts w:ascii="Times New Roman" w:hAnsi="Times New Roman" w:cs="Times New Roman"/>
+                <w:sz w:val="24"/>
+                <w:szCs w:val="24"/>
+              </w:rPr>
+              <w:t>userId</w:t>
+            </w:r>
+            <w:proofErr w:type="spellEnd"/>
+            <w:r>
+              <w:rPr>
+                <w:rFonts w:ascii="Times New Roman" w:hAnsi="Times New Roman" w:cs="Times New Roman"/>
+                <w:sz w:val="24"/>
+                <w:szCs w:val="24"/>
+              </w:rPr>
+              <w:t xml:space="preserve">, </w:t>
+            </w:r>
+            <w:proofErr w:type="spellStart"/>
+            <w:r>
+              <w:rPr>
+                <w:rFonts w:ascii="Times New Roman" w:hAnsi="Times New Roman" w:cs="Times New Roman"/>
+                <w:sz w:val="24"/>
+                <w:szCs w:val="24"/>
+              </w:rPr>
+              <w:t>caseId</w:t>
+            </w:r>
+            <w:proofErr w:type="spellEnd"/>
+            <w:r>
+              <w:rPr>
+                <w:rFonts w:ascii="Times New Roman" w:hAnsi="Times New Roman" w:cs="Times New Roman"/>
+                <w:sz w:val="24"/>
+                <w:szCs w:val="24"/>
+              </w:rPr>
+              <w:t xml:space="preserve">, </w:t>
+            </w:r>
+            <w:proofErr w:type="spellStart"/>
+            <w:r>
+              <w:rPr>
+                <w:rFonts w:ascii="Times New Roman" w:hAnsi="Times New Roman" w:cs="Times New Roman"/>
+                <w:sz w:val="24"/>
+                <w:szCs w:val="24"/>
+              </w:rPr>
+              <w:t>collectedClueIds</w:t>
+            </w:r>
+            <w:proofErr w:type="spellEnd"/>
+            <w:r>
+              <w:rPr>
+                <w:rFonts w:ascii="Times New Roman" w:hAnsi="Times New Roman" w:cs="Times New Roman"/>
+                <w:sz w:val="24"/>
+                <w:szCs w:val="24"/>
+              </w:rPr>
+              <w:t xml:space="preserve">, </w:t>
+            </w:r>
+            <w:proofErr w:type="spellStart"/>
+            <w:r>
+              <w:rPr>
+                <w:rFonts w:ascii="Times New Roman" w:hAnsi="Times New Roman" w:cs="Times New Roman"/>
+                <w:sz w:val="24"/>
+                <w:szCs w:val="24"/>
+              </w:rPr>
+              <w:t>status</w:t>
+            </w:r>
+            <w:proofErr w:type="spellEnd"/>
+          </w:p>
+        </w:tc>
+        <w:tc>
+          <w:tcPr>
+            <w:tcW w:w="3408" w:type="dxa"/>
+          </w:tcPr>
+          <w:p>
+            <w:pPr>
+              <w:spacing w:line="240" w:lineRule="auto"/>
+              <w:rPr>
+                <w:rFonts w:ascii="Times New Roman" w:hAnsi="Times New Roman" w:cs="Times New Roman"/>
+                <w:sz w:val="24"/>
+                <w:szCs w:val="24"/>
+              </w:rPr>
+            </w:pPr>
+            <w:r>
+              <w:rPr>
+                <w:rFonts w:ascii="Times New Roman" w:hAnsi="Times New Roman" w:cs="Times New Roman"/>
+                <w:sz w:val="24"/>
+                <w:szCs w:val="24"/>
+              </w:rPr>
+              <w:t>Сохранённый прогресс игрока.</w:t>
+            </w:r>
+          </w:p>
+        </w:tc>
+      </w:tr>
+      <w:tr>
+        <w:tc>
+          <w:tcPr>
+            <w:tcW w:w="3408" w:type="dxa"/>
+          </w:tcPr>
+          <w:p>
+            <w:pPr>
+              <w:spacing w:line="240" w:lineRule="auto"/>
+              <w:rPr>
+                <w:rFonts w:ascii="Times New Roman" w:hAnsi="Times New Roman" w:cs="Times New Roman"/>
+                <w:sz w:val="24"/>
+                <w:szCs w:val="24"/>
+              </w:rPr>
+            </w:pPr>
+            <w:proofErr w:type="spellStart"/>
+            <w:r>
+              <w:rPr>
+                <w:rFonts w:ascii="Times New Roman" w:hAnsi="Times New Roman" w:cs="Times New Roman"/>
+                <w:sz w:val="24"/>
+                <w:szCs w:val="24"/>
+              </w:rPr>
+              <w:lastRenderedPageBreak/>
+              <w:t>Accusation</w:t>
+            </w:r>
+            <w:proofErr w:type="spellEnd"/>
+          </w:p>
+        </w:tc>
+        <w:tc>
+          <w:tcPr>
+            <w:tcW w:w="3408" w:type="dxa"/>
+          </w:tcPr>
+          <w:p>
+            <w:pPr>
+              <w:spacing w:line="240" w:lineRule="auto"/>
+              <w:rPr>
+                <w:rFonts w:ascii="Times New Roman" w:hAnsi="Times New Roman" w:cs="Times New Roman"/>
+                <w:sz w:val="24"/>
+                <w:szCs w:val="24"/>
+                <w:lang w:val="en-US"/>
+              </w:rPr>
+            </w:pPr>
+            <w:r>
+              <w:rPr>
+                <w:rFonts w:ascii="Times New Roman" w:hAnsi="Times New Roman" w:cs="Times New Roman"/>
+                <w:sz w:val="24"/>
+                <w:szCs w:val="24"/>
+                <w:lang w:val="en-US"/>
+              </w:rPr>
+              <w:t xml:space="preserve">id, </w:t>
+            </w:r>
+            <w:proofErr w:type="spellStart"/>
+            <w:r>
+              <w:rPr>
+                <w:rFonts w:ascii="Times New Roman" w:hAnsi="Times New Roman" w:cs="Times New Roman"/>
+                <w:sz w:val="24"/>
+                <w:szCs w:val="24"/>
+                <w:lang w:val="en-US"/>
+              </w:rPr>
+              <w:t>caseId</w:t>
+            </w:r>
+            <w:proofErr w:type="spellEnd"/>
+            <w:r>
+              <w:rPr>
+                <w:rFonts w:ascii="Times New Roman" w:hAnsi="Times New Roman" w:cs="Times New Roman"/>
+                <w:sz w:val="24"/>
+                <w:szCs w:val="24"/>
+                <w:lang w:val="en-US"/>
+              </w:rPr>
+              <w:t xml:space="preserve">, </w:t>
+            </w:r>
+            <w:proofErr w:type="spellStart"/>
+            <w:r>
+              <w:rPr>
+                <w:rFonts w:ascii="Times New Roman" w:hAnsi="Times New Roman" w:cs="Times New Roman"/>
+                <w:sz w:val="24"/>
+                <w:szCs w:val="24"/>
+                <w:lang w:val="en-US"/>
+              </w:rPr>
+              <w:t>suspectId</w:t>
+            </w:r>
+            <w:proofErr w:type="spellEnd"/>
+            <w:r>
+              <w:rPr>
+                <w:rFonts w:ascii="Times New Roman" w:hAnsi="Times New Roman" w:cs="Times New Roman"/>
+                <w:sz w:val="24"/>
+                <w:szCs w:val="24"/>
+                <w:lang w:val="en-US"/>
+              </w:rPr>
+              <w:t xml:space="preserve">, </w:t>
+            </w:r>
+            <w:proofErr w:type="spellStart"/>
+            <w:r>
+              <w:rPr>
+                <w:rFonts w:ascii="Times New Roman" w:hAnsi="Times New Roman" w:cs="Times New Roman"/>
+                <w:sz w:val="24"/>
+                <w:szCs w:val="24"/>
+                <w:lang w:val="en-US"/>
+              </w:rPr>
+              <w:t>isCorrect</w:t>
+            </w:r>
+            <w:proofErr w:type="spellEnd"/>
+            <w:r>
+              <w:rPr>
+                <w:rFonts w:ascii="Times New Roman" w:hAnsi="Times New Roman" w:cs="Times New Roman"/>
+                <w:sz w:val="24"/>
+                <w:szCs w:val="24"/>
+                <w:lang w:val="en-US"/>
+              </w:rPr>
+              <w:t>, explanation</w:t>
+            </w:r>
+          </w:p>
+        </w:tc>
+        <w:tc>
+          <w:tcPr>
+            <w:tcW w:w="3408" w:type="dxa"/>
+          </w:tcPr>
+          <w:p>
+            <w:pPr>
+              <w:spacing w:line="240" w:lineRule="auto"/>
+              <w:rPr>
+                <w:rFonts w:ascii="Times New Roman" w:hAnsi="Times New Roman" w:cs="Times New Roman"/>
+                <w:sz w:val="24"/>
+                <w:szCs w:val="24"/>
+              </w:rPr>
+            </w:pPr>
+            <w:r>
+              <w:rPr>
+                <w:rFonts w:ascii="Times New Roman" w:hAnsi="Times New Roman" w:cs="Times New Roman"/>
+                <w:sz w:val="24"/>
+                <w:szCs w:val="24"/>
+              </w:rPr>
+              <w:t>Итоговый выбор подозреваемого.</w:t>
+            </w:r>
+          </w:p>
+        </w:tc>
+      </w:tr>
+      <w:tr>
+        <w:tc>
+          <w:tcPr>
+            <w:tcW w:w="3408" w:type="dxa"/>
+          </w:tcPr>
+          <w:p>
+            <w:pPr>
+              <w:spacing w:line="240" w:lineRule="auto"/>
+              <w:rPr>
+                <w:rFonts w:ascii="Times New Roman" w:hAnsi="Times New Roman" w:cs="Times New Roman"/>
+                <w:sz w:val="24"/>
+                <w:szCs w:val="24"/>
+              </w:rPr>
+            </w:pPr>
+            <w:proofErr w:type="spellStart"/>
+            <w:r>
+              <w:rPr>
+                <w:rFonts w:ascii="Times New Roman" w:hAnsi="Times New Roman" w:cs="Times New Roman"/>
+                <w:sz w:val="24"/>
+                <w:szCs w:val="24"/>
+              </w:rPr>
+              <w:t>MorsePuzzle</w:t>
+            </w:r>
+            <w:proofErr w:type="spellEnd"/>
+          </w:p>
+        </w:tc>
+        <w:tc>
+          <w:tcPr>
+            <w:tcW w:w="3408" w:type="dxa"/>
+          </w:tcPr>
+          <w:p>
+            <w:pPr>
+              <w:spacing w:line="240" w:lineRule="auto"/>
+              <w:rPr>
+                <w:rFonts w:ascii="Times New Roman" w:hAnsi="Times New Roman" w:cs="Times New Roman"/>
+                <w:sz w:val="24"/>
+                <w:szCs w:val="24"/>
+              </w:rPr>
+            </w:pPr>
+            <w:proofErr w:type="spellStart"/>
+            <w:r>
+              <w:rPr>
+                <w:rFonts w:ascii="Times New Roman" w:hAnsi="Times New Roman" w:cs="Times New Roman"/>
+                <w:sz w:val="24"/>
+                <w:szCs w:val="24"/>
+              </w:rPr>
+              <w:t>id</w:t>
+            </w:r>
+            <w:proofErr w:type="spellEnd"/>
+            <w:r>
+              <w:rPr>
+                <w:rFonts w:ascii="Times New Roman" w:hAnsi="Times New Roman" w:cs="Times New Roman"/>
+                <w:sz w:val="24"/>
+                <w:szCs w:val="24"/>
+              </w:rPr>
+              <w:t xml:space="preserve">, </w:t>
+            </w:r>
+            <w:proofErr w:type="spellStart"/>
+            <w:r>
+              <w:rPr>
+                <w:rFonts w:ascii="Times New Roman" w:hAnsi="Times New Roman" w:cs="Times New Roman"/>
+                <w:sz w:val="24"/>
+                <w:szCs w:val="24"/>
+              </w:rPr>
+              <w:t>encodedPattern</w:t>
+            </w:r>
+            <w:proofErr w:type="spellEnd"/>
+            <w:r>
+              <w:rPr>
+                <w:rFonts w:ascii="Times New Roman" w:hAnsi="Times New Roman" w:cs="Times New Roman"/>
+                <w:sz w:val="24"/>
+                <w:szCs w:val="24"/>
+              </w:rPr>
+              <w:t xml:space="preserve">, </w:t>
+            </w:r>
+            <w:proofErr w:type="spellStart"/>
+            <w:r>
+              <w:rPr>
+                <w:rFonts w:ascii="Times New Roman" w:hAnsi="Times New Roman" w:cs="Times New Roman"/>
+                <w:sz w:val="24"/>
+                <w:szCs w:val="24"/>
+              </w:rPr>
+              <w:t>expectedAnswer</w:t>
+            </w:r>
+            <w:proofErr w:type="spellEnd"/>
+            <w:r>
+              <w:rPr>
+                <w:rFonts w:ascii="Times New Roman" w:hAnsi="Times New Roman" w:cs="Times New Roman"/>
+                <w:sz w:val="24"/>
+                <w:szCs w:val="24"/>
+              </w:rPr>
+              <w:t xml:space="preserve">, </w:t>
+            </w:r>
+            <w:proofErr w:type="spellStart"/>
+            <w:r>
+              <w:rPr>
+                <w:rFonts w:ascii="Times New Roman" w:hAnsi="Times New Roman" w:cs="Times New Roman"/>
+                <w:sz w:val="24"/>
+                <w:szCs w:val="24"/>
+              </w:rPr>
+              <w:t>clueRewardId</w:t>
+            </w:r>
+            <w:proofErr w:type="spellEnd"/>
+          </w:p>
+        </w:tc>
+        <w:tc>
+          <w:tcPr>
+            <w:tcW w:w="3408" w:type="dxa"/>
+          </w:tcPr>
+          <w:p>
+            <w:pPr>
+              <w:spacing w:line="240" w:lineRule="auto"/>
+              <w:rPr>
+                <w:rFonts w:ascii="Times New Roman" w:hAnsi="Times New Roman" w:cs="Times New Roman"/>
+                <w:sz w:val="24"/>
+                <w:szCs w:val="24"/>
+              </w:rPr>
+            </w:pPr>
+            <w:r>
+              <w:rPr>
+                <w:rFonts w:ascii="Times New Roman" w:hAnsi="Times New Roman" w:cs="Times New Roman"/>
+                <w:sz w:val="24"/>
+                <w:szCs w:val="24"/>
+              </w:rPr>
+              <w:t>Вибрационная загадка и награда.</w:t>
+            </w:r>
+          </w:p>
+        </w:tc>
+      </w:tr>
     </w:tbl>
     <w:p>
       <w:pPr>
         <w:pStyle w:val="a9"/>
         <w:jc w:val="left"/>
         <w:rPr>
-          <w:lang w:eastAsia="ru-RU"/>
-        </w:rPr>
-      </w:pPr>
+          <w:lang w:val="en-US" w:eastAsia="ru-RU"/>
+        </w:rPr>
+      </w:pPr>
+    </w:p>
+    <w:p>
+      <w:pPr>
+        <w:pStyle w:val="a9"/>
+        <w:jc w:val="left"/>
+        <w:rPr>
+          <w:lang w:eastAsia="ru-RU"/>
+        </w:rPr>
+      </w:pPr>
+      <w:r>
+        <w:rPr>
+          <w:lang w:eastAsia="ru-RU"/>
+        </w:rPr>
+        <w:t>Добавить сюда диаграмму классов для этого слоя</w:t>
+      </w:r>
+    </w:p>
+    <w:p>
+      <w:pPr>
+        <w:pStyle w:val="a9"/>
+        <w:jc w:val="left"/>
+        <w:rPr>
+          <w:lang w:eastAsia="ru-RU"/>
+        </w:rPr>
+      </w:pPr>
+    </w:p>
+    <w:p>
+      <w:pPr>
+        <w:pStyle w:val="a9"/>
+        <w:jc w:val="left"/>
+        <w:rPr>
+          <w:lang w:eastAsia="ru-RU"/>
+        </w:rPr>
+      </w:pPr>
+    </w:p>
+    <w:p>
+      <w:pPr>
+        <w:pStyle w:val="3"/>
+        <w:numPr>
+          <w:ilvl w:val="2"/>
+          <w:numId w:val="1"/>
+        </w:numPr>
+        <w:ind w:left="0" w:firstLine="709"/>
+        <w:rPr>
+          <w:lang w:eastAsia="ru-RU"/>
+        </w:rPr>
+      </w:pPr>
+      <w:bookmarkStart w:id="23" w:name="_Toc243599235"/>
+      <w:r>
+        <w:rPr>
+          <w:lang w:eastAsia="ru-RU"/>
+        </w:rPr>
+        <w:t xml:space="preserve">Проектирование </w:t>
+      </w:r>
+      <w:r>
+        <w:rPr>
+          <w:lang w:val="en-US" w:eastAsia="ru-RU"/>
+        </w:rPr>
+        <w:t>use</w:t>
+      </w:r>
+      <w:r>
+        <w:rPr>
+          <w:lang w:eastAsia="ru-RU"/>
+        </w:rPr>
+        <w:t>-</w:t>
+      </w:r>
+      <w:r>
+        <w:rPr>
+          <w:lang w:val="en-US" w:eastAsia="ru-RU"/>
+        </w:rPr>
+        <w:t>cases</w:t>
+      </w:r>
+      <w:r>
+        <w:rPr>
+          <w:lang w:eastAsia="ru-RU"/>
+        </w:rPr>
+        <w:t xml:space="preserve"> </w:t>
+      </w:r>
+      <w:r>
+        <w:rPr>
+          <w:lang w:eastAsia="ru-RU"/>
+        </w:rPr>
+        <w:t>и интерфейсов проекта</w:t>
+      </w:r>
+      <w:bookmarkEnd w:id="23"/>
+    </w:p>
+    <w:p>
+      <w:pPr>
+        <w:pStyle w:val="a9"/>
+        <w:jc w:val="left"/>
+        <w:rPr>
+          <w:lang w:eastAsia="ru-RU"/>
+        </w:rPr>
+      </w:pPr>
+    </w:p>
+    <w:p>
+      <w:pPr>
+        <w:pStyle w:val="a9"/>
+        <w:jc w:val="left"/>
+        <w:rPr>
+          <w:lang w:eastAsia="ru-RU"/>
+        </w:rPr>
+      </w:pPr>
+    </w:p>
+    <w:tbl>
+      <w:tblPr>
+        <w:tblStyle w:val="a5"/>
+        <w:tblW w:w="0" w:type="auto"/>
+        <w:tblLook w:val="04A0" w:firstRow="1" w:lastRow="0" w:firstColumn="1" w:lastColumn="0" w:noHBand="0" w:noVBand="1"/>
+      </w:tblPr>
+      <w:tblGrid>
+        <w:gridCol w:w="4705"/>
+        <w:gridCol w:w="4640"/>
+      </w:tblGrid>
+      <w:tr>
+        <w:tc>
+          <w:tcPr>
+            <w:tcW w:w="5112" w:type="dxa"/>
+          </w:tcPr>
+          <w:p>
+            <w:pPr>
+              <w:spacing w:line="240" w:lineRule="auto"/>
+              <w:rPr>
+                <w:rFonts w:ascii="Times New Roman" w:hAnsi="Times New Roman" w:cs="Times New Roman"/>
+                <w:sz w:val="28"/>
+                <w:szCs w:val="28"/>
+              </w:rPr>
+            </w:pPr>
+            <w:proofErr w:type="spellStart"/>
+            <w:r>
+              <w:rPr>
+                <w:rFonts w:ascii="Times New Roman" w:hAnsi="Times New Roman" w:cs="Times New Roman"/>
+                <w:sz w:val="28"/>
+                <w:szCs w:val="28"/>
+              </w:rPr>
+              <w:t>Use</w:t>
+            </w:r>
+            <w:proofErr w:type="spellEnd"/>
+            <w:r>
+              <w:rPr>
+                <w:rFonts w:ascii="Times New Roman" w:hAnsi="Times New Roman" w:cs="Times New Roman"/>
+                <w:sz w:val="28"/>
+                <w:szCs w:val="28"/>
+              </w:rPr>
+              <w:t xml:space="preserve"> </w:t>
+            </w:r>
+            <w:proofErr w:type="spellStart"/>
+            <w:r>
+              <w:rPr>
+                <w:rFonts w:ascii="Times New Roman" w:hAnsi="Times New Roman" w:cs="Times New Roman"/>
+                <w:sz w:val="28"/>
+                <w:szCs w:val="28"/>
+              </w:rPr>
+              <w:t>case</w:t>
+            </w:r>
+            <w:proofErr w:type="spellEnd"/>
+          </w:p>
+        </w:tc>
+        <w:tc>
+          <w:tcPr>
+            <w:tcW w:w="5112" w:type="dxa"/>
+          </w:tcPr>
+          <w:p>
+            <w:pPr>
+              <w:spacing w:line="240" w:lineRule="auto"/>
+              <w:rPr>
+                <w:rFonts w:ascii="Times New Roman" w:hAnsi="Times New Roman" w:cs="Times New Roman"/>
+                <w:sz w:val="28"/>
+                <w:szCs w:val="28"/>
+              </w:rPr>
+            </w:pPr>
+            <w:r>
+              <w:rPr>
+                <w:rFonts w:ascii="Times New Roman" w:hAnsi="Times New Roman" w:cs="Times New Roman"/>
+                <w:sz w:val="28"/>
+                <w:szCs w:val="28"/>
+              </w:rPr>
+              <w:t>Назначение</w:t>
+            </w:r>
+          </w:p>
+        </w:tc>
+      </w:tr>
+      <w:tr>
+        <w:tc>
+          <w:tcPr>
+            <w:tcW w:w="5112" w:type="dxa"/>
+          </w:tcPr>
+          <w:p>
+            <w:pPr>
+              <w:spacing w:line="240" w:lineRule="auto"/>
+              <w:rPr>
+                <w:rFonts w:ascii="Times New Roman" w:hAnsi="Times New Roman" w:cs="Times New Roman"/>
+                <w:sz w:val="28"/>
+                <w:szCs w:val="28"/>
+              </w:rPr>
+            </w:pPr>
+            <w:proofErr w:type="spellStart"/>
+            <w:r>
+              <w:rPr>
+                <w:rFonts w:ascii="Times New Roman" w:hAnsi="Times New Roman" w:cs="Times New Roman"/>
+                <w:sz w:val="28"/>
+                <w:szCs w:val="28"/>
+              </w:rPr>
+              <w:t>SignIn</w:t>
+            </w:r>
+            <w:proofErr w:type="spellEnd"/>
+          </w:p>
+        </w:tc>
+        <w:tc>
+          <w:tcPr>
+            <w:tcW w:w="5112" w:type="dxa"/>
+          </w:tcPr>
+          <w:p>
+            <w:pPr>
+              <w:spacing w:line="240" w:lineRule="auto"/>
+              <w:rPr>
+                <w:rFonts w:ascii="Times New Roman" w:hAnsi="Times New Roman" w:cs="Times New Roman"/>
+                <w:sz w:val="28"/>
+                <w:szCs w:val="28"/>
+              </w:rPr>
+            </w:pPr>
+            <w:r>
+              <w:rPr>
+                <w:rFonts w:ascii="Times New Roman" w:hAnsi="Times New Roman" w:cs="Times New Roman"/>
+                <w:sz w:val="28"/>
+                <w:szCs w:val="28"/>
+              </w:rPr>
+              <w:t xml:space="preserve">Вход пользователя через </w:t>
+            </w:r>
+            <w:proofErr w:type="spellStart"/>
+            <w:r>
+              <w:rPr>
+                <w:rFonts w:ascii="Times New Roman" w:hAnsi="Times New Roman" w:cs="Times New Roman"/>
+                <w:sz w:val="28"/>
+                <w:szCs w:val="28"/>
+              </w:rPr>
+              <w:t>AuthRepository</w:t>
+            </w:r>
+            <w:proofErr w:type="spellEnd"/>
+            <w:r>
+              <w:rPr>
+                <w:rFonts w:ascii="Times New Roman" w:hAnsi="Times New Roman" w:cs="Times New Roman"/>
+                <w:sz w:val="28"/>
+                <w:szCs w:val="28"/>
+              </w:rPr>
+              <w:t>.</w:t>
+            </w:r>
+          </w:p>
+        </w:tc>
+      </w:tr>
+      <w:tr>
+        <w:tc>
+          <w:tcPr>
+            <w:tcW w:w="5112" w:type="dxa"/>
+          </w:tcPr>
+          <w:p>
+            <w:pPr>
+              <w:spacing w:line="240" w:lineRule="auto"/>
+              <w:rPr>
+                <w:rFonts w:ascii="Times New Roman" w:hAnsi="Times New Roman" w:cs="Times New Roman"/>
+                <w:sz w:val="28"/>
+                <w:szCs w:val="28"/>
+              </w:rPr>
+            </w:pPr>
+            <w:proofErr w:type="spellStart"/>
+            <w:r>
+              <w:rPr>
+                <w:rFonts w:ascii="Times New Roman" w:hAnsi="Times New Roman" w:cs="Times New Roman"/>
+                <w:sz w:val="28"/>
+                <w:szCs w:val="28"/>
+              </w:rPr>
+              <w:t>SignUp</w:t>
+            </w:r>
+            <w:proofErr w:type="spellEnd"/>
+          </w:p>
+        </w:tc>
+        <w:tc>
+          <w:tcPr>
+            <w:tcW w:w="5112" w:type="dxa"/>
+          </w:tcPr>
+          <w:p>
+            <w:pPr>
+              <w:spacing w:line="240" w:lineRule="auto"/>
+              <w:rPr>
+                <w:rFonts w:ascii="Times New Roman" w:hAnsi="Times New Roman" w:cs="Times New Roman"/>
+                <w:sz w:val="28"/>
+                <w:szCs w:val="28"/>
+              </w:rPr>
+            </w:pPr>
+            <w:r>
+              <w:rPr>
+                <w:rFonts w:ascii="Times New Roman" w:hAnsi="Times New Roman" w:cs="Times New Roman"/>
+                <w:sz w:val="28"/>
+                <w:szCs w:val="28"/>
+              </w:rPr>
+              <w:t>Регистрация пользователя.</w:t>
+            </w:r>
+          </w:p>
+        </w:tc>
+      </w:tr>
+      <w:tr>
+        <w:tc>
+          <w:tcPr>
+            <w:tcW w:w="5112" w:type="dxa"/>
+          </w:tcPr>
+          <w:p>
+            <w:pPr>
+              <w:spacing w:line="240" w:lineRule="auto"/>
+              <w:rPr>
+                <w:rFonts w:ascii="Times New Roman" w:hAnsi="Times New Roman" w:cs="Times New Roman"/>
+                <w:sz w:val="28"/>
+                <w:szCs w:val="28"/>
+              </w:rPr>
+            </w:pPr>
+            <w:proofErr w:type="spellStart"/>
+            <w:r>
+              <w:rPr>
+                <w:rFonts w:ascii="Times New Roman" w:hAnsi="Times New Roman" w:cs="Times New Roman"/>
+                <w:sz w:val="28"/>
+                <w:szCs w:val="28"/>
+              </w:rPr>
+              <w:t>LoadAvailableCases</w:t>
+            </w:r>
+            <w:proofErr w:type="spellEnd"/>
+          </w:p>
+        </w:tc>
+        <w:tc>
+          <w:tcPr>
+            <w:tcW w:w="5112" w:type="dxa"/>
+          </w:tcPr>
+          <w:p>
+            <w:pPr>
+              <w:spacing w:line="240" w:lineRule="auto"/>
+              <w:rPr>
+                <w:rFonts w:ascii="Times New Roman" w:hAnsi="Times New Roman" w:cs="Times New Roman"/>
+                <w:sz w:val="28"/>
+                <w:szCs w:val="28"/>
+              </w:rPr>
+            </w:pPr>
+            <w:r>
+              <w:rPr>
+                <w:rFonts w:ascii="Times New Roman" w:hAnsi="Times New Roman" w:cs="Times New Roman"/>
+                <w:sz w:val="28"/>
+                <w:szCs w:val="28"/>
+              </w:rPr>
+              <w:t>Получение списка доступных дел.</w:t>
+            </w:r>
+          </w:p>
+        </w:tc>
+      </w:tr>
+      <w:tr>
+        <w:tc>
+          <w:tcPr>
+            <w:tcW w:w="5112" w:type="dxa"/>
+          </w:tcPr>
+          <w:p>
+            <w:pPr>
+              <w:spacing w:line="240" w:lineRule="auto"/>
+              <w:rPr>
+                <w:rFonts w:ascii="Times New Roman" w:hAnsi="Times New Roman" w:cs="Times New Roman"/>
+                <w:sz w:val="28"/>
+                <w:szCs w:val="28"/>
+              </w:rPr>
+            </w:pPr>
+            <w:proofErr w:type="spellStart"/>
+            <w:r>
+              <w:rPr>
+                <w:rFonts w:ascii="Times New Roman" w:hAnsi="Times New Roman" w:cs="Times New Roman"/>
+                <w:sz w:val="28"/>
+                <w:szCs w:val="28"/>
+              </w:rPr>
+              <w:t>StartInvestigation</w:t>
+            </w:r>
+            <w:proofErr w:type="spellEnd"/>
+          </w:p>
+        </w:tc>
+        <w:tc>
+          <w:tcPr>
+            <w:tcW w:w="5112" w:type="dxa"/>
+          </w:tcPr>
+          <w:p>
+            <w:pPr>
+              <w:spacing w:line="240" w:lineRule="auto"/>
+              <w:rPr>
+                <w:rFonts w:ascii="Times New Roman" w:hAnsi="Times New Roman" w:cs="Times New Roman"/>
+                <w:sz w:val="28"/>
+                <w:szCs w:val="28"/>
+              </w:rPr>
+            </w:pPr>
+            <w:r>
+              <w:rPr>
+                <w:rFonts w:ascii="Times New Roman" w:hAnsi="Times New Roman" w:cs="Times New Roman"/>
+                <w:sz w:val="28"/>
+                <w:szCs w:val="28"/>
+              </w:rPr>
+              <w:t>Начало дела и создание/восстановление прогресса.</w:t>
+            </w:r>
+          </w:p>
+        </w:tc>
+      </w:tr>
+      <w:tr>
+        <w:tc>
+          <w:tcPr>
+            <w:tcW w:w="5112" w:type="dxa"/>
+          </w:tcPr>
+          <w:p>
+            <w:pPr>
+              <w:spacing w:line="240" w:lineRule="auto"/>
+              <w:rPr>
+                <w:rFonts w:ascii="Times New Roman" w:hAnsi="Times New Roman" w:cs="Times New Roman"/>
+                <w:sz w:val="28"/>
+                <w:szCs w:val="28"/>
+              </w:rPr>
+            </w:pPr>
+            <w:proofErr w:type="spellStart"/>
+            <w:r>
+              <w:rPr>
+                <w:rFonts w:ascii="Times New Roman" w:hAnsi="Times New Roman" w:cs="Times New Roman"/>
+                <w:sz w:val="28"/>
+                <w:szCs w:val="28"/>
+              </w:rPr>
+              <w:t>LoadSuspects</w:t>
+            </w:r>
+            <w:proofErr w:type="spellEnd"/>
+          </w:p>
+        </w:tc>
+        <w:tc>
+          <w:tcPr>
+            <w:tcW w:w="5112" w:type="dxa"/>
+          </w:tcPr>
+          <w:p>
+            <w:pPr>
+              <w:spacing w:line="240" w:lineRule="auto"/>
+              <w:rPr>
+                <w:rFonts w:ascii="Times New Roman" w:hAnsi="Times New Roman" w:cs="Times New Roman"/>
+                <w:sz w:val="28"/>
+                <w:szCs w:val="28"/>
+              </w:rPr>
+            </w:pPr>
+            <w:r>
+              <w:rPr>
+                <w:rFonts w:ascii="Times New Roman" w:hAnsi="Times New Roman" w:cs="Times New Roman"/>
+                <w:sz w:val="28"/>
+                <w:szCs w:val="28"/>
+              </w:rPr>
+              <w:t>Загрузка подозреваемых выбранного дела.</w:t>
+            </w:r>
+          </w:p>
+        </w:tc>
+      </w:tr>
+      <w:tr>
+        <w:tc>
+          <w:tcPr>
+            <w:tcW w:w="5112" w:type="dxa"/>
+          </w:tcPr>
+          <w:p>
+            <w:pPr>
+              <w:spacing w:line="240" w:lineRule="auto"/>
+              <w:rPr>
+                <w:rFonts w:ascii="Times New Roman" w:hAnsi="Times New Roman" w:cs="Times New Roman"/>
+                <w:sz w:val="28"/>
+                <w:szCs w:val="28"/>
+              </w:rPr>
+            </w:pPr>
+            <w:proofErr w:type="spellStart"/>
+            <w:r>
+              <w:rPr>
+                <w:rFonts w:ascii="Times New Roman" w:hAnsi="Times New Roman" w:cs="Times New Roman"/>
+                <w:sz w:val="28"/>
+                <w:szCs w:val="28"/>
+              </w:rPr>
+              <w:t>SendSuspectMessage</w:t>
+            </w:r>
+            <w:proofErr w:type="spellEnd"/>
+          </w:p>
+        </w:tc>
+        <w:tc>
+          <w:tcPr>
+            <w:tcW w:w="5112" w:type="dxa"/>
+          </w:tcPr>
+          <w:p>
+            <w:pPr>
+              <w:spacing w:line="240" w:lineRule="auto"/>
+              <w:rPr>
+                <w:rFonts w:ascii="Times New Roman" w:hAnsi="Times New Roman" w:cs="Times New Roman"/>
+                <w:sz w:val="28"/>
+                <w:szCs w:val="28"/>
+              </w:rPr>
+            </w:pPr>
+            <w:r>
+              <w:rPr>
+                <w:rFonts w:ascii="Times New Roman" w:hAnsi="Times New Roman" w:cs="Times New Roman"/>
+                <w:sz w:val="28"/>
+                <w:szCs w:val="28"/>
+              </w:rPr>
+              <w:t>Проверка текста, отправка вопроса и получение ответа персонажа.</w:t>
+            </w:r>
+          </w:p>
+        </w:tc>
+      </w:tr>
+      <w:tr>
+        <w:tc>
+          <w:tcPr>
+            <w:tcW w:w="5112" w:type="dxa"/>
+          </w:tcPr>
+          <w:p>
+            <w:pPr>
+              <w:spacing w:line="240" w:lineRule="auto"/>
+              <w:rPr>
+                <w:rFonts w:ascii="Times New Roman" w:hAnsi="Times New Roman" w:cs="Times New Roman"/>
+                <w:sz w:val="28"/>
+                <w:szCs w:val="28"/>
+              </w:rPr>
+            </w:pPr>
+            <w:proofErr w:type="spellStart"/>
+            <w:r>
+              <w:rPr>
+                <w:rFonts w:ascii="Times New Roman" w:hAnsi="Times New Roman" w:cs="Times New Roman"/>
+                <w:sz w:val="28"/>
+                <w:szCs w:val="28"/>
+              </w:rPr>
+              <w:t>LoadDialogueHistory</w:t>
+            </w:r>
+            <w:proofErr w:type="spellEnd"/>
+          </w:p>
+        </w:tc>
+        <w:tc>
+          <w:tcPr>
+            <w:tcW w:w="5112" w:type="dxa"/>
+          </w:tcPr>
+          <w:p>
+            <w:pPr>
+              <w:spacing w:line="240" w:lineRule="auto"/>
+              <w:rPr>
+                <w:rFonts w:ascii="Times New Roman" w:hAnsi="Times New Roman" w:cs="Times New Roman"/>
+                <w:sz w:val="28"/>
+                <w:szCs w:val="28"/>
+              </w:rPr>
+            </w:pPr>
+            <w:r>
+              <w:rPr>
+                <w:rFonts w:ascii="Times New Roman" w:hAnsi="Times New Roman" w:cs="Times New Roman"/>
+                <w:sz w:val="28"/>
+                <w:szCs w:val="28"/>
+              </w:rPr>
+              <w:t>Получение истории диалога.</w:t>
+            </w:r>
+          </w:p>
+        </w:tc>
+      </w:tr>
+      <w:tr>
+        <w:tc>
+          <w:tcPr>
+            <w:tcW w:w="5112" w:type="dxa"/>
+          </w:tcPr>
+          <w:p>
+            <w:pPr>
+              <w:spacing w:line="240" w:lineRule="auto"/>
+              <w:rPr>
+                <w:rFonts w:ascii="Times New Roman" w:hAnsi="Times New Roman" w:cs="Times New Roman"/>
+                <w:sz w:val="28"/>
+                <w:szCs w:val="28"/>
+              </w:rPr>
+            </w:pPr>
+            <w:proofErr w:type="spellStart"/>
+            <w:r>
+              <w:rPr>
+                <w:rFonts w:ascii="Times New Roman" w:hAnsi="Times New Roman" w:cs="Times New Roman"/>
+                <w:sz w:val="28"/>
+                <w:szCs w:val="28"/>
+              </w:rPr>
+              <w:t>CollectClue</w:t>
+            </w:r>
+            <w:proofErr w:type="spellEnd"/>
+          </w:p>
+        </w:tc>
+        <w:tc>
+          <w:tcPr>
+            <w:tcW w:w="5112" w:type="dxa"/>
+          </w:tcPr>
+          <w:p>
+            <w:pPr>
+              <w:spacing w:line="240" w:lineRule="auto"/>
+              <w:rPr>
+                <w:rFonts w:ascii="Times New Roman" w:hAnsi="Times New Roman" w:cs="Times New Roman"/>
+                <w:sz w:val="28"/>
+                <w:szCs w:val="28"/>
+              </w:rPr>
+            </w:pPr>
+            <w:r>
+              <w:rPr>
+                <w:rFonts w:ascii="Times New Roman" w:hAnsi="Times New Roman" w:cs="Times New Roman"/>
+                <w:sz w:val="28"/>
+                <w:szCs w:val="28"/>
+              </w:rPr>
+              <w:t>Проверка условия получения улики и обновление прогресса.</w:t>
+            </w:r>
+          </w:p>
+        </w:tc>
+      </w:tr>
+      <w:tr>
+        <w:tc>
+          <w:tcPr>
+            <w:tcW w:w="5112" w:type="dxa"/>
+          </w:tcPr>
+          <w:p>
+            <w:pPr>
+              <w:spacing w:line="240" w:lineRule="auto"/>
+              <w:rPr>
+                <w:rFonts w:ascii="Times New Roman" w:hAnsi="Times New Roman" w:cs="Times New Roman"/>
+                <w:sz w:val="28"/>
+                <w:szCs w:val="28"/>
+              </w:rPr>
+            </w:pPr>
+            <w:proofErr w:type="spellStart"/>
+            <w:r>
+              <w:rPr>
+                <w:rFonts w:ascii="Times New Roman" w:hAnsi="Times New Roman" w:cs="Times New Roman"/>
+                <w:sz w:val="28"/>
+                <w:szCs w:val="28"/>
+              </w:rPr>
+              <w:t>LoadClueJournal</w:t>
+            </w:r>
+            <w:proofErr w:type="spellEnd"/>
+          </w:p>
+        </w:tc>
+        <w:tc>
+          <w:tcPr>
+            <w:tcW w:w="5112" w:type="dxa"/>
+          </w:tcPr>
+          <w:p>
+            <w:pPr>
+              <w:spacing w:line="240" w:lineRule="auto"/>
+              <w:rPr>
+                <w:rFonts w:ascii="Times New Roman" w:hAnsi="Times New Roman" w:cs="Times New Roman"/>
+                <w:sz w:val="28"/>
+                <w:szCs w:val="28"/>
+              </w:rPr>
+            </w:pPr>
+            <w:r>
+              <w:rPr>
+                <w:rFonts w:ascii="Times New Roman" w:hAnsi="Times New Roman" w:cs="Times New Roman"/>
+                <w:sz w:val="28"/>
+                <w:szCs w:val="28"/>
+              </w:rPr>
+              <w:t>Загрузка полученных улик.</w:t>
+            </w:r>
+          </w:p>
+        </w:tc>
+      </w:tr>
+      <w:tr>
+        <w:tc>
+          <w:tcPr>
+            <w:tcW w:w="5112" w:type="dxa"/>
+          </w:tcPr>
+          <w:p>
+            <w:pPr>
+              <w:spacing w:line="240" w:lineRule="auto"/>
+              <w:rPr>
+                <w:rFonts w:ascii="Times New Roman" w:hAnsi="Times New Roman" w:cs="Times New Roman"/>
+                <w:sz w:val="28"/>
+                <w:szCs w:val="28"/>
+              </w:rPr>
+            </w:pPr>
+            <w:proofErr w:type="spellStart"/>
+            <w:r>
+              <w:rPr>
+                <w:rFonts w:ascii="Times New Roman" w:hAnsi="Times New Roman" w:cs="Times New Roman"/>
+                <w:sz w:val="28"/>
+                <w:szCs w:val="28"/>
+              </w:rPr>
+              <w:t>PlayMorsePuzzle</w:t>
+            </w:r>
+            <w:proofErr w:type="spellEnd"/>
+          </w:p>
+        </w:tc>
+        <w:tc>
+          <w:tcPr>
+            <w:tcW w:w="5112" w:type="dxa"/>
+          </w:tcPr>
+          <w:p>
+            <w:pPr>
+              <w:spacing w:line="240" w:lineRule="auto"/>
+              <w:rPr>
+                <w:rFonts w:ascii="Times New Roman" w:hAnsi="Times New Roman" w:cs="Times New Roman"/>
+                <w:sz w:val="28"/>
+                <w:szCs w:val="28"/>
+              </w:rPr>
+            </w:pPr>
+            <w:r>
+              <w:rPr>
+                <w:rFonts w:ascii="Times New Roman" w:hAnsi="Times New Roman" w:cs="Times New Roman"/>
+                <w:sz w:val="28"/>
+                <w:szCs w:val="28"/>
+              </w:rPr>
+              <w:t>Проверка ответа на загадку Морзе и выдача награды.</w:t>
+            </w:r>
+          </w:p>
+        </w:tc>
+      </w:tr>
+      <w:tr>
+        <w:tc>
+          <w:tcPr>
+            <w:tcW w:w="5112" w:type="dxa"/>
+          </w:tcPr>
+          <w:p>
+            <w:pPr>
+              <w:spacing w:line="240" w:lineRule="auto"/>
+              <w:rPr>
+                <w:rFonts w:ascii="Times New Roman" w:hAnsi="Times New Roman" w:cs="Times New Roman"/>
+                <w:sz w:val="28"/>
+                <w:szCs w:val="28"/>
+              </w:rPr>
+            </w:pPr>
+            <w:proofErr w:type="spellStart"/>
+            <w:r>
+              <w:rPr>
+                <w:rFonts w:ascii="Times New Roman" w:hAnsi="Times New Roman" w:cs="Times New Roman"/>
+                <w:sz w:val="28"/>
+                <w:szCs w:val="28"/>
+              </w:rPr>
+              <w:t>SubmitAccusation</w:t>
+            </w:r>
+            <w:proofErr w:type="spellEnd"/>
+          </w:p>
+        </w:tc>
+        <w:tc>
+          <w:tcPr>
+            <w:tcW w:w="5112" w:type="dxa"/>
+          </w:tcPr>
+          <w:p>
+            <w:pPr>
+              <w:spacing w:line="240" w:lineRule="auto"/>
+              <w:rPr>
+                <w:rFonts w:ascii="Times New Roman" w:hAnsi="Times New Roman" w:cs="Times New Roman"/>
+                <w:sz w:val="28"/>
+                <w:szCs w:val="28"/>
+              </w:rPr>
+            </w:pPr>
+            <w:r>
+              <w:rPr>
+                <w:rFonts w:ascii="Times New Roman" w:hAnsi="Times New Roman" w:cs="Times New Roman"/>
+                <w:sz w:val="28"/>
+                <w:szCs w:val="28"/>
+              </w:rPr>
+              <w:t>Фиксация подозреваемого и показ результата.</w:t>
+            </w:r>
+          </w:p>
+        </w:tc>
+      </w:tr>
+      <w:tr>
+        <w:tc>
+          <w:tcPr>
+            <w:tcW w:w="5112" w:type="dxa"/>
+          </w:tcPr>
+          <w:p>
+            <w:pPr>
+              <w:spacing w:line="240" w:lineRule="auto"/>
+              <w:rPr>
+                <w:rFonts w:ascii="Times New Roman" w:hAnsi="Times New Roman" w:cs="Times New Roman"/>
+                <w:sz w:val="28"/>
+                <w:szCs w:val="28"/>
+              </w:rPr>
+            </w:pPr>
+            <w:proofErr w:type="spellStart"/>
+            <w:r>
+              <w:rPr>
+                <w:rFonts w:ascii="Times New Roman" w:hAnsi="Times New Roman" w:cs="Times New Roman"/>
+                <w:sz w:val="28"/>
+                <w:szCs w:val="28"/>
+              </w:rPr>
+              <w:lastRenderedPageBreak/>
+              <w:t>RestoreInvestigationProgress</w:t>
+            </w:r>
+            <w:proofErr w:type="spellEnd"/>
+          </w:p>
+        </w:tc>
+        <w:tc>
+          <w:tcPr>
+            <w:tcW w:w="5112" w:type="dxa"/>
+          </w:tcPr>
+          <w:p>
+            <w:pPr>
+              <w:spacing w:line="240" w:lineRule="auto"/>
+              <w:rPr>
+                <w:rFonts w:ascii="Times New Roman" w:hAnsi="Times New Roman" w:cs="Times New Roman"/>
+                <w:sz w:val="28"/>
+                <w:szCs w:val="28"/>
+              </w:rPr>
+            </w:pPr>
+            <w:r>
+              <w:rPr>
+                <w:rFonts w:ascii="Times New Roman" w:hAnsi="Times New Roman" w:cs="Times New Roman"/>
+                <w:sz w:val="28"/>
+                <w:szCs w:val="28"/>
+              </w:rPr>
+              <w:t>Восстановление прогресса после перезапуска.</w:t>
+            </w:r>
+          </w:p>
+        </w:tc>
+      </w:tr>
+    </w:tbl>
+    <w:p>
+      <w:pPr>
+        <w:pStyle w:val="a9"/>
+        <w:jc w:val="left"/>
+        <w:rPr>
+          <w:lang w:eastAsia="ru-RU"/>
+        </w:rPr>
+      </w:pPr>
+    </w:p>
+    <w:p>
+      <w:pPr>
+        <w:pStyle w:val="a9"/>
+        <w:jc w:val="left"/>
+        <w:rPr>
+          <w:lang w:eastAsia="ru-RU"/>
+        </w:rPr>
+      </w:pPr>
+    </w:p>
+    <w:p>
+      <w:pPr>
+        <w:pStyle w:val="a9"/>
+        <w:jc w:val="left"/>
+        <w:rPr>
+          <w:lang w:eastAsia="ru-RU"/>
+        </w:rPr>
+      </w:pPr>
+    </w:p>
+    <w:tbl>
+      <w:tblPr>
+        <w:tblStyle w:val="a5"/>
+        <w:tblW w:w="0" w:type="auto"/>
+        <w:tblLook w:val="04A0" w:firstRow="1" w:lastRow="0" w:firstColumn="1" w:lastColumn="0" w:noHBand="0" w:noVBand="1"/>
+      </w:tblPr>
+      <w:tblGrid>
+        <w:gridCol w:w="3105"/>
+        <w:gridCol w:w="3336"/>
+        <w:gridCol w:w="2904"/>
+      </w:tblGrid>
+      <w:tr>
+        <w:tc>
+          <w:tcPr>
+            <w:tcW w:w="3408" w:type="dxa"/>
+          </w:tcPr>
+          <w:p>
+            <w:pPr>
+              <w:spacing w:line="240" w:lineRule="auto"/>
+              <w:rPr>
+                <w:rFonts w:ascii="Times New Roman" w:hAnsi="Times New Roman" w:cs="Times New Roman"/>
+                <w:sz w:val="28"/>
+                <w:szCs w:val="28"/>
+              </w:rPr>
+            </w:pPr>
+            <w:r>
+              <w:rPr>
+                <w:rFonts w:ascii="Times New Roman" w:hAnsi="Times New Roman" w:cs="Times New Roman"/>
+                <w:sz w:val="28"/>
+                <w:szCs w:val="28"/>
+              </w:rPr>
+              <w:t>Интерфейс</w:t>
+            </w:r>
+          </w:p>
+        </w:tc>
+        <w:tc>
+          <w:tcPr>
+            <w:tcW w:w="3408" w:type="dxa"/>
+          </w:tcPr>
+          <w:p>
+            <w:pPr>
+              <w:spacing w:line="240" w:lineRule="auto"/>
+              <w:rPr>
+                <w:rFonts w:ascii="Times New Roman" w:hAnsi="Times New Roman" w:cs="Times New Roman"/>
+                <w:sz w:val="28"/>
+                <w:szCs w:val="28"/>
+              </w:rPr>
+            </w:pPr>
+            <w:r>
+              <w:rPr>
+                <w:rFonts w:ascii="Times New Roman" w:hAnsi="Times New Roman" w:cs="Times New Roman"/>
+                <w:sz w:val="28"/>
+                <w:szCs w:val="28"/>
+              </w:rPr>
+              <w:t>Пример операций</w:t>
+            </w:r>
+          </w:p>
+        </w:tc>
+        <w:tc>
+          <w:tcPr>
+            <w:tcW w:w="3408" w:type="dxa"/>
+          </w:tcPr>
+          <w:p>
+            <w:pPr>
+              <w:spacing w:line="240" w:lineRule="auto"/>
+              <w:rPr>
+                <w:rFonts w:ascii="Times New Roman" w:hAnsi="Times New Roman" w:cs="Times New Roman"/>
+                <w:sz w:val="28"/>
+                <w:szCs w:val="28"/>
+              </w:rPr>
+            </w:pPr>
+            <w:r>
+              <w:rPr>
+                <w:rFonts w:ascii="Times New Roman" w:hAnsi="Times New Roman" w:cs="Times New Roman"/>
+                <w:sz w:val="28"/>
+                <w:szCs w:val="28"/>
+              </w:rPr>
+              <w:t>Ответственность</w:t>
+            </w:r>
+          </w:p>
+        </w:tc>
+      </w:tr>
+      <w:tr>
+        <w:tc>
+          <w:tcPr>
+            <w:tcW w:w="3408" w:type="dxa"/>
+          </w:tcPr>
+          <w:p>
+            <w:pPr>
+              <w:spacing w:line="240" w:lineRule="auto"/>
+              <w:rPr>
+                <w:rFonts w:ascii="Times New Roman" w:hAnsi="Times New Roman" w:cs="Times New Roman"/>
+                <w:sz w:val="28"/>
+                <w:szCs w:val="28"/>
+              </w:rPr>
+            </w:pPr>
+            <w:proofErr w:type="spellStart"/>
+            <w:r>
+              <w:rPr>
+                <w:rFonts w:ascii="Times New Roman" w:hAnsi="Times New Roman" w:cs="Times New Roman"/>
+                <w:sz w:val="28"/>
+                <w:szCs w:val="28"/>
+              </w:rPr>
+              <w:t>AuthRepository</w:t>
+            </w:r>
+            <w:proofErr w:type="spellEnd"/>
+          </w:p>
+        </w:tc>
+        <w:tc>
+          <w:tcPr>
+            <w:tcW w:w="3408" w:type="dxa"/>
+          </w:tcPr>
+          <w:p>
+            <w:pPr>
+              <w:spacing w:line="240" w:lineRule="auto"/>
+              <w:rPr>
+                <w:rFonts w:ascii="Times New Roman" w:hAnsi="Times New Roman" w:cs="Times New Roman"/>
+                <w:sz w:val="28"/>
+                <w:szCs w:val="28"/>
+              </w:rPr>
+            </w:pPr>
+            <w:proofErr w:type="spellStart"/>
+            <w:r>
+              <w:rPr>
+                <w:rFonts w:ascii="Times New Roman" w:hAnsi="Times New Roman" w:cs="Times New Roman"/>
+                <w:sz w:val="28"/>
+                <w:szCs w:val="28"/>
+              </w:rPr>
+              <w:t>signIn</w:t>
+            </w:r>
+            <w:proofErr w:type="spellEnd"/>
+            <w:r>
+              <w:rPr>
+                <w:rFonts w:ascii="Times New Roman" w:hAnsi="Times New Roman" w:cs="Times New Roman"/>
+                <w:sz w:val="28"/>
+                <w:szCs w:val="28"/>
+              </w:rPr>
+              <w:t xml:space="preserve">(), </w:t>
+            </w:r>
+            <w:proofErr w:type="spellStart"/>
+            <w:r>
+              <w:rPr>
+                <w:rFonts w:ascii="Times New Roman" w:hAnsi="Times New Roman" w:cs="Times New Roman"/>
+                <w:sz w:val="28"/>
+                <w:szCs w:val="28"/>
+              </w:rPr>
+              <w:t>signUp</w:t>
+            </w:r>
+            <w:proofErr w:type="spellEnd"/>
+            <w:r>
+              <w:rPr>
+                <w:rFonts w:ascii="Times New Roman" w:hAnsi="Times New Roman" w:cs="Times New Roman"/>
+                <w:sz w:val="28"/>
+                <w:szCs w:val="28"/>
+              </w:rPr>
+              <w:t xml:space="preserve">(), </w:t>
+            </w:r>
+            <w:proofErr w:type="spellStart"/>
+            <w:r>
+              <w:rPr>
+                <w:rFonts w:ascii="Times New Roman" w:hAnsi="Times New Roman" w:cs="Times New Roman"/>
+                <w:sz w:val="28"/>
+                <w:szCs w:val="28"/>
+              </w:rPr>
+              <w:t>signOut</w:t>
+            </w:r>
+            <w:proofErr w:type="spellEnd"/>
+            <w:r>
+              <w:rPr>
+                <w:rFonts w:ascii="Times New Roman" w:hAnsi="Times New Roman" w:cs="Times New Roman"/>
+                <w:sz w:val="28"/>
+                <w:szCs w:val="28"/>
+              </w:rPr>
+              <w:t xml:space="preserve">(), </w:t>
+            </w:r>
+            <w:proofErr w:type="spellStart"/>
+            <w:r>
+              <w:rPr>
+                <w:rFonts w:ascii="Times New Roman" w:hAnsi="Times New Roman" w:cs="Times New Roman"/>
+                <w:sz w:val="28"/>
+                <w:szCs w:val="28"/>
+              </w:rPr>
+              <w:t>currentUser</w:t>
+            </w:r>
+            <w:proofErr w:type="spellEnd"/>
+            <w:r>
+              <w:rPr>
+                <w:rFonts w:ascii="Times New Roman" w:hAnsi="Times New Roman" w:cs="Times New Roman"/>
+                <w:sz w:val="28"/>
+                <w:szCs w:val="28"/>
+              </w:rPr>
+              <w:t>()</w:t>
+            </w:r>
+          </w:p>
+        </w:tc>
+        <w:tc>
+          <w:tcPr>
+            <w:tcW w:w="3408" w:type="dxa"/>
+          </w:tcPr>
+          <w:p>
+            <w:pPr>
+              <w:spacing w:line="240" w:lineRule="auto"/>
+              <w:rPr>
+                <w:rFonts w:ascii="Times New Roman" w:hAnsi="Times New Roman" w:cs="Times New Roman"/>
+                <w:sz w:val="28"/>
+                <w:szCs w:val="28"/>
+              </w:rPr>
+            </w:pPr>
+            <w:r>
+              <w:rPr>
+                <w:rFonts w:ascii="Times New Roman" w:hAnsi="Times New Roman" w:cs="Times New Roman"/>
+                <w:sz w:val="28"/>
+                <w:szCs w:val="28"/>
+              </w:rPr>
+              <w:t>Авторизация и сессия.</w:t>
+            </w:r>
+          </w:p>
+        </w:tc>
+      </w:tr>
+      <w:tr>
+        <w:tc>
+          <w:tcPr>
+            <w:tcW w:w="3408" w:type="dxa"/>
+          </w:tcPr>
+          <w:p>
+            <w:pPr>
+              <w:spacing w:line="240" w:lineRule="auto"/>
+              <w:rPr>
+                <w:rFonts w:ascii="Times New Roman" w:hAnsi="Times New Roman" w:cs="Times New Roman"/>
+                <w:sz w:val="28"/>
+                <w:szCs w:val="28"/>
+              </w:rPr>
+            </w:pPr>
+            <w:proofErr w:type="spellStart"/>
+            <w:r>
+              <w:rPr>
+                <w:rFonts w:ascii="Times New Roman" w:hAnsi="Times New Roman" w:cs="Times New Roman"/>
+                <w:sz w:val="28"/>
+                <w:szCs w:val="28"/>
+              </w:rPr>
+              <w:t>CaseRepository</w:t>
+            </w:r>
+            <w:proofErr w:type="spellEnd"/>
+          </w:p>
+        </w:tc>
+        <w:tc>
+          <w:tcPr>
+            <w:tcW w:w="3408" w:type="dxa"/>
+          </w:tcPr>
+          <w:p>
+            <w:pPr>
+              <w:spacing w:line="240" w:lineRule="auto"/>
+              <w:rPr>
+                <w:rFonts w:ascii="Times New Roman" w:hAnsi="Times New Roman" w:cs="Times New Roman"/>
+                <w:sz w:val="28"/>
+                <w:szCs w:val="28"/>
+                <w:lang w:val="en-US"/>
+              </w:rPr>
+            </w:pPr>
+            <w:proofErr w:type="spellStart"/>
+            <w:r>
+              <w:rPr>
+                <w:rFonts w:ascii="Times New Roman" w:hAnsi="Times New Roman" w:cs="Times New Roman"/>
+                <w:sz w:val="28"/>
+                <w:szCs w:val="28"/>
+                <w:lang w:val="en-US"/>
+              </w:rPr>
+              <w:t>getAvailableCases</w:t>
+            </w:r>
+            <w:proofErr w:type="spellEnd"/>
+            <w:r>
+              <w:rPr>
+                <w:rFonts w:ascii="Times New Roman" w:hAnsi="Times New Roman" w:cs="Times New Roman"/>
+                <w:sz w:val="28"/>
+                <w:szCs w:val="28"/>
+                <w:lang w:val="en-US"/>
+              </w:rPr>
+              <w:t xml:space="preserve">(), </w:t>
+            </w:r>
+            <w:proofErr w:type="spellStart"/>
+            <w:r>
+              <w:rPr>
+                <w:rFonts w:ascii="Times New Roman" w:hAnsi="Times New Roman" w:cs="Times New Roman"/>
+                <w:sz w:val="28"/>
+                <w:szCs w:val="28"/>
+                <w:lang w:val="en-US"/>
+              </w:rPr>
+              <w:t>getCase</w:t>
+            </w:r>
+            <w:proofErr w:type="spellEnd"/>
+            <w:r>
+              <w:rPr>
+                <w:rFonts w:ascii="Times New Roman" w:hAnsi="Times New Roman" w:cs="Times New Roman"/>
+                <w:sz w:val="28"/>
+                <w:szCs w:val="28"/>
+                <w:lang w:val="en-US"/>
+              </w:rPr>
+              <w:t xml:space="preserve">(id), </w:t>
+            </w:r>
+            <w:proofErr w:type="spellStart"/>
+            <w:r>
+              <w:rPr>
+                <w:rFonts w:ascii="Times New Roman" w:hAnsi="Times New Roman" w:cs="Times New Roman"/>
+                <w:sz w:val="28"/>
+                <w:szCs w:val="28"/>
+                <w:lang w:val="en-US"/>
+              </w:rPr>
+              <w:t>startCase</w:t>
+            </w:r>
+            <w:proofErr w:type="spellEnd"/>
+            <w:r>
+              <w:rPr>
+                <w:rFonts w:ascii="Times New Roman" w:hAnsi="Times New Roman" w:cs="Times New Roman"/>
+                <w:sz w:val="28"/>
+                <w:szCs w:val="28"/>
+                <w:lang w:val="en-US"/>
+              </w:rPr>
+              <w:t>(id)</w:t>
+            </w:r>
+          </w:p>
+        </w:tc>
+        <w:tc>
+          <w:tcPr>
+            <w:tcW w:w="3408" w:type="dxa"/>
+          </w:tcPr>
+          <w:p>
+            <w:pPr>
+              <w:spacing w:line="240" w:lineRule="auto"/>
+              <w:rPr>
+                <w:rFonts w:ascii="Times New Roman" w:hAnsi="Times New Roman" w:cs="Times New Roman"/>
+                <w:sz w:val="28"/>
+                <w:szCs w:val="28"/>
+              </w:rPr>
+            </w:pPr>
+            <w:r>
+              <w:rPr>
+                <w:rFonts w:ascii="Times New Roman" w:hAnsi="Times New Roman" w:cs="Times New Roman"/>
+                <w:sz w:val="28"/>
+                <w:szCs w:val="28"/>
+              </w:rPr>
+              <w:t>Получение и начало дела.</w:t>
+            </w:r>
+          </w:p>
+        </w:tc>
+      </w:tr>
+      <w:tr>
+        <w:tc>
+          <w:tcPr>
+            <w:tcW w:w="3408" w:type="dxa"/>
+          </w:tcPr>
+          <w:p>
+            <w:pPr>
+              <w:spacing w:line="240" w:lineRule="auto"/>
+              <w:rPr>
+                <w:rFonts w:ascii="Times New Roman" w:hAnsi="Times New Roman" w:cs="Times New Roman"/>
+                <w:sz w:val="28"/>
+                <w:szCs w:val="28"/>
+              </w:rPr>
+            </w:pPr>
+            <w:proofErr w:type="spellStart"/>
+            <w:r>
+              <w:rPr>
+                <w:rFonts w:ascii="Times New Roman" w:hAnsi="Times New Roman" w:cs="Times New Roman"/>
+                <w:sz w:val="28"/>
+                <w:szCs w:val="28"/>
+              </w:rPr>
+              <w:t>SuspectRepository</w:t>
+            </w:r>
+            <w:proofErr w:type="spellEnd"/>
+          </w:p>
+        </w:tc>
+        <w:tc>
+          <w:tcPr>
+            <w:tcW w:w="3408" w:type="dxa"/>
+          </w:tcPr>
+          <w:p>
+            <w:pPr>
+              <w:spacing w:line="240" w:lineRule="auto"/>
+              <w:rPr>
+                <w:rFonts w:ascii="Times New Roman" w:hAnsi="Times New Roman" w:cs="Times New Roman"/>
+                <w:sz w:val="28"/>
+                <w:szCs w:val="28"/>
+              </w:rPr>
+            </w:pPr>
+            <w:proofErr w:type="spellStart"/>
+            <w:r>
+              <w:rPr>
+                <w:rFonts w:ascii="Times New Roman" w:hAnsi="Times New Roman" w:cs="Times New Roman"/>
+                <w:sz w:val="28"/>
+                <w:szCs w:val="28"/>
+              </w:rPr>
+              <w:t>getSuspects</w:t>
+            </w:r>
+            <w:proofErr w:type="spellEnd"/>
+            <w:r>
+              <w:rPr>
+                <w:rFonts w:ascii="Times New Roman" w:hAnsi="Times New Roman" w:cs="Times New Roman"/>
+                <w:sz w:val="28"/>
+                <w:szCs w:val="28"/>
+              </w:rPr>
+              <w:t>(</w:t>
+            </w:r>
+            <w:proofErr w:type="spellStart"/>
+            <w:r>
+              <w:rPr>
+                <w:rFonts w:ascii="Times New Roman" w:hAnsi="Times New Roman" w:cs="Times New Roman"/>
+                <w:sz w:val="28"/>
+                <w:szCs w:val="28"/>
+              </w:rPr>
+              <w:t>caseId</w:t>
+            </w:r>
+            <w:proofErr w:type="spellEnd"/>
+            <w:r>
+              <w:rPr>
+                <w:rFonts w:ascii="Times New Roman" w:hAnsi="Times New Roman" w:cs="Times New Roman"/>
+                <w:sz w:val="28"/>
+                <w:szCs w:val="28"/>
+              </w:rPr>
+              <w:t xml:space="preserve">), </w:t>
+            </w:r>
+            <w:proofErr w:type="spellStart"/>
+            <w:r>
+              <w:rPr>
+                <w:rFonts w:ascii="Times New Roman" w:hAnsi="Times New Roman" w:cs="Times New Roman"/>
+                <w:sz w:val="28"/>
+                <w:szCs w:val="28"/>
+              </w:rPr>
+              <w:t>getSuspect</w:t>
+            </w:r>
+            <w:proofErr w:type="spellEnd"/>
+            <w:r>
+              <w:rPr>
+                <w:rFonts w:ascii="Times New Roman" w:hAnsi="Times New Roman" w:cs="Times New Roman"/>
+                <w:sz w:val="28"/>
+                <w:szCs w:val="28"/>
+              </w:rPr>
+              <w:t>(</w:t>
+            </w:r>
+            <w:proofErr w:type="spellStart"/>
+            <w:r>
+              <w:rPr>
+                <w:rFonts w:ascii="Times New Roman" w:hAnsi="Times New Roman" w:cs="Times New Roman"/>
+                <w:sz w:val="28"/>
+                <w:szCs w:val="28"/>
+              </w:rPr>
+              <w:t>id</w:t>
+            </w:r>
+            <w:proofErr w:type="spellEnd"/>
+            <w:r>
+              <w:rPr>
+                <w:rFonts w:ascii="Times New Roman" w:hAnsi="Times New Roman" w:cs="Times New Roman"/>
+                <w:sz w:val="28"/>
+                <w:szCs w:val="28"/>
+              </w:rPr>
+              <w:t>)</w:t>
+            </w:r>
+          </w:p>
+        </w:tc>
+        <w:tc>
+          <w:tcPr>
+            <w:tcW w:w="3408" w:type="dxa"/>
+          </w:tcPr>
+          <w:p>
+            <w:pPr>
+              <w:spacing w:line="240" w:lineRule="auto"/>
+              <w:rPr>
+                <w:rFonts w:ascii="Times New Roman" w:hAnsi="Times New Roman" w:cs="Times New Roman"/>
+                <w:sz w:val="28"/>
+                <w:szCs w:val="28"/>
+              </w:rPr>
+            </w:pPr>
+            <w:r>
+              <w:rPr>
+                <w:rFonts w:ascii="Times New Roman" w:hAnsi="Times New Roman" w:cs="Times New Roman"/>
+                <w:sz w:val="28"/>
+                <w:szCs w:val="28"/>
+              </w:rPr>
+              <w:t>Данные подозреваемых.</w:t>
+            </w:r>
+          </w:p>
+        </w:tc>
+      </w:tr>
+      <w:tr>
+        <w:tc>
+          <w:tcPr>
+            <w:tcW w:w="3408" w:type="dxa"/>
+          </w:tcPr>
+          <w:p>
+            <w:pPr>
+              <w:spacing w:line="240" w:lineRule="auto"/>
+              <w:rPr>
+                <w:rFonts w:ascii="Times New Roman" w:hAnsi="Times New Roman" w:cs="Times New Roman"/>
+                <w:sz w:val="28"/>
+                <w:szCs w:val="28"/>
+              </w:rPr>
+            </w:pPr>
+            <w:proofErr w:type="spellStart"/>
+            <w:r>
+              <w:rPr>
+                <w:rFonts w:ascii="Times New Roman" w:hAnsi="Times New Roman" w:cs="Times New Roman"/>
+                <w:sz w:val="28"/>
+                <w:szCs w:val="28"/>
+              </w:rPr>
+              <w:t>DialogueRepository</w:t>
+            </w:r>
+            <w:proofErr w:type="spellEnd"/>
+          </w:p>
+        </w:tc>
+        <w:tc>
+          <w:tcPr>
+            <w:tcW w:w="3408" w:type="dxa"/>
+          </w:tcPr>
+          <w:p>
+            <w:pPr>
+              <w:spacing w:line="240" w:lineRule="auto"/>
+              <w:rPr>
+                <w:rFonts w:ascii="Times New Roman" w:hAnsi="Times New Roman" w:cs="Times New Roman"/>
+                <w:sz w:val="28"/>
+                <w:szCs w:val="28"/>
+              </w:rPr>
+            </w:pPr>
+            <w:proofErr w:type="spellStart"/>
+            <w:r>
+              <w:rPr>
+                <w:rFonts w:ascii="Times New Roman" w:hAnsi="Times New Roman" w:cs="Times New Roman"/>
+                <w:sz w:val="28"/>
+                <w:szCs w:val="28"/>
+              </w:rPr>
+              <w:t>getHistory</w:t>
+            </w:r>
+            <w:proofErr w:type="spellEnd"/>
+            <w:r>
+              <w:rPr>
+                <w:rFonts w:ascii="Times New Roman" w:hAnsi="Times New Roman" w:cs="Times New Roman"/>
+                <w:sz w:val="28"/>
+                <w:szCs w:val="28"/>
+              </w:rPr>
+              <w:t>(</w:t>
+            </w:r>
+            <w:proofErr w:type="spellStart"/>
+            <w:r>
+              <w:rPr>
+                <w:rFonts w:ascii="Times New Roman" w:hAnsi="Times New Roman" w:cs="Times New Roman"/>
+                <w:sz w:val="28"/>
+                <w:szCs w:val="28"/>
+              </w:rPr>
+              <w:t>caseId</w:t>
+            </w:r>
+            <w:proofErr w:type="spellEnd"/>
+            <w:r>
+              <w:rPr>
+                <w:rFonts w:ascii="Times New Roman" w:hAnsi="Times New Roman" w:cs="Times New Roman"/>
+                <w:sz w:val="28"/>
+                <w:szCs w:val="28"/>
+              </w:rPr>
+              <w:t xml:space="preserve">, </w:t>
+            </w:r>
+            <w:proofErr w:type="spellStart"/>
+            <w:r>
+              <w:rPr>
+                <w:rFonts w:ascii="Times New Roman" w:hAnsi="Times New Roman" w:cs="Times New Roman"/>
+                <w:sz w:val="28"/>
+                <w:szCs w:val="28"/>
+              </w:rPr>
+              <w:t>suspectId</w:t>
+            </w:r>
+            <w:proofErr w:type="spellEnd"/>
+            <w:r>
+              <w:rPr>
+                <w:rFonts w:ascii="Times New Roman" w:hAnsi="Times New Roman" w:cs="Times New Roman"/>
+                <w:sz w:val="28"/>
+                <w:szCs w:val="28"/>
+              </w:rPr>
+              <w:t xml:space="preserve">), </w:t>
+            </w:r>
+            <w:proofErr w:type="spellStart"/>
+            <w:r>
+              <w:rPr>
+                <w:rFonts w:ascii="Times New Roman" w:hAnsi="Times New Roman" w:cs="Times New Roman"/>
+                <w:sz w:val="28"/>
+                <w:szCs w:val="28"/>
+              </w:rPr>
+              <w:t>sendMessage</w:t>
+            </w:r>
+            <w:proofErr w:type="spellEnd"/>
+            <w:r>
+              <w:rPr>
+                <w:rFonts w:ascii="Times New Roman" w:hAnsi="Times New Roman" w:cs="Times New Roman"/>
+                <w:sz w:val="28"/>
+                <w:szCs w:val="28"/>
+              </w:rPr>
+              <w:t>(...)</w:t>
+            </w:r>
+          </w:p>
+        </w:tc>
+        <w:tc>
+          <w:tcPr>
+            <w:tcW w:w="3408" w:type="dxa"/>
+          </w:tcPr>
+          <w:p>
+            <w:pPr>
+              <w:spacing w:line="240" w:lineRule="auto"/>
+              <w:rPr>
+                <w:rFonts w:ascii="Times New Roman" w:hAnsi="Times New Roman" w:cs="Times New Roman"/>
+                <w:sz w:val="28"/>
+                <w:szCs w:val="28"/>
+              </w:rPr>
+            </w:pPr>
+            <w:r>
+              <w:rPr>
+                <w:rFonts w:ascii="Times New Roman" w:hAnsi="Times New Roman" w:cs="Times New Roman"/>
+                <w:sz w:val="28"/>
+                <w:szCs w:val="28"/>
+              </w:rPr>
+              <w:t xml:space="preserve">История и отправка вопроса через </w:t>
+            </w:r>
+            <w:proofErr w:type="spellStart"/>
+            <w:r>
+              <w:rPr>
+                <w:rFonts w:ascii="Times New Roman" w:hAnsi="Times New Roman" w:cs="Times New Roman"/>
+                <w:sz w:val="28"/>
+                <w:szCs w:val="28"/>
+              </w:rPr>
+              <w:t>Edge</w:t>
+            </w:r>
+            <w:proofErr w:type="spellEnd"/>
+            <w:r>
+              <w:rPr>
+                <w:rFonts w:ascii="Times New Roman" w:hAnsi="Times New Roman" w:cs="Times New Roman"/>
+                <w:sz w:val="28"/>
+                <w:szCs w:val="28"/>
+              </w:rPr>
+              <w:t xml:space="preserve"> </w:t>
+            </w:r>
+            <w:proofErr w:type="spellStart"/>
+            <w:r>
+              <w:rPr>
+                <w:rFonts w:ascii="Times New Roman" w:hAnsi="Times New Roman" w:cs="Times New Roman"/>
+                <w:sz w:val="28"/>
+                <w:szCs w:val="28"/>
+              </w:rPr>
+              <w:t>Function</w:t>
+            </w:r>
+            <w:proofErr w:type="spellEnd"/>
+            <w:r>
+              <w:rPr>
+                <w:rFonts w:ascii="Times New Roman" w:hAnsi="Times New Roman" w:cs="Times New Roman"/>
+                <w:sz w:val="28"/>
+                <w:szCs w:val="28"/>
+              </w:rPr>
+              <w:t>.</w:t>
+            </w:r>
+          </w:p>
+        </w:tc>
+      </w:tr>
+      <w:tr>
+        <w:tc>
+          <w:tcPr>
+            <w:tcW w:w="3408" w:type="dxa"/>
+          </w:tcPr>
+          <w:p>
+            <w:pPr>
+              <w:spacing w:line="240" w:lineRule="auto"/>
+              <w:rPr>
+                <w:rFonts w:ascii="Times New Roman" w:hAnsi="Times New Roman" w:cs="Times New Roman"/>
+                <w:sz w:val="28"/>
+                <w:szCs w:val="28"/>
+              </w:rPr>
+            </w:pPr>
+            <w:proofErr w:type="spellStart"/>
+            <w:r>
+              <w:rPr>
+                <w:rFonts w:ascii="Times New Roman" w:hAnsi="Times New Roman" w:cs="Times New Roman"/>
+                <w:sz w:val="28"/>
+                <w:szCs w:val="28"/>
+              </w:rPr>
+              <w:t>ClueRepository</w:t>
+            </w:r>
+            <w:proofErr w:type="spellEnd"/>
+          </w:p>
+        </w:tc>
+        <w:tc>
+          <w:tcPr>
+            <w:tcW w:w="3408" w:type="dxa"/>
+          </w:tcPr>
+          <w:p>
+            <w:pPr>
+              <w:spacing w:line="240" w:lineRule="auto"/>
+              <w:rPr>
+                <w:rFonts w:ascii="Times New Roman" w:hAnsi="Times New Roman" w:cs="Times New Roman"/>
+                <w:sz w:val="28"/>
+                <w:szCs w:val="28"/>
+                <w:lang w:val="en-US"/>
+              </w:rPr>
+            </w:pPr>
+            <w:proofErr w:type="spellStart"/>
+            <w:r>
+              <w:rPr>
+                <w:rFonts w:ascii="Times New Roman" w:hAnsi="Times New Roman" w:cs="Times New Roman"/>
+                <w:sz w:val="28"/>
+                <w:szCs w:val="28"/>
+                <w:lang w:val="en-US"/>
+              </w:rPr>
+              <w:t>getCollectedClues</w:t>
+            </w:r>
+            <w:proofErr w:type="spellEnd"/>
+            <w:r>
+              <w:rPr>
+                <w:rFonts w:ascii="Times New Roman" w:hAnsi="Times New Roman" w:cs="Times New Roman"/>
+                <w:sz w:val="28"/>
+                <w:szCs w:val="28"/>
+                <w:lang w:val="en-US"/>
+              </w:rPr>
+              <w:t>(</w:t>
+            </w:r>
+            <w:proofErr w:type="spellStart"/>
+            <w:r>
+              <w:rPr>
+                <w:rFonts w:ascii="Times New Roman" w:hAnsi="Times New Roman" w:cs="Times New Roman"/>
+                <w:sz w:val="28"/>
+                <w:szCs w:val="28"/>
+                <w:lang w:val="en-US"/>
+              </w:rPr>
+              <w:t>caseId</w:t>
+            </w:r>
+            <w:proofErr w:type="spellEnd"/>
+            <w:r>
+              <w:rPr>
+                <w:rFonts w:ascii="Times New Roman" w:hAnsi="Times New Roman" w:cs="Times New Roman"/>
+                <w:sz w:val="28"/>
+                <w:szCs w:val="28"/>
+                <w:lang w:val="en-US"/>
+              </w:rPr>
+              <w:t xml:space="preserve">), </w:t>
+            </w:r>
+            <w:proofErr w:type="spellStart"/>
+            <w:r>
+              <w:rPr>
+                <w:rFonts w:ascii="Times New Roman" w:hAnsi="Times New Roman" w:cs="Times New Roman"/>
+                <w:sz w:val="28"/>
+                <w:szCs w:val="28"/>
+                <w:lang w:val="en-US"/>
+              </w:rPr>
+              <w:t>getClue</w:t>
+            </w:r>
+            <w:proofErr w:type="spellEnd"/>
+            <w:r>
+              <w:rPr>
+                <w:rFonts w:ascii="Times New Roman" w:hAnsi="Times New Roman" w:cs="Times New Roman"/>
+                <w:sz w:val="28"/>
+                <w:szCs w:val="28"/>
+                <w:lang w:val="en-US"/>
+              </w:rPr>
+              <w:t xml:space="preserve">(id), </w:t>
+            </w:r>
+            <w:proofErr w:type="spellStart"/>
+            <w:r>
+              <w:rPr>
+                <w:rFonts w:ascii="Times New Roman" w:hAnsi="Times New Roman" w:cs="Times New Roman"/>
+                <w:sz w:val="28"/>
+                <w:szCs w:val="28"/>
+                <w:lang w:val="en-US"/>
+              </w:rPr>
+              <w:t>collectClue</w:t>
+            </w:r>
+            <w:proofErr w:type="spellEnd"/>
+            <w:r>
+              <w:rPr>
+                <w:rFonts w:ascii="Times New Roman" w:hAnsi="Times New Roman" w:cs="Times New Roman"/>
+                <w:sz w:val="28"/>
+                <w:szCs w:val="28"/>
+                <w:lang w:val="en-US"/>
+              </w:rPr>
+              <w:t>(id)</w:t>
+            </w:r>
+          </w:p>
+        </w:tc>
+        <w:tc>
+          <w:tcPr>
+            <w:tcW w:w="3408" w:type="dxa"/>
+          </w:tcPr>
+          <w:p>
+            <w:pPr>
+              <w:spacing w:line="240" w:lineRule="auto"/>
+              <w:rPr>
+                <w:rFonts w:ascii="Times New Roman" w:hAnsi="Times New Roman" w:cs="Times New Roman"/>
+                <w:sz w:val="28"/>
+                <w:szCs w:val="28"/>
+              </w:rPr>
+            </w:pPr>
+            <w:r>
+              <w:rPr>
+                <w:rFonts w:ascii="Times New Roman" w:hAnsi="Times New Roman" w:cs="Times New Roman"/>
+                <w:sz w:val="28"/>
+                <w:szCs w:val="28"/>
+              </w:rPr>
+              <w:t>Журнал и получение улик.</w:t>
+            </w:r>
+          </w:p>
+        </w:tc>
+      </w:tr>
+      <w:tr>
+        <w:tc>
+          <w:tcPr>
+            <w:tcW w:w="3408" w:type="dxa"/>
+          </w:tcPr>
+          <w:p>
+            <w:pPr>
+              <w:spacing w:line="240" w:lineRule="auto"/>
+              <w:rPr>
+                <w:rFonts w:ascii="Times New Roman" w:hAnsi="Times New Roman" w:cs="Times New Roman"/>
+                <w:sz w:val="28"/>
+                <w:szCs w:val="28"/>
+              </w:rPr>
+            </w:pPr>
+            <w:proofErr w:type="spellStart"/>
+            <w:r>
+              <w:rPr>
+                <w:rFonts w:ascii="Times New Roman" w:hAnsi="Times New Roman" w:cs="Times New Roman"/>
+                <w:sz w:val="28"/>
+                <w:szCs w:val="28"/>
+              </w:rPr>
+              <w:t>ProgressRepository</w:t>
+            </w:r>
+            <w:proofErr w:type="spellEnd"/>
+          </w:p>
+        </w:tc>
+        <w:tc>
+          <w:tcPr>
+            <w:tcW w:w="3408" w:type="dxa"/>
+          </w:tcPr>
+          <w:p>
+            <w:pPr>
+              <w:spacing w:line="240" w:lineRule="auto"/>
+              <w:rPr>
+                <w:rFonts w:ascii="Times New Roman" w:hAnsi="Times New Roman" w:cs="Times New Roman"/>
+                <w:sz w:val="28"/>
+                <w:szCs w:val="28"/>
+                <w:lang w:val="en-US"/>
+              </w:rPr>
+            </w:pPr>
+            <w:proofErr w:type="spellStart"/>
+            <w:r>
+              <w:rPr>
+                <w:rFonts w:ascii="Times New Roman" w:hAnsi="Times New Roman" w:cs="Times New Roman"/>
+                <w:sz w:val="28"/>
+                <w:szCs w:val="28"/>
+                <w:lang w:val="en-US"/>
+              </w:rPr>
+              <w:t>getProgress</w:t>
+            </w:r>
+            <w:proofErr w:type="spellEnd"/>
+            <w:r>
+              <w:rPr>
+                <w:rFonts w:ascii="Times New Roman" w:hAnsi="Times New Roman" w:cs="Times New Roman"/>
+                <w:sz w:val="28"/>
+                <w:szCs w:val="28"/>
+                <w:lang w:val="en-US"/>
+              </w:rPr>
+              <w:t>(</w:t>
+            </w:r>
+            <w:proofErr w:type="spellStart"/>
+            <w:r>
+              <w:rPr>
+                <w:rFonts w:ascii="Times New Roman" w:hAnsi="Times New Roman" w:cs="Times New Roman"/>
+                <w:sz w:val="28"/>
+                <w:szCs w:val="28"/>
+                <w:lang w:val="en-US"/>
+              </w:rPr>
+              <w:t>caseId</w:t>
+            </w:r>
+            <w:proofErr w:type="spellEnd"/>
+            <w:r>
+              <w:rPr>
+                <w:rFonts w:ascii="Times New Roman" w:hAnsi="Times New Roman" w:cs="Times New Roman"/>
+                <w:sz w:val="28"/>
+                <w:szCs w:val="28"/>
+                <w:lang w:val="en-US"/>
+              </w:rPr>
+              <w:t xml:space="preserve">), </w:t>
+            </w:r>
+            <w:proofErr w:type="spellStart"/>
+            <w:r>
+              <w:rPr>
+                <w:rFonts w:ascii="Times New Roman" w:hAnsi="Times New Roman" w:cs="Times New Roman"/>
+                <w:sz w:val="28"/>
+                <w:szCs w:val="28"/>
+                <w:lang w:val="en-US"/>
+              </w:rPr>
+              <w:t>saveProgress</w:t>
+            </w:r>
+            <w:proofErr w:type="spellEnd"/>
+            <w:r>
+              <w:rPr>
+                <w:rFonts w:ascii="Times New Roman" w:hAnsi="Times New Roman" w:cs="Times New Roman"/>
+                <w:sz w:val="28"/>
+                <w:szCs w:val="28"/>
+                <w:lang w:val="en-US"/>
+              </w:rPr>
+              <w:t xml:space="preserve">(progress), </w:t>
+            </w:r>
+            <w:proofErr w:type="spellStart"/>
+            <w:r>
+              <w:rPr>
+                <w:rFonts w:ascii="Times New Roman" w:hAnsi="Times New Roman" w:cs="Times New Roman"/>
+                <w:sz w:val="28"/>
+                <w:szCs w:val="28"/>
+                <w:lang w:val="en-US"/>
+              </w:rPr>
+              <w:t>completeCase</w:t>
+            </w:r>
+            <w:proofErr w:type="spellEnd"/>
+            <w:r>
+              <w:rPr>
+                <w:rFonts w:ascii="Times New Roman" w:hAnsi="Times New Roman" w:cs="Times New Roman"/>
+                <w:sz w:val="28"/>
+                <w:szCs w:val="28"/>
+                <w:lang w:val="en-US"/>
+              </w:rPr>
+              <w:t>(id)</w:t>
+            </w:r>
+          </w:p>
+        </w:tc>
+        <w:tc>
+          <w:tcPr>
+            <w:tcW w:w="3408" w:type="dxa"/>
+          </w:tcPr>
+          <w:p>
+            <w:pPr>
+              <w:spacing w:line="240" w:lineRule="auto"/>
+              <w:rPr>
+                <w:rFonts w:ascii="Times New Roman" w:hAnsi="Times New Roman" w:cs="Times New Roman"/>
+                <w:sz w:val="28"/>
+                <w:szCs w:val="28"/>
+              </w:rPr>
+            </w:pPr>
+            <w:r>
+              <w:rPr>
+                <w:rFonts w:ascii="Times New Roman" w:hAnsi="Times New Roman" w:cs="Times New Roman"/>
+                <w:sz w:val="28"/>
+                <w:szCs w:val="28"/>
+              </w:rPr>
+              <w:t>Сохранение состояния расследования.</w:t>
+            </w:r>
+          </w:p>
+        </w:tc>
+      </w:tr>
+      <w:tr>
+        <w:tc>
+          <w:tcPr>
+            <w:tcW w:w="3408" w:type="dxa"/>
+          </w:tcPr>
+          <w:p>
+            <w:pPr>
+              <w:spacing w:line="240" w:lineRule="auto"/>
+              <w:rPr>
+                <w:rFonts w:ascii="Times New Roman" w:hAnsi="Times New Roman" w:cs="Times New Roman"/>
+                <w:sz w:val="28"/>
+                <w:szCs w:val="28"/>
+              </w:rPr>
+            </w:pPr>
+            <w:proofErr w:type="spellStart"/>
+            <w:r>
+              <w:rPr>
+                <w:rFonts w:ascii="Times New Roman" w:hAnsi="Times New Roman" w:cs="Times New Roman"/>
+                <w:sz w:val="28"/>
+                <w:szCs w:val="28"/>
+              </w:rPr>
+              <w:t>AccusationRepository</w:t>
+            </w:r>
+            <w:proofErr w:type="spellEnd"/>
+          </w:p>
+        </w:tc>
+        <w:tc>
+          <w:tcPr>
+            <w:tcW w:w="3408" w:type="dxa"/>
+          </w:tcPr>
+          <w:p>
+            <w:pPr>
+              <w:spacing w:line="240" w:lineRule="auto"/>
+              <w:rPr>
+                <w:rFonts w:ascii="Times New Roman" w:hAnsi="Times New Roman" w:cs="Times New Roman"/>
+                <w:sz w:val="28"/>
+                <w:szCs w:val="28"/>
+              </w:rPr>
+            </w:pPr>
+            <w:proofErr w:type="spellStart"/>
+            <w:r>
+              <w:rPr>
+                <w:rFonts w:ascii="Times New Roman" w:hAnsi="Times New Roman" w:cs="Times New Roman"/>
+                <w:sz w:val="28"/>
+                <w:szCs w:val="28"/>
+              </w:rPr>
+              <w:t>submitAccusation</w:t>
+            </w:r>
+            <w:proofErr w:type="spellEnd"/>
+            <w:r>
+              <w:rPr>
+                <w:rFonts w:ascii="Times New Roman" w:hAnsi="Times New Roman" w:cs="Times New Roman"/>
+                <w:sz w:val="28"/>
+                <w:szCs w:val="28"/>
+              </w:rPr>
+              <w:t>(</w:t>
+            </w:r>
+            <w:proofErr w:type="spellStart"/>
+            <w:r>
+              <w:rPr>
+                <w:rFonts w:ascii="Times New Roman" w:hAnsi="Times New Roman" w:cs="Times New Roman"/>
+                <w:sz w:val="28"/>
+                <w:szCs w:val="28"/>
+              </w:rPr>
+              <w:t>caseId</w:t>
+            </w:r>
+            <w:proofErr w:type="spellEnd"/>
+            <w:r>
+              <w:rPr>
+                <w:rFonts w:ascii="Times New Roman" w:hAnsi="Times New Roman" w:cs="Times New Roman"/>
+                <w:sz w:val="28"/>
+                <w:szCs w:val="28"/>
+              </w:rPr>
+              <w:t xml:space="preserve">, </w:t>
+            </w:r>
+            <w:proofErr w:type="spellStart"/>
+            <w:r>
+              <w:rPr>
+                <w:rFonts w:ascii="Times New Roman" w:hAnsi="Times New Roman" w:cs="Times New Roman"/>
+                <w:sz w:val="28"/>
+                <w:szCs w:val="28"/>
+              </w:rPr>
+              <w:t>suspectId</w:t>
+            </w:r>
+            <w:proofErr w:type="spellEnd"/>
+            <w:r>
+              <w:rPr>
+                <w:rFonts w:ascii="Times New Roman" w:hAnsi="Times New Roman" w:cs="Times New Roman"/>
+                <w:sz w:val="28"/>
+                <w:szCs w:val="28"/>
+              </w:rPr>
+              <w:t>)</w:t>
+            </w:r>
+          </w:p>
+        </w:tc>
+        <w:tc>
+          <w:tcPr>
+            <w:tcW w:w="3408" w:type="dxa"/>
+          </w:tcPr>
+          <w:p>
+            <w:pPr>
+              <w:spacing w:line="240" w:lineRule="auto"/>
+              <w:rPr>
+                <w:rFonts w:ascii="Times New Roman" w:hAnsi="Times New Roman" w:cs="Times New Roman"/>
+                <w:sz w:val="28"/>
+                <w:szCs w:val="28"/>
+              </w:rPr>
+            </w:pPr>
+            <w:r>
+              <w:rPr>
+                <w:rFonts w:ascii="Times New Roman" w:hAnsi="Times New Roman" w:cs="Times New Roman"/>
+                <w:sz w:val="28"/>
+                <w:szCs w:val="28"/>
+              </w:rPr>
+              <w:t>Финальный выбор и результат.</w:t>
+            </w:r>
+          </w:p>
+        </w:tc>
+      </w:tr>
+    </w:tbl>
+    <w:p>
+      <w:pPr>
+        <w:pStyle w:val="a9"/>
+        <w:jc w:val="left"/>
+        <w:rPr>
+          <w:lang w:eastAsia="ru-RU"/>
+        </w:rPr>
+      </w:pPr>
+    </w:p>
+    <w:p>
+      <w:pPr>
+        <w:pStyle w:val="a9"/>
+        <w:jc w:val="left"/>
+        <w:rPr>
+          <w:lang w:eastAsia="ru-RU"/>
+        </w:rPr>
+      </w:pPr>
+    </w:p>
+    <w:p>
+      <w:pPr>
+        <w:pStyle w:val="3"/>
+        <w:numPr>
+          <w:ilvl w:val="2"/>
+          <w:numId w:val="1"/>
+        </w:numPr>
+        <w:ind w:left="0" w:firstLine="709"/>
+        <w:rPr>
+          <w:lang w:val="en-US" w:eastAsia="ru-RU"/>
+        </w:rPr>
+      </w:pPr>
+      <w:bookmarkStart w:id="24" w:name="_Toc243599236"/>
+      <w:r>
+        <w:rPr>
+          <w:lang w:eastAsia="ru-RU"/>
+        </w:rPr>
+        <w:t xml:space="preserve">Соблюдение принципов </w:t>
+      </w:r>
+      <w:r>
+        <w:rPr>
+          <w:lang w:val="en-US" w:eastAsia="ru-RU"/>
+        </w:rPr>
+        <w:t>SOLID</w:t>
+      </w:r>
+      <w:bookmarkEnd w:id="24"/>
+    </w:p>
+    <w:p>
+      <w:pPr>
+        <w:pStyle w:val="a9"/>
+        <w:jc w:val="left"/>
+        <w:rPr>
+          <w:lang w:eastAsia="ru-RU"/>
+        </w:rPr>
+      </w:pPr>
+    </w:p>
+    <w:tbl>
+      <w:tblPr>
+        <w:tblStyle w:val="a5"/>
+        <w:tblW w:w="0" w:type="auto"/>
+        <w:tblLook w:val="04A0" w:firstRow="1" w:lastRow="0" w:firstColumn="1" w:lastColumn="0" w:noHBand="0" w:noVBand="1"/>
+      </w:tblPr>
+      <w:tblGrid>
+        <w:gridCol w:w="4510"/>
+        <w:gridCol w:w="4835"/>
+      </w:tblGrid>
+      <w:tr>
+        <w:tc>
+          <w:tcPr>
+            <w:tcW w:w="5112" w:type="dxa"/>
+          </w:tcPr>
+          <w:p>
+            <w:pPr>
+              <w:spacing w:line="240" w:lineRule="auto"/>
+              <w:rPr>
+                <w:rFonts w:ascii="Times New Roman" w:hAnsi="Times New Roman" w:cs="Times New Roman"/>
+                <w:sz w:val="28"/>
+                <w:szCs w:val="28"/>
+              </w:rPr>
+            </w:pPr>
+            <w:r>
+              <w:rPr>
+                <w:rFonts w:ascii="Times New Roman" w:hAnsi="Times New Roman" w:cs="Times New Roman"/>
+                <w:sz w:val="28"/>
+                <w:szCs w:val="28"/>
+              </w:rPr>
+              <w:t>Принцип</w:t>
+            </w:r>
+          </w:p>
+        </w:tc>
+        <w:tc>
+          <w:tcPr>
+            <w:tcW w:w="5112" w:type="dxa"/>
+          </w:tcPr>
+          <w:p>
+            <w:pPr>
+              <w:spacing w:line="240" w:lineRule="auto"/>
+              <w:rPr>
+                <w:rFonts w:ascii="Times New Roman" w:hAnsi="Times New Roman" w:cs="Times New Roman"/>
+                <w:sz w:val="28"/>
+                <w:szCs w:val="28"/>
+              </w:rPr>
+            </w:pPr>
+            <w:r>
+              <w:rPr>
+                <w:rFonts w:ascii="Times New Roman" w:hAnsi="Times New Roman" w:cs="Times New Roman"/>
+                <w:sz w:val="28"/>
+                <w:szCs w:val="28"/>
+              </w:rPr>
+              <w:t>Применение в проекте</w:t>
+            </w:r>
+          </w:p>
+        </w:tc>
+      </w:tr>
+      <w:tr>
+        <w:tc>
+          <w:tcPr>
+            <w:tcW w:w="5112" w:type="dxa"/>
+          </w:tcPr>
+          <w:p>
+            <w:pPr>
+              <w:spacing w:line="240" w:lineRule="auto"/>
+              <w:rPr>
+                <w:rFonts w:ascii="Times New Roman" w:hAnsi="Times New Roman" w:cs="Times New Roman"/>
+                <w:sz w:val="28"/>
+                <w:szCs w:val="28"/>
+              </w:rPr>
+            </w:pPr>
+            <w:proofErr w:type="spellStart"/>
+            <w:r>
+              <w:rPr>
+                <w:rFonts w:ascii="Times New Roman" w:hAnsi="Times New Roman" w:cs="Times New Roman"/>
+                <w:sz w:val="28"/>
+                <w:szCs w:val="28"/>
+              </w:rPr>
+              <w:t>Single</w:t>
+            </w:r>
+            <w:proofErr w:type="spellEnd"/>
+            <w:r>
+              <w:rPr>
+                <w:rFonts w:ascii="Times New Roman" w:hAnsi="Times New Roman" w:cs="Times New Roman"/>
+                <w:sz w:val="28"/>
+                <w:szCs w:val="28"/>
+              </w:rPr>
+              <w:t xml:space="preserve"> </w:t>
+            </w:r>
+            <w:proofErr w:type="spellStart"/>
+            <w:r>
+              <w:rPr>
+                <w:rFonts w:ascii="Times New Roman" w:hAnsi="Times New Roman" w:cs="Times New Roman"/>
+                <w:sz w:val="28"/>
+                <w:szCs w:val="28"/>
+              </w:rPr>
+              <w:t>Responsibility</w:t>
+            </w:r>
+            <w:proofErr w:type="spellEnd"/>
+          </w:p>
+        </w:tc>
+        <w:tc>
+          <w:tcPr>
+            <w:tcW w:w="5112" w:type="dxa"/>
+          </w:tcPr>
+          <w:p>
+            <w:pPr>
+              <w:spacing w:line="240" w:lineRule="auto"/>
+              <w:rPr>
+                <w:rFonts w:ascii="Times New Roman" w:hAnsi="Times New Roman" w:cs="Times New Roman"/>
+                <w:sz w:val="28"/>
+                <w:szCs w:val="28"/>
+              </w:rPr>
+            </w:pPr>
+            <w:proofErr w:type="spellStart"/>
+            <w:r>
+              <w:rPr>
+                <w:rFonts w:ascii="Times New Roman" w:hAnsi="Times New Roman" w:cs="Times New Roman"/>
+                <w:sz w:val="28"/>
+                <w:szCs w:val="28"/>
+              </w:rPr>
+              <w:t>SendSuspectMessageUseCase</w:t>
+            </w:r>
+            <w:proofErr w:type="spellEnd"/>
+            <w:r>
+              <w:rPr>
+                <w:rFonts w:ascii="Times New Roman" w:hAnsi="Times New Roman" w:cs="Times New Roman"/>
+                <w:sz w:val="28"/>
+                <w:szCs w:val="28"/>
+              </w:rPr>
+              <w:t xml:space="preserve"> отвечает за сценарий отправки вопроса; </w:t>
+            </w:r>
+            <w:proofErr w:type="spellStart"/>
+            <w:r>
+              <w:rPr>
+                <w:rFonts w:ascii="Times New Roman" w:hAnsi="Times New Roman" w:cs="Times New Roman"/>
+                <w:sz w:val="28"/>
+                <w:szCs w:val="28"/>
+              </w:rPr>
+              <w:t>SupabaseDialogueRepository</w:t>
+            </w:r>
+            <w:proofErr w:type="spellEnd"/>
+            <w:r>
+              <w:rPr>
+                <w:rFonts w:ascii="Times New Roman" w:hAnsi="Times New Roman" w:cs="Times New Roman"/>
+                <w:sz w:val="28"/>
+                <w:szCs w:val="28"/>
+              </w:rPr>
+              <w:t xml:space="preserve"> — за доступ к диалогам; </w:t>
+            </w:r>
+            <w:proofErr w:type="spellStart"/>
+            <w:r>
+              <w:rPr>
+                <w:rFonts w:ascii="Times New Roman" w:hAnsi="Times New Roman" w:cs="Times New Roman"/>
+                <w:sz w:val="28"/>
+                <w:szCs w:val="28"/>
+              </w:rPr>
+              <w:t>DialogueViewModel</w:t>
+            </w:r>
+            <w:proofErr w:type="spellEnd"/>
+            <w:r>
+              <w:rPr>
+                <w:rFonts w:ascii="Times New Roman" w:hAnsi="Times New Roman" w:cs="Times New Roman"/>
+                <w:sz w:val="28"/>
+                <w:szCs w:val="28"/>
+              </w:rPr>
+              <w:t xml:space="preserve"> — за состояние экрана.</w:t>
+            </w:r>
+          </w:p>
+        </w:tc>
+      </w:tr>
+      <w:tr>
+        <w:tc>
+          <w:tcPr>
+            <w:tcW w:w="5112" w:type="dxa"/>
+          </w:tcPr>
+          <w:p>
+            <w:pPr>
+              <w:spacing w:line="240" w:lineRule="auto"/>
+              <w:rPr>
+                <w:rFonts w:ascii="Times New Roman" w:hAnsi="Times New Roman" w:cs="Times New Roman"/>
+                <w:sz w:val="28"/>
+                <w:szCs w:val="28"/>
+              </w:rPr>
+            </w:pPr>
+            <w:proofErr w:type="spellStart"/>
+            <w:r>
+              <w:rPr>
+                <w:rFonts w:ascii="Times New Roman" w:hAnsi="Times New Roman" w:cs="Times New Roman"/>
+                <w:sz w:val="28"/>
+                <w:szCs w:val="28"/>
+              </w:rPr>
+              <w:lastRenderedPageBreak/>
+              <w:t>Open</w:t>
+            </w:r>
+            <w:proofErr w:type="spellEnd"/>
+            <w:r>
+              <w:rPr>
+                <w:rFonts w:ascii="Times New Roman" w:hAnsi="Times New Roman" w:cs="Times New Roman"/>
+                <w:sz w:val="28"/>
+                <w:szCs w:val="28"/>
+              </w:rPr>
+              <w:t>/</w:t>
+            </w:r>
+            <w:proofErr w:type="spellStart"/>
+            <w:r>
+              <w:rPr>
+                <w:rFonts w:ascii="Times New Roman" w:hAnsi="Times New Roman" w:cs="Times New Roman"/>
+                <w:sz w:val="28"/>
+                <w:szCs w:val="28"/>
+              </w:rPr>
+              <w:t>Closed</w:t>
+            </w:r>
+            <w:proofErr w:type="spellEnd"/>
+          </w:p>
+        </w:tc>
+        <w:tc>
+          <w:tcPr>
+            <w:tcW w:w="5112" w:type="dxa"/>
+          </w:tcPr>
+          <w:p>
+            <w:pPr>
+              <w:spacing w:line="240" w:lineRule="auto"/>
+              <w:rPr>
+                <w:rFonts w:ascii="Times New Roman" w:hAnsi="Times New Roman" w:cs="Times New Roman"/>
+                <w:sz w:val="28"/>
+                <w:szCs w:val="28"/>
+              </w:rPr>
+            </w:pPr>
+            <w:proofErr w:type="spellStart"/>
+            <w:r>
+              <w:rPr>
+                <w:rFonts w:ascii="Times New Roman" w:hAnsi="Times New Roman" w:cs="Times New Roman"/>
+                <w:sz w:val="28"/>
+                <w:szCs w:val="28"/>
+              </w:rPr>
+              <w:t>PuzzleGameUseCase</w:t>
+            </w:r>
+            <w:proofErr w:type="spellEnd"/>
+            <w:r>
+              <w:rPr>
+                <w:rFonts w:ascii="Times New Roman" w:hAnsi="Times New Roman" w:cs="Times New Roman"/>
+                <w:sz w:val="28"/>
+                <w:szCs w:val="28"/>
+              </w:rPr>
+              <w:t xml:space="preserve"> работает с абстракцией </w:t>
+            </w:r>
+            <w:proofErr w:type="spellStart"/>
+            <w:r>
+              <w:rPr>
+                <w:rFonts w:ascii="Times New Roman" w:hAnsi="Times New Roman" w:cs="Times New Roman"/>
+                <w:sz w:val="28"/>
+                <w:szCs w:val="28"/>
+              </w:rPr>
+              <w:t>Puzzle</w:t>
+            </w:r>
+            <w:proofErr w:type="spellEnd"/>
+            <w:r>
+              <w:rPr>
+                <w:rFonts w:ascii="Times New Roman" w:hAnsi="Times New Roman" w:cs="Times New Roman"/>
+                <w:sz w:val="28"/>
+                <w:szCs w:val="28"/>
+              </w:rPr>
+              <w:t xml:space="preserve">; </w:t>
+            </w:r>
+            <w:proofErr w:type="spellStart"/>
+            <w:r>
+              <w:rPr>
+                <w:rFonts w:ascii="Times New Roman" w:hAnsi="Times New Roman" w:cs="Times New Roman"/>
+                <w:sz w:val="28"/>
+                <w:szCs w:val="28"/>
+              </w:rPr>
+              <w:t>MorsePuzzle</w:t>
+            </w:r>
+            <w:proofErr w:type="spellEnd"/>
+            <w:r>
+              <w:rPr>
+                <w:rFonts w:ascii="Times New Roman" w:hAnsi="Times New Roman" w:cs="Times New Roman"/>
+                <w:sz w:val="28"/>
+                <w:szCs w:val="28"/>
+              </w:rPr>
+              <w:t xml:space="preserve"> — одна реализация, новые типы головоломок добавляются отдельными классами.</w:t>
+            </w:r>
+          </w:p>
+        </w:tc>
+      </w:tr>
+      <w:tr>
+        <w:tc>
+          <w:tcPr>
+            <w:tcW w:w="5112" w:type="dxa"/>
+          </w:tcPr>
+          <w:p>
+            <w:pPr>
+              <w:spacing w:line="240" w:lineRule="auto"/>
+              <w:rPr>
+                <w:rFonts w:ascii="Times New Roman" w:hAnsi="Times New Roman" w:cs="Times New Roman"/>
+                <w:sz w:val="28"/>
+                <w:szCs w:val="28"/>
+              </w:rPr>
+            </w:pPr>
+            <w:proofErr w:type="spellStart"/>
+            <w:r>
+              <w:rPr>
+                <w:rFonts w:ascii="Times New Roman" w:hAnsi="Times New Roman" w:cs="Times New Roman"/>
+                <w:sz w:val="28"/>
+                <w:szCs w:val="28"/>
+              </w:rPr>
+              <w:t>Liskov</w:t>
+            </w:r>
+            <w:proofErr w:type="spellEnd"/>
+            <w:r>
+              <w:rPr>
+                <w:rFonts w:ascii="Times New Roman" w:hAnsi="Times New Roman" w:cs="Times New Roman"/>
+                <w:sz w:val="28"/>
+                <w:szCs w:val="28"/>
+              </w:rPr>
+              <w:t xml:space="preserve"> </w:t>
+            </w:r>
+            <w:proofErr w:type="spellStart"/>
+            <w:r>
+              <w:rPr>
+                <w:rFonts w:ascii="Times New Roman" w:hAnsi="Times New Roman" w:cs="Times New Roman"/>
+                <w:sz w:val="28"/>
+                <w:szCs w:val="28"/>
+              </w:rPr>
+              <w:t>Substitution</w:t>
+            </w:r>
+            <w:proofErr w:type="spellEnd"/>
+          </w:p>
+        </w:tc>
+        <w:tc>
+          <w:tcPr>
+            <w:tcW w:w="5112" w:type="dxa"/>
+          </w:tcPr>
+          <w:p>
+            <w:pPr>
+              <w:spacing w:line="240" w:lineRule="auto"/>
+              <w:rPr>
+                <w:rFonts w:ascii="Times New Roman" w:hAnsi="Times New Roman" w:cs="Times New Roman"/>
+                <w:sz w:val="28"/>
+                <w:szCs w:val="28"/>
+              </w:rPr>
+            </w:pPr>
+            <w:proofErr w:type="spellStart"/>
+            <w:r>
+              <w:rPr>
+                <w:rFonts w:ascii="Times New Roman" w:hAnsi="Times New Roman" w:cs="Times New Roman"/>
+                <w:sz w:val="28"/>
+                <w:szCs w:val="28"/>
+              </w:rPr>
+              <w:t>SupabaseClueRepository</w:t>
+            </w:r>
+            <w:proofErr w:type="spellEnd"/>
+            <w:r>
+              <w:rPr>
+                <w:rFonts w:ascii="Times New Roman" w:hAnsi="Times New Roman" w:cs="Times New Roman"/>
+                <w:sz w:val="28"/>
+                <w:szCs w:val="28"/>
+              </w:rPr>
+              <w:t xml:space="preserve"> и </w:t>
+            </w:r>
+            <w:proofErr w:type="spellStart"/>
+            <w:r>
+              <w:rPr>
+                <w:rFonts w:ascii="Times New Roman" w:hAnsi="Times New Roman" w:cs="Times New Roman"/>
+                <w:sz w:val="28"/>
+                <w:szCs w:val="28"/>
+              </w:rPr>
+              <w:t>FakeClueRepository</w:t>
+            </w:r>
+            <w:proofErr w:type="spellEnd"/>
+            <w:r>
+              <w:rPr>
+                <w:rFonts w:ascii="Times New Roman" w:hAnsi="Times New Roman" w:cs="Times New Roman"/>
+                <w:sz w:val="28"/>
+                <w:szCs w:val="28"/>
+              </w:rPr>
+              <w:t xml:space="preserve"> взаимозаменяемы через </w:t>
+            </w:r>
+            <w:proofErr w:type="spellStart"/>
+            <w:r>
+              <w:rPr>
+                <w:rFonts w:ascii="Times New Roman" w:hAnsi="Times New Roman" w:cs="Times New Roman"/>
+                <w:sz w:val="28"/>
+                <w:szCs w:val="28"/>
+              </w:rPr>
+              <w:t>ClueRepository</w:t>
+            </w:r>
+            <w:proofErr w:type="spellEnd"/>
+            <w:r>
+              <w:rPr>
+                <w:rFonts w:ascii="Times New Roman" w:hAnsi="Times New Roman" w:cs="Times New Roman"/>
+                <w:sz w:val="28"/>
+                <w:szCs w:val="28"/>
+              </w:rPr>
+              <w:t xml:space="preserve"> и соблюдают один контракт результата/ошибок.</w:t>
+            </w:r>
+          </w:p>
+        </w:tc>
+      </w:tr>
+      <w:tr>
+        <w:tc>
+          <w:tcPr>
+            <w:tcW w:w="5112" w:type="dxa"/>
+          </w:tcPr>
+          <w:p>
+            <w:pPr>
+              <w:spacing w:line="240" w:lineRule="auto"/>
+              <w:rPr>
+                <w:rFonts w:ascii="Times New Roman" w:hAnsi="Times New Roman" w:cs="Times New Roman"/>
+                <w:sz w:val="28"/>
+                <w:szCs w:val="28"/>
+              </w:rPr>
+            </w:pPr>
+            <w:proofErr w:type="spellStart"/>
+            <w:r>
+              <w:rPr>
+                <w:rFonts w:ascii="Times New Roman" w:hAnsi="Times New Roman" w:cs="Times New Roman"/>
+                <w:sz w:val="28"/>
+                <w:szCs w:val="28"/>
+              </w:rPr>
+              <w:t>Interface</w:t>
+            </w:r>
+            <w:proofErr w:type="spellEnd"/>
+            <w:r>
+              <w:rPr>
+                <w:rFonts w:ascii="Times New Roman" w:hAnsi="Times New Roman" w:cs="Times New Roman"/>
+                <w:sz w:val="28"/>
+                <w:szCs w:val="28"/>
+              </w:rPr>
+              <w:t xml:space="preserve"> </w:t>
+            </w:r>
+            <w:proofErr w:type="spellStart"/>
+            <w:r>
+              <w:rPr>
+                <w:rFonts w:ascii="Times New Roman" w:hAnsi="Times New Roman" w:cs="Times New Roman"/>
+                <w:sz w:val="28"/>
+                <w:szCs w:val="28"/>
+              </w:rPr>
+              <w:t>Segregation</w:t>
+            </w:r>
+            <w:proofErr w:type="spellEnd"/>
+          </w:p>
+        </w:tc>
+        <w:tc>
+          <w:tcPr>
+            <w:tcW w:w="5112" w:type="dxa"/>
+          </w:tcPr>
+          <w:p>
+            <w:pPr>
+              <w:spacing w:line="240" w:lineRule="auto"/>
+              <w:rPr>
+                <w:rFonts w:ascii="Times New Roman" w:hAnsi="Times New Roman" w:cs="Times New Roman"/>
+                <w:sz w:val="28"/>
+                <w:szCs w:val="28"/>
+              </w:rPr>
+            </w:pPr>
+            <w:proofErr w:type="spellStart"/>
+            <w:r>
+              <w:rPr>
+                <w:rFonts w:ascii="Times New Roman" w:hAnsi="Times New Roman" w:cs="Times New Roman"/>
+                <w:sz w:val="28"/>
+                <w:szCs w:val="28"/>
+              </w:rPr>
+              <w:t>AuthRepository</w:t>
+            </w:r>
+            <w:proofErr w:type="spellEnd"/>
+            <w:r>
+              <w:rPr>
+                <w:rFonts w:ascii="Times New Roman" w:hAnsi="Times New Roman" w:cs="Times New Roman"/>
+                <w:sz w:val="28"/>
+                <w:szCs w:val="28"/>
+              </w:rPr>
+              <w:t xml:space="preserve">, </w:t>
+            </w:r>
+            <w:proofErr w:type="spellStart"/>
+            <w:r>
+              <w:rPr>
+                <w:rFonts w:ascii="Times New Roman" w:hAnsi="Times New Roman" w:cs="Times New Roman"/>
+                <w:sz w:val="28"/>
+                <w:szCs w:val="28"/>
+              </w:rPr>
+              <w:t>ClueRepository</w:t>
+            </w:r>
+            <w:proofErr w:type="spellEnd"/>
+            <w:r>
+              <w:rPr>
+                <w:rFonts w:ascii="Times New Roman" w:hAnsi="Times New Roman" w:cs="Times New Roman"/>
+                <w:sz w:val="28"/>
+                <w:szCs w:val="28"/>
+              </w:rPr>
+              <w:t xml:space="preserve"> и </w:t>
+            </w:r>
+            <w:proofErr w:type="spellStart"/>
+            <w:r>
+              <w:rPr>
+                <w:rFonts w:ascii="Times New Roman" w:hAnsi="Times New Roman" w:cs="Times New Roman"/>
+                <w:sz w:val="28"/>
+                <w:szCs w:val="28"/>
+              </w:rPr>
+              <w:t>DialogueRepository</w:t>
+            </w:r>
+            <w:proofErr w:type="spellEnd"/>
+            <w:r>
+              <w:rPr>
+                <w:rFonts w:ascii="Times New Roman" w:hAnsi="Times New Roman" w:cs="Times New Roman"/>
+                <w:sz w:val="28"/>
+                <w:szCs w:val="28"/>
+              </w:rPr>
+              <w:t xml:space="preserve"> разделены по задачам вместо одного большого </w:t>
+            </w:r>
+            <w:proofErr w:type="spellStart"/>
+            <w:r>
+              <w:rPr>
+                <w:rFonts w:ascii="Times New Roman" w:hAnsi="Times New Roman" w:cs="Times New Roman"/>
+                <w:sz w:val="28"/>
+                <w:szCs w:val="28"/>
+              </w:rPr>
+              <w:t>GameRepository</w:t>
+            </w:r>
+            <w:proofErr w:type="spellEnd"/>
+            <w:r>
+              <w:rPr>
+                <w:rFonts w:ascii="Times New Roman" w:hAnsi="Times New Roman" w:cs="Times New Roman"/>
+                <w:sz w:val="28"/>
+                <w:szCs w:val="28"/>
+              </w:rPr>
+              <w:t>.</w:t>
+            </w:r>
+          </w:p>
+        </w:tc>
+      </w:tr>
+      <w:tr>
+        <w:tc>
+          <w:tcPr>
+            <w:tcW w:w="5112" w:type="dxa"/>
+          </w:tcPr>
+          <w:p>
+            <w:pPr>
+              <w:spacing w:line="240" w:lineRule="auto"/>
+              <w:rPr>
+                <w:rFonts w:ascii="Times New Roman" w:hAnsi="Times New Roman" w:cs="Times New Roman"/>
+                <w:sz w:val="28"/>
+                <w:szCs w:val="28"/>
+              </w:rPr>
+            </w:pPr>
+            <w:proofErr w:type="spellStart"/>
+            <w:r>
+              <w:rPr>
+                <w:rFonts w:ascii="Times New Roman" w:hAnsi="Times New Roman" w:cs="Times New Roman"/>
+                <w:sz w:val="28"/>
+                <w:szCs w:val="28"/>
+              </w:rPr>
+              <w:t>Dependency</w:t>
+            </w:r>
+            <w:proofErr w:type="spellEnd"/>
+            <w:r>
+              <w:rPr>
+                <w:rFonts w:ascii="Times New Roman" w:hAnsi="Times New Roman" w:cs="Times New Roman"/>
+                <w:sz w:val="28"/>
+                <w:szCs w:val="28"/>
+              </w:rPr>
+              <w:t xml:space="preserve"> </w:t>
+            </w:r>
+            <w:proofErr w:type="spellStart"/>
+            <w:r>
+              <w:rPr>
+                <w:rFonts w:ascii="Times New Roman" w:hAnsi="Times New Roman" w:cs="Times New Roman"/>
+                <w:sz w:val="28"/>
+                <w:szCs w:val="28"/>
+              </w:rPr>
+              <w:t>Inversion</w:t>
+            </w:r>
+            <w:proofErr w:type="spellEnd"/>
+          </w:p>
+        </w:tc>
+        <w:tc>
+          <w:tcPr>
+            <w:tcW w:w="5112" w:type="dxa"/>
+          </w:tcPr>
+          <w:p>
+            <w:pPr>
+              <w:spacing w:line="240" w:lineRule="auto"/>
+              <w:rPr>
+                <w:rFonts w:ascii="Times New Roman" w:hAnsi="Times New Roman" w:cs="Times New Roman"/>
+                <w:sz w:val="28"/>
+                <w:szCs w:val="28"/>
+                <w:lang w:val="en-US"/>
+              </w:rPr>
+            </w:pPr>
+            <w:proofErr w:type="spellStart"/>
+            <w:r>
+              <w:rPr>
+                <w:rFonts w:ascii="Times New Roman" w:hAnsi="Times New Roman" w:cs="Times New Roman"/>
+                <w:sz w:val="28"/>
+                <w:szCs w:val="28"/>
+                <w:lang w:val="en-US"/>
+              </w:rPr>
+              <w:t>SendSuspectMessageUseCase</w:t>
+            </w:r>
+            <w:proofErr w:type="spellEnd"/>
+            <w:r>
+              <w:rPr>
+                <w:rFonts w:ascii="Times New Roman" w:hAnsi="Times New Roman" w:cs="Times New Roman"/>
+                <w:sz w:val="28"/>
+                <w:szCs w:val="28"/>
+                <w:lang w:val="en-US"/>
+              </w:rPr>
+              <w:t xml:space="preserve"> </w:t>
+            </w:r>
+            <w:r>
+              <w:rPr>
+                <w:rFonts w:ascii="Times New Roman" w:hAnsi="Times New Roman" w:cs="Times New Roman"/>
+                <w:sz w:val="28"/>
+                <w:szCs w:val="28"/>
+              </w:rPr>
+              <w:t>зависит</w:t>
+            </w:r>
+            <w:r>
+              <w:rPr>
+                <w:rFonts w:ascii="Times New Roman" w:hAnsi="Times New Roman" w:cs="Times New Roman"/>
+                <w:sz w:val="28"/>
+                <w:szCs w:val="28"/>
+                <w:lang w:val="en-US"/>
+              </w:rPr>
+              <w:t xml:space="preserve"> </w:t>
+            </w:r>
+            <w:r>
+              <w:rPr>
+                <w:rFonts w:ascii="Times New Roman" w:hAnsi="Times New Roman" w:cs="Times New Roman"/>
+                <w:sz w:val="28"/>
+                <w:szCs w:val="28"/>
+              </w:rPr>
+              <w:t>от</w:t>
+            </w:r>
+            <w:r>
+              <w:rPr>
+                <w:rFonts w:ascii="Times New Roman" w:hAnsi="Times New Roman" w:cs="Times New Roman"/>
+                <w:sz w:val="28"/>
+                <w:szCs w:val="28"/>
+                <w:lang w:val="en-US"/>
+              </w:rPr>
+              <w:t xml:space="preserve"> </w:t>
+            </w:r>
+            <w:proofErr w:type="spellStart"/>
+            <w:r>
+              <w:rPr>
+                <w:rFonts w:ascii="Times New Roman" w:hAnsi="Times New Roman" w:cs="Times New Roman"/>
+                <w:sz w:val="28"/>
+                <w:szCs w:val="28"/>
+                <w:lang w:val="en-US"/>
+              </w:rPr>
+              <w:t>DialogueRepository</w:t>
+            </w:r>
+            <w:proofErr w:type="spellEnd"/>
+            <w:r>
+              <w:rPr>
+                <w:rFonts w:ascii="Times New Roman" w:hAnsi="Times New Roman" w:cs="Times New Roman"/>
+                <w:sz w:val="28"/>
+                <w:szCs w:val="28"/>
+                <w:lang w:val="en-US"/>
+              </w:rPr>
+              <w:t xml:space="preserve"> </w:t>
+            </w:r>
+            <w:r>
+              <w:rPr>
+                <w:rFonts w:ascii="Times New Roman" w:hAnsi="Times New Roman" w:cs="Times New Roman"/>
+                <w:sz w:val="28"/>
+                <w:szCs w:val="28"/>
+              </w:rPr>
+              <w:t>из</w:t>
+            </w:r>
+            <w:r>
+              <w:rPr>
+                <w:rFonts w:ascii="Times New Roman" w:hAnsi="Times New Roman" w:cs="Times New Roman"/>
+                <w:sz w:val="28"/>
+                <w:szCs w:val="28"/>
+                <w:lang w:val="en-US"/>
+              </w:rPr>
+              <w:t xml:space="preserve"> Domain, </w:t>
+            </w:r>
+            <w:r>
+              <w:rPr>
+                <w:rFonts w:ascii="Times New Roman" w:hAnsi="Times New Roman" w:cs="Times New Roman"/>
+                <w:sz w:val="28"/>
+                <w:szCs w:val="28"/>
+              </w:rPr>
+              <w:t>а</w:t>
+            </w:r>
+            <w:r>
+              <w:rPr>
+                <w:rFonts w:ascii="Times New Roman" w:hAnsi="Times New Roman" w:cs="Times New Roman"/>
+                <w:sz w:val="28"/>
+                <w:szCs w:val="28"/>
+                <w:lang w:val="en-US"/>
+              </w:rPr>
+              <w:t xml:space="preserve"> </w:t>
+            </w:r>
+            <w:r>
+              <w:rPr>
+                <w:rFonts w:ascii="Times New Roman" w:hAnsi="Times New Roman" w:cs="Times New Roman"/>
+                <w:sz w:val="28"/>
+                <w:szCs w:val="28"/>
+              </w:rPr>
+              <w:t>не</w:t>
+            </w:r>
+            <w:r>
+              <w:rPr>
+                <w:rFonts w:ascii="Times New Roman" w:hAnsi="Times New Roman" w:cs="Times New Roman"/>
+                <w:sz w:val="28"/>
+                <w:szCs w:val="28"/>
+                <w:lang w:val="en-US"/>
+              </w:rPr>
+              <w:t xml:space="preserve"> </w:t>
+            </w:r>
+            <w:r>
+              <w:rPr>
+                <w:rFonts w:ascii="Times New Roman" w:hAnsi="Times New Roman" w:cs="Times New Roman"/>
+                <w:sz w:val="28"/>
+                <w:szCs w:val="28"/>
+              </w:rPr>
+              <w:t>от</w:t>
+            </w:r>
+            <w:r>
+              <w:rPr>
+                <w:rFonts w:ascii="Times New Roman" w:hAnsi="Times New Roman" w:cs="Times New Roman"/>
+                <w:sz w:val="28"/>
+                <w:szCs w:val="28"/>
+                <w:lang w:val="en-US"/>
+              </w:rPr>
+              <w:t xml:space="preserve"> </w:t>
+            </w:r>
+            <w:proofErr w:type="spellStart"/>
+            <w:r>
+              <w:rPr>
+                <w:rFonts w:ascii="Times New Roman" w:hAnsi="Times New Roman" w:cs="Times New Roman"/>
+                <w:sz w:val="28"/>
+                <w:szCs w:val="28"/>
+                <w:lang w:val="en-US"/>
+              </w:rPr>
+              <w:t>Supabase</w:t>
+            </w:r>
+            <w:proofErr w:type="spellEnd"/>
+            <w:r>
+              <w:rPr>
+                <w:rFonts w:ascii="Times New Roman" w:hAnsi="Times New Roman" w:cs="Times New Roman"/>
+                <w:sz w:val="28"/>
+                <w:szCs w:val="28"/>
+                <w:lang w:val="en-US"/>
+              </w:rPr>
+              <w:t xml:space="preserve"> </w:t>
+            </w:r>
+          </w:p>
+        </w:tc>
+      </w:tr>
+    </w:tbl>
+    <w:p>
+      <w:pPr>
+        <w:pStyle w:val="a9"/>
+        <w:jc w:val="left"/>
+        <w:rPr>
+          <w:lang w:val="en-US" w:eastAsia="ru-RU"/>
+        </w:rPr>
+      </w:pPr>
+    </w:p>
+    <w:p>
+      <w:pPr>
+        <w:pStyle w:val="a9"/>
+        <w:jc w:val="left"/>
+        <w:rPr>
+          <w:lang w:val="en-US" w:eastAsia="ru-RU"/>
+        </w:rPr>
+      </w:pPr>
+    </w:p>
+    <w:p>
+      <w:pPr>
+        <w:pStyle w:val="a9"/>
+        <w:jc w:val="left"/>
+        <w:rPr>
+          <w:lang w:val="en-US" w:eastAsia="ru-RU"/>
+        </w:rPr>
+      </w:pPr>
+    </w:p>
+    <w:p>
+      <w:pPr>
+        <w:pStyle w:val="a9"/>
+        <w:jc w:val="left"/>
+        <w:rPr>
+          <w:lang w:val="en-US" w:eastAsia="ru-RU"/>
+        </w:rPr>
+      </w:pPr>
+    </w:p>
+    <w:p>
+      <w:pPr>
+        <w:pStyle w:val="a9"/>
+        <w:jc w:val="left"/>
+        <w:rPr>
+          <w:lang w:val="en-US" w:eastAsia="ru-RU"/>
+        </w:rPr>
+      </w:pPr>
+    </w:p>
+    <w:p>
+      <w:pPr>
+        <w:pStyle w:val="3"/>
+        <w:numPr>
+          <w:ilvl w:val="2"/>
+          <w:numId w:val="1"/>
+        </w:numPr>
+        <w:ind w:left="0" w:firstLine="709"/>
+        <w:rPr>
+          <w:lang w:eastAsia="ru-RU"/>
+        </w:rPr>
+      </w:pPr>
+      <w:bookmarkStart w:id="25" w:name="_Toc243599237"/>
+      <w:r>
+        <w:rPr>
+          <w:lang w:eastAsia="ru-RU"/>
+        </w:rPr>
+        <w:t xml:space="preserve">Решение по </w:t>
+      </w:r>
+      <w:proofErr w:type="spellStart"/>
+      <w:r>
+        <w:rPr>
+          <w:lang w:eastAsia="ru-RU"/>
+        </w:rPr>
+        <w:t>многомодульности</w:t>
+      </w:r>
+      <w:bookmarkEnd w:id="25"/>
+      <w:proofErr w:type="spellEnd"/>
     </w:p>
     <w:p>
       <w:pPr>
@@ -13111,7 +18185,7 @@
     <w:lsdException w:name="Table Web 2" w:semiHidden="1" w:unhideWhenUsed="1"/>
     <w:lsdException w:name="Table Web 3" w:semiHidden="1" w:unhideWhenUsed="1"/>
     <w:lsdException w:name="Balloon Text" w:semiHidden="1" w:unhideWhenUsed="1"/>
-    <w:lsdException w:name="Table Grid" w:uiPriority="39"/>
+    <w:lsdException w:name="Table Grid" w:uiPriority="59"/>
     <w:lsdException w:name="Table Theme" w:semiHidden="1" w:unhideWhenUsed="1"/>
     <w:lsdException w:name="Placeholder Text" w:semiHidden="1"/>
     <w:lsdException w:name="No Spacing" w:uiPriority="1" w:qFormat="1"/>
@@ -13468,7 +18542,7 @@
   <w:style w:type="table" w:styleId="a5">
     <w:name w:val="Table Grid"/>
     <w:basedOn w:val="a1"/>
-    <w:uiPriority w:val="39"/>
+    <w:uiPriority w:val="59"/>
     <w:rsid w:val="000F3B17"/>
     <w:pPr>
       <w:spacing w:after="0" w:line="240" w:lineRule="auto"/>
@@ -13981,7 +19055,7 @@
 </file>
 
 <file path=customXml/itemProps1.xml><?xml version="1.0" encoding="utf-8"?>
-<ds:datastoreItem xmlns:ds="http://schemas.openxmlformats.org/officeDocument/2006/customXml" ds:itemID="{2360D0DD-B83A-4D19-8B1A-7668CD072ACC}">
+<ds:datastoreItem xmlns:ds="http://schemas.openxmlformats.org/officeDocument/2006/customXml" ds:itemID="{C9C3A023-B013-4C78-94E7-ACD690FAB411}">
   <ds:schemaRefs>
     <ds:schemaRef ds:uri="http://schemas.openxmlformats.org/officeDocument/2006/bibliography"/>
   </ds:schemaRefs>

--- a/Documentation/Основной документ.docx
+++ b/Documentation/Основной документ.docx
@@ -2549,23 +2549,7 @@
             <w:noProof/>
             <w:lang w:eastAsia="ru-RU"/>
           </w:rPr>
-          <w:t>Проектирование</w:t>
-        </w:r>
-        <w:r>
-          <w:rPr>
-            <w:rStyle w:val="a6"/>
-            <w:noProof/>
-            <w:lang w:eastAsia="ru-RU"/>
-          </w:rPr>
-          <w:t xml:space="preserve"> </w:t>
-        </w:r>
-        <w:r>
-          <w:rPr>
-            <w:rStyle w:val="a6"/>
-            <w:noProof/>
-            <w:lang w:eastAsia="ru-RU"/>
-          </w:rPr>
-          <w:t>слоев</w:t>
+          <w:t>Проектирование слоев</w:t>
         </w:r>
         <w:r>
           <w:rPr>
@@ -10950,8 +10934,6 @@
         </w:rPr>
       </w:pPr>
       <w:bookmarkStart w:id="20" w:name="_Toc243599233"/>
-      <w:bookmarkStart w:id="21" w:name="_GoBack"/>
-      <w:bookmarkEnd w:id="21"/>
       <w:r>
         <w:rPr>
           <w:lang w:eastAsia="ru-RU"/>
@@ -11496,6 +11478,7 @@
       </w:pPr>
       <w:r>
         <w:rPr>
+          <w:noProof/>
           <w:lang w:eastAsia="ru-RU"/>
         </w:rPr>
         <w:drawing>
@@ -11634,6 +11617,7 @@
       </w:pPr>
       <w:r>
         <w:rPr>
+          <w:noProof/>
           <w:lang w:eastAsia="ru-RU"/>
         </w:rPr>
         <w:drawing>
@@ -11691,48 +11675,6 @@
     </w:p>
     <w:p>
       <w:pPr>
-        <w:pStyle w:val="a9"/>
-        <w:jc w:val="left"/>
-        <w:rPr>
-          <w:lang w:eastAsia="ru-RU"/>
-        </w:rPr>
-      </w:pPr>
-    </w:p>
-    <w:p>
-      <w:pPr>
-        <w:pStyle w:val="a9"/>
-        <w:jc w:val="left"/>
-        <w:rPr>
-          <w:lang w:eastAsia="ru-RU"/>
-        </w:rPr>
-      </w:pPr>
-      <w:r>
-        <w:rPr>
-          <w:lang w:eastAsia="ru-RU"/>
-        </w:rPr>
-        <w:t>Добавить сюда диаграмму</w:t>
-      </w:r>
-    </w:p>
-    <w:p>
-      <w:pPr>
-        <w:pStyle w:val="a9"/>
-        <w:jc w:val="left"/>
-        <w:rPr>
-          <w:lang w:eastAsia="ru-RU"/>
-        </w:rPr>
-      </w:pPr>
-    </w:p>
-    <w:p>
-      <w:pPr>
-        <w:pStyle w:val="a9"/>
-        <w:jc w:val="left"/>
-        <w:rPr>
-          <w:lang w:eastAsia="ru-RU"/>
-        </w:rPr>
-      </w:pPr>
-    </w:p>
-    <w:p>
-      <w:pPr>
         <w:pStyle w:val="3"/>
         <w:numPr>
           <w:ilvl w:val="2"/>
@@ -11743,7 +11685,7 @@
           <w:lang w:val="en-US" w:eastAsia="ru-RU"/>
         </w:rPr>
       </w:pPr>
-      <w:bookmarkStart w:id="22" w:name="_Toc243599234"/>
+      <w:bookmarkStart w:id="21" w:name="_Toc243599234"/>
       <w:r>
         <w:rPr>
           <w:lang w:eastAsia="ru-RU"/>
@@ -11756,7 +11698,80 @@
         </w:rPr>
         <w:t>domain</w:t>
       </w:r>
-      <w:bookmarkEnd w:id="22"/>
+      <w:bookmarkEnd w:id="21"/>
+    </w:p>
+    <w:p>
+      <w:pPr>
+        <w:pStyle w:val="a9"/>
+        <w:rPr>
+          <w:lang w:eastAsia="ru-RU"/>
+        </w:rPr>
+      </w:pPr>
+      <w:r>
+        <w:rPr>
+          <w:lang w:eastAsia="ru-RU"/>
+        </w:rPr>
+        <w:t>Для более наглядного</w:t>
+      </w:r>
+    </w:p>
+    <w:p>
+      <w:pPr>
+        <w:pStyle w:val="a9"/>
+        <w:rPr>
+          <w:lang w:eastAsia="ru-RU"/>
+        </w:rPr>
+      </w:pPr>
+      <w:r>
+        <w:rPr>
+          <w:lang w:eastAsia="ru-RU"/>
+        </w:rPr>
+        <w:t xml:space="preserve">Сущности слоя </w:t>
+      </w:r>
+      <w:proofErr w:type="spellStart"/>
+      <w:r>
+        <w:rPr>
+          <w:lang w:eastAsia="ru-RU"/>
+        </w:rPr>
+        <w:t>Domain</w:t>
+      </w:r>
+      <w:proofErr w:type="spellEnd"/>
+      <w:r>
+        <w:rPr>
+          <w:lang w:eastAsia="ru-RU"/>
+        </w:rPr>
+        <w:t xml:space="preserve"> представляют собой модели предметной области, независимые от способа хранения.</w:t>
+      </w:r>
+    </w:p>
+    <w:p>
+      <w:pPr>
+        <w:pStyle w:val="a9"/>
+        <w:spacing w:before="240"/>
+        <w:ind w:firstLine="0"/>
+        <w:contextualSpacing w:val="0"/>
+        <w:rPr>
+          <w:lang w:eastAsia="ru-RU"/>
+        </w:rPr>
+      </w:pPr>
+      <w:r>
+        <w:rPr>
+          <w:lang w:eastAsia="ru-RU"/>
+        </w:rPr>
+        <w:t xml:space="preserve">Таблица 6 – Список моделей слоя </w:t>
+      </w:r>
+      <w:proofErr w:type="spellStart"/>
+      <w:r>
+        <w:rPr>
+          <w:lang w:eastAsia="ru-RU"/>
+        </w:rPr>
+        <w:t>Domain</w:t>
+      </w:r>
+      <w:proofErr w:type="spellEnd"/>
+      <w:r>
+        <w:rPr>
+          <w:lang w:eastAsia="ru-RU"/>
+        </w:rPr>
+        <w:t>.</w:t>
+      </w:r>
     </w:p>
     <w:tbl>
       <w:tblPr>
@@ -11765,9 +11780,9 @@
         <w:tblLook w:val="04A0" w:firstRow="1" w:lastRow="0" w:firstColumn="1" w:lastColumn="0" w:noHBand="0" w:noVBand="1"/>
       </w:tblPr>
       <w:tblGrid>
-        <w:gridCol w:w="3172"/>
-        <w:gridCol w:w="3085"/>
-        <w:gridCol w:w="3088"/>
+        <w:gridCol w:w="3164"/>
+        <w:gridCol w:w="3104"/>
+        <w:gridCol w:w="3077"/>
       </w:tblGrid>
       <w:tr>
         <w:tc>
@@ -11887,203 +11902,33 @@
                 <w:szCs w:val="24"/>
                 <w:lang w:val="en-US"/>
               </w:rPr>
-              <w:t>id, title, introduction, objective, status</w:t>
-            </w:r>
-          </w:p>
-        </w:tc>
-        <w:tc>
-          <w:tcPr>
-            <w:tcW w:w="3408" w:type="dxa"/>
-          </w:tcPr>
-          <w:p>
-            <w:pPr>
-              <w:spacing w:line="240" w:lineRule="auto"/>
+              <w:t>id, title (</w:t>
+            </w:r>
+            <w:r>
               <w:rPr>
                 <w:rFonts w:ascii="Times New Roman" w:hAnsi="Times New Roman" w:cs="Times New Roman"/>
                 <w:sz w:val="24"/>
                 <w:szCs w:val="24"/>
               </w:rPr>
-            </w:pPr>
-            <w:r>
-              <w:rPr>
-                <w:rFonts w:ascii="Times New Roman" w:hAnsi="Times New Roman" w:cs="Times New Roman"/>
-                <w:sz w:val="24"/>
-                <w:szCs w:val="24"/>
-              </w:rPr>
-              <w:t>Детективное дело и состояние расследования.</w:t>
-            </w:r>
-          </w:p>
-        </w:tc>
-      </w:tr>
-      <w:tr>
-        <w:tc>
-          <w:tcPr>
-            <w:tcW w:w="3408" w:type="dxa"/>
-          </w:tcPr>
-          <w:p>
-            <w:pPr>
-              <w:spacing w:line="240" w:lineRule="auto"/>
-              <w:rPr>
-                <w:rFonts w:ascii="Times New Roman" w:hAnsi="Times New Roman" w:cs="Times New Roman"/>
-                <w:sz w:val="24"/>
-                <w:szCs w:val="24"/>
-              </w:rPr>
-            </w:pPr>
-            <w:proofErr w:type="spellStart"/>
-            <w:r>
-              <w:rPr>
-                <w:rFonts w:ascii="Times New Roman" w:hAnsi="Times New Roman" w:cs="Times New Roman"/>
-                <w:sz w:val="24"/>
-                <w:szCs w:val="24"/>
-              </w:rPr>
-              <w:t>Suspect</w:t>
-            </w:r>
-            <w:proofErr w:type="spellEnd"/>
-          </w:p>
-        </w:tc>
-        <w:tc>
-          <w:tcPr>
-            <w:tcW w:w="3408" w:type="dxa"/>
-          </w:tcPr>
-          <w:p>
-            <w:pPr>
-              <w:spacing w:line="240" w:lineRule="auto"/>
-              <w:rPr>
-                <w:rFonts w:ascii="Times New Roman" w:hAnsi="Times New Roman" w:cs="Times New Roman"/>
-                <w:sz w:val="24"/>
-                <w:szCs w:val="24"/>
-              </w:rPr>
-            </w:pPr>
-            <w:proofErr w:type="spellStart"/>
-            <w:r>
-              <w:rPr>
-                <w:rFonts w:ascii="Times New Roman" w:hAnsi="Times New Roman" w:cs="Times New Roman"/>
-                <w:sz w:val="24"/>
-                <w:szCs w:val="24"/>
-              </w:rPr>
-              <w:t>id</w:t>
-            </w:r>
-            <w:proofErr w:type="spellEnd"/>
-            <w:r>
-              <w:rPr>
-                <w:rFonts w:ascii="Times New Roman" w:hAnsi="Times New Roman" w:cs="Times New Roman"/>
-                <w:sz w:val="24"/>
-                <w:szCs w:val="24"/>
-              </w:rPr>
-              <w:t xml:space="preserve">, </w:t>
-            </w:r>
-            <w:proofErr w:type="spellStart"/>
-            <w:r>
-              <w:rPr>
-                <w:rFonts w:ascii="Times New Roman" w:hAnsi="Times New Roman" w:cs="Times New Roman"/>
-                <w:sz w:val="24"/>
-                <w:szCs w:val="24"/>
-              </w:rPr>
-              <w:t>caseId</w:t>
-            </w:r>
-            <w:proofErr w:type="spellEnd"/>
-            <w:r>
-              <w:rPr>
-                <w:rFonts w:ascii="Times New Roman" w:hAnsi="Times New Roman" w:cs="Times New Roman"/>
-                <w:sz w:val="24"/>
-                <w:szCs w:val="24"/>
-              </w:rPr>
-              <w:t xml:space="preserve">, </w:t>
-            </w:r>
-            <w:proofErr w:type="spellStart"/>
-            <w:r>
-              <w:rPr>
-                <w:rFonts w:ascii="Times New Roman" w:hAnsi="Times New Roman" w:cs="Times New Roman"/>
-                <w:sz w:val="24"/>
-                <w:szCs w:val="24"/>
-              </w:rPr>
-              <w:t>name</w:t>
-            </w:r>
-            <w:proofErr w:type="spellEnd"/>
-            <w:r>
-              <w:rPr>
-                <w:rFonts w:ascii="Times New Roman" w:hAnsi="Times New Roman" w:cs="Times New Roman"/>
-                <w:sz w:val="24"/>
-                <w:szCs w:val="24"/>
-              </w:rPr>
-              <w:t xml:space="preserve">, </w:t>
-            </w:r>
-            <w:proofErr w:type="spellStart"/>
-            <w:r>
-              <w:rPr>
-                <w:rFonts w:ascii="Times New Roman" w:hAnsi="Times New Roman" w:cs="Times New Roman"/>
-                <w:sz w:val="24"/>
-                <w:szCs w:val="24"/>
-              </w:rPr>
-              <w:t>profile</w:t>
-            </w:r>
-            <w:proofErr w:type="spellEnd"/>
-          </w:p>
-        </w:tc>
-        <w:tc>
-          <w:tcPr>
-            <w:tcW w:w="3408" w:type="dxa"/>
-          </w:tcPr>
-          <w:p>
-            <w:pPr>
-              <w:spacing w:line="240" w:lineRule="auto"/>
-              <w:rPr>
-                <w:rFonts w:ascii="Times New Roman" w:hAnsi="Times New Roman" w:cs="Times New Roman"/>
-                <w:sz w:val="24"/>
-                <w:szCs w:val="24"/>
-              </w:rPr>
-            </w:pPr>
-            <w:r>
-              <w:rPr>
-                <w:rFonts w:ascii="Times New Roman" w:hAnsi="Times New Roman" w:cs="Times New Roman"/>
-                <w:sz w:val="24"/>
-                <w:szCs w:val="24"/>
-              </w:rPr>
-              <w:t>Подозреваемый в рамках дела.</w:t>
-            </w:r>
-          </w:p>
-        </w:tc>
-      </w:tr>
-      <w:tr>
-        <w:tc>
-          <w:tcPr>
-            <w:tcW w:w="3408" w:type="dxa"/>
-          </w:tcPr>
-          <w:p>
-            <w:pPr>
-              <w:spacing w:line="240" w:lineRule="auto"/>
-              <w:rPr>
-                <w:rFonts w:ascii="Times New Roman" w:hAnsi="Times New Roman" w:cs="Times New Roman"/>
-                <w:sz w:val="24"/>
-                <w:szCs w:val="24"/>
-              </w:rPr>
-            </w:pPr>
-            <w:proofErr w:type="spellStart"/>
-            <w:r>
-              <w:rPr>
-                <w:rFonts w:ascii="Times New Roman" w:hAnsi="Times New Roman" w:cs="Times New Roman"/>
-                <w:sz w:val="24"/>
-                <w:szCs w:val="24"/>
-              </w:rPr>
-              <w:t>Clue</w:t>
-            </w:r>
-            <w:proofErr w:type="spellEnd"/>
-          </w:p>
-        </w:tc>
-        <w:tc>
-          <w:tcPr>
-            <w:tcW w:w="3408" w:type="dxa"/>
-          </w:tcPr>
-          <w:p>
-            <w:pPr>
-              <w:spacing w:line="240" w:lineRule="auto"/>
+              <w:t>название</w:t>
+            </w:r>
+            <w:r>
               <w:rPr>
                 <w:rFonts w:ascii="Times New Roman" w:hAnsi="Times New Roman" w:cs="Times New Roman"/>
                 <w:sz w:val="24"/>
                 <w:szCs w:val="24"/>
                 <w:lang w:val="en-US"/>
               </w:rPr>
-            </w:pPr>
+              <w:t>), introduction (</w:t>
+            </w:r>
+            <w:r>
+              <w:rPr>
+                <w:rFonts w:ascii="Times New Roman" w:hAnsi="Times New Roman" w:cs="Times New Roman"/>
+                <w:sz w:val="24"/>
+                <w:szCs w:val="24"/>
+              </w:rPr>
+              <w:t>вступление</w:t>
+            </w:r>
             <w:r>
               <w:rPr>
                 <w:rFonts w:ascii="Times New Roman" w:hAnsi="Times New Roman" w:cs="Times New Roman"/>
@@ -12091,9 +11936,16 @@
                 <w:szCs w:val="24"/>
                 <w:lang w:val="en-US"/>
               </w:rPr>
-              <w:t xml:space="preserve">id, </w:t>
-            </w:r>
-            <w:proofErr w:type="spellStart"/>
+              <w:t>), objective (</w:t>
+            </w:r>
+            <w:r>
+              <w:rPr>
+                <w:rFonts w:ascii="Times New Roman" w:hAnsi="Times New Roman" w:cs="Times New Roman"/>
+                <w:sz w:val="24"/>
+                <w:szCs w:val="24"/>
+              </w:rPr>
+              <w:t>цель</w:t>
+            </w:r>
             <w:r>
               <w:rPr>
                 <w:rFonts w:ascii="Times New Roman" w:hAnsi="Times New Roman" w:cs="Times New Roman"/>
@@ -12101,9 +11953,16 @@
                 <w:szCs w:val="24"/>
                 <w:lang w:val="en-US"/>
               </w:rPr>
-              <w:t>caseId</w:t>
-            </w:r>
-            <w:proofErr w:type="spellEnd"/>
+              <w:t>), status (</w:t>
+            </w:r>
+            <w:r>
+              <w:rPr>
+                <w:rFonts w:ascii="Times New Roman" w:hAnsi="Times New Roman" w:cs="Times New Roman"/>
+                <w:sz w:val="24"/>
+                <w:szCs w:val="24"/>
+              </w:rPr>
+              <w:t>статус</w:t>
+            </w:r>
             <w:r>
               <w:rPr>
                 <w:rFonts w:ascii="Times New Roman" w:hAnsi="Times New Roman" w:cs="Times New Roman"/>
@@ -12111,9 +11970,16 @@
                 <w:szCs w:val="24"/>
                 <w:lang w:val="en-US"/>
               </w:rPr>
-              <w:t xml:space="preserve">, title, description, source, </w:t>
-            </w:r>
-            <w:proofErr w:type="spellStart"/>
+              <w:t xml:space="preserve"> </w:t>
+            </w:r>
+            <w:r>
+              <w:rPr>
+                <w:rFonts w:ascii="Times New Roman" w:hAnsi="Times New Roman" w:cs="Times New Roman"/>
+                <w:sz w:val="24"/>
+                <w:szCs w:val="24"/>
+              </w:rPr>
+              <w:t>дела</w:t>
+            </w:r>
             <w:r>
               <w:rPr>
                 <w:rFonts w:ascii="Times New Roman" w:hAnsi="Times New Roman" w:cs="Times New Roman"/>
@@ -12121,9 +11987,8 @@
                 <w:szCs w:val="24"/>
                 <w:lang w:val="en-US"/>
               </w:rPr>
-              <w:t>isCritical</w:t>
-            </w:r>
-            <w:proofErr w:type="spellEnd"/>
+              <w:t>).</w:t>
+            </w:r>
           </w:p>
         </w:tc>
         <w:tc>
@@ -12145,7 +12010,7 @@
                 <w:sz w:val="24"/>
                 <w:szCs w:val="24"/>
               </w:rPr>
-              <w:t>Улика, которую игрок получает и изучает.</w:t>
+              <w:t>Детективное дело и состояние расследования.</w:t>
             </w:r>
           </w:p>
         </w:tc>
@@ -12171,7 +12036,7 @@
                 <w:sz w:val="24"/>
                 <w:szCs w:val="24"/>
               </w:rPr>
-              <w:t>DialogueMessage</w:t>
+              <w:t>Suspect</w:t>
             </w:r>
             <w:proofErr w:type="spellEnd"/>
           </w:p>
@@ -12183,13 +12048,175 @@
           <w:p>
             <w:pPr>
               <w:spacing w:line="240" w:lineRule="auto"/>
+              <w:rPr>
+                <w:rFonts w:ascii="Times New Roman" w:hAnsi="Times New Roman" w:cs="Times New Roman"/>
+                <w:sz w:val="24"/>
+                <w:szCs w:val="24"/>
+              </w:rPr>
+            </w:pPr>
+            <w:proofErr w:type="spellStart"/>
+            <w:r>
+              <w:rPr>
+                <w:rFonts w:ascii="Times New Roman" w:hAnsi="Times New Roman" w:cs="Times New Roman"/>
+                <w:sz w:val="24"/>
+                <w:szCs w:val="24"/>
+              </w:rPr>
+              <w:t>id</w:t>
+            </w:r>
+            <w:proofErr w:type="spellEnd"/>
+            <w:r>
+              <w:rPr>
+                <w:rFonts w:ascii="Times New Roman" w:hAnsi="Times New Roman" w:cs="Times New Roman"/>
+                <w:sz w:val="24"/>
+                <w:szCs w:val="24"/>
+              </w:rPr>
+              <w:t xml:space="preserve">, </w:t>
+            </w:r>
+            <w:proofErr w:type="spellStart"/>
+            <w:r>
+              <w:rPr>
+                <w:rFonts w:ascii="Times New Roman" w:hAnsi="Times New Roman" w:cs="Times New Roman"/>
+                <w:sz w:val="24"/>
+                <w:szCs w:val="24"/>
+              </w:rPr>
+              <w:t>caseId</w:t>
+            </w:r>
+            <w:proofErr w:type="spellEnd"/>
+            <w:r>
+              <w:rPr>
+                <w:rFonts w:ascii="Times New Roman" w:hAnsi="Times New Roman" w:cs="Times New Roman"/>
+                <w:sz w:val="24"/>
+                <w:szCs w:val="24"/>
+              </w:rPr>
+              <w:t xml:space="preserve"> (идентификатор дела), </w:t>
+            </w:r>
+            <w:proofErr w:type="spellStart"/>
+            <w:r>
+              <w:rPr>
+                <w:rFonts w:ascii="Times New Roman" w:hAnsi="Times New Roman" w:cs="Times New Roman"/>
+                <w:sz w:val="24"/>
+                <w:szCs w:val="24"/>
+              </w:rPr>
+              <w:t>name</w:t>
+            </w:r>
+            <w:proofErr w:type="spellEnd"/>
+            <w:r>
+              <w:rPr>
+                <w:rFonts w:ascii="Times New Roman" w:hAnsi="Times New Roman" w:cs="Times New Roman"/>
+                <w:sz w:val="24"/>
+                <w:szCs w:val="24"/>
+              </w:rPr>
+              <w:t xml:space="preserve"> (имя</w:t>
+            </w:r>
+            <w:r>
+              <w:rPr>
+                <w:rFonts w:ascii="Times New Roman" w:hAnsi="Times New Roman" w:cs="Times New Roman"/>
+                <w:sz w:val="24"/>
+                <w:szCs w:val="24"/>
+              </w:rPr>
+              <w:t xml:space="preserve">), </w:t>
+            </w:r>
+            <w:proofErr w:type="spellStart"/>
+            <w:r>
+              <w:rPr>
+                <w:rFonts w:ascii="Times New Roman" w:hAnsi="Times New Roman" w:cs="Times New Roman"/>
+                <w:sz w:val="24"/>
+                <w:szCs w:val="24"/>
+              </w:rPr>
+              <w:t>profile</w:t>
+            </w:r>
+            <w:proofErr w:type="spellEnd"/>
+            <w:r>
+              <w:rPr>
+                <w:rFonts w:ascii="Times New Roman" w:hAnsi="Times New Roman" w:cs="Times New Roman"/>
+                <w:sz w:val="24"/>
+                <w:szCs w:val="24"/>
+              </w:rPr>
+              <w:t xml:space="preserve"> (описание персонажа)</w:t>
+            </w:r>
+          </w:p>
+        </w:tc>
+        <w:tc>
+          <w:tcPr>
+            <w:tcW w:w="3408" w:type="dxa"/>
+          </w:tcPr>
+          <w:p>
+            <w:pPr>
+              <w:spacing w:line="240" w:lineRule="auto"/>
+              <w:rPr>
+                <w:rFonts w:ascii="Times New Roman" w:hAnsi="Times New Roman" w:cs="Times New Roman"/>
+                <w:sz w:val="24"/>
+                <w:szCs w:val="24"/>
+              </w:rPr>
+            </w:pPr>
+            <w:r>
+              <w:rPr>
+                <w:rFonts w:ascii="Times New Roman" w:hAnsi="Times New Roman" w:cs="Times New Roman"/>
+                <w:sz w:val="24"/>
+                <w:szCs w:val="24"/>
+              </w:rPr>
+              <w:t>Подозреваемый в рамках дела.</w:t>
+            </w:r>
+          </w:p>
+        </w:tc>
+      </w:tr>
+      <w:tr>
+        <w:tc>
+          <w:tcPr>
+            <w:tcW w:w="3408" w:type="dxa"/>
+          </w:tcPr>
+          <w:p>
+            <w:pPr>
+              <w:spacing w:line="240" w:lineRule="auto"/>
+              <w:rPr>
+                <w:rFonts w:ascii="Times New Roman" w:hAnsi="Times New Roman" w:cs="Times New Roman"/>
+                <w:sz w:val="24"/>
+                <w:szCs w:val="24"/>
+              </w:rPr>
+            </w:pPr>
+            <w:proofErr w:type="spellStart"/>
+            <w:r>
+              <w:rPr>
+                <w:rFonts w:ascii="Times New Roman" w:hAnsi="Times New Roman" w:cs="Times New Roman"/>
+                <w:sz w:val="24"/>
+                <w:szCs w:val="24"/>
+              </w:rPr>
+              <w:t>Clue</w:t>
+            </w:r>
+            <w:proofErr w:type="spellEnd"/>
+          </w:p>
+        </w:tc>
+        <w:tc>
+          <w:tcPr>
+            <w:tcW w:w="3408" w:type="dxa"/>
+          </w:tcPr>
+          <w:p>
+            <w:pPr>
+              <w:spacing w:line="240" w:lineRule="auto"/>
+              <w:rPr>
+                <w:rFonts w:ascii="Times New Roman" w:hAnsi="Times New Roman" w:cs="Times New Roman"/>
+                <w:sz w:val="24"/>
+                <w:szCs w:val="24"/>
+              </w:rPr>
+            </w:pPr>
+            <w:r>
               <w:rPr>
                 <w:rFonts w:ascii="Times New Roman" w:hAnsi="Times New Roman" w:cs="Times New Roman"/>
                 <w:sz w:val="24"/>
                 <w:szCs w:val="24"/>
                 <w:lang w:val="en-US"/>
               </w:rPr>
-            </w:pPr>
+              <w:t>id</w:t>
+            </w:r>
+            <w:r>
+              <w:rPr>
+                <w:rFonts w:ascii="Times New Roman" w:hAnsi="Times New Roman" w:cs="Times New Roman"/>
+                <w:sz w:val="24"/>
+                <w:szCs w:val="24"/>
+              </w:rPr>
+              <w:t xml:space="preserve">, </w:t>
+            </w:r>
+            <w:proofErr w:type="spellStart"/>
             <w:r>
               <w:rPr>
                 <w:rFonts w:ascii="Times New Roman" w:hAnsi="Times New Roman" w:cs="Times New Roman"/>
@@ -12197,9 +12224,17 @@
                 <w:szCs w:val="24"/>
                 <w:lang w:val="en-US"/>
               </w:rPr>
-              <w:t xml:space="preserve">id, </w:t>
-            </w:r>
-            <w:proofErr w:type="spellStart"/>
+              <w:t>caseId</w:t>
+            </w:r>
+            <w:proofErr w:type="spellEnd"/>
+            <w:r>
+              <w:rPr>
+                <w:rFonts w:ascii="Times New Roman" w:hAnsi="Times New Roman" w:cs="Times New Roman"/>
+                <w:sz w:val="24"/>
+                <w:szCs w:val="24"/>
+              </w:rPr>
+              <w:t xml:space="preserve"> (идентификатор дела), </w:t>
+            </w:r>
             <w:r>
               <w:rPr>
                 <w:rFonts w:ascii="Times New Roman" w:hAnsi="Times New Roman" w:cs="Times New Roman"/>
@@ -12207,9 +12242,16 @@
                 <w:szCs w:val="24"/>
                 <w:lang w:val="en-US"/>
               </w:rPr>
-              <w:t>caseId</w:t>
-            </w:r>
-            <w:proofErr w:type="spellEnd"/>
+              <w:t>title</w:t>
+            </w:r>
+            <w:r>
+              <w:rPr>
+                <w:rFonts w:ascii="Times New Roman" w:hAnsi="Times New Roman" w:cs="Times New Roman"/>
+                <w:sz w:val="24"/>
+                <w:szCs w:val="24"/>
+              </w:rPr>
+              <w:t xml:space="preserve"> (название), </w:t>
+            </w:r>
             <w:r>
               <w:rPr>
                 <w:rFonts w:ascii="Times New Roman" w:hAnsi="Times New Roman" w:cs="Times New Roman"/>
@@ -12217,9 +12259,17 @@
                 <w:szCs w:val="24"/>
                 <w:lang w:val="en-US"/>
               </w:rPr>
-              <w:t xml:space="preserve">, </w:t>
-            </w:r>
-            <w:proofErr w:type="spellStart"/>
+              <w:lastRenderedPageBreak/>
+              <w:t>description</w:t>
+            </w:r>
+            <w:r>
+              <w:rPr>
+                <w:rFonts w:ascii="Times New Roman" w:hAnsi="Times New Roman" w:cs="Times New Roman"/>
+                <w:sz w:val="24"/>
+                <w:szCs w:val="24"/>
+              </w:rPr>
+              <w:t xml:space="preserve"> (описание), </w:t>
+            </w:r>
             <w:r>
               <w:rPr>
                 <w:rFonts w:ascii="Times New Roman" w:hAnsi="Times New Roman" w:cs="Times New Roman"/>
@@ -12227,9 +12277,83 @@
                 <w:szCs w:val="24"/>
                 <w:lang w:val="en-US"/>
               </w:rPr>
-              <w:t>suspectId</w:t>
+              <w:t>source</w:t>
+            </w:r>
+            <w:r>
+              <w:rPr>
+                <w:rFonts w:ascii="Times New Roman" w:hAnsi="Times New Roman" w:cs="Times New Roman"/>
+                <w:sz w:val="24"/>
+                <w:szCs w:val="24"/>
+              </w:rPr>
+              <w:t xml:space="preserve"> (источник)</w:t>
+            </w:r>
+          </w:p>
+        </w:tc>
+        <w:tc>
+          <w:tcPr>
+            <w:tcW w:w="3408" w:type="dxa"/>
+          </w:tcPr>
+          <w:p>
+            <w:pPr>
+              <w:spacing w:line="240" w:lineRule="auto"/>
+              <w:rPr>
+                <w:rFonts w:ascii="Times New Roman" w:hAnsi="Times New Roman" w:cs="Times New Roman"/>
+                <w:sz w:val="24"/>
+                <w:szCs w:val="24"/>
+              </w:rPr>
+            </w:pPr>
+            <w:r>
+              <w:rPr>
+                <w:rFonts w:ascii="Times New Roman" w:hAnsi="Times New Roman" w:cs="Times New Roman"/>
+                <w:sz w:val="24"/>
+                <w:szCs w:val="24"/>
+              </w:rPr>
+              <w:lastRenderedPageBreak/>
+              <w:t>Улика, которую игрок получает и изучает.</w:t>
+            </w:r>
+          </w:p>
+        </w:tc>
+      </w:tr>
+      <w:tr>
+        <w:tc>
+          <w:tcPr>
+            <w:tcW w:w="3408" w:type="dxa"/>
+          </w:tcPr>
+          <w:p>
+            <w:pPr>
+              <w:spacing w:line="240" w:lineRule="auto"/>
+              <w:rPr>
+                <w:rFonts w:ascii="Times New Roman" w:hAnsi="Times New Roman" w:cs="Times New Roman"/>
+                <w:sz w:val="24"/>
+                <w:szCs w:val="24"/>
+              </w:rPr>
+            </w:pPr>
+            <w:proofErr w:type="spellStart"/>
+            <w:r>
+              <w:rPr>
+                <w:rFonts w:ascii="Times New Roman" w:hAnsi="Times New Roman" w:cs="Times New Roman"/>
+                <w:sz w:val="24"/>
+                <w:szCs w:val="24"/>
+              </w:rPr>
+              <w:lastRenderedPageBreak/>
+              <w:t>DialogueMessage</w:t>
             </w:r>
             <w:proofErr w:type="spellEnd"/>
+          </w:p>
+        </w:tc>
+        <w:tc>
+          <w:tcPr>
+            <w:tcW w:w="3408" w:type="dxa"/>
+          </w:tcPr>
+          <w:p>
+            <w:pPr>
+              <w:spacing w:line="240" w:lineRule="auto"/>
+              <w:rPr>
+                <w:rFonts w:ascii="Times New Roman" w:hAnsi="Times New Roman" w:cs="Times New Roman"/>
+                <w:sz w:val="24"/>
+                <w:szCs w:val="24"/>
+              </w:rPr>
+            </w:pPr>
             <w:r>
               <w:rPr>
                 <w:rFonts w:ascii="Times New Roman" w:hAnsi="Times New Roman" w:cs="Times New Roman"/>
@@ -12237,7 +12361,15 @@
                 <w:szCs w:val="24"/>
                 <w:lang w:val="en-US"/>
               </w:rPr>
-              <w:t xml:space="preserve">, author, text, </w:t>
+              <w:t>id</w:t>
+            </w:r>
+            <w:r>
+              <w:rPr>
+                <w:rFonts w:ascii="Times New Roman" w:hAnsi="Times New Roman" w:cs="Times New Roman"/>
+                <w:sz w:val="24"/>
+                <w:szCs w:val="24"/>
+              </w:rPr>
+              <w:t xml:space="preserve">, </w:t>
             </w:r>
             <w:proofErr w:type="spellStart"/>
             <w:r>
@@ -12247,205 +12379,36 @@
                 <w:szCs w:val="24"/>
                 <w:lang w:val="en-US"/>
               </w:rPr>
-              <w:t>createdAt</w:t>
+              <w:t>caseId</w:t>
             </w:r>
             <w:proofErr w:type="spellEnd"/>
-          </w:p>
-        </w:tc>
-        <w:tc>
-          <w:tcPr>
-            <w:tcW w:w="3408" w:type="dxa"/>
-          </w:tcPr>
-          <w:p>
-            <w:pPr>
-              <w:spacing w:line="240" w:lineRule="auto"/>
+            <w:r>
               <w:rPr>
                 <w:rFonts w:ascii="Times New Roman" w:hAnsi="Times New Roman" w:cs="Times New Roman"/>
                 <w:sz w:val="24"/>
                 <w:szCs w:val="24"/>
               </w:rPr>
-            </w:pPr>
-            <w:r>
-              <w:rPr>
-                <w:rFonts w:ascii="Times New Roman" w:hAnsi="Times New Roman" w:cs="Times New Roman"/>
-                <w:sz w:val="24"/>
-                <w:szCs w:val="24"/>
-              </w:rPr>
-              <w:t>Сообщение игрока или персонажа.</w:t>
-            </w:r>
-          </w:p>
-        </w:tc>
-      </w:tr>
-      <w:tr>
-        <w:tc>
-          <w:tcPr>
-            <w:tcW w:w="3408" w:type="dxa"/>
-          </w:tcPr>
-          <w:p>
-            <w:pPr>
-              <w:spacing w:line="240" w:lineRule="auto"/>
-              <w:rPr>
-                <w:rFonts w:ascii="Times New Roman" w:hAnsi="Times New Roman" w:cs="Times New Roman"/>
-                <w:sz w:val="24"/>
-                <w:szCs w:val="24"/>
-              </w:rPr>
-            </w:pPr>
+              <w:t xml:space="preserve"> (идентификатор дела), </w:t>
+            </w:r>
             <w:proofErr w:type="spellStart"/>
             <w:r>
-              <w:rPr>
-                <w:rFonts w:ascii="Times New Roman" w:hAnsi="Times New Roman" w:cs="Times New Roman"/>
-                <w:sz w:val="24"/>
-                <w:szCs w:val="24"/>
-              </w:rPr>
-              <w:t>InvestigationProgress</w:t>
-            </w:r>
-            <w:proofErr w:type="spellEnd"/>
-          </w:p>
-        </w:tc>
-        <w:tc>
-          <w:tcPr>
-            <w:tcW w:w="3408" w:type="dxa"/>
-          </w:tcPr>
-          <w:p>
-            <w:pPr>
-              <w:spacing w:line="240" w:lineRule="auto"/>
-              <w:rPr>
-                <w:rFonts w:ascii="Times New Roman" w:hAnsi="Times New Roman" w:cs="Times New Roman"/>
-                <w:sz w:val="24"/>
-                <w:szCs w:val="24"/>
-              </w:rPr>
-            </w:pPr>
-            <w:proofErr w:type="spellStart"/>
-            <w:r>
-              <w:rPr>
-                <w:rFonts w:ascii="Times New Roman" w:hAnsi="Times New Roman" w:cs="Times New Roman"/>
-                <w:sz w:val="24"/>
-                <w:szCs w:val="24"/>
-              </w:rPr>
-              <w:t>userId</w:t>
-            </w:r>
-            <w:proofErr w:type="spellEnd"/>
-            <w:r>
-              <w:rPr>
-                <w:rFonts w:ascii="Times New Roman" w:hAnsi="Times New Roman" w:cs="Times New Roman"/>
-                <w:sz w:val="24"/>
-                <w:szCs w:val="24"/>
-              </w:rPr>
-              <w:t xml:space="preserve">, </w:t>
-            </w:r>
-            <w:proofErr w:type="spellStart"/>
-            <w:r>
-              <w:rPr>
-                <w:rFonts w:ascii="Times New Roman" w:hAnsi="Times New Roman" w:cs="Times New Roman"/>
-                <w:sz w:val="24"/>
-                <w:szCs w:val="24"/>
-              </w:rPr>
-              <w:t>caseId</w:t>
-            </w:r>
-            <w:proofErr w:type="spellEnd"/>
-            <w:r>
-              <w:rPr>
-                <w:rFonts w:ascii="Times New Roman" w:hAnsi="Times New Roman" w:cs="Times New Roman"/>
-                <w:sz w:val="24"/>
-                <w:szCs w:val="24"/>
-              </w:rPr>
-              <w:t xml:space="preserve">, </w:t>
-            </w:r>
-            <w:proofErr w:type="spellStart"/>
-            <w:r>
-              <w:rPr>
-                <w:rFonts w:ascii="Times New Roman" w:hAnsi="Times New Roman" w:cs="Times New Roman"/>
-                <w:sz w:val="24"/>
-                <w:szCs w:val="24"/>
-              </w:rPr>
-              <w:t>collectedClueIds</w:t>
-            </w:r>
-            <w:proofErr w:type="spellEnd"/>
-            <w:r>
-              <w:rPr>
-                <w:rFonts w:ascii="Times New Roman" w:hAnsi="Times New Roman" w:cs="Times New Roman"/>
-                <w:sz w:val="24"/>
-                <w:szCs w:val="24"/>
-              </w:rPr>
-              <w:t xml:space="preserve">, </w:t>
-            </w:r>
-            <w:proofErr w:type="spellStart"/>
-            <w:r>
-              <w:rPr>
-                <w:rFonts w:ascii="Times New Roman" w:hAnsi="Times New Roman" w:cs="Times New Roman"/>
-                <w:sz w:val="24"/>
-                <w:szCs w:val="24"/>
-              </w:rPr>
-              <w:t>status</w:t>
-            </w:r>
-            <w:proofErr w:type="spellEnd"/>
-          </w:p>
-        </w:tc>
-        <w:tc>
-          <w:tcPr>
-            <w:tcW w:w="3408" w:type="dxa"/>
-          </w:tcPr>
-          <w:p>
-            <w:pPr>
-              <w:spacing w:line="240" w:lineRule="auto"/>
-              <w:rPr>
-                <w:rFonts w:ascii="Times New Roman" w:hAnsi="Times New Roman" w:cs="Times New Roman"/>
-                <w:sz w:val="24"/>
-                <w:szCs w:val="24"/>
-              </w:rPr>
-            </w:pPr>
-            <w:r>
-              <w:rPr>
-                <w:rFonts w:ascii="Times New Roman" w:hAnsi="Times New Roman" w:cs="Times New Roman"/>
-                <w:sz w:val="24"/>
-                <w:szCs w:val="24"/>
-              </w:rPr>
-              <w:t>Сохранённый прогресс игрока.</w:t>
-            </w:r>
-          </w:p>
-        </w:tc>
-      </w:tr>
-      <w:tr>
-        <w:tc>
-          <w:tcPr>
-            <w:tcW w:w="3408" w:type="dxa"/>
-          </w:tcPr>
-          <w:p>
-            <w:pPr>
-              <w:spacing w:line="240" w:lineRule="auto"/>
-              <w:rPr>
-                <w:rFonts w:ascii="Times New Roman" w:hAnsi="Times New Roman" w:cs="Times New Roman"/>
-                <w:sz w:val="24"/>
-                <w:szCs w:val="24"/>
-              </w:rPr>
-            </w:pPr>
-            <w:proofErr w:type="spellStart"/>
-            <w:r>
-              <w:rPr>
-                <w:rFonts w:ascii="Times New Roman" w:hAnsi="Times New Roman" w:cs="Times New Roman"/>
-                <w:sz w:val="24"/>
-                <w:szCs w:val="24"/>
-              </w:rPr>
-              <w:lastRenderedPageBreak/>
-              <w:t>Accusation</w:t>
-            </w:r>
-            <w:proofErr w:type="spellEnd"/>
-          </w:p>
-        </w:tc>
-        <w:tc>
-          <w:tcPr>
-            <w:tcW w:w="3408" w:type="dxa"/>
-          </w:tcPr>
-          <w:p>
-            <w:pPr>
-              <w:spacing w:line="240" w:lineRule="auto"/>
               <w:rPr>
                 <w:rFonts w:ascii="Times New Roman" w:hAnsi="Times New Roman" w:cs="Times New Roman"/>
                 <w:sz w:val="24"/>
                 <w:szCs w:val="24"/>
                 <w:lang w:val="en-US"/>
               </w:rPr>
-            </w:pPr>
+              <w:t>suspectId</w:t>
+            </w:r>
+            <w:proofErr w:type="spellEnd"/>
+            <w:r>
+              <w:rPr>
+                <w:rFonts w:ascii="Times New Roman" w:hAnsi="Times New Roman" w:cs="Times New Roman"/>
+                <w:sz w:val="24"/>
+                <w:szCs w:val="24"/>
+              </w:rPr>
+              <w:t xml:space="preserve"> (идентификатор подозреваемого), </w:t>
+            </w:r>
             <w:r>
               <w:rPr>
                 <w:rFonts w:ascii="Times New Roman" w:hAnsi="Times New Roman" w:cs="Times New Roman"/>
@@ -12453,9 +12416,16 @@
                 <w:szCs w:val="24"/>
                 <w:lang w:val="en-US"/>
               </w:rPr>
-              <w:t xml:space="preserve">id, </w:t>
-            </w:r>
-            <w:proofErr w:type="spellStart"/>
+              <w:t>author</w:t>
+            </w:r>
+            <w:r>
+              <w:rPr>
+                <w:rFonts w:ascii="Times New Roman" w:hAnsi="Times New Roman" w:cs="Times New Roman"/>
+                <w:sz w:val="24"/>
+                <w:szCs w:val="24"/>
+              </w:rPr>
+              <w:t xml:space="preserve"> (автор сообщения), </w:t>
+            </w:r>
             <w:r>
               <w:rPr>
                 <w:rFonts w:ascii="Times New Roman" w:hAnsi="Times New Roman" w:cs="Times New Roman"/>
@@ -12463,9 +12433,17 @@
                 <w:szCs w:val="24"/>
                 <w:lang w:val="en-US"/>
               </w:rPr>
-              <w:t>caseId</w:t>
-            </w:r>
-            <w:proofErr w:type="spellEnd"/>
+              <w:t>text</w:t>
+            </w:r>
+            <w:r>
+              <w:rPr>
+                <w:rFonts w:ascii="Times New Roman" w:hAnsi="Times New Roman" w:cs="Times New Roman"/>
+                <w:sz w:val="24"/>
+                <w:szCs w:val="24"/>
+              </w:rPr>
+              <w:t xml:space="preserve"> (текст), </w:t>
+            </w:r>
+            <w:proofErr w:type="spellStart"/>
             <w:r>
               <w:rPr>
                 <w:rFonts w:ascii="Times New Roman" w:hAnsi="Times New Roman" w:cs="Times New Roman"/>
@@ -12473,9 +12451,219 @@
                 <w:szCs w:val="24"/>
                 <w:lang w:val="en-US"/>
               </w:rPr>
-              <w:t xml:space="preserve">, </w:t>
-            </w:r>
+              <w:t>createdAt</w:t>
+            </w:r>
+            <w:proofErr w:type="spellEnd"/>
+            <w:r>
+              <w:rPr>
+                <w:rFonts w:ascii="Times New Roman" w:hAnsi="Times New Roman" w:cs="Times New Roman"/>
+                <w:sz w:val="24"/>
+                <w:szCs w:val="24"/>
+              </w:rPr>
+              <w:t xml:space="preserve"> (дата и время создания).</w:t>
+            </w:r>
+          </w:p>
+        </w:tc>
+        <w:tc>
+          <w:tcPr>
+            <w:tcW w:w="3408" w:type="dxa"/>
+          </w:tcPr>
+          <w:p>
+            <w:pPr>
+              <w:spacing w:line="240" w:lineRule="auto"/>
+              <w:rPr>
+                <w:rFonts w:ascii="Times New Roman" w:hAnsi="Times New Roman" w:cs="Times New Roman"/>
+                <w:sz w:val="24"/>
+                <w:szCs w:val="24"/>
+              </w:rPr>
+            </w:pPr>
+            <w:r>
+              <w:rPr>
+                <w:rFonts w:ascii="Times New Roman" w:hAnsi="Times New Roman" w:cs="Times New Roman"/>
+                <w:sz w:val="24"/>
+                <w:szCs w:val="24"/>
+              </w:rPr>
+              <w:t>Сообщение игрока или персонажа.</w:t>
+            </w:r>
+          </w:p>
+        </w:tc>
+      </w:tr>
+      <w:tr>
+        <w:tc>
+          <w:tcPr>
+            <w:tcW w:w="3408" w:type="dxa"/>
+          </w:tcPr>
+          <w:p>
+            <w:pPr>
+              <w:spacing w:line="240" w:lineRule="auto"/>
+              <w:rPr>
+                <w:rFonts w:ascii="Times New Roman" w:hAnsi="Times New Roman" w:cs="Times New Roman"/>
+                <w:sz w:val="24"/>
+                <w:szCs w:val="24"/>
+              </w:rPr>
+            </w:pPr>
             <w:proofErr w:type="spellStart"/>
+            <w:r>
+              <w:rPr>
+                <w:rFonts w:ascii="Times New Roman" w:hAnsi="Times New Roman" w:cs="Times New Roman"/>
+                <w:sz w:val="24"/>
+                <w:szCs w:val="24"/>
+              </w:rPr>
+              <w:t>InvestigationProgress</w:t>
+            </w:r>
+            <w:proofErr w:type="spellEnd"/>
+          </w:p>
+        </w:tc>
+        <w:tc>
+          <w:tcPr>
+            <w:tcW w:w="3408" w:type="dxa"/>
+          </w:tcPr>
+          <w:p>
+            <w:pPr>
+              <w:spacing w:line="240" w:lineRule="auto"/>
+              <w:rPr>
+                <w:rFonts w:ascii="Times New Roman" w:hAnsi="Times New Roman" w:cs="Times New Roman"/>
+                <w:sz w:val="24"/>
+                <w:szCs w:val="24"/>
+              </w:rPr>
+            </w:pPr>
+            <w:proofErr w:type="spellStart"/>
+            <w:r>
+              <w:rPr>
+                <w:rFonts w:ascii="Times New Roman" w:hAnsi="Times New Roman" w:cs="Times New Roman"/>
+                <w:sz w:val="24"/>
+                <w:szCs w:val="24"/>
+              </w:rPr>
+              <w:t>userId</w:t>
+            </w:r>
+            <w:proofErr w:type="spellEnd"/>
+            <w:r>
+              <w:rPr>
+                <w:rFonts w:ascii="Times New Roman" w:hAnsi="Times New Roman" w:cs="Times New Roman"/>
+                <w:sz w:val="24"/>
+                <w:szCs w:val="24"/>
+              </w:rPr>
+              <w:t xml:space="preserve"> (идентификатор игрока), </w:t>
+            </w:r>
+            <w:proofErr w:type="spellStart"/>
+            <w:r>
+              <w:rPr>
+                <w:rFonts w:ascii="Times New Roman" w:hAnsi="Times New Roman" w:cs="Times New Roman"/>
+                <w:sz w:val="24"/>
+                <w:szCs w:val="24"/>
+              </w:rPr>
+              <w:t>caseId</w:t>
+            </w:r>
+            <w:proofErr w:type="spellEnd"/>
+            <w:r>
+              <w:rPr>
+                <w:rFonts w:ascii="Times New Roman" w:hAnsi="Times New Roman" w:cs="Times New Roman"/>
+                <w:sz w:val="24"/>
+                <w:szCs w:val="24"/>
+              </w:rPr>
+              <w:t xml:space="preserve"> (идентификатор дела), </w:t>
+            </w:r>
+            <w:proofErr w:type="spellStart"/>
+            <w:r>
+              <w:rPr>
+                <w:rFonts w:ascii="Times New Roman" w:hAnsi="Times New Roman" w:cs="Times New Roman"/>
+                <w:sz w:val="24"/>
+                <w:szCs w:val="24"/>
+              </w:rPr>
+              <w:t>collectedClueIds</w:t>
+            </w:r>
+            <w:proofErr w:type="spellEnd"/>
+            <w:r>
+              <w:rPr>
+                <w:rFonts w:ascii="Times New Roman" w:hAnsi="Times New Roman" w:cs="Times New Roman"/>
+                <w:sz w:val="24"/>
+                <w:szCs w:val="24"/>
+              </w:rPr>
+              <w:t xml:space="preserve"> (идентификаторы собранных улик), </w:t>
+            </w:r>
+            <w:proofErr w:type="spellStart"/>
+            <w:r>
+              <w:rPr>
+                <w:rFonts w:ascii="Times New Roman" w:hAnsi="Times New Roman" w:cs="Times New Roman"/>
+                <w:sz w:val="24"/>
+                <w:szCs w:val="24"/>
+              </w:rPr>
+              <w:t>status</w:t>
+            </w:r>
+            <w:proofErr w:type="spellEnd"/>
+            <w:r>
+              <w:rPr>
+                <w:rFonts w:ascii="Times New Roman" w:hAnsi="Times New Roman" w:cs="Times New Roman"/>
+                <w:sz w:val="24"/>
+                <w:szCs w:val="24"/>
+              </w:rPr>
+              <w:t xml:space="preserve"> (статус расследования).</w:t>
+            </w:r>
+          </w:p>
+        </w:tc>
+        <w:tc>
+          <w:tcPr>
+            <w:tcW w:w="3408" w:type="dxa"/>
+          </w:tcPr>
+          <w:p>
+            <w:pPr>
+              <w:spacing w:line="240" w:lineRule="auto"/>
+              <w:rPr>
+                <w:rFonts w:ascii="Times New Roman" w:hAnsi="Times New Roman" w:cs="Times New Roman"/>
+                <w:sz w:val="24"/>
+                <w:szCs w:val="24"/>
+              </w:rPr>
+            </w:pPr>
+            <w:r>
+              <w:rPr>
+                <w:rFonts w:ascii="Times New Roman" w:hAnsi="Times New Roman" w:cs="Times New Roman"/>
+                <w:sz w:val="24"/>
+                <w:szCs w:val="24"/>
+              </w:rPr>
+              <w:t>Сохранённый прогресс игрока.</w:t>
+            </w:r>
+          </w:p>
+        </w:tc>
+      </w:tr>
+      <w:tr>
+        <w:tc>
+          <w:tcPr>
+            <w:tcW w:w="3408" w:type="dxa"/>
+          </w:tcPr>
+          <w:p>
+            <w:pPr>
+              <w:spacing w:line="240" w:lineRule="auto"/>
+              <w:rPr>
+                <w:rFonts w:ascii="Times New Roman" w:hAnsi="Times New Roman" w:cs="Times New Roman"/>
+                <w:sz w:val="24"/>
+                <w:szCs w:val="24"/>
+              </w:rPr>
+            </w:pPr>
+            <w:proofErr w:type="spellStart"/>
+            <w:r>
+              <w:rPr>
+                <w:rFonts w:ascii="Times New Roman" w:hAnsi="Times New Roman" w:cs="Times New Roman"/>
+                <w:sz w:val="24"/>
+                <w:szCs w:val="24"/>
+              </w:rPr>
+              <w:t>Accusation</w:t>
+            </w:r>
+            <w:proofErr w:type="spellEnd"/>
+          </w:p>
+        </w:tc>
+        <w:tc>
+          <w:tcPr>
+            <w:tcW w:w="3408" w:type="dxa"/>
+          </w:tcPr>
+          <w:p>
+            <w:pPr>
+              <w:spacing w:line="240" w:lineRule="auto"/>
+              <w:rPr>
+                <w:rFonts w:ascii="Times New Roman" w:hAnsi="Times New Roman" w:cs="Times New Roman"/>
+                <w:sz w:val="24"/>
+                <w:szCs w:val="24"/>
+              </w:rPr>
+            </w:pPr>
             <w:r>
               <w:rPr>
                 <w:rFonts w:ascii="Times New Roman" w:hAnsi="Times New Roman" w:cs="Times New Roman"/>
@@ -12483,9 +12671,17 @@
                 <w:szCs w:val="24"/>
                 <w:lang w:val="en-US"/>
               </w:rPr>
-              <w:t>suspectId</w:t>
-            </w:r>
-            <w:proofErr w:type="spellEnd"/>
+              <w:t>id</w:t>
+            </w:r>
+            <w:r>
+              <w:rPr>
+                <w:rFonts w:ascii="Times New Roman" w:hAnsi="Times New Roman" w:cs="Times New Roman"/>
+                <w:sz w:val="24"/>
+                <w:szCs w:val="24"/>
+              </w:rPr>
+              <w:t xml:space="preserve">, </w:t>
+            </w:r>
+            <w:proofErr w:type="spellStart"/>
             <w:r>
               <w:rPr>
                 <w:rFonts w:ascii="Times New Roman" w:hAnsi="Times New Roman" w:cs="Times New Roman"/>
@@ -12493,7 +12689,16 @@
                 <w:szCs w:val="24"/>
                 <w:lang w:val="en-US"/>
               </w:rPr>
-              <w:t xml:space="preserve">, </w:t>
+              <w:t>caseId</w:t>
+            </w:r>
+            <w:proofErr w:type="spellEnd"/>
+            <w:r>
+              <w:rPr>
+                <w:rFonts w:ascii="Times New Roman" w:hAnsi="Times New Roman" w:cs="Times New Roman"/>
+                <w:sz w:val="24"/>
+                <w:szCs w:val="24"/>
+              </w:rPr>
+              <w:t xml:space="preserve"> (идентификатор дела), </w:t>
             </w:r>
             <w:proofErr w:type="spellStart"/>
             <w:r>
@@ -12503,9 +12708,18 @@
                 <w:szCs w:val="24"/>
                 <w:lang w:val="en-US"/>
               </w:rPr>
-              <w:t>isCorrect</w:t>
+              <w:t>suspectId</w:t>
             </w:r>
             <w:proofErr w:type="spellEnd"/>
+            <w:r>
+              <w:rPr>
+                <w:rFonts w:ascii="Times New Roman" w:hAnsi="Times New Roman" w:cs="Times New Roman"/>
+                <w:sz w:val="24"/>
+                <w:szCs w:val="24"/>
+              </w:rPr>
+              <w:t xml:space="preserve"> (идентификатор подозреваемого), </w:t>
+            </w:r>
+            <w:proofErr w:type="spellStart"/>
             <w:r>
               <w:rPr>
                 <w:rFonts w:ascii="Times New Roman" w:hAnsi="Times New Roman" w:cs="Times New Roman"/>
@@ -12513,28 +12727,54 @@
                 <w:szCs w:val="24"/>
                 <w:lang w:val="en-US"/>
               </w:rPr>
-              <w:t>, explanation</w:t>
-            </w:r>
-          </w:p>
-        </w:tc>
-        <w:tc>
-          <w:tcPr>
-            <w:tcW w:w="3408" w:type="dxa"/>
-          </w:tcPr>
-          <w:p>
-            <w:pPr>
-              <w:spacing w:line="240" w:lineRule="auto"/>
+              <w:t>isCorrect</w:t>
+            </w:r>
+            <w:proofErr w:type="spellEnd"/>
+            <w:r>
               <w:rPr>
                 <w:rFonts w:ascii="Times New Roman" w:hAnsi="Times New Roman" w:cs="Times New Roman"/>
                 <w:sz w:val="24"/>
                 <w:szCs w:val="24"/>
               </w:rPr>
-            </w:pPr>
+              <w:t xml:space="preserve"> (правильность обвинения), </w:t>
+            </w:r>
             <w:r>
               <w:rPr>
                 <w:rFonts w:ascii="Times New Roman" w:hAnsi="Times New Roman" w:cs="Times New Roman"/>
                 <w:sz w:val="24"/>
                 <w:szCs w:val="24"/>
+                <w:lang w:val="en-US"/>
+              </w:rPr>
+              <w:t>explanation</w:t>
+            </w:r>
+            <w:r>
+              <w:rPr>
+                <w:rFonts w:ascii="Times New Roman" w:hAnsi="Times New Roman" w:cs="Times New Roman"/>
+                <w:sz w:val="24"/>
+                <w:szCs w:val="24"/>
+              </w:rPr>
+              <w:t xml:space="preserve"> (объяснение результата)</w:t>
+            </w:r>
+          </w:p>
+        </w:tc>
+        <w:tc>
+          <w:tcPr>
+            <w:tcW w:w="3408" w:type="dxa"/>
+          </w:tcPr>
+          <w:p>
+            <w:pPr>
+              <w:spacing w:line="240" w:lineRule="auto"/>
+              <w:rPr>
+                <w:rFonts w:ascii="Times New Roman" w:hAnsi="Times New Roman" w:cs="Times New Roman"/>
+                <w:sz w:val="24"/>
+                <w:szCs w:val="24"/>
+              </w:rPr>
+            </w:pPr>
+            <w:r>
+              <w:rPr>
+                <w:rFonts w:ascii="Times New Roman" w:hAnsi="Times New Roman" w:cs="Times New Roman"/>
+                <w:sz w:val="24"/>
+                <w:szCs w:val="24"/>
               </w:rPr>
               <w:t>Итоговый выбор подозреваемого.</w:t>
             </w:r>
@@ -12614,7 +12854,7 @@
                 <w:sz w:val="24"/>
                 <w:szCs w:val="24"/>
               </w:rPr>
-              <w:t xml:space="preserve">, </w:t>
+              <w:t xml:space="preserve"> (закодированный сигнал), </w:t>
             </w:r>
             <w:proofErr w:type="spellStart"/>
             <w:r>
@@ -12632,7 +12872,7 @@
                 <w:sz w:val="24"/>
                 <w:szCs w:val="24"/>
               </w:rPr>
-              <w:t xml:space="preserve">, </w:t>
+              <w:t xml:space="preserve"> (правильный ответ), </w:t>
             </w:r>
             <w:proofErr w:type="spellStart"/>
             <w:r>
@@ -12644,6 +12884,14 @@
               <w:t>clueRewardId</w:t>
             </w:r>
             <w:proofErr w:type="spellEnd"/>
+            <w:r>
+              <w:rPr>
+                <w:rFonts w:ascii="Times New Roman" w:hAnsi="Times New Roman" w:cs="Times New Roman"/>
+                <w:sz w:val="24"/>
+                <w:szCs w:val="24"/>
+              </w:rPr>
+              <w:t xml:space="preserve"> (идентификатор награды-улики)</w:t>
+            </w:r>
           </w:p>
         </w:tc>
         <w:tc>
@@ -12725,7 +12973,7 @@
           <w:lang w:eastAsia="ru-RU"/>
         </w:rPr>
       </w:pPr>
-      <w:bookmarkStart w:id="23" w:name="_Toc243599235"/>
+      <w:bookmarkStart w:id="22" w:name="_Toc243599235"/>
       <w:r>
         <w:rPr>
           <w:lang w:eastAsia="ru-RU"/>
@@ -12762,25 +13010,73 @@
         </w:rPr>
         <w:t>и интерфейсов проекта</w:t>
       </w:r>
-      <w:bookmarkEnd w:id="23"/>
+      <w:bookmarkEnd w:id="22"/>
     </w:p>
     <w:p>
       <w:pPr>
         <w:pStyle w:val="a9"/>
-        <w:jc w:val="left"/>
-        <w:rPr>
-          <w:lang w:eastAsia="ru-RU"/>
-        </w:rPr>
-      </w:pPr>
+      </w:pPr>
+      <w:r>
+        <w:t xml:space="preserve">Для слоя </w:t>
+      </w:r>
+      <w:proofErr w:type="spellStart"/>
+      <w:r>
+        <w:t>Domain</w:t>
+      </w:r>
+      <w:proofErr w:type="spellEnd"/>
+      <w:r>
+        <w:t xml:space="preserve"> бы</w:t>
+      </w:r>
+      <w:r>
+        <w:t xml:space="preserve">ли спроектированы основные </w:t>
+      </w:r>
+      <w:proofErr w:type="spellStart"/>
+      <w:r>
+        <w:t>юзкейсы</w:t>
+      </w:r>
+      <w:proofErr w:type="spellEnd"/>
+      <w:r>
+        <w:t xml:space="preserve"> и </w:t>
+      </w:r>
+      <w:proofErr w:type="spellStart"/>
+      <w:r>
+        <w:t>интерфесйсы</w:t>
+      </w:r>
+      <w:proofErr w:type="spellEnd"/>
+      <w:r>
+        <w:t>, а также представлены в виде таблиц.</w:t>
+      </w:r>
     </w:p>
     <w:p>
       <w:pPr>
         <w:pStyle w:val="a9"/>
-        <w:jc w:val="left"/>
-        <w:rPr>
-          <w:lang w:eastAsia="ru-RU"/>
-        </w:rPr>
-      </w:pPr>
+        <w:spacing w:before="240"/>
+        <w:ind w:firstLine="0"/>
+        <w:contextualSpacing w:val="0"/>
+        <w:rPr>
+          <w:lang w:eastAsia="ru-RU"/>
+        </w:rPr>
+      </w:pPr>
+      <w:r>
+        <w:rPr>
+          <w:lang w:eastAsia="ru-RU"/>
+        </w:rPr>
+        <w:t xml:space="preserve">Таблица 7 – Таблица </w:t>
+      </w:r>
+      <w:proofErr w:type="spellStart"/>
+      <w:r>
+        <w:rPr>
+          <w:lang w:val="en-US" w:eastAsia="ru-RU"/>
+        </w:rPr>
+        <w:t>usecases</w:t>
+      </w:r>
+      <w:proofErr w:type="spellEnd"/>
+      <w:r>
+        <w:rPr>
+          <w:lang w:eastAsia="ru-RU"/>
+        </w:rPr>
+        <w:t>.</w:t>
+      </w:r>
     </w:p>
     <w:tbl>
       <w:tblPr>
@@ -12795,23 +13091,20 @@
       <w:tr>
         <w:tc>
           <w:tcPr>
-            <w:tcW w:w="5112" w:type="dxa"/>
+            <w:tcW w:w="4705" w:type="dxa"/>
           </w:tcPr>
           <w:p>
             <w:pPr>
               <w:spacing w:line="240" w:lineRule="auto"/>
-              <w:rPr>
-                <w:rFonts w:ascii="Times New Roman" w:hAnsi="Times New Roman" w:cs="Times New Roman"/>
-                <w:sz w:val="28"/>
-                <w:szCs w:val="28"/>
+              <w:contextualSpacing/>
+              <w:rPr>
+                <w:rFonts w:ascii="Times New Roman" w:hAnsi="Times New Roman" w:cs="Times New Roman"/>
               </w:rPr>
             </w:pPr>
             <w:proofErr w:type="spellStart"/>
             <w:r>
               <w:rPr>
                 <w:rFonts w:ascii="Times New Roman" w:hAnsi="Times New Roman" w:cs="Times New Roman"/>
-                <w:sz w:val="28"/>
-                <w:szCs w:val="28"/>
               </w:rPr>
               <w:t>Use</w:t>
             </w:r>
@@ -12819,8 +13112,6 @@
             <w:r>
               <w:rPr>
                 <w:rFonts w:ascii="Times New Roman" w:hAnsi="Times New Roman" w:cs="Times New Roman"/>
-                <w:sz w:val="28"/>
-                <w:szCs w:val="28"/>
               </w:rPr>
               <w:t xml:space="preserve"> </w:t>
             </w:r>
@@ -12828,8 +13119,6 @@
             <w:r>
               <w:rPr>
                 <w:rFonts w:ascii="Times New Roman" w:hAnsi="Times New Roman" w:cs="Times New Roman"/>
-                <w:sz w:val="28"/>
-                <w:szCs w:val="28"/>
               </w:rPr>
               <w:t>case</w:t>
             </w:r>
@@ -12838,22 +13127,19 @@
         </w:tc>
         <w:tc>
           <w:tcPr>
-            <w:tcW w:w="5112" w:type="dxa"/>
+            <w:tcW w:w="4640" w:type="dxa"/>
           </w:tcPr>
           <w:p>
             <w:pPr>
               <w:spacing w:line="240" w:lineRule="auto"/>
-              <w:rPr>
-                <w:rFonts w:ascii="Times New Roman" w:hAnsi="Times New Roman" w:cs="Times New Roman"/>
-                <w:sz w:val="28"/>
-                <w:szCs w:val="28"/>
-              </w:rPr>
-            </w:pPr>
-            <w:r>
-              <w:rPr>
-                <w:rFonts w:ascii="Times New Roman" w:hAnsi="Times New Roman" w:cs="Times New Roman"/>
-                <w:sz w:val="28"/>
-                <w:szCs w:val="28"/>
+              <w:contextualSpacing/>
+              <w:rPr>
+                <w:rFonts w:ascii="Times New Roman" w:hAnsi="Times New Roman" w:cs="Times New Roman"/>
+              </w:rPr>
+            </w:pPr>
+            <w:r>
+              <w:rPr>
+                <w:rFonts w:ascii="Times New Roman" w:hAnsi="Times New Roman" w:cs="Times New Roman"/>
               </w:rPr>
               <w:t>Назначение</w:t>
             </w:r>
@@ -12863,23 +13149,20 @@
       <w:tr>
         <w:tc>
           <w:tcPr>
-            <w:tcW w:w="5112" w:type="dxa"/>
+            <w:tcW w:w="4705" w:type="dxa"/>
           </w:tcPr>
           <w:p>
             <w:pPr>
               <w:spacing w:line="240" w:lineRule="auto"/>
-              <w:rPr>
-                <w:rFonts w:ascii="Times New Roman" w:hAnsi="Times New Roman" w:cs="Times New Roman"/>
-                <w:sz w:val="28"/>
-                <w:szCs w:val="28"/>
+              <w:contextualSpacing/>
+              <w:rPr>
+                <w:rFonts w:ascii="Times New Roman" w:hAnsi="Times New Roman" w:cs="Times New Roman"/>
               </w:rPr>
             </w:pPr>
             <w:proofErr w:type="spellStart"/>
             <w:r>
               <w:rPr>
                 <w:rFonts w:ascii="Times New Roman" w:hAnsi="Times New Roman" w:cs="Times New Roman"/>
-                <w:sz w:val="28"/>
-                <w:szCs w:val="28"/>
               </w:rPr>
               <w:t>SignIn</w:t>
             </w:r>
@@ -12888,42 +13171,21 @@
         </w:tc>
         <w:tc>
           <w:tcPr>
-            <w:tcW w:w="5112" w:type="dxa"/>
+            <w:tcW w:w="4640" w:type="dxa"/>
           </w:tcPr>
           <w:p>
             <w:pPr>
               <w:spacing w:line="240" w:lineRule="auto"/>
-              <w:rPr>
-                <w:rFonts w:ascii="Times New Roman" w:hAnsi="Times New Roman" w:cs="Times New Roman"/>
-                <w:sz w:val="28"/>
-                <w:szCs w:val="28"/>
-              </w:rPr>
-            </w:pPr>
-            <w:r>
-              <w:rPr>
-                <w:rFonts w:ascii="Times New Roman" w:hAnsi="Times New Roman" w:cs="Times New Roman"/>
-                <w:sz w:val="28"/>
-                <w:szCs w:val="28"/>
-              </w:rPr>
-              <w:t xml:space="preserve">Вход пользователя через </w:t>
-            </w:r>
-            <w:proofErr w:type="spellStart"/>
-            <w:r>
-              <w:rPr>
-                <w:rFonts w:ascii="Times New Roman" w:hAnsi="Times New Roman" w:cs="Times New Roman"/>
-                <w:sz w:val="28"/>
-                <w:szCs w:val="28"/>
-              </w:rPr>
-              <w:t>AuthRepository</w:t>
-            </w:r>
-            <w:proofErr w:type="spellEnd"/>
-            <w:r>
-              <w:rPr>
-                <w:rFonts w:ascii="Times New Roman" w:hAnsi="Times New Roman" w:cs="Times New Roman"/>
-                <w:sz w:val="28"/>
-                <w:szCs w:val="28"/>
-              </w:rPr>
-              <w:t>.</w:t>
+              <w:contextualSpacing/>
+              <w:rPr>
+                <w:rFonts w:ascii="Times New Roman" w:hAnsi="Times New Roman" w:cs="Times New Roman"/>
+              </w:rPr>
+            </w:pPr>
+            <w:r>
+              <w:rPr>
+                <w:rFonts w:ascii="Times New Roman" w:hAnsi="Times New Roman" w:cs="Times New Roman"/>
+              </w:rPr>
+              <w:t xml:space="preserve">Вход пользователя </w:t>
             </w:r>
           </w:p>
         </w:tc>
@@ -12931,23 +13193,20 @@
       <w:tr>
         <w:tc>
           <w:tcPr>
-            <w:tcW w:w="5112" w:type="dxa"/>
+            <w:tcW w:w="4705" w:type="dxa"/>
           </w:tcPr>
           <w:p>
             <w:pPr>
               <w:spacing w:line="240" w:lineRule="auto"/>
-              <w:rPr>
-                <w:rFonts w:ascii="Times New Roman" w:hAnsi="Times New Roman" w:cs="Times New Roman"/>
-                <w:sz w:val="28"/>
-                <w:szCs w:val="28"/>
+              <w:contextualSpacing/>
+              <w:rPr>
+                <w:rFonts w:ascii="Times New Roman" w:hAnsi="Times New Roman" w:cs="Times New Roman"/>
               </w:rPr>
             </w:pPr>
             <w:proofErr w:type="spellStart"/>
             <w:r>
               <w:rPr>
                 <w:rFonts w:ascii="Times New Roman" w:hAnsi="Times New Roman" w:cs="Times New Roman"/>
-                <w:sz w:val="28"/>
-                <w:szCs w:val="28"/>
               </w:rPr>
               <w:t>SignUp</w:t>
             </w:r>
@@ -12956,24 +13215,21 @@
         </w:tc>
         <w:tc>
           <w:tcPr>
-            <w:tcW w:w="5112" w:type="dxa"/>
+            <w:tcW w:w="4640" w:type="dxa"/>
           </w:tcPr>
           <w:p>
             <w:pPr>
               <w:spacing w:line="240" w:lineRule="auto"/>
-              <w:rPr>
-                <w:rFonts w:ascii="Times New Roman" w:hAnsi="Times New Roman" w:cs="Times New Roman"/>
-                <w:sz w:val="28"/>
-                <w:szCs w:val="28"/>
-              </w:rPr>
-            </w:pPr>
-            <w:r>
-              <w:rPr>
-                <w:rFonts w:ascii="Times New Roman" w:hAnsi="Times New Roman" w:cs="Times New Roman"/>
-                <w:sz w:val="28"/>
-                <w:szCs w:val="28"/>
-              </w:rPr>
-              <w:t>Регистрация пользователя.</w:t>
+              <w:contextualSpacing/>
+              <w:rPr>
+                <w:rFonts w:ascii="Times New Roman" w:hAnsi="Times New Roman" w:cs="Times New Roman"/>
+              </w:rPr>
+            </w:pPr>
+            <w:r>
+              <w:rPr>
+                <w:rFonts w:ascii="Times New Roman" w:hAnsi="Times New Roman" w:cs="Times New Roman"/>
+              </w:rPr>
+              <w:t>Регистрация пользователя</w:t>
             </w:r>
           </w:p>
         </w:tc>
@@ -12981,24 +13237,22 @@
       <w:tr>
         <w:tc>
           <w:tcPr>
-            <w:tcW w:w="5112" w:type="dxa"/>
+            <w:tcW w:w="4705" w:type="dxa"/>
           </w:tcPr>
           <w:p>
             <w:pPr>
               <w:spacing w:line="240" w:lineRule="auto"/>
-              <w:rPr>
-                <w:rFonts w:ascii="Times New Roman" w:hAnsi="Times New Roman" w:cs="Times New Roman"/>
-                <w:sz w:val="28"/>
-                <w:szCs w:val="28"/>
+              <w:contextualSpacing/>
+              <w:rPr>
+                <w:rFonts w:ascii="Times New Roman" w:hAnsi="Times New Roman" w:cs="Times New Roman"/>
               </w:rPr>
             </w:pPr>
             <w:proofErr w:type="spellStart"/>
             <w:r>
               <w:rPr>
                 <w:rFonts w:ascii="Times New Roman" w:hAnsi="Times New Roman" w:cs="Times New Roman"/>
-                <w:sz w:val="28"/>
-                <w:szCs w:val="28"/>
-              </w:rPr>
+              </w:rPr>
+              <w:lastRenderedPageBreak/>
               <w:t>LoadAvailableCases</w:t>
             </w:r>
             <w:proofErr w:type="spellEnd"/>
@@ -13006,24 +13260,21 @@
         </w:tc>
         <w:tc>
           <w:tcPr>
-            <w:tcW w:w="5112" w:type="dxa"/>
+            <w:tcW w:w="4640" w:type="dxa"/>
           </w:tcPr>
           <w:p>
             <w:pPr>
               <w:spacing w:line="240" w:lineRule="auto"/>
-              <w:rPr>
-                <w:rFonts w:ascii="Times New Roman" w:hAnsi="Times New Roman" w:cs="Times New Roman"/>
-                <w:sz w:val="28"/>
-                <w:szCs w:val="28"/>
-              </w:rPr>
-            </w:pPr>
-            <w:r>
-              <w:rPr>
-                <w:rFonts w:ascii="Times New Roman" w:hAnsi="Times New Roman" w:cs="Times New Roman"/>
-                <w:sz w:val="28"/>
-                <w:szCs w:val="28"/>
-              </w:rPr>
-              <w:t>Получение списка доступных дел.</w:t>
+              <w:contextualSpacing/>
+              <w:rPr>
+                <w:rFonts w:ascii="Times New Roman" w:hAnsi="Times New Roman" w:cs="Times New Roman"/>
+              </w:rPr>
+            </w:pPr>
+            <w:r>
+              <w:rPr>
+                <w:rFonts w:ascii="Times New Roman" w:hAnsi="Times New Roman" w:cs="Times New Roman"/>
+              </w:rPr>
+              <w:t>Получение списка доступных дел</w:t>
             </w:r>
           </w:p>
         </w:tc>
@@ -13031,23 +13282,20 @@
       <w:tr>
         <w:tc>
           <w:tcPr>
-            <w:tcW w:w="5112" w:type="dxa"/>
+            <w:tcW w:w="4705" w:type="dxa"/>
           </w:tcPr>
           <w:p>
             <w:pPr>
               <w:spacing w:line="240" w:lineRule="auto"/>
-              <w:rPr>
-                <w:rFonts w:ascii="Times New Roman" w:hAnsi="Times New Roman" w:cs="Times New Roman"/>
-                <w:sz w:val="28"/>
-                <w:szCs w:val="28"/>
+              <w:contextualSpacing/>
+              <w:rPr>
+                <w:rFonts w:ascii="Times New Roman" w:hAnsi="Times New Roman" w:cs="Times New Roman"/>
               </w:rPr>
             </w:pPr>
             <w:proofErr w:type="spellStart"/>
             <w:r>
               <w:rPr>
                 <w:rFonts w:ascii="Times New Roman" w:hAnsi="Times New Roman" w:cs="Times New Roman"/>
-                <w:sz w:val="28"/>
-                <w:szCs w:val="28"/>
               </w:rPr>
               <w:t>StartInvestigation</w:t>
             </w:r>
@@ -13056,24 +13304,21 @@
         </w:tc>
         <w:tc>
           <w:tcPr>
-            <w:tcW w:w="5112" w:type="dxa"/>
+            <w:tcW w:w="4640" w:type="dxa"/>
           </w:tcPr>
           <w:p>
             <w:pPr>
               <w:spacing w:line="240" w:lineRule="auto"/>
-              <w:rPr>
-                <w:rFonts w:ascii="Times New Roman" w:hAnsi="Times New Roman" w:cs="Times New Roman"/>
-                <w:sz w:val="28"/>
-                <w:szCs w:val="28"/>
-              </w:rPr>
-            </w:pPr>
-            <w:r>
-              <w:rPr>
-                <w:rFonts w:ascii="Times New Roman" w:hAnsi="Times New Roman" w:cs="Times New Roman"/>
-                <w:sz w:val="28"/>
-                <w:szCs w:val="28"/>
-              </w:rPr>
-              <w:t>Начало дела и создание/восстановление прогресса.</w:t>
+              <w:contextualSpacing/>
+              <w:rPr>
+                <w:rFonts w:ascii="Times New Roman" w:hAnsi="Times New Roman" w:cs="Times New Roman"/>
+              </w:rPr>
+            </w:pPr>
+            <w:r>
+              <w:rPr>
+                <w:rFonts w:ascii="Times New Roman" w:hAnsi="Times New Roman" w:cs="Times New Roman"/>
+              </w:rPr>
+              <w:t>Начало дела и создание или восстановление прогресса</w:t>
             </w:r>
           </w:p>
         </w:tc>
@@ -13081,49 +13326,43 @@
       <w:tr>
         <w:tc>
           <w:tcPr>
-            <w:tcW w:w="5112" w:type="dxa"/>
+            <w:tcW w:w="4705" w:type="dxa"/>
           </w:tcPr>
           <w:p>
             <w:pPr>
               <w:spacing w:line="240" w:lineRule="auto"/>
-              <w:rPr>
-                <w:rFonts w:ascii="Times New Roman" w:hAnsi="Times New Roman" w:cs="Times New Roman"/>
-                <w:sz w:val="28"/>
-                <w:szCs w:val="28"/>
+              <w:contextualSpacing/>
+              <w:rPr>
+                <w:rFonts w:ascii="Times New Roman" w:hAnsi="Times New Roman" w:cs="Times New Roman"/>
               </w:rPr>
             </w:pPr>
             <w:proofErr w:type="spellStart"/>
             <w:r>
               <w:rPr>
                 <w:rFonts w:ascii="Times New Roman" w:hAnsi="Times New Roman" w:cs="Times New Roman"/>
-                <w:sz w:val="28"/>
-                <w:szCs w:val="28"/>
-              </w:rPr>
-              <w:t>LoadSuspects</w:t>
+              </w:rPr>
+              <w:t>RestoreInvestigationProgress</w:t>
             </w:r>
             <w:proofErr w:type="spellEnd"/>
           </w:p>
         </w:tc>
         <w:tc>
           <w:tcPr>
-            <w:tcW w:w="5112" w:type="dxa"/>
+            <w:tcW w:w="4640" w:type="dxa"/>
           </w:tcPr>
           <w:p>
             <w:pPr>
               <w:spacing w:line="240" w:lineRule="auto"/>
-              <w:rPr>
-                <w:rFonts w:ascii="Times New Roman" w:hAnsi="Times New Roman" w:cs="Times New Roman"/>
-                <w:sz w:val="28"/>
-                <w:szCs w:val="28"/>
-              </w:rPr>
-            </w:pPr>
-            <w:r>
-              <w:rPr>
-                <w:rFonts w:ascii="Times New Roman" w:hAnsi="Times New Roman" w:cs="Times New Roman"/>
-                <w:sz w:val="28"/>
-                <w:szCs w:val="28"/>
-              </w:rPr>
-              <w:t>Загрузка подозреваемых выбранного дела.</w:t>
+              <w:contextualSpacing/>
+              <w:rPr>
+                <w:rFonts w:ascii="Times New Roman" w:hAnsi="Times New Roman" w:cs="Times New Roman"/>
+              </w:rPr>
+            </w:pPr>
+            <w:r>
+              <w:rPr>
+                <w:rFonts w:ascii="Times New Roman" w:hAnsi="Times New Roman" w:cs="Times New Roman"/>
+              </w:rPr>
+              <w:t>Восстановление прогресса после перезапуска</w:t>
             </w:r>
           </w:p>
         </w:tc>
@@ -13131,49 +13370,43 @@
       <w:tr>
         <w:tc>
           <w:tcPr>
-            <w:tcW w:w="5112" w:type="dxa"/>
+            <w:tcW w:w="4705" w:type="dxa"/>
           </w:tcPr>
           <w:p>
             <w:pPr>
               <w:spacing w:line="240" w:lineRule="auto"/>
-              <w:rPr>
-                <w:rFonts w:ascii="Times New Roman" w:hAnsi="Times New Roman" w:cs="Times New Roman"/>
-                <w:sz w:val="28"/>
-                <w:szCs w:val="28"/>
+              <w:contextualSpacing/>
+              <w:rPr>
+                <w:rFonts w:ascii="Times New Roman" w:hAnsi="Times New Roman" w:cs="Times New Roman"/>
               </w:rPr>
             </w:pPr>
             <w:proofErr w:type="spellStart"/>
             <w:r>
               <w:rPr>
                 <w:rFonts w:ascii="Times New Roman" w:hAnsi="Times New Roman" w:cs="Times New Roman"/>
-                <w:sz w:val="28"/>
-                <w:szCs w:val="28"/>
-              </w:rPr>
-              <w:t>SendSuspectMessage</w:t>
+              </w:rPr>
+              <w:t>LoadSuspects</w:t>
             </w:r>
             <w:proofErr w:type="spellEnd"/>
           </w:p>
         </w:tc>
         <w:tc>
           <w:tcPr>
-            <w:tcW w:w="5112" w:type="dxa"/>
+            <w:tcW w:w="4640" w:type="dxa"/>
           </w:tcPr>
           <w:p>
             <w:pPr>
               <w:spacing w:line="240" w:lineRule="auto"/>
-              <w:rPr>
-                <w:rFonts w:ascii="Times New Roman" w:hAnsi="Times New Roman" w:cs="Times New Roman"/>
-                <w:sz w:val="28"/>
-                <w:szCs w:val="28"/>
-              </w:rPr>
-            </w:pPr>
-            <w:r>
-              <w:rPr>
-                <w:rFonts w:ascii="Times New Roman" w:hAnsi="Times New Roman" w:cs="Times New Roman"/>
-                <w:sz w:val="28"/>
-                <w:szCs w:val="28"/>
-              </w:rPr>
-              <w:t>Проверка текста, отправка вопроса и получение ответа персонажа.</w:t>
+              <w:contextualSpacing/>
+              <w:rPr>
+                <w:rFonts w:ascii="Times New Roman" w:hAnsi="Times New Roman" w:cs="Times New Roman"/>
+              </w:rPr>
+            </w:pPr>
+            <w:r>
+              <w:rPr>
+                <w:rFonts w:ascii="Times New Roman" w:hAnsi="Times New Roman" w:cs="Times New Roman"/>
+              </w:rPr>
+              <w:t>Загрузка подозреваемых выбранного дела</w:t>
             </w:r>
           </w:p>
         </w:tc>
@@ -13181,49 +13414,43 @@
       <w:tr>
         <w:tc>
           <w:tcPr>
-            <w:tcW w:w="5112" w:type="dxa"/>
+            <w:tcW w:w="4705" w:type="dxa"/>
           </w:tcPr>
           <w:p>
             <w:pPr>
               <w:spacing w:line="240" w:lineRule="auto"/>
-              <w:rPr>
-                <w:rFonts w:ascii="Times New Roman" w:hAnsi="Times New Roman" w:cs="Times New Roman"/>
-                <w:sz w:val="28"/>
-                <w:szCs w:val="28"/>
+              <w:contextualSpacing/>
+              <w:rPr>
+                <w:rFonts w:ascii="Times New Roman" w:hAnsi="Times New Roman" w:cs="Times New Roman"/>
               </w:rPr>
             </w:pPr>
             <w:proofErr w:type="spellStart"/>
             <w:r>
               <w:rPr>
                 <w:rFonts w:ascii="Times New Roman" w:hAnsi="Times New Roman" w:cs="Times New Roman"/>
-                <w:sz w:val="28"/>
-                <w:szCs w:val="28"/>
-              </w:rPr>
-              <w:t>LoadDialogueHistory</w:t>
+              </w:rPr>
+              <w:t>SyncProgress</w:t>
             </w:r>
             <w:proofErr w:type="spellEnd"/>
           </w:p>
         </w:tc>
         <w:tc>
           <w:tcPr>
-            <w:tcW w:w="5112" w:type="dxa"/>
+            <w:tcW w:w="4640" w:type="dxa"/>
           </w:tcPr>
           <w:p>
             <w:pPr>
               <w:spacing w:line="240" w:lineRule="auto"/>
-              <w:rPr>
-                <w:rFonts w:ascii="Times New Roman" w:hAnsi="Times New Roman" w:cs="Times New Roman"/>
-                <w:sz w:val="28"/>
-                <w:szCs w:val="28"/>
-              </w:rPr>
-            </w:pPr>
-            <w:r>
-              <w:rPr>
-                <w:rFonts w:ascii="Times New Roman" w:hAnsi="Times New Roman" w:cs="Times New Roman"/>
-                <w:sz w:val="28"/>
-                <w:szCs w:val="28"/>
-              </w:rPr>
-              <w:t>Получение истории диалога.</w:t>
+              <w:contextualSpacing/>
+              <w:rPr>
+                <w:rFonts w:ascii="Times New Roman" w:hAnsi="Times New Roman" w:cs="Times New Roman"/>
+              </w:rPr>
+            </w:pPr>
+            <w:r>
+              <w:rPr>
+                <w:rFonts w:ascii="Times New Roman" w:hAnsi="Times New Roman" w:cs="Times New Roman"/>
+              </w:rPr>
+              <w:t>Отправка в облако изменений и фото, накопленных без сети</w:t>
             </w:r>
           </w:p>
         </w:tc>
@@ -13231,49 +13458,43 @@
       <w:tr>
         <w:tc>
           <w:tcPr>
-            <w:tcW w:w="5112" w:type="dxa"/>
+            <w:tcW w:w="4705" w:type="dxa"/>
           </w:tcPr>
           <w:p>
             <w:pPr>
               <w:spacing w:line="240" w:lineRule="auto"/>
-              <w:rPr>
-                <w:rFonts w:ascii="Times New Roman" w:hAnsi="Times New Roman" w:cs="Times New Roman"/>
-                <w:sz w:val="28"/>
-                <w:szCs w:val="28"/>
+              <w:contextualSpacing/>
+              <w:rPr>
+                <w:rFonts w:ascii="Times New Roman" w:hAnsi="Times New Roman" w:cs="Times New Roman"/>
               </w:rPr>
             </w:pPr>
             <w:proofErr w:type="spellStart"/>
             <w:r>
               <w:rPr>
                 <w:rFonts w:ascii="Times New Roman" w:hAnsi="Times New Roman" w:cs="Times New Roman"/>
-                <w:sz w:val="28"/>
-                <w:szCs w:val="28"/>
-              </w:rPr>
-              <w:t>CollectClue</w:t>
+              </w:rPr>
+              <w:t>SendSuspectMessage</w:t>
             </w:r>
             <w:proofErr w:type="spellEnd"/>
           </w:p>
         </w:tc>
         <w:tc>
           <w:tcPr>
-            <w:tcW w:w="5112" w:type="dxa"/>
+            <w:tcW w:w="4640" w:type="dxa"/>
           </w:tcPr>
           <w:p>
             <w:pPr>
               <w:spacing w:line="240" w:lineRule="auto"/>
-              <w:rPr>
-                <w:rFonts w:ascii="Times New Roman" w:hAnsi="Times New Roman" w:cs="Times New Roman"/>
-                <w:sz w:val="28"/>
-                <w:szCs w:val="28"/>
-              </w:rPr>
-            </w:pPr>
-            <w:r>
-              <w:rPr>
-                <w:rFonts w:ascii="Times New Roman" w:hAnsi="Times New Roman" w:cs="Times New Roman"/>
-                <w:sz w:val="28"/>
-                <w:szCs w:val="28"/>
-              </w:rPr>
-              <w:t>Проверка условия получения улики и обновление прогресса.</w:t>
+              <w:contextualSpacing/>
+              <w:rPr>
+                <w:rFonts w:ascii="Times New Roman" w:hAnsi="Times New Roman" w:cs="Times New Roman"/>
+              </w:rPr>
+            </w:pPr>
+            <w:r>
+              <w:rPr>
+                <w:rFonts w:ascii="Times New Roman" w:hAnsi="Times New Roman" w:cs="Times New Roman"/>
+              </w:rPr>
+              <w:t>Проверка текста, отправка вопроса и получение ответа персонажа</w:t>
             </w:r>
           </w:p>
         </w:tc>
@@ -13281,49 +13502,43 @@
       <w:tr>
         <w:tc>
           <w:tcPr>
-            <w:tcW w:w="5112" w:type="dxa"/>
+            <w:tcW w:w="4705" w:type="dxa"/>
           </w:tcPr>
           <w:p>
             <w:pPr>
               <w:spacing w:line="240" w:lineRule="auto"/>
-              <w:rPr>
-                <w:rFonts w:ascii="Times New Roman" w:hAnsi="Times New Roman" w:cs="Times New Roman"/>
-                <w:sz w:val="28"/>
-                <w:szCs w:val="28"/>
+              <w:contextualSpacing/>
+              <w:rPr>
+                <w:rFonts w:ascii="Times New Roman" w:hAnsi="Times New Roman" w:cs="Times New Roman"/>
               </w:rPr>
             </w:pPr>
             <w:proofErr w:type="spellStart"/>
             <w:r>
               <w:rPr>
                 <w:rFonts w:ascii="Times New Roman" w:hAnsi="Times New Roman" w:cs="Times New Roman"/>
-                <w:sz w:val="28"/>
-                <w:szCs w:val="28"/>
-              </w:rPr>
-              <w:t>LoadClueJournal</w:t>
+              </w:rPr>
+              <w:t>PresentClueToSuspect</w:t>
             </w:r>
             <w:proofErr w:type="spellEnd"/>
           </w:p>
         </w:tc>
         <w:tc>
           <w:tcPr>
-            <w:tcW w:w="5112" w:type="dxa"/>
+            <w:tcW w:w="4640" w:type="dxa"/>
           </w:tcPr>
           <w:p>
             <w:pPr>
               <w:spacing w:line="240" w:lineRule="auto"/>
-              <w:rPr>
-                <w:rFonts w:ascii="Times New Roman" w:hAnsi="Times New Roman" w:cs="Times New Roman"/>
-                <w:sz w:val="28"/>
-                <w:szCs w:val="28"/>
-              </w:rPr>
-            </w:pPr>
-            <w:r>
-              <w:rPr>
-                <w:rFonts w:ascii="Times New Roman" w:hAnsi="Times New Roman" w:cs="Times New Roman"/>
-                <w:sz w:val="28"/>
-                <w:szCs w:val="28"/>
-              </w:rPr>
-              <w:t>Загрузка полученных улик.</w:t>
+              <w:contextualSpacing/>
+              <w:rPr>
+                <w:rFonts w:ascii="Times New Roman" w:hAnsi="Times New Roman" w:cs="Times New Roman"/>
+              </w:rPr>
+            </w:pPr>
+            <w:r>
+              <w:rPr>
+                <w:rFonts w:ascii="Times New Roman" w:hAnsi="Times New Roman" w:cs="Times New Roman"/>
+              </w:rPr>
+              <w:t>Предъявление улики из инвентаря подозреваемому и получение его реакции</w:t>
             </w:r>
           </w:p>
         </w:tc>
@@ -13331,49 +13546,43 @@
       <w:tr>
         <w:tc>
           <w:tcPr>
-            <w:tcW w:w="5112" w:type="dxa"/>
+            <w:tcW w:w="4705" w:type="dxa"/>
           </w:tcPr>
           <w:p>
             <w:pPr>
               <w:spacing w:line="240" w:lineRule="auto"/>
-              <w:rPr>
-                <w:rFonts w:ascii="Times New Roman" w:hAnsi="Times New Roman" w:cs="Times New Roman"/>
-                <w:sz w:val="28"/>
-                <w:szCs w:val="28"/>
+              <w:contextualSpacing/>
+              <w:rPr>
+                <w:rFonts w:ascii="Times New Roman" w:hAnsi="Times New Roman" w:cs="Times New Roman"/>
               </w:rPr>
             </w:pPr>
             <w:proofErr w:type="spellStart"/>
             <w:r>
               <w:rPr>
                 <w:rFonts w:ascii="Times New Roman" w:hAnsi="Times New Roman" w:cs="Times New Roman"/>
-                <w:sz w:val="28"/>
-                <w:szCs w:val="28"/>
-              </w:rPr>
-              <w:t>PlayMorsePuzzle</w:t>
+              </w:rPr>
+              <w:t>LoadDialogueHistory</w:t>
             </w:r>
             <w:proofErr w:type="spellEnd"/>
           </w:p>
         </w:tc>
         <w:tc>
           <w:tcPr>
-            <w:tcW w:w="5112" w:type="dxa"/>
+            <w:tcW w:w="4640" w:type="dxa"/>
           </w:tcPr>
           <w:p>
             <w:pPr>
               <w:spacing w:line="240" w:lineRule="auto"/>
-              <w:rPr>
-                <w:rFonts w:ascii="Times New Roman" w:hAnsi="Times New Roman" w:cs="Times New Roman"/>
-                <w:sz w:val="28"/>
-                <w:szCs w:val="28"/>
-              </w:rPr>
-            </w:pPr>
-            <w:r>
-              <w:rPr>
-                <w:rFonts w:ascii="Times New Roman" w:hAnsi="Times New Roman" w:cs="Times New Roman"/>
-                <w:sz w:val="28"/>
-                <w:szCs w:val="28"/>
-              </w:rPr>
-              <w:t>Проверка ответа на загадку Морзе и выдача награды.</w:t>
+              <w:contextualSpacing/>
+              <w:rPr>
+                <w:rFonts w:ascii="Times New Roman" w:hAnsi="Times New Roman" w:cs="Times New Roman"/>
+              </w:rPr>
+            </w:pPr>
+            <w:r>
+              <w:rPr>
+                <w:rFonts w:ascii="Times New Roman" w:hAnsi="Times New Roman" w:cs="Times New Roman"/>
+              </w:rPr>
+              <w:t>Получение истории диалога</w:t>
             </w:r>
           </w:p>
         </w:tc>
@@ -13381,49 +13590,43 @@
       <w:tr>
         <w:tc>
           <w:tcPr>
-            <w:tcW w:w="5112" w:type="dxa"/>
+            <w:tcW w:w="4705" w:type="dxa"/>
           </w:tcPr>
           <w:p>
             <w:pPr>
               <w:spacing w:line="240" w:lineRule="auto"/>
-              <w:rPr>
-                <w:rFonts w:ascii="Times New Roman" w:hAnsi="Times New Roman" w:cs="Times New Roman"/>
-                <w:sz w:val="28"/>
-                <w:szCs w:val="28"/>
+              <w:contextualSpacing/>
+              <w:rPr>
+                <w:rFonts w:ascii="Times New Roman" w:hAnsi="Times New Roman" w:cs="Times New Roman"/>
               </w:rPr>
             </w:pPr>
             <w:proofErr w:type="spellStart"/>
             <w:r>
               <w:rPr>
                 <w:rFonts w:ascii="Times New Roman" w:hAnsi="Times New Roman" w:cs="Times New Roman"/>
-                <w:sz w:val="28"/>
-                <w:szCs w:val="28"/>
-              </w:rPr>
-              <w:t>SubmitAccusation</w:t>
+              </w:rPr>
+              <w:t>LoadNotebook</w:t>
             </w:r>
             <w:proofErr w:type="spellEnd"/>
           </w:p>
         </w:tc>
         <w:tc>
           <w:tcPr>
-            <w:tcW w:w="5112" w:type="dxa"/>
+            <w:tcW w:w="4640" w:type="dxa"/>
           </w:tcPr>
           <w:p>
             <w:pPr>
               <w:spacing w:line="240" w:lineRule="auto"/>
-              <w:rPr>
-                <w:rFonts w:ascii="Times New Roman" w:hAnsi="Times New Roman" w:cs="Times New Roman"/>
-                <w:sz w:val="28"/>
-                <w:szCs w:val="28"/>
-              </w:rPr>
-            </w:pPr>
-            <w:r>
-              <w:rPr>
-                <w:rFonts w:ascii="Times New Roman" w:hAnsi="Times New Roman" w:cs="Times New Roman"/>
-                <w:sz w:val="28"/>
-                <w:szCs w:val="28"/>
-              </w:rPr>
-              <w:t>Фиксация подозреваемого и показ результата.</w:t>
+              <w:contextualSpacing/>
+              <w:rPr>
+                <w:rFonts w:ascii="Times New Roman" w:hAnsi="Times New Roman" w:cs="Times New Roman"/>
+              </w:rPr>
+            </w:pPr>
+            <w:r>
+              <w:rPr>
+                <w:rFonts w:ascii="Times New Roman" w:hAnsi="Times New Roman" w:cs="Times New Roman"/>
+              </w:rPr>
+              <w:t>Загрузка блокнота: показания персонажей и заметки игрока</w:t>
             </w:r>
           </w:p>
         </w:tc>
@@ -13431,50 +13634,589 @@
       <w:tr>
         <w:tc>
           <w:tcPr>
-            <w:tcW w:w="5112" w:type="dxa"/>
+            <w:tcW w:w="4705" w:type="dxa"/>
           </w:tcPr>
           <w:p>
             <w:pPr>
               <w:spacing w:line="240" w:lineRule="auto"/>
-              <w:rPr>
-                <w:rFonts w:ascii="Times New Roman" w:hAnsi="Times New Roman" w:cs="Times New Roman"/>
-                <w:sz w:val="28"/>
-                <w:szCs w:val="28"/>
+              <w:contextualSpacing/>
+              <w:rPr>
+                <w:rFonts w:ascii="Times New Roman" w:hAnsi="Times New Roman" w:cs="Times New Roman"/>
               </w:rPr>
             </w:pPr>
             <w:proofErr w:type="spellStart"/>
             <w:r>
               <w:rPr>
                 <w:rFonts w:ascii="Times New Roman" w:hAnsi="Times New Roman" w:cs="Times New Roman"/>
-                <w:sz w:val="28"/>
-                <w:szCs w:val="28"/>
-              </w:rPr>
-              <w:lastRenderedPageBreak/>
-              <w:t>RestoreInvestigationProgress</w:t>
+              </w:rPr>
+              <w:t>SaveNote</w:t>
             </w:r>
             <w:proofErr w:type="spellEnd"/>
           </w:p>
         </w:tc>
         <w:tc>
           <w:tcPr>
-            <w:tcW w:w="5112" w:type="dxa"/>
+            <w:tcW w:w="4640" w:type="dxa"/>
           </w:tcPr>
           <w:p>
             <w:pPr>
               <w:spacing w:line="240" w:lineRule="auto"/>
-              <w:rPr>
-                <w:rFonts w:ascii="Times New Roman" w:hAnsi="Times New Roman" w:cs="Times New Roman"/>
-                <w:sz w:val="28"/>
-                <w:szCs w:val="28"/>
-              </w:rPr>
-            </w:pPr>
-            <w:r>
-              <w:rPr>
-                <w:rFonts w:ascii="Times New Roman" w:hAnsi="Times New Roman" w:cs="Times New Roman"/>
-                <w:sz w:val="28"/>
-                <w:szCs w:val="28"/>
-              </w:rPr>
-              <w:t>Восстановление прогресса после перезапуска.</w:t>
+              <w:contextualSpacing/>
+              <w:rPr>
+                <w:rFonts w:ascii="Times New Roman" w:hAnsi="Times New Roman" w:cs="Times New Roman"/>
+              </w:rPr>
+            </w:pPr>
+            <w:r>
+              <w:rPr>
+                <w:rFonts w:ascii="Times New Roman" w:hAnsi="Times New Roman" w:cs="Times New Roman"/>
+              </w:rPr>
+              <w:t>Сохранение заметки игрока</w:t>
+            </w:r>
+          </w:p>
+        </w:tc>
+      </w:tr>
+      <w:tr>
+        <w:tc>
+          <w:tcPr>
+            <w:tcW w:w="4705" w:type="dxa"/>
+          </w:tcPr>
+          <w:p>
+            <w:pPr>
+              <w:spacing w:line="240" w:lineRule="auto"/>
+              <w:contextualSpacing/>
+              <w:rPr>
+                <w:rFonts w:ascii="Times New Roman" w:hAnsi="Times New Roman" w:cs="Times New Roman"/>
+              </w:rPr>
+            </w:pPr>
+            <w:proofErr w:type="spellStart"/>
+            <w:r>
+              <w:rPr>
+                <w:rFonts w:ascii="Times New Roman" w:hAnsi="Times New Roman" w:cs="Times New Roman"/>
+              </w:rPr>
+              <w:t>FindClueByAzimuth</w:t>
+            </w:r>
+            <w:proofErr w:type="spellEnd"/>
+          </w:p>
+        </w:tc>
+        <w:tc>
+          <w:tcPr>
+            <w:tcW w:w="4640" w:type="dxa"/>
+          </w:tcPr>
+          <w:p>
+            <w:pPr>
+              <w:spacing w:line="240" w:lineRule="auto"/>
+              <w:contextualSpacing/>
+              <w:rPr>
+                <w:rFonts w:ascii="Times New Roman" w:hAnsi="Times New Roman" w:cs="Times New Roman"/>
+              </w:rPr>
+            </w:pPr>
+            <w:r>
+              <w:rPr>
+                <w:rFonts w:ascii="Times New Roman" w:hAnsi="Times New Roman" w:cs="Times New Roman"/>
+              </w:rPr>
+              <w:t>Определение по направлению телефона, какая улика находится в поле зрения</w:t>
+            </w:r>
+          </w:p>
+        </w:tc>
+      </w:tr>
+      <w:tr>
+        <w:tc>
+          <w:tcPr>
+            <w:tcW w:w="4705" w:type="dxa"/>
+          </w:tcPr>
+          <w:p>
+            <w:pPr>
+              <w:spacing w:line="240" w:lineRule="auto"/>
+              <w:contextualSpacing/>
+              <w:rPr>
+                <w:rFonts w:ascii="Times New Roman" w:hAnsi="Times New Roman" w:cs="Times New Roman"/>
+              </w:rPr>
+            </w:pPr>
+            <w:proofErr w:type="spellStart"/>
+            <w:r>
+              <w:rPr>
+                <w:rFonts w:ascii="Times New Roman" w:hAnsi="Times New Roman" w:cs="Times New Roman"/>
+              </w:rPr>
+              <w:t>ConfirmClueApproach</w:t>
+            </w:r>
+            <w:proofErr w:type="spellEnd"/>
+          </w:p>
+        </w:tc>
+        <w:tc>
+          <w:tcPr>
+            <w:tcW w:w="4640" w:type="dxa"/>
+          </w:tcPr>
+          <w:p>
+            <w:pPr>
+              <w:spacing w:line="240" w:lineRule="auto"/>
+              <w:contextualSpacing/>
+              <w:rPr>
+                <w:rFonts w:ascii="Times New Roman" w:hAnsi="Times New Roman" w:cs="Times New Roman"/>
+              </w:rPr>
+            </w:pPr>
+            <w:r>
+              <w:rPr>
+                <w:rFonts w:ascii="Times New Roman" w:hAnsi="Times New Roman" w:cs="Times New Roman"/>
+              </w:rPr>
+              <w:t>Проверка, что игрок прошёл нужное число шагов до улики</w:t>
+            </w:r>
+          </w:p>
+        </w:tc>
+      </w:tr>
+      <w:tr>
+        <w:tc>
+          <w:tcPr>
+            <w:tcW w:w="4705" w:type="dxa"/>
+          </w:tcPr>
+          <w:p>
+            <w:pPr>
+              <w:spacing w:line="240" w:lineRule="auto"/>
+              <w:contextualSpacing/>
+              <w:rPr>
+                <w:rFonts w:ascii="Times New Roman" w:hAnsi="Times New Roman" w:cs="Times New Roman"/>
+              </w:rPr>
+            </w:pPr>
+            <w:proofErr w:type="spellStart"/>
+            <w:r>
+              <w:rPr>
+                <w:rFonts w:ascii="Times New Roman" w:hAnsi="Times New Roman" w:cs="Times New Roman"/>
+              </w:rPr>
+              <w:t>SaveCluePhoto</w:t>
+            </w:r>
+            <w:proofErr w:type="spellEnd"/>
+          </w:p>
+        </w:tc>
+        <w:tc>
+          <w:tcPr>
+            <w:tcW w:w="4640" w:type="dxa"/>
+          </w:tcPr>
+          <w:p>
+            <w:pPr>
+              <w:spacing w:line="240" w:lineRule="auto"/>
+              <w:contextualSpacing/>
+              <w:rPr>
+                <w:rFonts w:ascii="Times New Roman" w:hAnsi="Times New Roman" w:cs="Times New Roman"/>
+              </w:rPr>
+            </w:pPr>
+            <w:r>
+              <w:rPr>
+                <w:rFonts w:ascii="Times New Roman" w:hAnsi="Times New Roman" w:cs="Times New Roman"/>
+              </w:rPr>
+              <w:t>Сохранение фото улики на устройство и постановка в очередь отправки</w:t>
+            </w:r>
+          </w:p>
+        </w:tc>
+      </w:tr>
+      <w:tr>
+        <w:tc>
+          <w:tcPr>
+            <w:tcW w:w="4705" w:type="dxa"/>
+          </w:tcPr>
+          <w:p>
+            <w:pPr>
+              <w:spacing w:line="240" w:lineRule="auto"/>
+              <w:contextualSpacing/>
+              <w:rPr>
+                <w:rFonts w:ascii="Times New Roman" w:hAnsi="Times New Roman" w:cs="Times New Roman"/>
+              </w:rPr>
+            </w:pPr>
+            <w:proofErr w:type="spellStart"/>
+            <w:r>
+              <w:rPr>
+                <w:rFonts w:ascii="Times New Roman" w:hAnsi="Times New Roman" w:cs="Times New Roman"/>
+              </w:rPr>
+              <w:t>CollectClue</w:t>
+            </w:r>
+            <w:proofErr w:type="spellEnd"/>
+          </w:p>
+        </w:tc>
+        <w:tc>
+          <w:tcPr>
+            <w:tcW w:w="4640" w:type="dxa"/>
+          </w:tcPr>
+          <w:p>
+            <w:pPr>
+              <w:spacing w:line="240" w:lineRule="auto"/>
+              <w:contextualSpacing/>
+              <w:rPr>
+                <w:rFonts w:ascii="Times New Roman" w:hAnsi="Times New Roman" w:cs="Times New Roman"/>
+              </w:rPr>
+            </w:pPr>
+            <w:r>
+              <w:rPr>
+                <w:rFonts w:ascii="Times New Roman" w:hAnsi="Times New Roman" w:cs="Times New Roman"/>
+              </w:rPr>
+              <w:t>Проверка условия получения улики и обновление прогресса</w:t>
+            </w:r>
+          </w:p>
+        </w:tc>
+      </w:tr>
+      <w:tr>
+        <w:tc>
+          <w:tcPr>
+            <w:tcW w:w="4705" w:type="dxa"/>
+          </w:tcPr>
+          <w:p>
+            <w:pPr>
+              <w:spacing w:line="240" w:lineRule="auto"/>
+              <w:contextualSpacing/>
+              <w:rPr>
+                <w:rFonts w:ascii="Times New Roman" w:hAnsi="Times New Roman" w:cs="Times New Roman"/>
+              </w:rPr>
+            </w:pPr>
+            <w:proofErr w:type="spellStart"/>
+            <w:r>
+              <w:rPr>
+                <w:rFonts w:ascii="Times New Roman" w:hAnsi="Times New Roman" w:cs="Times New Roman"/>
+              </w:rPr>
+              <w:t>AddToInventory</w:t>
+            </w:r>
+            <w:proofErr w:type="spellEnd"/>
+          </w:p>
+        </w:tc>
+        <w:tc>
+          <w:tcPr>
+            <w:tcW w:w="4640" w:type="dxa"/>
+          </w:tcPr>
+          <w:p>
+            <w:pPr>
+              <w:spacing w:line="240" w:lineRule="auto"/>
+              <w:contextualSpacing/>
+              <w:rPr>
+                <w:rFonts w:ascii="Times New Roman" w:hAnsi="Times New Roman" w:cs="Times New Roman"/>
+              </w:rPr>
+            </w:pPr>
+            <w:r>
+              <w:rPr>
+                <w:rFonts w:ascii="Times New Roman" w:hAnsi="Times New Roman" w:cs="Times New Roman"/>
+              </w:rPr>
+              <w:t xml:space="preserve">Добавление найденного </w:t>
+            </w:r>
+            <w:r>
+              <w:rPr>
+                <w:rFonts w:ascii="Times New Roman" w:hAnsi="Times New Roman" w:cs="Times New Roman"/>
+              </w:rPr>
+              <w:t>предмета или улики в инвентарь</w:t>
+            </w:r>
+          </w:p>
+        </w:tc>
+      </w:tr>
+      <w:tr>
+        <w:tc>
+          <w:tcPr>
+            <w:tcW w:w="4705" w:type="dxa"/>
+          </w:tcPr>
+          <w:p>
+            <w:pPr>
+              <w:spacing w:line="240" w:lineRule="auto"/>
+              <w:contextualSpacing/>
+              <w:rPr>
+                <w:rFonts w:ascii="Times New Roman" w:hAnsi="Times New Roman" w:cs="Times New Roman"/>
+              </w:rPr>
+            </w:pPr>
+            <w:proofErr w:type="spellStart"/>
+            <w:r>
+              <w:rPr>
+                <w:rFonts w:ascii="Times New Roman" w:hAnsi="Times New Roman" w:cs="Times New Roman"/>
+              </w:rPr>
+              <w:t>LoadInventory</w:t>
+            </w:r>
+            <w:proofErr w:type="spellEnd"/>
+          </w:p>
+        </w:tc>
+        <w:tc>
+          <w:tcPr>
+            <w:tcW w:w="4640" w:type="dxa"/>
+          </w:tcPr>
+          <w:p>
+            <w:pPr>
+              <w:spacing w:line="240" w:lineRule="auto"/>
+              <w:contextualSpacing/>
+              <w:rPr>
+                <w:rFonts w:ascii="Times New Roman" w:hAnsi="Times New Roman" w:cs="Times New Roman"/>
+              </w:rPr>
+            </w:pPr>
+            <w:r>
+              <w:rPr>
+                <w:rFonts w:ascii="Times New Roman" w:hAnsi="Times New Roman" w:cs="Times New Roman"/>
+              </w:rPr>
+              <w:t>Загрузка инвентаря: вкладки «Предметы» и «Улики»</w:t>
+            </w:r>
+          </w:p>
+        </w:tc>
+      </w:tr>
+      <w:tr>
+        <w:tc>
+          <w:tcPr>
+            <w:tcW w:w="4705" w:type="dxa"/>
+          </w:tcPr>
+          <w:p>
+            <w:pPr>
+              <w:spacing w:line="240" w:lineRule="auto"/>
+              <w:contextualSpacing/>
+              <w:rPr>
+                <w:rFonts w:ascii="Times New Roman" w:hAnsi="Times New Roman" w:cs="Times New Roman"/>
+              </w:rPr>
+            </w:pPr>
+            <w:proofErr w:type="spellStart"/>
+            <w:r>
+              <w:rPr>
+                <w:rFonts w:ascii="Times New Roman" w:hAnsi="Times New Roman" w:cs="Times New Roman"/>
+              </w:rPr>
+              <w:t>InspectItem</w:t>
+            </w:r>
+            <w:proofErr w:type="spellEnd"/>
+          </w:p>
+        </w:tc>
+        <w:tc>
+          <w:tcPr>
+            <w:tcW w:w="4640" w:type="dxa"/>
+          </w:tcPr>
+          <w:p>
+            <w:pPr>
+              <w:spacing w:line="240" w:lineRule="auto"/>
+              <w:contextualSpacing/>
+              <w:rPr>
+                <w:rFonts w:ascii="Times New Roman" w:hAnsi="Times New Roman" w:cs="Times New Roman"/>
+              </w:rPr>
+            </w:pPr>
+            <w:r>
+              <w:rPr>
+                <w:rFonts w:ascii="Times New Roman" w:hAnsi="Times New Roman" w:cs="Times New Roman"/>
+              </w:rPr>
+              <w:t>Осмотр предмета: описание, увеличение, скрытая деталь</w:t>
+            </w:r>
+          </w:p>
+        </w:tc>
+      </w:tr>
+      <w:tr>
+        <w:tc>
+          <w:tcPr>
+            <w:tcW w:w="4705" w:type="dxa"/>
+          </w:tcPr>
+          <w:p>
+            <w:pPr>
+              <w:spacing w:line="240" w:lineRule="auto"/>
+              <w:contextualSpacing/>
+              <w:rPr>
+                <w:rFonts w:ascii="Times New Roman" w:hAnsi="Times New Roman" w:cs="Times New Roman"/>
+              </w:rPr>
+            </w:pPr>
+            <w:proofErr w:type="spellStart"/>
+            <w:r>
+              <w:rPr>
+                <w:rFonts w:ascii="Times New Roman" w:hAnsi="Times New Roman" w:cs="Times New Roman"/>
+              </w:rPr>
+              <w:t>PlayPuzzle</w:t>
+            </w:r>
+            <w:proofErr w:type="spellEnd"/>
+          </w:p>
+        </w:tc>
+        <w:tc>
+          <w:tcPr>
+            <w:tcW w:w="4640" w:type="dxa"/>
+          </w:tcPr>
+          <w:p>
+            <w:pPr>
+              <w:spacing w:line="240" w:lineRule="auto"/>
+              <w:contextualSpacing/>
+              <w:rPr>
+                <w:rFonts w:ascii="Times New Roman" w:hAnsi="Times New Roman" w:cs="Times New Roman"/>
+              </w:rPr>
+            </w:pPr>
+            <w:r>
+              <w:rPr>
+                <w:rFonts w:ascii="Times New Roman" w:hAnsi="Times New Roman" w:cs="Times New Roman"/>
+              </w:rPr>
+              <w:t>Проверка ответа на головоломку</w:t>
+            </w:r>
+            <w:r>
+              <w:rPr>
+                <w:rFonts w:ascii="Times New Roman" w:hAnsi="Times New Roman" w:cs="Times New Roman"/>
+              </w:rPr>
+              <w:t xml:space="preserve"> </w:t>
+            </w:r>
+            <w:r>
+              <w:rPr>
+                <w:rFonts w:ascii="Times New Roman" w:hAnsi="Times New Roman" w:cs="Times New Roman"/>
+              </w:rPr>
+              <w:t>и выдача награды</w:t>
+            </w:r>
+          </w:p>
+        </w:tc>
+      </w:tr>
+      <w:tr>
+        <w:tc>
+          <w:tcPr>
+            <w:tcW w:w="4705" w:type="dxa"/>
+          </w:tcPr>
+          <w:p>
+            <w:pPr>
+              <w:spacing w:line="240" w:lineRule="auto"/>
+              <w:contextualSpacing/>
+              <w:rPr>
+                <w:rFonts w:ascii="Times New Roman" w:hAnsi="Times New Roman" w:cs="Times New Roman"/>
+              </w:rPr>
+            </w:pPr>
+            <w:proofErr w:type="spellStart"/>
+            <w:r>
+              <w:rPr>
+                <w:rFonts w:ascii="Times New Roman" w:hAnsi="Times New Roman" w:cs="Times New Roman"/>
+              </w:rPr>
+              <w:t>PlayMorseSignal</w:t>
+            </w:r>
+            <w:proofErr w:type="spellEnd"/>
+          </w:p>
+        </w:tc>
+        <w:tc>
+          <w:tcPr>
+            <w:tcW w:w="4640" w:type="dxa"/>
+          </w:tcPr>
+          <w:p>
+            <w:pPr>
+              <w:spacing w:line="240" w:lineRule="auto"/>
+              <w:contextualSpacing/>
+              <w:rPr>
+                <w:rFonts w:ascii="Times New Roman" w:hAnsi="Times New Roman" w:cs="Times New Roman"/>
+              </w:rPr>
+            </w:pPr>
+            <w:r>
+              <w:rPr>
+                <w:rFonts w:ascii="Times New Roman" w:hAnsi="Times New Roman" w:cs="Times New Roman"/>
+              </w:rPr>
+              <w:t>Преобразование слова в вибрации и его воспроизведение</w:t>
+            </w:r>
+          </w:p>
+        </w:tc>
+      </w:tr>
+      <w:tr>
+        <w:tc>
+          <w:tcPr>
+            <w:tcW w:w="4705" w:type="dxa"/>
+          </w:tcPr>
+          <w:p>
+            <w:pPr>
+              <w:spacing w:line="240" w:lineRule="auto"/>
+              <w:contextualSpacing/>
+              <w:rPr>
+                <w:rFonts w:ascii="Times New Roman" w:hAnsi="Times New Roman" w:cs="Times New Roman"/>
+              </w:rPr>
+            </w:pPr>
+            <w:proofErr w:type="spellStart"/>
+            <w:r>
+              <w:rPr>
+                <w:rFonts w:ascii="Times New Roman" w:hAnsi="Times New Roman" w:cs="Times New Roman"/>
+              </w:rPr>
+              <w:t>InspectScene</w:t>
+            </w:r>
+            <w:proofErr w:type="spellEnd"/>
+          </w:p>
+        </w:tc>
+        <w:tc>
+          <w:tcPr>
+            <w:tcW w:w="4640" w:type="dxa"/>
+          </w:tcPr>
+          <w:p>
+            <w:pPr>
+              <w:spacing w:line="240" w:lineRule="auto"/>
+              <w:contextualSpacing/>
+              <w:rPr>
+                <w:rFonts w:ascii="Times New Roman" w:hAnsi="Times New Roman" w:cs="Times New Roman"/>
+              </w:rPr>
+            </w:pPr>
+            <w:r>
+              <w:rPr>
+                <w:rFonts w:ascii="Times New Roman" w:hAnsi="Times New Roman" w:cs="Times New Roman"/>
+              </w:rPr>
+              <w:t>Осмотр места происшествия: обработка касания зоны и открытие детали</w:t>
+            </w:r>
+          </w:p>
+        </w:tc>
+      </w:tr>
+      <w:tr>
+        <w:tc>
+          <w:tcPr>
+            <w:tcW w:w="4705" w:type="dxa"/>
+          </w:tcPr>
+          <w:p>
+            <w:pPr>
+              <w:spacing w:line="240" w:lineRule="auto"/>
+              <w:contextualSpacing/>
+              <w:rPr>
+                <w:rFonts w:ascii="Times New Roman" w:hAnsi="Times New Roman" w:cs="Times New Roman"/>
+              </w:rPr>
+            </w:pPr>
+            <w:proofErr w:type="spellStart"/>
+            <w:r>
+              <w:rPr>
+                <w:rFonts w:ascii="Times New Roman" w:hAnsi="Times New Roman" w:cs="Times New Roman"/>
+              </w:rPr>
+              <w:t>MatchFingerprint</w:t>
+            </w:r>
+            <w:proofErr w:type="spellEnd"/>
+          </w:p>
+        </w:tc>
+        <w:tc>
+          <w:tcPr>
+            <w:tcW w:w="4640" w:type="dxa"/>
+          </w:tcPr>
+          <w:p>
+            <w:pPr>
+              <w:spacing w:line="240" w:lineRule="auto"/>
+              <w:contextualSpacing/>
+              <w:rPr>
+                <w:rFonts w:ascii="Times New Roman" w:hAnsi="Times New Roman" w:cs="Times New Roman"/>
+              </w:rPr>
+            </w:pPr>
+            <w:r>
+              <w:rPr>
+                <w:rFonts w:ascii="Times New Roman" w:hAnsi="Times New Roman" w:cs="Times New Roman"/>
+              </w:rPr>
+              <w:t>Проверка выбранного отпечатка и выдача улики</w:t>
+            </w:r>
+          </w:p>
+        </w:tc>
+      </w:tr>
+      <w:tr>
+        <w:tc>
+          <w:tcPr>
+            <w:tcW w:w="4705" w:type="dxa"/>
+          </w:tcPr>
+          <w:p>
+            <w:pPr>
+              <w:spacing w:line="240" w:lineRule="auto"/>
+              <w:contextualSpacing/>
+              <w:rPr>
+                <w:rFonts w:ascii="Times New Roman" w:hAnsi="Times New Roman" w:cs="Times New Roman"/>
+              </w:rPr>
+            </w:pPr>
+            <w:proofErr w:type="spellStart"/>
+            <w:r>
+              <w:rPr>
+                <w:rFonts w:ascii="Times New Roman" w:hAnsi="Times New Roman" w:cs="Times New Roman"/>
+              </w:rPr>
+              <w:t>SubmitAccusation</w:t>
+            </w:r>
+            <w:proofErr w:type="spellEnd"/>
+          </w:p>
+        </w:tc>
+        <w:tc>
+          <w:tcPr>
+            <w:tcW w:w="4640" w:type="dxa"/>
+          </w:tcPr>
+          <w:p>
+            <w:pPr>
+              <w:spacing w:line="240" w:lineRule="auto"/>
+              <w:contextualSpacing/>
+              <w:rPr>
+                <w:rFonts w:ascii="Times New Roman" w:hAnsi="Times New Roman" w:cs="Times New Roman"/>
+              </w:rPr>
+            </w:pPr>
+            <w:r>
+              <w:rPr>
+                <w:rFonts w:ascii="Times New Roman" w:hAnsi="Times New Roman" w:cs="Times New Roman"/>
+              </w:rPr>
+              <w:t>Фиксация подозреваемого и улик</w:t>
             </w:r>
           </w:p>
         </w:tc>
@@ -13483,7 +14225,6 @@
     <w:p>
       <w:pPr>
         <w:pStyle w:val="a9"/>
-        <w:jc w:val="left"/>
         <w:rPr>
           <w:lang w:eastAsia="ru-RU"/>
         </w:rPr>
@@ -13492,20 +14233,33 @@
     <w:p>
       <w:pPr>
         <w:pStyle w:val="a9"/>
-        <w:jc w:val="left"/>
-        <w:rPr>
-          <w:lang w:eastAsia="ru-RU"/>
-        </w:rPr>
-      </w:pPr>
+        <w:rPr>
+          <w:lang w:eastAsia="ru-RU"/>
+        </w:rPr>
+      </w:pPr>
+      <w:r>
+        <w:rPr>
+          <w:lang w:eastAsia="ru-RU"/>
+        </w:rPr>
+        <w:t>Так же были разработаны основные интерфейсы для системы.</w:t>
+      </w:r>
     </w:p>
     <w:p>
       <w:pPr>
         <w:pStyle w:val="a9"/>
-        <w:jc w:val="left"/>
-        <w:rPr>
-          <w:lang w:eastAsia="ru-RU"/>
-        </w:rPr>
-      </w:pPr>
+        <w:spacing w:before="120"/>
+        <w:ind w:firstLine="0"/>
+        <w:contextualSpacing w:val="0"/>
+        <w:rPr>
+          <w:lang w:eastAsia="ru-RU"/>
+        </w:rPr>
+      </w:pPr>
+      <w:r>
+        <w:rPr>
+          <w:lang w:eastAsia="ru-RU"/>
+        </w:rPr>
+        <w:t>Таблица 8 – Таблица интерфейсов проекта.</w:t>
+      </w:r>
     </w:p>
     <w:tbl>
       <w:tblPr>
@@ -13521,7 +14275,7 @@
       <w:tr>
         <w:tc>
           <w:tcPr>
-            <w:tcW w:w="3408" w:type="dxa"/>
+            <w:tcW w:w="3105" w:type="dxa"/>
           </w:tcPr>
           <w:p>
             <w:pPr>
@@ -13544,7 +14298,7 @@
         </w:tc>
         <w:tc>
           <w:tcPr>
-            <w:tcW w:w="3408" w:type="dxa"/>
+            <w:tcW w:w="3336" w:type="dxa"/>
           </w:tcPr>
           <w:p>
             <w:pPr>
@@ -13567,7 +14321,7 @@
         </w:tc>
         <w:tc>
           <w:tcPr>
-            <w:tcW w:w="3408" w:type="dxa"/>
+            <w:tcW w:w="2904" w:type="dxa"/>
           </w:tcPr>
           <w:p>
             <w:pPr>
@@ -13592,7 +14346,7 @@
       <w:tr>
         <w:tc>
           <w:tcPr>
-            <w:tcW w:w="3408" w:type="dxa"/>
+            <w:tcW w:w="3105" w:type="dxa"/>
           </w:tcPr>
           <w:p>
             <w:pPr>
@@ -13617,7 +14371,7 @@
         </w:tc>
         <w:tc>
           <w:tcPr>
-            <w:tcW w:w="3408" w:type="dxa"/>
+            <w:tcW w:w="3336" w:type="dxa"/>
           </w:tcPr>
           <w:p>
             <w:pPr>
@@ -13704,7 +14458,7 @@
         </w:tc>
         <w:tc>
           <w:tcPr>
-            <w:tcW w:w="3408" w:type="dxa"/>
+            <w:tcW w:w="2904" w:type="dxa"/>
           </w:tcPr>
           <w:p>
             <w:pPr>
@@ -13729,7 +14483,7 @@
       <w:tr>
         <w:tc>
           <w:tcPr>
-            <w:tcW w:w="3408" w:type="dxa"/>
+            <w:tcW w:w="3105" w:type="dxa"/>
           </w:tcPr>
           <w:p>
             <w:pPr>
@@ -13754,7 +14508,7 @@
         </w:tc>
         <w:tc>
           <w:tcPr>
-            <w:tcW w:w="3408" w:type="dxa"/>
+            <w:tcW w:w="3336" w:type="dxa"/>
           </w:tcPr>
           <w:p>
             <w:pPr>
@@ -13830,7 +14584,7 @@
         </w:tc>
         <w:tc>
           <w:tcPr>
-            <w:tcW w:w="3408" w:type="dxa"/>
+            <w:tcW w:w="2904" w:type="dxa"/>
           </w:tcPr>
           <w:p>
             <w:pPr>
@@ -13855,7 +14609,7 @@
       <w:tr>
         <w:tc>
           <w:tcPr>
-            <w:tcW w:w="3408" w:type="dxa"/>
+            <w:tcW w:w="3105" w:type="dxa"/>
           </w:tcPr>
           <w:p>
             <w:pPr>
@@ -13880,7 +14634,7 @@
         </w:tc>
         <w:tc>
           <w:tcPr>
-            <w:tcW w:w="3408" w:type="dxa"/>
+            <w:tcW w:w="3336" w:type="dxa"/>
           </w:tcPr>
           <w:p>
             <w:pPr>
@@ -13967,7 +14721,7 @@
         </w:tc>
         <w:tc>
           <w:tcPr>
-            <w:tcW w:w="3408" w:type="dxa"/>
+            <w:tcW w:w="2904" w:type="dxa"/>
           </w:tcPr>
           <w:p>
             <w:pPr>
@@ -13992,7 +14746,7 @@
       <w:tr>
         <w:tc>
           <w:tcPr>
-            <w:tcW w:w="3408" w:type="dxa"/>
+            <w:tcW w:w="3105" w:type="dxa"/>
           </w:tcPr>
           <w:p>
             <w:pPr>
@@ -14010,6 +14764,7 @@
                 <w:sz w:val="28"/>
                 <w:szCs w:val="28"/>
               </w:rPr>
+              <w:lastRenderedPageBreak/>
               <w:t>DialogueRepository</w:t>
             </w:r>
             <w:proofErr w:type="spellEnd"/>
@@ -14017,7 +14772,7 @@
         </w:tc>
         <w:tc>
           <w:tcPr>
-            <w:tcW w:w="3408" w:type="dxa"/>
+            <w:tcW w:w="3336" w:type="dxa"/>
           </w:tcPr>
           <w:p>
             <w:pPr>
@@ -14104,7 +14859,7 @@
         </w:tc>
         <w:tc>
           <w:tcPr>
-            <w:tcW w:w="3408" w:type="dxa"/>
+            <w:tcW w:w="2904" w:type="dxa"/>
           </w:tcPr>
           <w:p>
             <w:pPr>
@@ -14165,7 +14920,7 @@
       <w:tr>
         <w:tc>
           <w:tcPr>
-            <w:tcW w:w="3408" w:type="dxa"/>
+            <w:tcW w:w="3105" w:type="dxa"/>
           </w:tcPr>
           <w:p>
             <w:pPr>
@@ -14190,7 +14945,7 @@
         </w:tc>
         <w:tc>
           <w:tcPr>
-            <w:tcW w:w="3408" w:type="dxa"/>
+            <w:tcW w:w="3336" w:type="dxa"/>
           </w:tcPr>
           <w:p>
             <w:pPr>
@@ -14286,7 +15041,7 @@
         </w:tc>
         <w:tc>
           <w:tcPr>
-            <w:tcW w:w="3408" w:type="dxa"/>
+            <w:tcW w:w="2904" w:type="dxa"/>
           </w:tcPr>
           <w:p>
             <w:pPr>
@@ -14311,7 +15066,7 @@
       <w:tr>
         <w:tc>
           <w:tcPr>
-            <w:tcW w:w="3408" w:type="dxa"/>
+            <w:tcW w:w="3105" w:type="dxa"/>
           </w:tcPr>
           <w:p>
             <w:pPr>
@@ -14336,7 +15091,7 @@
         </w:tc>
         <w:tc>
           <w:tcPr>
-            <w:tcW w:w="3408" w:type="dxa"/>
+            <w:tcW w:w="3336" w:type="dxa"/>
           </w:tcPr>
           <w:p>
             <w:pPr>
@@ -14432,7 +15187,7 @@
         </w:tc>
         <w:tc>
           <w:tcPr>
-            <w:tcW w:w="3408" w:type="dxa"/>
+            <w:tcW w:w="2904" w:type="dxa"/>
           </w:tcPr>
           <w:p>
             <w:pPr>
@@ -14457,7 +15212,7 @@
       <w:tr>
         <w:tc>
           <w:tcPr>
-            <w:tcW w:w="3408" w:type="dxa"/>
+            <w:tcW w:w="3105" w:type="dxa"/>
           </w:tcPr>
           <w:p>
             <w:pPr>
@@ -14482,7 +15237,7 @@
         </w:tc>
         <w:tc>
           <w:tcPr>
-            <w:tcW w:w="3408" w:type="dxa"/>
+            <w:tcW w:w="3336" w:type="dxa"/>
           </w:tcPr>
           <w:p>
             <w:pPr>
@@ -14551,7 +15306,7 @@
         </w:tc>
         <w:tc>
           <w:tcPr>
-            <w:tcW w:w="3408" w:type="dxa"/>
+            <w:tcW w:w="2904" w:type="dxa"/>
           </w:tcPr>
           <w:p>
             <w:pPr>
@@ -14569,6 +15324,751 @@
                 <w:szCs w:val="28"/>
               </w:rPr>
               <w:t>Финальный выбор и результат.</w:t>
+            </w:r>
+          </w:p>
+        </w:tc>
+      </w:tr>
+      <w:tr>
+        <w:tc>
+          <w:tcPr>
+            <w:tcW w:w="3105" w:type="dxa"/>
+          </w:tcPr>
+          <w:p>
+            <w:pPr>
+              <w:spacing w:line="240" w:lineRule="auto"/>
+              <w:rPr>
+                <w:rFonts w:ascii="Times New Roman" w:hAnsi="Times New Roman" w:cs="Times New Roman"/>
+                <w:sz w:val="28"/>
+                <w:szCs w:val="28"/>
+              </w:rPr>
+            </w:pPr>
+            <w:proofErr w:type="spellStart"/>
+            <w:r>
+              <w:rPr>
+                <w:rFonts w:ascii="Times New Roman" w:hAnsi="Times New Roman" w:cs="Times New Roman"/>
+                <w:sz w:val="28"/>
+                <w:szCs w:val="28"/>
+              </w:rPr>
+              <w:t>InventoryRepository</w:t>
+            </w:r>
+            <w:proofErr w:type="spellEnd"/>
+          </w:p>
+        </w:tc>
+        <w:tc>
+          <w:tcPr>
+            <w:tcW w:w="3336" w:type="dxa"/>
+          </w:tcPr>
+          <w:p>
+            <w:pPr>
+              <w:spacing w:line="240" w:lineRule="auto"/>
+              <w:rPr>
+                <w:rFonts w:ascii="Times New Roman" w:hAnsi="Times New Roman" w:cs="Times New Roman"/>
+                <w:sz w:val="28"/>
+                <w:szCs w:val="28"/>
+                <w:lang w:val="en-US"/>
+              </w:rPr>
+            </w:pPr>
+            <w:proofErr w:type="spellStart"/>
+            <w:r>
+              <w:rPr>
+                <w:rFonts w:ascii="Times New Roman" w:hAnsi="Times New Roman" w:cs="Times New Roman"/>
+                <w:sz w:val="28"/>
+                <w:szCs w:val="28"/>
+                <w:lang w:val="en-US"/>
+              </w:rPr>
+              <w:t>getInventory</w:t>
+            </w:r>
+            <w:proofErr w:type="spellEnd"/>
+            <w:r>
+              <w:rPr>
+                <w:rFonts w:ascii="Times New Roman" w:hAnsi="Times New Roman" w:cs="Times New Roman"/>
+                <w:sz w:val="28"/>
+                <w:szCs w:val="28"/>
+                <w:lang w:val="en-US"/>
+              </w:rPr>
+              <w:t>(</w:t>
+            </w:r>
+            <w:proofErr w:type="spellStart"/>
+            <w:r>
+              <w:rPr>
+                <w:rFonts w:ascii="Times New Roman" w:hAnsi="Times New Roman" w:cs="Times New Roman"/>
+                <w:sz w:val="28"/>
+                <w:szCs w:val="28"/>
+                <w:lang w:val="en-US"/>
+              </w:rPr>
+              <w:t>caseId</w:t>
+            </w:r>
+            <w:proofErr w:type="spellEnd"/>
+            <w:r>
+              <w:rPr>
+                <w:rFonts w:ascii="Times New Roman" w:hAnsi="Times New Roman" w:cs="Times New Roman"/>
+                <w:sz w:val="28"/>
+                <w:szCs w:val="28"/>
+                <w:lang w:val="en-US"/>
+              </w:rPr>
+              <w:t xml:space="preserve">), </w:t>
+            </w:r>
+            <w:proofErr w:type="spellStart"/>
+            <w:r>
+              <w:rPr>
+                <w:rFonts w:ascii="Times New Roman" w:hAnsi="Times New Roman" w:cs="Times New Roman"/>
+                <w:sz w:val="28"/>
+                <w:szCs w:val="28"/>
+                <w:lang w:val="en-US"/>
+              </w:rPr>
+              <w:t>addItem</w:t>
+            </w:r>
+            <w:proofErr w:type="spellEnd"/>
+            <w:r>
+              <w:rPr>
+                <w:rFonts w:ascii="Times New Roman" w:hAnsi="Times New Roman" w:cs="Times New Roman"/>
+                <w:sz w:val="28"/>
+                <w:szCs w:val="28"/>
+                <w:lang w:val="en-US"/>
+              </w:rPr>
+              <w:t xml:space="preserve">(item), </w:t>
+            </w:r>
+            <w:proofErr w:type="spellStart"/>
+            <w:r>
+              <w:rPr>
+                <w:rFonts w:ascii="Times New Roman" w:hAnsi="Times New Roman" w:cs="Times New Roman"/>
+                <w:sz w:val="28"/>
+                <w:szCs w:val="28"/>
+                <w:lang w:val="en-US"/>
+              </w:rPr>
+              <w:t>markSeen</w:t>
+            </w:r>
+            <w:proofErr w:type="spellEnd"/>
+            <w:r>
+              <w:rPr>
+                <w:rFonts w:ascii="Times New Roman" w:hAnsi="Times New Roman" w:cs="Times New Roman"/>
+                <w:sz w:val="28"/>
+                <w:szCs w:val="28"/>
+                <w:lang w:val="en-US"/>
+              </w:rPr>
+              <w:t>(</w:t>
+            </w:r>
+            <w:proofErr w:type="spellStart"/>
+            <w:r>
+              <w:rPr>
+                <w:rFonts w:ascii="Times New Roman" w:hAnsi="Times New Roman" w:cs="Times New Roman"/>
+                <w:sz w:val="28"/>
+                <w:szCs w:val="28"/>
+                <w:lang w:val="en-US"/>
+              </w:rPr>
+              <w:t>itemId</w:t>
+            </w:r>
+            <w:proofErr w:type="spellEnd"/>
+            <w:r>
+              <w:rPr>
+                <w:rFonts w:ascii="Times New Roman" w:hAnsi="Times New Roman" w:cs="Times New Roman"/>
+                <w:sz w:val="28"/>
+                <w:szCs w:val="28"/>
+                <w:lang w:val="en-US"/>
+              </w:rPr>
+              <w:t>)</w:t>
+            </w:r>
+          </w:p>
+        </w:tc>
+        <w:tc>
+          <w:tcPr>
+            <w:tcW w:w="2904" w:type="dxa"/>
+          </w:tcPr>
+          <w:p>
+            <w:pPr>
+              <w:spacing w:line="240" w:lineRule="auto"/>
+              <w:rPr>
+                <w:rFonts w:ascii="Times New Roman" w:hAnsi="Times New Roman" w:cs="Times New Roman"/>
+                <w:sz w:val="28"/>
+                <w:szCs w:val="28"/>
+              </w:rPr>
+            </w:pPr>
+            <w:r>
+              <w:rPr>
+                <w:rFonts w:ascii="Times New Roman" w:hAnsi="Times New Roman" w:cs="Times New Roman"/>
+                <w:sz w:val="28"/>
+                <w:szCs w:val="28"/>
+              </w:rPr>
+              <w:t>Предметы и улики игрока</w:t>
+            </w:r>
+          </w:p>
+        </w:tc>
+      </w:tr>
+      <w:tr>
+        <w:tc>
+          <w:tcPr>
+            <w:tcW w:w="3105" w:type="dxa"/>
+          </w:tcPr>
+          <w:p>
+            <w:pPr>
+              <w:spacing w:line="240" w:lineRule="auto"/>
+              <w:rPr>
+                <w:rFonts w:ascii="Times New Roman" w:hAnsi="Times New Roman" w:cs="Times New Roman"/>
+                <w:sz w:val="28"/>
+                <w:szCs w:val="28"/>
+              </w:rPr>
+            </w:pPr>
+            <w:proofErr w:type="spellStart"/>
+            <w:r>
+              <w:rPr>
+                <w:rFonts w:ascii="Times New Roman" w:hAnsi="Times New Roman" w:cs="Times New Roman"/>
+                <w:sz w:val="28"/>
+                <w:szCs w:val="28"/>
+              </w:rPr>
+              <w:t>NotebookRepository</w:t>
+            </w:r>
+            <w:proofErr w:type="spellEnd"/>
+          </w:p>
+        </w:tc>
+        <w:tc>
+          <w:tcPr>
+            <w:tcW w:w="3336" w:type="dxa"/>
+          </w:tcPr>
+          <w:p>
+            <w:pPr>
+              <w:spacing w:line="240" w:lineRule="auto"/>
+              <w:rPr>
+                <w:rFonts w:ascii="Times New Roman" w:hAnsi="Times New Roman" w:cs="Times New Roman"/>
+                <w:sz w:val="28"/>
+                <w:szCs w:val="28"/>
+                <w:lang w:val="en-US"/>
+              </w:rPr>
+            </w:pPr>
+            <w:proofErr w:type="spellStart"/>
+            <w:r>
+              <w:rPr>
+                <w:rFonts w:ascii="Times New Roman" w:hAnsi="Times New Roman" w:cs="Times New Roman"/>
+                <w:sz w:val="28"/>
+                <w:szCs w:val="28"/>
+                <w:lang w:val="en-US"/>
+              </w:rPr>
+              <w:t>getStatements</w:t>
+            </w:r>
+            <w:proofErr w:type="spellEnd"/>
+            <w:r>
+              <w:rPr>
+                <w:rFonts w:ascii="Times New Roman" w:hAnsi="Times New Roman" w:cs="Times New Roman"/>
+                <w:sz w:val="28"/>
+                <w:szCs w:val="28"/>
+                <w:lang w:val="en-US"/>
+              </w:rPr>
+              <w:t>(</w:t>
+            </w:r>
+            <w:proofErr w:type="spellStart"/>
+            <w:r>
+              <w:rPr>
+                <w:rFonts w:ascii="Times New Roman" w:hAnsi="Times New Roman" w:cs="Times New Roman"/>
+                <w:sz w:val="28"/>
+                <w:szCs w:val="28"/>
+                <w:lang w:val="en-US"/>
+              </w:rPr>
+              <w:t>caseId</w:t>
+            </w:r>
+            <w:proofErr w:type="spellEnd"/>
+            <w:r>
+              <w:rPr>
+                <w:rFonts w:ascii="Times New Roman" w:hAnsi="Times New Roman" w:cs="Times New Roman"/>
+                <w:sz w:val="28"/>
+                <w:szCs w:val="28"/>
+                <w:lang w:val="en-US"/>
+              </w:rPr>
+              <w:t xml:space="preserve">), </w:t>
+            </w:r>
+            <w:proofErr w:type="spellStart"/>
+            <w:r>
+              <w:rPr>
+                <w:rFonts w:ascii="Times New Roman" w:hAnsi="Times New Roman" w:cs="Times New Roman"/>
+                <w:sz w:val="28"/>
+                <w:szCs w:val="28"/>
+                <w:lang w:val="en-US"/>
+              </w:rPr>
+              <w:t>getNotes</w:t>
+            </w:r>
+            <w:proofErr w:type="spellEnd"/>
+            <w:r>
+              <w:rPr>
+                <w:rFonts w:ascii="Times New Roman" w:hAnsi="Times New Roman" w:cs="Times New Roman"/>
+                <w:sz w:val="28"/>
+                <w:szCs w:val="28"/>
+                <w:lang w:val="en-US"/>
+              </w:rPr>
+              <w:t>(</w:t>
+            </w:r>
+            <w:proofErr w:type="spellStart"/>
+            <w:r>
+              <w:rPr>
+                <w:rFonts w:ascii="Times New Roman" w:hAnsi="Times New Roman" w:cs="Times New Roman"/>
+                <w:sz w:val="28"/>
+                <w:szCs w:val="28"/>
+                <w:lang w:val="en-US"/>
+              </w:rPr>
+              <w:t>caseId</w:t>
+            </w:r>
+            <w:proofErr w:type="spellEnd"/>
+            <w:r>
+              <w:rPr>
+                <w:rFonts w:ascii="Times New Roman" w:hAnsi="Times New Roman" w:cs="Times New Roman"/>
+                <w:sz w:val="28"/>
+                <w:szCs w:val="28"/>
+                <w:lang w:val="en-US"/>
+              </w:rPr>
+              <w:t xml:space="preserve">), </w:t>
+            </w:r>
+            <w:proofErr w:type="spellStart"/>
+            <w:r>
+              <w:rPr>
+                <w:rFonts w:ascii="Times New Roman" w:hAnsi="Times New Roman" w:cs="Times New Roman"/>
+                <w:sz w:val="28"/>
+                <w:szCs w:val="28"/>
+                <w:lang w:val="en-US"/>
+              </w:rPr>
+              <w:t>saveNote</w:t>
+            </w:r>
+            <w:proofErr w:type="spellEnd"/>
+            <w:r>
+              <w:rPr>
+                <w:rFonts w:ascii="Times New Roman" w:hAnsi="Times New Roman" w:cs="Times New Roman"/>
+                <w:sz w:val="28"/>
+                <w:szCs w:val="28"/>
+                <w:lang w:val="en-US"/>
+              </w:rPr>
+              <w:t>(</w:t>
+            </w:r>
+            <w:proofErr w:type="spellStart"/>
+            <w:r>
+              <w:rPr>
+                <w:rFonts w:ascii="Times New Roman" w:hAnsi="Times New Roman" w:cs="Times New Roman"/>
+                <w:sz w:val="28"/>
+                <w:szCs w:val="28"/>
+                <w:lang w:val="en-US"/>
+              </w:rPr>
+              <w:t>caseId</w:t>
+            </w:r>
+            <w:proofErr w:type="spellEnd"/>
+            <w:r>
+              <w:rPr>
+                <w:rFonts w:ascii="Times New Roman" w:hAnsi="Times New Roman" w:cs="Times New Roman"/>
+                <w:sz w:val="28"/>
+                <w:szCs w:val="28"/>
+                <w:lang w:val="en-US"/>
+              </w:rPr>
+              <w:t>, text)</w:t>
+            </w:r>
+          </w:p>
+        </w:tc>
+        <w:tc>
+          <w:tcPr>
+            <w:tcW w:w="2904" w:type="dxa"/>
+          </w:tcPr>
+          <w:p>
+            <w:pPr>
+              <w:spacing w:line="240" w:lineRule="auto"/>
+              <w:rPr>
+                <w:rFonts w:ascii="Times New Roman" w:hAnsi="Times New Roman" w:cs="Times New Roman"/>
+                <w:sz w:val="28"/>
+                <w:szCs w:val="28"/>
+              </w:rPr>
+            </w:pPr>
+            <w:r>
+              <w:rPr>
+                <w:rFonts w:ascii="Times New Roman" w:hAnsi="Times New Roman" w:cs="Times New Roman"/>
+                <w:sz w:val="28"/>
+                <w:szCs w:val="28"/>
+              </w:rPr>
+              <w:t>Показания и заметки</w:t>
+            </w:r>
+          </w:p>
+        </w:tc>
+      </w:tr>
+      <w:tr>
+        <w:tc>
+          <w:tcPr>
+            <w:tcW w:w="3105" w:type="dxa"/>
+          </w:tcPr>
+          <w:p>
+            <w:pPr>
+              <w:spacing w:line="240" w:lineRule="auto"/>
+              <w:rPr>
+                <w:rFonts w:ascii="Times New Roman" w:hAnsi="Times New Roman" w:cs="Times New Roman"/>
+                <w:sz w:val="28"/>
+                <w:szCs w:val="28"/>
+              </w:rPr>
+            </w:pPr>
+            <w:proofErr w:type="spellStart"/>
+            <w:r>
+              <w:rPr>
+                <w:rFonts w:ascii="Times New Roman" w:hAnsi="Times New Roman" w:cs="Times New Roman"/>
+                <w:sz w:val="28"/>
+                <w:szCs w:val="28"/>
+              </w:rPr>
+              <w:t>SceneRepository</w:t>
+            </w:r>
+            <w:proofErr w:type="spellEnd"/>
+          </w:p>
+        </w:tc>
+        <w:tc>
+          <w:tcPr>
+            <w:tcW w:w="3336" w:type="dxa"/>
+          </w:tcPr>
+          <w:p>
+            <w:pPr>
+              <w:spacing w:line="240" w:lineRule="auto"/>
+              <w:rPr>
+                <w:rFonts w:ascii="Times New Roman" w:hAnsi="Times New Roman" w:cs="Times New Roman"/>
+                <w:sz w:val="28"/>
+                <w:szCs w:val="28"/>
+              </w:rPr>
+            </w:pPr>
+            <w:proofErr w:type="spellStart"/>
+            <w:r>
+              <w:rPr>
+                <w:rFonts w:ascii="Times New Roman" w:hAnsi="Times New Roman" w:cs="Times New Roman"/>
+                <w:sz w:val="28"/>
+                <w:szCs w:val="28"/>
+              </w:rPr>
+              <w:t>getScene</w:t>
+            </w:r>
+            <w:proofErr w:type="spellEnd"/>
+            <w:r>
+              <w:rPr>
+                <w:rFonts w:ascii="Times New Roman" w:hAnsi="Times New Roman" w:cs="Times New Roman"/>
+                <w:sz w:val="28"/>
+                <w:szCs w:val="28"/>
+              </w:rPr>
+              <w:t>(</w:t>
+            </w:r>
+            <w:proofErr w:type="spellStart"/>
+            <w:r>
+              <w:rPr>
+                <w:rFonts w:ascii="Times New Roman" w:hAnsi="Times New Roman" w:cs="Times New Roman"/>
+                <w:sz w:val="28"/>
+                <w:szCs w:val="28"/>
+              </w:rPr>
+              <w:t>caseId</w:t>
+            </w:r>
+            <w:proofErr w:type="spellEnd"/>
+            <w:r>
+              <w:rPr>
+                <w:rFonts w:ascii="Times New Roman" w:hAnsi="Times New Roman" w:cs="Times New Roman"/>
+                <w:sz w:val="28"/>
+                <w:szCs w:val="28"/>
+              </w:rPr>
+              <w:t xml:space="preserve">, </w:t>
+            </w:r>
+            <w:proofErr w:type="spellStart"/>
+            <w:r>
+              <w:rPr>
+                <w:rFonts w:ascii="Times New Roman" w:hAnsi="Times New Roman" w:cs="Times New Roman"/>
+                <w:sz w:val="28"/>
+                <w:szCs w:val="28"/>
+              </w:rPr>
+              <w:t>sceneId</w:t>
+            </w:r>
+            <w:proofErr w:type="spellEnd"/>
+            <w:r>
+              <w:rPr>
+                <w:rFonts w:ascii="Times New Roman" w:hAnsi="Times New Roman" w:cs="Times New Roman"/>
+                <w:sz w:val="28"/>
+                <w:szCs w:val="28"/>
+              </w:rPr>
+              <w:t>)</w:t>
+            </w:r>
+          </w:p>
+        </w:tc>
+        <w:tc>
+          <w:tcPr>
+            <w:tcW w:w="2904" w:type="dxa"/>
+          </w:tcPr>
+          <w:p>
+            <w:pPr>
+              <w:spacing w:line="240" w:lineRule="auto"/>
+              <w:rPr>
+                <w:rFonts w:ascii="Times New Roman" w:hAnsi="Times New Roman" w:cs="Times New Roman"/>
+                <w:sz w:val="28"/>
+                <w:szCs w:val="28"/>
+              </w:rPr>
+            </w:pPr>
+            <w:r>
+              <w:rPr>
+                <w:rFonts w:ascii="Times New Roman" w:hAnsi="Times New Roman" w:cs="Times New Roman"/>
+                <w:sz w:val="28"/>
+                <w:szCs w:val="28"/>
+              </w:rPr>
+              <w:t>Сцены для осмотра места происшествия</w:t>
+            </w:r>
+          </w:p>
+        </w:tc>
+      </w:tr>
+      <w:tr>
+        <w:tc>
+          <w:tcPr>
+            <w:tcW w:w="3105" w:type="dxa"/>
+          </w:tcPr>
+          <w:p>
+            <w:pPr>
+              <w:spacing w:line="240" w:lineRule="auto"/>
+              <w:rPr>
+                <w:rFonts w:ascii="Times New Roman" w:hAnsi="Times New Roman" w:cs="Times New Roman"/>
+                <w:sz w:val="28"/>
+                <w:szCs w:val="28"/>
+              </w:rPr>
+            </w:pPr>
+            <w:proofErr w:type="spellStart"/>
+            <w:r>
+              <w:rPr>
+                <w:rFonts w:ascii="Times New Roman" w:hAnsi="Times New Roman" w:cs="Times New Roman"/>
+                <w:sz w:val="28"/>
+                <w:szCs w:val="28"/>
+              </w:rPr>
+              <w:t>PuzzleRepository</w:t>
+            </w:r>
+            <w:proofErr w:type="spellEnd"/>
+          </w:p>
+        </w:tc>
+        <w:tc>
+          <w:tcPr>
+            <w:tcW w:w="3336" w:type="dxa"/>
+          </w:tcPr>
+          <w:p>
+            <w:pPr>
+              <w:spacing w:line="240" w:lineRule="auto"/>
+              <w:rPr>
+                <w:rFonts w:ascii="Times New Roman" w:hAnsi="Times New Roman" w:cs="Times New Roman"/>
+                <w:sz w:val="28"/>
+                <w:szCs w:val="28"/>
+              </w:rPr>
+            </w:pPr>
+            <w:proofErr w:type="spellStart"/>
+            <w:r>
+              <w:rPr>
+                <w:rFonts w:ascii="Times New Roman" w:hAnsi="Times New Roman" w:cs="Times New Roman"/>
+                <w:sz w:val="28"/>
+                <w:szCs w:val="28"/>
+              </w:rPr>
+              <w:t>getPuzzle</w:t>
+            </w:r>
+            <w:proofErr w:type="spellEnd"/>
+            <w:r>
+              <w:rPr>
+                <w:rFonts w:ascii="Times New Roman" w:hAnsi="Times New Roman" w:cs="Times New Roman"/>
+                <w:sz w:val="28"/>
+                <w:szCs w:val="28"/>
+              </w:rPr>
+              <w:t>(</w:t>
+            </w:r>
+            <w:proofErr w:type="spellStart"/>
+            <w:r>
+              <w:rPr>
+                <w:rFonts w:ascii="Times New Roman" w:hAnsi="Times New Roman" w:cs="Times New Roman"/>
+                <w:sz w:val="28"/>
+                <w:szCs w:val="28"/>
+              </w:rPr>
+              <w:t>id</w:t>
+            </w:r>
+            <w:proofErr w:type="spellEnd"/>
+            <w:r>
+              <w:rPr>
+                <w:rFonts w:ascii="Times New Roman" w:hAnsi="Times New Roman" w:cs="Times New Roman"/>
+                <w:sz w:val="28"/>
+                <w:szCs w:val="28"/>
+              </w:rPr>
+              <w:t xml:space="preserve">), </w:t>
+            </w:r>
+            <w:proofErr w:type="spellStart"/>
+            <w:r>
+              <w:rPr>
+                <w:rFonts w:ascii="Times New Roman" w:hAnsi="Times New Roman" w:cs="Times New Roman"/>
+                <w:sz w:val="28"/>
+                <w:szCs w:val="28"/>
+              </w:rPr>
+              <w:t>markSolved</w:t>
+            </w:r>
+            <w:proofErr w:type="spellEnd"/>
+            <w:r>
+              <w:rPr>
+                <w:rFonts w:ascii="Times New Roman" w:hAnsi="Times New Roman" w:cs="Times New Roman"/>
+                <w:sz w:val="28"/>
+                <w:szCs w:val="28"/>
+              </w:rPr>
+              <w:t>(</w:t>
+            </w:r>
+            <w:proofErr w:type="spellStart"/>
+            <w:r>
+              <w:rPr>
+                <w:rFonts w:ascii="Times New Roman" w:hAnsi="Times New Roman" w:cs="Times New Roman"/>
+                <w:sz w:val="28"/>
+                <w:szCs w:val="28"/>
+              </w:rPr>
+              <w:t>id</w:t>
+            </w:r>
+            <w:proofErr w:type="spellEnd"/>
+            <w:r>
+              <w:rPr>
+                <w:rFonts w:ascii="Times New Roman" w:hAnsi="Times New Roman" w:cs="Times New Roman"/>
+                <w:sz w:val="28"/>
+                <w:szCs w:val="28"/>
+              </w:rPr>
+              <w:t>)</w:t>
+            </w:r>
+          </w:p>
+        </w:tc>
+        <w:tc>
+          <w:tcPr>
+            <w:tcW w:w="2904" w:type="dxa"/>
+          </w:tcPr>
+          <w:p>
+            <w:pPr>
+              <w:spacing w:line="240" w:lineRule="auto"/>
+              <w:rPr>
+                <w:rFonts w:ascii="Times New Roman" w:hAnsi="Times New Roman" w:cs="Times New Roman"/>
+                <w:sz w:val="28"/>
+                <w:szCs w:val="28"/>
+              </w:rPr>
+            </w:pPr>
+            <w:r>
+              <w:rPr>
+                <w:rFonts w:ascii="Times New Roman" w:hAnsi="Times New Roman" w:cs="Times New Roman"/>
+                <w:sz w:val="28"/>
+                <w:szCs w:val="28"/>
+              </w:rPr>
+              <w:t>Головоломки, Морзе и отпечатки</w:t>
+            </w:r>
+          </w:p>
+        </w:tc>
+      </w:tr>
+      <w:tr>
+        <w:tc>
+          <w:tcPr>
+            <w:tcW w:w="3105" w:type="dxa"/>
+          </w:tcPr>
+          <w:p>
+            <w:pPr>
+              <w:spacing w:line="240" w:lineRule="auto"/>
+              <w:rPr>
+                <w:rFonts w:ascii="Times New Roman" w:hAnsi="Times New Roman" w:cs="Times New Roman"/>
+                <w:sz w:val="28"/>
+                <w:szCs w:val="28"/>
+              </w:rPr>
+            </w:pPr>
+            <w:proofErr w:type="spellStart"/>
+            <w:r>
+              <w:rPr>
+                <w:rFonts w:ascii="Times New Roman" w:hAnsi="Times New Roman" w:cs="Times New Roman"/>
+                <w:sz w:val="28"/>
+                <w:szCs w:val="28"/>
+              </w:rPr>
+              <w:t>PhotoRepository</w:t>
+            </w:r>
+            <w:proofErr w:type="spellEnd"/>
+          </w:p>
+        </w:tc>
+        <w:tc>
+          <w:tcPr>
+            <w:tcW w:w="3336" w:type="dxa"/>
+          </w:tcPr>
+          <w:p>
+            <w:pPr>
+              <w:spacing w:line="240" w:lineRule="auto"/>
+              <w:rPr>
+                <w:rFonts w:ascii="Times New Roman" w:hAnsi="Times New Roman" w:cs="Times New Roman"/>
+                <w:sz w:val="28"/>
+                <w:szCs w:val="28"/>
+              </w:rPr>
+            </w:pPr>
+            <w:proofErr w:type="spellStart"/>
+            <w:r>
+              <w:rPr>
+                <w:rFonts w:ascii="Times New Roman" w:hAnsi="Times New Roman" w:cs="Times New Roman"/>
+                <w:sz w:val="28"/>
+                <w:szCs w:val="28"/>
+              </w:rPr>
+              <w:t>savePhoto</w:t>
+            </w:r>
+            <w:proofErr w:type="spellEnd"/>
+            <w:r>
+              <w:rPr>
+                <w:rFonts w:ascii="Times New Roman" w:hAnsi="Times New Roman" w:cs="Times New Roman"/>
+                <w:sz w:val="28"/>
+                <w:szCs w:val="28"/>
+              </w:rPr>
+              <w:t>(</w:t>
+            </w:r>
+            <w:proofErr w:type="spellStart"/>
+            <w:r>
+              <w:rPr>
+                <w:rFonts w:ascii="Times New Roman" w:hAnsi="Times New Roman" w:cs="Times New Roman"/>
+                <w:sz w:val="28"/>
+                <w:szCs w:val="28"/>
+              </w:rPr>
+              <w:t>clueId</w:t>
+            </w:r>
+            <w:proofErr w:type="spellEnd"/>
+            <w:r>
+              <w:rPr>
+                <w:rFonts w:ascii="Times New Roman" w:hAnsi="Times New Roman" w:cs="Times New Roman"/>
+                <w:sz w:val="28"/>
+                <w:szCs w:val="28"/>
+              </w:rPr>
+              <w:t xml:space="preserve">, </w:t>
+            </w:r>
+            <w:proofErr w:type="spellStart"/>
+            <w:r>
+              <w:rPr>
+                <w:rFonts w:ascii="Times New Roman" w:hAnsi="Times New Roman" w:cs="Times New Roman"/>
+                <w:sz w:val="28"/>
+                <w:szCs w:val="28"/>
+              </w:rPr>
+              <w:t>file</w:t>
+            </w:r>
+            <w:proofErr w:type="spellEnd"/>
+            <w:r>
+              <w:rPr>
+                <w:rFonts w:ascii="Times New Roman" w:hAnsi="Times New Roman" w:cs="Times New Roman"/>
+                <w:sz w:val="28"/>
+                <w:szCs w:val="28"/>
+              </w:rPr>
+              <w:t xml:space="preserve">), </w:t>
+            </w:r>
+            <w:proofErr w:type="spellStart"/>
+            <w:r>
+              <w:rPr>
+                <w:rFonts w:ascii="Times New Roman" w:hAnsi="Times New Roman" w:cs="Times New Roman"/>
+                <w:sz w:val="28"/>
+                <w:szCs w:val="28"/>
+              </w:rPr>
+              <w:t>uploadPending</w:t>
+            </w:r>
+            <w:proofErr w:type="spellEnd"/>
+            <w:r>
+              <w:rPr>
+                <w:rFonts w:ascii="Times New Roman" w:hAnsi="Times New Roman" w:cs="Times New Roman"/>
+                <w:sz w:val="28"/>
+                <w:szCs w:val="28"/>
+              </w:rPr>
+              <w:t>()</w:t>
+            </w:r>
+          </w:p>
+        </w:tc>
+        <w:tc>
+          <w:tcPr>
+            <w:tcW w:w="2904" w:type="dxa"/>
+          </w:tcPr>
+          <w:p>
+            <w:pPr>
+              <w:spacing w:line="240" w:lineRule="auto"/>
+              <w:rPr>
+                <w:rFonts w:ascii="Times New Roman" w:hAnsi="Times New Roman" w:cs="Times New Roman"/>
+                <w:sz w:val="28"/>
+                <w:szCs w:val="28"/>
+              </w:rPr>
+            </w:pPr>
+            <w:r>
+              <w:rPr>
+                <w:rFonts w:ascii="Times New Roman" w:hAnsi="Times New Roman" w:cs="Times New Roman"/>
+                <w:sz w:val="28"/>
+                <w:szCs w:val="28"/>
+              </w:rPr>
+              <w:t>Фото улик и отложенная отправка</w:t>
             </w:r>
           </w:p>
         </w:tc>
@@ -14577,20 +16077,14 @@
     <w:p>
       <w:pPr>
         <w:pStyle w:val="a9"/>
+        <w:ind w:firstLine="0"/>
         <w:jc w:val="left"/>
         <w:rPr>
           <w:lang w:eastAsia="ru-RU"/>
         </w:rPr>
       </w:pPr>
-    </w:p>
-    <w:p>
-      <w:pPr>
-        <w:pStyle w:val="a9"/>
-        <w:jc w:val="left"/>
-        <w:rPr>
-          <w:lang w:eastAsia="ru-RU"/>
-        </w:rPr>
-      </w:pPr>
+      <w:bookmarkStart w:id="23" w:name="_GoBack"/>
+      <w:bookmarkEnd w:id="23"/>
     </w:p>
     <w:p>
       <w:pPr>
@@ -14821,96 +16315,104 @@
                 <w:sz w:val="28"/>
                 <w:szCs w:val="28"/>
               </w:rPr>
+              <w:t>Open</w:t>
+            </w:r>
+            <w:proofErr w:type="spellEnd"/>
+            <w:r>
+              <w:rPr>
+                <w:rFonts w:ascii="Times New Roman" w:hAnsi="Times New Roman" w:cs="Times New Roman"/>
+                <w:sz w:val="28"/>
+                <w:szCs w:val="28"/>
+              </w:rPr>
+              <w:t>/</w:t>
+            </w:r>
+            <w:proofErr w:type="spellStart"/>
+            <w:r>
+              <w:rPr>
+                <w:rFonts w:ascii="Times New Roman" w:hAnsi="Times New Roman" w:cs="Times New Roman"/>
+                <w:sz w:val="28"/>
+                <w:szCs w:val="28"/>
+              </w:rPr>
+              <w:t>Closed</w:t>
+            </w:r>
+            <w:proofErr w:type="spellEnd"/>
+          </w:p>
+        </w:tc>
+        <w:tc>
+          <w:tcPr>
+            <w:tcW w:w="5112" w:type="dxa"/>
+          </w:tcPr>
+          <w:p>
+            <w:pPr>
+              <w:spacing w:line="240" w:lineRule="auto"/>
+              <w:rPr>
+                <w:rFonts w:ascii="Times New Roman" w:hAnsi="Times New Roman" w:cs="Times New Roman"/>
+                <w:sz w:val="28"/>
+                <w:szCs w:val="28"/>
+              </w:rPr>
+            </w:pPr>
+            <w:proofErr w:type="spellStart"/>
+            <w:r>
+              <w:rPr>
+                <w:rFonts w:ascii="Times New Roman" w:hAnsi="Times New Roman" w:cs="Times New Roman"/>
+                <w:sz w:val="28"/>
+                <w:szCs w:val="28"/>
+              </w:rPr>
+              <w:t>PuzzleGameUseCase</w:t>
+            </w:r>
+            <w:proofErr w:type="spellEnd"/>
+            <w:r>
+              <w:rPr>
+                <w:rFonts w:ascii="Times New Roman" w:hAnsi="Times New Roman" w:cs="Times New Roman"/>
+                <w:sz w:val="28"/>
+                <w:szCs w:val="28"/>
+              </w:rPr>
+              <w:t xml:space="preserve"> работает с абстракцией </w:t>
+            </w:r>
+            <w:proofErr w:type="spellStart"/>
+            <w:r>
+              <w:rPr>
+                <w:rFonts w:ascii="Times New Roman" w:hAnsi="Times New Roman" w:cs="Times New Roman"/>
+                <w:sz w:val="28"/>
+                <w:szCs w:val="28"/>
+              </w:rPr>
+              <w:t>Puzzle</w:t>
+            </w:r>
+            <w:proofErr w:type="spellEnd"/>
+            <w:r>
+              <w:rPr>
+                <w:rFonts w:ascii="Times New Roman" w:hAnsi="Times New Roman" w:cs="Times New Roman"/>
+                <w:sz w:val="28"/>
+                <w:szCs w:val="28"/>
+              </w:rPr>
+              <w:t xml:space="preserve">; </w:t>
+            </w:r>
+            <w:proofErr w:type="spellStart"/>
+            <w:r>
+              <w:rPr>
+                <w:rFonts w:ascii="Times New Roman" w:hAnsi="Times New Roman" w:cs="Times New Roman"/>
+                <w:sz w:val="28"/>
+                <w:szCs w:val="28"/>
+              </w:rPr>
+              <w:t>MorsePuzzle</w:t>
+            </w:r>
+            <w:proofErr w:type="spellEnd"/>
+            <w:r>
+              <w:rPr>
+                <w:rFonts w:ascii="Times New Roman" w:hAnsi="Times New Roman" w:cs="Times New Roman"/>
+                <w:sz w:val="28"/>
+                <w:szCs w:val="28"/>
+              </w:rPr>
+              <w:t xml:space="preserve"> — одна реализация, новые типы </w:t>
+            </w:r>
+            <w:r>
+              <w:rPr>
+                <w:rFonts w:ascii="Times New Roman" w:hAnsi="Times New Roman" w:cs="Times New Roman"/>
+                <w:sz w:val="28"/>
+                <w:szCs w:val="28"/>
+              </w:rPr>
               <w:lastRenderedPageBreak/>
-              <w:t>Open</w:t>
-            </w:r>
-            <w:proofErr w:type="spellEnd"/>
-            <w:r>
-              <w:rPr>
-                <w:rFonts w:ascii="Times New Roman" w:hAnsi="Times New Roman" w:cs="Times New Roman"/>
-                <w:sz w:val="28"/>
-                <w:szCs w:val="28"/>
-              </w:rPr>
-              <w:t>/</w:t>
-            </w:r>
-            <w:proofErr w:type="spellStart"/>
-            <w:r>
-              <w:rPr>
-                <w:rFonts w:ascii="Times New Roman" w:hAnsi="Times New Roman" w:cs="Times New Roman"/>
-                <w:sz w:val="28"/>
-                <w:szCs w:val="28"/>
-              </w:rPr>
-              <w:t>Closed</w:t>
-            </w:r>
-            <w:proofErr w:type="spellEnd"/>
-          </w:p>
-        </w:tc>
-        <w:tc>
-          <w:tcPr>
-            <w:tcW w:w="5112" w:type="dxa"/>
-          </w:tcPr>
-          <w:p>
-            <w:pPr>
-              <w:spacing w:line="240" w:lineRule="auto"/>
-              <w:rPr>
-                <w:rFonts w:ascii="Times New Roman" w:hAnsi="Times New Roman" w:cs="Times New Roman"/>
-                <w:sz w:val="28"/>
-                <w:szCs w:val="28"/>
-              </w:rPr>
-            </w:pPr>
-            <w:proofErr w:type="spellStart"/>
-            <w:r>
-              <w:rPr>
-                <w:rFonts w:ascii="Times New Roman" w:hAnsi="Times New Roman" w:cs="Times New Roman"/>
-                <w:sz w:val="28"/>
-                <w:szCs w:val="28"/>
-              </w:rPr>
-              <w:t>PuzzleGameUseCase</w:t>
-            </w:r>
-            <w:proofErr w:type="spellEnd"/>
-            <w:r>
-              <w:rPr>
-                <w:rFonts w:ascii="Times New Roman" w:hAnsi="Times New Roman" w:cs="Times New Roman"/>
-                <w:sz w:val="28"/>
-                <w:szCs w:val="28"/>
-              </w:rPr>
-              <w:t xml:space="preserve"> работает с абстракцией </w:t>
-            </w:r>
-            <w:proofErr w:type="spellStart"/>
-            <w:r>
-              <w:rPr>
-                <w:rFonts w:ascii="Times New Roman" w:hAnsi="Times New Roman" w:cs="Times New Roman"/>
-                <w:sz w:val="28"/>
-                <w:szCs w:val="28"/>
-              </w:rPr>
-              <w:t>Puzzle</w:t>
-            </w:r>
-            <w:proofErr w:type="spellEnd"/>
-            <w:r>
-              <w:rPr>
-                <w:rFonts w:ascii="Times New Roman" w:hAnsi="Times New Roman" w:cs="Times New Roman"/>
-                <w:sz w:val="28"/>
-                <w:szCs w:val="28"/>
-              </w:rPr>
-              <w:t xml:space="preserve">; </w:t>
-            </w:r>
-            <w:proofErr w:type="spellStart"/>
-            <w:r>
-              <w:rPr>
-                <w:rFonts w:ascii="Times New Roman" w:hAnsi="Times New Roman" w:cs="Times New Roman"/>
-                <w:sz w:val="28"/>
-                <w:szCs w:val="28"/>
-              </w:rPr>
-              <w:t>MorsePuzzle</w:t>
-            </w:r>
-            <w:proofErr w:type="spellEnd"/>
-            <w:r>
-              <w:rPr>
-                <w:rFonts w:ascii="Times New Roman" w:hAnsi="Times New Roman" w:cs="Times New Roman"/>
-                <w:sz w:val="28"/>
-                <w:szCs w:val="28"/>
-              </w:rPr>
-              <w:t xml:space="preserve"> — одна реализация, новые типы головоломок добавляются отдельными классами.</w:t>
+              <w:t>головоломок добавляются отдельными классами.</w:t>
             </w:r>
           </w:p>
         </w:tc>
@@ -14936,6 +16438,7 @@
                 <w:sz w:val="28"/>
                 <w:szCs w:val="28"/>
               </w:rPr>
+              <w:lastRenderedPageBreak/>
               <w:t>Liskov</w:t>
             </w:r>
             <w:proofErr w:type="spellEnd"/>
@@ -18677,7 +20180,7 @@
     <w:name w:val="No Spacing"/>
     <w:uiPriority w:val="1"/>
     <w:qFormat/>
-    <w:rsid w:val="009402DC"/>
+    <w:rsid w:val="00BA2AD6"/>
     <w:pPr>
       <w:spacing w:after="0" w:line="360" w:lineRule="auto"/>
       <w:ind w:firstLine="709"/>
@@ -19055,7 +20558,7 @@
 </file>
 
 <file path=customXml/itemProps1.xml><?xml version="1.0" encoding="utf-8"?>
-<ds:datastoreItem xmlns:ds="http://schemas.openxmlformats.org/officeDocument/2006/customXml" ds:itemID="{C9C3A023-B013-4C78-94E7-ACD690FAB411}">
+<ds:datastoreItem xmlns:ds="http://schemas.openxmlformats.org/officeDocument/2006/customXml" ds:itemID="{7E2856DF-D13D-4CE3-A44F-67C8B0B91462}">
   <ds:schemaRefs>
     <ds:schemaRef ds:uri="http://schemas.openxmlformats.org/officeDocument/2006/bibliography"/>
   </ds:schemaRefs>

--- a/Documentation/Основной документ.docx
+++ b/Documentation/Основной документ.docx
@@ -11863,6 +11863,7 @@
           <w:p>
             <w:pPr>
               <w:spacing w:line="240" w:lineRule="auto"/>
+              <w:jc w:val="both"/>
               <w:rPr>
                 <w:rFonts w:ascii="Times New Roman" w:hAnsi="Times New Roman" w:cs="Times New Roman"/>
                 <w:sz w:val="24"/>
@@ -11888,6 +11889,7 @@
           <w:p>
             <w:pPr>
               <w:spacing w:line="240" w:lineRule="auto"/>
+              <w:jc w:val="both"/>
               <w:rPr>
                 <w:rFonts w:ascii="Times New Roman" w:hAnsi="Times New Roman" w:cs="Times New Roman"/>
                 <w:sz w:val="24"/>
@@ -11998,6 +12000,7 @@
           <w:p>
             <w:pPr>
               <w:spacing w:line="240" w:lineRule="auto"/>
+              <w:jc w:val="both"/>
               <w:rPr>
                 <w:rFonts w:ascii="Times New Roman" w:hAnsi="Times New Roman" w:cs="Times New Roman"/>
                 <w:sz w:val="24"/>
@@ -12023,6 +12026,7 @@
           <w:p>
             <w:pPr>
               <w:spacing w:line="240" w:lineRule="auto"/>
+              <w:jc w:val="both"/>
               <w:rPr>
                 <w:rFonts w:ascii="Times New Roman" w:hAnsi="Times New Roman" w:cs="Times New Roman"/>
                 <w:sz w:val="24"/>
@@ -12048,6 +12052,7 @@
           <w:p>
             <w:pPr>
               <w:spacing w:line="240" w:lineRule="auto"/>
+              <w:jc w:val="both"/>
               <w:rPr>
                 <w:rFonts w:ascii="Times New Roman" w:hAnsi="Times New Roman" w:cs="Times New Roman"/>
                 <w:sz w:val="24"/>
@@ -12143,6 +12148,7 @@
           <w:p>
             <w:pPr>
               <w:spacing w:line="240" w:lineRule="auto"/>
+              <w:jc w:val="both"/>
               <w:rPr>
                 <w:rFonts w:ascii="Times New Roman" w:hAnsi="Times New Roman" w:cs="Times New Roman"/>
                 <w:sz w:val="24"/>
@@ -12168,6 +12174,7 @@
           <w:p>
             <w:pPr>
               <w:spacing w:line="240" w:lineRule="auto"/>
+              <w:jc w:val="both"/>
               <w:rPr>
                 <w:rFonts w:ascii="Times New Roman" w:hAnsi="Times New Roman" w:cs="Times New Roman"/>
                 <w:sz w:val="24"/>
@@ -12193,6 +12200,7 @@
           <w:p>
             <w:pPr>
               <w:spacing w:line="240" w:lineRule="auto"/>
+              <w:jc w:val="both"/>
               <w:rPr>
                 <w:rFonts w:ascii="Times New Roman" w:hAnsi="Times New Roman" w:cs="Times New Roman"/>
                 <w:sz w:val="24"/>
@@ -12296,6 +12304,7 @@
           <w:p>
             <w:pPr>
               <w:spacing w:line="240" w:lineRule="auto"/>
+              <w:jc w:val="both"/>
               <w:rPr>
                 <w:rFonts w:ascii="Times New Roman" w:hAnsi="Times New Roman" w:cs="Times New Roman"/>
                 <w:sz w:val="24"/>
@@ -12322,6 +12331,7 @@
           <w:p>
             <w:pPr>
               <w:spacing w:line="240" w:lineRule="auto"/>
+              <w:jc w:val="both"/>
               <w:rPr>
                 <w:rFonts w:ascii="Times New Roman" w:hAnsi="Times New Roman" w:cs="Times New Roman"/>
                 <w:sz w:val="24"/>
@@ -12348,6 +12358,7 @@
           <w:p>
             <w:pPr>
               <w:spacing w:line="240" w:lineRule="auto"/>
+              <w:jc w:val="both"/>
               <w:rPr>
                 <w:rFonts w:ascii="Times New Roman" w:hAnsi="Times New Roman" w:cs="Times New Roman"/>
                 <w:sz w:val="24"/>
@@ -12471,6 +12482,7 @@
           <w:p>
             <w:pPr>
               <w:spacing w:line="240" w:lineRule="auto"/>
+              <w:jc w:val="both"/>
               <w:rPr>
                 <w:rFonts w:ascii="Times New Roman" w:hAnsi="Times New Roman" w:cs="Times New Roman"/>
                 <w:sz w:val="24"/>
@@ -12496,6 +12508,7 @@
           <w:p>
             <w:pPr>
               <w:spacing w:line="240" w:lineRule="auto"/>
+              <w:jc w:val="both"/>
               <w:rPr>
                 <w:rFonts w:ascii="Times New Roman" w:hAnsi="Times New Roman" w:cs="Times New Roman"/>
                 <w:sz w:val="24"/>
@@ -12521,6 +12534,7 @@
           <w:p>
             <w:pPr>
               <w:spacing w:line="240" w:lineRule="auto"/>
+              <w:jc w:val="both"/>
               <w:rPr>
                 <w:rFonts w:ascii="Times New Roman" w:hAnsi="Times New Roman" w:cs="Times New Roman"/>
                 <w:sz w:val="24"/>
@@ -12608,6 +12622,7 @@
           <w:p>
             <w:pPr>
               <w:spacing w:line="240" w:lineRule="auto"/>
+              <w:jc w:val="both"/>
               <w:rPr>
                 <w:rFonts w:ascii="Times New Roman" w:hAnsi="Times New Roman" w:cs="Times New Roman"/>
                 <w:sz w:val="24"/>
@@ -12633,6 +12648,7 @@
           <w:p>
             <w:pPr>
               <w:spacing w:line="240" w:lineRule="auto"/>
+              <w:jc w:val="both"/>
               <w:rPr>
                 <w:rFonts w:ascii="Times New Roman" w:hAnsi="Times New Roman" w:cs="Times New Roman"/>
                 <w:sz w:val="24"/>
@@ -12658,6 +12674,7 @@
           <w:p>
             <w:pPr>
               <w:spacing w:line="240" w:lineRule="auto"/>
+              <w:jc w:val="both"/>
               <w:rPr>
                 <w:rFonts w:ascii="Times New Roman" w:hAnsi="Times New Roman" w:cs="Times New Roman"/>
                 <w:sz w:val="24"/>
@@ -12764,6 +12781,7 @@
           <w:p>
             <w:pPr>
               <w:spacing w:line="240" w:lineRule="auto"/>
+              <w:jc w:val="both"/>
               <w:rPr>
                 <w:rFonts w:ascii="Times New Roman" w:hAnsi="Times New Roman" w:cs="Times New Roman"/>
                 <w:sz w:val="24"/>
@@ -12789,6 +12807,7 @@
           <w:p>
             <w:pPr>
               <w:spacing w:line="240" w:lineRule="auto"/>
+              <w:jc w:val="both"/>
               <w:rPr>
                 <w:rFonts w:ascii="Times New Roman" w:hAnsi="Times New Roman" w:cs="Times New Roman"/>
                 <w:sz w:val="24"/>
@@ -12814,6 +12833,7 @@
           <w:p>
             <w:pPr>
               <w:spacing w:line="240" w:lineRule="auto"/>
+              <w:jc w:val="both"/>
               <w:rPr>
                 <w:rFonts w:ascii="Times New Roman" w:hAnsi="Times New Roman" w:cs="Times New Roman"/>
                 <w:sz w:val="24"/>
@@ -12901,6 +12921,7 @@
           <w:p>
             <w:pPr>
               <w:spacing w:line="240" w:lineRule="auto"/>
+              <w:jc w:val="both"/>
               <w:rPr>
                 <w:rFonts w:ascii="Times New Roman" w:hAnsi="Times New Roman" w:cs="Times New Roman"/>
                 <w:sz w:val="24"/>
@@ -13097,6 +13118,7 @@
             <w:pPr>
               <w:spacing w:line="240" w:lineRule="auto"/>
               <w:contextualSpacing/>
+              <w:jc w:val="both"/>
               <w:rPr>
                 <w:rFonts w:ascii="Times New Roman" w:hAnsi="Times New Roman" w:cs="Times New Roman"/>
               </w:rPr>
@@ -13133,6 +13155,7 @@
             <w:pPr>
               <w:spacing w:line="240" w:lineRule="auto"/>
               <w:contextualSpacing/>
+              <w:jc w:val="both"/>
               <w:rPr>
                 <w:rFonts w:ascii="Times New Roman" w:hAnsi="Times New Roman" w:cs="Times New Roman"/>
               </w:rPr>
@@ -13155,6 +13178,7 @@
             <w:pPr>
               <w:spacing w:line="240" w:lineRule="auto"/>
               <w:contextualSpacing/>
+              <w:jc w:val="both"/>
               <w:rPr>
                 <w:rFonts w:ascii="Times New Roman" w:hAnsi="Times New Roman" w:cs="Times New Roman"/>
               </w:rPr>
@@ -13177,6 +13201,7 @@
             <w:pPr>
               <w:spacing w:line="240" w:lineRule="auto"/>
               <w:contextualSpacing/>
+              <w:jc w:val="both"/>
               <w:rPr>
                 <w:rFonts w:ascii="Times New Roman" w:hAnsi="Times New Roman" w:cs="Times New Roman"/>
               </w:rPr>
@@ -13199,6 +13224,7 @@
             <w:pPr>
               <w:spacing w:line="240" w:lineRule="auto"/>
               <w:contextualSpacing/>
+              <w:jc w:val="both"/>
               <w:rPr>
                 <w:rFonts w:ascii="Times New Roman" w:hAnsi="Times New Roman" w:cs="Times New Roman"/>
               </w:rPr>
@@ -13221,6 +13247,7 @@
             <w:pPr>
               <w:spacing w:line="240" w:lineRule="auto"/>
               <w:contextualSpacing/>
+              <w:jc w:val="both"/>
               <w:rPr>
                 <w:rFonts w:ascii="Times New Roman" w:hAnsi="Times New Roman" w:cs="Times New Roman"/>
               </w:rPr>
@@ -13243,6 +13270,7 @@
             <w:pPr>
               <w:spacing w:line="240" w:lineRule="auto"/>
               <w:contextualSpacing/>
+              <w:jc w:val="both"/>
               <w:rPr>
                 <w:rFonts w:ascii="Times New Roman" w:hAnsi="Times New Roman" w:cs="Times New Roman"/>
               </w:rPr>
@@ -13266,6 +13294,7 @@
             <w:pPr>
               <w:spacing w:line="240" w:lineRule="auto"/>
               <w:contextualSpacing/>
+              <w:jc w:val="both"/>
               <w:rPr>
                 <w:rFonts w:ascii="Times New Roman" w:hAnsi="Times New Roman" w:cs="Times New Roman"/>
               </w:rPr>
@@ -13288,6 +13317,7 @@
             <w:pPr>
               <w:spacing w:line="240" w:lineRule="auto"/>
               <w:contextualSpacing/>
+              <w:jc w:val="both"/>
               <w:rPr>
                 <w:rFonts w:ascii="Times New Roman" w:hAnsi="Times New Roman" w:cs="Times New Roman"/>
               </w:rPr>
@@ -13310,6 +13340,7 @@
             <w:pPr>
               <w:spacing w:line="240" w:lineRule="auto"/>
               <w:contextualSpacing/>
+              <w:jc w:val="both"/>
               <w:rPr>
                 <w:rFonts w:ascii="Times New Roman" w:hAnsi="Times New Roman" w:cs="Times New Roman"/>
               </w:rPr>
@@ -13332,6 +13363,7 @@
             <w:pPr>
               <w:spacing w:line="240" w:lineRule="auto"/>
               <w:contextualSpacing/>
+              <w:jc w:val="both"/>
               <w:rPr>
                 <w:rFonts w:ascii="Times New Roman" w:hAnsi="Times New Roman" w:cs="Times New Roman"/>
               </w:rPr>
@@ -13354,6 +13386,7 @@
             <w:pPr>
               <w:spacing w:line="240" w:lineRule="auto"/>
               <w:contextualSpacing/>
+              <w:jc w:val="both"/>
               <w:rPr>
                 <w:rFonts w:ascii="Times New Roman" w:hAnsi="Times New Roman" w:cs="Times New Roman"/>
               </w:rPr>
@@ -13376,6 +13409,7 @@
             <w:pPr>
               <w:spacing w:line="240" w:lineRule="auto"/>
               <w:contextualSpacing/>
+              <w:jc w:val="both"/>
               <w:rPr>
                 <w:rFonts w:ascii="Times New Roman" w:hAnsi="Times New Roman" w:cs="Times New Roman"/>
               </w:rPr>
@@ -13398,6 +13432,7 @@
             <w:pPr>
               <w:spacing w:line="240" w:lineRule="auto"/>
               <w:contextualSpacing/>
+              <w:jc w:val="both"/>
               <w:rPr>
                 <w:rFonts w:ascii="Times New Roman" w:hAnsi="Times New Roman" w:cs="Times New Roman"/>
               </w:rPr>
@@ -13420,6 +13455,7 @@
             <w:pPr>
               <w:spacing w:line="240" w:lineRule="auto"/>
               <w:contextualSpacing/>
+              <w:jc w:val="both"/>
               <w:rPr>
                 <w:rFonts w:ascii="Times New Roman" w:hAnsi="Times New Roman" w:cs="Times New Roman"/>
               </w:rPr>
@@ -13442,6 +13478,7 @@
             <w:pPr>
               <w:spacing w:line="240" w:lineRule="auto"/>
               <w:contextualSpacing/>
+              <w:jc w:val="both"/>
               <w:rPr>
                 <w:rFonts w:ascii="Times New Roman" w:hAnsi="Times New Roman" w:cs="Times New Roman"/>
               </w:rPr>
@@ -13464,6 +13501,7 @@
             <w:pPr>
               <w:spacing w:line="240" w:lineRule="auto"/>
               <w:contextualSpacing/>
+              <w:jc w:val="both"/>
               <w:rPr>
                 <w:rFonts w:ascii="Times New Roman" w:hAnsi="Times New Roman" w:cs="Times New Roman"/>
               </w:rPr>
@@ -13486,6 +13524,7 @@
             <w:pPr>
               <w:spacing w:line="240" w:lineRule="auto"/>
               <w:contextualSpacing/>
+              <w:jc w:val="both"/>
               <w:rPr>
                 <w:rFonts w:ascii="Times New Roman" w:hAnsi="Times New Roman" w:cs="Times New Roman"/>
               </w:rPr>
@@ -13508,6 +13547,7 @@
             <w:pPr>
               <w:spacing w:line="240" w:lineRule="auto"/>
               <w:contextualSpacing/>
+              <w:jc w:val="both"/>
               <w:rPr>
                 <w:rFonts w:ascii="Times New Roman" w:hAnsi="Times New Roman" w:cs="Times New Roman"/>
               </w:rPr>
@@ -13530,6 +13570,7 @@
             <w:pPr>
               <w:spacing w:line="240" w:lineRule="auto"/>
               <w:contextualSpacing/>
+              <w:jc w:val="both"/>
               <w:rPr>
                 <w:rFonts w:ascii="Times New Roman" w:hAnsi="Times New Roman" w:cs="Times New Roman"/>
               </w:rPr>
@@ -13552,6 +13593,7 @@
             <w:pPr>
               <w:spacing w:line="240" w:lineRule="auto"/>
               <w:contextualSpacing/>
+              <w:jc w:val="both"/>
               <w:rPr>
                 <w:rFonts w:ascii="Times New Roman" w:hAnsi="Times New Roman" w:cs="Times New Roman"/>
               </w:rPr>
@@ -13574,6 +13616,7 @@
             <w:pPr>
               <w:spacing w:line="240" w:lineRule="auto"/>
               <w:contextualSpacing/>
+              <w:jc w:val="both"/>
               <w:rPr>
                 <w:rFonts w:ascii="Times New Roman" w:hAnsi="Times New Roman" w:cs="Times New Roman"/>
               </w:rPr>
@@ -13596,6 +13639,7 @@
             <w:pPr>
               <w:spacing w:line="240" w:lineRule="auto"/>
               <w:contextualSpacing/>
+              <w:jc w:val="both"/>
               <w:rPr>
                 <w:rFonts w:ascii="Times New Roman" w:hAnsi="Times New Roman" w:cs="Times New Roman"/>
               </w:rPr>
@@ -13618,6 +13662,7 @@
             <w:pPr>
               <w:spacing w:line="240" w:lineRule="auto"/>
               <w:contextualSpacing/>
+              <w:jc w:val="both"/>
               <w:rPr>
                 <w:rFonts w:ascii="Times New Roman" w:hAnsi="Times New Roman" w:cs="Times New Roman"/>
               </w:rPr>
@@ -13640,6 +13685,7 @@
             <w:pPr>
               <w:spacing w:line="240" w:lineRule="auto"/>
               <w:contextualSpacing/>
+              <w:jc w:val="both"/>
               <w:rPr>
                 <w:rFonts w:ascii="Times New Roman" w:hAnsi="Times New Roman" w:cs="Times New Roman"/>
               </w:rPr>
@@ -13662,6 +13708,7 @@
             <w:pPr>
               <w:spacing w:line="240" w:lineRule="auto"/>
               <w:contextualSpacing/>
+              <w:jc w:val="both"/>
               <w:rPr>
                 <w:rFonts w:ascii="Times New Roman" w:hAnsi="Times New Roman" w:cs="Times New Roman"/>
               </w:rPr>
@@ -13684,6 +13731,7 @@
             <w:pPr>
               <w:spacing w:line="240" w:lineRule="auto"/>
               <w:contextualSpacing/>
+              <w:jc w:val="both"/>
               <w:rPr>
                 <w:rFonts w:ascii="Times New Roman" w:hAnsi="Times New Roman" w:cs="Times New Roman"/>
               </w:rPr>
@@ -13706,6 +13754,7 @@
             <w:pPr>
               <w:spacing w:line="240" w:lineRule="auto"/>
               <w:contextualSpacing/>
+              <w:jc w:val="both"/>
               <w:rPr>
                 <w:rFonts w:ascii="Times New Roman" w:hAnsi="Times New Roman" w:cs="Times New Roman"/>
               </w:rPr>
@@ -13728,6 +13777,7 @@
             <w:pPr>
               <w:spacing w:line="240" w:lineRule="auto"/>
               <w:contextualSpacing/>
+              <w:jc w:val="both"/>
               <w:rPr>
                 <w:rFonts w:ascii="Times New Roman" w:hAnsi="Times New Roman" w:cs="Times New Roman"/>
               </w:rPr>
@@ -13750,6 +13800,7 @@
             <w:pPr>
               <w:spacing w:line="240" w:lineRule="auto"/>
               <w:contextualSpacing/>
+              <w:jc w:val="both"/>
               <w:rPr>
                 <w:rFonts w:ascii="Times New Roman" w:hAnsi="Times New Roman" w:cs="Times New Roman"/>
               </w:rPr>
@@ -13772,6 +13823,7 @@
             <w:pPr>
               <w:spacing w:line="240" w:lineRule="auto"/>
               <w:contextualSpacing/>
+              <w:jc w:val="both"/>
               <w:rPr>
                 <w:rFonts w:ascii="Times New Roman" w:hAnsi="Times New Roman" w:cs="Times New Roman"/>
               </w:rPr>
@@ -13794,6 +13846,7 @@
             <w:pPr>
               <w:spacing w:line="240" w:lineRule="auto"/>
               <w:contextualSpacing/>
+              <w:jc w:val="both"/>
               <w:rPr>
                 <w:rFonts w:ascii="Times New Roman" w:hAnsi="Times New Roman" w:cs="Times New Roman"/>
               </w:rPr>
@@ -13816,6 +13869,7 @@
             <w:pPr>
               <w:spacing w:line="240" w:lineRule="auto"/>
               <w:contextualSpacing/>
+              <w:jc w:val="both"/>
               <w:rPr>
                 <w:rFonts w:ascii="Times New Roman" w:hAnsi="Times New Roman" w:cs="Times New Roman"/>
               </w:rPr>
@@ -13838,6 +13892,7 @@
             <w:pPr>
               <w:spacing w:line="240" w:lineRule="auto"/>
               <w:contextualSpacing/>
+              <w:jc w:val="both"/>
               <w:rPr>
                 <w:rFonts w:ascii="Times New Roman" w:hAnsi="Times New Roman" w:cs="Times New Roman"/>
               </w:rPr>
@@ -13860,6 +13915,7 @@
             <w:pPr>
               <w:spacing w:line="240" w:lineRule="auto"/>
               <w:contextualSpacing/>
+              <w:jc w:val="both"/>
               <w:rPr>
                 <w:rFonts w:ascii="Times New Roman" w:hAnsi="Times New Roman" w:cs="Times New Roman"/>
               </w:rPr>
@@ -13882,6 +13938,7 @@
             <w:pPr>
               <w:spacing w:line="240" w:lineRule="auto"/>
               <w:contextualSpacing/>
+              <w:jc w:val="both"/>
               <w:rPr>
                 <w:rFonts w:ascii="Times New Roman" w:hAnsi="Times New Roman" w:cs="Times New Roman"/>
               </w:rPr>
@@ -13910,6 +13967,7 @@
             <w:pPr>
               <w:spacing w:line="240" w:lineRule="auto"/>
               <w:contextualSpacing/>
+              <w:jc w:val="both"/>
               <w:rPr>
                 <w:rFonts w:ascii="Times New Roman" w:hAnsi="Times New Roman" w:cs="Times New Roman"/>
               </w:rPr>
@@ -13932,6 +13990,7 @@
             <w:pPr>
               <w:spacing w:line="240" w:lineRule="auto"/>
               <w:contextualSpacing/>
+              <w:jc w:val="both"/>
               <w:rPr>
                 <w:rFonts w:ascii="Times New Roman" w:hAnsi="Times New Roman" w:cs="Times New Roman"/>
               </w:rPr>
@@ -13954,6 +14013,7 @@
             <w:pPr>
               <w:spacing w:line="240" w:lineRule="auto"/>
               <w:contextualSpacing/>
+              <w:jc w:val="both"/>
               <w:rPr>
                 <w:rFonts w:ascii="Times New Roman" w:hAnsi="Times New Roman" w:cs="Times New Roman"/>
               </w:rPr>
@@ -13976,6 +14036,7 @@
             <w:pPr>
               <w:spacing w:line="240" w:lineRule="auto"/>
               <w:contextualSpacing/>
+              <w:jc w:val="both"/>
               <w:rPr>
                 <w:rFonts w:ascii="Times New Roman" w:hAnsi="Times New Roman" w:cs="Times New Roman"/>
               </w:rPr>
@@ -13998,6 +14059,7 @@
             <w:pPr>
               <w:spacing w:line="240" w:lineRule="auto"/>
               <w:contextualSpacing/>
+              <w:jc w:val="both"/>
               <w:rPr>
                 <w:rFonts w:ascii="Times New Roman" w:hAnsi="Times New Roman" w:cs="Times New Roman"/>
               </w:rPr>
@@ -14020,6 +14082,7 @@
             <w:pPr>
               <w:spacing w:line="240" w:lineRule="auto"/>
               <w:contextualSpacing/>
+              <w:jc w:val="both"/>
               <w:rPr>
                 <w:rFonts w:ascii="Times New Roman" w:hAnsi="Times New Roman" w:cs="Times New Roman"/>
               </w:rPr>
@@ -14054,6 +14117,7 @@
             <w:pPr>
               <w:spacing w:line="240" w:lineRule="auto"/>
               <w:contextualSpacing/>
+              <w:jc w:val="both"/>
               <w:rPr>
                 <w:rFonts w:ascii="Times New Roman" w:hAnsi="Times New Roman" w:cs="Times New Roman"/>
               </w:rPr>
@@ -14076,6 +14140,7 @@
             <w:pPr>
               <w:spacing w:line="240" w:lineRule="auto"/>
               <w:contextualSpacing/>
+              <w:jc w:val="both"/>
               <w:rPr>
                 <w:rFonts w:ascii="Times New Roman" w:hAnsi="Times New Roman" w:cs="Times New Roman"/>
               </w:rPr>
@@ -14098,6 +14163,7 @@
             <w:pPr>
               <w:spacing w:line="240" w:lineRule="auto"/>
               <w:contextualSpacing/>
+              <w:jc w:val="both"/>
               <w:rPr>
                 <w:rFonts w:ascii="Times New Roman" w:hAnsi="Times New Roman" w:cs="Times New Roman"/>
               </w:rPr>
@@ -14120,6 +14186,7 @@
             <w:pPr>
               <w:spacing w:line="240" w:lineRule="auto"/>
               <w:contextualSpacing/>
+              <w:jc w:val="both"/>
               <w:rPr>
                 <w:rFonts w:ascii="Times New Roman" w:hAnsi="Times New Roman" w:cs="Times New Roman"/>
               </w:rPr>
@@ -14142,6 +14209,7 @@
             <w:pPr>
               <w:spacing w:line="240" w:lineRule="auto"/>
               <w:contextualSpacing/>
+              <w:jc w:val="both"/>
               <w:rPr>
                 <w:rFonts w:ascii="Times New Roman" w:hAnsi="Times New Roman" w:cs="Times New Roman"/>
               </w:rPr>
@@ -14164,6 +14232,7 @@
             <w:pPr>
               <w:spacing w:line="240" w:lineRule="auto"/>
               <w:contextualSpacing/>
+              <w:jc w:val="both"/>
               <w:rPr>
                 <w:rFonts w:ascii="Times New Roman" w:hAnsi="Times New Roman" w:cs="Times New Roman"/>
               </w:rPr>
@@ -14186,6 +14255,7 @@
             <w:pPr>
               <w:spacing w:line="240" w:lineRule="auto"/>
               <w:contextualSpacing/>
+              <w:jc w:val="both"/>
               <w:rPr>
                 <w:rFonts w:ascii="Times New Roman" w:hAnsi="Times New Roman" w:cs="Times New Roman"/>
               </w:rPr>
@@ -14208,6 +14278,7 @@
             <w:pPr>
               <w:spacing w:line="240" w:lineRule="auto"/>
               <w:contextualSpacing/>
+              <w:jc w:val="both"/>
               <w:rPr>
                 <w:rFonts w:ascii="Times New Roman" w:hAnsi="Times New Roman" w:cs="Times New Roman"/>
               </w:rPr>
@@ -14241,7 +14312,27 @@
         <w:rPr>
           <w:lang w:eastAsia="ru-RU"/>
         </w:rPr>
-        <w:t>Так же были разработаны основные интерфейсы для системы.</w:t>
+        <w:t>Так же были разработаны основные интерфейсы</w:t>
+      </w:r>
+      <w:r>
+        <w:rPr>
+          <w:lang w:eastAsia="ru-RU"/>
+        </w:rPr>
+        <w:t xml:space="preserve"> </w:t>
+      </w:r>
+      <w:proofErr w:type="spellStart"/>
+      <w:r>
+        <w:rPr>
+          <w:lang w:eastAsia="ru-RU"/>
+        </w:rPr>
+        <w:t>репозиториев</w:t>
+      </w:r>
+      <w:proofErr w:type="spellEnd"/>
+      <w:r>
+        <w:rPr>
+          <w:lang w:eastAsia="ru-RU"/>
+        </w:rPr>
+        <w:t xml:space="preserve"> для системы.</w:t>
       </w:r>
     </w:p>
     <w:p>
@@ -14258,7 +14349,35 @@
         <w:rPr>
           <w:lang w:eastAsia="ru-RU"/>
         </w:rPr>
-        <w:t>Таблица 8 – Таблица интерфейсов проекта.</w:t>
+        <w:t>Таблица 8 – Таблица интерфейсов</w:t>
+      </w:r>
+      <w:r>
+        <w:rPr>
+          <w:lang w:eastAsia="ru-RU"/>
+        </w:rPr>
+        <w:t xml:space="preserve"> </w:t>
+      </w:r>
+      <w:proofErr w:type="spellStart"/>
+      <w:r>
+        <w:rPr>
+          <w:lang w:eastAsia="ru-RU"/>
+        </w:rPr>
+        <w:t>репо</w:t>
+      </w:r>
+      <w:bookmarkStart w:id="23" w:name="_GoBack"/>
+      <w:bookmarkEnd w:id="23"/>
+      <w:r>
+        <w:rPr>
+          <w:lang w:eastAsia="ru-RU"/>
+        </w:rPr>
+        <w:t>зиториев</w:t>
+      </w:r>
+      <w:proofErr w:type="spellEnd"/>
+      <w:r>
+        <w:rPr>
+          <w:lang w:eastAsia="ru-RU"/>
+        </w:rPr>
+        <w:t xml:space="preserve"> проекта.</w:t>
       </w:r>
     </w:p>
     <w:tbl>
@@ -14351,6 +14470,7 @@
           <w:p>
             <w:pPr>
               <w:spacing w:line="240" w:lineRule="auto"/>
+              <w:jc w:val="both"/>
               <w:rPr>
                 <w:rFonts w:ascii="Times New Roman" w:hAnsi="Times New Roman" w:cs="Times New Roman"/>
                 <w:sz w:val="28"/>
@@ -14376,6 +14496,7 @@
           <w:p>
             <w:pPr>
               <w:spacing w:line="240" w:lineRule="auto"/>
+              <w:jc w:val="both"/>
               <w:rPr>
                 <w:rFonts w:ascii="Times New Roman" w:hAnsi="Times New Roman" w:cs="Times New Roman"/>
                 <w:sz w:val="28"/>
@@ -14463,6 +14584,7 @@
           <w:p>
             <w:pPr>
               <w:spacing w:line="240" w:lineRule="auto"/>
+              <w:jc w:val="both"/>
               <w:rPr>
                 <w:rFonts w:ascii="Times New Roman" w:hAnsi="Times New Roman" w:cs="Times New Roman"/>
                 <w:sz w:val="28"/>
@@ -14488,6 +14610,7 @@
           <w:p>
             <w:pPr>
               <w:spacing w:line="240" w:lineRule="auto"/>
+              <w:jc w:val="both"/>
               <w:rPr>
                 <w:rFonts w:ascii="Times New Roman" w:hAnsi="Times New Roman" w:cs="Times New Roman"/>
                 <w:sz w:val="28"/>
@@ -14513,6 +14636,7 @@
           <w:p>
             <w:pPr>
               <w:spacing w:line="240" w:lineRule="auto"/>
+              <w:jc w:val="both"/>
               <w:rPr>
                 <w:rFonts w:ascii="Times New Roman" w:hAnsi="Times New Roman" w:cs="Times New Roman"/>
                 <w:sz w:val="28"/>
@@ -14589,6 +14713,7 @@
           <w:p>
             <w:pPr>
               <w:spacing w:line="240" w:lineRule="auto"/>
+              <w:jc w:val="both"/>
               <w:rPr>
                 <w:rFonts w:ascii="Times New Roman" w:hAnsi="Times New Roman" w:cs="Times New Roman"/>
                 <w:sz w:val="28"/>
@@ -14614,6 +14739,7 @@
           <w:p>
             <w:pPr>
               <w:spacing w:line="240" w:lineRule="auto"/>
+              <w:jc w:val="both"/>
               <w:rPr>
                 <w:rFonts w:ascii="Times New Roman" w:hAnsi="Times New Roman" w:cs="Times New Roman"/>
                 <w:sz w:val="28"/>
@@ -14627,6 +14753,7 @@
                 <w:sz w:val="28"/>
                 <w:szCs w:val="28"/>
               </w:rPr>
+              <w:lastRenderedPageBreak/>
               <w:t>SuspectRepository</w:t>
             </w:r>
             <w:proofErr w:type="spellEnd"/>
@@ -14639,6 +14766,7 @@
           <w:p>
             <w:pPr>
               <w:spacing w:line="240" w:lineRule="auto"/>
+              <w:jc w:val="both"/>
               <w:rPr>
                 <w:rFonts w:ascii="Times New Roman" w:hAnsi="Times New Roman" w:cs="Times New Roman"/>
                 <w:sz w:val="28"/>
@@ -14726,6 +14854,7 @@
           <w:p>
             <w:pPr>
               <w:spacing w:line="240" w:lineRule="auto"/>
+              <w:jc w:val="both"/>
               <w:rPr>
                 <w:rFonts w:ascii="Times New Roman" w:hAnsi="Times New Roman" w:cs="Times New Roman"/>
                 <w:sz w:val="28"/>
@@ -14751,6 +14880,7 @@
           <w:p>
             <w:pPr>
               <w:spacing w:line="240" w:lineRule="auto"/>
+              <w:jc w:val="both"/>
               <w:rPr>
                 <w:rFonts w:ascii="Times New Roman" w:hAnsi="Times New Roman" w:cs="Times New Roman"/>
                 <w:sz w:val="28"/>
@@ -14764,7 +14894,6 @@
                 <w:sz w:val="28"/>
                 <w:szCs w:val="28"/>
               </w:rPr>
-              <w:lastRenderedPageBreak/>
               <w:t>DialogueRepository</w:t>
             </w:r>
             <w:proofErr w:type="spellEnd"/>
@@ -14777,6 +14906,7 @@
           <w:p>
             <w:pPr>
               <w:spacing w:line="240" w:lineRule="auto"/>
+              <w:jc w:val="both"/>
               <w:rPr>
                 <w:rFonts w:ascii="Times New Roman" w:hAnsi="Times New Roman" w:cs="Times New Roman"/>
                 <w:sz w:val="28"/>
@@ -14864,6 +14994,7 @@
           <w:p>
             <w:pPr>
               <w:spacing w:line="240" w:lineRule="auto"/>
+              <w:jc w:val="both"/>
               <w:rPr>
                 <w:rFonts w:ascii="Times New Roman" w:hAnsi="Times New Roman" w:cs="Times New Roman"/>
                 <w:sz w:val="28"/>
@@ -14925,6 +15056,7 @@
           <w:p>
             <w:pPr>
               <w:spacing w:line="240" w:lineRule="auto"/>
+              <w:jc w:val="both"/>
               <w:rPr>
                 <w:rFonts w:ascii="Times New Roman" w:hAnsi="Times New Roman" w:cs="Times New Roman"/>
                 <w:sz w:val="28"/>
@@ -14950,6 +15082,7 @@
           <w:p>
             <w:pPr>
               <w:spacing w:line="240" w:lineRule="auto"/>
+              <w:jc w:val="both"/>
               <w:rPr>
                 <w:rFonts w:ascii="Times New Roman" w:hAnsi="Times New Roman" w:cs="Times New Roman"/>
                 <w:sz w:val="28"/>
@@ -15046,6 +15179,7 @@
           <w:p>
             <w:pPr>
               <w:spacing w:line="240" w:lineRule="auto"/>
+              <w:jc w:val="both"/>
               <w:rPr>
                 <w:rFonts w:ascii="Times New Roman" w:hAnsi="Times New Roman" w:cs="Times New Roman"/>
                 <w:sz w:val="28"/>
@@ -15071,6 +15205,7 @@
           <w:p>
             <w:pPr>
               <w:spacing w:line="240" w:lineRule="auto"/>
+              <w:jc w:val="both"/>
               <w:rPr>
                 <w:rFonts w:ascii="Times New Roman" w:hAnsi="Times New Roman" w:cs="Times New Roman"/>
                 <w:sz w:val="28"/>
@@ -15096,6 +15231,7 @@
           <w:p>
             <w:pPr>
               <w:spacing w:line="240" w:lineRule="auto"/>
+              <w:jc w:val="both"/>
               <w:rPr>
                 <w:rFonts w:ascii="Times New Roman" w:hAnsi="Times New Roman" w:cs="Times New Roman"/>
                 <w:sz w:val="28"/>
@@ -15192,6 +15328,7 @@
           <w:p>
             <w:pPr>
               <w:spacing w:line="240" w:lineRule="auto"/>
+              <w:jc w:val="both"/>
               <w:rPr>
                 <w:rFonts w:ascii="Times New Roman" w:hAnsi="Times New Roman" w:cs="Times New Roman"/>
                 <w:sz w:val="28"/>
@@ -15217,6 +15354,7 @@
           <w:p>
             <w:pPr>
               <w:spacing w:line="240" w:lineRule="auto"/>
+              <w:jc w:val="both"/>
               <w:rPr>
                 <w:rFonts w:ascii="Times New Roman" w:hAnsi="Times New Roman" w:cs="Times New Roman"/>
                 <w:sz w:val="28"/>
@@ -15242,6 +15380,7 @@
           <w:p>
             <w:pPr>
               <w:spacing w:line="240" w:lineRule="auto"/>
+              <w:jc w:val="both"/>
               <w:rPr>
                 <w:rFonts w:ascii="Times New Roman" w:hAnsi="Times New Roman" w:cs="Times New Roman"/>
                 <w:sz w:val="28"/>
@@ -15311,6 +15450,7 @@
           <w:p>
             <w:pPr>
               <w:spacing w:line="240" w:lineRule="auto"/>
+              <w:jc w:val="both"/>
               <w:rPr>
                 <w:rFonts w:ascii="Times New Roman" w:hAnsi="Times New Roman" w:cs="Times New Roman"/>
                 <w:sz w:val="28"/>
@@ -15336,6 +15476,7 @@
           <w:p>
             <w:pPr>
               <w:spacing w:line="240" w:lineRule="auto"/>
+              <w:jc w:val="both"/>
               <w:rPr>
                 <w:rFonts w:ascii="Times New Roman" w:hAnsi="Times New Roman" w:cs="Times New Roman"/>
                 <w:sz w:val="28"/>
@@ -15361,6 +15502,7 @@
           <w:p>
             <w:pPr>
               <w:spacing w:line="240" w:lineRule="auto"/>
+              <w:jc w:val="both"/>
               <w:rPr>
                 <w:rFonts w:ascii="Times New Roman" w:hAnsi="Times New Roman" w:cs="Times New Roman"/>
                 <w:sz w:val="28"/>
@@ -15477,6 +15619,7 @@
           <w:p>
             <w:pPr>
               <w:spacing w:line="240" w:lineRule="auto"/>
+              <w:jc w:val="both"/>
               <w:rPr>
                 <w:rFonts w:ascii="Times New Roman" w:hAnsi="Times New Roman" w:cs="Times New Roman"/>
                 <w:sz w:val="28"/>
@@ -15502,6 +15645,7 @@
           <w:p>
             <w:pPr>
               <w:spacing w:line="240" w:lineRule="auto"/>
+              <w:jc w:val="both"/>
               <w:rPr>
                 <w:rFonts w:ascii="Times New Roman" w:hAnsi="Times New Roman" w:cs="Times New Roman"/>
                 <w:sz w:val="28"/>
@@ -15527,6 +15671,7 @@
           <w:p>
             <w:pPr>
               <w:spacing w:line="240" w:lineRule="auto"/>
+              <w:jc w:val="both"/>
               <w:rPr>
                 <w:rFonts w:ascii="Times New Roman" w:hAnsi="Times New Roman" w:cs="Times New Roman"/>
                 <w:sz w:val="28"/>
@@ -15663,6 +15808,7 @@
           <w:p>
             <w:pPr>
               <w:spacing w:line="240" w:lineRule="auto"/>
+              <w:jc w:val="both"/>
               <w:rPr>
                 <w:rFonts w:ascii="Times New Roman" w:hAnsi="Times New Roman" w:cs="Times New Roman"/>
                 <w:sz w:val="28"/>
@@ -15688,6 +15834,7 @@
           <w:p>
             <w:pPr>
               <w:spacing w:line="240" w:lineRule="auto"/>
+              <w:jc w:val="both"/>
               <w:rPr>
                 <w:rFonts w:ascii="Times New Roman" w:hAnsi="Times New Roman" w:cs="Times New Roman"/>
                 <w:sz w:val="28"/>
@@ -15713,6 +15860,7 @@
           <w:p>
             <w:pPr>
               <w:spacing w:line="240" w:lineRule="auto"/>
+              <w:jc w:val="both"/>
               <w:rPr>
                 <w:rFonts w:ascii="Times New Roman" w:hAnsi="Times New Roman" w:cs="Times New Roman"/>
                 <w:sz w:val="28"/>
@@ -15782,6 +15930,7 @@
           <w:p>
             <w:pPr>
               <w:spacing w:line="240" w:lineRule="auto"/>
+              <w:jc w:val="both"/>
               <w:rPr>
                 <w:rFonts w:ascii="Times New Roman" w:hAnsi="Times New Roman" w:cs="Times New Roman"/>
                 <w:sz w:val="28"/>
@@ -15800,6 +15949,9 @@
         </w:tc>
       </w:tr>
       <w:tr>
+        <w:trPr>
+          <w:trHeight w:val="70"/>
+        </w:trPr>
         <w:tc>
           <w:tcPr>
             <w:tcW w:w="3105" w:type="dxa"/>
@@ -15807,6 +15959,7 @@
           <w:p>
             <w:pPr>
               <w:spacing w:line="240" w:lineRule="auto"/>
+              <w:jc w:val="both"/>
               <w:rPr>
                 <w:rFonts w:ascii="Times New Roman" w:hAnsi="Times New Roman" w:cs="Times New Roman"/>
                 <w:sz w:val="28"/>
@@ -15832,6 +15985,7 @@
           <w:p>
             <w:pPr>
               <w:spacing w:line="240" w:lineRule="auto"/>
+              <w:jc w:val="both"/>
               <w:rPr>
                 <w:rFonts w:ascii="Times New Roman" w:hAnsi="Times New Roman" w:cs="Times New Roman"/>
                 <w:sz w:val="28"/>
@@ -15919,6 +16073,7 @@
           <w:p>
             <w:pPr>
               <w:spacing w:line="240" w:lineRule="auto"/>
+              <w:jc w:val="both"/>
               <w:rPr>
                 <w:rFonts w:ascii="Times New Roman" w:hAnsi="Times New Roman" w:cs="Times New Roman"/>
                 <w:sz w:val="28"/>
@@ -15944,6 +16099,7 @@
           <w:p>
             <w:pPr>
               <w:spacing w:line="240" w:lineRule="auto"/>
+              <w:jc w:val="both"/>
               <w:rPr>
                 <w:rFonts w:ascii="Times New Roman" w:hAnsi="Times New Roman" w:cs="Times New Roman"/>
                 <w:sz w:val="28"/>
@@ -15969,6 +16125,7 @@
           <w:p>
             <w:pPr>
               <w:spacing w:line="240" w:lineRule="auto"/>
+              <w:jc w:val="both"/>
               <w:rPr>
                 <w:rFonts w:ascii="Times New Roman" w:hAnsi="Times New Roman" w:cs="Times New Roman"/>
                 <w:sz w:val="28"/>
@@ -16056,6 +16213,7 @@
           <w:p>
             <w:pPr>
               <w:spacing w:line="240" w:lineRule="auto"/>
+              <w:jc w:val="both"/>
               <w:rPr>
                 <w:rFonts w:ascii="Times New Roman" w:hAnsi="Times New Roman" w:cs="Times New Roman"/>
                 <w:sz w:val="28"/>
@@ -16080,11 +16238,9 @@
         <w:ind w:firstLine="0"/>
         <w:jc w:val="left"/>
         <w:rPr>
-          <w:lang w:eastAsia="ru-RU"/>
-        </w:rPr>
-      </w:pPr>
-      <w:bookmarkStart w:id="23" w:name="_GoBack"/>
-      <w:bookmarkEnd w:id="23"/>
+          <w:lang w:val="en-US" w:eastAsia="ru-RU"/>
+        </w:rPr>
+      </w:pPr>
     </w:p>
     <w:p>
       <w:pPr>
@@ -16116,11 +16272,56 @@
     <w:p>
       <w:pPr>
         <w:pStyle w:val="a9"/>
-        <w:jc w:val="left"/>
-        <w:rPr>
-          <w:lang w:eastAsia="ru-RU"/>
-        </w:rPr>
-      </w:pPr>
+      </w:pPr>
+      <w:r>
+        <w:t>В проекте будет соблюдаться все принципы SOLID.</w:t>
+      </w:r>
+    </w:p>
+    <w:p>
+      <w:pPr>
+        <w:pStyle w:val="a9"/>
+      </w:pPr>
+      <w:r>
+        <w:t xml:space="preserve">SOLID - </w:t>
+      </w:r>
+      <w:r>
+        <w:t xml:space="preserve">это набор из пяти принципов проектирования в объектно‑ориентированном программировании (ООП). Они помогают писать код, который проще поддерживать, расширять и тестировать. </w:t>
+      </w:r>
+      <w:r>
+        <w:t>Была составлена таблица, где приведены примеры, как будут реализовываться данные принципы.</w:t>
+      </w:r>
+    </w:p>
+    <w:p>
+      <w:pPr>
+        <w:pStyle w:val="a9"/>
+      </w:pPr>
+    </w:p>
+    <w:p>
+      <w:pPr>
+        <w:pStyle w:val="a9"/>
+      </w:pPr>
+    </w:p>
+    <w:p>
+      <w:pPr>
+        <w:pStyle w:val="a9"/>
+      </w:pPr>
+    </w:p>
+    <w:p>
+      <w:pPr>
+        <w:pStyle w:val="a9"/>
+        <w:spacing w:before="240"/>
+        <w:ind w:firstLine="0"/>
+        <w:contextualSpacing w:val="0"/>
+      </w:pPr>
+      <w:r>
+        <w:t xml:space="preserve">Таблица 9 – Распределение </w:t>
+      </w:r>
+      <w:r>
+        <w:t xml:space="preserve">SOLID </w:t>
+      </w:r>
+      <w:r>
+        <w:t>принципов.</w:t>
+      </w:r>
     </w:p>
     <w:tbl>
       <w:tblPr>
@@ -16129,13 +16330,14 @@
         <w:tblLook w:val="04A0" w:firstRow="1" w:lastRow="0" w:firstColumn="1" w:lastColumn="0" w:noHBand="0" w:noVBand="1"/>
       </w:tblPr>
       <w:tblGrid>
-        <w:gridCol w:w="4510"/>
-        <w:gridCol w:w="4835"/>
+        <w:gridCol w:w="2350"/>
+        <w:gridCol w:w="3963"/>
+        <w:gridCol w:w="3032"/>
       </w:tblGrid>
       <w:tr>
         <w:tc>
           <w:tcPr>
-            <w:tcW w:w="5112" w:type="dxa"/>
+            <w:tcW w:w="2991" w:type="dxa"/>
           </w:tcPr>
           <w:p>
             <w:pPr>
@@ -16158,7 +16360,7 @@
         </w:tc>
         <w:tc>
           <w:tcPr>
-            <w:tcW w:w="5112" w:type="dxa"/>
+            <w:tcW w:w="4138" w:type="dxa"/>
           </w:tcPr>
           <w:p>
             <w:pPr>
@@ -16175,7 +16377,30 @@
                 <w:sz w:val="28"/>
                 <w:szCs w:val="28"/>
               </w:rPr>
-              <w:t>Применение в проекте</w:t>
+              <w:t>Пример</w:t>
+            </w:r>
+          </w:p>
+        </w:tc>
+        <w:tc>
+          <w:tcPr>
+            <w:tcW w:w="2216" w:type="dxa"/>
+          </w:tcPr>
+          <w:p>
+            <w:pPr>
+              <w:spacing w:line="240" w:lineRule="auto"/>
+              <w:rPr>
+                <w:rFonts w:ascii="Times New Roman" w:hAnsi="Times New Roman" w:cs="Times New Roman"/>
+                <w:sz w:val="28"/>
+                <w:szCs w:val="28"/>
+              </w:rPr>
+            </w:pPr>
+            <w:r>
+              <w:rPr>
+                <w:rFonts w:ascii="Times New Roman" w:hAnsi="Times New Roman" w:cs="Times New Roman"/>
+                <w:sz w:val="28"/>
+                <w:szCs w:val="28"/>
+              </w:rPr>
+              <w:t>Как проявляется в проекте</w:t>
             </w:r>
           </w:p>
         </w:tc>
@@ -16183,11 +16408,36 @@
       <w:tr>
         <w:tc>
           <w:tcPr>
-            <w:tcW w:w="5112" w:type="dxa"/>
+            <w:tcW w:w="2991" w:type="dxa"/>
           </w:tcPr>
           <w:p>
             <w:pPr>
               <w:spacing w:line="240" w:lineRule="auto"/>
+              <w:jc w:val="both"/>
+              <w:rPr>
+                <w:rFonts w:ascii="Times New Roman" w:hAnsi="Times New Roman" w:cs="Times New Roman"/>
+                <w:sz w:val="28"/>
+                <w:szCs w:val="28"/>
+              </w:rPr>
+            </w:pPr>
+            <w:r>
+              <w:rPr>
+                <w:rFonts w:ascii="Times New Roman" w:hAnsi="Times New Roman" w:cs="Times New Roman"/>
+                <w:sz w:val="28"/>
+                <w:szCs w:val="28"/>
+              </w:rPr>
+              <w:t>S</w:t>
+            </w:r>
+          </w:p>
+        </w:tc>
+        <w:tc>
+          <w:tcPr>
+            <w:tcW w:w="4138" w:type="dxa"/>
+          </w:tcPr>
+          <w:p>
+            <w:pPr>
+              <w:spacing w:line="240" w:lineRule="auto"/>
+              <w:jc w:val="both"/>
               <w:rPr>
                 <w:rFonts w:ascii="Times New Roman" w:hAnsi="Times New Roman" w:cs="Times New Roman"/>
                 <w:sz w:val="28"/>
@@ -16201,7 +16451,7 @@
                 <w:sz w:val="28"/>
                 <w:szCs w:val="28"/>
               </w:rPr>
-              <w:t>Single</w:t>
+              <w:t>SendSuspectMessageUseCase</w:t>
             </w:r>
             <w:proofErr w:type="spellEnd"/>
             <w:r>
@@ -16210,6 +16460,76 @@
                 <w:sz w:val="28"/>
                 <w:szCs w:val="28"/>
               </w:rPr>
+              <w:t xml:space="preserve">, </w:t>
+            </w:r>
+            <w:proofErr w:type="spellStart"/>
+            <w:r>
+              <w:rPr>
+                <w:rFonts w:ascii="Times New Roman" w:hAnsi="Times New Roman" w:cs="Times New Roman"/>
+                <w:sz w:val="28"/>
+                <w:szCs w:val="28"/>
+              </w:rPr>
+              <w:t>SupabaseDialogueRepository</w:t>
+            </w:r>
+            <w:proofErr w:type="spellEnd"/>
+            <w:r>
+              <w:rPr>
+                <w:rFonts w:ascii="Times New Roman" w:hAnsi="Times New Roman" w:cs="Times New Roman"/>
+                <w:sz w:val="28"/>
+                <w:szCs w:val="28"/>
+              </w:rPr>
+              <w:t xml:space="preserve">, </w:t>
+            </w:r>
+            <w:proofErr w:type="spellStart"/>
+            <w:r>
+              <w:rPr>
+                <w:rFonts w:ascii="Times New Roman" w:hAnsi="Times New Roman" w:cs="Times New Roman"/>
+                <w:sz w:val="28"/>
+                <w:szCs w:val="28"/>
+              </w:rPr>
+              <w:t>DialogueViewModel</w:t>
+            </w:r>
+            <w:proofErr w:type="spellEnd"/>
+          </w:p>
+        </w:tc>
+        <w:tc>
+          <w:tcPr>
+            <w:tcW w:w="2216" w:type="dxa"/>
+          </w:tcPr>
+          <w:p>
+            <w:pPr>
+              <w:spacing w:line="240" w:lineRule="auto"/>
+              <w:jc w:val="both"/>
+              <w:rPr>
+                <w:rFonts w:ascii="Times New Roman" w:hAnsi="Times New Roman" w:cs="Times New Roman"/>
+                <w:sz w:val="28"/>
+                <w:szCs w:val="28"/>
+              </w:rPr>
+            </w:pPr>
+            <w:r>
+              <w:rPr>
+                <w:rFonts w:ascii="Times New Roman" w:hAnsi="Times New Roman" w:cs="Times New Roman"/>
+                <w:sz w:val="28"/>
+                <w:szCs w:val="28"/>
+              </w:rPr>
+              <w:t xml:space="preserve">У каждого класса одна причина для изменения. </w:t>
+            </w:r>
+            <w:proofErr w:type="spellStart"/>
+            <w:r>
+              <w:rPr>
+                <w:rFonts w:ascii="Times New Roman" w:hAnsi="Times New Roman" w:cs="Times New Roman"/>
+                <w:sz w:val="28"/>
+                <w:szCs w:val="28"/>
+              </w:rPr>
+              <w:t>Use</w:t>
+            </w:r>
+            <w:proofErr w:type="spellEnd"/>
+            <w:r>
+              <w:rPr>
+                <w:rFonts w:ascii="Times New Roman" w:hAnsi="Times New Roman" w:cs="Times New Roman"/>
+                <w:sz w:val="28"/>
+                <w:szCs w:val="28"/>
+              </w:rPr>
               <w:t xml:space="preserve"> </w:t>
             </w:r>
             <w:proofErr w:type="spellStart"/>
@@ -16219,24 +16539,25 @@
                 <w:sz w:val="28"/>
                 <w:szCs w:val="28"/>
               </w:rPr>
-              <w:t>Responsibility</w:t>
+              <w:t>case</w:t>
             </w:r>
             <w:proofErr w:type="spellEnd"/>
-          </w:p>
-        </w:tc>
-        <w:tc>
-          <w:tcPr>
-            <w:tcW w:w="5112" w:type="dxa"/>
-          </w:tcPr>
-          <w:p>
-            <w:pPr>
-              <w:spacing w:line="240" w:lineRule="auto"/>
-              <w:rPr>
-                <w:rFonts w:ascii="Times New Roman" w:hAnsi="Times New Roman" w:cs="Times New Roman"/>
-                <w:sz w:val="28"/>
-                <w:szCs w:val="28"/>
-              </w:rPr>
-            </w:pPr>
+            <w:r>
+              <w:rPr>
+                <w:rFonts w:ascii="Times New Roman" w:hAnsi="Times New Roman" w:cs="Times New Roman"/>
+                <w:sz w:val="28"/>
+                <w:szCs w:val="28"/>
+              </w:rPr>
+              <w:t xml:space="preserve"> отвечает толь</w:t>
+            </w:r>
+            <w:r>
+              <w:rPr>
+                <w:rFonts w:ascii="Times New Roman" w:hAnsi="Times New Roman" w:cs="Times New Roman"/>
+                <w:sz w:val="28"/>
+                <w:szCs w:val="28"/>
+              </w:rPr>
+              <w:t xml:space="preserve">ко за сценарий отправки вопроса, </w:t>
+            </w:r>
             <w:proofErr w:type="spellStart"/>
             <w:r>
               <w:rPr>
@@ -16244,7 +16565,7 @@
                 <w:sz w:val="28"/>
                 <w:szCs w:val="28"/>
               </w:rPr>
-              <w:t>SendSuspectMessageUseCase</w:t>
+              <w:t>репозиторий</w:t>
             </w:r>
             <w:proofErr w:type="spellEnd"/>
             <w:r>
@@ -16253,7 +16574,7 @@
                 <w:sz w:val="28"/>
                 <w:szCs w:val="28"/>
               </w:rPr>
-              <w:t xml:space="preserve"> отвечает за сценарий отправки вопроса; </w:t>
+              <w:t xml:space="preserve"> за доступ к диалогам в </w:t>
             </w:r>
             <w:proofErr w:type="spellStart"/>
             <w:r>
@@ -16262,7 +16583,7 @@
                 <w:sz w:val="28"/>
                 <w:szCs w:val="28"/>
               </w:rPr>
-              <w:t>SupabaseDialogueRepository</w:t>
+              <w:t>Supabase</w:t>
             </w:r>
             <w:proofErr w:type="spellEnd"/>
             <w:r>
@@ -16271,7 +16592,7 @@
                 <w:sz w:val="28"/>
                 <w:szCs w:val="28"/>
               </w:rPr>
-              <w:t xml:space="preserve"> — за доступ к диалогам; </w:t>
+              <w:t xml:space="preserve">, </w:t>
             </w:r>
             <w:proofErr w:type="spellStart"/>
             <w:r>
@@ -16280,7 +16601,7 @@
                 <w:sz w:val="28"/>
                 <w:szCs w:val="28"/>
               </w:rPr>
-              <w:t>DialogueViewModel</w:t>
+              <w:t>ViewModel</w:t>
             </w:r>
             <w:proofErr w:type="spellEnd"/>
             <w:r>
@@ -16289,7 +16610,31 @@
                 <w:sz w:val="28"/>
                 <w:szCs w:val="28"/>
               </w:rPr>
-              <w:t xml:space="preserve"> — за состояние экрана.</w:t>
+              <w:t xml:space="preserve"> </w:t>
+            </w:r>
+            <w:r>
+              <w:rPr>
+                <w:rFonts w:ascii="Times New Roman" w:hAnsi="Times New Roman" w:cs="Times New Roman"/>
+                <w:sz w:val="28"/>
+                <w:szCs w:val="28"/>
+              </w:rPr>
+              <w:t>-</w:t>
+            </w:r>
+            <w:r>
+              <w:rPr>
+                <w:rFonts w:ascii="Times New Roman" w:hAnsi="Times New Roman" w:cs="Times New Roman"/>
+                <w:sz w:val="28"/>
+                <w:szCs w:val="28"/>
+              </w:rPr>
+              <w:t xml:space="preserve"> </w:t>
+            </w:r>
+            <w:r>
+              <w:rPr>
+                <w:rFonts w:ascii="Times New Roman" w:hAnsi="Times New Roman" w:cs="Times New Roman"/>
+                <w:sz w:val="28"/>
+                <w:szCs w:val="28"/>
+              </w:rPr>
+              <w:t>за состояние экрана чата.</w:t>
             </w:r>
           </w:p>
         </w:tc>
@@ -16297,11 +16642,36 @@
       <w:tr>
         <w:tc>
           <w:tcPr>
-            <w:tcW w:w="5112" w:type="dxa"/>
+            <w:tcW w:w="2991" w:type="dxa"/>
           </w:tcPr>
           <w:p>
             <w:pPr>
               <w:spacing w:line="240" w:lineRule="auto"/>
+              <w:jc w:val="both"/>
+              <w:rPr>
+                <w:rFonts w:ascii="Times New Roman" w:hAnsi="Times New Roman" w:cs="Times New Roman"/>
+                <w:sz w:val="28"/>
+                <w:szCs w:val="28"/>
+              </w:rPr>
+            </w:pPr>
+            <w:r>
+              <w:rPr>
+                <w:rFonts w:ascii="Times New Roman" w:hAnsi="Times New Roman" w:cs="Times New Roman"/>
+                <w:sz w:val="28"/>
+                <w:szCs w:val="28"/>
+              </w:rPr>
+              <w:t>O</w:t>
+            </w:r>
+          </w:p>
+        </w:tc>
+        <w:tc>
+          <w:tcPr>
+            <w:tcW w:w="4138" w:type="dxa"/>
+          </w:tcPr>
+          <w:p>
+            <w:pPr>
+              <w:spacing w:line="240" w:lineRule="auto"/>
+              <w:jc w:val="both"/>
               <w:rPr>
                 <w:rFonts w:ascii="Times New Roman" w:hAnsi="Times New Roman" w:cs="Times New Roman"/>
                 <w:sz w:val="28"/>
@@ -16315,17 +16685,25 @@
                 <w:sz w:val="28"/>
                 <w:szCs w:val="28"/>
               </w:rPr>
-              <w:t>Open</w:t>
+              <w:t>PlayPuzzleUseCase</w:t>
             </w:r>
             <w:proofErr w:type="spellEnd"/>
-            <w:r>
-              <w:rPr>
-                <w:rFonts w:ascii="Times New Roman" w:hAnsi="Times New Roman" w:cs="Times New Roman"/>
-                <w:sz w:val="28"/>
-                <w:szCs w:val="28"/>
-              </w:rPr>
-              <w:t>/</w:t>
-            </w:r>
+          </w:p>
+        </w:tc>
+        <w:tc>
+          <w:tcPr>
+            <w:tcW w:w="2216" w:type="dxa"/>
+          </w:tcPr>
+          <w:p>
+            <w:pPr>
+              <w:spacing w:line="240" w:lineRule="auto"/>
+              <w:jc w:val="both"/>
+              <w:rPr>
+                <w:rFonts w:ascii="Times New Roman" w:hAnsi="Times New Roman" w:cs="Times New Roman"/>
+                <w:sz w:val="28"/>
+                <w:szCs w:val="28"/>
+              </w:rPr>
+            </w:pPr>
             <w:proofErr w:type="spellStart"/>
             <w:r>
               <w:rPr>
@@ -16333,24 +16711,17 @@
                 <w:sz w:val="28"/>
                 <w:szCs w:val="28"/>
               </w:rPr>
-              <w:t>Closed</w:t>
+              <w:t>PlayPuzzleUseCase</w:t>
             </w:r>
             <w:proofErr w:type="spellEnd"/>
-          </w:p>
-        </w:tc>
-        <w:tc>
-          <w:tcPr>
-            <w:tcW w:w="5112" w:type="dxa"/>
-          </w:tcPr>
-          <w:p>
-            <w:pPr>
-              <w:spacing w:line="240" w:lineRule="auto"/>
-              <w:rPr>
-                <w:rFonts w:ascii="Times New Roman" w:hAnsi="Times New Roman" w:cs="Times New Roman"/>
-                <w:sz w:val="28"/>
-                <w:szCs w:val="28"/>
-              </w:rPr>
-            </w:pPr>
+            <w:r>
+              <w:rPr>
+                <w:rFonts w:ascii="Times New Roman" w:hAnsi="Times New Roman" w:cs="Times New Roman"/>
+                <w:sz w:val="28"/>
+                <w:szCs w:val="28"/>
+              </w:rPr>
+              <w:t xml:space="preserve"> работает с абстракцией </w:t>
+            </w:r>
             <w:proofErr w:type="spellStart"/>
             <w:r>
               <w:rPr>
@@ -16358,7 +16729,7 @@
                 <w:sz w:val="28"/>
                 <w:szCs w:val="28"/>
               </w:rPr>
-              <w:t>PuzzleGameUseCase</w:t>
+              <w:t>Puzzle</w:t>
             </w:r>
             <w:proofErr w:type="spellEnd"/>
             <w:r>
@@ -16367,9 +16738,37 @@
                 <w:sz w:val="28"/>
                 <w:szCs w:val="28"/>
               </w:rPr>
-              <w:t xml:space="preserve"> работает с абстракцией </w:t>
+              <w:t xml:space="preserve"> и вызывает </w:t>
             </w:r>
             <w:proofErr w:type="spellStart"/>
+            <w:proofErr w:type="gramStart"/>
+            <w:r>
+              <w:rPr>
+                <w:rFonts w:ascii="Times New Roman" w:hAnsi="Times New Roman" w:cs="Times New Roman"/>
+                <w:sz w:val="28"/>
+                <w:szCs w:val="28"/>
+              </w:rPr>
+              <w:t>checkAnswer</w:t>
+            </w:r>
+            <w:proofErr w:type="spellEnd"/>
+            <w:r>
+              <w:rPr>
+                <w:rFonts w:ascii="Times New Roman" w:hAnsi="Times New Roman" w:cs="Times New Roman"/>
+                <w:sz w:val="28"/>
+                <w:szCs w:val="28"/>
+              </w:rPr>
+              <w:t>(</w:t>
+            </w:r>
+            <w:proofErr w:type="gramEnd"/>
+            <w:r>
+              <w:rPr>
+                <w:rFonts w:ascii="Times New Roman" w:hAnsi="Times New Roman" w:cs="Times New Roman"/>
+                <w:sz w:val="28"/>
+                <w:szCs w:val="28"/>
+              </w:rPr>
+              <w:t xml:space="preserve">). Чтобы добавить новый тип головоломки, достаточно написать новый класс, реализующий </w:t>
+            </w:r>
+            <w:proofErr w:type="spellStart"/>
             <w:r>
               <w:rPr>
                 <w:rFonts w:ascii="Times New Roman" w:hAnsi="Times New Roman" w:cs="Times New Roman"/>
@@ -16385,7 +16784,7 @@
                 <w:sz w:val="28"/>
                 <w:szCs w:val="28"/>
               </w:rPr>
-              <w:t xml:space="preserve">; </w:t>
+              <w:t xml:space="preserve">. Код </w:t>
             </w:r>
             <w:proofErr w:type="spellStart"/>
             <w:r>
@@ -16394,7 +16793,7 @@
                 <w:sz w:val="28"/>
                 <w:szCs w:val="28"/>
               </w:rPr>
-              <w:t>MorsePuzzle</w:t>
+              <w:t>use</w:t>
             </w:r>
             <w:proofErr w:type="spellEnd"/>
             <w:r>
@@ -16403,16 +16802,25 @@
                 <w:sz w:val="28"/>
                 <w:szCs w:val="28"/>
               </w:rPr>
-              <w:t xml:space="preserve"> — одна реализация, новые типы </w:t>
-            </w:r>
-            <w:r>
-              <w:rPr>
-                <w:rFonts w:ascii="Times New Roman" w:hAnsi="Times New Roman" w:cs="Times New Roman"/>
-                <w:sz w:val="28"/>
-                <w:szCs w:val="28"/>
-              </w:rPr>
-              <w:lastRenderedPageBreak/>
-              <w:t>головоломок добавляются отдельными классами.</w:t>
+              <w:t xml:space="preserve"> </w:t>
+            </w:r>
+            <w:proofErr w:type="spellStart"/>
+            <w:r>
+              <w:rPr>
+                <w:rFonts w:ascii="Times New Roman" w:hAnsi="Times New Roman" w:cs="Times New Roman"/>
+                <w:sz w:val="28"/>
+                <w:szCs w:val="28"/>
+              </w:rPr>
+              <w:t>case</w:t>
+            </w:r>
+            <w:proofErr w:type="spellEnd"/>
+            <w:r>
+              <w:rPr>
+                <w:rFonts w:ascii="Times New Roman" w:hAnsi="Times New Roman" w:cs="Times New Roman"/>
+                <w:sz w:val="28"/>
+                <w:szCs w:val="28"/>
+              </w:rPr>
+              <w:t xml:space="preserve"> менять не нужно</w:t>
             </w:r>
           </w:p>
         </w:tc>
@@ -16420,11 +16828,36 @@
       <w:tr>
         <w:tc>
           <w:tcPr>
-            <w:tcW w:w="5112" w:type="dxa"/>
+            <w:tcW w:w="2991" w:type="dxa"/>
           </w:tcPr>
           <w:p>
             <w:pPr>
               <w:spacing w:line="240" w:lineRule="auto"/>
+              <w:jc w:val="both"/>
+              <w:rPr>
+                <w:rFonts w:ascii="Times New Roman" w:hAnsi="Times New Roman" w:cs="Times New Roman"/>
+                <w:sz w:val="28"/>
+                <w:szCs w:val="28"/>
+              </w:rPr>
+            </w:pPr>
+            <w:r>
+              <w:rPr>
+                <w:rFonts w:ascii="Times New Roman" w:hAnsi="Times New Roman" w:cs="Times New Roman"/>
+                <w:sz w:val="28"/>
+                <w:szCs w:val="28"/>
+              </w:rPr>
+              <w:t>L</w:t>
+            </w:r>
+          </w:p>
+        </w:tc>
+        <w:tc>
+          <w:tcPr>
+            <w:tcW w:w="4138" w:type="dxa"/>
+          </w:tcPr>
+          <w:p>
+            <w:pPr>
+              <w:spacing w:line="240" w:lineRule="auto"/>
+              <w:jc w:val="both"/>
               <w:rPr>
                 <w:rFonts w:ascii="Times New Roman" w:hAnsi="Times New Roman" w:cs="Times New Roman"/>
                 <w:sz w:val="28"/>
@@ -16438,10 +16871,79 @@
                 <w:sz w:val="28"/>
                 <w:szCs w:val="28"/>
               </w:rPr>
-              <w:lastRenderedPageBreak/>
-              <w:t>Liskov</w:t>
+              <w:t>ClueRepository</w:t>
             </w:r>
             <w:proofErr w:type="spellEnd"/>
+          </w:p>
+        </w:tc>
+        <w:tc>
+          <w:tcPr>
+            <w:tcW w:w="2216" w:type="dxa"/>
+          </w:tcPr>
+          <w:p>
+            <w:pPr>
+              <w:spacing w:line="240" w:lineRule="auto"/>
+              <w:jc w:val="both"/>
+              <w:rPr>
+                <w:rFonts w:ascii="Times New Roman" w:hAnsi="Times New Roman" w:cs="Times New Roman"/>
+                <w:sz w:val="28"/>
+                <w:szCs w:val="28"/>
+              </w:rPr>
+            </w:pPr>
+            <w:r>
+              <w:rPr>
+                <w:rFonts w:ascii="Times New Roman" w:hAnsi="Times New Roman" w:cs="Times New Roman"/>
+                <w:sz w:val="28"/>
+                <w:szCs w:val="28"/>
+              </w:rPr>
+              <w:t xml:space="preserve">Реализации взаимозаменяемы: </w:t>
+            </w:r>
+            <w:proofErr w:type="spellStart"/>
+            <w:r>
+              <w:rPr>
+                <w:rFonts w:ascii="Times New Roman" w:hAnsi="Times New Roman" w:cs="Times New Roman"/>
+                <w:sz w:val="28"/>
+                <w:szCs w:val="28"/>
+              </w:rPr>
+              <w:t>FakeClueRepository</w:t>
+            </w:r>
+            <w:proofErr w:type="spellEnd"/>
+            <w:r>
+              <w:rPr>
+                <w:rFonts w:ascii="Times New Roman" w:hAnsi="Times New Roman" w:cs="Times New Roman"/>
+                <w:sz w:val="28"/>
+                <w:szCs w:val="28"/>
+              </w:rPr>
+              <w:t xml:space="preserve"> (для тестов) подставляется вместо </w:t>
+            </w:r>
+            <w:proofErr w:type="spellStart"/>
+            <w:r>
+              <w:rPr>
+                <w:rFonts w:ascii="Times New Roman" w:hAnsi="Times New Roman" w:cs="Times New Roman"/>
+                <w:sz w:val="28"/>
+                <w:szCs w:val="28"/>
+              </w:rPr>
+              <w:t>SupabaseClueRepository</w:t>
+            </w:r>
+            <w:proofErr w:type="spellEnd"/>
+            <w:r>
+              <w:rPr>
+                <w:rFonts w:ascii="Times New Roman" w:hAnsi="Times New Roman" w:cs="Times New Roman"/>
+                <w:sz w:val="28"/>
+                <w:szCs w:val="28"/>
+              </w:rPr>
+              <w:t xml:space="preserve"> без изменения </w:t>
+            </w:r>
+            <w:proofErr w:type="spellStart"/>
+            <w:r>
+              <w:rPr>
+                <w:rFonts w:ascii="Times New Roman" w:hAnsi="Times New Roman" w:cs="Times New Roman"/>
+                <w:sz w:val="28"/>
+                <w:szCs w:val="28"/>
+              </w:rPr>
+              <w:t>use</w:t>
+            </w:r>
+            <w:proofErr w:type="spellEnd"/>
             <w:r>
               <w:rPr>
                 <w:rFonts w:ascii="Times New Roman" w:hAnsi="Times New Roman" w:cs="Times New Roman"/>
@@ -16457,77 +16959,16 @@
                 <w:sz w:val="28"/>
                 <w:szCs w:val="28"/>
               </w:rPr>
-              <w:t>Substitution</w:t>
+              <w:t>case</w:t>
             </w:r>
             <w:proofErr w:type="spellEnd"/>
-          </w:p>
-        </w:tc>
-        <w:tc>
-          <w:tcPr>
-            <w:tcW w:w="5112" w:type="dxa"/>
-          </w:tcPr>
-          <w:p>
-            <w:pPr>
-              <w:spacing w:line="240" w:lineRule="auto"/>
-              <w:rPr>
-                <w:rFonts w:ascii="Times New Roman" w:hAnsi="Times New Roman" w:cs="Times New Roman"/>
-                <w:sz w:val="28"/>
-                <w:szCs w:val="28"/>
-              </w:rPr>
-            </w:pPr>
-            <w:proofErr w:type="spellStart"/>
-            <w:r>
-              <w:rPr>
-                <w:rFonts w:ascii="Times New Roman" w:hAnsi="Times New Roman" w:cs="Times New Roman"/>
-                <w:sz w:val="28"/>
-                <w:szCs w:val="28"/>
-              </w:rPr>
-              <w:t>SupabaseClueRepository</w:t>
-            </w:r>
-            <w:proofErr w:type="spellEnd"/>
-            <w:r>
-              <w:rPr>
-                <w:rFonts w:ascii="Times New Roman" w:hAnsi="Times New Roman" w:cs="Times New Roman"/>
-                <w:sz w:val="28"/>
-                <w:szCs w:val="28"/>
-              </w:rPr>
-              <w:t xml:space="preserve"> и </w:t>
-            </w:r>
-            <w:proofErr w:type="spellStart"/>
-            <w:r>
-              <w:rPr>
-                <w:rFonts w:ascii="Times New Roman" w:hAnsi="Times New Roman" w:cs="Times New Roman"/>
-                <w:sz w:val="28"/>
-                <w:szCs w:val="28"/>
-              </w:rPr>
-              <w:t>FakeClueRepository</w:t>
-            </w:r>
-            <w:proofErr w:type="spellEnd"/>
-            <w:r>
-              <w:rPr>
-                <w:rFonts w:ascii="Times New Roman" w:hAnsi="Times New Roman" w:cs="Times New Roman"/>
-                <w:sz w:val="28"/>
-                <w:szCs w:val="28"/>
-              </w:rPr>
-              <w:t xml:space="preserve"> взаимозаменяемы через </w:t>
-            </w:r>
-            <w:proofErr w:type="spellStart"/>
-            <w:r>
-              <w:rPr>
-                <w:rFonts w:ascii="Times New Roman" w:hAnsi="Times New Roman" w:cs="Times New Roman"/>
-                <w:sz w:val="28"/>
-                <w:szCs w:val="28"/>
-              </w:rPr>
-              <w:t>ClueRepository</w:t>
-            </w:r>
-            <w:proofErr w:type="spellEnd"/>
-            <w:r>
-              <w:rPr>
-                <w:rFonts w:ascii="Times New Roman" w:hAnsi="Times New Roman" w:cs="Times New Roman"/>
-                <w:sz w:val="28"/>
-                <w:szCs w:val="28"/>
-              </w:rPr>
-              <w:t xml:space="preserve"> и соблюдают один контракт результата/ошибок.</w:t>
+            <w:r>
+              <w:rPr>
+                <w:rFonts w:ascii="Times New Roman" w:hAnsi="Times New Roman" w:cs="Times New Roman"/>
+                <w:sz w:val="28"/>
+                <w:szCs w:val="28"/>
+              </w:rPr>
+              <w:t xml:space="preserve"> и соблюдает тот же контракт: те же типы результатов и те же ошибки</w:t>
             </w:r>
           </w:p>
         </w:tc>
@@ -16535,15 +16976,41 @@
       <w:tr>
         <w:tc>
           <w:tcPr>
-            <w:tcW w:w="5112" w:type="dxa"/>
+            <w:tcW w:w="2991" w:type="dxa"/>
           </w:tcPr>
           <w:p>
             <w:pPr>
               <w:spacing w:line="240" w:lineRule="auto"/>
-              <w:rPr>
-                <w:rFonts w:ascii="Times New Roman" w:hAnsi="Times New Roman" w:cs="Times New Roman"/>
-                <w:sz w:val="28"/>
-                <w:szCs w:val="28"/>
+              <w:jc w:val="both"/>
+              <w:rPr>
+                <w:rFonts w:ascii="Times New Roman" w:hAnsi="Times New Roman" w:cs="Times New Roman"/>
+                <w:sz w:val="28"/>
+                <w:szCs w:val="28"/>
+              </w:rPr>
+            </w:pPr>
+            <w:r>
+              <w:rPr>
+                <w:rFonts w:ascii="Times New Roman" w:hAnsi="Times New Roman" w:cs="Times New Roman"/>
+                <w:sz w:val="28"/>
+                <w:szCs w:val="28"/>
+              </w:rPr>
+              <w:t>I</w:t>
+            </w:r>
+          </w:p>
+        </w:tc>
+        <w:tc>
+          <w:tcPr>
+            <w:tcW w:w="4138" w:type="dxa"/>
+          </w:tcPr>
+          <w:p>
+            <w:pPr>
+              <w:spacing w:line="240" w:lineRule="auto"/>
+              <w:jc w:val="both"/>
+              <w:rPr>
+                <w:rFonts w:ascii="Times New Roman" w:hAnsi="Times New Roman" w:cs="Times New Roman"/>
+                <w:sz w:val="28"/>
+                <w:szCs w:val="28"/>
+                <w:lang w:val="en-US"/>
               </w:rPr>
             </w:pPr>
             <w:proofErr w:type="spellStart"/>
@@ -16552,10 +17019,54 @@
                 <w:rFonts w:ascii="Times New Roman" w:hAnsi="Times New Roman" w:cs="Times New Roman"/>
                 <w:sz w:val="28"/>
                 <w:szCs w:val="28"/>
-              </w:rPr>
-              <w:t>Interface</w:t>
+                <w:lang w:val="en-US"/>
+              </w:rPr>
+              <w:t>Auth</w:t>
+            </w:r>
+            <w:r>
+              <w:rPr>
+                <w:rFonts w:ascii="Times New Roman" w:hAnsi="Times New Roman" w:cs="Times New Roman"/>
+                <w:sz w:val="28"/>
+                <w:szCs w:val="28"/>
+                <w:lang w:val="en-US"/>
+              </w:rPr>
+              <w:t>Repository</w:t>
             </w:r>
             <w:proofErr w:type="spellEnd"/>
+          </w:p>
+        </w:tc>
+        <w:tc>
+          <w:tcPr>
+            <w:tcW w:w="2216" w:type="dxa"/>
+          </w:tcPr>
+          <w:p>
+            <w:pPr>
+              <w:spacing w:line="240" w:lineRule="auto"/>
+              <w:jc w:val="both"/>
+              <w:rPr>
+                <w:rFonts w:ascii="Times New Roman" w:hAnsi="Times New Roman" w:cs="Times New Roman"/>
+                <w:sz w:val="28"/>
+                <w:szCs w:val="28"/>
+              </w:rPr>
+            </w:pPr>
+            <w:r>
+              <w:rPr>
+                <w:rFonts w:ascii="Times New Roman" w:hAnsi="Times New Roman" w:cs="Times New Roman"/>
+                <w:sz w:val="28"/>
+                <w:szCs w:val="28"/>
+              </w:rPr>
+              <w:t xml:space="preserve">Вместо одного большого </w:t>
+            </w:r>
+            <w:proofErr w:type="spellStart"/>
+            <w:r>
+              <w:rPr>
+                <w:rFonts w:ascii="Times New Roman" w:hAnsi="Times New Roman" w:cs="Times New Roman"/>
+                <w:sz w:val="28"/>
+                <w:szCs w:val="28"/>
+              </w:rPr>
+              <w:t>GameRepository</w:t>
+            </w:r>
+            <w:proofErr w:type="spellEnd"/>
             <w:r>
               <w:rPr>
                 <w:rFonts w:ascii="Times New Roman" w:hAnsi="Times New Roman" w:cs="Times New Roman"/>
@@ -16564,6 +17075,15 @@
               </w:rPr>
               <w:t xml:space="preserve"> </w:t>
             </w:r>
+            <w:r>
+              <w:rPr>
+                <w:rFonts w:ascii="Times New Roman" w:hAnsi="Times New Roman" w:cs="Times New Roman"/>
+                <w:sz w:val="28"/>
+                <w:szCs w:val="28"/>
+              </w:rPr>
+              <w:lastRenderedPageBreak/>
+              <w:t xml:space="preserve">созданы 7 небольших интерфейсов по задачам. </w:t>
+            </w:r>
             <w:proofErr w:type="spellStart"/>
             <w:r>
               <w:rPr>
@@ -16571,24 +17091,17 @@
                 <w:sz w:val="28"/>
                 <w:szCs w:val="28"/>
               </w:rPr>
-              <w:t>Segregation</w:t>
+              <w:t>SignInUseCase</w:t>
             </w:r>
             <w:proofErr w:type="spellEnd"/>
-          </w:p>
-        </w:tc>
-        <w:tc>
-          <w:tcPr>
-            <w:tcW w:w="5112" w:type="dxa"/>
-          </w:tcPr>
-          <w:p>
-            <w:pPr>
-              <w:spacing w:line="240" w:lineRule="auto"/>
-              <w:rPr>
-                <w:rFonts w:ascii="Times New Roman" w:hAnsi="Times New Roman" w:cs="Times New Roman"/>
-                <w:sz w:val="28"/>
-                <w:szCs w:val="28"/>
-              </w:rPr>
-            </w:pPr>
+            <w:r>
+              <w:rPr>
+                <w:rFonts w:ascii="Times New Roman" w:hAnsi="Times New Roman" w:cs="Times New Roman"/>
+                <w:sz w:val="28"/>
+                <w:szCs w:val="28"/>
+              </w:rPr>
+              <w:t xml:space="preserve"> зависит только от </w:t>
+            </w:r>
             <w:proofErr w:type="spellStart"/>
             <w:r>
               <w:rPr>
@@ -16605,61 +17118,7 @@
                 <w:sz w:val="28"/>
                 <w:szCs w:val="28"/>
               </w:rPr>
-              <w:t xml:space="preserve">, </w:t>
-            </w:r>
-            <w:proofErr w:type="spellStart"/>
-            <w:r>
-              <w:rPr>
-                <w:rFonts w:ascii="Times New Roman" w:hAnsi="Times New Roman" w:cs="Times New Roman"/>
-                <w:sz w:val="28"/>
-                <w:szCs w:val="28"/>
-              </w:rPr>
-              <w:t>ClueRepository</w:t>
-            </w:r>
-            <w:proofErr w:type="spellEnd"/>
-            <w:r>
-              <w:rPr>
-                <w:rFonts w:ascii="Times New Roman" w:hAnsi="Times New Roman" w:cs="Times New Roman"/>
-                <w:sz w:val="28"/>
-                <w:szCs w:val="28"/>
-              </w:rPr>
-              <w:t xml:space="preserve"> и </w:t>
-            </w:r>
-            <w:proofErr w:type="spellStart"/>
-            <w:r>
-              <w:rPr>
-                <w:rFonts w:ascii="Times New Roman" w:hAnsi="Times New Roman" w:cs="Times New Roman"/>
-                <w:sz w:val="28"/>
-                <w:szCs w:val="28"/>
-              </w:rPr>
-              <w:t>DialogueRepository</w:t>
-            </w:r>
-            <w:proofErr w:type="spellEnd"/>
-            <w:r>
-              <w:rPr>
-                <w:rFonts w:ascii="Times New Roman" w:hAnsi="Times New Roman" w:cs="Times New Roman"/>
-                <w:sz w:val="28"/>
-                <w:szCs w:val="28"/>
-              </w:rPr>
-              <w:t xml:space="preserve"> разделены по задачам вместо одного большого </w:t>
-            </w:r>
-            <w:proofErr w:type="spellStart"/>
-            <w:r>
-              <w:rPr>
-                <w:rFonts w:ascii="Times New Roman" w:hAnsi="Times New Roman" w:cs="Times New Roman"/>
-                <w:sz w:val="28"/>
-                <w:szCs w:val="28"/>
-              </w:rPr>
-              <w:t>GameRepository</w:t>
-            </w:r>
-            <w:proofErr w:type="spellEnd"/>
-            <w:r>
-              <w:rPr>
-                <w:rFonts w:ascii="Times New Roman" w:hAnsi="Times New Roman" w:cs="Times New Roman"/>
-                <w:sz w:val="28"/>
-                <w:szCs w:val="28"/>
-              </w:rPr>
-              <w:t>.</w:t>
+              <w:t xml:space="preserve"> и не знает про диалоги и улики</w:t>
             </w:r>
           </w:p>
         </w:tc>
@@ -16667,15 +17126,42 @@
       <w:tr>
         <w:tc>
           <w:tcPr>
-            <w:tcW w:w="5112" w:type="dxa"/>
+            <w:tcW w:w="2991" w:type="dxa"/>
           </w:tcPr>
           <w:p>
             <w:pPr>
               <w:spacing w:line="240" w:lineRule="auto"/>
-              <w:rPr>
-                <w:rFonts w:ascii="Times New Roman" w:hAnsi="Times New Roman" w:cs="Times New Roman"/>
-                <w:sz w:val="28"/>
-                <w:szCs w:val="28"/>
+              <w:jc w:val="both"/>
+              <w:rPr>
+                <w:rFonts w:ascii="Times New Roman" w:hAnsi="Times New Roman" w:cs="Times New Roman"/>
+                <w:sz w:val="28"/>
+                <w:szCs w:val="28"/>
+              </w:rPr>
+            </w:pPr>
+            <w:r>
+              <w:rPr>
+                <w:rFonts w:ascii="Times New Roman" w:hAnsi="Times New Roman" w:cs="Times New Roman"/>
+                <w:sz w:val="28"/>
+                <w:szCs w:val="28"/>
+              </w:rPr>
+              <w:lastRenderedPageBreak/>
+              <w:t>D</w:t>
+            </w:r>
+          </w:p>
+        </w:tc>
+        <w:tc>
+          <w:tcPr>
+            <w:tcW w:w="4138" w:type="dxa"/>
+          </w:tcPr>
+          <w:p>
+            <w:pPr>
+              <w:spacing w:line="240" w:lineRule="auto"/>
+              <w:jc w:val="both"/>
+              <w:rPr>
+                <w:rFonts w:ascii="Times New Roman" w:hAnsi="Times New Roman" w:cs="Times New Roman"/>
+                <w:sz w:val="28"/>
+                <w:szCs w:val="28"/>
+                <w:lang w:val="en-US"/>
               </w:rPr>
             </w:pPr>
             <w:proofErr w:type="spellStart"/>
@@ -16685,9 +17171,43 @@
                 <w:sz w:val="28"/>
                 <w:szCs w:val="28"/>
               </w:rPr>
-              <w:t>Dependency</w:t>
+              <w:t>SendSuspectMessag</w:t>
+            </w:r>
+            <w:r>
+              <w:rPr>
+                <w:rFonts w:ascii="Times New Roman" w:hAnsi="Times New Roman" w:cs="Times New Roman"/>
+                <w:sz w:val="28"/>
+                <w:szCs w:val="28"/>
+              </w:rPr>
+              <w:t>eUseCase</w:t>
             </w:r>
             <w:proofErr w:type="spellEnd"/>
+          </w:p>
+        </w:tc>
+        <w:tc>
+          <w:tcPr>
+            <w:tcW w:w="2216" w:type="dxa"/>
+          </w:tcPr>
+          <w:p>
+            <w:pPr>
+              <w:spacing w:line="240" w:lineRule="auto"/>
+              <w:jc w:val="both"/>
+              <w:rPr>
+                <w:rFonts w:ascii="Times New Roman" w:hAnsi="Times New Roman" w:cs="Times New Roman"/>
+                <w:sz w:val="28"/>
+                <w:szCs w:val="28"/>
+              </w:rPr>
+            </w:pPr>
+            <w:proofErr w:type="spellStart"/>
+            <w:r>
+              <w:rPr>
+                <w:rFonts w:ascii="Times New Roman" w:hAnsi="Times New Roman" w:cs="Times New Roman"/>
+                <w:sz w:val="28"/>
+                <w:szCs w:val="28"/>
+              </w:rPr>
+              <w:t>Use</w:t>
+            </w:r>
+            <w:proofErr w:type="spellEnd"/>
             <w:r>
               <w:rPr>
                 <w:rFonts w:ascii="Times New Roman" w:hAnsi="Times New Roman" w:cs="Times New Roman"/>
@@ -16703,34 +17223,25 @@
                 <w:sz w:val="28"/>
                 <w:szCs w:val="28"/>
               </w:rPr>
-              <w:t>Inversion</w:t>
+              <w:t>case</w:t>
             </w:r>
             <w:proofErr w:type="spellEnd"/>
-          </w:p>
-        </w:tc>
-        <w:tc>
-          <w:tcPr>
-            <w:tcW w:w="5112" w:type="dxa"/>
-          </w:tcPr>
-          <w:p>
-            <w:pPr>
-              <w:spacing w:line="240" w:lineRule="auto"/>
-              <w:rPr>
-                <w:rFonts w:ascii="Times New Roman" w:hAnsi="Times New Roman" w:cs="Times New Roman"/>
-                <w:sz w:val="28"/>
-                <w:szCs w:val="28"/>
-                <w:lang w:val="en-US"/>
-              </w:rPr>
-            </w:pPr>
+            <w:r>
+              <w:rPr>
+                <w:rFonts w:ascii="Times New Roman" w:hAnsi="Times New Roman" w:cs="Times New Roman"/>
+                <w:sz w:val="28"/>
+                <w:szCs w:val="28"/>
+              </w:rPr>
+              <w:t xml:space="preserve"> из </w:t>
+            </w:r>
             <w:proofErr w:type="spellStart"/>
             <w:r>
               <w:rPr>
                 <w:rFonts w:ascii="Times New Roman" w:hAnsi="Times New Roman" w:cs="Times New Roman"/>
                 <w:sz w:val="28"/>
                 <w:szCs w:val="28"/>
-                <w:lang w:val="en-US"/>
-              </w:rPr>
-              <w:t>SendSuspectMessageUseCase</w:t>
+              </w:rPr>
+              <w:t>Domain</w:t>
             </w:r>
             <w:proofErr w:type="spellEnd"/>
             <w:r>
@@ -16738,7 +17249,78 @@
                 <w:rFonts w:ascii="Times New Roman" w:hAnsi="Times New Roman" w:cs="Times New Roman"/>
                 <w:sz w:val="28"/>
                 <w:szCs w:val="28"/>
-                <w:lang w:val="en-US"/>
+              </w:rPr>
+              <w:t xml:space="preserve"> зависит от интерфейса </w:t>
+            </w:r>
+            <w:proofErr w:type="spellStart"/>
+            <w:r>
+              <w:rPr>
+                <w:rFonts w:ascii="Times New Roman" w:hAnsi="Times New Roman" w:cs="Times New Roman"/>
+                <w:sz w:val="28"/>
+                <w:szCs w:val="28"/>
+              </w:rPr>
+              <w:t>DialogueRepository</w:t>
+            </w:r>
+            <w:proofErr w:type="spellEnd"/>
+            <w:r>
+              <w:rPr>
+                <w:rFonts w:ascii="Times New Roman" w:hAnsi="Times New Roman" w:cs="Times New Roman"/>
+                <w:sz w:val="28"/>
+                <w:szCs w:val="28"/>
+              </w:rPr>
+              <w:t xml:space="preserve">, который описан в самом </w:t>
+            </w:r>
+            <w:proofErr w:type="spellStart"/>
+            <w:r>
+              <w:rPr>
+                <w:rFonts w:ascii="Times New Roman" w:hAnsi="Times New Roman" w:cs="Times New Roman"/>
+                <w:sz w:val="28"/>
+                <w:szCs w:val="28"/>
+              </w:rPr>
+              <w:t>Domain</w:t>
+            </w:r>
+            <w:proofErr w:type="spellEnd"/>
+            <w:r>
+              <w:rPr>
+                <w:rFonts w:ascii="Times New Roman" w:hAnsi="Times New Roman" w:cs="Times New Roman"/>
+                <w:sz w:val="28"/>
+                <w:szCs w:val="28"/>
+              </w:rPr>
+              <w:t xml:space="preserve">, а не от </w:t>
+            </w:r>
+            <w:proofErr w:type="spellStart"/>
+            <w:r>
+              <w:rPr>
+                <w:rFonts w:ascii="Times New Roman" w:hAnsi="Times New Roman" w:cs="Times New Roman"/>
+                <w:sz w:val="28"/>
+                <w:szCs w:val="28"/>
+              </w:rPr>
+              <w:t>Supabase</w:t>
+            </w:r>
+            <w:proofErr w:type="spellEnd"/>
+            <w:r>
+              <w:rPr>
+                <w:rFonts w:ascii="Times New Roman" w:hAnsi="Times New Roman" w:cs="Times New Roman"/>
+                <w:sz w:val="28"/>
+                <w:szCs w:val="28"/>
+              </w:rPr>
+              <w:t xml:space="preserve">. Реализация из слоя </w:t>
+            </w:r>
+            <w:proofErr w:type="spellStart"/>
+            <w:r>
+              <w:rPr>
+                <w:rFonts w:ascii="Times New Roman" w:hAnsi="Times New Roman" w:cs="Times New Roman"/>
+                <w:sz w:val="28"/>
+                <w:szCs w:val="28"/>
+              </w:rPr>
+              <w:t>Data</w:t>
+            </w:r>
+            <w:proofErr w:type="spellEnd"/>
+            <w:r>
+              <w:rPr>
+                <w:rFonts w:ascii="Times New Roman" w:hAnsi="Times New Roman" w:cs="Times New Roman"/>
+                <w:sz w:val="28"/>
+                <w:szCs w:val="28"/>
               </w:rPr>
               <w:t xml:space="preserve"> </w:t>
             </w:r>
@@ -16748,33 +17330,7 @@
                 <w:sz w:val="28"/>
                 <w:szCs w:val="28"/>
               </w:rPr>
-              <w:t>зависит</w:t>
-            </w:r>
-            <w:r>
-              <w:rPr>
-                <w:rFonts w:ascii="Times New Roman" w:hAnsi="Times New Roman" w:cs="Times New Roman"/>
-                <w:sz w:val="28"/>
-                <w:szCs w:val="28"/>
-                <w:lang w:val="en-US"/>
-              </w:rPr>
-              <w:t xml:space="preserve"> </w:t>
-            </w:r>
-            <w:r>
-              <w:rPr>
-                <w:rFonts w:ascii="Times New Roman" w:hAnsi="Times New Roman" w:cs="Times New Roman"/>
-                <w:sz w:val="28"/>
-                <w:szCs w:val="28"/>
-              </w:rPr>
-              <w:t>от</w:t>
-            </w:r>
-            <w:r>
-              <w:rPr>
-                <w:rFonts w:ascii="Times New Roman" w:hAnsi="Times New Roman" w:cs="Times New Roman"/>
-                <w:sz w:val="28"/>
-                <w:szCs w:val="28"/>
-                <w:lang w:val="en-US"/>
-              </w:rPr>
-              <w:t xml:space="preserve"> </w:t>
+              <w:t xml:space="preserve">подставляется через </w:t>
             </w:r>
             <w:proofErr w:type="spellStart"/>
             <w:r>
@@ -16782,9 +17338,8 @@
                 <w:rFonts w:ascii="Times New Roman" w:hAnsi="Times New Roman" w:cs="Times New Roman"/>
                 <w:sz w:val="28"/>
                 <w:szCs w:val="28"/>
-                <w:lang w:val="en-US"/>
-              </w:rPr>
-              <w:t>DialogueRepository</w:t>
+              </w:rPr>
+              <w:t>Hilt</w:t>
             </w:r>
             <w:proofErr w:type="spellEnd"/>
             <w:r>
@@ -16792,97 +17347,8 @@
                 <w:rFonts w:ascii="Times New Roman" w:hAnsi="Times New Roman" w:cs="Times New Roman"/>
                 <w:sz w:val="28"/>
                 <w:szCs w:val="28"/>
-                <w:lang w:val="en-US"/>
-              </w:rPr>
-              <w:t xml:space="preserve"> </w:t>
-            </w:r>
-            <w:r>
-              <w:rPr>
-                <w:rFonts w:ascii="Times New Roman" w:hAnsi="Times New Roman" w:cs="Times New Roman"/>
-                <w:sz w:val="28"/>
-                <w:szCs w:val="28"/>
-              </w:rPr>
-              <w:t>из</w:t>
-            </w:r>
-            <w:r>
-              <w:rPr>
-                <w:rFonts w:ascii="Times New Roman" w:hAnsi="Times New Roman" w:cs="Times New Roman"/>
-                <w:sz w:val="28"/>
-                <w:szCs w:val="28"/>
-                <w:lang w:val="en-US"/>
-              </w:rPr>
-              <w:t xml:space="preserve"> Domain, </w:t>
-            </w:r>
-            <w:r>
-              <w:rPr>
-                <w:rFonts w:ascii="Times New Roman" w:hAnsi="Times New Roman" w:cs="Times New Roman"/>
-                <w:sz w:val="28"/>
-                <w:szCs w:val="28"/>
-              </w:rPr>
-              <w:t>а</w:t>
-            </w:r>
-            <w:r>
-              <w:rPr>
-                <w:rFonts w:ascii="Times New Roman" w:hAnsi="Times New Roman" w:cs="Times New Roman"/>
-                <w:sz w:val="28"/>
-                <w:szCs w:val="28"/>
-                <w:lang w:val="en-US"/>
-              </w:rPr>
-              <w:t xml:space="preserve"> </w:t>
-            </w:r>
-            <w:r>
-              <w:rPr>
-                <w:rFonts w:ascii="Times New Roman" w:hAnsi="Times New Roman" w:cs="Times New Roman"/>
-                <w:sz w:val="28"/>
-                <w:szCs w:val="28"/>
-              </w:rPr>
-              <w:t>не</w:t>
-            </w:r>
-            <w:r>
-              <w:rPr>
-                <w:rFonts w:ascii="Times New Roman" w:hAnsi="Times New Roman" w:cs="Times New Roman"/>
-                <w:sz w:val="28"/>
-                <w:szCs w:val="28"/>
-                <w:lang w:val="en-US"/>
-              </w:rPr>
-              <w:t xml:space="preserve"> </w:t>
-            </w:r>
-            <w:r>
-              <w:rPr>
-                <w:rFonts w:ascii="Times New Roman" w:hAnsi="Times New Roman" w:cs="Times New Roman"/>
-                <w:sz w:val="28"/>
-                <w:szCs w:val="28"/>
-              </w:rPr>
-              <w:t>от</w:t>
-            </w:r>
-            <w:r>
-              <w:rPr>
-                <w:rFonts w:ascii="Times New Roman" w:hAnsi="Times New Roman" w:cs="Times New Roman"/>
-                <w:sz w:val="28"/>
-                <w:szCs w:val="28"/>
-                <w:lang w:val="en-US"/>
-              </w:rPr>
-              <w:t xml:space="preserve"> </w:t>
-            </w:r>
-            <w:proofErr w:type="spellStart"/>
-            <w:r>
-              <w:rPr>
-                <w:rFonts w:ascii="Times New Roman" w:hAnsi="Times New Roman" w:cs="Times New Roman"/>
-                <w:sz w:val="28"/>
-                <w:szCs w:val="28"/>
-                <w:lang w:val="en-US"/>
-              </w:rPr>
-              <w:t>Supabase</w:t>
-            </w:r>
-            <w:proofErr w:type="spellEnd"/>
-            <w:r>
-              <w:rPr>
-                <w:rFonts w:ascii="Times New Roman" w:hAnsi="Times New Roman" w:cs="Times New Roman"/>
-                <w:sz w:val="28"/>
-                <w:szCs w:val="28"/>
-                <w:lang w:val="en-US"/>
-              </w:rPr>
-              <w:t xml:space="preserve"> </w:t>
+              </w:rPr>
+              <w:t>.</w:t>
             </w:r>
           </w:p>
         </w:tc>
@@ -16891,45 +17357,10 @@
     <w:p>
       <w:pPr>
         <w:pStyle w:val="a9"/>
+        <w:ind w:firstLine="0"/>
         <w:jc w:val="left"/>
         <w:rPr>
-          <w:lang w:val="en-US" w:eastAsia="ru-RU"/>
-        </w:rPr>
-      </w:pPr>
-    </w:p>
-    <w:p>
-      <w:pPr>
-        <w:pStyle w:val="a9"/>
-        <w:jc w:val="left"/>
-        <w:rPr>
-          <w:lang w:val="en-US" w:eastAsia="ru-RU"/>
-        </w:rPr>
-      </w:pPr>
-    </w:p>
-    <w:p>
-      <w:pPr>
-        <w:pStyle w:val="a9"/>
-        <w:jc w:val="left"/>
-        <w:rPr>
-          <w:lang w:val="en-US" w:eastAsia="ru-RU"/>
-        </w:rPr>
-      </w:pPr>
-    </w:p>
-    <w:p>
-      <w:pPr>
-        <w:pStyle w:val="a9"/>
-        <w:jc w:val="left"/>
-        <w:rPr>
-          <w:lang w:val="en-US" w:eastAsia="ru-RU"/>
-        </w:rPr>
-      </w:pPr>
-    </w:p>
-    <w:p>
-      <w:pPr>
-        <w:pStyle w:val="a9"/>
-        <w:jc w:val="left"/>
-        <w:rPr>
-          <w:lang w:val="en-US" w:eastAsia="ru-RU"/>
+          <w:lang w:eastAsia="ru-RU"/>
         </w:rPr>
       </w:pPr>
     </w:p>
@@ -16952,15 +17383,463 @@
         </w:rPr>
         <w:t xml:space="preserve">Решение по </w:t>
       </w:r>
+      <w:bookmarkEnd w:id="25"/>
+      <w:r>
+        <w:rPr>
+          <w:lang w:eastAsia="ru-RU"/>
+        </w:rPr>
+        <w:t>много модульности</w:t>
+      </w:r>
+    </w:p>
+    <w:p>
+      <w:pPr>
+        <w:pStyle w:val="a9"/>
+        <w:rPr>
+          <w:lang w:eastAsia="ru-RU"/>
+        </w:rPr>
+      </w:pPr>
+      <w:r>
+        <w:rPr>
+          <w:lang w:eastAsia="ru-RU"/>
+        </w:rPr>
+        <w:t>Для проекта было рассмотрено несколько вариантов реализации</w:t>
+      </w:r>
+      <w:r>
+        <w:rPr>
+          <w:lang w:eastAsia="ru-RU"/>
+        </w:rPr>
+        <w:t xml:space="preserve"> много модульности и приведены в таблице.</w:t>
+      </w:r>
+    </w:p>
+    <w:p>
+      <w:pPr>
+        <w:pStyle w:val="a9"/>
+        <w:spacing w:before="240"/>
+        <w:ind w:firstLine="0"/>
+        <w:contextualSpacing w:val="0"/>
+        <w:rPr>
+          <w:lang w:eastAsia="ru-RU"/>
+        </w:rPr>
+      </w:pPr>
+      <w:r>
+        <w:rPr>
+          <w:lang w:eastAsia="ru-RU"/>
+        </w:rPr>
+        <w:t>Таблица 10 – Варианты реализации много модульности.</w:t>
+      </w:r>
+    </w:p>
+    <w:tbl>
+      <w:tblPr>
+        <w:tblStyle w:val="a5"/>
+        <w:tblW w:w="0" w:type="auto"/>
+        <w:tblLook w:val="04A0" w:firstRow="1" w:lastRow="0" w:firstColumn="1" w:lastColumn="0" w:noHBand="0" w:noVBand="1"/>
+      </w:tblPr>
+      <w:tblGrid>
+        <w:gridCol w:w="3115"/>
+        <w:gridCol w:w="3115"/>
+        <w:gridCol w:w="3115"/>
+      </w:tblGrid>
+      <w:tr>
+        <w:tc>
+          <w:tcPr>
+            <w:tcW w:w="3115" w:type="dxa"/>
+          </w:tcPr>
+          <w:p>
+            <w:pPr>
+              <w:pStyle w:val="a9"/>
+              <w:ind w:firstLine="0"/>
+              <w:rPr>
+                <w:lang w:eastAsia="ru-RU"/>
+              </w:rPr>
+            </w:pPr>
+            <w:r>
+              <w:t>Вариант</w:t>
+            </w:r>
+          </w:p>
+        </w:tc>
+        <w:tc>
+          <w:tcPr>
+            <w:tcW w:w="3115" w:type="dxa"/>
+          </w:tcPr>
+          <w:p>
+            <w:pPr>
+              <w:pStyle w:val="a9"/>
+              <w:ind w:firstLine="0"/>
+              <w:rPr>
+                <w:lang w:eastAsia="ru-RU"/>
+              </w:rPr>
+            </w:pPr>
+            <w:r>
+              <w:t>Плюсы</w:t>
+            </w:r>
+          </w:p>
+        </w:tc>
+        <w:tc>
+          <w:tcPr>
+            <w:tcW w:w="3115" w:type="dxa"/>
+          </w:tcPr>
+          <w:p>
+            <w:pPr>
+              <w:pStyle w:val="a9"/>
+              <w:ind w:firstLine="0"/>
+              <w:rPr>
+                <w:lang w:eastAsia="ru-RU"/>
+              </w:rPr>
+            </w:pPr>
+            <w:r>
+              <w:t>Минусы</w:t>
+            </w:r>
+          </w:p>
+        </w:tc>
+      </w:tr>
+      <w:tr>
+        <w:tc>
+          <w:tcPr>
+            <w:tcW w:w="3115" w:type="dxa"/>
+          </w:tcPr>
+          <w:p>
+            <w:pPr>
+              <w:pStyle w:val="a9"/>
+              <w:ind w:firstLine="0"/>
+              <w:rPr>
+                <w:lang w:eastAsia="ru-RU"/>
+              </w:rPr>
+            </w:pPr>
+            <w:r>
+              <w:t>Пакетная много модульность: о</w:t>
+            </w:r>
+            <w:r>
+              <w:t>дин модуль :</w:t>
+            </w:r>
+            <w:proofErr w:type="spellStart"/>
+            <w:r>
+              <w:t>app</w:t>
+            </w:r>
+            <w:proofErr w:type="spellEnd"/>
+            <w:r>
+              <w:t xml:space="preserve"> с разделением на пакеты</w:t>
+            </w:r>
+          </w:p>
+        </w:tc>
+        <w:tc>
+          <w:tcPr>
+            <w:tcW w:w="3115" w:type="dxa"/>
+          </w:tcPr>
+          <w:p>
+            <w:pPr>
+              <w:pStyle w:val="a9"/>
+              <w:ind w:firstLine="0"/>
+              <w:rPr>
+                <w:lang w:eastAsia="ru-RU"/>
+              </w:rPr>
+            </w:pPr>
+            <w:r>
+              <w:t>Простая настройка, быстрая сборка, достаточно для проекта</w:t>
+            </w:r>
+          </w:p>
+        </w:tc>
+        <w:tc>
+          <w:tcPr>
+            <w:tcW w:w="3115" w:type="dxa"/>
+          </w:tcPr>
+          <w:p>
+            <w:pPr>
+              <w:pStyle w:val="a9"/>
+              <w:ind w:firstLine="0"/>
+              <w:rPr>
+                <w:lang w:eastAsia="ru-RU"/>
+              </w:rPr>
+            </w:pPr>
+            <w:r>
+              <w:t>Границы слоёв поддерживаются договорённостью, а не компилятором</w:t>
+            </w:r>
+          </w:p>
+        </w:tc>
+      </w:tr>
+      <w:tr>
+        <w:tc>
+          <w:tcPr>
+            <w:tcW w:w="3115" w:type="dxa"/>
+          </w:tcPr>
+          <w:p>
+            <w:pPr>
+              <w:pStyle w:val="a9"/>
+              <w:ind w:firstLine="0"/>
+              <w:rPr>
+                <w:lang w:eastAsia="ru-RU"/>
+              </w:rPr>
+            </w:pPr>
+            <w:r>
+              <w:t>Модули :</w:t>
+            </w:r>
+            <w:proofErr w:type="spellStart"/>
+            <w:r>
+              <w:t>app</w:t>
+            </w:r>
+            <w:proofErr w:type="spellEnd"/>
+            <w:r>
+              <w:t>, :</w:t>
+            </w:r>
+            <w:proofErr w:type="spellStart"/>
+            <w:r>
+              <w:t>domain</w:t>
+            </w:r>
+            <w:proofErr w:type="spellEnd"/>
+            <w:r>
+              <w:t>, :</w:t>
+            </w:r>
+            <w:proofErr w:type="spellStart"/>
+            <w:r>
+              <w:t>data</w:t>
+            </w:r>
+            <w:proofErr w:type="spellEnd"/>
+          </w:p>
+        </w:tc>
+        <w:tc>
+          <w:tcPr>
+            <w:tcW w:w="3115" w:type="dxa"/>
+          </w:tcPr>
+          <w:p>
+            <w:pPr>
+              <w:pStyle w:val="a9"/>
+              <w:ind w:firstLine="0"/>
+              <w:rPr>
+                <w:lang w:eastAsia="ru-RU"/>
+              </w:rPr>
+            </w:pPr>
+            <w:r>
+              <w:t xml:space="preserve">Компилятор запрещает </w:t>
+            </w:r>
+            <w:proofErr w:type="spellStart"/>
+            <w:r>
+              <w:t>Domain</w:t>
+            </w:r>
+            <w:proofErr w:type="spellEnd"/>
+            <w:r>
+              <w:t xml:space="preserve"> зависеть от </w:t>
+            </w:r>
+            <w:proofErr w:type="spellStart"/>
+            <w:r>
+              <w:t>Data</w:t>
+            </w:r>
+            <w:proofErr w:type="spellEnd"/>
+            <w:r>
+              <w:t xml:space="preserve"> и </w:t>
+            </w:r>
+            <w:proofErr w:type="spellStart"/>
+            <w:r>
+              <w:t>Android</w:t>
+            </w:r>
+            <w:proofErr w:type="spellEnd"/>
+          </w:p>
+        </w:tc>
+        <w:tc>
+          <w:tcPr>
+            <w:tcW w:w="3115" w:type="dxa"/>
+          </w:tcPr>
+          <w:p>
+            <w:pPr>
+              <w:pStyle w:val="a9"/>
+              <w:ind w:firstLine="0"/>
+              <w:rPr>
+                <w:lang w:eastAsia="ru-RU"/>
+              </w:rPr>
+            </w:pPr>
+            <w:r>
+              <w:t>Больше настр</w:t>
+            </w:r>
+            <w:r>
+              <w:t xml:space="preserve">оек, особенно для </w:t>
+            </w:r>
+            <w:proofErr w:type="spellStart"/>
+            <w:r>
+              <w:t>Hilt</w:t>
+            </w:r>
+            <w:proofErr w:type="spellEnd"/>
+            <w:r>
+              <w:t xml:space="preserve"> и тестов,</w:t>
+            </w:r>
+            <w:r>
+              <w:t xml:space="preserve"> дольше сборка</w:t>
+            </w:r>
+          </w:p>
+        </w:tc>
+      </w:tr>
+      <w:tr>
+        <w:tc>
+          <w:tcPr>
+            <w:tcW w:w="3115" w:type="dxa"/>
+          </w:tcPr>
+          <w:p>
+            <w:pPr>
+              <w:pStyle w:val="a9"/>
+              <w:ind w:firstLine="0"/>
+              <w:rPr>
+                <w:lang w:val="en-US" w:eastAsia="ru-RU"/>
+              </w:rPr>
+            </w:pPr>
+            <w:r>
+              <w:t>Модули</w:t>
+            </w:r>
+            <w:r>
+              <w:rPr>
+                <w:lang w:val="en-US"/>
+              </w:rPr>
+              <w:t xml:space="preserve"> </w:t>
+            </w:r>
+            <w:r>
+              <w:t>по</w:t>
+            </w:r>
+            <w:r>
+              <w:rPr>
+                <w:lang w:val="en-US"/>
+              </w:rPr>
+              <w:t xml:space="preserve"> </w:t>
+            </w:r>
+            <w:r>
+              <w:t>функциям</w:t>
+            </w:r>
+            <w:r>
+              <w:rPr>
+                <w:lang w:val="en-US"/>
+              </w:rPr>
+              <w:t xml:space="preserve"> (:feature-chat, :feature-scan</w:t>
+            </w:r>
+            <w:r>
+              <w:rPr>
+                <w:lang w:val="en-US"/>
+              </w:rPr>
+              <w:t>)</w:t>
+            </w:r>
+          </w:p>
+        </w:tc>
+        <w:tc>
+          <w:tcPr>
+            <w:tcW w:w="3115" w:type="dxa"/>
+          </w:tcPr>
+          <w:p>
+            <w:pPr>
+              <w:pStyle w:val="a9"/>
+              <w:ind w:firstLine="0"/>
+              <w:rPr>
+                <w:lang w:eastAsia="ru-RU"/>
+              </w:rPr>
+            </w:pPr>
+            <w:r>
+              <w:t>Удобно для больших команд, независимая сборка</w:t>
+            </w:r>
+            <w:r>
+              <w:t xml:space="preserve"> каждого модуля</w:t>
+            </w:r>
+          </w:p>
+        </w:tc>
+        <w:tc>
+          <w:tcPr>
+            <w:tcW w:w="3115" w:type="dxa"/>
+          </w:tcPr>
+          <w:p>
+            <w:pPr>
+              <w:pStyle w:val="a9"/>
+              <w:ind w:firstLine="0"/>
+              <w:rPr>
+                <w:lang w:eastAsia="ru-RU"/>
+              </w:rPr>
+            </w:pPr>
+            <w:r>
+              <w:t>Избыточно для проекта с одним разработчиком</w:t>
+            </w:r>
+            <w:r>
+              <w:t xml:space="preserve">, сложная настройка </w:t>
+            </w:r>
+            <w:proofErr w:type="spellStart"/>
+            <w:r>
+              <w:rPr>
+                <w:lang w:val="en-US"/>
+              </w:rPr>
+              <w:t>gradle</w:t>
+            </w:r>
+            <w:proofErr w:type="spellEnd"/>
+          </w:p>
+        </w:tc>
+      </w:tr>
+    </w:tbl>
+    <w:p>
+      <w:pPr>
+        <w:pStyle w:val="a9"/>
+        <w:rPr>
+          <w:lang w:eastAsia="ru-RU"/>
+        </w:rPr>
+      </w:pPr>
+    </w:p>
+    <w:p>
+      <w:pPr>
+        <w:pStyle w:val="a9"/>
+        <w:rPr>
+          <w:lang w:eastAsia="ru-RU"/>
+        </w:rPr>
+      </w:pPr>
+      <w:r>
+        <w:rPr>
+          <w:lang w:eastAsia="ru-RU"/>
+        </w:rPr>
+        <w:t>Н</w:t>
+      </w:r>
+      <w:r>
+        <w:rPr>
+          <w:lang w:eastAsia="ru-RU"/>
+        </w:rPr>
+        <w:t xml:space="preserve">а текущем этапе проект реализуется как один </w:t>
+      </w:r>
+      <w:proofErr w:type="gramStart"/>
+      <w:r>
+        <w:rPr>
+          <w:lang w:eastAsia="ru-RU"/>
+        </w:rPr>
+        <w:t>модуль :</w:t>
+      </w:r>
       <w:proofErr w:type="spellStart"/>
       <w:r>
         <w:rPr>
           <w:lang w:eastAsia="ru-RU"/>
         </w:rPr>
-        <w:t>многомодульности</w:t>
-      </w:r>
-      <w:bookmarkEnd w:id="25"/>
+        <w:t>app</w:t>
+      </w:r>
       <w:proofErr w:type="spellEnd"/>
+      <w:proofErr w:type="gramEnd"/>
+      <w:r>
+        <w:rPr>
+          <w:lang w:eastAsia="ru-RU"/>
+        </w:rPr>
+        <w:t xml:space="preserve"> с чётким разделением</w:t>
+      </w:r>
+      <w:r>
+        <w:rPr>
+          <w:lang w:eastAsia="ru-RU"/>
+        </w:rPr>
+        <w:t xml:space="preserve"> на пакеты </w:t>
+      </w:r>
+      <w:proofErr w:type="spellStart"/>
+      <w:r>
+        <w:rPr>
+          <w:lang w:eastAsia="ru-RU"/>
+        </w:rPr>
+        <w:t>presentation</w:t>
+      </w:r>
+      <w:proofErr w:type="spellEnd"/>
+      <w:r>
+        <w:rPr>
+          <w:lang w:eastAsia="ru-RU"/>
+        </w:rPr>
+        <w:t xml:space="preserve">, </w:t>
+      </w:r>
+      <w:proofErr w:type="spellStart"/>
+      <w:r>
+        <w:rPr>
+          <w:lang w:eastAsia="ru-RU"/>
+        </w:rPr>
+        <w:t>domain.</w:t>
+      </w:r>
+      <w:proofErr w:type="spellEnd"/>
     </w:p>
     <w:p>
       <w:pPr>
@@ -16969,6 +17848,70 @@
           <w:lang w:eastAsia="ru-RU"/>
         </w:rPr>
       </w:pPr>
+      <w:r>
+        <w:rPr>
+          <w:lang w:eastAsia="ru-RU"/>
+        </w:rPr>
+        <w:t>П</w:t>
+      </w:r>
+      <w:r>
+        <w:rPr>
+          <w:lang w:eastAsia="ru-RU"/>
+        </w:rPr>
+        <w:t>роект р</w:t>
+      </w:r>
+      <w:r>
+        <w:rPr>
+          <w:lang w:eastAsia="ru-RU"/>
+        </w:rPr>
+        <w:t>азрабатывается одним человеком</w:t>
+      </w:r>
+      <w:r>
+        <w:rPr>
+          <w:lang w:eastAsia="ru-RU"/>
+        </w:rPr>
+        <w:t xml:space="preserve">, а настройка </w:t>
+      </w:r>
+      <w:r>
+        <w:rPr>
+          <w:lang w:eastAsia="ru-RU"/>
+        </w:rPr>
+        <w:t>каждого модуля</w:t>
+      </w:r>
+      <w:r>
+        <w:rPr>
+          <w:lang w:eastAsia="ru-RU"/>
+        </w:rPr>
+        <w:t xml:space="preserve"> заняла бы время, которое лучше потратить на функциональность. При этом структура подготовлена к разделению: пакет </w:t>
+      </w:r>
+      <w:proofErr w:type="spellStart"/>
+      <w:r>
+        <w:rPr>
+          <w:lang w:eastAsia="ru-RU"/>
+        </w:rPr>
+        <w:t>domain</w:t>
+      </w:r>
+      <w:proofErr w:type="spellEnd"/>
+      <w:r>
+        <w:rPr>
+          <w:lang w:eastAsia="ru-RU"/>
+        </w:rPr>
+        <w:t xml:space="preserve"> не содержит импортов </w:t>
+      </w:r>
+      <w:proofErr w:type="spellStart"/>
+      <w:r>
+        <w:rPr>
+          <w:lang w:eastAsia="ru-RU"/>
+        </w:rPr>
+        <w:t>Android</w:t>
+      </w:r>
+      <w:proofErr w:type="spellEnd"/>
+      <w:r>
+        <w:rPr>
+          <w:lang w:eastAsia="ru-RU"/>
+        </w:rPr>
+        <w:t>, поэтому его можно вынести в отдельный модуль. Перейти на модули стоит при росте команды, увеличении времени сборки или необходимости использовать игровую логику в другом приложении.</w:t>
+      </w:r>
     </w:p>
     <w:p>
       <w:pPr>
@@ -20558,7 +21501,7 @@
 </file>
 
 <file path=customXml/itemProps1.xml><?xml version="1.0" encoding="utf-8"?>
-<ds:datastoreItem xmlns:ds="http://schemas.openxmlformats.org/officeDocument/2006/customXml" ds:itemID="{7E2856DF-D13D-4CE3-A44F-67C8B0B91462}">
+<ds:datastoreItem xmlns:ds="http://schemas.openxmlformats.org/officeDocument/2006/customXml" ds:itemID="{5C59E29F-60ED-4019-877B-B59BE2B152E2}">
   <ds:schemaRefs>
     <ds:schemaRef ds:uri="http://schemas.openxmlformats.org/officeDocument/2006/bibliography"/>
   </ds:schemaRefs>

--- a/Documentation/Основной документ.docx
+++ b/Documentation/Основной документ.docx
@@ -14362,15 +14362,7 @@
         <w:rPr>
           <w:lang w:eastAsia="ru-RU"/>
         </w:rPr>
-        <w:t>репо</w:t>
-      </w:r>
-      <w:bookmarkStart w:id="23" w:name="_GoBack"/>
-      <w:bookmarkEnd w:id="23"/>
-      <w:r>
-        <w:rPr>
-          <w:lang w:eastAsia="ru-RU"/>
-        </w:rPr>
-        <w:t>зиториев</w:t>
+        <w:t>репозиториев</w:t>
       </w:r>
       <w:proofErr w:type="spellEnd"/>
       <w:r>
@@ -16238,7 +16230,7 @@
         <w:ind w:firstLine="0"/>
         <w:jc w:val="left"/>
         <w:rPr>
-          <w:lang w:val="en-US" w:eastAsia="ru-RU"/>
+          <w:lang w:eastAsia="ru-RU"/>
         </w:rPr>
       </w:pPr>
     </w:p>
@@ -16254,7 +16246,7 @@
           <w:lang w:val="en-US" w:eastAsia="ru-RU"/>
         </w:rPr>
       </w:pPr>
-      <w:bookmarkStart w:id="24" w:name="_Toc243599236"/>
+      <w:bookmarkStart w:id="23" w:name="_Toc243599236"/>
       <w:r>
         <w:rPr>
           <w:lang w:eastAsia="ru-RU"/>
@@ -16267,7 +16259,7 @@
         </w:rPr>
         <w:t>SOLID</w:t>
       </w:r>
-      <w:bookmarkEnd w:id="24"/>
+      <w:bookmarkEnd w:id="23"/>
     </w:p>
     <w:p>
       <w:pPr>
@@ -17376,14 +17368,14 @@
           <w:lang w:eastAsia="ru-RU"/>
         </w:rPr>
       </w:pPr>
-      <w:bookmarkStart w:id="25" w:name="_Toc243599237"/>
+      <w:bookmarkStart w:id="24" w:name="_Toc243599237"/>
       <w:r>
         <w:rPr>
           <w:lang w:eastAsia="ru-RU"/>
         </w:rPr>
         <w:t xml:space="preserve">Решение по </w:t>
       </w:r>
-      <w:bookmarkEnd w:id="25"/>
+      <w:bookmarkEnd w:id="24"/>
       <w:r>
         <w:rPr>
           <w:lang w:eastAsia="ru-RU"/>
@@ -17837,9 +17829,15 @@
         <w:rPr>
           <w:lang w:eastAsia="ru-RU"/>
         </w:rPr>
-        <w:t>domain.</w:t>
+        <w:t>domain</w:t>
       </w:r>
       <w:proofErr w:type="spellEnd"/>
+      <w:r>
+        <w:rPr>
+          <w:lang w:eastAsia="ru-RU"/>
+        </w:rPr>
+        <w:t>.</w:t>
+      </w:r>
     </w:p>
     <w:p>
       <w:pPr>
@@ -17915,11 +17913,3199 @@
     </w:p>
     <w:p>
       <w:pPr>
+        <w:pStyle w:val="2"/>
+        <w:numPr>
+          <w:ilvl w:val="1"/>
+          <w:numId w:val="1"/>
+        </w:numPr>
+        <w:rPr>
+          <w:lang w:eastAsia="ru-RU"/>
+        </w:rPr>
+      </w:pPr>
+      <w:r>
+        <w:rPr>
+          <w:lang w:eastAsia="ru-RU"/>
+        </w:rPr>
+        <w:t>Проектирование дизайна системы.</w:t>
+      </w:r>
+    </w:p>
+    <w:p>
+      <w:pPr>
+        <w:pStyle w:val="3"/>
+        <w:numPr>
+          <w:ilvl w:val="2"/>
+          <w:numId w:val="1"/>
+        </w:numPr>
+        <w:ind w:left="0" w:firstLine="698"/>
+        <w:rPr>
+          <w:lang w:eastAsia="ru-RU"/>
+        </w:rPr>
+      </w:pPr>
+      <w:r>
+        <w:rPr>
+          <w:lang w:eastAsia="ru-RU"/>
+        </w:rPr>
+        <w:t>Составление цветовой палитры.</w:t>
+      </w:r>
+    </w:p>
+    <w:p>
+      <w:pPr>
         <w:pStyle w:val="a9"/>
         <w:rPr>
           <w:lang w:eastAsia="ru-RU"/>
         </w:rPr>
       </w:pPr>
+      <w:r>
+        <w:rPr>
+          <w:lang w:eastAsia="ru-RU"/>
+        </w:rPr>
+        <w:t>Для приложения разработаны две цветовые схемы: светлая и тёмная.</w:t>
+      </w:r>
+    </w:p>
+    <w:p>
+      <w:pPr>
+        <w:pStyle w:val="a9"/>
+        <w:spacing w:before="240"/>
+        <w:ind w:firstLine="0"/>
+        <w:contextualSpacing w:val="0"/>
+        <w:rPr>
+          <w:lang w:eastAsia="ru-RU"/>
+        </w:rPr>
+      </w:pPr>
+      <w:r>
+        <w:rPr>
+          <w:lang w:eastAsia="ru-RU"/>
+        </w:rPr>
+        <w:t>Таблица 11 – Светлая</w:t>
+      </w:r>
+      <w:r>
+        <w:rPr>
+          <w:lang w:eastAsia="ru-RU"/>
+        </w:rPr>
+        <w:t xml:space="preserve"> и темные темы</w:t>
+      </w:r>
+      <w:r>
+        <w:rPr>
+          <w:lang w:eastAsia="ru-RU"/>
+        </w:rPr>
+        <w:t xml:space="preserve"> дизайна приложения.</w:t>
+      </w:r>
+    </w:p>
+    <w:tbl>
+      <w:tblPr>
+        <w:tblStyle w:val="a5"/>
+        <w:tblW w:w="0" w:type="auto"/>
+        <w:tblLook w:val="04A0" w:firstRow="1" w:lastRow="0" w:firstColumn="1" w:lastColumn="0" w:noHBand="0" w:noVBand="1"/>
+      </w:tblPr>
+      <w:tblGrid>
+        <w:gridCol w:w="2529"/>
+        <w:gridCol w:w="2401"/>
+        <w:gridCol w:w="2387"/>
+        <w:gridCol w:w="2028"/>
+      </w:tblGrid>
+      <w:tr>
+        <w:tc>
+          <w:tcPr>
+            <w:tcW w:w="2529" w:type="dxa"/>
+          </w:tcPr>
+          <w:p>
+            <w:pPr>
+              <w:pStyle w:val="a9"/>
+              <w:ind w:firstLine="0"/>
+              <w:rPr>
+                <w:rFonts w:cs="Times New Roman"/>
+                <w:sz w:val="24"/>
+                <w:szCs w:val="24"/>
+                <w:lang w:eastAsia="ru-RU"/>
+              </w:rPr>
+            </w:pPr>
+            <w:r>
+              <w:t>Назначение</w:t>
+            </w:r>
+          </w:p>
+        </w:tc>
+        <w:tc>
+          <w:tcPr>
+            <w:tcW w:w="2401" w:type="dxa"/>
+          </w:tcPr>
+          <w:p>
+            <w:pPr>
+              <w:pStyle w:val="a9"/>
+              <w:ind w:firstLine="0"/>
+              <w:rPr>
+                <w:rFonts w:cs="Times New Roman"/>
+                <w:sz w:val="24"/>
+                <w:szCs w:val="24"/>
+                <w:lang w:eastAsia="ru-RU"/>
+              </w:rPr>
+            </w:pPr>
+            <w:proofErr w:type="spellStart"/>
+            <w:r>
+              <w:t>Токен</w:t>
+            </w:r>
+            <w:proofErr w:type="spellEnd"/>
+          </w:p>
+        </w:tc>
+        <w:tc>
+          <w:tcPr>
+            <w:tcW w:w="2387" w:type="dxa"/>
+          </w:tcPr>
+          <w:p>
+            <w:pPr>
+              <w:pStyle w:val="a9"/>
+              <w:ind w:firstLine="0"/>
+              <w:rPr>
+                <w:rFonts w:cs="Times New Roman"/>
+                <w:sz w:val="24"/>
+                <w:szCs w:val="24"/>
+                <w:lang w:eastAsia="ru-RU"/>
+              </w:rPr>
+            </w:pPr>
+            <w:r>
+              <w:t>Тёмная тема</w:t>
+            </w:r>
+          </w:p>
+        </w:tc>
+        <w:tc>
+          <w:tcPr>
+            <w:tcW w:w="2028" w:type="dxa"/>
+          </w:tcPr>
+          <w:p>
+            <w:pPr>
+              <w:pStyle w:val="a9"/>
+              <w:ind w:firstLine="0"/>
+              <w:rPr>
+                <w:rFonts w:cs="Times New Roman"/>
+                <w:bCs/>
+                <w:sz w:val="24"/>
+                <w:szCs w:val="24"/>
+              </w:rPr>
+            </w:pPr>
+            <w:r>
+              <w:t>Светлая тема</w:t>
+            </w:r>
+          </w:p>
+        </w:tc>
+      </w:tr>
+      <w:tr>
+        <w:tc>
+          <w:tcPr>
+            <w:tcW w:w="2529" w:type="dxa"/>
+          </w:tcPr>
+          <w:p>
+            <w:pPr>
+              <w:pStyle w:val="a9"/>
+              <w:ind w:firstLine="0"/>
+              <w:rPr>
+                <w:rFonts w:cs="Times New Roman"/>
+                <w:sz w:val="24"/>
+                <w:szCs w:val="24"/>
+                <w:lang w:eastAsia="ru-RU"/>
+              </w:rPr>
+            </w:pPr>
+            <w:r>
+              <w:t>Основной фон</w:t>
+            </w:r>
+          </w:p>
+        </w:tc>
+        <w:tc>
+          <w:tcPr>
+            <w:tcW w:w="2401" w:type="dxa"/>
+          </w:tcPr>
+          <w:p>
+            <w:pPr>
+              <w:pStyle w:val="a9"/>
+              <w:ind w:firstLine="0"/>
+              <w:rPr>
+                <w:rFonts w:cs="Times New Roman"/>
+                <w:sz w:val="24"/>
+                <w:szCs w:val="24"/>
+                <w:lang w:eastAsia="ru-RU"/>
+              </w:rPr>
+            </w:pPr>
+            <w:proofErr w:type="spellStart"/>
+            <w:r>
+              <w:t>bg</w:t>
+            </w:r>
+            <w:proofErr w:type="spellEnd"/>
+          </w:p>
+        </w:tc>
+        <w:tc>
+          <w:tcPr>
+            <w:tcW w:w="2387" w:type="dxa"/>
+          </w:tcPr>
+          <w:p>
+            <w:pPr>
+              <w:pStyle w:val="a9"/>
+              <w:ind w:firstLine="0"/>
+              <w:rPr>
+                <w:rFonts w:cs="Times New Roman"/>
+                <w:sz w:val="24"/>
+                <w:szCs w:val="24"/>
+                <w:lang w:eastAsia="ru-RU"/>
+              </w:rPr>
+            </w:pPr>
+            <w:r>
+              <w:t>#211B16</w:t>
+            </w:r>
+          </w:p>
+        </w:tc>
+        <w:tc>
+          <w:tcPr>
+            <w:tcW w:w="2028" w:type="dxa"/>
+          </w:tcPr>
+          <w:p>
+            <w:pPr>
+              <w:pStyle w:val="a9"/>
+              <w:ind w:firstLine="0"/>
+              <w:rPr>
+                <w:rFonts w:cs="Times New Roman"/>
+                <w:sz w:val="24"/>
+                <w:szCs w:val="24"/>
+              </w:rPr>
+            </w:pPr>
+            <w:r>
+              <w:t>#F4F0E6</w:t>
+            </w:r>
+          </w:p>
+        </w:tc>
+      </w:tr>
+      <w:tr>
+        <w:tc>
+          <w:tcPr>
+            <w:tcW w:w="2529" w:type="dxa"/>
+          </w:tcPr>
+          <w:p>
+            <w:pPr>
+              <w:pStyle w:val="a9"/>
+              <w:ind w:firstLine="0"/>
+              <w:rPr>
+                <w:rFonts w:cs="Times New Roman"/>
+                <w:sz w:val="24"/>
+                <w:szCs w:val="24"/>
+                <w:lang w:eastAsia="ru-RU"/>
+              </w:rPr>
+            </w:pPr>
+            <w:r>
+              <w:t>Поверхности и карточки</w:t>
+            </w:r>
+          </w:p>
+        </w:tc>
+        <w:tc>
+          <w:tcPr>
+            <w:tcW w:w="2401" w:type="dxa"/>
+          </w:tcPr>
+          <w:p>
+            <w:pPr>
+              <w:pStyle w:val="a9"/>
+              <w:ind w:firstLine="0"/>
+              <w:rPr>
+                <w:rFonts w:cs="Times New Roman"/>
+                <w:sz w:val="24"/>
+                <w:szCs w:val="24"/>
+                <w:lang w:eastAsia="ru-RU"/>
+              </w:rPr>
+            </w:pPr>
+            <w:proofErr w:type="spellStart"/>
+            <w:r>
+              <w:t>surface</w:t>
+            </w:r>
+            <w:proofErr w:type="spellEnd"/>
+          </w:p>
+        </w:tc>
+        <w:tc>
+          <w:tcPr>
+            <w:tcW w:w="2387" w:type="dxa"/>
+          </w:tcPr>
+          <w:p>
+            <w:pPr>
+              <w:pStyle w:val="a9"/>
+              <w:ind w:firstLine="0"/>
+              <w:rPr>
+                <w:rFonts w:cs="Times New Roman"/>
+                <w:sz w:val="24"/>
+                <w:szCs w:val="24"/>
+                <w:lang w:eastAsia="ru-RU"/>
+              </w:rPr>
+            </w:pPr>
+            <w:r>
+              <w:t>#30271F</w:t>
+            </w:r>
+          </w:p>
+        </w:tc>
+        <w:tc>
+          <w:tcPr>
+            <w:tcW w:w="2028" w:type="dxa"/>
+          </w:tcPr>
+          <w:p>
+            <w:pPr>
+              <w:pStyle w:val="a9"/>
+              <w:ind w:firstLine="0"/>
+              <w:rPr>
+                <w:rFonts w:cs="Times New Roman"/>
+                <w:sz w:val="24"/>
+                <w:szCs w:val="24"/>
+              </w:rPr>
+            </w:pPr>
+            <w:r>
+              <w:t>#FFFCF5</w:t>
+            </w:r>
+          </w:p>
+        </w:tc>
+      </w:tr>
+      <w:tr>
+        <w:tc>
+          <w:tcPr>
+            <w:tcW w:w="2529" w:type="dxa"/>
+          </w:tcPr>
+          <w:p>
+            <w:pPr>
+              <w:pStyle w:val="a9"/>
+              <w:ind w:firstLine="0"/>
+              <w:rPr>
+                <w:rFonts w:cs="Times New Roman"/>
+                <w:sz w:val="24"/>
+                <w:szCs w:val="24"/>
+                <w:lang w:eastAsia="ru-RU"/>
+              </w:rPr>
+            </w:pPr>
+            <w:r>
+              <w:t>Вторичные поверхности</w:t>
+            </w:r>
+          </w:p>
+        </w:tc>
+        <w:tc>
+          <w:tcPr>
+            <w:tcW w:w="2401" w:type="dxa"/>
+          </w:tcPr>
+          <w:p>
+            <w:pPr>
+              <w:pStyle w:val="a9"/>
+              <w:ind w:firstLine="0"/>
+              <w:rPr>
+                <w:rFonts w:cs="Times New Roman"/>
+                <w:sz w:val="24"/>
+                <w:szCs w:val="24"/>
+                <w:lang w:eastAsia="ru-RU"/>
+              </w:rPr>
+            </w:pPr>
+            <w:r>
+              <w:rPr>
+                <w:lang w:val="en-US"/>
+              </w:rPr>
+              <w:t>s</w:t>
+            </w:r>
+            <w:r>
+              <w:t>urface2</w:t>
+            </w:r>
+          </w:p>
+        </w:tc>
+        <w:tc>
+          <w:tcPr>
+            <w:tcW w:w="2387" w:type="dxa"/>
+          </w:tcPr>
+          <w:p>
+            <w:pPr>
+              <w:pStyle w:val="a9"/>
+              <w:ind w:firstLine="0"/>
+              <w:rPr>
+                <w:rFonts w:cs="Times New Roman"/>
+                <w:sz w:val="24"/>
+                <w:szCs w:val="24"/>
+                <w:lang w:eastAsia="ru-RU"/>
+              </w:rPr>
+            </w:pPr>
+            <w:r>
+              <w:t>#403428</w:t>
+            </w:r>
+          </w:p>
+        </w:tc>
+        <w:tc>
+          <w:tcPr>
+            <w:tcW w:w="2028" w:type="dxa"/>
+          </w:tcPr>
+          <w:p>
+            <w:pPr>
+              <w:pStyle w:val="a9"/>
+              <w:ind w:firstLine="0"/>
+              <w:rPr>
+                <w:rFonts w:cs="Times New Roman"/>
+                <w:sz w:val="24"/>
+                <w:szCs w:val="24"/>
+                <w:lang w:val="en-US"/>
+              </w:rPr>
+            </w:pPr>
+            <w:r>
+              <w:t>#E6DAC3</w:t>
+            </w:r>
+          </w:p>
+        </w:tc>
+      </w:tr>
+      <w:tr>
+        <w:tc>
+          <w:tcPr>
+            <w:tcW w:w="2529" w:type="dxa"/>
+          </w:tcPr>
+          <w:p>
+            <w:pPr>
+              <w:pStyle w:val="a9"/>
+              <w:ind w:firstLine="0"/>
+              <w:rPr>
+                <w:rFonts w:cs="Times New Roman"/>
+                <w:sz w:val="24"/>
+                <w:szCs w:val="24"/>
+                <w:lang w:eastAsia="ru-RU"/>
+              </w:rPr>
+            </w:pPr>
+            <w:r>
+              <w:t>Основной цвет действий</w:t>
+            </w:r>
+          </w:p>
+        </w:tc>
+        <w:tc>
+          <w:tcPr>
+            <w:tcW w:w="2401" w:type="dxa"/>
+          </w:tcPr>
+          <w:p>
+            <w:pPr>
+              <w:pStyle w:val="a9"/>
+              <w:ind w:firstLine="0"/>
+              <w:rPr>
+                <w:rFonts w:cs="Times New Roman"/>
+                <w:sz w:val="24"/>
+                <w:szCs w:val="24"/>
+                <w:lang w:eastAsia="ru-RU"/>
+              </w:rPr>
+            </w:pPr>
+            <w:proofErr w:type="spellStart"/>
+            <w:r>
+              <w:t>primary</w:t>
+            </w:r>
+            <w:proofErr w:type="spellEnd"/>
+          </w:p>
+        </w:tc>
+        <w:tc>
+          <w:tcPr>
+            <w:tcW w:w="2387" w:type="dxa"/>
+          </w:tcPr>
+          <w:p>
+            <w:pPr>
+              <w:pStyle w:val="a9"/>
+              <w:ind w:firstLine="0"/>
+              <w:rPr>
+                <w:rFonts w:cs="Times New Roman"/>
+                <w:sz w:val="24"/>
+                <w:szCs w:val="24"/>
+                <w:lang w:eastAsia="ru-RU"/>
+              </w:rPr>
+            </w:pPr>
+            <w:r>
+              <w:t>#</w:t>
+            </w:r>
+            <w:r>
+              <w:t>8B7C5A</w:t>
+            </w:r>
+          </w:p>
+        </w:tc>
+        <w:tc>
+          <w:tcPr>
+            <w:tcW w:w="2028" w:type="dxa"/>
+          </w:tcPr>
+          <w:p>
+            <w:pPr>
+              <w:pStyle w:val="a9"/>
+              <w:ind w:firstLine="0"/>
+              <w:rPr>
+                <w:rFonts w:cs="Times New Roman"/>
+                <w:sz w:val="24"/>
+                <w:szCs w:val="24"/>
+              </w:rPr>
+            </w:pPr>
+            <w:r>
+              <w:t>#</w:t>
+            </w:r>
+            <w:r>
+              <w:t>84705C</w:t>
+            </w:r>
+          </w:p>
+        </w:tc>
+      </w:tr>
+      <w:tr>
+        <w:tc>
+          <w:tcPr>
+            <w:tcW w:w="2529" w:type="dxa"/>
+          </w:tcPr>
+          <w:p>
+            <w:pPr>
+              <w:pStyle w:val="a9"/>
+              <w:ind w:firstLine="0"/>
+              <w:rPr>
+                <w:rFonts w:cs="Times New Roman"/>
+                <w:sz w:val="24"/>
+                <w:szCs w:val="24"/>
+                <w:lang w:eastAsia="ru-RU"/>
+              </w:rPr>
+            </w:pPr>
+            <w:r>
+              <w:t>Акцентный цвет</w:t>
+            </w:r>
+          </w:p>
+        </w:tc>
+        <w:tc>
+          <w:tcPr>
+            <w:tcW w:w="2401" w:type="dxa"/>
+          </w:tcPr>
+          <w:p>
+            <w:pPr>
+              <w:pStyle w:val="a9"/>
+              <w:ind w:firstLine="0"/>
+              <w:rPr>
+                <w:rFonts w:cs="Times New Roman"/>
+                <w:sz w:val="24"/>
+                <w:szCs w:val="24"/>
+                <w:lang w:eastAsia="ru-RU"/>
+              </w:rPr>
+            </w:pPr>
+            <w:proofErr w:type="spellStart"/>
+            <w:r>
+              <w:t>accent</w:t>
+            </w:r>
+            <w:proofErr w:type="spellEnd"/>
+          </w:p>
+        </w:tc>
+        <w:tc>
+          <w:tcPr>
+            <w:tcW w:w="2387" w:type="dxa"/>
+          </w:tcPr>
+          <w:p>
+            <w:pPr>
+              <w:pStyle w:val="a9"/>
+              <w:ind w:firstLine="0"/>
+              <w:rPr>
+                <w:rFonts w:cs="Times New Roman"/>
+                <w:sz w:val="24"/>
+                <w:szCs w:val="24"/>
+                <w:lang w:eastAsia="ru-RU"/>
+              </w:rPr>
+            </w:pPr>
+            <w:r>
+              <w:t>#B58A45</w:t>
+            </w:r>
+          </w:p>
+        </w:tc>
+        <w:tc>
+          <w:tcPr>
+            <w:tcW w:w="2028" w:type="dxa"/>
+          </w:tcPr>
+          <w:p>
+            <w:pPr>
+              <w:pStyle w:val="a9"/>
+              <w:ind w:firstLine="0"/>
+              <w:rPr>
+                <w:rFonts w:cs="Times New Roman"/>
+                <w:sz w:val="24"/>
+                <w:szCs w:val="24"/>
+              </w:rPr>
+            </w:pPr>
+            <w:r>
+              <w:t>#</w:t>
+            </w:r>
+            <w:r>
+              <w:t>E0B570</w:t>
+            </w:r>
+          </w:p>
+        </w:tc>
+      </w:tr>
+      <w:tr>
+        <w:tc>
+          <w:tcPr>
+            <w:tcW w:w="2529" w:type="dxa"/>
+          </w:tcPr>
+          <w:p>
+            <w:pPr>
+              <w:pStyle w:val="a9"/>
+              <w:ind w:firstLine="0"/>
+              <w:rPr>
+                <w:rFonts w:cs="Times New Roman"/>
+                <w:sz w:val="24"/>
+                <w:szCs w:val="24"/>
+                <w:lang w:eastAsia="ru-RU"/>
+              </w:rPr>
+            </w:pPr>
+            <w:r>
+              <w:t>Текст на акценте</w:t>
+            </w:r>
+          </w:p>
+        </w:tc>
+        <w:tc>
+          <w:tcPr>
+            <w:tcW w:w="2401" w:type="dxa"/>
+          </w:tcPr>
+          <w:p>
+            <w:pPr>
+              <w:pStyle w:val="a9"/>
+              <w:ind w:firstLine="0"/>
+              <w:rPr>
+                <w:rFonts w:cs="Times New Roman"/>
+                <w:sz w:val="24"/>
+                <w:szCs w:val="24"/>
+                <w:lang w:eastAsia="ru-RU"/>
+              </w:rPr>
+            </w:pPr>
+            <w:proofErr w:type="spellStart"/>
+            <w:r>
+              <w:t>onaccent</w:t>
+            </w:r>
+            <w:proofErr w:type="spellEnd"/>
+          </w:p>
+        </w:tc>
+        <w:tc>
+          <w:tcPr>
+            <w:tcW w:w="2387" w:type="dxa"/>
+          </w:tcPr>
+          <w:p>
+            <w:pPr>
+              <w:pStyle w:val="a9"/>
+              <w:ind w:firstLine="0"/>
+              <w:rPr>
+                <w:rFonts w:cs="Times New Roman"/>
+                <w:sz w:val="24"/>
+                <w:szCs w:val="24"/>
+                <w:lang w:eastAsia="ru-RU"/>
+              </w:rPr>
+            </w:pPr>
+            <w:r>
+              <w:t>#</w:t>
+            </w:r>
+            <w:r>
+              <w:t>FFF0D8</w:t>
+            </w:r>
+          </w:p>
+        </w:tc>
+        <w:tc>
+          <w:tcPr>
+            <w:tcW w:w="2028" w:type="dxa"/>
+          </w:tcPr>
+          <w:p>
+            <w:pPr>
+              <w:pStyle w:val="a9"/>
+              <w:ind w:firstLine="0"/>
+              <w:rPr>
+                <w:rFonts w:cs="Times New Roman"/>
+                <w:sz w:val="24"/>
+                <w:szCs w:val="24"/>
+              </w:rPr>
+            </w:pPr>
+            <w:r>
+              <w:t>#</w:t>
+            </w:r>
+            <w:r>
+              <w:t>2A1A00</w:t>
+            </w:r>
+          </w:p>
+        </w:tc>
+      </w:tr>
+      <w:tr>
+        <w:tc>
+          <w:tcPr>
+            <w:tcW w:w="2529" w:type="dxa"/>
+          </w:tcPr>
+          <w:p>
+            <w:pPr>
+              <w:pStyle w:val="a9"/>
+              <w:ind w:firstLine="0"/>
+              <w:rPr>
+                <w:rFonts w:cs="Times New Roman"/>
+                <w:sz w:val="24"/>
+                <w:szCs w:val="24"/>
+                <w:lang w:eastAsia="ru-RU"/>
+              </w:rPr>
+            </w:pPr>
+            <w:r>
+              <w:t>Основной текст</w:t>
+            </w:r>
+          </w:p>
+        </w:tc>
+        <w:tc>
+          <w:tcPr>
+            <w:tcW w:w="2401" w:type="dxa"/>
+          </w:tcPr>
+          <w:p>
+            <w:pPr>
+              <w:pStyle w:val="a9"/>
+              <w:ind w:firstLine="0"/>
+              <w:rPr>
+                <w:rFonts w:cs="Times New Roman"/>
+                <w:sz w:val="24"/>
+                <w:szCs w:val="24"/>
+                <w:lang w:eastAsia="ru-RU"/>
+              </w:rPr>
+            </w:pPr>
+            <w:proofErr w:type="spellStart"/>
+            <w:r>
+              <w:t>text</w:t>
+            </w:r>
+            <w:proofErr w:type="spellEnd"/>
+          </w:p>
+        </w:tc>
+        <w:tc>
+          <w:tcPr>
+            <w:tcW w:w="2387" w:type="dxa"/>
+          </w:tcPr>
+          <w:p>
+            <w:pPr>
+              <w:pStyle w:val="a9"/>
+              <w:ind w:firstLine="0"/>
+              <w:rPr>
+                <w:rFonts w:cs="Times New Roman"/>
+                <w:sz w:val="24"/>
+                <w:szCs w:val="24"/>
+                <w:lang w:eastAsia="ru-RU"/>
+              </w:rPr>
+            </w:pPr>
+            <w:r>
+              <w:t>#F1E6CF</w:t>
+            </w:r>
+          </w:p>
+        </w:tc>
+        <w:tc>
+          <w:tcPr>
+            <w:tcW w:w="2028" w:type="dxa"/>
+          </w:tcPr>
+          <w:p>
+            <w:pPr>
+              <w:pStyle w:val="a9"/>
+              <w:ind w:firstLine="0"/>
+              <w:rPr>
+                <w:rFonts w:cs="Times New Roman"/>
+                <w:sz w:val="24"/>
+                <w:szCs w:val="24"/>
+              </w:rPr>
+            </w:pPr>
+            <w:r>
+              <w:t>#34291F</w:t>
+            </w:r>
+          </w:p>
+        </w:tc>
+      </w:tr>
+      <w:tr>
+        <w:tc>
+          <w:tcPr>
+            <w:tcW w:w="2529" w:type="dxa"/>
+          </w:tcPr>
+          <w:p>
+            <w:pPr>
+              <w:pStyle w:val="a9"/>
+              <w:ind w:firstLine="0"/>
+              <w:rPr>
+                <w:rFonts w:cs="Times New Roman"/>
+                <w:sz w:val="24"/>
+                <w:szCs w:val="24"/>
+                <w:lang w:eastAsia="ru-RU"/>
+              </w:rPr>
+            </w:pPr>
+            <w:r>
+              <w:t>Вторичный текст</w:t>
+            </w:r>
+          </w:p>
+        </w:tc>
+        <w:tc>
+          <w:tcPr>
+            <w:tcW w:w="2401" w:type="dxa"/>
+          </w:tcPr>
+          <w:p>
+            <w:pPr>
+              <w:pStyle w:val="a9"/>
+              <w:ind w:firstLine="0"/>
+              <w:rPr>
+                <w:rFonts w:cs="Times New Roman"/>
+                <w:sz w:val="24"/>
+                <w:szCs w:val="24"/>
+                <w:lang w:eastAsia="ru-RU"/>
+              </w:rPr>
+            </w:pPr>
+            <w:r>
+              <w:t>text2</w:t>
+            </w:r>
+          </w:p>
+        </w:tc>
+        <w:tc>
+          <w:tcPr>
+            <w:tcW w:w="2387" w:type="dxa"/>
+          </w:tcPr>
+          <w:p>
+            <w:pPr>
+              <w:pStyle w:val="a9"/>
+              <w:ind w:firstLine="0"/>
+              <w:rPr>
+                <w:rFonts w:cs="Times New Roman"/>
+                <w:sz w:val="24"/>
+                <w:szCs w:val="24"/>
+                <w:lang w:eastAsia="ru-RU"/>
+              </w:rPr>
+            </w:pPr>
+            <w:r>
+              <w:t>#C7B9A1</w:t>
+            </w:r>
+          </w:p>
+        </w:tc>
+        <w:tc>
+          <w:tcPr>
+            <w:tcW w:w="2028" w:type="dxa"/>
+          </w:tcPr>
+          <w:p>
+            <w:pPr>
+              <w:pStyle w:val="a9"/>
+              <w:ind w:firstLine="0"/>
+              <w:rPr>
+                <w:rFonts w:cs="Times New Roman"/>
+                <w:sz w:val="24"/>
+                <w:szCs w:val="24"/>
+              </w:rPr>
+            </w:pPr>
+            <w:r>
+              <w:t>#</w:t>
+            </w:r>
+            <w:r>
+              <w:t>96826C</w:t>
+            </w:r>
+          </w:p>
+        </w:tc>
+      </w:tr>
+      <w:tr>
+        <w:tc>
+          <w:tcPr>
+            <w:tcW w:w="2529" w:type="dxa"/>
+          </w:tcPr>
+          <w:p>
+            <w:pPr>
+              <w:pStyle w:val="a9"/>
+              <w:ind w:firstLine="0"/>
+              <w:rPr>
+                <w:rFonts w:cs="Times New Roman"/>
+                <w:sz w:val="24"/>
+                <w:szCs w:val="24"/>
+                <w:lang w:eastAsia="ru-RU"/>
+              </w:rPr>
+            </w:pPr>
+            <w:r>
+              <w:t>Ошибка</w:t>
+            </w:r>
+            <w:r>
+              <w:rPr>
+                <w:lang w:val="en-US"/>
+              </w:rPr>
+              <w:t xml:space="preserve"> </w:t>
+            </w:r>
+            <w:r>
+              <w:t>и кнопка</w:t>
+            </w:r>
+          </w:p>
+        </w:tc>
+        <w:tc>
+          <w:tcPr>
+            <w:tcW w:w="2401" w:type="dxa"/>
+          </w:tcPr>
+          <w:p>
+            <w:pPr>
+              <w:pStyle w:val="a9"/>
+              <w:ind w:firstLine="0"/>
+              <w:rPr>
+                <w:rFonts w:cs="Times New Roman"/>
+                <w:sz w:val="24"/>
+                <w:szCs w:val="24"/>
+                <w:lang w:eastAsia="ru-RU"/>
+              </w:rPr>
+            </w:pPr>
+            <w:proofErr w:type="spellStart"/>
+            <w:r>
+              <w:t>error</w:t>
+            </w:r>
+            <w:proofErr w:type="spellEnd"/>
+          </w:p>
+        </w:tc>
+        <w:tc>
+          <w:tcPr>
+            <w:tcW w:w="2387" w:type="dxa"/>
+          </w:tcPr>
+          <w:p>
+            <w:pPr>
+              <w:pStyle w:val="a9"/>
+              <w:ind w:firstLine="0"/>
+              <w:rPr>
+                <w:rFonts w:cs="Times New Roman"/>
+                <w:sz w:val="24"/>
+                <w:szCs w:val="24"/>
+                <w:lang w:eastAsia="ru-RU"/>
+              </w:rPr>
+            </w:pPr>
+            <w:r>
+              <w:t>#F2B8B5</w:t>
+            </w:r>
+          </w:p>
+        </w:tc>
+        <w:tc>
+          <w:tcPr>
+            <w:tcW w:w="2028" w:type="dxa"/>
+          </w:tcPr>
+          <w:p>
+            <w:pPr>
+              <w:pStyle w:val="a9"/>
+              <w:ind w:firstLine="0"/>
+              <w:rPr>
+                <w:rFonts w:cs="Times New Roman"/>
+                <w:sz w:val="24"/>
+                <w:szCs w:val="24"/>
+              </w:rPr>
+            </w:pPr>
+            <w:r>
+              <w:t>#A8322A</w:t>
+            </w:r>
+          </w:p>
+        </w:tc>
+      </w:tr>
+      <w:tr>
+        <w:tc>
+          <w:tcPr>
+            <w:tcW w:w="2529" w:type="dxa"/>
+          </w:tcPr>
+          <w:p>
+            <w:pPr>
+              <w:pStyle w:val="a9"/>
+              <w:ind w:firstLine="0"/>
+              <w:rPr>
+                <w:rFonts w:cs="Times New Roman"/>
+                <w:sz w:val="24"/>
+                <w:szCs w:val="24"/>
+                <w:lang w:eastAsia="ru-RU"/>
+              </w:rPr>
+            </w:pPr>
+            <w:r>
+              <w:t>Успешное действие</w:t>
+            </w:r>
+          </w:p>
+        </w:tc>
+        <w:tc>
+          <w:tcPr>
+            <w:tcW w:w="2401" w:type="dxa"/>
+          </w:tcPr>
+          <w:p>
+            <w:pPr>
+              <w:pStyle w:val="a9"/>
+              <w:ind w:firstLine="0"/>
+              <w:rPr>
+                <w:rFonts w:cs="Times New Roman"/>
+                <w:sz w:val="24"/>
+                <w:szCs w:val="24"/>
+                <w:lang w:eastAsia="ru-RU"/>
+              </w:rPr>
+            </w:pPr>
+            <w:proofErr w:type="spellStart"/>
+            <w:r>
+              <w:t>success</w:t>
+            </w:r>
+            <w:proofErr w:type="spellEnd"/>
+          </w:p>
+        </w:tc>
+        <w:tc>
+          <w:tcPr>
+            <w:tcW w:w="2387" w:type="dxa"/>
+          </w:tcPr>
+          <w:p>
+            <w:pPr>
+              <w:pStyle w:val="a9"/>
+              <w:ind w:firstLine="0"/>
+              <w:rPr>
+                <w:rFonts w:cs="Times New Roman"/>
+                <w:sz w:val="24"/>
+                <w:szCs w:val="24"/>
+                <w:lang w:eastAsia="ru-RU"/>
+              </w:rPr>
+            </w:pPr>
+            <w:r>
+              <w:t>#A4C98D</w:t>
+            </w:r>
+          </w:p>
+        </w:tc>
+        <w:tc>
+          <w:tcPr>
+            <w:tcW w:w="2028" w:type="dxa"/>
+          </w:tcPr>
+          <w:p>
+            <w:pPr>
+              <w:pStyle w:val="a9"/>
+              <w:ind w:firstLine="0"/>
+              <w:rPr>
+                <w:rFonts w:cs="Times New Roman"/>
+                <w:sz w:val="24"/>
+                <w:szCs w:val="24"/>
+              </w:rPr>
+            </w:pPr>
+            <w:r>
+              <w:t>#426638</w:t>
+            </w:r>
+          </w:p>
+        </w:tc>
+      </w:tr>
+      <w:tr>
+        <w:tc>
+          <w:tcPr>
+            <w:tcW w:w="2529" w:type="dxa"/>
+          </w:tcPr>
+          <w:p>
+            <w:pPr>
+              <w:pStyle w:val="a9"/>
+              <w:ind w:firstLine="0"/>
+              <w:rPr>
+                <w:rFonts w:cs="Times New Roman"/>
+                <w:sz w:val="24"/>
+                <w:szCs w:val="24"/>
+              </w:rPr>
+            </w:pPr>
+            <w:r>
+              <w:lastRenderedPageBreak/>
+              <w:t>Контуры и границы</w:t>
+            </w:r>
+          </w:p>
+        </w:tc>
+        <w:tc>
+          <w:tcPr>
+            <w:tcW w:w="2401" w:type="dxa"/>
+          </w:tcPr>
+          <w:p>
+            <w:pPr>
+              <w:pStyle w:val="a9"/>
+              <w:ind w:firstLine="0"/>
+              <w:rPr>
+                <w:rFonts w:cs="Times New Roman"/>
+                <w:sz w:val="24"/>
+                <w:szCs w:val="24"/>
+              </w:rPr>
+            </w:pPr>
+            <w:proofErr w:type="spellStart"/>
+            <w:r>
+              <w:t>outline</w:t>
+            </w:r>
+            <w:proofErr w:type="spellEnd"/>
+          </w:p>
+        </w:tc>
+        <w:tc>
+          <w:tcPr>
+            <w:tcW w:w="2387" w:type="dxa"/>
+          </w:tcPr>
+          <w:p>
+            <w:pPr>
+              <w:pStyle w:val="a9"/>
+              <w:ind w:firstLine="0"/>
+              <w:rPr>
+                <w:rFonts w:cs="Times New Roman"/>
+                <w:sz w:val="24"/>
+                <w:szCs w:val="24"/>
+              </w:rPr>
+            </w:pPr>
+            <w:r>
+              <w:t>#8A7659</w:t>
+            </w:r>
+          </w:p>
+        </w:tc>
+        <w:tc>
+          <w:tcPr>
+            <w:tcW w:w="2028" w:type="dxa"/>
+          </w:tcPr>
+          <w:p>
+            <w:pPr>
+              <w:pStyle w:val="a9"/>
+              <w:ind w:firstLine="0"/>
+              <w:rPr>
+                <w:rFonts w:cs="Times New Roman"/>
+                <w:sz w:val="24"/>
+                <w:szCs w:val="24"/>
+              </w:rPr>
+            </w:pPr>
+            <w:bookmarkStart w:id="25" w:name="_GoBack"/>
+            <w:r>
+              <w:t>#8A7659</w:t>
+            </w:r>
+            <w:bookmarkEnd w:id="25"/>
+          </w:p>
+        </w:tc>
+      </w:tr>
+      <w:tr>
+        <w:tc>
+          <w:tcPr>
+            <w:tcW w:w="2529" w:type="dxa"/>
+          </w:tcPr>
+          <w:p>
+            <w:pPr>
+              <w:pStyle w:val="a9"/>
+              <w:ind w:firstLine="0"/>
+            </w:pPr>
+            <w:r>
+              <w:t>Кнопки действия</w:t>
+            </w:r>
+          </w:p>
+        </w:tc>
+        <w:tc>
+          <w:tcPr>
+            <w:tcW w:w="2401" w:type="dxa"/>
+          </w:tcPr>
+          <w:p>
+            <w:pPr>
+              <w:pStyle w:val="a9"/>
+              <w:ind w:firstLine="0"/>
+              <w:rPr>
+                <w:lang w:val="en-US"/>
+              </w:rPr>
+            </w:pPr>
+            <w:r>
+              <w:rPr>
+                <w:lang w:val="en-US"/>
+              </w:rPr>
+              <w:t>button</w:t>
+            </w:r>
+          </w:p>
+        </w:tc>
+        <w:tc>
+          <w:tcPr>
+            <w:tcW w:w="2387" w:type="dxa"/>
+          </w:tcPr>
+          <w:p>
+            <w:pPr>
+              <w:pStyle w:val="a9"/>
+              <w:ind w:firstLine="0"/>
+            </w:pPr>
+            <w:r>
+              <w:rPr>
+                <w:lang w:val="en-US"/>
+              </w:rPr>
+              <w:t>#</w:t>
+            </w:r>
+            <w:r>
+              <w:t>6A75BD</w:t>
+            </w:r>
+          </w:p>
+        </w:tc>
+        <w:tc>
+          <w:tcPr>
+            <w:tcW w:w="2028" w:type="dxa"/>
+          </w:tcPr>
+          <w:p>
+            <w:pPr>
+              <w:pStyle w:val="a9"/>
+              <w:ind w:firstLine="0"/>
+              <w:rPr>
+                <w:lang w:val="en-US"/>
+              </w:rPr>
+            </w:pPr>
+            <w:r>
+              <w:rPr>
+                <w:lang w:val="en-US"/>
+              </w:rPr>
+              <w:t>#</w:t>
+            </w:r>
+            <w:r>
+              <w:rPr>
+                <w:lang w:val="en-US"/>
+              </w:rPr>
+              <w:t>39427D</w:t>
+            </w:r>
+          </w:p>
+        </w:tc>
+      </w:tr>
+    </w:tbl>
+    <w:p>
+      <w:pPr>
+        <w:pStyle w:val="a9"/>
+        <w:rPr>
+          <w:lang w:eastAsia="ru-RU"/>
+        </w:rPr>
+      </w:pPr>
+    </w:p>
+    <w:p>
+      <w:pPr>
+        <w:pStyle w:val="a9"/>
+        <w:rPr>
+          <w:lang w:eastAsia="ru-RU"/>
+        </w:rPr>
+      </w:pPr>
+      <w:r>
+        <w:rPr>
+          <w:lang w:eastAsia="ru-RU"/>
+        </w:rPr>
+        <w:t>Светлая тема предназначена для комфортного использования приложения при обычном освещении. Тёплый фон уменьшает визуальную резкость по сравнению с чисто белым фоном, а тёмно-синий основной цвет используется для ключевых кнопок и активных состояний.</w:t>
+      </w:r>
+    </w:p>
+    <w:p>
+      <w:pPr>
+        <w:pStyle w:val="a9"/>
+        <w:rPr>
+          <w:lang w:eastAsia="ru-RU"/>
+        </w:rPr>
+      </w:pPr>
+      <w:r>
+        <w:rPr>
+          <w:lang w:eastAsia="ru-RU"/>
+        </w:rPr>
+        <w:t>Так же для продукта была подобрана основная цветовая палитра темной темы системы.</w:t>
+      </w:r>
+    </w:p>
+    <w:p>
+      <w:pPr>
+        <w:pStyle w:val="3"/>
+        <w:numPr>
+          <w:ilvl w:val="2"/>
+          <w:numId w:val="1"/>
+        </w:numPr>
+        <w:ind w:left="1701" w:hanging="861"/>
+        <w:rPr>
+          <w:lang w:eastAsia="ru-RU"/>
+        </w:rPr>
+      </w:pPr>
+      <w:r>
+        <w:rPr>
+          <w:lang w:eastAsia="ru-RU"/>
+        </w:rPr>
+        <w:t xml:space="preserve">Выбор шрифтов, </w:t>
+      </w:r>
+      <w:r>
+        <w:rPr>
+          <w:lang w:eastAsia="ru-RU"/>
+        </w:rPr>
+        <w:t>размеров</w:t>
+      </w:r>
+      <w:r>
+        <w:rPr>
+          <w:lang w:eastAsia="ru-RU"/>
+        </w:rPr>
+        <w:t xml:space="preserve"> и величины отступов</w:t>
+      </w:r>
+      <w:r>
+        <w:rPr>
+          <w:lang w:eastAsia="ru-RU"/>
+        </w:rPr>
+        <w:t>.</w:t>
+      </w:r>
+    </w:p>
+    <w:p>
+      <w:pPr>
+        <w:pStyle w:val="a9"/>
+        <w:rPr>
+          <w:lang w:eastAsia="ru-RU"/>
+        </w:rPr>
+      </w:pPr>
+      <w:r>
+        <w:rPr>
+          <w:lang w:eastAsia="ru-RU"/>
+        </w:rPr>
+        <w:t xml:space="preserve">В дизайн-системе используются два шрифта: </w:t>
+      </w:r>
+      <w:proofErr w:type="spellStart"/>
+      <w:r>
+        <w:rPr>
+          <w:lang w:eastAsia="ru-RU"/>
+        </w:rPr>
+        <w:t>Playfair</w:t>
+      </w:r>
+      <w:proofErr w:type="spellEnd"/>
+      <w:r>
+        <w:rPr>
+          <w:lang w:eastAsia="ru-RU"/>
+        </w:rPr>
+        <w:t xml:space="preserve"> </w:t>
+      </w:r>
+      <w:proofErr w:type="spellStart"/>
+      <w:r>
+        <w:rPr>
+          <w:lang w:eastAsia="ru-RU"/>
+        </w:rPr>
+        <w:t>Display</w:t>
+      </w:r>
+      <w:proofErr w:type="spellEnd"/>
+      <w:r>
+        <w:rPr>
+          <w:lang w:eastAsia="ru-RU"/>
+        </w:rPr>
+        <w:t xml:space="preserve"> и </w:t>
+      </w:r>
+      <w:proofErr w:type="spellStart"/>
+      <w:r>
+        <w:rPr>
+          <w:lang w:eastAsia="ru-RU"/>
+        </w:rPr>
+        <w:t>Inter</w:t>
+      </w:r>
+      <w:proofErr w:type="spellEnd"/>
+      <w:r>
+        <w:rPr>
+          <w:lang w:eastAsia="ru-RU"/>
+        </w:rPr>
+        <w:t>.</w:t>
+      </w:r>
+    </w:p>
+    <w:p>
+      <w:pPr>
+        <w:pStyle w:val="a9"/>
+        <w:rPr>
+          <w:lang w:eastAsia="ru-RU"/>
+        </w:rPr>
+      </w:pPr>
+      <w:proofErr w:type="spellStart"/>
+      <w:r>
+        <w:rPr>
+          <w:lang w:eastAsia="ru-RU"/>
+        </w:rPr>
+        <w:t>Playfair</w:t>
+      </w:r>
+      <w:proofErr w:type="spellEnd"/>
+      <w:r>
+        <w:rPr>
+          <w:lang w:eastAsia="ru-RU"/>
+        </w:rPr>
+        <w:t xml:space="preserve"> </w:t>
+      </w:r>
+      <w:proofErr w:type="spellStart"/>
+      <w:r>
+        <w:rPr>
+          <w:lang w:eastAsia="ru-RU"/>
+        </w:rPr>
+        <w:t>Display</w:t>
+      </w:r>
+      <w:proofErr w:type="spellEnd"/>
+      <w:r>
+        <w:rPr>
+          <w:lang w:eastAsia="ru-RU"/>
+        </w:rPr>
+        <w:t xml:space="preserve"> применяется для крупных заголовков и названий дел. Он создаёт ассоциацию с печатными детективными произведениями и подчёркивает жанр игры.</w:t>
+      </w:r>
+    </w:p>
+    <w:p>
+      <w:pPr>
+        <w:pStyle w:val="a9"/>
+        <w:rPr>
+          <w:lang w:eastAsia="ru-RU"/>
+        </w:rPr>
+      </w:pPr>
+      <w:proofErr w:type="spellStart"/>
+      <w:r>
+        <w:rPr>
+          <w:lang w:eastAsia="ru-RU"/>
+        </w:rPr>
+        <w:t>Inter</w:t>
+      </w:r>
+      <w:proofErr w:type="spellEnd"/>
+      <w:r>
+        <w:rPr>
+          <w:lang w:eastAsia="ru-RU"/>
+        </w:rPr>
+        <w:t xml:space="preserve"> используется для основного текста, описаний, диалогов, подписей и элементов управления. Он обеспечивает хорошую читаемость на мобильных экранах.</w:t>
+      </w:r>
+    </w:p>
+    <w:p>
+      <w:pPr>
+        <w:pStyle w:val="a9"/>
+        <w:spacing w:before="240"/>
+        <w:ind w:firstLine="0"/>
+        <w:contextualSpacing w:val="0"/>
+        <w:rPr>
+          <w:lang w:eastAsia="ru-RU"/>
+        </w:rPr>
+      </w:pPr>
+      <w:r>
+        <w:rPr>
+          <w:lang w:eastAsia="ru-RU"/>
+        </w:rPr>
+        <w:t>Таблица 12</w:t>
+      </w:r>
+      <w:r>
+        <w:rPr>
+          <w:lang w:eastAsia="ru-RU"/>
+        </w:rPr>
+        <w:t xml:space="preserve"> </w:t>
+      </w:r>
+      <w:r>
+        <w:rPr>
+          <w:lang w:eastAsia="ru-RU"/>
+        </w:rPr>
+        <w:t>–</w:t>
+      </w:r>
+      <w:r>
+        <w:rPr>
+          <w:lang w:eastAsia="ru-RU"/>
+        </w:rPr>
+        <w:t xml:space="preserve"> Размеры</w:t>
+      </w:r>
+      <w:r>
+        <w:rPr>
+          <w:lang w:eastAsia="ru-RU"/>
+        </w:rPr>
+        <w:t xml:space="preserve"> шрифтов системы.</w:t>
+      </w:r>
+    </w:p>
+    <w:tbl>
+      <w:tblPr>
+        <w:tblStyle w:val="a5"/>
+        <w:tblW w:w="0" w:type="auto"/>
+        <w:tblLook w:val="04A0" w:firstRow="1" w:lastRow="0" w:firstColumn="1" w:lastColumn="0" w:noHBand="0" w:noVBand="1"/>
+      </w:tblPr>
+      <w:tblGrid>
+        <w:gridCol w:w="1675"/>
+        <w:gridCol w:w="1692"/>
+        <w:gridCol w:w="1677"/>
+        <w:gridCol w:w="2065"/>
+        <w:gridCol w:w="2236"/>
+      </w:tblGrid>
+      <w:tr>
+        <w:tc>
+          <w:tcPr>
+            <w:tcW w:w="1675" w:type="dxa"/>
+            <w:vAlign w:val="center"/>
+          </w:tcPr>
+          <w:p>
+            <w:pPr>
+              <w:pStyle w:val="a9"/>
+              <w:ind w:firstLine="0"/>
+              <w:rPr>
+                <w:rFonts w:cs="Times New Roman"/>
+                <w:sz w:val="24"/>
+                <w:szCs w:val="24"/>
+                <w:lang w:eastAsia="ru-RU"/>
+              </w:rPr>
+            </w:pPr>
+            <w:r>
+              <w:rPr>
+                <w:rFonts w:cs="Times New Roman"/>
+                <w:bCs/>
+                <w:sz w:val="24"/>
+                <w:szCs w:val="24"/>
+              </w:rPr>
+              <w:t>Стиль</w:t>
+            </w:r>
+          </w:p>
+        </w:tc>
+        <w:tc>
+          <w:tcPr>
+            <w:tcW w:w="1692" w:type="dxa"/>
+            <w:vAlign w:val="center"/>
+          </w:tcPr>
+          <w:p>
+            <w:pPr>
+              <w:pStyle w:val="a9"/>
+              <w:ind w:firstLine="0"/>
+              <w:rPr>
+                <w:rFonts w:cs="Times New Roman"/>
+                <w:sz w:val="24"/>
+                <w:szCs w:val="24"/>
+                <w:lang w:eastAsia="ru-RU"/>
+              </w:rPr>
+            </w:pPr>
+            <w:r>
+              <w:rPr>
+                <w:rFonts w:cs="Times New Roman"/>
+                <w:bCs/>
+                <w:sz w:val="24"/>
+                <w:szCs w:val="24"/>
+              </w:rPr>
+              <w:t>Шрифт</w:t>
+            </w:r>
+          </w:p>
+        </w:tc>
+        <w:tc>
+          <w:tcPr>
+            <w:tcW w:w="1677" w:type="dxa"/>
+            <w:vAlign w:val="center"/>
+          </w:tcPr>
+          <w:p>
+            <w:pPr>
+              <w:pStyle w:val="a9"/>
+              <w:ind w:firstLine="0"/>
+              <w:rPr>
+                <w:rFonts w:cs="Times New Roman"/>
+                <w:sz w:val="24"/>
+                <w:szCs w:val="24"/>
+                <w:lang w:eastAsia="ru-RU"/>
+              </w:rPr>
+            </w:pPr>
+            <w:r>
+              <w:rPr>
+                <w:rFonts w:cs="Times New Roman"/>
+                <w:bCs/>
+                <w:sz w:val="24"/>
+                <w:szCs w:val="24"/>
+              </w:rPr>
+              <w:t>Размер</w:t>
+            </w:r>
+          </w:p>
+        </w:tc>
+        <w:tc>
+          <w:tcPr>
+            <w:tcW w:w="2065" w:type="dxa"/>
+            <w:vAlign w:val="center"/>
+          </w:tcPr>
+          <w:p>
+            <w:pPr>
+              <w:pStyle w:val="a9"/>
+              <w:ind w:firstLine="0"/>
+              <w:rPr>
+                <w:rFonts w:cs="Times New Roman"/>
+                <w:sz w:val="24"/>
+                <w:szCs w:val="24"/>
+                <w:lang w:eastAsia="ru-RU"/>
+              </w:rPr>
+            </w:pPr>
+            <w:r>
+              <w:rPr>
+                <w:rFonts w:cs="Times New Roman"/>
+                <w:bCs/>
+                <w:sz w:val="24"/>
+                <w:szCs w:val="24"/>
+              </w:rPr>
+              <w:t>Межстрочный интервал</w:t>
+            </w:r>
+          </w:p>
+        </w:tc>
+        <w:tc>
+          <w:tcPr>
+            <w:tcW w:w="2236" w:type="dxa"/>
+            <w:vAlign w:val="center"/>
+          </w:tcPr>
+          <w:p>
+            <w:pPr>
+              <w:pStyle w:val="a9"/>
+              <w:ind w:firstLine="0"/>
+              <w:rPr>
+                <w:rFonts w:cs="Times New Roman"/>
+                <w:sz w:val="24"/>
+                <w:szCs w:val="24"/>
+                <w:lang w:eastAsia="ru-RU"/>
+              </w:rPr>
+            </w:pPr>
+            <w:r>
+              <w:rPr>
+                <w:rFonts w:cs="Times New Roman"/>
+                <w:bCs/>
+                <w:sz w:val="24"/>
+                <w:szCs w:val="24"/>
+              </w:rPr>
+              <w:t>Применение</w:t>
+            </w:r>
+          </w:p>
+        </w:tc>
+      </w:tr>
+      <w:tr>
+        <w:tc>
+          <w:tcPr>
+            <w:tcW w:w="1675" w:type="dxa"/>
+            <w:vAlign w:val="center"/>
+          </w:tcPr>
+          <w:p>
+            <w:pPr>
+              <w:pStyle w:val="a9"/>
+              <w:ind w:firstLine="0"/>
+              <w:rPr>
+                <w:rFonts w:cs="Times New Roman"/>
+                <w:sz w:val="24"/>
+                <w:szCs w:val="24"/>
+                <w:lang w:eastAsia="ru-RU"/>
+              </w:rPr>
+            </w:pPr>
+            <w:proofErr w:type="spellStart"/>
+            <w:r>
+              <w:rPr>
+                <w:rFonts w:cs="Times New Roman"/>
+                <w:sz w:val="24"/>
+                <w:szCs w:val="24"/>
+              </w:rPr>
+              <w:t>Display</w:t>
+            </w:r>
+            <w:proofErr w:type="spellEnd"/>
+          </w:p>
+        </w:tc>
+        <w:tc>
+          <w:tcPr>
+            <w:tcW w:w="1692" w:type="dxa"/>
+            <w:vAlign w:val="center"/>
+          </w:tcPr>
+          <w:p>
+            <w:pPr>
+              <w:pStyle w:val="a9"/>
+              <w:ind w:firstLine="0"/>
+              <w:rPr>
+                <w:rFonts w:cs="Times New Roman"/>
+                <w:sz w:val="24"/>
+                <w:szCs w:val="24"/>
+                <w:lang w:eastAsia="ru-RU"/>
+              </w:rPr>
+            </w:pPr>
+            <w:proofErr w:type="spellStart"/>
+            <w:r>
+              <w:rPr>
+                <w:rFonts w:cs="Times New Roman"/>
+                <w:sz w:val="24"/>
+                <w:szCs w:val="24"/>
+              </w:rPr>
+              <w:t>Playfair</w:t>
+            </w:r>
+            <w:proofErr w:type="spellEnd"/>
+            <w:r>
+              <w:rPr>
+                <w:rFonts w:cs="Times New Roman"/>
+                <w:sz w:val="24"/>
+                <w:szCs w:val="24"/>
+              </w:rPr>
+              <w:t xml:space="preserve"> </w:t>
+            </w:r>
+            <w:proofErr w:type="spellStart"/>
+            <w:r>
+              <w:rPr>
+                <w:rFonts w:cs="Times New Roman"/>
+                <w:sz w:val="24"/>
+                <w:szCs w:val="24"/>
+              </w:rPr>
+              <w:t>Display</w:t>
+            </w:r>
+            <w:proofErr w:type="spellEnd"/>
+            <w:r>
+              <w:rPr>
+                <w:rFonts w:cs="Times New Roman"/>
+                <w:sz w:val="24"/>
+                <w:szCs w:val="24"/>
+              </w:rPr>
+              <w:t xml:space="preserve"> </w:t>
+            </w:r>
+            <w:proofErr w:type="spellStart"/>
+            <w:r>
+              <w:rPr>
+                <w:rFonts w:cs="Times New Roman"/>
+                <w:sz w:val="24"/>
+                <w:szCs w:val="24"/>
+              </w:rPr>
+              <w:t>Bold</w:t>
+            </w:r>
+            <w:proofErr w:type="spellEnd"/>
+          </w:p>
+        </w:tc>
+        <w:tc>
+          <w:tcPr>
+            <w:tcW w:w="1677" w:type="dxa"/>
+            <w:vAlign w:val="center"/>
+          </w:tcPr>
+          <w:p>
+            <w:pPr>
+              <w:pStyle w:val="a9"/>
+              <w:ind w:firstLine="0"/>
+              <w:rPr>
+                <w:rFonts w:cs="Times New Roman"/>
+                <w:sz w:val="24"/>
+                <w:szCs w:val="24"/>
+                <w:lang w:eastAsia="ru-RU"/>
+              </w:rPr>
+            </w:pPr>
+            <w:r>
+              <w:rPr>
+                <w:rFonts w:cs="Times New Roman"/>
+                <w:sz w:val="24"/>
+                <w:szCs w:val="24"/>
+              </w:rPr>
+              <w:t xml:space="preserve">32 </w:t>
+            </w:r>
+            <w:proofErr w:type="spellStart"/>
+            <w:r>
+              <w:rPr>
+                <w:rFonts w:cs="Times New Roman"/>
+                <w:sz w:val="24"/>
+                <w:szCs w:val="24"/>
+              </w:rPr>
+              <w:t>px</w:t>
+            </w:r>
+            <w:proofErr w:type="spellEnd"/>
+          </w:p>
+        </w:tc>
+        <w:tc>
+          <w:tcPr>
+            <w:tcW w:w="2065" w:type="dxa"/>
+            <w:vAlign w:val="center"/>
+          </w:tcPr>
+          <w:p>
+            <w:pPr>
+              <w:pStyle w:val="a9"/>
+              <w:ind w:firstLine="0"/>
+              <w:rPr>
+                <w:rFonts w:cs="Times New Roman"/>
+                <w:sz w:val="24"/>
+                <w:szCs w:val="24"/>
+                <w:lang w:eastAsia="ru-RU"/>
+              </w:rPr>
+            </w:pPr>
+            <w:r>
+              <w:rPr>
+                <w:rFonts w:cs="Times New Roman"/>
+                <w:sz w:val="24"/>
+                <w:szCs w:val="24"/>
+              </w:rPr>
+              <w:t xml:space="preserve">40 </w:t>
+            </w:r>
+            <w:proofErr w:type="spellStart"/>
+            <w:r>
+              <w:rPr>
+                <w:rFonts w:cs="Times New Roman"/>
+                <w:sz w:val="24"/>
+                <w:szCs w:val="24"/>
+              </w:rPr>
+              <w:t>px</w:t>
+            </w:r>
+            <w:proofErr w:type="spellEnd"/>
+          </w:p>
+        </w:tc>
+        <w:tc>
+          <w:tcPr>
+            <w:tcW w:w="2236" w:type="dxa"/>
+            <w:vAlign w:val="center"/>
+          </w:tcPr>
+          <w:p>
+            <w:pPr>
+              <w:pStyle w:val="a9"/>
+              <w:ind w:firstLine="0"/>
+              <w:rPr>
+                <w:rFonts w:cs="Times New Roman"/>
+                <w:sz w:val="24"/>
+                <w:szCs w:val="24"/>
+                <w:lang w:eastAsia="ru-RU"/>
+              </w:rPr>
+            </w:pPr>
+            <w:r>
+              <w:rPr>
+                <w:rFonts w:cs="Times New Roman"/>
+                <w:sz w:val="24"/>
+                <w:szCs w:val="24"/>
+              </w:rPr>
+              <w:t>Название игры, крупные заголовки</w:t>
+            </w:r>
+          </w:p>
+        </w:tc>
+      </w:tr>
+      <w:tr>
+        <w:tc>
+          <w:tcPr>
+            <w:tcW w:w="1675" w:type="dxa"/>
+            <w:vAlign w:val="center"/>
+          </w:tcPr>
+          <w:p>
+            <w:pPr>
+              <w:pStyle w:val="a9"/>
+              <w:ind w:firstLine="0"/>
+              <w:rPr>
+                <w:rFonts w:cs="Times New Roman"/>
+                <w:sz w:val="24"/>
+                <w:szCs w:val="24"/>
+                <w:lang w:eastAsia="ru-RU"/>
+              </w:rPr>
+            </w:pPr>
+            <w:r>
+              <w:rPr>
+                <w:rFonts w:cs="Times New Roman"/>
+                <w:sz w:val="24"/>
+                <w:szCs w:val="24"/>
+              </w:rPr>
+              <w:t>H1</w:t>
+            </w:r>
+          </w:p>
+        </w:tc>
+        <w:tc>
+          <w:tcPr>
+            <w:tcW w:w="1692" w:type="dxa"/>
+            <w:vAlign w:val="center"/>
+          </w:tcPr>
+          <w:p>
+            <w:pPr>
+              <w:pStyle w:val="a9"/>
+              <w:ind w:firstLine="0"/>
+              <w:rPr>
+                <w:rFonts w:cs="Times New Roman"/>
+                <w:sz w:val="24"/>
+                <w:szCs w:val="24"/>
+                <w:lang w:eastAsia="ru-RU"/>
+              </w:rPr>
+            </w:pPr>
+            <w:proofErr w:type="spellStart"/>
+            <w:r>
+              <w:rPr>
+                <w:rFonts w:cs="Times New Roman"/>
+                <w:sz w:val="24"/>
+                <w:szCs w:val="24"/>
+              </w:rPr>
+              <w:t>Playfair</w:t>
+            </w:r>
+            <w:proofErr w:type="spellEnd"/>
+            <w:r>
+              <w:rPr>
+                <w:rFonts w:cs="Times New Roman"/>
+                <w:sz w:val="24"/>
+                <w:szCs w:val="24"/>
+              </w:rPr>
+              <w:t xml:space="preserve"> </w:t>
+            </w:r>
+            <w:proofErr w:type="spellStart"/>
+            <w:r>
+              <w:rPr>
+                <w:rFonts w:cs="Times New Roman"/>
+                <w:sz w:val="24"/>
+                <w:szCs w:val="24"/>
+              </w:rPr>
+              <w:t>Display</w:t>
+            </w:r>
+            <w:proofErr w:type="spellEnd"/>
+            <w:r>
+              <w:rPr>
+                <w:rFonts w:cs="Times New Roman"/>
+                <w:sz w:val="24"/>
+                <w:szCs w:val="24"/>
+              </w:rPr>
+              <w:t xml:space="preserve"> </w:t>
+            </w:r>
+            <w:proofErr w:type="spellStart"/>
+            <w:r>
+              <w:rPr>
+                <w:rFonts w:cs="Times New Roman"/>
+                <w:sz w:val="24"/>
+                <w:szCs w:val="24"/>
+              </w:rPr>
+              <w:t>Bold</w:t>
+            </w:r>
+            <w:proofErr w:type="spellEnd"/>
+          </w:p>
+        </w:tc>
+        <w:tc>
+          <w:tcPr>
+            <w:tcW w:w="1677" w:type="dxa"/>
+            <w:vAlign w:val="center"/>
+          </w:tcPr>
+          <w:p>
+            <w:pPr>
+              <w:pStyle w:val="a9"/>
+              <w:ind w:firstLine="0"/>
+              <w:rPr>
+                <w:rFonts w:cs="Times New Roman"/>
+                <w:sz w:val="24"/>
+                <w:szCs w:val="24"/>
+                <w:lang w:eastAsia="ru-RU"/>
+              </w:rPr>
+            </w:pPr>
+            <w:r>
+              <w:rPr>
+                <w:rFonts w:cs="Times New Roman"/>
+                <w:sz w:val="24"/>
+                <w:szCs w:val="24"/>
+              </w:rPr>
+              <w:t xml:space="preserve">24 </w:t>
+            </w:r>
+            <w:proofErr w:type="spellStart"/>
+            <w:r>
+              <w:rPr>
+                <w:rFonts w:cs="Times New Roman"/>
+                <w:sz w:val="24"/>
+                <w:szCs w:val="24"/>
+              </w:rPr>
+              <w:t>px</w:t>
+            </w:r>
+            <w:proofErr w:type="spellEnd"/>
+          </w:p>
+        </w:tc>
+        <w:tc>
+          <w:tcPr>
+            <w:tcW w:w="2065" w:type="dxa"/>
+            <w:vAlign w:val="center"/>
+          </w:tcPr>
+          <w:p>
+            <w:pPr>
+              <w:pStyle w:val="a9"/>
+              <w:ind w:firstLine="0"/>
+              <w:rPr>
+                <w:rFonts w:cs="Times New Roman"/>
+                <w:sz w:val="24"/>
+                <w:szCs w:val="24"/>
+                <w:lang w:eastAsia="ru-RU"/>
+              </w:rPr>
+            </w:pPr>
+            <w:r>
+              <w:rPr>
+                <w:rFonts w:cs="Times New Roman"/>
+                <w:sz w:val="24"/>
+                <w:szCs w:val="24"/>
+              </w:rPr>
+              <w:t xml:space="preserve">32 </w:t>
+            </w:r>
+            <w:proofErr w:type="spellStart"/>
+            <w:r>
+              <w:rPr>
+                <w:rFonts w:cs="Times New Roman"/>
+                <w:sz w:val="24"/>
+                <w:szCs w:val="24"/>
+              </w:rPr>
+              <w:t>px</w:t>
+            </w:r>
+            <w:proofErr w:type="spellEnd"/>
+          </w:p>
+        </w:tc>
+        <w:tc>
+          <w:tcPr>
+            <w:tcW w:w="2236" w:type="dxa"/>
+            <w:vAlign w:val="center"/>
+          </w:tcPr>
+          <w:p>
+            <w:pPr>
+              <w:pStyle w:val="a9"/>
+              <w:ind w:firstLine="0"/>
+              <w:rPr>
+                <w:rFonts w:cs="Times New Roman"/>
+                <w:sz w:val="24"/>
+                <w:szCs w:val="24"/>
+                <w:lang w:eastAsia="ru-RU"/>
+              </w:rPr>
+            </w:pPr>
+            <w:r>
+              <w:rPr>
+                <w:rFonts w:cs="Times New Roman"/>
+                <w:sz w:val="24"/>
+                <w:szCs w:val="24"/>
+              </w:rPr>
+              <w:t>Заголовки экранов</w:t>
+            </w:r>
+          </w:p>
+        </w:tc>
+      </w:tr>
+      <w:tr>
+        <w:tc>
+          <w:tcPr>
+            <w:tcW w:w="1675" w:type="dxa"/>
+            <w:vAlign w:val="center"/>
+          </w:tcPr>
+          <w:p>
+            <w:pPr>
+              <w:pStyle w:val="a9"/>
+              <w:ind w:firstLine="0"/>
+              <w:rPr>
+                <w:rFonts w:cs="Times New Roman"/>
+                <w:sz w:val="24"/>
+                <w:szCs w:val="24"/>
+                <w:lang w:eastAsia="ru-RU"/>
+              </w:rPr>
+            </w:pPr>
+            <w:r>
+              <w:rPr>
+                <w:rFonts w:cs="Times New Roman"/>
+                <w:sz w:val="24"/>
+                <w:szCs w:val="24"/>
+              </w:rPr>
+              <w:t>H2</w:t>
+            </w:r>
+          </w:p>
+        </w:tc>
+        <w:tc>
+          <w:tcPr>
+            <w:tcW w:w="1692" w:type="dxa"/>
+            <w:vAlign w:val="center"/>
+          </w:tcPr>
+          <w:p>
+            <w:pPr>
+              <w:pStyle w:val="a9"/>
+              <w:ind w:firstLine="0"/>
+              <w:rPr>
+                <w:rFonts w:cs="Times New Roman"/>
+                <w:sz w:val="24"/>
+                <w:szCs w:val="24"/>
+                <w:lang w:eastAsia="ru-RU"/>
+              </w:rPr>
+            </w:pPr>
+            <w:proofErr w:type="spellStart"/>
+            <w:r>
+              <w:rPr>
+                <w:rFonts w:cs="Times New Roman"/>
+                <w:sz w:val="24"/>
+                <w:szCs w:val="24"/>
+              </w:rPr>
+              <w:t>Playfair</w:t>
+            </w:r>
+            <w:proofErr w:type="spellEnd"/>
+            <w:r>
+              <w:rPr>
+                <w:rFonts w:cs="Times New Roman"/>
+                <w:sz w:val="24"/>
+                <w:szCs w:val="24"/>
+              </w:rPr>
+              <w:t xml:space="preserve"> </w:t>
+            </w:r>
+            <w:proofErr w:type="spellStart"/>
+            <w:r>
+              <w:rPr>
+                <w:rFonts w:cs="Times New Roman"/>
+                <w:sz w:val="24"/>
+                <w:szCs w:val="24"/>
+              </w:rPr>
+              <w:t>Display</w:t>
+            </w:r>
+            <w:proofErr w:type="spellEnd"/>
+            <w:r>
+              <w:rPr>
+                <w:rFonts w:cs="Times New Roman"/>
+                <w:sz w:val="24"/>
+                <w:szCs w:val="24"/>
+              </w:rPr>
+              <w:t xml:space="preserve"> </w:t>
+            </w:r>
+            <w:proofErr w:type="spellStart"/>
+            <w:r>
+              <w:rPr>
+                <w:rFonts w:cs="Times New Roman"/>
+                <w:sz w:val="24"/>
+                <w:szCs w:val="24"/>
+              </w:rPr>
+              <w:t>Bold</w:t>
+            </w:r>
+            <w:proofErr w:type="spellEnd"/>
+          </w:p>
+        </w:tc>
+        <w:tc>
+          <w:tcPr>
+            <w:tcW w:w="1677" w:type="dxa"/>
+            <w:vAlign w:val="center"/>
+          </w:tcPr>
+          <w:p>
+            <w:pPr>
+              <w:pStyle w:val="a9"/>
+              <w:ind w:firstLine="0"/>
+              <w:rPr>
+                <w:rFonts w:cs="Times New Roman"/>
+                <w:sz w:val="24"/>
+                <w:szCs w:val="24"/>
+                <w:lang w:eastAsia="ru-RU"/>
+              </w:rPr>
+            </w:pPr>
+            <w:r>
+              <w:rPr>
+                <w:rFonts w:cs="Times New Roman"/>
+                <w:sz w:val="24"/>
+                <w:szCs w:val="24"/>
+              </w:rPr>
+              <w:t xml:space="preserve">20 </w:t>
+            </w:r>
+            <w:proofErr w:type="spellStart"/>
+            <w:r>
+              <w:rPr>
+                <w:rFonts w:cs="Times New Roman"/>
+                <w:sz w:val="24"/>
+                <w:szCs w:val="24"/>
+              </w:rPr>
+              <w:t>px</w:t>
+            </w:r>
+            <w:proofErr w:type="spellEnd"/>
+          </w:p>
+        </w:tc>
+        <w:tc>
+          <w:tcPr>
+            <w:tcW w:w="2065" w:type="dxa"/>
+            <w:vAlign w:val="center"/>
+          </w:tcPr>
+          <w:p>
+            <w:pPr>
+              <w:pStyle w:val="a9"/>
+              <w:ind w:firstLine="0"/>
+              <w:rPr>
+                <w:rFonts w:cs="Times New Roman"/>
+                <w:sz w:val="24"/>
+                <w:szCs w:val="24"/>
+                <w:lang w:eastAsia="ru-RU"/>
+              </w:rPr>
+            </w:pPr>
+            <w:r>
+              <w:rPr>
+                <w:rFonts w:cs="Times New Roman"/>
+                <w:sz w:val="24"/>
+                <w:szCs w:val="24"/>
+              </w:rPr>
+              <w:t xml:space="preserve">28 </w:t>
+            </w:r>
+            <w:proofErr w:type="spellStart"/>
+            <w:r>
+              <w:rPr>
+                <w:rFonts w:cs="Times New Roman"/>
+                <w:sz w:val="24"/>
+                <w:szCs w:val="24"/>
+              </w:rPr>
+              <w:t>px</w:t>
+            </w:r>
+            <w:proofErr w:type="spellEnd"/>
+          </w:p>
+        </w:tc>
+        <w:tc>
+          <w:tcPr>
+            <w:tcW w:w="2236" w:type="dxa"/>
+            <w:vAlign w:val="center"/>
+          </w:tcPr>
+          <w:p>
+            <w:pPr>
+              <w:pStyle w:val="a9"/>
+              <w:ind w:firstLine="0"/>
+              <w:rPr>
+                <w:rFonts w:cs="Times New Roman"/>
+                <w:sz w:val="24"/>
+                <w:szCs w:val="24"/>
+                <w:lang w:eastAsia="ru-RU"/>
+              </w:rPr>
+            </w:pPr>
+            <w:r>
+              <w:rPr>
+                <w:rFonts w:cs="Times New Roman"/>
+                <w:sz w:val="24"/>
+                <w:szCs w:val="24"/>
+              </w:rPr>
+              <w:t>Названия дел и разделов</w:t>
+            </w:r>
+          </w:p>
+        </w:tc>
+      </w:tr>
+      <w:tr>
+        <w:tc>
+          <w:tcPr>
+            <w:tcW w:w="1675" w:type="dxa"/>
+            <w:vAlign w:val="center"/>
+          </w:tcPr>
+          <w:p>
+            <w:pPr>
+              <w:pStyle w:val="a9"/>
+              <w:ind w:firstLine="0"/>
+              <w:rPr>
+                <w:rFonts w:cs="Times New Roman"/>
+                <w:sz w:val="24"/>
+                <w:szCs w:val="24"/>
+                <w:lang w:eastAsia="ru-RU"/>
+              </w:rPr>
+            </w:pPr>
+            <w:proofErr w:type="spellStart"/>
+            <w:r>
+              <w:rPr>
+                <w:rFonts w:cs="Times New Roman"/>
+                <w:sz w:val="24"/>
+                <w:szCs w:val="24"/>
+              </w:rPr>
+              <w:t>Body</w:t>
+            </w:r>
+            <w:proofErr w:type="spellEnd"/>
+          </w:p>
+        </w:tc>
+        <w:tc>
+          <w:tcPr>
+            <w:tcW w:w="1692" w:type="dxa"/>
+            <w:vAlign w:val="center"/>
+          </w:tcPr>
+          <w:p>
+            <w:pPr>
+              <w:pStyle w:val="a9"/>
+              <w:ind w:firstLine="0"/>
+              <w:rPr>
+                <w:rFonts w:cs="Times New Roman"/>
+                <w:sz w:val="24"/>
+                <w:szCs w:val="24"/>
+                <w:lang w:eastAsia="ru-RU"/>
+              </w:rPr>
+            </w:pPr>
+            <w:proofErr w:type="spellStart"/>
+            <w:r>
+              <w:rPr>
+                <w:rFonts w:cs="Times New Roman"/>
+                <w:sz w:val="24"/>
+                <w:szCs w:val="24"/>
+              </w:rPr>
+              <w:t>Inter</w:t>
+            </w:r>
+            <w:proofErr w:type="spellEnd"/>
+            <w:r>
+              <w:rPr>
+                <w:rFonts w:cs="Times New Roman"/>
+                <w:sz w:val="24"/>
+                <w:szCs w:val="24"/>
+              </w:rPr>
+              <w:t xml:space="preserve"> </w:t>
+            </w:r>
+            <w:proofErr w:type="spellStart"/>
+            <w:r>
+              <w:rPr>
+                <w:rFonts w:cs="Times New Roman"/>
+                <w:sz w:val="24"/>
+                <w:szCs w:val="24"/>
+              </w:rPr>
+              <w:t>Regular</w:t>
+            </w:r>
+            <w:proofErr w:type="spellEnd"/>
+          </w:p>
+        </w:tc>
+        <w:tc>
+          <w:tcPr>
+            <w:tcW w:w="1677" w:type="dxa"/>
+            <w:vAlign w:val="center"/>
+          </w:tcPr>
+          <w:p>
+            <w:pPr>
+              <w:pStyle w:val="a9"/>
+              <w:ind w:firstLine="0"/>
+              <w:rPr>
+                <w:rFonts w:cs="Times New Roman"/>
+                <w:sz w:val="24"/>
+                <w:szCs w:val="24"/>
+                <w:lang w:eastAsia="ru-RU"/>
+              </w:rPr>
+            </w:pPr>
+            <w:r>
+              <w:rPr>
+                <w:rFonts w:cs="Times New Roman"/>
+                <w:sz w:val="24"/>
+                <w:szCs w:val="24"/>
+              </w:rPr>
+              <w:t xml:space="preserve">16 </w:t>
+            </w:r>
+            <w:proofErr w:type="spellStart"/>
+            <w:r>
+              <w:rPr>
+                <w:rFonts w:cs="Times New Roman"/>
+                <w:sz w:val="24"/>
+                <w:szCs w:val="24"/>
+              </w:rPr>
+              <w:t>px</w:t>
+            </w:r>
+            <w:proofErr w:type="spellEnd"/>
+          </w:p>
+        </w:tc>
+        <w:tc>
+          <w:tcPr>
+            <w:tcW w:w="2065" w:type="dxa"/>
+            <w:vAlign w:val="center"/>
+          </w:tcPr>
+          <w:p>
+            <w:pPr>
+              <w:pStyle w:val="a9"/>
+              <w:ind w:firstLine="0"/>
+              <w:rPr>
+                <w:rFonts w:cs="Times New Roman"/>
+                <w:sz w:val="24"/>
+                <w:szCs w:val="24"/>
+                <w:lang w:eastAsia="ru-RU"/>
+              </w:rPr>
+            </w:pPr>
+            <w:r>
+              <w:rPr>
+                <w:rFonts w:cs="Times New Roman"/>
+                <w:sz w:val="24"/>
+                <w:szCs w:val="24"/>
+              </w:rPr>
+              <w:t xml:space="preserve">24 </w:t>
+            </w:r>
+            <w:proofErr w:type="spellStart"/>
+            <w:r>
+              <w:rPr>
+                <w:rFonts w:cs="Times New Roman"/>
+                <w:sz w:val="24"/>
+                <w:szCs w:val="24"/>
+              </w:rPr>
+              <w:t>px</w:t>
+            </w:r>
+            <w:proofErr w:type="spellEnd"/>
+          </w:p>
+        </w:tc>
+        <w:tc>
+          <w:tcPr>
+            <w:tcW w:w="2236" w:type="dxa"/>
+            <w:vAlign w:val="center"/>
+          </w:tcPr>
+          <w:p>
+            <w:pPr>
+              <w:pStyle w:val="a9"/>
+              <w:ind w:firstLine="0"/>
+              <w:rPr>
+                <w:rFonts w:cs="Times New Roman"/>
+                <w:sz w:val="24"/>
+                <w:szCs w:val="24"/>
+                <w:lang w:eastAsia="ru-RU"/>
+              </w:rPr>
+            </w:pPr>
+            <w:r>
+              <w:rPr>
+                <w:rFonts w:cs="Times New Roman"/>
+                <w:sz w:val="24"/>
+                <w:szCs w:val="24"/>
+              </w:rPr>
+              <w:t>Основной текст, описания</w:t>
+            </w:r>
+          </w:p>
+        </w:tc>
+      </w:tr>
+      <w:tr>
+        <w:tc>
+          <w:tcPr>
+            <w:tcW w:w="1675" w:type="dxa"/>
+            <w:vAlign w:val="center"/>
+          </w:tcPr>
+          <w:p>
+            <w:pPr>
+              <w:pStyle w:val="a9"/>
+              <w:ind w:firstLine="0"/>
+              <w:rPr>
+                <w:rFonts w:cs="Times New Roman"/>
+                <w:sz w:val="24"/>
+                <w:szCs w:val="24"/>
+                <w:lang w:eastAsia="ru-RU"/>
+              </w:rPr>
+            </w:pPr>
+            <w:proofErr w:type="spellStart"/>
+            <w:r>
+              <w:rPr>
+                <w:rFonts w:cs="Times New Roman"/>
+                <w:sz w:val="24"/>
+                <w:szCs w:val="24"/>
+              </w:rPr>
+              <w:lastRenderedPageBreak/>
+              <w:t>Body</w:t>
+            </w:r>
+            <w:proofErr w:type="spellEnd"/>
+            <w:r>
+              <w:rPr>
+                <w:rFonts w:cs="Times New Roman"/>
+                <w:sz w:val="24"/>
+                <w:szCs w:val="24"/>
+              </w:rPr>
+              <w:t xml:space="preserve"> </w:t>
+            </w:r>
+            <w:proofErr w:type="spellStart"/>
+            <w:r>
+              <w:rPr>
+                <w:rFonts w:cs="Times New Roman"/>
+                <w:sz w:val="24"/>
+                <w:szCs w:val="24"/>
+              </w:rPr>
+              <w:t>Small</w:t>
+            </w:r>
+            <w:proofErr w:type="spellEnd"/>
+          </w:p>
+        </w:tc>
+        <w:tc>
+          <w:tcPr>
+            <w:tcW w:w="1692" w:type="dxa"/>
+            <w:vAlign w:val="center"/>
+          </w:tcPr>
+          <w:p>
+            <w:pPr>
+              <w:pStyle w:val="a9"/>
+              <w:ind w:firstLine="0"/>
+              <w:rPr>
+                <w:rFonts w:cs="Times New Roman"/>
+                <w:sz w:val="24"/>
+                <w:szCs w:val="24"/>
+                <w:lang w:eastAsia="ru-RU"/>
+              </w:rPr>
+            </w:pPr>
+            <w:proofErr w:type="spellStart"/>
+            <w:r>
+              <w:rPr>
+                <w:rFonts w:cs="Times New Roman"/>
+                <w:sz w:val="24"/>
+                <w:szCs w:val="24"/>
+              </w:rPr>
+              <w:t>Inter</w:t>
+            </w:r>
+            <w:proofErr w:type="spellEnd"/>
+            <w:r>
+              <w:rPr>
+                <w:rFonts w:cs="Times New Roman"/>
+                <w:sz w:val="24"/>
+                <w:szCs w:val="24"/>
+              </w:rPr>
+              <w:t xml:space="preserve"> </w:t>
+            </w:r>
+            <w:proofErr w:type="spellStart"/>
+            <w:r>
+              <w:rPr>
+                <w:rFonts w:cs="Times New Roman"/>
+                <w:sz w:val="24"/>
+                <w:szCs w:val="24"/>
+              </w:rPr>
+              <w:t>Regular</w:t>
+            </w:r>
+            <w:proofErr w:type="spellEnd"/>
+          </w:p>
+        </w:tc>
+        <w:tc>
+          <w:tcPr>
+            <w:tcW w:w="1677" w:type="dxa"/>
+            <w:vAlign w:val="center"/>
+          </w:tcPr>
+          <w:p>
+            <w:pPr>
+              <w:pStyle w:val="a9"/>
+              <w:ind w:firstLine="0"/>
+              <w:rPr>
+                <w:rFonts w:cs="Times New Roman"/>
+                <w:sz w:val="24"/>
+                <w:szCs w:val="24"/>
+                <w:lang w:eastAsia="ru-RU"/>
+              </w:rPr>
+            </w:pPr>
+            <w:r>
+              <w:rPr>
+                <w:rFonts w:cs="Times New Roman"/>
+                <w:sz w:val="24"/>
+                <w:szCs w:val="24"/>
+              </w:rPr>
+              <w:t xml:space="preserve">14 </w:t>
+            </w:r>
+            <w:proofErr w:type="spellStart"/>
+            <w:r>
+              <w:rPr>
+                <w:rFonts w:cs="Times New Roman"/>
+                <w:sz w:val="24"/>
+                <w:szCs w:val="24"/>
+              </w:rPr>
+              <w:t>px</w:t>
+            </w:r>
+            <w:proofErr w:type="spellEnd"/>
+          </w:p>
+        </w:tc>
+        <w:tc>
+          <w:tcPr>
+            <w:tcW w:w="2065" w:type="dxa"/>
+            <w:vAlign w:val="center"/>
+          </w:tcPr>
+          <w:p>
+            <w:pPr>
+              <w:pStyle w:val="a9"/>
+              <w:ind w:firstLine="0"/>
+              <w:rPr>
+                <w:rFonts w:cs="Times New Roman"/>
+                <w:sz w:val="24"/>
+                <w:szCs w:val="24"/>
+                <w:lang w:eastAsia="ru-RU"/>
+              </w:rPr>
+            </w:pPr>
+            <w:r>
+              <w:rPr>
+                <w:rFonts w:cs="Times New Roman"/>
+                <w:sz w:val="24"/>
+                <w:szCs w:val="24"/>
+              </w:rPr>
+              <w:t xml:space="preserve">20 </w:t>
+            </w:r>
+            <w:proofErr w:type="spellStart"/>
+            <w:r>
+              <w:rPr>
+                <w:rFonts w:cs="Times New Roman"/>
+                <w:sz w:val="24"/>
+                <w:szCs w:val="24"/>
+              </w:rPr>
+              <w:t>px</w:t>
+            </w:r>
+            <w:proofErr w:type="spellEnd"/>
+          </w:p>
+        </w:tc>
+        <w:tc>
+          <w:tcPr>
+            <w:tcW w:w="2236" w:type="dxa"/>
+            <w:vAlign w:val="center"/>
+          </w:tcPr>
+          <w:p>
+            <w:pPr>
+              <w:pStyle w:val="a9"/>
+              <w:ind w:firstLine="0"/>
+              <w:rPr>
+                <w:rFonts w:cs="Times New Roman"/>
+                <w:sz w:val="24"/>
+                <w:szCs w:val="24"/>
+                <w:lang w:eastAsia="ru-RU"/>
+              </w:rPr>
+            </w:pPr>
+            <w:r>
+              <w:rPr>
+                <w:rFonts w:cs="Times New Roman"/>
+                <w:sz w:val="24"/>
+                <w:szCs w:val="24"/>
+              </w:rPr>
+              <w:t>Диалоги, вторичные описания</w:t>
+            </w:r>
+          </w:p>
+        </w:tc>
+      </w:tr>
+      <w:tr>
+        <w:tc>
+          <w:tcPr>
+            <w:tcW w:w="1675" w:type="dxa"/>
+            <w:vAlign w:val="center"/>
+          </w:tcPr>
+          <w:p>
+            <w:pPr>
+              <w:pStyle w:val="a9"/>
+              <w:ind w:firstLine="0"/>
+              <w:rPr>
+                <w:rFonts w:cs="Times New Roman"/>
+                <w:sz w:val="24"/>
+                <w:szCs w:val="24"/>
+                <w:lang w:eastAsia="ru-RU"/>
+              </w:rPr>
+            </w:pPr>
+            <w:proofErr w:type="spellStart"/>
+            <w:r>
+              <w:rPr>
+                <w:rFonts w:cs="Times New Roman"/>
+                <w:sz w:val="24"/>
+                <w:szCs w:val="24"/>
+              </w:rPr>
+              <w:t>Caption</w:t>
+            </w:r>
+            <w:proofErr w:type="spellEnd"/>
+          </w:p>
+        </w:tc>
+        <w:tc>
+          <w:tcPr>
+            <w:tcW w:w="1692" w:type="dxa"/>
+            <w:vAlign w:val="center"/>
+          </w:tcPr>
+          <w:p>
+            <w:pPr>
+              <w:pStyle w:val="a9"/>
+              <w:ind w:firstLine="0"/>
+              <w:rPr>
+                <w:rFonts w:cs="Times New Roman"/>
+                <w:sz w:val="24"/>
+                <w:szCs w:val="24"/>
+                <w:lang w:eastAsia="ru-RU"/>
+              </w:rPr>
+            </w:pPr>
+            <w:proofErr w:type="spellStart"/>
+            <w:r>
+              <w:rPr>
+                <w:rFonts w:cs="Times New Roman"/>
+                <w:sz w:val="24"/>
+                <w:szCs w:val="24"/>
+              </w:rPr>
+              <w:t>Inter</w:t>
+            </w:r>
+            <w:proofErr w:type="spellEnd"/>
+            <w:r>
+              <w:rPr>
+                <w:rFonts w:cs="Times New Roman"/>
+                <w:sz w:val="24"/>
+                <w:szCs w:val="24"/>
+              </w:rPr>
+              <w:t xml:space="preserve"> </w:t>
+            </w:r>
+            <w:proofErr w:type="spellStart"/>
+            <w:r>
+              <w:rPr>
+                <w:rFonts w:cs="Times New Roman"/>
+                <w:sz w:val="24"/>
+                <w:szCs w:val="24"/>
+              </w:rPr>
+              <w:t>Regular</w:t>
+            </w:r>
+            <w:proofErr w:type="spellEnd"/>
+          </w:p>
+        </w:tc>
+        <w:tc>
+          <w:tcPr>
+            <w:tcW w:w="1677" w:type="dxa"/>
+            <w:vAlign w:val="center"/>
+          </w:tcPr>
+          <w:p>
+            <w:pPr>
+              <w:pStyle w:val="a9"/>
+              <w:ind w:firstLine="0"/>
+              <w:rPr>
+                <w:rFonts w:cs="Times New Roman"/>
+                <w:sz w:val="24"/>
+                <w:szCs w:val="24"/>
+                <w:lang w:eastAsia="ru-RU"/>
+              </w:rPr>
+            </w:pPr>
+            <w:r>
+              <w:rPr>
+                <w:rFonts w:cs="Times New Roman"/>
+                <w:sz w:val="24"/>
+                <w:szCs w:val="24"/>
+              </w:rPr>
+              <w:t xml:space="preserve">12 </w:t>
+            </w:r>
+            <w:proofErr w:type="spellStart"/>
+            <w:r>
+              <w:rPr>
+                <w:rFonts w:cs="Times New Roman"/>
+                <w:sz w:val="24"/>
+                <w:szCs w:val="24"/>
+              </w:rPr>
+              <w:t>px</w:t>
+            </w:r>
+            <w:proofErr w:type="spellEnd"/>
+          </w:p>
+        </w:tc>
+        <w:tc>
+          <w:tcPr>
+            <w:tcW w:w="2065" w:type="dxa"/>
+            <w:vAlign w:val="center"/>
+          </w:tcPr>
+          <w:p>
+            <w:pPr>
+              <w:pStyle w:val="a9"/>
+              <w:ind w:firstLine="0"/>
+              <w:rPr>
+                <w:rFonts w:cs="Times New Roman"/>
+                <w:sz w:val="24"/>
+                <w:szCs w:val="24"/>
+                <w:lang w:eastAsia="ru-RU"/>
+              </w:rPr>
+            </w:pPr>
+            <w:r>
+              <w:rPr>
+                <w:rFonts w:cs="Times New Roman"/>
+                <w:sz w:val="24"/>
+                <w:szCs w:val="24"/>
+              </w:rPr>
+              <w:t xml:space="preserve">16 </w:t>
+            </w:r>
+            <w:proofErr w:type="spellStart"/>
+            <w:r>
+              <w:rPr>
+                <w:rFonts w:cs="Times New Roman"/>
+                <w:sz w:val="24"/>
+                <w:szCs w:val="24"/>
+              </w:rPr>
+              <w:t>px</w:t>
+            </w:r>
+            <w:proofErr w:type="spellEnd"/>
+          </w:p>
+        </w:tc>
+        <w:tc>
+          <w:tcPr>
+            <w:tcW w:w="2236" w:type="dxa"/>
+            <w:vAlign w:val="center"/>
+          </w:tcPr>
+          <w:p>
+            <w:pPr>
+              <w:pStyle w:val="a9"/>
+              <w:ind w:firstLine="0"/>
+              <w:rPr>
+                <w:rFonts w:cs="Times New Roman"/>
+                <w:sz w:val="24"/>
+                <w:szCs w:val="24"/>
+                <w:lang w:eastAsia="ru-RU"/>
+              </w:rPr>
+            </w:pPr>
+            <w:r>
+              <w:rPr>
+                <w:rFonts w:cs="Times New Roman"/>
+                <w:sz w:val="24"/>
+                <w:szCs w:val="24"/>
+              </w:rPr>
+              <w:t>Подписи, вспомогательная информация</w:t>
+            </w:r>
+          </w:p>
+        </w:tc>
+      </w:tr>
+    </w:tbl>
+    <w:p>
+      <w:pPr>
+        <w:pStyle w:val="a9"/>
+        <w:rPr>
+          <w:lang w:eastAsia="ru-RU"/>
+        </w:rPr>
+      </w:pPr>
+    </w:p>
+    <w:p>
+      <w:pPr>
+        <w:pStyle w:val="a9"/>
+        <w:rPr>
+          <w:lang w:eastAsia="ru-RU"/>
+        </w:rPr>
+      </w:pPr>
+      <w:r>
+        <w:rPr>
+          <w:lang w:eastAsia="ru-RU"/>
+        </w:rPr>
+        <w:t xml:space="preserve">Размеры шрифтов и межстрочные интервалы указаны в пикселях макета </w:t>
+      </w:r>
+      <w:proofErr w:type="spellStart"/>
+      <w:r>
+        <w:rPr>
+          <w:lang w:eastAsia="ru-RU"/>
+        </w:rPr>
+        <w:t>Figma</w:t>
+      </w:r>
+      <w:proofErr w:type="spellEnd"/>
+      <w:r>
+        <w:rPr>
+          <w:lang w:eastAsia="ru-RU"/>
+        </w:rPr>
+        <w:t xml:space="preserve">. При реализации </w:t>
+      </w:r>
+      <w:proofErr w:type="spellStart"/>
+      <w:r>
+        <w:rPr>
+          <w:lang w:eastAsia="ru-RU"/>
+        </w:rPr>
+        <w:t>Android</w:t>
+      </w:r>
+      <w:proofErr w:type="spellEnd"/>
+      <w:r>
+        <w:rPr>
+          <w:lang w:eastAsia="ru-RU"/>
+        </w:rPr>
+        <w:t>-интерфейса размеры должны быть адаптированы к используемым единицам измерения.</w:t>
+      </w:r>
+    </w:p>
+    <w:p>
+      <w:pPr>
+        <w:pStyle w:val="a9"/>
+        <w:rPr>
+          <w:lang w:eastAsia="ru-RU"/>
+        </w:rPr>
+      </w:pPr>
+      <w:r>
+        <w:rPr>
+          <w:lang w:eastAsia="ru-RU"/>
+        </w:rPr>
+        <w:t>Для основного текста предпочтительно использовать обычное начертание, а полужирное - для названий, выделения важных сведений и интерактивных элементов.</w:t>
+      </w:r>
+    </w:p>
+    <w:p>
+      <w:pPr>
+        <w:pStyle w:val="a9"/>
+        <w:rPr>
+          <w:lang w:eastAsia="ru-RU"/>
+        </w:rPr>
+      </w:pPr>
+      <w:r>
+        <w:rPr>
+          <w:lang w:eastAsia="ru-RU"/>
+        </w:rPr>
+        <w:t>Так же в</w:t>
+      </w:r>
+      <w:r>
+        <w:rPr>
+          <w:lang w:eastAsia="ru-RU"/>
+        </w:rPr>
+        <w:t xml:space="preserve"> основе макетов используется сетка с шагом 8 </w:t>
+      </w:r>
+      <w:proofErr w:type="spellStart"/>
+      <w:r>
+        <w:rPr>
+          <w:lang w:eastAsia="ru-RU"/>
+        </w:rPr>
+        <w:t>dp</w:t>
+      </w:r>
+      <w:proofErr w:type="spellEnd"/>
+      <w:r>
+        <w:rPr>
+          <w:lang w:eastAsia="ru-RU"/>
+        </w:rPr>
+        <w:t xml:space="preserve">. Для небольших расстояний допускается использование шага 4 </w:t>
+      </w:r>
+      <w:proofErr w:type="spellStart"/>
+      <w:r>
+        <w:rPr>
+          <w:lang w:eastAsia="ru-RU"/>
+        </w:rPr>
+        <w:t>dp</w:t>
+      </w:r>
+      <w:proofErr w:type="spellEnd"/>
+      <w:r>
+        <w:rPr>
+          <w:lang w:eastAsia="ru-RU"/>
+        </w:rPr>
+        <w:t>.</w:t>
+      </w:r>
+      <w:r>
+        <w:rPr>
+          <w:lang w:eastAsia="ru-RU"/>
+        </w:rPr>
+        <w:t xml:space="preserve"> </w:t>
+      </w:r>
+      <w:r>
+        <w:rPr>
+          <w:lang w:eastAsia="ru-RU"/>
+        </w:rPr>
+        <w:t xml:space="preserve">Горизонтальные отступы от краёв экрана составляют 16 </w:t>
+      </w:r>
+      <w:proofErr w:type="spellStart"/>
+      <w:r>
+        <w:rPr>
+          <w:lang w:eastAsia="ru-RU"/>
+        </w:rPr>
+        <w:t>dp</w:t>
+      </w:r>
+      <w:proofErr w:type="spellEnd"/>
+      <w:r>
+        <w:rPr>
+          <w:lang w:eastAsia="ru-RU"/>
+        </w:rPr>
+        <w:t>.</w:t>
+      </w:r>
+    </w:p>
+    <w:p>
+      <w:pPr>
+        <w:pStyle w:val="a9"/>
+        <w:rPr>
+          <w:lang w:eastAsia="ru-RU"/>
+        </w:rPr>
+      </w:pPr>
+      <w:r>
+        <w:rPr>
+          <w:lang w:eastAsia="ru-RU"/>
+        </w:rPr>
+        <w:t>Основные правила:</w:t>
+      </w:r>
+    </w:p>
+    <w:p>
+      <w:pPr>
+        <w:pStyle w:val="a9"/>
+        <w:numPr>
+          <w:ilvl w:val="0"/>
+          <w:numId w:val="23"/>
+        </w:numPr>
+        <w:ind w:left="0" w:firstLine="709"/>
+        <w:rPr>
+          <w:lang w:eastAsia="ru-RU"/>
+        </w:rPr>
+      </w:pPr>
+      <w:r>
+        <w:rPr>
+          <w:lang w:eastAsia="ru-RU"/>
+        </w:rPr>
+        <w:t xml:space="preserve">кнопки и поля ввода имеют высоту 48 </w:t>
+      </w:r>
+      <w:proofErr w:type="spellStart"/>
+      <w:r>
+        <w:rPr>
+          <w:lang w:eastAsia="ru-RU"/>
+        </w:rPr>
+        <w:t>dp</w:t>
+      </w:r>
+      <w:proofErr w:type="spellEnd"/>
+      <w:r>
+        <w:rPr>
+          <w:lang w:eastAsia="ru-RU"/>
+        </w:rPr>
+        <w:t>;</w:t>
+      </w:r>
+    </w:p>
+    <w:p>
+      <w:pPr>
+        <w:pStyle w:val="a9"/>
+        <w:numPr>
+          <w:ilvl w:val="0"/>
+          <w:numId w:val="23"/>
+        </w:numPr>
+        <w:ind w:left="0" w:firstLine="709"/>
+        <w:rPr>
+          <w:lang w:eastAsia="ru-RU"/>
+        </w:rPr>
+      </w:pPr>
+      <w:r>
+        <w:rPr>
+          <w:lang w:eastAsia="ru-RU"/>
+        </w:rPr>
+        <w:t xml:space="preserve">радиус </w:t>
+      </w:r>
+      <w:proofErr w:type="spellStart"/>
+      <w:r>
+        <w:rPr>
+          <w:lang w:eastAsia="ru-RU"/>
+        </w:rPr>
+        <w:t>скругления</w:t>
+      </w:r>
+      <w:proofErr w:type="spellEnd"/>
+      <w:r>
+        <w:rPr>
+          <w:lang w:eastAsia="ru-RU"/>
+        </w:rPr>
+        <w:t xml:space="preserve"> кнопок и полей составляет 12 </w:t>
+      </w:r>
+      <w:proofErr w:type="spellStart"/>
+      <w:r>
+        <w:rPr>
+          <w:lang w:eastAsia="ru-RU"/>
+        </w:rPr>
+        <w:t>dp</w:t>
+      </w:r>
+      <w:proofErr w:type="spellEnd"/>
+      <w:r>
+        <w:rPr>
+          <w:lang w:eastAsia="ru-RU"/>
+        </w:rPr>
+        <w:t>;</w:t>
+      </w:r>
+    </w:p>
+    <w:p>
+      <w:pPr>
+        <w:pStyle w:val="a9"/>
+        <w:numPr>
+          <w:ilvl w:val="0"/>
+          <w:numId w:val="23"/>
+        </w:numPr>
+        <w:ind w:left="0" w:firstLine="709"/>
+        <w:rPr>
+          <w:lang w:eastAsia="ru-RU"/>
+        </w:rPr>
+      </w:pPr>
+      <w:r>
+        <w:rPr>
+          <w:lang w:eastAsia="ru-RU"/>
+        </w:rPr>
+        <w:t xml:space="preserve">радиус </w:t>
+      </w:r>
+      <w:proofErr w:type="spellStart"/>
+      <w:r>
+        <w:rPr>
+          <w:lang w:eastAsia="ru-RU"/>
+        </w:rPr>
+        <w:t>скругления</w:t>
+      </w:r>
+      <w:proofErr w:type="spellEnd"/>
+      <w:r>
+        <w:rPr>
+          <w:lang w:eastAsia="ru-RU"/>
+        </w:rPr>
+        <w:t xml:space="preserve"> карточек составляет 16 </w:t>
+      </w:r>
+      <w:proofErr w:type="spellStart"/>
+      <w:r>
+        <w:rPr>
+          <w:lang w:eastAsia="ru-RU"/>
+        </w:rPr>
+        <w:t>dp</w:t>
+      </w:r>
+      <w:proofErr w:type="spellEnd"/>
+      <w:r>
+        <w:rPr>
+          <w:lang w:eastAsia="ru-RU"/>
+        </w:rPr>
+        <w:t>;</w:t>
+      </w:r>
+    </w:p>
+    <w:p>
+      <w:pPr>
+        <w:pStyle w:val="a9"/>
+        <w:numPr>
+          <w:ilvl w:val="0"/>
+          <w:numId w:val="23"/>
+        </w:numPr>
+        <w:ind w:left="0" w:firstLine="709"/>
+        <w:rPr>
+          <w:lang w:eastAsia="ru-RU"/>
+        </w:rPr>
+      </w:pPr>
+      <w:r>
+        <w:rPr>
+          <w:lang w:eastAsia="ru-RU"/>
+        </w:rPr>
+        <w:t xml:space="preserve">внутренние отступы карточек составляют 16 </w:t>
+      </w:r>
+      <w:proofErr w:type="spellStart"/>
+      <w:r>
+        <w:rPr>
+          <w:lang w:eastAsia="ru-RU"/>
+        </w:rPr>
+        <w:t>dp</w:t>
+      </w:r>
+      <w:proofErr w:type="spellEnd"/>
+    </w:p>
+    <w:p>
+      <w:pPr>
+        <w:pStyle w:val="a9"/>
+        <w:numPr>
+          <w:ilvl w:val="0"/>
+          <w:numId w:val="23"/>
+        </w:numPr>
+        <w:ind w:left="0" w:firstLine="709"/>
+        <w:rPr>
+          <w:lang w:eastAsia="ru-RU"/>
+        </w:rPr>
+      </w:pPr>
+      <w:r>
+        <w:rPr>
+          <w:lang w:eastAsia="ru-RU"/>
+        </w:rPr>
+        <w:t xml:space="preserve">между крупными блоками используется расстояние 24–32 </w:t>
+      </w:r>
+      <w:proofErr w:type="spellStart"/>
+      <w:r>
+        <w:rPr>
+          <w:lang w:eastAsia="ru-RU"/>
+        </w:rPr>
+        <w:t>dp</w:t>
+      </w:r>
+      <w:proofErr w:type="spellEnd"/>
+      <w:r>
+        <w:rPr>
+          <w:lang w:eastAsia="ru-RU"/>
+        </w:rPr>
+        <w:t>;</w:t>
+      </w:r>
+    </w:p>
+    <w:p>
+      <w:pPr>
+        <w:pStyle w:val="a9"/>
+        <w:numPr>
+          <w:ilvl w:val="0"/>
+          <w:numId w:val="23"/>
+        </w:numPr>
+        <w:ind w:left="0" w:firstLine="709"/>
+        <w:rPr>
+          <w:lang w:eastAsia="ru-RU"/>
+        </w:rPr>
+      </w:pPr>
+      <w:r>
+        <w:rPr>
+          <w:lang w:eastAsia="ru-RU"/>
+        </w:rPr>
+        <w:t>элементы одной функциональной группы располагаются ближе друг к другу, чем элементы разных групп.</w:t>
+      </w:r>
+    </w:p>
+    <w:p>
+      <w:pPr>
+        <w:pStyle w:val="a9"/>
+        <w:rPr>
+          <w:lang w:eastAsia="ru-RU"/>
+        </w:rPr>
+      </w:pPr>
+      <w:r>
+        <w:rPr>
+          <w:lang w:eastAsia="ru-RU"/>
+        </w:rPr>
+        <w:t xml:space="preserve">При создании реальных экранов </w:t>
+      </w:r>
+      <w:r>
+        <w:rPr>
+          <w:lang w:eastAsia="ru-RU"/>
+        </w:rPr>
+        <w:t xml:space="preserve">размеры и отступы </w:t>
+      </w:r>
+      <w:r>
+        <w:rPr>
+          <w:lang w:eastAsia="ru-RU"/>
+        </w:rPr>
+        <w:t xml:space="preserve">могут корректироваться с учётом содержимого </w:t>
+      </w:r>
+      <w:proofErr w:type="spellStart"/>
+      <w:r>
+        <w:rPr>
+          <w:lang w:eastAsia="ru-RU"/>
+        </w:rPr>
+        <w:t>Android</w:t>
+      </w:r>
+      <w:proofErr w:type="spellEnd"/>
+      <w:r>
+        <w:rPr>
+          <w:lang w:eastAsia="ru-RU"/>
+        </w:rPr>
+        <w:t>.</w:t>
+      </w:r>
+    </w:p>
+    <w:p>
+      <w:pPr>
+        <w:pStyle w:val="3"/>
+        <w:numPr>
+          <w:ilvl w:val="2"/>
+          <w:numId w:val="1"/>
+        </w:numPr>
+        <w:ind w:left="0" w:firstLine="709"/>
+        <w:rPr>
+          <w:lang w:eastAsia="ru-RU"/>
+        </w:rPr>
+      </w:pPr>
+      <w:r>
+        <w:rPr>
+          <w:lang w:eastAsia="ru-RU"/>
+        </w:rPr>
+        <w:t>Библиотека компонентов</w:t>
+      </w:r>
+    </w:p>
+    <w:p>
+      <w:pPr>
+        <w:pStyle w:val="a9"/>
+        <w:rPr>
+          <w:lang w:eastAsia="ru-RU"/>
+        </w:rPr>
+      </w:pPr>
+      <w:r>
+        <w:rPr>
+          <w:lang w:eastAsia="ru-RU"/>
+        </w:rPr>
+        <w:t xml:space="preserve">Для дизайна системы была разработана библиотека компонентов и представлена на макете </w:t>
+      </w:r>
+      <w:proofErr w:type="spellStart"/>
+      <w:r>
+        <w:rPr>
+          <w:lang w:val="en-US" w:eastAsia="ru-RU"/>
+        </w:rPr>
+        <w:t>Figma</w:t>
+      </w:r>
+      <w:proofErr w:type="spellEnd"/>
+      <w:r>
+        <w:rPr>
+          <w:lang w:eastAsia="ru-RU"/>
+        </w:rPr>
+        <w:t>. Он включает в себя:</w:t>
+      </w:r>
+    </w:p>
+    <w:p>
+      <w:pPr>
+        <w:pStyle w:val="a9"/>
+        <w:rPr>
+          <w:lang w:eastAsia="ru-RU"/>
+        </w:rPr>
+      </w:pPr>
+    </w:p>
+    <w:p>
+      <w:pPr>
+        <w:pStyle w:val="a9"/>
+        <w:rPr>
+          <w:lang w:eastAsia="ru-RU"/>
+        </w:rPr>
+      </w:pPr>
+    </w:p>
+    <w:p>
+      <w:pPr>
+        <w:pStyle w:val="a9"/>
+        <w:rPr>
+          <w:lang w:eastAsia="ru-RU"/>
+        </w:rPr>
+      </w:pPr>
+    </w:p>
+    <w:p>
+      <w:pPr>
+        <w:pStyle w:val="a9"/>
+        <w:rPr>
+          <w:lang w:eastAsia="ru-RU"/>
+        </w:rPr>
+      </w:pPr>
+    </w:p>
+    <w:p>
+      <w:pPr>
+        <w:pStyle w:val="3"/>
+        <w:numPr>
+          <w:ilvl w:val="2"/>
+          <w:numId w:val="1"/>
+        </w:numPr>
+        <w:ind w:left="0" w:firstLine="698"/>
+        <w:rPr>
+          <w:lang w:eastAsia="ru-RU"/>
+        </w:rPr>
+      </w:pPr>
+      <w:r>
+        <w:rPr>
+          <w:lang w:eastAsia="ru-RU"/>
+        </w:rPr>
+        <w:t xml:space="preserve">Проверка контрастности по </w:t>
+      </w:r>
+      <w:r>
+        <w:rPr>
+          <w:lang w:eastAsia="ru-RU"/>
+        </w:rPr>
+        <w:t>WCAG AA</w:t>
+      </w:r>
     </w:p>
     <w:p>
       <w:pPr>
@@ -18749,9 +21935,9 @@
     </w:lvl>
   </w:abstractNum>
   <w:abstractNum w:abstractNumId="7" w15:restartNumberingAfterBreak="0">
-    <w:nsid w:val="44F22ECF"/>
+    <w:nsid w:val="411F00C2"/>
     <w:multiLevelType w:val="hybridMultilevel"/>
-    <w:tmpl w:val="10029DFC"/>
+    <w:tmpl w:val="9582019E"/>
     <w:lvl w:ilvl="0" w:tplc="7F6028E6">
       <w:start w:val="1"/>
       <w:numFmt w:val="bullet"/>
@@ -18862,9 +22048,9 @@
     </w:lvl>
   </w:abstractNum>
   <w:abstractNum w:abstractNumId="8" w15:restartNumberingAfterBreak="0">
-    <w:nsid w:val="497271AE"/>
+    <w:nsid w:val="44F22ECF"/>
     <w:multiLevelType w:val="hybridMultilevel"/>
-    <w:tmpl w:val="C370258E"/>
+    <w:tmpl w:val="10029DFC"/>
     <w:lvl w:ilvl="0" w:tplc="7F6028E6">
       <w:start w:val="1"/>
       <w:numFmt w:val="bullet"/>
@@ -18975,6 +22161,119 @@
     </w:lvl>
   </w:abstractNum>
   <w:abstractNum w:abstractNumId="9" w15:restartNumberingAfterBreak="0">
+    <w:nsid w:val="497271AE"/>
+    <w:multiLevelType w:val="hybridMultilevel"/>
+    <w:tmpl w:val="C370258E"/>
+    <w:lvl w:ilvl="0" w:tplc="7F6028E6">
+      <w:start w:val="1"/>
+      <w:numFmt w:val="bullet"/>
+      <w:lvlText w:val=""/>
+      <w:lvlJc w:val="left"/>
+      <w:pPr>
+        <w:ind w:left="1429" w:hanging="360"/>
+      </w:pPr>
+      <w:rPr>
+        <w:rFonts w:ascii="Symbol" w:hAnsi="Symbol" w:hint="default"/>
+      </w:rPr>
+    </w:lvl>
+    <w:lvl w:ilvl="1" w:tplc="04190003" w:tentative="1">
+      <w:start w:val="1"/>
+      <w:numFmt w:val="bullet"/>
+      <w:lvlText w:val="o"/>
+      <w:lvlJc w:val="left"/>
+      <w:pPr>
+        <w:ind w:left="2149" w:hanging="360"/>
+      </w:pPr>
+      <w:rPr>
+        <w:rFonts w:ascii="Courier New" w:hAnsi="Courier New" w:cs="Courier New" w:hint="default"/>
+      </w:rPr>
+    </w:lvl>
+    <w:lvl w:ilvl="2" w:tplc="04190005" w:tentative="1">
+      <w:start w:val="1"/>
+      <w:numFmt w:val="bullet"/>
+      <w:lvlText w:val=""/>
+      <w:lvlJc w:val="left"/>
+      <w:pPr>
+        <w:ind w:left="2869" w:hanging="360"/>
+      </w:pPr>
+      <w:rPr>
+        <w:rFonts w:ascii="Wingdings" w:hAnsi="Wingdings" w:hint="default"/>
+      </w:rPr>
+    </w:lvl>
+    <w:lvl w:ilvl="3" w:tplc="04190001" w:tentative="1">
+      <w:start w:val="1"/>
+      <w:numFmt w:val="bullet"/>
+      <w:lvlText w:val=""/>
+      <w:lvlJc w:val="left"/>
+      <w:pPr>
+        <w:ind w:left="3589" w:hanging="360"/>
+      </w:pPr>
+      <w:rPr>
+        <w:rFonts w:ascii="Symbol" w:hAnsi="Symbol" w:hint="default"/>
+      </w:rPr>
+    </w:lvl>
+    <w:lvl w:ilvl="4" w:tplc="04190003" w:tentative="1">
+      <w:start w:val="1"/>
+      <w:numFmt w:val="bullet"/>
+      <w:lvlText w:val="o"/>
+      <w:lvlJc w:val="left"/>
+      <w:pPr>
+        <w:ind w:left="4309" w:hanging="360"/>
+      </w:pPr>
+      <w:rPr>
+        <w:rFonts w:ascii="Courier New" w:hAnsi="Courier New" w:cs="Courier New" w:hint="default"/>
+      </w:rPr>
+    </w:lvl>
+    <w:lvl w:ilvl="5" w:tplc="04190005" w:tentative="1">
+      <w:start w:val="1"/>
+      <w:numFmt w:val="bullet"/>
+      <w:lvlText w:val=""/>
+      <w:lvlJc w:val="left"/>
+      <w:pPr>
+        <w:ind w:left="5029" w:hanging="360"/>
+      </w:pPr>
+      <w:rPr>
+        <w:rFonts w:ascii="Wingdings" w:hAnsi="Wingdings" w:hint="default"/>
+      </w:rPr>
+    </w:lvl>
+    <w:lvl w:ilvl="6" w:tplc="04190001" w:tentative="1">
+      <w:start w:val="1"/>
+      <w:numFmt w:val="bullet"/>
+      <w:lvlText w:val=""/>
+      <w:lvlJc w:val="left"/>
+      <w:pPr>
+        <w:ind w:left="5749" w:hanging="360"/>
+      </w:pPr>
+      <w:rPr>
+        <w:rFonts w:ascii="Symbol" w:hAnsi="Symbol" w:hint="default"/>
+      </w:rPr>
+    </w:lvl>
+    <w:lvl w:ilvl="7" w:tplc="04190003" w:tentative="1">
+      <w:start w:val="1"/>
+      <w:numFmt w:val="bullet"/>
+      <w:lvlText w:val="o"/>
+      <w:lvlJc w:val="left"/>
+      <w:pPr>
+        <w:ind w:left="6469" w:hanging="360"/>
+      </w:pPr>
+      <w:rPr>
+        <w:rFonts w:ascii="Courier New" w:hAnsi="Courier New" w:cs="Courier New" w:hint="default"/>
+      </w:rPr>
+    </w:lvl>
+    <w:lvl w:ilvl="8" w:tplc="04190005" w:tentative="1">
+      <w:start w:val="1"/>
+      <w:numFmt w:val="bullet"/>
+      <w:lvlText w:val=""/>
+      <w:lvlJc w:val="left"/>
+      <w:pPr>
+        <w:ind w:left="7189" w:hanging="360"/>
+      </w:pPr>
+      <w:rPr>
+        <w:rFonts w:ascii="Wingdings" w:hAnsi="Wingdings" w:hint="default"/>
+      </w:rPr>
+    </w:lvl>
+  </w:abstractNum>
+  <w:abstractNum w:abstractNumId="10" w15:restartNumberingAfterBreak="0">
     <w:nsid w:val="4D2418F4"/>
     <w:multiLevelType w:val="multilevel"/>
     <w:tmpl w:val="E1DC77AA"/>
@@ -19087,7 +22386,7 @@
       </w:rPr>
     </w:lvl>
   </w:abstractNum>
-  <w:abstractNum w:abstractNumId="10" w15:restartNumberingAfterBreak="0">
+  <w:abstractNum w:abstractNumId="11" w15:restartNumberingAfterBreak="0">
     <w:nsid w:val="4FD318BF"/>
     <w:multiLevelType w:val="hybridMultilevel"/>
     <w:tmpl w:val="1B1AF7A4"/>
@@ -19200,7 +22499,7 @@
       </w:rPr>
     </w:lvl>
   </w:abstractNum>
-  <w:abstractNum w:abstractNumId="11" w15:restartNumberingAfterBreak="0">
+  <w:abstractNum w:abstractNumId="12" w15:restartNumberingAfterBreak="0">
     <w:nsid w:val="50517234"/>
     <w:multiLevelType w:val="hybridMultilevel"/>
     <w:tmpl w:val="FC921BF0"/>
@@ -19313,7 +22612,7 @@
       </w:rPr>
     </w:lvl>
   </w:abstractNum>
-  <w:abstractNum w:abstractNumId="12" w15:restartNumberingAfterBreak="0">
+  <w:abstractNum w:abstractNumId="13" w15:restartNumberingAfterBreak="0">
     <w:nsid w:val="546622A5"/>
     <w:multiLevelType w:val="hybridMultilevel"/>
     <w:tmpl w:val="60A892C2"/>
@@ -19399,7 +22698,7 @@
       </w:pPr>
     </w:lvl>
   </w:abstractNum>
-  <w:abstractNum w:abstractNumId="13" w15:restartNumberingAfterBreak="0">
+  <w:abstractNum w:abstractNumId="14" w15:restartNumberingAfterBreak="0">
     <w:nsid w:val="552D6126"/>
     <w:multiLevelType w:val="hybridMultilevel"/>
     <w:tmpl w:val="9434360E"/>
@@ -19485,7 +22784,7 @@
       </w:pPr>
     </w:lvl>
   </w:abstractNum>
-  <w:abstractNum w:abstractNumId="14" w15:restartNumberingAfterBreak="0">
+  <w:abstractNum w:abstractNumId="15" w15:restartNumberingAfterBreak="0">
     <w:nsid w:val="5C7F40D6"/>
     <w:multiLevelType w:val="hybridMultilevel"/>
     <w:tmpl w:val="17743BC8"/>
@@ -19598,7 +22897,7 @@
       </w:rPr>
     </w:lvl>
   </w:abstractNum>
-  <w:abstractNum w:abstractNumId="15" w15:restartNumberingAfterBreak="0">
+  <w:abstractNum w:abstractNumId="16" w15:restartNumberingAfterBreak="0">
     <w:nsid w:val="5D0A221A"/>
     <w:multiLevelType w:val="hybridMultilevel"/>
     <w:tmpl w:val="D07CC9A0"/>
@@ -19711,7 +23010,7 @@
       </w:rPr>
     </w:lvl>
   </w:abstractNum>
-  <w:abstractNum w:abstractNumId="16" w15:restartNumberingAfterBreak="0">
+  <w:abstractNum w:abstractNumId="17" w15:restartNumberingAfterBreak="0">
     <w:nsid w:val="62005D86"/>
     <w:multiLevelType w:val="hybridMultilevel"/>
     <w:tmpl w:val="6E14702E"/>
@@ -19824,7 +23123,7 @@
       </w:rPr>
     </w:lvl>
   </w:abstractNum>
-  <w:abstractNum w:abstractNumId="17" w15:restartNumberingAfterBreak="0">
+  <w:abstractNum w:abstractNumId="18" w15:restartNumberingAfterBreak="0">
     <w:nsid w:val="62603B02"/>
     <w:multiLevelType w:val="hybridMultilevel"/>
     <w:tmpl w:val="EC10A5F6"/>
@@ -19937,7 +23236,7 @@
       </w:rPr>
     </w:lvl>
   </w:abstractNum>
-  <w:abstractNum w:abstractNumId="18" w15:restartNumberingAfterBreak="0">
+  <w:abstractNum w:abstractNumId="19" w15:restartNumberingAfterBreak="0">
     <w:nsid w:val="63D40C2F"/>
     <w:multiLevelType w:val="hybridMultilevel"/>
     <w:tmpl w:val="4DBCA470"/>
@@ -20050,7 +23349,7 @@
       </w:rPr>
     </w:lvl>
   </w:abstractNum>
-  <w:abstractNum w:abstractNumId="19" w15:restartNumberingAfterBreak="0">
+  <w:abstractNum w:abstractNumId="20" w15:restartNumberingAfterBreak="0">
     <w:nsid w:val="67A03DF0"/>
     <w:multiLevelType w:val="multilevel"/>
     <w:tmpl w:val="E1DC77AA"/>
@@ -20163,7 +23462,7 @@
       </w:rPr>
     </w:lvl>
   </w:abstractNum>
-  <w:abstractNum w:abstractNumId="20" w15:restartNumberingAfterBreak="0">
+  <w:abstractNum w:abstractNumId="21" w15:restartNumberingAfterBreak="0">
     <w:nsid w:val="76E15ECA"/>
     <w:multiLevelType w:val="hybridMultilevel"/>
     <w:tmpl w:val="19F8A95A"/>
@@ -20276,7 +23575,7 @@
       </w:rPr>
     </w:lvl>
   </w:abstractNum>
-  <w:abstractNum w:abstractNumId="21" w15:restartNumberingAfterBreak="0">
+  <w:abstractNum w:abstractNumId="22" w15:restartNumberingAfterBreak="0">
     <w:nsid w:val="7E5441D8"/>
     <w:multiLevelType w:val="hybridMultilevel"/>
     <w:tmpl w:val="9BC449AC"/>
@@ -20396,55 +23695,55 @@
     <w:abstractNumId w:val="2"/>
   </w:num>
   <w:num w:numId="3">
-    <w:abstractNumId w:val="13"/>
+    <w:abstractNumId w:val="14"/>
   </w:num>
   <w:num w:numId="4">
-    <w:abstractNumId w:val="10"/>
+    <w:abstractNumId w:val="11"/>
   </w:num>
   <w:num w:numId="5">
-    <w:abstractNumId w:val="11"/>
+    <w:abstractNumId w:val="12"/>
   </w:num>
   <w:num w:numId="6">
-    <w:abstractNumId w:val="20"/>
+    <w:abstractNumId w:val="21"/>
   </w:num>
   <w:num w:numId="7">
     <w:abstractNumId w:val="1"/>
   </w:num>
   <w:num w:numId="8">
-    <w:abstractNumId w:val="12"/>
+    <w:abstractNumId w:val="13"/>
   </w:num>
   <w:num w:numId="9">
-    <w:abstractNumId w:val="16"/>
+    <w:abstractNumId w:val="17"/>
   </w:num>
   <w:num w:numId="10">
-    <w:abstractNumId w:val="8"/>
+    <w:abstractNumId w:val="9"/>
   </w:num>
   <w:num w:numId="11">
-    <w:abstractNumId w:val="21"/>
+    <w:abstractNumId w:val="22"/>
   </w:num>
   <w:num w:numId="12">
-    <w:abstractNumId w:val="17"/>
+    <w:abstractNumId w:val="18"/>
   </w:num>
   <w:num w:numId="13">
     <w:abstractNumId w:val="0"/>
   </w:num>
   <w:num w:numId="14">
-    <w:abstractNumId w:val="7"/>
+    <w:abstractNumId w:val="8"/>
   </w:num>
   <w:num w:numId="15">
+    <w:abstractNumId w:val="16"/>
+  </w:num>
+  <w:num w:numId="16">
+    <w:abstractNumId w:val="19"/>
+  </w:num>
+  <w:num w:numId="17">
     <w:abstractNumId w:val="15"/>
   </w:num>
-  <w:num w:numId="16">
-    <w:abstractNumId w:val="18"/>
-  </w:num>
-  <w:num w:numId="17">
-    <w:abstractNumId w:val="14"/>
-  </w:num>
   <w:num w:numId="18">
-    <w:abstractNumId w:val="9"/>
+    <w:abstractNumId w:val="10"/>
   </w:num>
   <w:num w:numId="19">
-    <w:abstractNumId w:val="19"/>
+    <w:abstractNumId w:val="20"/>
   </w:num>
   <w:num w:numId="20">
     <w:abstractNumId w:val="5"/>
@@ -20454,6 +23753,9 @@
   </w:num>
   <w:num w:numId="22">
     <w:abstractNumId w:val="3"/>
+  </w:num>
+  <w:num w:numId="23">
+    <w:abstractNumId w:val="7"/>
   </w:num>
   <w:numIdMacAtCleanup w:val="22"/>
 </w:numbering>
@@ -20852,7 +24154,7 @@
   <w:style w:type="paragraph" w:default="1" w:styleId="a">
     <w:name w:val="Normal"/>
     <w:qFormat/>
-    <w:rsid w:val="00552194"/>
+    <w:rsid w:val="00687696"/>
     <w:pPr>
       <w:spacing w:after="200" w:line="276" w:lineRule="auto"/>
     </w:pPr>
@@ -21198,6 +24500,19 @@
       <w:ind w:left="440"/>
     </w:pPr>
   </w:style>
+  <w:style w:type="character" w:styleId="HTML1">
+    <w:name w:val="HTML Code"/>
+    <w:basedOn w:val="a0"/>
+    <w:uiPriority w:val="99"/>
+    <w:semiHidden/>
+    <w:unhideWhenUsed/>
+    <w:rsid w:val="00C37674"/>
+    <w:rPr>
+      <w:rFonts w:ascii="Courier New" w:eastAsia="Times New Roman" w:hAnsi="Courier New" w:cs="Courier New"/>
+      <w:sz w:val="20"/>
+      <w:szCs w:val="20"/>
+    </w:rPr>
+  </w:style>
 </w:styles>
 </file>
 
@@ -21501,7 +24816,7 @@
 </file>
 
 <file path=customXml/itemProps1.xml><?xml version="1.0" encoding="utf-8"?>
-<ds:datastoreItem xmlns:ds="http://schemas.openxmlformats.org/officeDocument/2006/customXml" ds:itemID="{5C59E29F-60ED-4019-877B-B59BE2B152E2}">
+<ds:datastoreItem xmlns:ds="http://schemas.openxmlformats.org/officeDocument/2006/customXml" ds:itemID="{E61FBDD6-33E4-4712-A7FD-B0D9424F5DD1}">
   <ds:schemaRefs>
     <ds:schemaRef ds:uri="http://schemas.openxmlformats.org/officeDocument/2006/bibliography"/>
   </ds:schemaRefs>

--- a/Documentation/Основной документ.docx
+++ b/Documentation/Основной документ.docx
@@ -18039,11 +18039,9 @@
                 <w:lang w:eastAsia="ru-RU"/>
               </w:rPr>
             </w:pPr>
-            <w:proofErr w:type="spellStart"/>
-            <w:r>
-              <w:t>Токен</w:t>
-            </w:r>
-            <w:proofErr w:type="spellEnd"/>
+            <w:r>
+              <w:t>Наименование</w:t>
+            </w:r>
           </w:p>
         </w:tc>
         <w:tc>
@@ -18183,11 +18181,14 @@
                 <w:rFonts w:cs="Times New Roman"/>
                 <w:sz w:val="24"/>
                 <w:szCs w:val="24"/>
-                <w:lang w:eastAsia="ru-RU"/>
+                <w:lang w:val="en-US" w:eastAsia="ru-RU"/>
               </w:rPr>
             </w:pPr>
             <w:r>
               <w:t>Поверхности и карточки</w:t>
+            </w:r>
+            <w:r>
+              <w:t>, иногда текст</w:t>
             </w:r>
           </w:p>
         </w:tc>
@@ -18396,14 +18397,14 @@
                 <w:rFonts w:cs="Times New Roman"/>
                 <w:sz w:val="24"/>
                 <w:szCs w:val="24"/>
-                <w:lang w:eastAsia="ru-RU"/>
+                <w:lang w:val="en-US" w:eastAsia="ru-RU"/>
               </w:rPr>
             </w:pPr>
             <w:r>
               <w:t>#</w:t>
             </w:r>
             <w:r>
-              <w:t>8B7C5A</w:t>
+              <w:t>7F6B53</w:t>
             </w:r>
           </w:p>
         </w:tc>
@@ -18425,7 +18426,7 @@
               <w:t>#</w:t>
             </w:r>
             <w:r>
-              <w:t>84705C</w:t>
+              <w:t>34291F</w:t>
             </w:r>
           </w:p>
         </w:tc>
@@ -18489,7 +18490,10 @@
               </w:rPr>
             </w:pPr>
             <w:r>
-              <w:t>#B58A45</w:t>
+              <w:t>#</w:t>
+            </w:r>
+            <w:r>
+              <w:t>8A6833</w:t>
             </w:r>
           </w:p>
         </w:tc>
@@ -18745,7 +18749,13 @@
               </w:rPr>
             </w:pPr>
             <w:r>
-              <w:t>#C7B9A1</w:t>
+              <w:t>#</w:t>
+            </w:r>
+            <w:r>
+              <w:t xml:space="preserve"> </w:t>
+            </w:r>
+            <w:r>
+              <w:t>E6DFD6</w:t>
             </w:r>
           </w:p>
         </w:tc>
@@ -18767,7 +18777,7 @@
               <w:t>#</w:t>
             </w:r>
             <w:r>
-              <w:t>96826C</w:t>
+              <w:t>75634E</w:t>
             </w:r>
           </w:p>
         </w:tc>
@@ -18881,6 +18891,7 @@
               </w:rPr>
             </w:pPr>
             <w:r>
+              <w:lastRenderedPageBreak/>
               <w:t>Успешное действие</w:t>
             </w:r>
           </w:p>
@@ -18963,7 +18974,6 @@
               </w:rPr>
             </w:pPr>
             <w:r>
-              <w:lastRenderedPageBreak/>
               <w:t>Контуры и границы</w:t>
             </w:r>
           </w:p>
@@ -19004,7 +19014,10 @@
               </w:rPr>
             </w:pPr>
             <w:r>
-              <w:t>#8A7659</w:t>
+              <w:t>#</w:t>
+            </w:r>
+            <w:r>
+              <w:t>9C8663</w:t>
             </w:r>
           </w:p>
         </w:tc>
@@ -19022,11 +19035,12 @@
                 <w:szCs w:val="24"/>
               </w:rPr>
             </w:pPr>
-            <w:bookmarkStart w:id="25" w:name="_GoBack"/>
-            <w:r>
-              <w:t>#8A7659</w:t>
-            </w:r>
-            <w:bookmarkEnd w:id="25"/>
+            <w:r>
+              <w:t>#</w:t>
+            </w:r>
+            <w:r>
+              <w:t>79664E</w:t>
+            </w:r>
           </w:p>
         </w:tc>
       </w:tr>
@@ -19081,7 +19095,10 @@
               <w:t>#</w:t>
             </w:r>
             <w:r>
-              <w:t>6A75BD</w:t>
+              <w:t xml:space="preserve"> </w:t>
+            </w:r>
+            <w:r>
+              <w:t>5162B3</w:t>
             </w:r>
           </w:p>
         </w:tc>
@@ -20087,6 +20104,7 @@
                 <w:sz w:val="24"/>
                 <w:szCs w:val="24"/>
               </w:rPr>
+              <w:lastRenderedPageBreak/>
               <w:t>Body</w:t>
             </w:r>
             <w:proofErr w:type="spellEnd"/>
@@ -20261,7 +20279,6 @@
                 <w:sz w:val="24"/>
                 <w:szCs w:val="24"/>
               </w:rPr>
-              <w:lastRenderedPageBreak/>
               <w:t>Body</w:t>
             </w:r>
             <w:proofErr w:type="spellEnd"/>
@@ -21019,6 +21036,7 @@
         <w:rPr>
           <w:lang w:eastAsia="ru-RU"/>
         </w:rPr>
+        <w:lastRenderedPageBreak/>
         <w:t>Библиотека компонентов</w:t>
       </w:r>
     </w:p>
@@ -21053,34 +21071,294 @@
     <w:p>
       <w:pPr>
         <w:pStyle w:val="a9"/>
-        <w:rPr>
-          <w:lang w:eastAsia="ru-RU"/>
-        </w:rPr>
-      </w:pPr>
+        <w:numPr>
+          <w:ilvl w:val="0"/>
+          <w:numId w:val="24"/>
+        </w:numPr>
+        <w:ind w:left="0" w:firstLine="709"/>
+        <w:rPr>
+          <w:lang w:eastAsia="ru-RU"/>
+        </w:rPr>
+      </w:pPr>
+      <w:r>
+        <w:rPr>
+          <w:lang w:eastAsia="ru-RU"/>
+        </w:rPr>
+        <w:t>Цветовые палитры (две темы). Набор HEX-кодов для темной и светлой темы: цвета фона, поверхностей (карточек), ос</w:t>
+      </w:r>
+      <w:r>
+        <w:rPr>
+          <w:lang w:eastAsia="ru-RU"/>
+        </w:rPr>
+        <w:t>новного текста, акцентные цвета.</w:t>
+      </w:r>
     </w:p>
     <w:p>
       <w:pPr>
         <w:pStyle w:val="a9"/>
-        <w:rPr>
-          <w:lang w:eastAsia="ru-RU"/>
-        </w:rPr>
-      </w:pPr>
+        <w:numPr>
+          <w:ilvl w:val="0"/>
+          <w:numId w:val="24"/>
+        </w:numPr>
+        <w:ind w:left="0" w:firstLine="709"/>
+        <w:rPr>
+          <w:lang w:eastAsia="ru-RU"/>
+        </w:rPr>
+      </w:pPr>
+      <w:r>
+        <w:rPr>
+          <w:lang w:eastAsia="ru-RU"/>
+        </w:rPr>
+        <w:t>Примеры текста. Визуализация заголовков и основного текста для оценки читаемости и иерархии.</w:t>
+      </w:r>
     </w:p>
     <w:p>
       <w:pPr>
         <w:pStyle w:val="a9"/>
-        <w:rPr>
-          <w:lang w:eastAsia="ru-RU"/>
-        </w:rPr>
-      </w:pPr>
+        <w:numPr>
+          <w:ilvl w:val="0"/>
+          <w:numId w:val="24"/>
+        </w:numPr>
+        <w:ind w:left="0" w:firstLine="709"/>
+        <w:rPr>
+          <w:lang w:eastAsia="ru-RU"/>
+        </w:rPr>
+      </w:pPr>
+      <w:r>
+        <w:rPr>
+          <w:lang w:eastAsia="ru-RU"/>
+        </w:rPr>
+        <w:t xml:space="preserve">Поля ввода. Два состояния полей для ввода текста (пустое с </w:t>
+      </w:r>
+      <w:proofErr w:type="spellStart"/>
+      <w:r>
+        <w:rPr>
+          <w:lang w:eastAsia="ru-RU"/>
+        </w:rPr>
+        <w:t>плейсхолдером</w:t>
+      </w:r>
+      <w:proofErr w:type="spellEnd"/>
+      <w:r>
+        <w:rPr>
+          <w:lang w:eastAsia="ru-RU"/>
+        </w:rPr>
+        <w:t xml:space="preserve"> и заполненное)</w:t>
+      </w:r>
+      <w:r>
+        <w:rPr>
+          <w:lang w:eastAsia="ru-RU"/>
+        </w:rPr>
+        <w:t>.</w:t>
+      </w:r>
     </w:p>
     <w:p>
       <w:pPr>
         <w:pStyle w:val="a9"/>
-        <w:rPr>
-          <w:lang w:eastAsia="ru-RU"/>
-        </w:rPr>
-      </w:pPr>
+        <w:numPr>
+          <w:ilvl w:val="0"/>
+          <w:numId w:val="24"/>
+        </w:numPr>
+        <w:ind w:left="0" w:firstLine="709"/>
+        <w:rPr>
+          <w:lang w:eastAsia="ru-RU"/>
+        </w:rPr>
+      </w:pPr>
+      <w:r>
+        <w:rPr>
+          <w:lang w:eastAsia="ru-RU"/>
+        </w:rPr>
+        <w:t>Кнопки. Три типа кнопок для светлой и темной темы.</w:t>
+      </w:r>
+    </w:p>
+    <w:p>
+      <w:pPr>
+        <w:pStyle w:val="a9"/>
+        <w:numPr>
+          <w:ilvl w:val="0"/>
+          <w:numId w:val="24"/>
+        </w:numPr>
+        <w:ind w:left="0" w:firstLine="709"/>
+        <w:rPr>
+          <w:lang w:eastAsia="ru-RU"/>
+        </w:rPr>
+      </w:pPr>
+      <w:r>
+        <w:rPr>
+          <w:lang w:eastAsia="ru-RU"/>
+        </w:rPr>
+        <w:t>Статусные плашки. Индикаторы состояний («Улика найдена», «До</w:t>
+      </w:r>
+      <w:r>
+        <w:rPr>
+          <w:lang w:eastAsia="ru-RU"/>
+        </w:rPr>
+        <w:t>ступно», «Выполнено», «Ошибка»).</w:t>
+      </w:r>
+    </w:p>
+    <w:p>
+      <w:pPr>
+        <w:pStyle w:val="a9"/>
+        <w:numPr>
+          <w:ilvl w:val="0"/>
+          <w:numId w:val="24"/>
+        </w:numPr>
+        <w:ind w:left="0" w:firstLine="709"/>
+        <w:rPr>
+          <w:lang w:eastAsia="ru-RU"/>
+        </w:rPr>
+      </w:pPr>
+      <w:r>
+        <w:rPr>
+          <w:lang w:eastAsia="ru-RU"/>
+        </w:rPr>
+        <w:t xml:space="preserve">Карточка подозреваемого. Компонент с </w:t>
+      </w:r>
+      <w:proofErr w:type="spellStart"/>
+      <w:r>
+        <w:rPr>
+          <w:lang w:eastAsia="ru-RU"/>
+        </w:rPr>
+        <w:t>аватаром</w:t>
+      </w:r>
+      <w:proofErr w:type="spellEnd"/>
+      <w:r>
+        <w:rPr>
+          <w:lang w:eastAsia="ru-RU"/>
+        </w:rPr>
+        <w:t>, именем, статусом/описанием и кнопкой перехода к допросу.</w:t>
+      </w:r>
+    </w:p>
+    <w:p>
+      <w:pPr>
+        <w:pStyle w:val="a9"/>
+        <w:numPr>
+          <w:ilvl w:val="0"/>
+          <w:numId w:val="24"/>
+        </w:numPr>
+        <w:ind w:left="0" w:firstLine="709"/>
+        <w:rPr>
+          <w:lang w:eastAsia="ru-RU"/>
+        </w:rPr>
+      </w:pPr>
+      <w:r>
+        <w:rPr>
+          <w:lang w:eastAsia="ru-RU"/>
+        </w:rPr>
+        <w:t>Карточка улики. Компонент с изображением предмета, названием, описанием</w:t>
+      </w:r>
+      <w:r>
+        <w:rPr>
+          <w:lang w:eastAsia="ru-RU"/>
+        </w:rPr>
+        <w:t>.</w:t>
+      </w:r>
+    </w:p>
+    <w:p>
+      <w:pPr>
+        <w:pStyle w:val="a9"/>
+        <w:numPr>
+          <w:ilvl w:val="0"/>
+          <w:numId w:val="24"/>
+        </w:numPr>
+        <w:ind w:left="0" w:firstLine="709"/>
+        <w:rPr>
+          <w:lang w:eastAsia="ru-RU"/>
+        </w:rPr>
+      </w:pPr>
+      <w:r>
+        <w:rPr>
+          <w:lang w:eastAsia="ru-RU"/>
+        </w:rPr>
+        <w:t>Карточка дела. Крупный компонент с заголовком дела, вступительным текстом и кнопкой запуска расследования.</w:t>
+      </w:r>
+    </w:p>
+    <w:p>
+      <w:pPr>
+        <w:pStyle w:val="a9"/>
+        <w:numPr>
+          <w:ilvl w:val="0"/>
+          <w:numId w:val="24"/>
+        </w:numPr>
+        <w:ind w:left="0" w:firstLine="709"/>
+        <w:rPr>
+          <w:lang w:eastAsia="ru-RU"/>
+        </w:rPr>
+      </w:pPr>
+      <w:r>
+        <w:rPr>
+          <w:lang w:eastAsia="ru-RU"/>
+        </w:rPr>
+        <w:t xml:space="preserve">Экран допроса в темной </w:t>
+      </w:r>
+      <w:r>
+        <w:rPr>
+          <w:lang w:eastAsia="ru-RU"/>
+        </w:rPr>
+        <w:t>и светлой темах</w:t>
+      </w:r>
+      <w:r>
+        <w:rPr>
+          <w:lang w:eastAsia="ru-RU"/>
+        </w:rPr>
+        <w:t xml:space="preserve">. Интерфейс диалога с NPC: </w:t>
+      </w:r>
+      <w:r>
+        <w:rPr>
+          <w:lang w:eastAsia="ru-RU"/>
+        </w:rPr>
+        <w:t xml:space="preserve">сообщения </w:t>
+      </w:r>
+      <w:r>
+        <w:rPr>
+          <w:lang w:eastAsia="ru-RU"/>
+        </w:rPr>
+        <w:t>персонажа и игрока, время отправки, поле ввода.</w:t>
+      </w:r>
+    </w:p>
+    <w:p>
+      <w:pPr>
+        <w:pStyle w:val="a9"/>
+        <w:rPr>
+          <w:lang w:eastAsia="ru-RU"/>
+        </w:rPr>
+      </w:pPr>
+      <w:r>
+        <w:rPr>
+          <w:lang w:eastAsia="ru-RU"/>
+        </w:rPr>
+        <w:t xml:space="preserve">Боле подробно с макетом дизайна элементов системы можно ознакомиться по ссылке: </w:t>
+      </w:r>
+    </w:p>
+    <w:p>
+      <w:pPr>
+        <w:pStyle w:val="a9"/>
+        <w:rPr>
+          <w:lang w:eastAsia="ru-RU"/>
+        </w:rPr>
+      </w:pPr>
+      <w:hyperlink r:id="rId9" w:history="1">
+        <w:r>
+          <w:rPr>
+            <w:rStyle w:val="a6"/>
+            <w:lang w:eastAsia="ru-RU"/>
+          </w:rPr>
+          <w:t>https://www.figma.</w:t>
+        </w:r>
+        <w:r>
+          <w:rPr>
+            <w:rStyle w:val="a6"/>
+            <w:lang w:eastAsia="ru-RU"/>
+          </w:rPr>
+          <w:t>c</w:t>
+        </w:r>
+        <w:r>
+          <w:rPr>
+            <w:rStyle w:val="a6"/>
+            <w:lang w:eastAsia="ru-RU"/>
+          </w:rPr>
+          <w:t>om/design/G4p5PalgXFhdN4fEIbo5ie/ColdTrail?node-id=0-1&amp;p=f&amp;t=764HDufG8wXUSKtE-0</w:t>
+        </w:r>
+      </w:hyperlink>
     </w:p>
     <w:p>
       <w:pPr>
@@ -21114,6 +21392,51 @@
           <w:lang w:eastAsia="ru-RU"/>
         </w:rPr>
       </w:pPr>
+      <w:r>
+        <w:rPr>
+          <w:lang w:eastAsia="ru-RU"/>
+        </w:rPr>
+        <w:t xml:space="preserve">Для оценки доступности цветовой палитры был проведён анализ контрастности цветовых </w:t>
+      </w:r>
+      <w:proofErr w:type="spellStart"/>
+      <w:r>
+        <w:rPr>
+          <w:lang w:eastAsia="ru-RU"/>
+        </w:rPr>
+        <w:t>токенов</w:t>
+      </w:r>
+      <w:proofErr w:type="spellEnd"/>
+      <w:r>
+        <w:rPr>
+          <w:lang w:eastAsia="ru-RU"/>
+        </w:rPr>
+        <w:t xml:space="preserve"> тёмной и светлой тем. Проверка выполнялась на основе требований WCAG AA, согласно которым </w:t>
+      </w:r>
+      <w:r>
+        <w:rPr>
+          <w:lang w:eastAsia="ru-RU"/>
+        </w:rPr>
+        <w:lastRenderedPageBreak/>
+        <w:t xml:space="preserve">коэффициент контрастности обычного текста и фона должен составлять не менее 4,5:1, а крупного текста </w:t>
+      </w:r>
+      <w:r>
+        <w:rPr>
+          <w:lang w:eastAsia="ru-RU"/>
+        </w:rPr>
+        <w:t>-</w:t>
+      </w:r>
+      <w:r>
+        <w:rPr>
+          <w:lang w:eastAsia="ru-RU"/>
+        </w:rPr>
+        <w:t xml:space="preserve"> не менее 3:1. Для значимых графических элементов и границ компонентов интерфейса минимальный коэффициент составляет 3:</w:t>
+      </w:r>
+      <w:r>
+        <w:rPr>
+          <w:lang w:eastAsia="ru-RU"/>
+        </w:rPr>
+        <w:t>1 относительно соседнего цвета.</w:t>
+      </w:r>
     </w:p>
     <w:p>
       <w:pPr>
@@ -21122,14 +21445,1282 @@
           <w:lang w:eastAsia="ru-RU"/>
         </w:rPr>
       </w:pPr>
+      <w:r>
+        <w:rPr>
+          <w:lang w:eastAsia="ru-RU"/>
+        </w:rPr>
+        <w:t xml:space="preserve">В ходе анализа были рассмотрены сочетания </w:t>
+      </w:r>
+      <w:r>
+        <w:rPr>
+          <w:lang w:eastAsia="ru-RU"/>
+        </w:rPr>
+        <w:t>цветов</w:t>
+      </w:r>
+      <w:r>
+        <w:rPr>
+          <w:lang w:eastAsia="ru-RU"/>
+        </w:rPr>
+        <w:t xml:space="preserve"> </w:t>
+      </w:r>
+      <w:proofErr w:type="spellStart"/>
+      <w:r>
+        <w:rPr>
+          <w:lang w:eastAsia="ru-RU"/>
+        </w:rPr>
+        <w:t>text</w:t>
+      </w:r>
+      <w:proofErr w:type="spellEnd"/>
+      <w:r>
+        <w:rPr>
+          <w:lang w:eastAsia="ru-RU"/>
+        </w:rPr>
+        <w:t xml:space="preserve"> и text2 с </w:t>
+      </w:r>
+      <w:proofErr w:type="spellStart"/>
+      <w:r>
+        <w:rPr>
+          <w:lang w:eastAsia="ru-RU"/>
+        </w:rPr>
+        <w:t>bg</w:t>
+      </w:r>
+      <w:proofErr w:type="spellEnd"/>
+      <w:r>
+        <w:rPr>
+          <w:lang w:eastAsia="ru-RU"/>
+        </w:rPr>
+        <w:t xml:space="preserve"> и </w:t>
+      </w:r>
+      <w:proofErr w:type="spellStart"/>
+      <w:r>
+        <w:rPr>
+          <w:lang w:eastAsia="ru-RU"/>
+        </w:rPr>
+        <w:t>surface</w:t>
+      </w:r>
+      <w:proofErr w:type="spellEnd"/>
+      <w:r>
+        <w:rPr>
+          <w:lang w:eastAsia="ru-RU"/>
+        </w:rPr>
+        <w:t xml:space="preserve">, </w:t>
+      </w:r>
+      <w:proofErr w:type="spellStart"/>
+      <w:r>
+        <w:rPr>
+          <w:lang w:eastAsia="ru-RU"/>
+        </w:rPr>
+        <w:t>токена</w:t>
+      </w:r>
+      <w:proofErr w:type="spellEnd"/>
+      <w:r>
+        <w:rPr>
+          <w:lang w:eastAsia="ru-RU"/>
+        </w:rPr>
+        <w:t xml:space="preserve"> </w:t>
+      </w:r>
+      <w:proofErr w:type="spellStart"/>
+      <w:r>
+        <w:rPr>
+          <w:lang w:eastAsia="ru-RU"/>
+        </w:rPr>
+        <w:t>onaccent</w:t>
+      </w:r>
+      <w:proofErr w:type="spellEnd"/>
+      <w:r>
+        <w:rPr>
+          <w:lang w:eastAsia="ru-RU"/>
+        </w:rPr>
+        <w:t xml:space="preserve"> с </w:t>
+      </w:r>
+      <w:proofErr w:type="spellStart"/>
+      <w:r>
+        <w:rPr>
+          <w:lang w:eastAsia="ru-RU"/>
+        </w:rPr>
+        <w:t>accent</w:t>
+      </w:r>
+      <w:proofErr w:type="spellEnd"/>
+      <w:r>
+        <w:rPr>
+          <w:lang w:eastAsia="ru-RU"/>
+        </w:rPr>
+        <w:t xml:space="preserve">, а также </w:t>
+      </w:r>
+      <w:proofErr w:type="spellStart"/>
+      <w:r>
+        <w:rPr>
+          <w:lang w:eastAsia="ru-RU"/>
+        </w:rPr>
+        <w:t>токенов</w:t>
+      </w:r>
+      <w:proofErr w:type="spellEnd"/>
+      <w:r>
+        <w:rPr>
+          <w:lang w:eastAsia="ru-RU"/>
+        </w:rPr>
+        <w:t xml:space="preserve"> </w:t>
+      </w:r>
+      <w:proofErr w:type="spellStart"/>
+      <w:r>
+        <w:rPr>
+          <w:lang w:eastAsia="ru-RU"/>
+        </w:rPr>
+        <w:t>outline</w:t>
+      </w:r>
+      <w:proofErr w:type="spellEnd"/>
+      <w:r>
+        <w:rPr>
+          <w:lang w:eastAsia="ru-RU"/>
+        </w:rPr>
+        <w:t xml:space="preserve">, </w:t>
+      </w:r>
+      <w:proofErr w:type="spellStart"/>
+      <w:r>
+        <w:rPr>
+          <w:lang w:eastAsia="ru-RU"/>
+        </w:rPr>
+        <w:t>primary</w:t>
+      </w:r>
+      <w:proofErr w:type="spellEnd"/>
+      <w:r>
+        <w:rPr>
+          <w:lang w:eastAsia="ru-RU"/>
+        </w:rPr>
+        <w:t xml:space="preserve"> и </w:t>
+      </w:r>
+      <w:proofErr w:type="spellStart"/>
+      <w:r>
+        <w:rPr>
+          <w:lang w:eastAsia="ru-RU"/>
+        </w:rPr>
+        <w:t>button</w:t>
+      </w:r>
+      <w:proofErr w:type="spellEnd"/>
+      <w:r>
+        <w:rPr>
+          <w:lang w:eastAsia="ru-RU"/>
+        </w:rPr>
+        <w:t xml:space="preserve"> с соответствующими фоновыми цветами.</w:t>
+      </w:r>
     </w:p>
     <w:p>
       <w:pPr>
         <w:pStyle w:val="a9"/>
-        <w:rPr>
-          <w:lang w:eastAsia="ru-RU"/>
-        </w:rPr>
-      </w:pPr>
+        <w:spacing w:before="240"/>
+        <w:ind w:firstLine="0"/>
+        <w:contextualSpacing w:val="0"/>
+        <w:rPr>
+          <w:lang w:eastAsia="ru-RU"/>
+        </w:rPr>
+      </w:pPr>
+      <w:r>
+        <w:rPr>
+          <w:lang w:eastAsia="ru-RU"/>
+        </w:rPr>
+        <w:t xml:space="preserve">Таблица 13 – Проверка соответствия контрастности по системе </w:t>
+      </w:r>
+      <w:r>
+        <w:rPr>
+          <w:lang w:eastAsia="ru-RU"/>
+        </w:rPr>
+        <w:t>WCAG AA</w:t>
+      </w:r>
+      <w:r>
+        <w:rPr>
+          <w:lang w:eastAsia="ru-RU"/>
+        </w:rPr>
+        <w:t>.</w:t>
+      </w:r>
+    </w:p>
+    <w:tbl>
+      <w:tblPr>
+        <w:tblStyle w:val="a5"/>
+        <w:tblW w:w="0" w:type="auto"/>
+        <w:tblLook w:val="04A0" w:firstRow="1" w:lastRow="0" w:firstColumn="1" w:lastColumn="0" w:noHBand="0" w:noVBand="1"/>
+      </w:tblPr>
+      <w:tblGrid>
+        <w:gridCol w:w="2336"/>
+        <w:gridCol w:w="2336"/>
+        <w:gridCol w:w="2336"/>
+        <w:gridCol w:w="2337"/>
+      </w:tblGrid>
+      <w:tr>
+        <w:tc>
+          <w:tcPr>
+            <w:tcW w:w="2336" w:type="dxa"/>
+            <w:vAlign w:val="center"/>
+          </w:tcPr>
+          <w:p>
+            <w:pPr>
+              <w:pStyle w:val="a9"/>
+              <w:ind w:firstLine="0"/>
+              <w:rPr>
+                <w:rFonts w:cs="Times New Roman"/>
+                <w:sz w:val="24"/>
+                <w:szCs w:val="24"/>
+                <w:lang w:eastAsia="ru-RU"/>
+              </w:rPr>
+            </w:pPr>
+            <w:r>
+              <w:rPr>
+                <w:rFonts w:cs="Times New Roman"/>
+                <w:bCs/>
+                <w:sz w:val="24"/>
+                <w:szCs w:val="24"/>
+              </w:rPr>
+              <w:t xml:space="preserve">Сочетание </w:t>
+            </w:r>
+            <w:proofErr w:type="spellStart"/>
+            <w:r>
+              <w:rPr>
+                <w:rFonts w:cs="Times New Roman"/>
+                <w:bCs/>
+                <w:sz w:val="24"/>
+                <w:szCs w:val="24"/>
+              </w:rPr>
+              <w:t>токенов</w:t>
+            </w:r>
+            <w:proofErr w:type="spellEnd"/>
+          </w:p>
+        </w:tc>
+        <w:tc>
+          <w:tcPr>
+            <w:tcW w:w="2336" w:type="dxa"/>
+            <w:vAlign w:val="center"/>
+          </w:tcPr>
+          <w:p>
+            <w:pPr>
+              <w:pStyle w:val="a9"/>
+              <w:ind w:firstLine="0"/>
+              <w:rPr>
+                <w:rFonts w:cs="Times New Roman"/>
+                <w:sz w:val="24"/>
+                <w:szCs w:val="24"/>
+                <w:lang w:eastAsia="ru-RU"/>
+              </w:rPr>
+            </w:pPr>
+            <w:r>
+              <w:rPr>
+                <w:rFonts w:cs="Times New Roman"/>
+                <w:bCs/>
+                <w:sz w:val="24"/>
+                <w:szCs w:val="24"/>
+              </w:rPr>
+              <w:t>Тёмная тема</w:t>
+            </w:r>
+          </w:p>
+        </w:tc>
+        <w:tc>
+          <w:tcPr>
+            <w:tcW w:w="2336" w:type="dxa"/>
+            <w:vAlign w:val="center"/>
+          </w:tcPr>
+          <w:p>
+            <w:pPr>
+              <w:pStyle w:val="a9"/>
+              <w:ind w:firstLine="0"/>
+              <w:rPr>
+                <w:rFonts w:cs="Times New Roman"/>
+                <w:sz w:val="24"/>
+                <w:szCs w:val="24"/>
+                <w:lang w:eastAsia="ru-RU"/>
+              </w:rPr>
+            </w:pPr>
+            <w:r>
+              <w:rPr>
+                <w:rFonts w:cs="Times New Roman"/>
+                <w:bCs/>
+                <w:sz w:val="24"/>
+                <w:szCs w:val="24"/>
+              </w:rPr>
+              <w:t>Светлая тема</w:t>
+            </w:r>
+          </w:p>
+        </w:tc>
+        <w:tc>
+          <w:tcPr>
+            <w:tcW w:w="2337" w:type="dxa"/>
+            <w:vAlign w:val="center"/>
+          </w:tcPr>
+          <w:p>
+            <w:pPr>
+              <w:pStyle w:val="a9"/>
+              <w:ind w:firstLine="0"/>
+              <w:rPr>
+                <w:rFonts w:cs="Times New Roman"/>
+                <w:sz w:val="24"/>
+                <w:szCs w:val="24"/>
+                <w:lang w:eastAsia="ru-RU"/>
+              </w:rPr>
+            </w:pPr>
+            <w:r>
+              <w:rPr>
+                <w:rFonts w:cs="Times New Roman"/>
+                <w:bCs/>
+                <w:sz w:val="24"/>
+                <w:szCs w:val="24"/>
+              </w:rPr>
+              <w:t>Соответствие WCAG AA</w:t>
+            </w:r>
+          </w:p>
+        </w:tc>
+      </w:tr>
+      <w:tr>
+        <w:tc>
+          <w:tcPr>
+            <w:tcW w:w="2336" w:type="dxa"/>
+            <w:vAlign w:val="center"/>
+          </w:tcPr>
+          <w:p>
+            <w:pPr>
+              <w:pStyle w:val="a9"/>
+              <w:ind w:firstLine="0"/>
+              <w:rPr>
+                <w:rFonts w:cs="Times New Roman"/>
+                <w:sz w:val="24"/>
+                <w:szCs w:val="24"/>
+                <w:lang w:eastAsia="ru-RU"/>
+              </w:rPr>
+            </w:pPr>
+            <w:proofErr w:type="spellStart"/>
+            <w:r>
+              <w:rPr>
+                <w:rStyle w:val="HTML1"/>
+                <w:rFonts w:ascii="Times New Roman" w:eastAsiaTheme="minorHAnsi" w:hAnsi="Times New Roman" w:cs="Times New Roman"/>
+                <w:sz w:val="24"/>
+                <w:szCs w:val="24"/>
+              </w:rPr>
+              <w:t>text</w:t>
+            </w:r>
+            <w:proofErr w:type="spellEnd"/>
+            <w:r>
+              <w:rPr>
+                <w:rFonts w:cs="Times New Roman"/>
+                <w:sz w:val="24"/>
+                <w:szCs w:val="24"/>
+              </w:rPr>
+              <w:t xml:space="preserve"> + </w:t>
+            </w:r>
+            <w:proofErr w:type="spellStart"/>
+            <w:r>
+              <w:rPr>
+                <w:rStyle w:val="HTML1"/>
+                <w:rFonts w:ascii="Times New Roman" w:eastAsiaTheme="minorHAnsi" w:hAnsi="Times New Roman" w:cs="Times New Roman"/>
+                <w:sz w:val="24"/>
+                <w:szCs w:val="24"/>
+              </w:rPr>
+              <w:t>bg</w:t>
+            </w:r>
+            <w:proofErr w:type="spellEnd"/>
+          </w:p>
+        </w:tc>
+        <w:tc>
+          <w:tcPr>
+            <w:tcW w:w="2336" w:type="dxa"/>
+            <w:vAlign w:val="center"/>
+          </w:tcPr>
+          <w:p>
+            <w:pPr>
+              <w:pStyle w:val="a9"/>
+              <w:ind w:firstLine="0"/>
+              <w:rPr>
+                <w:rFonts w:cs="Times New Roman"/>
+                <w:sz w:val="24"/>
+                <w:szCs w:val="24"/>
+                <w:lang w:eastAsia="ru-RU"/>
+              </w:rPr>
+            </w:pPr>
+            <w:r>
+              <w:rPr>
+                <w:rFonts w:cs="Times New Roman"/>
+                <w:sz w:val="24"/>
+                <w:szCs w:val="24"/>
+              </w:rPr>
+              <w:t>13,75:1</w:t>
+            </w:r>
+          </w:p>
+        </w:tc>
+        <w:tc>
+          <w:tcPr>
+            <w:tcW w:w="2336" w:type="dxa"/>
+            <w:vAlign w:val="center"/>
+          </w:tcPr>
+          <w:p>
+            <w:pPr>
+              <w:pStyle w:val="a9"/>
+              <w:ind w:firstLine="0"/>
+              <w:rPr>
+                <w:rFonts w:cs="Times New Roman"/>
+                <w:sz w:val="24"/>
+                <w:szCs w:val="24"/>
+                <w:lang w:eastAsia="ru-RU"/>
+              </w:rPr>
+            </w:pPr>
+            <w:r>
+              <w:rPr>
+                <w:rFonts w:cs="Times New Roman"/>
+                <w:sz w:val="24"/>
+                <w:szCs w:val="24"/>
+              </w:rPr>
+              <w:t>12,44:1</w:t>
+            </w:r>
+          </w:p>
+        </w:tc>
+        <w:tc>
+          <w:tcPr>
+            <w:tcW w:w="2337" w:type="dxa"/>
+            <w:vAlign w:val="center"/>
+          </w:tcPr>
+          <w:p>
+            <w:pPr>
+              <w:pStyle w:val="a9"/>
+              <w:ind w:firstLine="0"/>
+              <w:rPr>
+                <w:rFonts w:cs="Times New Roman"/>
+                <w:sz w:val="24"/>
+                <w:szCs w:val="24"/>
+                <w:lang w:eastAsia="ru-RU"/>
+              </w:rPr>
+            </w:pPr>
+            <w:r>
+              <w:rPr>
+                <w:rFonts w:cs="Times New Roman"/>
+                <w:sz w:val="24"/>
+                <w:szCs w:val="24"/>
+              </w:rPr>
+              <w:t>Соответствует</w:t>
+            </w:r>
+          </w:p>
+        </w:tc>
+      </w:tr>
+      <w:tr>
+        <w:tc>
+          <w:tcPr>
+            <w:tcW w:w="2336" w:type="dxa"/>
+            <w:vAlign w:val="center"/>
+          </w:tcPr>
+          <w:p>
+            <w:pPr>
+              <w:pStyle w:val="a9"/>
+              <w:ind w:firstLine="0"/>
+              <w:rPr>
+                <w:rFonts w:cs="Times New Roman"/>
+                <w:sz w:val="24"/>
+                <w:szCs w:val="24"/>
+                <w:lang w:eastAsia="ru-RU"/>
+              </w:rPr>
+            </w:pPr>
+            <w:proofErr w:type="spellStart"/>
+            <w:r>
+              <w:rPr>
+                <w:rStyle w:val="HTML1"/>
+                <w:rFonts w:ascii="Times New Roman" w:eastAsiaTheme="minorHAnsi" w:hAnsi="Times New Roman" w:cs="Times New Roman"/>
+                <w:sz w:val="24"/>
+                <w:szCs w:val="24"/>
+              </w:rPr>
+              <w:t>text</w:t>
+            </w:r>
+            <w:proofErr w:type="spellEnd"/>
+            <w:r>
+              <w:rPr>
+                <w:rFonts w:cs="Times New Roman"/>
+                <w:sz w:val="24"/>
+                <w:szCs w:val="24"/>
+              </w:rPr>
+              <w:t xml:space="preserve"> + </w:t>
+            </w:r>
+            <w:proofErr w:type="spellStart"/>
+            <w:r>
+              <w:rPr>
+                <w:rStyle w:val="HTML1"/>
+                <w:rFonts w:ascii="Times New Roman" w:eastAsiaTheme="minorHAnsi" w:hAnsi="Times New Roman" w:cs="Times New Roman"/>
+                <w:sz w:val="24"/>
+                <w:szCs w:val="24"/>
+              </w:rPr>
+              <w:t>surface</w:t>
+            </w:r>
+            <w:proofErr w:type="spellEnd"/>
+          </w:p>
+        </w:tc>
+        <w:tc>
+          <w:tcPr>
+            <w:tcW w:w="2336" w:type="dxa"/>
+            <w:vAlign w:val="center"/>
+          </w:tcPr>
+          <w:p>
+            <w:pPr>
+              <w:pStyle w:val="a9"/>
+              <w:ind w:firstLine="0"/>
+              <w:rPr>
+                <w:rFonts w:cs="Times New Roman"/>
+                <w:sz w:val="24"/>
+                <w:szCs w:val="24"/>
+                <w:lang w:eastAsia="ru-RU"/>
+              </w:rPr>
+            </w:pPr>
+            <w:r>
+              <w:rPr>
+                <w:rFonts w:cs="Times New Roman"/>
+                <w:sz w:val="24"/>
+                <w:szCs w:val="24"/>
+              </w:rPr>
+              <w:t>11,81:1</w:t>
+            </w:r>
+          </w:p>
+        </w:tc>
+        <w:tc>
+          <w:tcPr>
+            <w:tcW w:w="2336" w:type="dxa"/>
+            <w:vAlign w:val="center"/>
+          </w:tcPr>
+          <w:p>
+            <w:pPr>
+              <w:pStyle w:val="a9"/>
+              <w:ind w:firstLine="0"/>
+              <w:rPr>
+                <w:rFonts w:cs="Times New Roman"/>
+                <w:sz w:val="24"/>
+                <w:szCs w:val="24"/>
+                <w:lang w:eastAsia="ru-RU"/>
+              </w:rPr>
+            </w:pPr>
+            <w:r>
+              <w:rPr>
+                <w:rFonts w:cs="Times New Roman"/>
+                <w:sz w:val="24"/>
+                <w:szCs w:val="24"/>
+              </w:rPr>
+              <w:t>13,82:1</w:t>
+            </w:r>
+          </w:p>
+        </w:tc>
+        <w:tc>
+          <w:tcPr>
+            <w:tcW w:w="2337" w:type="dxa"/>
+            <w:vAlign w:val="center"/>
+          </w:tcPr>
+          <w:p>
+            <w:pPr>
+              <w:pStyle w:val="a9"/>
+              <w:ind w:firstLine="0"/>
+              <w:rPr>
+                <w:rFonts w:cs="Times New Roman"/>
+                <w:sz w:val="24"/>
+                <w:szCs w:val="24"/>
+                <w:lang w:eastAsia="ru-RU"/>
+              </w:rPr>
+            </w:pPr>
+            <w:r>
+              <w:rPr>
+                <w:rFonts w:cs="Times New Roman"/>
+                <w:sz w:val="24"/>
+                <w:szCs w:val="24"/>
+              </w:rPr>
+              <w:t>Соответствует</w:t>
+            </w:r>
+          </w:p>
+        </w:tc>
+      </w:tr>
+      <w:tr>
+        <w:tc>
+          <w:tcPr>
+            <w:tcW w:w="2336" w:type="dxa"/>
+            <w:vAlign w:val="center"/>
+          </w:tcPr>
+          <w:p>
+            <w:pPr>
+              <w:pStyle w:val="a9"/>
+              <w:ind w:firstLine="0"/>
+              <w:rPr>
+                <w:rFonts w:cs="Times New Roman"/>
+                <w:sz w:val="24"/>
+                <w:szCs w:val="24"/>
+                <w:lang w:eastAsia="ru-RU"/>
+              </w:rPr>
+            </w:pPr>
+            <w:r>
+              <w:rPr>
+                <w:rStyle w:val="HTML1"/>
+                <w:rFonts w:ascii="Times New Roman" w:eastAsiaTheme="minorHAnsi" w:hAnsi="Times New Roman" w:cs="Times New Roman"/>
+                <w:sz w:val="24"/>
+                <w:szCs w:val="24"/>
+              </w:rPr>
+              <w:t>text2</w:t>
+            </w:r>
+            <w:r>
+              <w:rPr>
+                <w:rFonts w:cs="Times New Roman"/>
+                <w:sz w:val="24"/>
+                <w:szCs w:val="24"/>
+              </w:rPr>
+              <w:t xml:space="preserve"> + </w:t>
+            </w:r>
+            <w:proofErr w:type="spellStart"/>
+            <w:r>
+              <w:rPr>
+                <w:rStyle w:val="HTML1"/>
+                <w:rFonts w:ascii="Times New Roman" w:eastAsiaTheme="minorHAnsi" w:hAnsi="Times New Roman" w:cs="Times New Roman"/>
+                <w:sz w:val="24"/>
+                <w:szCs w:val="24"/>
+              </w:rPr>
+              <w:t>bg</w:t>
+            </w:r>
+            <w:proofErr w:type="spellEnd"/>
+          </w:p>
+        </w:tc>
+        <w:tc>
+          <w:tcPr>
+            <w:tcW w:w="2336" w:type="dxa"/>
+            <w:vAlign w:val="center"/>
+          </w:tcPr>
+          <w:p>
+            <w:pPr>
+              <w:pStyle w:val="a9"/>
+              <w:ind w:firstLine="0"/>
+              <w:rPr>
+                <w:rFonts w:cs="Times New Roman"/>
+                <w:sz w:val="24"/>
+                <w:szCs w:val="24"/>
+                <w:lang w:eastAsia="ru-RU"/>
+              </w:rPr>
+            </w:pPr>
+            <w:r>
+              <w:rPr>
+                <w:rFonts w:cs="Times New Roman"/>
+                <w:sz w:val="24"/>
+                <w:szCs w:val="24"/>
+              </w:rPr>
+              <w:t>12,89:1</w:t>
+            </w:r>
+          </w:p>
+        </w:tc>
+        <w:tc>
+          <w:tcPr>
+            <w:tcW w:w="2336" w:type="dxa"/>
+            <w:vAlign w:val="center"/>
+          </w:tcPr>
+          <w:p>
+            <w:pPr>
+              <w:pStyle w:val="a9"/>
+              <w:ind w:firstLine="0"/>
+              <w:rPr>
+                <w:rFonts w:cs="Times New Roman"/>
+                <w:sz w:val="24"/>
+                <w:szCs w:val="24"/>
+                <w:lang w:eastAsia="ru-RU"/>
+              </w:rPr>
+            </w:pPr>
+            <w:r>
+              <w:rPr>
+                <w:rFonts w:cs="Times New Roman"/>
+                <w:sz w:val="24"/>
+                <w:szCs w:val="24"/>
+              </w:rPr>
+              <w:t>5,05:1</w:t>
+            </w:r>
+          </w:p>
+        </w:tc>
+        <w:tc>
+          <w:tcPr>
+            <w:tcW w:w="2337" w:type="dxa"/>
+            <w:vAlign w:val="center"/>
+          </w:tcPr>
+          <w:p>
+            <w:pPr>
+              <w:pStyle w:val="a9"/>
+              <w:ind w:firstLine="0"/>
+              <w:rPr>
+                <w:rFonts w:cs="Times New Roman"/>
+                <w:sz w:val="24"/>
+                <w:szCs w:val="24"/>
+                <w:lang w:eastAsia="ru-RU"/>
+              </w:rPr>
+            </w:pPr>
+            <w:r>
+              <w:rPr>
+                <w:rFonts w:cs="Times New Roman"/>
+                <w:sz w:val="24"/>
+                <w:szCs w:val="24"/>
+              </w:rPr>
+              <w:t>Соответствует</w:t>
+            </w:r>
+          </w:p>
+        </w:tc>
+      </w:tr>
+      <w:tr>
+        <w:tc>
+          <w:tcPr>
+            <w:tcW w:w="2336" w:type="dxa"/>
+            <w:vAlign w:val="center"/>
+          </w:tcPr>
+          <w:p>
+            <w:pPr>
+              <w:pStyle w:val="a9"/>
+              <w:ind w:firstLine="0"/>
+              <w:rPr>
+                <w:rFonts w:cs="Times New Roman"/>
+                <w:sz w:val="24"/>
+                <w:szCs w:val="24"/>
+                <w:lang w:eastAsia="ru-RU"/>
+              </w:rPr>
+            </w:pPr>
+            <w:proofErr w:type="spellStart"/>
+            <w:r>
+              <w:rPr>
+                <w:rStyle w:val="HTML1"/>
+                <w:rFonts w:ascii="Times New Roman" w:eastAsiaTheme="minorHAnsi" w:hAnsi="Times New Roman" w:cs="Times New Roman"/>
+                <w:sz w:val="24"/>
+                <w:szCs w:val="24"/>
+              </w:rPr>
+              <w:t>onaccent</w:t>
+            </w:r>
+            <w:proofErr w:type="spellEnd"/>
+            <w:r>
+              <w:rPr>
+                <w:rFonts w:cs="Times New Roman"/>
+                <w:sz w:val="24"/>
+                <w:szCs w:val="24"/>
+              </w:rPr>
+              <w:t xml:space="preserve"> + </w:t>
+            </w:r>
+            <w:proofErr w:type="spellStart"/>
+            <w:r>
+              <w:rPr>
+                <w:rStyle w:val="HTML1"/>
+                <w:rFonts w:ascii="Times New Roman" w:eastAsiaTheme="minorHAnsi" w:hAnsi="Times New Roman" w:cs="Times New Roman"/>
+                <w:sz w:val="24"/>
+                <w:szCs w:val="24"/>
+              </w:rPr>
+              <w:t>accent</w:t>
+            </w:r>
+            <w:proofErr w:type="spellEnd"/>
+          </w:p>
+        </w:tc>
+        <w:tc>
+          <w:tcPr>
+            <w:tcW w:w="2336" w:type="dxa"/>
+            <w:vAlign w:val="center"/>
+          </w:tcPr>
+          <w:p>
+            <w:pPr>
+              <w:pStyle w:val="a9"/>
+              <w:ind w:firstLine="0"/>
+              <w:rPr>
+                <w:rFonts w:cs="Times New Roman"/>
+                <w:sz w:val="24"/>
+                <w:szCs w:val="24"/>
+                <w:lang w:eastAsia="ru-RU"/>
+              </w:rPr>
+            </w:pPr>
+            <w:r>
+              <w:rPr>
+                <w:rFonts w:cs="Times New Roman"/>
+                <w:sz w:val="24"/>
+                <w:szCs w:val="24"/>
+              </w:rPr>
+              <w:t>4,55:1</w:t>
+            </w:r>
+          </w:p>
+        </w:tc>
+        <w:tc>
+          <w:tcPr>
+            <w:tcW w:w="2336" w:type="dxa"/>
+            <w:vAlign w:val="center"/>
+          </w:tcPr>
+          <w:p>
+            <w:pPr>
+              <w:pStyle w:val="a9"/>
+              <w:ind w:firstLine="0"/>
+              <w:rPr>
+                <w:rFonts w:cs="Times New Roman"/>
+                <w:sz w:val="24"/>
+                <w:szCs w:val="24"/>
+                <w:lang w:eastAsia="ru-RU"/>
+              </w:rPr>
+            </w:pPr>
+            <w:r>
+              <w:rPr>
+                <w:rFonts w:cs="Times New Roman"/>
+                <w:sz w:val="24"/>
+                <w:szCs w:val="24"/>
+              </w:rPr>
+              <w:t>8,84:1</w:t>
+            </w:r>
+          </w:p>
+        </w:tc>
+        <w:tc>
+          <w:tcPr>
+            <w:tcW w:w="2337" w:type="dxa"/>
+            <w:vAlign w:val="center"/>
+          </w:tcPr>
+          <w:p>
+            <w:pPr>
+              <w:pStyle w:val="a9"/>
+              <w:ind w:firstLine="0"/>
+              <w:rPr>
+                <w:rFonts w:cs="Times New Roman"/>
+                <w:sz w:val="24"/>
+                <w:szCs w:val="24"/>
+                <w:lang w:eastAsia="ru-RU"/>
+              </w:rPr>
+            </w:pPr>
+            <w:r>
+              <w:rPr>
+                <w:rFonts w:cs="Times New Roman"/>
+                <w:sz w:val="24"/>
+                <w:szCs w:val="24"/>
+              </w:rPr>
+              <w:t>Соответствует</w:t>
+            </w:r>
+          </w:p>
+        </w:tc>
+      </w:tr>
+      <w:tr>
+        <w:tc>
+          <w:tcPr>
+            <w:tcW w:w="2336" w:type="dxa"/>
+            <w:vAlign w:val="center"/>
+          </w:tcPr>
+          <w:p>
+            <w:pPr>
+              <w:pStyle w:val="a9"/>
+              <w:ind w:firstLine="0"/>
+              <w:rPr>
+                <w:rFonts w:cs="Times New Roman"/>
+                <w:sz w:val="24"/>
+                <w:szCs w:val="24"/>
+                <w:lang w:eastAsia="ru-RU"/>
+              </w:rPr>
+            </w:pPr>
+            <w:proofErr w:type="spellStart"/>
+            <w:r>
+              <w:rPr>
+                <w:rStyle w:val="HTML1"/>
+                <w:rFonts w:ascii="Times New Roman" w:eastAsiaTheme="minorHAnsi" w:hAnsi="Times New Roman" w:cs="Times New Roman"/>
+                <w:sz w:val="24"/>
+                <w:szCs w:val="24"/>
+              </w:rPr>
+              <w:t>outline</w:t>
+            </w:r>
+            <w:proofErr w:type="spellEnd"/>
+            <w:r>
+              <w:rPr>
+                <w:rFonts w:cs="Times New Roman"/>
+                <w:sz w:val="24"/>
+                <w:szCs w:val="24"/>
+              </w:rPr>
+              <w:t xml:space="preserve"> + </w:t>
+            </w:r>
+            <w:proofErr w:type="spellStart"/>
+            <w:r>
+              <w:rPr>
+                <w:rStyle w:val="HTML1"/>
+                <w:rFonts w:ascii="Times New Roman" w:eastAsiaTheme="minorHAnsi" w:hAnsi="Times New Roman" w:cs="Times New Roman"/>
+                <w:sz w:val="24"/>
+                <w:szCs w:val="24"/>
+              </w:rPr>
+              <w:t>bg</w:t>
+            </w:r>
+            <w:proofErr w:type="spellEnd"/>
+          </w:p>
+        </w:tc>
+        <w:tc>
+          <w:tcPr>
+            <w:tcW w:w="2336" w:type="dxa"/>
+            <w:vAlign w:val="center"/>
+          </w:tcPr>
+          <w:p>
+            <w:pPr>
+              <w:pStyle w:val="a9"/>
+              <w:ind w:firstLine="0"/>
+              <w:rPr>
+                <w:rFonts w:cs="Times New Roman"/>
+                <w:sz w:val="24"/>
+                <w:szCs w:val="24"/>
+                <w:lang w:eastAsia="ru-RU"/>
+              </w:rPr>
+            </w:pPr>
+            <w:r>
+              <w:rPr>
+                <w:rFonts w:cs="Times New Roman"/>
+                <w:sz w:val="24"/>
+                <w:szCs w:val="24"/>
+              </w:rPr>
+              <w:t>4,87:1</w:t>
+            </w:r>
+          </w:p>
+        </w:tc>
+        <w:tc>
+          <w:tcPr>
+            <w:tcW w:w="2336" w:type="dxa"/>
+            <w:vAlign w:val="center"/>
+          </w:tcPr>
+          <w:p>
+            <w:pPr>
+              <w:pStyle w:val="a9"/>
+              <w:ind w:firstLine="0"/>
+              <w:rPr>
+                <w:rFonts w:cs="Times New Roman"/>
+                <w:sz w:val="24"/>
+                <w:szCs w:val="24"/>
+                <w:lang w:eastAsia="ru-RU"/>
+              </w:rPr>
+            </w:pPr>
+            <w:r>
+              <w:rPr>
+                <w:rFonts w:cs="Times New Roman"/>
+                <w:sz w:val="24"/>
+                <w:szCs w:val="24"/>
+              </w:rPr>
+              <w:t>4,83:1</w:t>
+            </w:r>
+          </w:p>
+        </w:tc>
+        <w:tc>
+          <w:tcPr>
+            <w:tcW w:w="2337" w:type="dxa"/>
+            <w:vAlign w:val="center"/>
+          </w:tcPr>
+          <w:p>
+            <w:pPr>
+              <w:pStyle w:val="a9"/>
+              <w:ind w:firstLine="0"/>
+              <w:rPr>
+                <w:rFonts w:cs="Times New Roman"/>
+                <w:sz w:val="24"/>
+                <w:szCs w:val="24"/>
+                <w:lang w:eastAsia="ru-RU"/>
+              </w:rPr>
+            </w:pPr>
+            <w:r>
+              <w:rPr>
+                <w:rFonts w:cs="Times New Roman"/>
+                <w:sz w:val="24"/>
+                <w:szCs w:val="24"/>
+              </w:rPr>
+              <w:t>Соответствует</w:t>
+            </w:r>
+          </w:p>
+        </w:tc>
+      </w:tr>
+      <w:tr>
+        <w:tc>
+          <w:tcPr>
+            <w:tcW w:w="2336" w:type="dxa"/>
+            <w:vAlign w:val="center"/>
+          </w:tcPr>
+          <w:p>
+            <w:pPr>
+              <w:pStyle w:val="a9"/>
+              <w:ind w:firstLine="0"/>
+              <w:rPr>
+                <w:rFonts w:cs="Times New Roman"/>
+                <w:sz w:val="24"/>
+                <w:szCs w:val="24"/>
+                <w:lang w:eastAsia="ru-RU"/>
+              </w:rPr>
+            </w:pPr>
+            <w:proofErr w:type="spellStart"/>
+            <w:r>
+              <w:rPr>
+                <w:rStyle w:val="HTML1"/>
+                <w:rFonts w:ascii="Times New Roman" w:eastAsiaTheme="minorHAnsi" w:hAnsi="Times New Roman" w:cs="Times New Roman"/>
+                <w:sz w:val="24"/>
+                <w:szCs w:val="24"/>
+              </w:rPr>
+              <w:t>onaccent</w:t>
+            </w:r>
+            <w:proofErr w:type="spellEnd"/>
+            <w:r>
+              <w:rPr>
+                <w:rFonts w:cs="Times New Roman"/>
+                <w:sz w:val="24"/>
+                <w:szCs w:val="24"/>
+              </w:rPr>
+              <w:t xml:space="preserve"> + </w:t>
+            </w:r>
+            <w:proofErr w:type="spellStart"/>
+            <w:r>
+              <w:rPr>
+                <w:rStyle w:val="HTML1"/>
+                <w:rFonts w:ascii="Times New Roman" w:eastAsiaTheme="minorHAnsi" w:hAnsi="Times New Roman" w:cs="Times New Roman"/>
+                <w:sz w:val="24"/>
+                <w:szCs w:val="24"/>
+              </w:rPr>
+              <w:t>primary</w:t>
+            </w:r>
+            <w:proofErr w:type="spellEnd"/>
+          </w:p>
+        </w:tc>
+        <w:tc>
+          <w:tcPr>
+            <w:tcW w:w="2336" w:type="dxa"/>
+            <w:vAlign w:val="center"/>
+          </w:tcPr>
+          <w:p>
+            <w:pPr>
+              <w:pStyle w:val="a9"/>
+              <w:ind w:firstLine="0"/>
+              <w:rPr>
+                <w:rFonts w:cs="Times New Roman"/>
+                <w:sz w:val="24"/>
+                <w:szCs w:val="24"/>
+                <w:lang w:eastAsia="ru-RU"/>
+              </w:rPr>
+            </w:pPr>
+            <w:r>
+              <w:rPr>
+                <w:rFonts w:cs="Times New Roman"/>
+                <w:sz w:val="24"/>
+                <w:szCs w:val="24"/>
+              </w:rPr>
+              <w:t>4,52:1</w:t>
+            </w:r>
+          </w:p>
+        </w:tc>
+        <w:tc>
+          <w:tcPr>
+            <w:tcW w:w="2336" w:type="dxa"/>
+            <w:vAlign w:val="center"/>
+          </w:tcPr>
+          <w:p>
+            <w:pPr>
+              <w:pStyle w:val="a9"/>
+              <w:ind w:firstLine="0"/>
+              <w:rPr>
+                <w:rFonts w:cs="Times New Roman"/>
+                <w:sz w:val="24"/>
+                <w:szCs w:val="24"/>
+                <w:lang w:eastAsia="ru-RU"/>
+              </w:rPr>
+            </w:pPr>
+            <w:r>
+              <w:rPr>
+                <w:rFonts w:cs="Times New Roman"/>
+                <w:sz w:val="24"/>
+                <w:szCs w:val="24"/>
+                <w:lang w:eastAsia="ru-RU"/>
+              </w:rPr>
+              <w:t>5,48</w:t>
+            </w:r>
+            <w:r>
+              <w:rPr>
+                <w:rFonts w:cs="Times New Roman"/>
+                <w:sz w:val="24"/>
+                <w:szCs w:val="24"/>
+                <w:lang w:eastAsia="ru-RU"/>
+              </w:rPr>
+              <w:t>:1</w:t>
+            </w:r>
+          </w:p>
+        </w:tc>
+        <w:tc>
+          <w:tcPr>
+            <w:tcW w:w="2337" w:type="dxa"/>
+            <w:vAlign w:val="center"/>
+          </w:tcPr>
+          <w:p>
+            <w:pPr>
+              <w:pStyle w:val="a9"/>
+              <w:ind w:firstLine="0"/>
+              <w:rPr>
+                <w:rFonts w:cs="Times New Roman"/>
+                <w:sz w:val="24"/>
+                <w:szCs w:val="24"/>
+                <w:lang w:eastAsia="ru-RU"/>
+              </w:rPr>
+            </w:pPr>
+            <w:r>
+              <w:rPr>
+                <w:rFonts w:cs="Times New Roman"/>
+                <w:sz w:val="24"/>
+                <w:szCs w:val="24"/>
+              </w:rPr>
+              <w:t>Соответствует</w:t>
+            </w:r>
+          </w:p>
+        </w:tc>
+      </w:tr>
+    </w:tbl>
+    <w:p>
+      <w:pPr>
+        <w:pStyle w:val="a9"/>
+        <w:ind w:firstLine="0"/>
+        <w:rPr>
+          <w:lang w:eastAsia="ru-RU"/>
+        </w:rPr>
+      </w:pPr>
+      <w:bookmarkStart w:id="25" w:name="_GoBack"/>
+      <w:bookmarkEnd w:id="25"/>
+    </w:p>
+    <w:p>
+      <w:pPr>
+        <w:pStyle w:val="a9"/>
+        <w:rPr>
+          <w:lang w:eastAsia="ru-RU"/>
+        </w:rPr>
+      </w:pPr>
+      <w:r>
+        <w:rPr>
+          <w:lang w:eastAsia="ru-RU"/>
+        </w:rPr>
+        <w:t xml:space="preserve">Результаты показывают, что </w:t>
+      </w:r>
+      <w:r>
+        <w:rPr>
+          <w:lang w:eastAsia="ru-RU"/>
+        </w:rPr>
+        <w:t>цвета</w:t>
+      </w:r>
+      <w:r>
+        <w:rPr>
+          <w:lang w:eastAsia="ru-RU"/>
+        </w:rPr>
+        <w:t xml:space="preserve"> </w:t>
+      </w:r>
+      <w:proofErr w:type="spellStart"/>
+      <w:r>
+        <w:rPr>
+          <w:lang w:eastAsia="ru-RU"/>
+        </w:rPr>
+        <w:t>text</w:t>
+      </w:r>
+      <w:proofErr w:type="spellEnd"/>
+      <w:r>
+        <w:rPr>
+          <w:lang w:eastAsia="ru-RU"/>
+        </w:rPr>
+        <w:t xml:space="preserve"> и text2 обеспечивают достаточную читаемость на основном фоне </w:t>
+      </w:r>
+      <w:proofErr w:type="spellStart"/>
+      <w:r>
+        <w:rPr>
+          <w:lang w:eastAsia="ru-RU"/>
+        </w:rPr>
+        <w:t>bg</w:t>
+      </w:r>
+      <w:proofErr w:type="spellEnd"/>
+      <w:r>
+        <w:rPr>
+          <w:lang w:eastAsia="ru-RU"/>
+        </w:rPr>
+        <w:t xml:space="preserve"> и поверхности </w:t>
+      </w:r>
+      <w:proofErr w:type="spellStart"/>
+      <w:r>
+        <w:rPr>
+          <w:lang w:eastAsia="ru-RU"/>
+        </w:rPr>
+        <w:t>surface</w:t>
+      </w:r>
+      <w:proofErr w:type="spellEnd"/>
+      <w:r>
+        <w:rPr>
+          <w:lang w:eastAsia="ru-RU"/>
+        </w:rPr>
+        <w:t xml:space="preserve"> в обеих темах. Сочетание </w:t>
+      </w:r>
+      <w:proofErr w:type="spellStart"/>
+      <w:r>
+        <w:rPr>
+          <w:lang w:eastAsia="ru-RU"/>
+        </w:rPr>
+        <w:t>onaccent</w:t>
+      </w:r>
+      <w:proofErr w:type="spellEnd"/>
+      <w:r>
+        <w:rPr>
+          <w:lang w:eastAsia="ru-RU"/>
+        </w:rPr>
+        <w:t xml:space="preserve"> с </w:t>
+      </w:r>
+      <w:proofErr w:type="spellStart"/>
+      <w:r>
+        <w:rPr>
+          <w:lang w:eastAsia="ru-RU"/>
+        </w:rPr>
+        <w:t>accent</w:t>
+      </w:r>
+      <w:proofErr w:type="spellEnd"/>
+      <w:r>
+        <w:rPr>
+          <w:lang w:eastAsia="ru-RU"/>
+        </w:rPr>
+        <w:t xml:space="preserve"> также соответствует требованиям контрастности для обычного текста. </w:t>
+      </w:r>
+      <w:r>
+        <w:rPr>
+          <w:lang w:eastAsia="ru-RU"/>
+        </w:rPr>
+        <w:t>Цвет</w:t>
+      </w:r>
+      <w:r>
+        <w:rPr>
+          <w:lang w:eastAsia="ru-RU"/>
+        </w:rPr>
+        <w:t xml:space="preserve"> </w:t>
+      </w:r>
+      <w:proofErr w:type="spellStart"/>
+      <w:r>
+        <w:rPr>
+          <w:lang w:eastAsia="ru-RU"/>
+        </w:rPr>
+        <w:t>outline</w:t>
+      </w:r>
+      <w:proofErr w:type="spellEnd"/>
+      <w:r>
+        <w:rPr>
+          <w:lang w:eastAsia="ru-RU"/>
+        </w:rPr>
+        <w:t xml:space="preserve"> обеспечивает достаточное визуальное вы</w:t>
+      </w:r>
+      <w:r>
+        <w:rPr>
+          <w:lang w:eastAsia="ru-RU"/>
+        </w:rPr>
+        <w:t xml:space="preserve">деление границ относительно </w:t>
+      </w:r>
+      <w:proofErr w:type="spellStart"/>
+      <w:r>
+        <w:rPr>
+          <w:lang w:eastAsia="ru-RU"/>
+        </w:rPr>
+        <w:t>bg</w:t>
+      </w:r>
+      <w:proofErr w:type="spellEnd"/>
+      <w:r>
+        <w:rPr>
+          <w:lang w:eastAsia="ru-RU"/>
+        </w:rPr>
+        <w:t>.</w:t>
+      </w:r>
+    </w:p>
+    <w:p>
+      <w:pPr>
+        <w:pStyle w:val="a9"/>
+        <w:rPr>
+          <w:lang w:eastAsia="ru-RU"/>
+        </w:rPr>
+      </w:pPr>
+      <w:r>
+        <w:rPr>
+          <w:lang w:eastAsia="ru-RU"/>
+        </w:rPr>
+        <w:t xml:space="preserve">Таким образом, большинство проверенных сочетаний </w:t>
+      </w:r>
+      <w:r>
+        <w:rPr>
+          <w:lang w:eastAsia="ru-RU"/>
+        </w:rPr>
+        <w:t>цветов</w:t>
+      </w:r>
+      <w:r>
+        <w:rPr>
+          <w:lang w:eastAsia="ru-RU"/>
+        </w:rPr>
+        <w:t xml:space="preserve"> соответствует требованиям WCAG AA. </w:t>
+      </w:r>
     </w:p>
     <w:sectPr>
       <w:pgSz w:w="11906" w:h="16838"/>
@@ -21822,6 +23413,92 @@
     </w:lvl>
   </w:abstractNum>
   <w:abstractNum w:abstractNumId="6" w15:restartNumberingAfterBreak="0">
+    <w:nsid w:val="3594377C"/>
+    <w:multiLevelType w:val="hybridMultilevel"/>
+    <w:tmpl w:val="4B22AB9E"/>
+    <w:lvl w:ilvl="0" w:tplc="04190011">
+      <w:start w:val="1"/>
+      <w:numFmt w:val="decimal"/>
+      <w:lvlText w:val="%1)"/>
+      <w:lvlJc w:val="left"/>
+      <w:pPr>
+        <w:ind w:left="1429" w:hanging="360"/>
+      </w:pPr>
+    </w:lvl>
+    <w:lvl w:ilvl="1" w:tplc="04190019" w:tentative="1">
+      <w:start w:val="1"/>
+      <w:numFmt w:val="lowerLetter"/>
+      <w:lvlText w:val="%2."/>
+      <w:lvlJc w:val="left"/>
+      <w:pPr>
+        <w:ind w:left="2149" w:hanging="360"/>
+      </w:pPr>
+    </w:lvl>
+    <w:lvl w:ilvl="2" w:tplc="0419001B" w:tentative="1">
+      <w:start w:val="1"/>
+      <w:numFmt w:val="lowerRoman"/>
+      <w:lvlText w:val="%3."/>
+      <w:lvlJc w:val="right"/>
+      <w:pPr>
+        <w:ind w:left="2869" w:hanging="180"/>
+      </w:pPr>
+    </w:lvl>
+    <w:lvl w:ilvl="3" w:tplc="0419000F" w:tentative="1">
+      <w:start w:val="1"/>
+      <w:numFmt w:val="decimal"/>
+      <w:lvlText w:val="%4."/>
+      <w:lvlJc w:val="left"/>
+      <w:pPr>
+        <w:ind w:left="3589" w:hanging="360"/>
+      </w:pPr>
+    </w:lvl>
+    <w:lvl w:ilvl="4" w:tplc="04190019" w:tentative="1">
+      <w:start w:val="1"/>
+      <w:numFmt w:val="lowerLetter"/>
+      <w:lvlText w:val="%5."/>
+      <w:lvlJc w:val="left"/>
+      <w:pPr>
+        <w:ind w:left="4309" w:hanging="360"/>
+      </w:pPr>
+    </w:lvl>
+    <w:lvl w:ilvl="5" w:tplc="0419001B" w:tentative="1">
+      <w:start w:val="1"/>
+      <w:numFmt w:val="lowerRoman"/>
+      <w:lvlText w:val="%6."/>
+      <w:lvlJc w:val="right"/>
+      <w:pPr>
+        <w:ind w:left="5029" w:hanging="180"/>
+      </w:pPr>
+    </w:lvl>
+    <w:lvl w:ilvl="6" w:tplc="0419000F" w:tentative="1">
+      <w:start w:val="1"/>
+      <w:numFmt w:val="decimal"/>
+      <w:lvlText w:val="%7."/>
+      <w:lvlJc w:val="left"/>
+      <w:pPr>
+        <w:ind w:left="5749" w:hanging="360"/>
+      </w:pPr>
+    </w:lvl>
+    <w:lvl w:ilvl="7" w:tplc="04190019" w:tentative="1">
+      <w:start w:val="1"/>
+      <w:numFmt w:val="lowerLetter"/>
+      <w:lvlText w:val="%8."/>
+      <w:lvlJc w:val="left"/>
+      <w:pPr>
+        <w:ind w:left="6469" w:hanging="360"/>
+      </w:pPr>
+    </w:lvl>
+    <w:lvl w:ilvl="8" w:tplc="0419001B" w:tentative="1">
+      <w:start w:val="1"/>
+      <w:numFmt w:val="lowerRoman"/>
+      <w:lvlText w:val="%9."/>
+      <w:lvlJc w:val="right"/>
+      <w:pPr>
+        <w:ind w:left="7189" w:hanging="180"/>
+      </w:pPr>
+    </w:lvl>
+  </w:abstractNum>
+  <w:abstractNum w:abstractNumId="7" w15:restartNumberingAfterBreak="0">
     <w:nsid w:val="3FFF562D"/>
     <w:multiLevelType w:val="multilevel"/>
     <w:tmpl w:val="9822CC4A"/>
@@ -21934,7 +23611,7 @@
       </w:rPr>
     </w:lvl>
   </w:abstractNum>
-  <w:abstractNum w:abstractNumId="7" w15:restartNumberingAfterBreak="0">
+  <w:abstractNum w:abstractNumId="8" w15:restartNumberingAfterBreak="0">
     <w:nsid w:val="411F00C2"/>
     <w:multiLevelType w:val="hybridMultilevel"/>
     <w:tmpl w:val="9582019E"/>
@@ -22047,7 +23724,7 @@
       </w:rPr>
     </w:lvl>
   </w:abstractNum>
-  <w:abstractNum w:abstractNumId="8" w15:restartNumberingAfterBreak="0">
+  <w:abstractNum w:abstractNumId="9" w15:restartNumberingAfterBreak="0">
     <w:nsid w:val="44F22ECF"/>
     <w:multiLevelType w:val="hybridMultilevel"/>
     <w:tmpl w:val="10029DFC"/>
@@ -22160,7 +23837,7 @@
       </w:rPr>
     </w:lvl>
   </w:abstractNum>
-  <w:abstractNum w:abstractNumId="9" w15:restartNumberingAfterBreak="0">
+  <w:abstractNum w:abstractNumId="10" w15:restartNumberingAfterBreak="0">
     <w:nsid w:val="497271AE"/>
     <w:multiLevelType w:val="hybridMultilevel"/>
     <w:tmpl w:val="C370258E"/>
@@ -22273,7 +23950,7 @@
       </w:rPr>
     </w:lvl>
   </w:abstractNum>
-  <w:abstractNum w:abstractNumId="10" w15:restartNumberingAfterBreak="0">
+  <w:abstractNum w:abstractNumId="11" w15:restartNumberingAfterBreak="0">
     <w:nsid w:val="4D2418F4"/>
     <w:multiLevelType w:val="multilevel"/>
     <w:tmpl w:val="E1DC77AA"/>
@@ -22386,7 +24063,7 @@
       </w:rPr>
     </w:lvl>
   </w:abstractNum>
-  <w:abstractNum w:abstractNumId="11" w15:restartNumberingAfterBreak="0">
+  <w:abstractNum w:abstractNumId="12" w15:restartNumberingAfterBreak="0">
     <w:nsid w:val="4FD318BF"/>
     <w:multiLevelType w:val="hybridMultilevel"/>
     <w:tmpl w:val="1B1AF7A4"/>
@@ -22499,7 +24176,7 @@
       </w:rPr>
     </w:lvl>
   </w:abstractNum>
-  <w:abstractNum w:abstractNumId="12" w15:restartNumberingAfterBreak="0">
+  <w:abstractNum w:abstractNumId="13" w15:restartNumberingAfterBreak="0">
     <w:nsid w:val="50517234"/>
     <w:multiLevelType w:val="hybridMultilevel"/>
     <w:tmpl w:val="FC921BF0"/>
@@ -22612,10 +24289,10 @@
       </w:rPr>
     </w:lvl>
   </w:abstractNum>
-  <w:abstractNum w:abstractNumId="13" w15:restartNumberingAfterBreak="0">
+  <w:abstractNum w:abstractNumId="14" w15:restartNumberingAfterBreak="0">
     <w:nsid w:val="546622A5"/>
     <w:multiLevelType w:val="hybridMultilevel"/>
-    <w:tmpl w:val="60A892C2"/>
+    <w:tmpl w:val="4B22AB9E"/>
     <w:lvl w:ilvl="0" w:tplc="04190011">
       <w:start w:val="1"/>
       <w:numFmt w:val="decimal"/>
@@ -22698,7 +24375,7 @@
       </w:pPr>
     </w:lvl>
   </w:abstractNum>
-  <w:abstractNum w:abstractNumId="14" w15:restartNumberingAfterBreak="0">
+  <w:abstractNum w:abstractNumId="15" w15:restartNumberingAfterBreak="0">
     <w:nsid w:val="552D6126"/>
     <w:multiLevelType w:val="hybridMultilevel"/>
     <w:tmpl w:val="9434360E"/>
@@ -22784,7 +24461,7 @@
       </w:pPr>
     </w:lvl>
   </w:abstractNum>
-  <w:abstractNum w:abstractNumId="15" w15:restartNumberingAfterBreak="0">
+  <w:abstractNum w:abstractNumId="16" w15:restartNumberingAfterBreak="0">
     <w:nsid w:val="5C7F40D6"/>
     <w:multiLevelType w:val="hybridMultilevel"/>
     <w:tmpl w:val="17743BC8"/>
@@ -22897,7 +24574,7 @@
       </w:rPr>
     </w:lvl>
   </w:abstractNum>
-  <w:abstractNum w:abstractNumId="16" w15:restartNumberingAfterBreak="0">
+  <w:abstractNum w:abstractNumId="17" w15:restartNumberingAfterBreak="0">
     <w:nsid w:val="5D0A221A"/>
     <w:multiLevelType w:val="hybridMultilevel"/>
     <w:tmpl w:val="D07CC9A0"/>
@@ -23010,7 +24687,7 @@
       </w:rPr>
     </w:lvl>
   </w:abstractNum>
-  <w:abstractNum w:abstractNumId="17" w15:restartNumberingAfterBreak="0">
+  <w:abstractNum w:abstractNumId="18" w15:restartNumberingAfterBreak="0">
     <w:nsid w:val="62005D86"/>
     <w:multiLevelType w:val="hybridMultilevel"/>
     <w:tmpl w:val="6E14702E"/>
@@ -23123,7 +24800,7 @@
       </w:rPr>
     </w:lvl>
   </w:abstractNum>
-  <w:abstractNum w:abstractNumId="18" w15:restartNumberingAfterBreak="0">
+  <w:abstractNum w:abstractNumId="19" w15:restartNumberingAfterBreak="0">
     <w:nsid w:val="62603B02"/>
     <w:multiLevelType w:val="hybridMultilevel"/>
     <w:tmpl w:val="EC10A5F6"/>
@@ -23236,7 +24913,7 @@
       </w:rPr>
     </w:lvl>
   </w:abstractNum>
-  <w:abstractNum w:abstractNumId="19" w15:restartNumberingAfterBreak="0">
+  <w:abstractNum w:abstractNumId="20" w15:restartNumberingAfterBreak="0">
     <w:nsid w:val="63D40C2F"/>
     <w:multiLevelType w:val="hybridMultilevel"/>
     <w:tmpl w:val="4DBCA470"/>
@@ -23349,7 +25026,7 @@
       </w:rPr>
     </w:lvl>
   </w:abstractNum>
-  <w:abstractNum w:abstractNumId="20" w15:restartNumberingAfterBreak="0">
+  <w:abstractNum w:abstractNumId="21" w15:restartNumberingAfterBreak="0">
     <w:nsid w:val="67A03DF0"/>
     <w:multiLevelType w:val="multilevel"/>
     <w:tmpl w:val="E1DC77AA"/>
@@ -23462,7 +25139,7 @@
       </w:rPr>
     </w:lvl>
   </w:abstractNum>
-  <w:abstractNum w:abstractNumId="21" w15:restartNumberingAfterBreak="0">
+  <w:abstractNum w:abstractNumId="22" w15:restartNumberingAfterBreak="0">
     <w:nsid w:val="76E15ECA"/>
     <w:multiLevelType w:val="hybridMultilevel"/>
     <w:tmpl w:val="19F8A95A"/>
@@ -23575,7 +25252,7 @@
       </w:rPr>
     </w:lvl>
   </w:abstractNum>
-  <w:abstractNum w:abstractNumId="22" w15:restartNumberingAfterBreak="0">
+  <w:abstractNum w:abstractNumId="23" w15:restartNumberingAfterBreak="0">
     <w:nsid w:val="7E5441D8"/>
     <w:multiLevelType w:val="hybridMultilevel"/>
     <w:tmpl w:val="9BC449AC"/>
@@ -23689,61 +25366,61 @@
     </w:lvl>
   </w:abstractNum>
   <w:num w:numId="1">
-    <w:abstractNumId w:val="6"/>
+    <w:abstractNumId w:val="7"/>
   </w:num>
   <w:num w:numId="2">
     <w:abstractNumId w:val="2"/>
   </w:num>
   <w:num w:numId="3">
-    <w:abstractNumId w:val="14"/>
+    <w:abstractNumId w:val="15"/>
   </w:num>
   <w:num w:numId="4">
-    <w:abstractNumId w:val="11"/>
+    <w:abstractNumId w:val="12"/>
   </w:num>
   <w:num w:numId="5">
-    <w:abstractNumId w:val="12"/>
+    <w:abstractNumId w:val="13"/>
   </w:num>
   <w:num w:numId="6">
-    <w:abstractNumId w:val="21"/>
+    <w:abstractNumId w:val="22"/>
   </w:num>
   <w:num w:numId="7">
     <w:abstractNumId w:val="1"/>
   </w:num>
   <w:num w:numId="8">
-    <w:abstractNumId w:val="13"/>
+    <w:abstractNumId w:val="14"/>
   </w:num>
   <w:num w:numId="9">
-    <w:abstractNumId w:val="17"/>
+    <w:abstractNumId w:val="18"/>
   </w:num>
   <w:num w:numId="10">
-    <w:abstractNumId w:val="9"/>
+    <w:abstractNumId w:val="10"/>
   </w:num>
   <w:num w:numId="11">
-    <w:abstractNumId w:val="22"/>
+    <w:abstractNumId w:val="23"/>
   </w:num>
   <w:num w:numId="12">
-    <w:abstractNumId w:val="18"/>
+    <w:abstractNumId w:val="19"/>
   </w:num>
   <w:num w:numId="13">
     <w:abstractNumId w:val="0"/>
   </w:num>
   <w:num w:numId="14">
-    <w:abstractNumId w:val="8"/>
+    <w:abstractNumId w:val="9"/>
   </w:num>
   <w:num w:numId="15">
+    <w:abstractNumId w:val="17"/>
+  </w:num>
+  <w:num w:numId="16">
+    <w:abstractNumId w:val="20"/>
+  </w:num>
+  <w:num w:numId="17">
     <w:abstractNumId w:val="16"/>
   </w:num>
-  <w:num w:numId="16">
-    <w:abstractNumId w:val="19"/>
-  </w:num>
-  <w:num w:numId="17">
-    <w:abstractNumId w:val="15"/>
-  </w:num>
   <w:num w:numId="18">
-    <w:abstractNumId w:val="10"/>
+    <w:abstractNumId w:val="11"/>
   </w:num>
   <w:num w:numId="19">
-    <w:abstractNumId w:val="20"/>
+    <w:abstractNumId w:val="21"/>
   </w:num>
   <w:num w:numId="20">
     <w:abstractNumId w:val="5"/>
@@ -23755,7 +25432,10 @@
     <w:abstractNumId w:val="3"/>
   </w:num>
   <w:num w:numId="23">
-    <w:abstractNumId w:val="7"/>
+    <w:abstractNumId w:val="8"/>
+  </w:num>
+  <w:num w:numId="24">
+    <w:abstractNumId w:val="6"/>
   </w:num>
   <w:numIdMacAtCleanup w:val="22"/>
 </w:numbering>
@@ -24513,6 +26193,18 @@
       <w:szCs w:val="20"/>
     </w:rPr>
   </w:style>
+  <w:style w:type="character" w:styleId="aa">
+    <w:name w:val="FollowedHyperlink"/>
+    <w:basedOn w:val="a0"/>
+    <w:uiPriority w:val="99"/>
+    <w:semiHidden/>
+    <w:unhideWhenUsed/>
+    <w:rsid w:val="001237ED"/>
+    <w:rPr>
+      <w:color w:val="954F72" w:themeColor="followedHyperlink"/>
+      <w:u w:val="single"/>
+    </w:rPr>
+  </w:style>
 </w:styles>
 </file>
 
@@ -24816,7 +26508,7 @@
 </file>
 
 <file path=customXml/itemProps1.xml><?xml version="1.0" encoding="utf-8"?>
-<ds:datastoreItem xmlns:ds="http://schemas.openxmlformats.org/officeDocument/2006/customXml" ds:itemID="{E61FBDD6-33E4-4712-A7FD-B0D9424F5DD1}">
+<ds:datastoreItem xmlns:ds="http://schemas.openxmlformats.org/officeDocument/2006/customXml" ds:itemID="{FB719F64-1F11-4552-AF35-E52B6CD37C6B}">
   <ds:schemaRefs>
     <ds:schemaRef ds:uri="http://schemas.openxmlformats.org/officeDocument/2006/bibliography"/>
   </ds:schemaRefs>

--- a/Documentation/Основной документ.docx
+++ b/Documentation/Основной документ.docx
@@ -699,7 +699,7 @@
           <w:lang w:eastAsia="ru-RU"/>
         </w:rPr>
       </w:pPr>
-      <w:bookmarkStart w:id="0" w:name="_Toc243599213"/>
+      <w:bookmarkStart w:id="0" w:name="_Toc244274810"/>
       <w:r>
         <w:rPr>
           <w:rFonts w:eastAsia="Times New Roman"/>
@@ -740,7 +740,7 @@
         </w:rPr>
         <w:fldChar w:fldCharType="separate"/>
       </w:r>
-      <w:hyperlink w:anchor="_Toc243599213" w:history="1">
+      <w:hyperlink w:anchor="_Toc244274810" w:history="1">
         <w:r>
           <w:rPr>
             <w:rStyle w:val="a6"/>
@@ -769,7 +769,7 @@
             <w:noProof/>
             <w:webHidden/>
           </w:rPr>
-          <w:instrText xml:space="preserve"> PAGEREF _Toc243599213 \h </w:instrText>
+          <w:instrText xml:space="preserve"> PAGEREF _Toc244274810 \h </w:instrText>
         </w:r>
         <w:r>
           <w:rPr>
@@ -813,7 +813,7 @@
           <w:lang w:eastAsia="ru-RU"/>
         </w:rPr>
       </w:pPr>
-      <w:hyperlink w:anchor="_Toc243599214" w:history="1">
+      <w:hyperlink w:anchor="_Toc244274811" w:history="1">
         <w:r>
           <w:rPr>
             <w:rStyle w:val="a6"/>
@@ -857,7 +857,7 @@
             <w:noProof/>
             <w:webHidden/>
           </w:rPr>
-          <w:instrText xml:space="preserve"> PAGEREF _Toc243599214 \h </w:instrText>
+          <w:instrText xml:space="preserve"> PAGEREF _Toc244274811 \h </w:instrText>
         </w:r>
         <w:r>
           <w:rPr>
@@ -901,7 +901,7 @@
           <w:lang w:eastAsia="ru-RU"/>
         </w:rPr>
       </w:pPr>
-      <w:hyperlink w:anchor="_Toc243599215" w:history="1">
+      <w:hyperlink w:anchor="_Toc244274812" w:history="1">
         <w:r>
           <w:rPr>
             <w:rStyle w:val="a6"/>
@@ -947,7 +947,7 @@
             <w:noProof/>
             <w:webHidden/>
           </w:rPr>
-          <w:instrText xml:space="preserve"> PAGEREF _Toc243599215 \h </w:instrText>
+          <w:instrText xml:space="preserve"> PAGEREF _Toc244274812 \h </w:instrText>
         </w:r>
         <w:r>
           <w:rPr>
@@ -991,7 +991,7 @@
           <w:lang w:eastAsia="ru-RU"/>
         </w:rPr>
       </w:pPr>
-      <w:hyperlink w:anchor="_Toc243599216" w:history="1">
+      <w:hyperlink w:anchor="_Toc244274813" w:history="1">
         <w:r>
           <w:rPr>
             <w:rStyle w:val="a6"/>
@@ -1035,7 +1035,7 @@
             <w:noProof/>
             <w:webHidden/>
           </w:rPr>
-          <w:instrText xml:space="preserve"> PAGEREF _Toc243599216 \h </w:instrText>
+          <w:instrText xml:space="preserve"> PAGEREF _Toc244274813 \h </w:instrText>
         </w:r>
         <w:r>
           <w:rPr>
@@ -1079,7 +1079,7 @@
           <w:lang w:eastAsia="ru-RU"/>
         </w:rPr>
       </w:pPr>
-      <w:hyperlink w:anchor="_Toc243599217" w:history="1">
+      <w:hyperlink w:anchor="_Toc244274814" w:history="1">
         <w:r>
           <w:rPr>
             <w:rStyle w:val="a6"/>
@@ -1124,7 +1124,7 @@
             <w:noProof/>
             <w:webHidden/>
           </w:rPr>
-          <w:instrText xml:space="preserve"> PAGEREF _Toc243599217 \h </w:instrText>
+          <w:instrText xml:space="preserve"> PAGEREF _Toc244274814 \h </w:instrText>
         </w:r>
         <w:r>
           <w:rPr>
@@ -1168,7 +1168,7 @@
           <w:lang w:eastAsia="ru-RU"/>
         </w:rPr>
       </w:pPr>
-      <w:hyperlink w:anchor="_Toc243599218" w:history="1">
+      <w:hyperlink w:anchor="_Toc244274815" w:history="1">
         <w:r>
           <w:rPr>
             <w:rStyle w:val="a6"/>
@@ -1212,7 +1212,7 @@
             <w:noProof/>
             <w:webHidden/>
           </w:rPr>
-          <w:instrText xml:space="preserve"> PAGEREF _Toc243599218 \h </w:instrText>
+          <w:instrText xml:space="preserve"> PAGEREF _Toc244274815 \h </w:instrText>
         </w:r>
         <w:r>
           <w:rPr>
@@ -1256,7 +1256,7 @@
           <w:lang w:eastAsia="ru-RU"/>
         </w:rPr>
       </w:pPr>
-      <w:hyperlink w:anchor="_Toc243599219" w:history="1">
+      <w:hyperlink w:anchor="_Toc244274816" w:history="1">
         <w:r>
           <w:rPr>
             <w:rStyle w:val="a6"/>
@@ -1300,7 +1300,7 @@
             <w:noProof/>
             <w:webHidden/>
           </w:rPr>
-          <w:instrText xml:space="preserve"> PAGEREF _Toc243599219 \h </w:instrText>
+          <w:instrText xml:space="preserve"> PAGEREF _Toc244274816 \h </w:instrText>
         </w:r>
         <w:r>
           <w:rPr>
@@ -1344,7 +1344,7 @@
           <w:lang w:eastAsia="ru-RU"/>
         </w:rPr>
       </w:pPr>
-      <w:hyperlink w:anchor="_Toc243599220" w:history="1">
+      <w:hyperlink w:anchor="_Toc244274817" w:history="1">
         <w:r>
           <w:rPr>
             <w:rStyle w:val="a6"/>
@@ -1388,7 +1388,7 @@
             <w:noProof/>
             <w:webHidden/>
           </w:rPr>
-          <w:instrText xml:space="preserve"> PAGEREF _Toc243599220 \h </w:instrText>
+          <w:instrText xml:space="preserve"> PAGEREF _Toc244274817 \h </w:instrText>
         </w:r>
         <w:r>
           <w:rPr>
@@ -1432,7 +1432,7 @@
           <w:lang w:eastAsia="ru-RU"/>
         </w:rPr>
       </w:pPr>
-      <w:hyperlink w:anchor="_Toc243599221" w:history="1">
+      <w:hyperlink w:anchor="_Toc244274818" w:history="1">
         <w:r>
           <w:rPr>
             <w:rStyle w:val="a6"/>
@@ -1476,7 +1476,7 @@
             <w:noProof/>
             <w:webHidden/>
           </w:rPr>
-          <w:instrText xml:space="preserve"> PAGEREF _Toc243599221 \h </w:instrText>
+          <w:instrText xml:space="preserve"> PAGEREF _Toc244274818 \h </w:instrText>
         </w:r>
         <w:r>
           <w:rPr>
@@ -1520,7 +1520,7 @@
           <w:lang w:eastAsia="ru-RU"/>
         </w:rPr>
       </w:pPr>
-      <w:hyperlink w:anchor="_Toc243599222" w:history="1">
+      <w:hyperlink w:anchor="_Toc244274819" w:history="1">
         <w:r>
           <w:rPr>
             <w:rStyle w:val="a6"/>
@@ -1596,7 +1596,7 @@
             <w:noProof/>
             <w:webHidden/>
           </w:rPr>
-          <w:instrText xml:space="preserve"> PAGEREF _Toc243599222 \h </w:instrText>
+          <w:instrText xml:space="preserve"> PAGEREF _Toc244274819 \h </w:instrText>
         </w:r>
         <w:r>
           <w:rPr>
@@ -1640,7 +1640,7 @@
           <w:lang w:eastAsia="ru-RU"/>
         </w:rPr>
       </w:pPr>
-      <w:hyperlink w:anchor="_Toc243599223" w:history="1">
+      <w:hyperlink w:anchor="_Toc244274820" w:history="1">
         <w:r>
           <w:rPr>
             <w:rStyle w:val="a6"/>
@@ -1684,7 +1684,7 @@
             <w:noProof/>
             <w:webHidden/>
           </w:rPr>
-          <w:instrText xml:space="preserve"> PAGEREF _Toc243599223 \h </w:instrText>
+          <w:instrText xml:space="preserve"> PAGEREF _Toc244274820 \h </w:instrText>
         </w:r>
         <w:r>
           <w:rPr>
@@ -1728,7 +1728,7 @@
           <w:lang w:eastAsia="ru-RU"/>
         </w:rPr>
       </w:pPr>
-      <w:hyperlink w:anchor="_Toc243599224" w:history="1">
+      <w:hyperlink w:anchor="_Toc244274821" w:history="1">
         <w:r>
           <w:rPr>
             <w:rStyle w:val="a6"/>
@@ -1772,7 +1772,7 @@
             <w:noProof/>
             <w:webHidden/>
           </w:rPr>
-          <w:instrText xml:space="preserve"> PAGEREF _Toc243599224 \h </w:instrText>
+          <w:instrText xml:space="preserve"> PAGEREF _Toc244274821 \h </w:instrText>
         </w:r>
         <w:r>
           <w:rPr>
@@ -1816,7 +1816,7 @@
           <w:lang w:eastAsia="ru-RU"/>
         </w:rPr>
       </w:pPr>
-      <w:hyperlink w:anchor="_Toc243599225" w:history="1">
+      <w:hyperlink w:anchor="_Toc244274822" w:history="1">
         <w:r>
           <w:rPr>
             <w:rStyle w:val="a6"/>
@@ -1860,7 +1860,7 @@
             <w:noProof/>
             <w:webHidden/>
           </w:rPr>
-          <w:instrText xml:space="preserve"> PAGEREF _Toc243599225 \h </w:instrText>
+          <w:instrText xml:space="preserve"> PAGEREF _Toc244274822 \h </w:instrText>
         </w:r>
         <w:r>
           <w:rPr>
@@ -1904,7 +1904,7 @@
           <w:lang w:eastAsia="ru-RU"/>
         </w:rPr>
       </w:pPr>
-      <w:hyperlink w:anchor="_Toc243599226" w:history="1">
+      <w:hyperlink w:anchor="_Toc244274823" w:history="1">
         <w:r>
           <w:rPr>
             <w:rStyle w:val="a6"/>
@@ -1956,7 +1956,7 @@
             <w:noProof/>
             <w:webHidden/>
           </w:rPr>
-          <w:instrText xml:space="preserve"> PAGEREF _Toc243599226 \h </w:instrText>
+          <w:instrText xml:space="preserve"> PAGEREF _Toc244274823 \h </w:instrText>
         </w:r>
         <w:r>
           <w:rPr>
@@ -2000,7 +2000,7 @@
           <w:lang w:eastAsia="ru-RU"/>
         </w:rPr>
       </w:pPr>
-      <w:hyperlink w:anchor="_Toc243599227" w:history="1">
+      <w:hyperlink w:anchor="_Toc244274824" w:history="1">
         <w:r>
           <w:rPr>
             <w:rStyle w:val="a6"/>
@@ -2044,7 +2044,7 @@
             <w:noProof/>
             <w:webHidden/>
           </w:rPr>
-          <w:instrText xml:space="preserve"> PAGEREF _Toc243599227 \h </w:instrText>
+          <w:instrText xml:space="preserve"> PAGEREF _Toc244274824 \h </w:instrText>
         </w:r>
         <w:r>
           <w:rPr>
@@ -2088,7 +2088,7 @@
           <w:lang w:eastAsia="ru-RU"/>
         </w:rPr>
       </w:pPr>
-      <w:hyperlink w:anchor="_Toc243599228" w:history="1">
+      <w:hyperlink w:anchor="_Toc244274825" w:history="1">
         <w:r>
           <w:rPr>
             <w:rStyle w:val="a6"/>
@@ -2130,7 +2130,7 @@
             <w:noProof/>
             <w:webHidden/>
           </w:rPr>
-          <w:instrText xml:space="preserve"> PAGEREF _Toc243599228 \h </w:instrText>
+          <w:instrText xml:space="preserve"> PAGEREF _Toc244274825 \h </w:instrText>
         </w:r>
         <w:r>
           <w:rPr>
@@ -2174,7 +2174,7 @@
           <w:lang w:eastAsia="ru-RU"/>
         </w:rPr>
       </w:pPr>
-      <w:hyperlink w:anchor="_Toc243599229" w:history="1">
+      <w:hyperlink w:anchor="_Toc244274826" w:history="1">
         <w:r>
           <w:rPr>
             <w:rStyle w:val="a6"/>
@@ -2218,7 +2218,7 @@
             <w:noProof/>
             <w:webHidden/>
           </w:rPr>
-          <w:instrText xml:space="preserve"> PAGEREF _Toc243599229 \h </w:instrText>
+          <w:instrText xml:space="preserve"> PAGEREF _Toc244274826 \h </w:instrText>
         </w:r>
         <w:r>
           <w:rPr>
@@ -2262,7 +2262,7 @@
           <w:lang w:eastAsia="ru-RU"/>
         </w:rPr>
       </w:pPr>
-      <w:hyperlink w:anchor="_Toc243599230" w:history="1">
+      <w:hyperlink w:anchor="_Toc244274827" w:history="1">
         <w:r>
           <w:rPr>
             <w:rStyle w:val="a6"/>
@@ -2306,7 +2306,7 @@
             <w:noProof/>
             <w:webHidden/>
           </w:rPr>
-          <w:instrText xml:space="preserve"> PAGEREF _Toc243599230 \h </w:instrText>
+          <w:instrText xml:space="preserve"> PAGEREF _Toc244274827 \h </w:instrText>
         </w:r>
         <w:r>
           <w:rPr>
@@ -2350,7 +2350,7 @@
           <w:lang w:eastAsia="ru-RU"/>
         </w:rPr>
       </w:pPr>
-      <w:hyperlink w:anchor="_Toc243599231" w:history="1">
+      <w:hyperlink w:anchor="_Toc244274828" w:history="1">
         <w:r>
           <w:rPr>
             <w:rStyle w:val="a6"/>
@@ -2394,7 +2394,7 @@
             <w:noProof/>
             <w:webHidden/>
           </w:rPr>
-          <w:instrText xml:space="preserve"> PAGEREF _Toc243599231 \h </w:instrText>
+          <w:instrText xml:space="preserve"> PAGEREF _Toc244274828 \h </w:instrText>
         </w:r>
         <w:r>
           <w:rPr>
@@ -2438,7 +2438,7 @@
           <w:lang w:eastAsia="ru-RU"/>
         </w:rPr>
       </w:pPr>
-      <w:hyperlink w:anchor="_Toc243599232" w:history="1">
+      <w:hyperlink w:anchor="_Toc244274829" w:history="1">
         <w:r>
           <w:rPr>
             <w:rStyle w:val="a6"/>
@@ -2482,7 +2482,7 @@
             <w:noProof/>
             <w:webHidden/>
           </w:rPr>
-          <w:instrText xml:space="preserve"> PAGEREF _Toc243599232 \h </w:instrText>
+          <w:instrText xml:space="preserve"> PAGEREF _Toc244274829 \h </w:instrText>
         </w:r>
         <w:r>
           <w:rPr>
@@ -2526,7 +2526,7 @@
           <w:lang w:eastAsia="ru-RU"/>
         </w:rPr>
       </w:pPr>
-      <w:hyperlink w:anchor="_Toc243599233" w:history="1">
+      <w:hyperlink w:anchor="_Toc244274830" w:history="1">
         <w:r>
           <w:rPr>
             <w:rStyle w:val="a6"/>
@@ -2570,7 +2570,7 @@
             <w:noProof/>
             <w:webHidden/>
           </w:rPr>
-          <w:instrText xml:space="preserve"> PAGEREF _Toc243599233 \h </w:instrText>
+          <w:instrText xml:space="preserve"> PAGEREF _Toc244274830 \h </w:instrText>
         </w:r>
         <w:r>
           <w:rPr>
@@ -2614,7 +2614,7 @@
           <w:lang w:eastAsia="ru-RU"/>
         </w:rPr>
       </w:pPr>
-      <w:hyperlink w:anchor="_Toc243599234" w:history="1">
+      <w:hyperlink w:anchor="_Toc244274831" w:history="1">
         <w:r>
           <w:rPr>
             <w:rStyle w:val="a6"/>
@@ -2645,7 +2645,23 @@
             <w:noProof/>
             <w:lang w:val="en-US" w:eastAsia="ru-RU"/>
           </w:rPr>
-          <w:t>domain</w:t>
+          <w:t>dom</w:t>
+        </w:r>
+        <w:r>
+          <w:rPr>
+            <w:rStyle w:val="a6"/>
+            <w:noProof/>
+            <w:lang w:val="en-US" w:eastAsia="ru-RU"/>
+          </w:rPr>
+          <w:t>a</w:t>
+        </w:r>
+        <w:r>
+          <w:rPr>
+            <w:rStyle w:val="a6"/>
+            <w:noProof/>
+            <w:lang w:val="en-US" w:eastAsia="ru-RU"/>
+          </w:rPr>
+          <w:t>in</w:t>
         </w:r>
         <w:r>
           <w:rPr>
@@ -2666,7 +2682,7 @@
             <w:noProof/>
             <w:webHidden/>
           </w:rPr>
-          <w:instrText xml:space="preserve"> PAGEREF _Toc243599234 \h </w:instrText>
+          <w:instrText xml:space="preserve"> PAGEREF _Toc244274831 \h </w:instrText>
         </w:r>
         <w:r>
           <w:rPr>
@@ -2710,7 +2726,7 @@
           <w:lang w:eastAsia="ru-RU"/>
         </w:rPr>
       </w:pPr>
-      <w:hyperlink w:anchor="_Toc243599235" w:history="1">
+      <w:hyperlink w:anchor="_Toc244274832" w:history="1">
         <w:r>
           <w:rPr>
             <w:rStyle w:val="a6"/>
@@ -2786,7 +2802,7 @@
             <w:noProof/>
             <w:webHidden/>
           </w:rPr>
-          <w:instrText xml:space="preserve"> PAGEREF _Toc243599235 \h </w:instrText>
+          <w:instrText xml:space="preserve"> PAGEREF _Toc244274832 \h </w:instrText>
         </w:r>
         <w:r>
           <w:rPr>
@@ -2830,7 +2846,7 @@
           <w:lang w:eastAsia="ru-RU"/>
         </w:rPr>
       </w:pPr>
-      <w:hyperlink w:anchor="_Toc243599236" w:history="1">
+      <w:hyperlink w:anchor="_Toc244274833" w:history="1">
         <w:r>
           <w:rPr>
             <w:rStyle w:val="a6"/>
@@ -2882,7 +2898,7 @@
             <w:noProof/>
             <w:webHidden/>
           </w:rPr>
-          <w:instrText xml:space="preserve"> PAGEREF _Toc243599236 \h </w:instrText>
+          <w:instrText xml:space="preserve"> PAGEREF _Toc244274833 \h </w:instrText>
         </w:r>
         <w:r>
           <w:rPr>
@@ -2902,7 +2918,7 @@
             <w:noProof/>
             <w:webHidden/>
           </w:rPr>
-          <w:t>23</w:t>
+          <w:t>24</w:t>
         </w:r>
         <w:r>
           <w:rPr>
@@ -2926,7 +2942,7 @@
           <w:lang w:eastAsia="ru-RU"/>
         </w:rPr>
       </w:pPr>
-      <w:hyperlink w:anchor="_Toc243599237" w:history="1">
+      <w:hyperlink w:anchor="_Toc244274834" w:history="1">
         <w:r>
           <w:rPr>
             <w:rStyle w:val="a6"/>
@@ -2949,7 +2965,7 @@
             <w:noProof/>
             <w:lang w:eastAsia="ru-RU"/>
           </w:rPr>
-          <w:t>Решение по многомодульности</w:t>
+          <w:t>Решение по много модульности</w:t>
         </w:r>
         <w:r>
           <w:rPr>
@@ -2970,7 +2986,7 @@
             <w:noProof/>
             <w:webHidden/>
           </w:rPr>
-          <w:instrText xml:space="preserve"> PAGEREF _Toc243599237 \h </w:instrText>
+          <w:instrText xml:space="preserve"> PAGEREF _Toc244274834 \h </w:instrText>
         </w:r>
         <w:r>
           <w:rPr>
@@ -2990,7 +3006,447 @@
             <w:noProof/>
             <w:webHidden/>
           </w:rPr>
-          <w:t>24</w:t>
+          <w:t>26</w:t>
+        </w:r>
+        <w:r>
+          <w:rPr>
+            <w:noProof/>
+            <w:webHidden/>
+          </w:rPr>
+          <w:fldChar w:fldCharType="end"/>
+        </w:r>
+      </w:hyperlink>
+    </w:p>
+    <w:p>
+      <w:pPr>
+        <w:pStyle w:val="21"/>
+        <w:tabs>
+          <w:tab w:val="left" w:pos="880"/>
+          <w:tab w:val="right" w:leader="dot" w:pos="9345"/>
+        </w:tabs>
+        <w:rPr>
+          <w:rFonts w:eastAsiaTheme="minorEastAsia"/>
+          <w:noProof/>
+          <w:lang w:eastAsia="ru-RU"/>
+        </w:rPr>
+      </w:pPr>
+      <w:hyperlink w:anchor="_Toc244274835" w:history="1">
+        <w:r>
+          <w:rPr>
+            <w:rStyle w:val="a6"/>
+            <w:noProof/>
+            <w:lang w:eastAsia="ru-RU"/>
+          </w:rPr>
+          <w:t>1.5.</w:t>
+        </w:r>
+        <w:r>
+          <w:rPr>
+            <w:rFonts w:eastAsiaTheme="minorEastAsia"/>
+            <w:noProof/>
+            <w:lang w:eastAsia="ru-RU"/>
+          </w:rPr>
+          <w:tab/>
+        </w:r>
+        <w:r>
+          <w:rPr>
+            <w:rStyle w:val="a6"/>
+            <w:noProof/>
+            <w:lang w:eastAsia="ru-RU"/>
+          </w:rPr>
+          <w:t>Проектирование дизайна системы.</w:t>
+        </w:r>
+        <w:r>
+          <w:rPr>
+            <w:noProof/>
+            <w:webHidden/>
+          </w:rPr>
+          <w:tab/>
+        </w:r>
+        <w:r>
+          <w:rPr>
+            <w:noProof/>
+            <w:webHidden/>
+          </w:rPr>
+          <w:fldChar w:fldCharType="begin"/>
+        </w:r>
+        <w:r>
+          <w:rPr>
+            <w:noProof/>
+            <w:webHidden/>
+          </w:rPr>
+          <w:instrText xml:space="preserve"> PAGEREF _Toc244274835 \h </w:instrText>
+        </w:r>
+        <w:r>
+          <w:rPr>
+            <w:noProof/>
+            <w:webHidden/>
+          </w:rPr>
+        </w:r>
+        <w:r>
+          <w:rPr>
+            <w:noProof/>
+            <w:webHidden/>
+          </w:rPr>
+          <w:fldChar w:fldCharType="separate"/>
+        </w:r>
+        <w:r>
+          <w:rPr>
+            <w:noProof/>
+            <w:webHidden/>
+          </w:rPr>
+          <w:t>27</w:t>
+        </w:r>
+        <w:r>
+          <w:rPr>
+            <w:noProof/>
+            <w:webHidden/>
+          </w:rPr>
+          <w:fldChar w:fldCharType="end"/>
+        </w:r>
+      </w:hyperlink>
+    </w:p>
+    <w:p>
+      <w:pPr>
+        <w:pStyle w:val="31"/>
+        <w:tabs>
+          <w:tab w:val="left" w:pos="1320"/>
+          <w:tab w:val="right" w:leader="dot" w:pos="9345"/>
+        </w:tabs>
+        <w:rPr>
+          <w:rFonts w:eastAsiaTheme="minorEastAsia"/>
+          <w:noProof/>
+          <w:lang w:eastAsia="ru-RU"/>
+        </w:rPr>
+      </w:pPr>
+      <w:hyperlink w:anchor="_Toc244274836" w:history="1">
+        <w:r>
+          <w:rPr>
+            <w:rStyle w:val="a6"/>
+            <w:noProof/>
+            <w:lang w:eastAsia="ru-RU"/>
+          </w:rPr>
+          <w:t>1.5.1.</w:t>
+        </w:r>
+        <w:r>
+          <w:rPr>
+            <w:rFonts w:eastAsiaTheme="minorEastAsia"/>
+            <w:noProof/>
+            <w:lang w:eastAsia="ru-RU"/>
+          </w:rPr>
+          <w:tab/>
+        </w:r>
+        <w:r>
+          <w:rPr>
+            <w:rStyle w:val="a6"/>
+            <w:noProof/>
+            <w:lang w:eastAsia="ru-RU"/>
+          </w:rPr>
+          <w:t>Составление цветовой палитры.</w:t>
+        </w:r>
+        <w:r>
+          <w:rPr>
+            <w:noProof/>
+            <w:webHidden/>
+          </w:rPr>
+          <w:tab/>
+        </w:r>
+        <w:r>
+          <w:rPr>
+            <w:noProof/>
+            <w:webHidden/>
+          </w:rPr>
+          <w:fldChar w:fldCharType="begin"/>
+        </w:r>
+        <w:r>
+          <w:rPr>
+            <w:noProof/>
+            <w:webHidden/>
+          </w:rPr>
+          <w:instrText xml:space="preserve"> PAGEREF _Toc244274836 \h </w:instrText>
+        </w:r>
+        <w:r>
+          <w:rPr>
+            <w:noProof/>
+            <w:webHidden/>
+          </w:rPr>
+        </w:r>
+        <w:r>
+          <w:rPr>
+            <w:noProof/>
+            <w:webHidden/>
+          </w:rPr>
+          <w:fldChar w:fldCharType="separate"/>
+        </w:r>
+        <w:r>
+          <w:rPr>
+            <w:noProof/>
+            <w:webHidden/>
+          </w:rPr>
+          <w:t>27</w:t>
+        </w:r>
+        <w:r>
+          <w:rPr>
+            <w:noProof/>
+            <w:webHidden/>
+          </w:rPr>
+          <w:fldChar w:fldCharType="end"/>
+        </w:r>
+      </w:hyperlink>
+    </w:p>
+    <w:p>
+      <w:pPr>
+        <w:pStyle w:val="31"/>
+        <w:tabs>
+          <w:tab w:val="left" w:pos="1320"/>
+          <w:tab w:val="right" w:leader="dot" w:pos="9345"/>
+        </w:tabs>
+        <w:rPr>
+          <w:rFonts w:eastAsiaTheme="minorEastAsia"/>
+          <w:noProof/>
+          <w:lang w:eastAsia="ru-RU"/>
+        </w:rPr>
+      </w:pPr>
+      <w:hyperlink w:anchor="_Toc244274837" w:history="1">
+        <w:r>
+          <w:rPr>
+            <w:rStyle w:val="a6"/>
+            <w:noProof/>
+            <w:lang w:eastAsia="ru-RU"/>
+          </w:rPr>
+          <w:t>1.5.2.</w:t>
+        </w:r>
+        <w:r>
+          <w:rPr>
+            <w:rFonts w:eastAsiaTheme="minorEastAsia"/>
+            <w:noProof/>
+            <w:lang w:eastAsia="ru-RU"/>
+          </w:rPr>
+          <w:tab/>
+        </w:r>
+        <w:r>
+          <w:rPr>
+            <w:rStyle w:val="a6"/>
+            <w:noProof/>
+            <w:lang w:eastAsia="ru-RU"/>
+          </w:rPr>
+          <w:t>Выбор шрифтов, размеров и величины отступов.</w:t>
+        </w:r>
+        <w:r>
+          <w:rPr>
+            <w:noProof/>
+            <w:webHidden/>
+          </w:rPr>
+          <w:tab/>
+        </w:r>
+        <w:r>
+          <w:rPr>
+            <w:noProof/>
+            <w:webHidden/>
+          </w:rPr>
+          <w:fldChar w:fldCharType="begin"/>
+        </w:r>
+        <w:r>
+          <w:rPr>
+            <w:noProof/>
+            <w:webHidden/>
+          </w:rPr>
+          <w:instrText xml:space="preserve"> PAGEREF _Toc244274837 \h </w:instrText>
+        </w:r>
+        <w:r>
+          <w:rPr>
+            <w:noProof/>
+            <w:webHidden/>
+          </w:rPr>
+        </w:r>
+        <w:r>
+          <w:rPr>
+            <w:noProof/>
+            <w:webHidden/>
+          </w:rPr>
+          <w:fldChar w:fldCharType="separate"/>
+        </w:r>
+        <w:r>
+          <w:rPr>
+            <w:noProof/>
+            <w:webHidden/>
+          </w:rPr>
+          <w:t>28</w:t>
+        </w:r>
+        <w:r>
+          <w:rPr>
+            <w:noProof/>
+            <w:webHidden/>
+          </w:rPr>
+          <w:fldChar w:fldCharType="end"/>
+        </w:r>
+      </w:hyperlink>
+    </w:p>
+    <w:p>
+      <w:pPr>
+        <w:pStyle w:val="31"/>
+        <w:tabs>
+          <w:tab w:val="left" w:pos="1320"/>
+          <w:tab w:val="right" w:leader="dot" w:pos="9345"/>
+        </w:tabs>
+        <w:rPr>
+          <w:rFonts w:eastAsiaTheme="minorEastAsia"/>
+          <w:noProof/>
+          <w:lang w:eastAsia="ru-RU"/>
+        </w:rPr>
+      </w:pPr>
+      <w:hyperlink w:anchor="_Toc244274838" w:history="1">
+        <w:r>
+          <w:rPr>
+            <w:rStyle w:val="a6"/>
+            <w:noProof/>
+            <w:lang w:eastAsia="ru-RU"/>
+          </w:rPr>
+          <w:t>1.5.3.</w:t>
+        </w:r>
+        <w:r>
+          <w:rPr>
+            <w:rFonts w:eastAsiaTheme="minorEastAsia"/>
+            <w:noProof/>
+            <w:lang w:eastAsia="ru-RU"/>
+          </w:rPr>
+          <w:tab/>
+        </w:r>
+        <w:r>
+          <w:rPr>
+            <w:rStyle w:val="a6"/>
+            <w:noProof/>
+            <w:lang w:eastAsia="ru-RU"/>
+          </w:rPr>
+          <w:t>Библиотека компонентов</w:t>
+        </w:r>
+        <w:r>
+          <w:rPr>
+            <w:noProof/>
+            <w:webHidden/>
+          </w:rPr>
+          <w:tab/>
+        </w:r>
+        <w:r>
+          <w:rPr>
+            <w:noProof/>
+            <w:webHidden/>
+          </w:rPr>
+          <w:fldChar w:fldCharType="begin"/>
+        </w:r>
+        <w:r>
+          <w:rPr>
+            <w:noProof/>
+            <w:webHidden/>
+          </w:rPr>
+          <w:instrText xml:space="preserve"> PAGEREF _Toc244274838 \h </w:instrText>
+        </w:r>
+        <w:r>
+          <w:rPr>
+            <w:noProof/>
+            <w:webHidden/>
+          </w:rPr>
+        </w:r>
+        <w:r>
+          <w:rPr>
+            <w:noProof/>
+            <w:webHidden/>
+          </w:rPr>
+          <w:fldChar w:fldCharType="separate"/>
+        </w:r>
+        <w:r>
+          <w:rPr>
+            <w:noProof/>
+            <w:webHidden/>
+          </w:rPr>
+          <w:t>30</w:t>
+        </w:r>
+        <w:r>
+          <w:rPr>
+            <w:noProof/>
+            <w:webHidden/>
+          </w:rPr>
+          <w:fldChar w:fldCharType="end"/>
+        </w:r>
+      </w:hyperlink>
+    </w:p>
+    <w:p>
+      <w:pPr>
+        <w:pStyle w:val="31"/>
+        <w:tabs>
+          <w:tab w:val="left" w:pos="1320"/>
+          <w:tab w:val="right" w:leader="dot" w:pos="9345"/>
+        </w:tabs>
+        <w:rPr>
+          <w:rFonts w:eastAsiaTheme="minorEastAsia"/>
+          <w:noProof/>
+          <w:lang w:eastAsia="ru-RU"/>
+        </w:rPr>
+      </w:pPr>
+      <w:hyperlink w:anchor="_Toc244274839" w:history="1">
+        <w:r>
+          <w:rPr>
+            <w:rStyle w:val="a6"/>
+            <w:noProof/>
+            <w:lang w:eastAsia="ru-RU"/>
+          </w:rPr>
+          <w:t>1.5.4.</w:t>
+        </w:r>
+        <w:r>
+          <w:rPr>
+            <w:rFonts w:eastAsiaTheme="minorEastAsia"/>
+            <w:noProof/>
+            <w:lang w:eastAsia="ru-RU"/>
+          </w:rPr>
+          <w:tab/>
+        </w:r>
+        <w:r>
+          <w:rPr>
+            <w:rStyle w:val="a6"/>
+            <w:noProof/>
+            <w:lang w:eastAsia="ru-RU"/>
+          </w:rPr>
+          <w:t>Проверка контрастности по WCAG AA</w:t>
+        </w:r>
+        <w:r>
+          <w:rPr>
+            <w:noProof/>
+            <w:webHidden/>
+          </w:rPr>
+          <w:tab/>
+        </w:r>
+        <w:r>
+          <w:rPr>
+            <w:noProof/>
+            <w:webHidden/>
+          </w:rPr>
+          <w:fldChar w:fldCharType="begin"/>
+        </w:r>
+        <w:r>
+          <w:rPr>
+            <w:noProof/>
+            <w:webHidden/>
+          </w:rPr>
+          <w:instrText xml:space="preserve"> PAGEREF _Toc244274839 \h </w:instrText>
+        </w:r>
+        <w:r>
+          <w:rPr>
+            <w:noProof/>
+            <w:webHidden/>
+          </w:rPr>
+        </w:r>
+        <w:r>
+          <w:rPr>
+            <w:noProof/>
+            <w:webHidden/>
+          </w:rPr>
+          <w:fldChar w:fldCharType="separate"/>
+        </w:r>
+        <w:r>
+          <w:rPr>
+            <w:noProof/>
+            <w:webHidden/>
+          </w:rPr>
+          <w:t>30</w:t>
         </w:r>
         <w:r>
           <w:rPr>
@@ -3050,7 +3506,7 @@
           <w:lang w:eastAsia="ru-RU"/>
         </w:rPr>
       </w:pPr>
-      <w:bookmarkStart w:id="1" w:name="_Toc243599214"/>
+      <w:bookmarkStart w:id="1" w:name="_Toc244274811"/>
       <w:r>
         <w:rPr>
           <w:lang w:eastAsia="ru-RU"/>
@@ -3072,7 +3528,7 @@
           <w:lang w:eastAsia="ru-RU"/>
         </w:rPr>
       </w:pPr>
-      <w:bookmarkStart w:id="2" w:name="_Toc243599215"/>
+      <w:bookmarkStart w:id="2" w:name="_Toc244274812"/>
       <w:r>
         <w:rPr>
           <w:rFonts w:eastAsia="Times New Roman"/>
@@ -3094,7 +3550,7 @@
           <w:lang w:eastAsia="ru-RU"/>
         </w:rPr>
       </w:pPr>
-      <w:bookmarkStart w:id="3" w:name="_Toc243599216"/>
+      <w:bookmarkStart w:id="3" w:name="_Toc244274813"/>
       <w:r>
         <w:rPr>
           <w:lang w:eastAsia="ru-RU"/>
@@ -3164,7 +3620,7 @@
           <w:lang w:eastAsia="ru-RU"/>
         </w:rPr>
       </w:pPr>
-      <w:bookmarkStart w:id="4" w:name="_Toc243599217"/>
+      <w:bookmarkStart w:id="4" w:name="_Toc244274814"/>
       <w:r>
         <w:rPr>
           <w:lang w:eastAsia="ru-RU"/>
@@ -3390,7 +3846,7 @@
           <w:lang w:eastAsia="ru-RU"/>
         </w:rPr>
       </w:pPr>
-      <w:bookmarkStart w:id="5" w:name="_Toc243599218"/>
+      <w:bookmarkStart w:id="5" w:name="_Toc244274815"/>
       <w:r>
         <w:rPr>
           <w:lang w:eastAsia="ru-RU"/>
@@ -4495,7 +4951,7 @@
           <w:lang w:eastAsia="ru-RU"/>
         </w:rPr>
       </w:pPr>
-      <w:bookmarkStart w:id="6" w:name="_Toc243599219"/>
+      <w:bookmarkStart w:id="6" w:name="_Toc244274816"/>
       <w:r>
         <w:rPr>
           <w:lang w:eastAsia="ru-RU"/>
@@ -4517,7 +4973,7 @@
           <w:lang w:eastAsia="ru-RU"/>
         </w:rPr>
       </w:pPr>
-      <w:bookmarkStart w:id="7" w:name="_Toc243599220"/>
+      <w:bookmarkStart w:id="7" w:name="_Toc244274817"/>
       <w:r>
         <w:rPr>
           <w:lang w:eastAsia="ru-RU"/>
@@ -4724,7 +5180,7 @@
           <w:lang w:eastAsia="ru-RU"/>
         </w:rPr>
       </w:pPr>
-      <w:bookmarkStart w:id="8" w:name="_Toc243599221"/>
+      <w:bookmarkStart w:id="8" w:name="_Toc244274818"/>
       <w:r>
         <w:rPr>
           <w:lang w:eastAsia="ru-RU"/>
@@ -5854,7 +6310,7 @@
           <w:lang w:eastAsia="ru-RU"/>
         </w:rPr>
       </w:pPr>
-      <w:bookmarkStart w:id="9" w:name="_Toc243599222"/>
+      <w:bookmarkStart w:id="9" w:name="_Toc244274819"/>
       <w:r>
         <w:rPr>
           <w:lang w:eastAsia="ru-RU"/>
@@ -6746,7 +7202,7 @@
           <w:lang w:eastAsia="ru-RU"/>
         </w:rPr>
       </w:pPr>
-      <w:bookmarkStart w:id="10" w:name="_Toc243599223"/>
+      <w:bookmarkStart w:id="10" w:name="_Toc244274820"/>
       <w:r>
         <w:rPr>
           <w:lang w:eastAsia="ru-RU"/>
@@ -7198,7 +7654,7 @@
           <w:lang w:eastAsia="ru-RU"/>
         </w:rPr>
       </w:pPr>
-      <w:bookmarkStart w:id="11" w:name="_Toc243599224"/>
+      <w:bookmarkStart w:id="11" w:name="_Toc244274821"/>
       <w:r>
         <w:rPr>
           <w:lang w:eastAsia="ru-RU"/>
@@ -7392,7 +7848,7 @@
           <w:lang w:eastAsia="ru-RU"/>
         </w:rPr>
       </w:pPr>
-      <w:bookmarkStart w:id="12" w:name="_Toc243599225"/>
+      <w:bookmarkStart w:id="12" w:name="_Toc244274822"/>
       <w:proofErr w:type="spellStart"/>
       <w:r>
         <w:rPr>
@@ -7816,7 +8272,7 @@
           <w:lang w:val="en-US" w:eastAsia="ru-RU"/>
         </w:rPr>
       </w:pPr>
-      <w:bookmarkStart w:id="13" w:name="_Toc243599226"/>
+      <w:bookmarkStart w:id="13" w:name="_Toc244274823"/>
       <w:proofErr w:type="spellStart"/>
       <w:r>
         <w:rPr>
@@ -8152,7 +8608,7 @@
           <w:lang w:eastAsia="ru-RU"/>
         </w:rPr>
       </w:pPr>
-      <w:bookmarkStart w:id="14" w:name="_Toc243599227"/>
+      <w:bookmarkStart w:id="14" w:name="_Toc244274824"/>
       <w:r>
         <w:rPr>
           <w:lang w:eastAsia="ru-RU"/>
@@ -8346,7 +8802,7 @@
         </w:numPr>
         <w:ind w:left="0" w:firstLine="709"/>
       </w:pPr>
-      <w:bookmarkStart w:id="15" w:name="_Toc243599228"/>
+      <w:bookmarkStart w:id="15" w:name="_Toc244274825"/>
       <w:r>
         <w:t>Требования к мобильному приложению</w:t>
       </w:r>
@@ -8523,7 +8979,7 @@
           <w:lang w:eastAsia="ru-RU"/>
         </w:rPr>
       </w:pPr>
-      <w:bookmarkStart w:id="16" w:name="_Toc243599229"/>
+      <w:bookmarkStart w:id="16" w:name="_Toc244274826"/>
       <w:r>
         <w:rPr>
           <w:lang w:eastAsia="ru-RU"/>
@@ -9324,7 +9780,7 @@
           <w:lang w:eastAsia="ru-RU"/>
         </w:rPr>
       </w:pPr>
-      <w:bookmarkStart w:id="17" w:name="_Toc243599230"/>
+      <w:bookmarkStart w:id="17" w:name="_Toc244274827"/>
       <w:r>
         <w:rPr>
           <w:lang w:eastAsia="ru-RU"/>
@@ -10261,7 +10717,7 @@
           <w:lang w:eastAsia="ru-RU"/>
         </w:rPr>
       </w:pPr>
-      <w:bookmarkStart w:id="18" w:name="_Toc243599231"/>
+      <w:bookmarkStart w:id="18" w:name="_Toc244274828"/>
       <w:r>
         <w:rPr>
           <w:lang w:eastAsia="ru-RU"/>
@@ -10911,7 +11367,7 @@
           <w:lang w:val="en-US" w:eastAsia="ru-RU"/>
         </w:rPr>
       </w:pPr>
-      <w:bookmarkStart w:id="19" w:name="_Toc243599232"/>
+      <w:bookmarkStart w:id="19" w:name="_Toc244274829"/>
       <w:r>
         <w:rPr>
           <w:lang w:val="en-US" w:eastAsia="ru-RU"/>
@@ -10933,7 +11389,7 @@
           <w:lang w:eastAsia="ru-RU"/>
         </w:rPr>
       </w:pPr>
-      <w:bookmarkStart w:id="20" w:name="_Toc243599233"/>
+      <w:bookmarkStart w:id="20" w:name="_Toc244274830"/>
       <w:r>
         <w:rPr>
           <w:lang w:eastAsia="ru-RU"/>
@@ -11685,7 +12141,7 @@
           <w:lang w:val="en-US" w:eastAsia="ru-RU"/>
         </w:rPr>
       </w:pPr>
-      <w:bookmarkStart w:id="21" w:name="_Toc243599234"/>
+      <w:bookmarkStart w:id="21" w:name="_Toc244274831"/>
       <w:r>
         <w:rPr>
           <w:lang w:eastAsia="ru-RU"/>
@@ -11780,9 +12236,9 @@
         <w:tblLook w:val="04A0" w:firstRow="1" w:lastRow="0" w:firstColumn="1" w:lastColumn="0" w:noHBand="0" w:noVBand="1"/>
       </w:tblPr>
       <w:tblGrid>
-        <w:gridCol w:w="3164"/>
-        <w:gridCol w:w="3104"/>
-        <w:gridCol w:w="3077"/>
+        <w:gridCol w:w="3154"/>
+        <w:gridCol w:w="3094"/>
+        <w:gridCol w:w="3097"/>
       </w:tblGrid>
       <w:tr>
         <w:tc>
@@ -11938,58 +12394,7 @@
                 <w:szCs w:val="24"/>
                 <w:lang w:val="en-US"/>
               </w:rPr>
-              <w:t>), objective (</w:t>
-            </w:r>
-            <w:r>
-              <w:rPr>
-                <w:rFonts w:ascii="Times New Roman" w:hAnsi="Times New Roman" w:cs="Times New Roman"/>
-                <w:sz w:val="24"/>
-                <w:szCs w:val="24"/>
-              </w:rPr>
-              <w:t>цель</w:t>
-            </w:r>
-            <w:r>
-              <w:rPr>
-                <w:rFonts w:ascii="Times New Roman" w:hAnsi="Times New Roman" w:cs="Times New Roman"/>
-                <w:sz w:val="24"/>
-                <w:szCs w:val="24"/>
-                <w:lang w:val="en-US"/>
-              </w:rPr>
-              <w:t>), status (</w:t>
-            </w:r>
-            <w:r>
-              <w:rPr>
-                <w:rFonts w:ascii="Times New Roman" w:hAnsi="Times New Roman" w:cs="Times New Roman"/>
-                <w:sz w:val="24"/>
-                <w:szCs w:val="24"/>
-              </w:rPr>
-              <w:t>статус</w:t>
-            </w:r>
-            <w:r>
-              <w:rPr>
-                <w:rFonts w:ascii="Times New Roman" w:hAnsi="Times New Roman" w:cs="Times New Roman"/>
-                <w:sz w:val="24"/>
-                <w:szCs w:val="24"/>
-                <w:lang w:val="en-US"/>
-              </w:rPr>
-              <w:t xml:space="preserve"> </w:t>
-            </w:r>
-            <w:r>
-              <w:rPr>
-                <w:rFonts w:ascii="Times New Roman" w:hAnsi="Times New Roman" w:cs="Times New Roman"/>
-                <w:sz w:val="24"/>
-                <w:szCs w:val="24"/>
-              </w:rPr>
-              <w:t>дела</w:t>
-            </w:r>
-            <w:r>
-              <w:rPr>
-                <w:rFonts w:ascii="Times New Roman" w:hAnsi="Times New Roman" w:cs="Times New Roman"/>
-                <w:sz w:val="24"/>
-                <w:szCs w:val="24"/>
-                <w:lang w:val="en-US"/>
-              </w:rPr>
-              <w:t>).</w:t>
+              <w:t>)</w:t>
             </w:r>
           </w:p>
         </w:tc>
@@ -12267,7 +12672,6 @@
                 <w:szCs w:val="24"/>
                 <w:lang w:val="en-US"/>
               </w:rPr>
-              <w:lastRenderedPageBreak/>
               <w:t>description</w:t>
             </w:r>
             <w:r>
@@ -12317,7 +12721,6 @@
                 <w:sz w:val="24"/>
                 <w:szCs w:val="24"/>
               </w:rPr>
-              <w:lastRenderedPageBreak/>
               <w:t>Улика, которую игрок получает и изучает.</w:t>
             </w:r>
           </w:p>
@@ -12611,7 +13014,23 @@
                 <w:sz w:val="24"/>
                 <w:szCs w:val="24"/>
               </w:rPr>
-              <w:t xml:space="preserve"> (статус расследования).</w:t>
+              <w:t xml:space="preserve"> (статус расследования</w:t>
+            </w:r>
+            <w:r>
+              <w:rPr>
+                <w:rFonts w:ascii="Times New Roman" w:hAnsi="Times New Roman" w:cs="Times New Roman"/>
+                <w:sz w:val="24"/>
+                <w:szCs w:val="24"/>
+              </w:rPr>
+              <w:t xml:space="preserve"> из перечисления</w:t>
+            </w:r>
+            <w:r>
+              <w:rPr>
+                <w:rFonts w:ascii="Times New Roman" w:hAnsi="Times New Roman" w:cs="Times New Roman"/>
+                <w:sz w:val="24"/>
+                <w:szCs w:val="24"/>
+              </w:rPr>
+              <w:t>).</w:t>
             </w:r>
           </w:p>
         </w:tc>
@@ -12753,7 +13172,41 @@
                 <w:sz w:val="24"/>
                 <w:szCs w:val="24"/>
               </w:rPr>
-              <w:t xml:space="preserve"> (правильность обвинения), </w:t>
+              <w:t xml:space="preserve"> (правильность обвинения</w:t>
+            </w:r>
+            <w:r>
+              <w:rPr>
+                <w:rFonts w:ascii="Times New Roman" w:hAnsi="Times New Roman" w:cs="Times New Roman"/>
+                <w:sz w:val="24"/>
+                <w:szCs w:val="24"/>
+              </w:rPr>
+              <w:t xml:space="preserve"> </w:t>
+            </w:r>
+            <w:r>
+              <w:rPr>
+                <w:rFonts w:ascii="Times New Roman" w:hAnsi="Times New Roman" w:cs="Times New Roman"/>
+                <w:sz w:val="24"/>
+                <w:szCs w:val="24"/>
+              </w:rPr>
+              <w:t xml:space="preserve">из </w:t>
+            </w:r>
+            <w:proofErr w:type="spellStart"/>
+            <w:r>
+              <w:rPr>
+                <w:rFonts w:ascii="Times New Roman" w:hAnsi="Times New Roman" w:cs="Times New Roman"/>
+                <w:sz w:val="24"/>
+                <w:szCs w:val="24"/>
+              </w:rPr>
+              <w:t>перечисленния</w:t>
+            </w:r>
+            <w:proofErr w:type="spellEnd"/>
+            <w:r>
+              <w:rPr>
+                <w:rFonts w:ascii="Times New Roman" w:hAnsi="Times New Roman" w:cs="Times New Roman"/>
+                <w:sz w:val="24"/>
+                <w:szCs w:val="24"/>
+              </w:rPr>
+              <w:t xml:space="preserve">), </w:t>
             </w:r>
             <w:r>
               <w:rPr>
@@ -12796,6 +13249,22 @@
               </w:rPr>
               <w:t>Итоговый выбор подозреваемого.</w:t>
             </w:r>
+            <w:r>
+              <w:rPr>
+                <w:rFonts w:ascii="Times New Roman" w:hAnsi="Times New Roman" w:cs="Times New Roman"/>
+                <w:sz w:val="24"/>
+                <w:szCs w:val="24"/>
+              </w:rPr>
+              <w:t xml:space="preserve"> </w:t>
+            </w:r>
+            <w:r>
+              <w:rPr>
+                <w:rFonts w:ascii="Times New Roman" w:hAnsi="Times New Roman" w:cs="Times New Roman"/>
+                <w:sz w:val="24"/>
+                <w:szCs w:val="24"/>
+              </w:rPr>
+              <w:t>До того как проверка верности ответа не пройдена на сервере, в поле правильности обвинения стоит: «Неопределённо»</w:t>
+            </w:r>
           </w:p>
         </w:tc>
       </w:tr>
@@ -12821,7 +13290,7 @@
                 <w:sz w:val="24"/>
                 <w:szCs w:val="24"/>
               </w:rPr>
-              <w:t>MorsePuzzle</w:t>
+              <w:t>Puzzle</w:t>
             </w:r>
             <w:proofErr w:type="spellEnd"/>
           </w:p>
@@ -12874,7 +13343,23 @@
                 <w:sz w:val="24"/>
                 <w:szCs w:val="24"/>
               </w:rPr>
-              <w:t xml:space="preserve"> (закодированный сигнал), </w:t>
+              <w:t xml:space="preserve"> (закодированный сигнал</w:t>
+            </w:r>
+            <w:r>
+              <w:rPr>
+                <w:rFonts w:ascii="Times New Roman" w:hAnsi="Times New Roman" w:cs="Times New Roman"/>
+                <w:sz w:val="24"/>
+                <w:szCs w:val="24"/>
+              </w:rPr>
+              <w:t xml:space="preserve"> или загадка</w:t>
+            </w:r>
+            <w:r>
+              <w:rPr>
+                <w:rFonts w:ascii="Times New Roman" w:hAnsi="Times New Roman" w:cs="Times New Roman"/>
+                <w:sz w:val="24"/>
+                <w:szCs w:val="24"/>
+              </w:rPr>
+              <w:t xml:space="preserve">), </w:t>
             </w:r>
             <w:proofErr w:type="spellStart"/>
             <w:r>
@@ -12934,7 +13419,39 @@
                 <w:sz w:val="24"/>
                 <w:szCs w:val="24"/>
               </w:rPr>
-              <w:t>Вибрационная загадка и награда.</w:t>
+              <w:t>Вибрационная загадка</w:t>
+            </w:r>
+            <w:r>
+              <w:rPr>
+                <w:rFonts w:ascii="Times New Roman" w:hAnsi="Times New Roman" w:cs="Times New Roman"/>
+                <w:sz w:val="24"/>
+                <w:szCs w:val="24"/>
+              </w:rPr>
+              <w:t>,</w:t>
+            </w:r>
+            <w:r>
+              <w:rPr>
+                <w:rFonts w:ascii="Times New Roman" w:hAnsi="Times New Roman" w:cs="Times New Roman"/>
+                <w:sz w:val="24"/>
+                <w:szCs w:val="24"/>
+              </w:rPr>
+              <w:t xml:space="preserve"> </w:t>
+            </w:r>
+            <w:r>
+              <w:rPr>
+                <w:rFonts w:ascii="Times New Roman" w:hAnsi="Times New Roman" w:cs="Times New Roman"/>
+                <w:sz w:val="24"/>
+                <w:szCs w:val="24"/>
+              </w:rPr>
+              <w:t>и другие загадки для получения улик</w:t>
+            </w:r>
+            <w:r>
+              <w:rPr>
+                <w:rFonts w:ascii="Times New Roman" w:hAnsi="Times New Roman" w:cs="Times New Roman"/>
+                <w:sz w:val="24"/>
+                <w:szCs w:val="24"/>
+              </w:rPr>
+              <w:t>.</w:t>
             </w:r>
           </w:p>
         </w:tc>
@@ -12945,33 +13462,102 @@
         <w:pStyle w:val="a9"/>
         <w:jc w:val="left"/>
         <w:rPr>
+          <w:lang w:eastAsia="ru-RU"/>
+        </w:rPr>
+      </w:pPr>
+    </w:p>
+    <w:p>
+      <w:pPr>
+        <w:pStyle w:val="a9"/>
+        <w:ind w:firstLine="0"/>
+        <w:jc w:val="center"/>
+        <w:rPr>
+          <w:lang w:eastAsia="ru-RU"/>
+        </w:rPr>
+      </w:pPr>
+      <w:r>
+        <w:rPr>
+          <w:lang w:eastAsia="ru-RU"/>
+        </w:rPr>
+        <w:lastRenderedPageBreak/>
+        <w:drawing>
+          <wp:inline distT="0" distB="0" distL="0" distR="0" wp14:anchorId="2D4031B9" wp14:editId="13906853">
+            <wp:extent cx="5476875" cy="4171909"/>
+            <wp:effectExtent l="0" t="0" r="0" b="635"/>
+            <wp:docPr id="4" name="Рисунок 4"/>
+            <wp:cNvGraphicFramePr>
+              <a:graphicFrameLocks xmlns:a="http://schemas.openxmlformats.org/drawingml/2006/main" noChangeAspect="1"/>
+            </wp:cNvGraphicFramePr>
+            <a:graphic xmlns:a="http://schemas.openxmlformats.org/drawingml/2006/main">
+              <a:graphicData uri="http://schemas.openxmlformats.org/drawingml/2006/picture">
+                <pic:pic xmlns:pic="http://schemas.openxmlformats.org/drawingml/2006/picture">
+                  <pic:nvPicPr>
+                    <pic:cNvPr id="1" name=""/>
+                    <pic:cNvPicPr/>
+                  </pic:nvPicPr>
+                  <pic:blipFill>
+                    <a:blip r:embed="rId9"/>
+                    <a:stretch>
+                      <a:fillRect/>
+                    </a:stretch>
+                  </pic:blipFill>
+                  <pic:spPr>
+                    <a:xfrm>
+                      <a:off x="0" y="0"/>
+                      <a:ext cx="5480866" cy="4174949"/>
+                    </a:xfrm>
+                    <a:prstGeom prst="rect">
+                      <a:avLst/>
+                    </a:prstGeom>
+                  </pic:spPr>
+                </pic:pic>
+              </a:graphicData>
+            </a:graphic>
+          </wp:inline>
+        </w:drawing>
+      </w:r>
+    </w:p>
+    <w:p>
+      <w:pPr>
+        <w:pStyle w:val="a9"/>
+        <w:ind w:firstLine="0"/>
+        <w:jc w:val="center"/>
+        <w:rPr>
+          <w:lang w:eastAsia="ru-RU"/>
+        </w:rPr>
+      </w:pPr>
+      <w:r>
+        <w:rPr>
+          <w:lang w:eastAsia="ru-RU"/>
+        </w:rPr>
+        <w:t>Рисунок 4 – Диаграмма классов для с</w:t>
+      </w:r>
+      <w:r>
+        <w:rPr>
+          <w:lang w:eastAsia="ru-RU"/>
+        </w:rPr>
+        <w:t>л</w:t>
+      </w:r>
+      <w:bookmarkStart w:id="22" w:name="_GoBack"/>
+      <w:bookmarkEnd w:id="22"/>
+      <w:r>
+        <w:rPr>
+          <w:lang w:eastAsia="ru-RU"/>
+        </w:rPr>
+        <w:t xml:space="preserve">оя </w:t>
+      </w:r>
+      <w:r>
+        <w:rPr>
           <w:lang w:val="en-US" w:eastAsia="ru-RU"/>
         </w:rPr>
-      </w:pPr>
-    </w:p>
-    <w:p>
-      <w:pPr>
-        <w:pStyle w:val="a9"/>
-        <w:jc w:val="left"/>
-        <w:rPr>
-          <w:lang w:eastAsia="ru-RU"/>
-        </w:rPr>
-      </w:pPr>
-      <w:r>
-        <w:rPr>
-          <w:lang w:eastAsia="ru-RU"/>
-        </w:rPr>
-        <w:t>Добавить сюда диаграмму классов для этого слоя</w:t>
-      </w:r>
-    </w:p>
-    <w:p>
-      <w:pPr>
-        <w:pStyle w:val="a9"/>
-        <w:jc w:val="left"/>
-        <w:rPr>
-          <w:lang w:eastAsia="ru-RU"/>
-        </w:rPr>
-      </w:pPr>
+        <w:t>domain</w:t>
+      </w:r>
+      <w:r>
+        <w:rPr>
+          <w:lang w:eastAsia="ru-RU"/>
+        </w:rPr>
+        <w:t>.</w:t>
+      </w:r>
     </w:p>
     <w:p>
       <w:pPr>
@@ -12994,7 +13580,7 @@
           <w:lang w:eastAsia="ru-RU"/>
         </w:rPr>
       </w:pPr>
-      <w:bookmarkStart w:id="22" w:name="_Toc243599235"/>
+      <w:bookmarkStart w:id="23" w:name="_Toc244274832"/>
       <w:r>
         <w:rPr>
           <w:lang w:eastAsia="ru-RU"/>
@@ -13031,7 +13617,7 @@
         </w:rPr>
         <w:t>и интерфейсов проекта</w:t>
       </w:r>
-      <w:bookmarkEnd w:id="22"/>
+      <w:bookmarkEnd w:id="23"/>
     </w:p>
     <w:p>
       <w:pPr>
@@ -13280,7 +13866,6 @@
               <w:rPr>
                 <w:rFonts w:ascii="Times New Roman" w:hAnsi="Times New Roman" w:cs="Times New Roman"/>
               </w:rPr>
-              <w:lastRenderedPageBreak/>
               <w:t>LoadAvailableCases</w:t>
             </w:r>
             <w:proofErr w:type="spellEnd"/>
@@ -13695,6 +14280,7 @@
               <w:rPr>
                 <w:rFonts w:ascii="Times New Roman" w:hAnsi="Times New Roman" w:cs="Times New Roman"/>
               </w:rPr>
+              <w:lastRenderedPageBreak/>
               <w:t>SaveNote</w:t>
             </w:r>
             <w:proofErr w:type="spellEnd"/>
@@ -14745,7 +15331,6 @@
                 <w:sz w:val="28"/>
                 <w:szCs w:val="28"/>
               </w:rPr>
-              <w:lastRenderedPageBreak/>
               <w:t>SuspectRepository</w:t>
             </w:r>
             <w:proofErr w:type="spellEnd"/>
@@ -15211,6 +15796,7 @@
                 <w:sz w:val="28"/>
                 <w:szCs w:val="28"/>
               </w:rPr>
+              <w:lastRenderedPageBreak/>
               <w:t>ProgressRepository</w:t>
             </w:r>
             <w:proofErr w:type="spellEnd"/>
@@ -16246,7 +16832,7 @@
           <w:lang w:val="en-US" w:eastAsia="ru-RU"/>
         </w:rPr>
       </w:pPr>
-      <w:bookmarkStart w:id="23" w:name="_Toc243599236"/>
+      <w:bookmarkStart w:id="24" w:name="_Toc244274833"/>
       <w:r>
         <w:rPr>
           <w:lang w:eastAsia="ru-RU"/>
@@ -16259,7 +16845,7 @@
         </w:rPr>
         <w:t>SOLID</w:t>
       </w:r>
-      <w:bookmarkEnd w:id="23"/>
+      <w:bookmarkEnd w:id="24"/>
     </w:p>
     <w:p>
       <w:pPr>
@@ -16418,6 +17004,7 @@
                 <w:sz w:val="28"/>
                 <w:szCs w:val="28"/>
               </w:rPr>
+              <w:lastRenderedPageBreak/>
               <w:t>S</w:t>
             </w:r>
           </w:p>
@@ -17065,16 +17652,7 @@
                 <w:sz w:val="28"/>
                 <w:szCs w:val="28"/>
               </w:rPr>
-              <w:t xml:space="preserve"> </w:t>
-            </w:r>
-            <w:r>
-              <w:rPr>
-                <w:rFonts w:ascii="Times New Roman" w:hAnsi="Times New Roman" w:cs="Times New Roman"/>
-                <w:sz w:val="28"/>
-                <w:szCs w:val="28"/>
-              </w:rPr>
-              <w:lastRenderedPageBreak/>
-              <w:t xml:space="preserve">созданы 7 небольших интерфейсов по задачам. </w:t>
+              <w:t xml:space="preserve"> созданы 7 небольших интерфейсов по задачам. </w:t>
             </w:r>
             <w:proofErr w:type="spellStart"/>
             <w:r>
@@ -17368,20 +17946,20 @@
           <w:lang w:eastAsia="ru-RU"/>
         </w:rPr>
       </w:pPr>
-      <w:bookmarkStart w:id="24" w:name="_Toc243599237"/>
+      <w:bookmarkStart w:id="25" w:name="_Toc244274834"/>
       <w:r>
         <w:rPr>
           <w:lang w:eastAsia="ru-RU"/>
         </w:rPr>
         <w:t xml:space="preserve">Решение по </w:t>
       </w:r>
-      <w:bookmarkEnd w:id="24"/>
       <w:r>
         <w:rPr>
           <w:lang w:eastAsia="ru-RU"/>
         </w:rPr>
         <w:t>много модульности</w:t>
       </w:r>
+      <w:bookmarkEnd w:id="25"/>
     </w:p>
     <w:p>
       <w:pPr>
@@ -17880,7 +18458,14 @@
         <w:rPr>
           <w:lang w:eastAsia="ru-RU"/>
         </w:rPr>
-        <w:t xml:space="preserve"> заняла бы время, которое лучше потратить на функциональность. При этом структура подготовлена к разделению: пакет </w:t>
+        <w:t xml:space="preserve"> заняла бы время, которое лучше потратить на функциональность. При этом </w:t>
+      </w:r>
+      <w:r>
+        <w:rPr>
+          <w:lang w:eastAsia="ru-RU"/>
+        </w:rPr>
+        <w:lastRenderedPageBreak/>
+        <w:t xml:space="preserve">структура подготовлена к разделению: пакет </w:t>
       </w:r>
       <w:proofErr w:type="spellStart"/>
       <w:r>
@@ -17922,12 +18507,14 @@
           <w:lang w:eastAsia="ru-RU"/>
         </w:rPr>
       </w:pPr>
+      <w:bookmarkStart w:id="26" w:name="_Toc244274835"/>
       <w:r>
         <w:rPr>
           <w:lang w:eastAsia="ru-RU"/>
         </w:rPr>
         <w:t>Проектирование дизайна системы.</w:t>
       </w:r>
+      <w:bookmarkEnd w:id="26"/>
     </w:p>
     <w:p>
       <w:pPr>
@@ -17941,12 +18528,14 @@
           <w:lang w:eastAsia="ru-RU"/>
         </w:rPr>
       </w:pPr>
+      <w:bookmarkStart w:id="27" w:name="_Toc244274836"/>
       <w:r>
         <w:rPr>
           <w:lang w:eastAsia="ru-RU"/>
         </w:rPr>
         <w:t>Составление цветовой палитры.</w:t>
       </w:r>
+      <w:bookmarkEnd w:id="27"/>
     </w:p>
     <w:p>
       <w:pPr>
@@ -18181,7 +18770,7 @@
                 <w:rFonts w:cs="Times New Roman"/>
                 <w:sz w:val="24"/>
                 <w:szCs w:val="24"/>
-                <w:lang w:val="en-US" w:eastAsia="ru-RU"/>
+                <w:lang w:eastAsia="ru-RU"/>
               </w:rPr>
             </w:pPr>
             <w:r>
@@ -18891,7 +19480,6 @@
               </w:rPr>
             </w:pPr>
             <w:r>
-              <w:lastRenderedPageBreak/>
               <w:t>Успешное действие</w:t>
             </w:r>
           </w:p>
@@ -19149,6 +19737,7 @@
         <w:rPr>
           <w:lang w:eastAsia="ru-RU"/>
         </w:rPr>
+        <w:lastRenderedPageBreak/>
         <w:t>Светлая тема предназначена для комфортного использования приложения при обычном освещении. Тёплый фон уменьшает визуальную резкость по сравнению с чисто белым фоном, а тёмно-синий основной цвет используется для ключевых кнопок и активных состояний.</w:t>
       </w:r>
     </w:p>
@@ -19178,6 +19767,7 @@
           <w:lang w:eastAsia="ru-RU"/>
         </w:rPr>
       </w:pPr>
+      <w:bookmarkStart w:id="28" w:name="_Toc244274837"/>
       <w:r>
         <w:rPr>
           <w:lang w:eastAsia="ru-RU"/>
@@ -19202,6 +19792,7 @@
         </w:rPr>
         <w:t>.</w:t>
       </w:r>
+      <w:bookmarkEnd w:id="28"/>
     </w:p>
     <w:p>
       <w:pPr>
@@ -20104,7 +20695,6 @@
                 <w:sz w:val="24"/>
                 <w:szCs w:val="24"/>
               </w:rPr>
-              <w:lastRenderedPageBreak/>
               <w:t>Body</w:t>
             </w:r>
             <w:proofErr w:type="spellEnd"/>
@@ -21032,13 +21622,14 @@
           <w:lang w:eastAsia="ru-RU"/>
         </w:rPr>
       </w:pPr>
-      <w:r>
-        <w:rPr>
-          <w:lang w:eastAsia="ru-RU"/>
-        </w:rPr>
-        <w:lastRenderedPageBreak/>
+      <w:bookmarkStart w:id="29" w:name="_Toc244274838"/>
+      <w:r>
+        <w:rPr>
+          <w:lang w:eastAsia="ru-RU"/>
+        </w:rPr>
         <w:t>Библиотека компонентов</w:t>
       </w:r>
+      <w:bookmarkEnd w:id="29"/>
     </w:p>
     <w:p>
       <w:pPr>
@@ -21084,13 +21675,7 @@
         <w:rPr>
           <w:lang w:eastAsia="ru-RU"/>
         </w:rPr>
-        <w:t>Цветовые палитры (две темы). Набор HEX-кодов для темной и светлой темы: цвета фона, поверхностей (карточек), ос</w:t>
-      </w:r>
-      <w:r>
-        <w:rPr>
-          <w:lang w:eastAsia="ru-RU"/>
-        </w:rPr>
-        <w:t>новного текста, акцентные цвета.</w:t>
+        <w:t>Цветовые палитры (две темы). Набор HEX-кодов для темной и светлой темы: цвета фона, поверхностей (карточек), основного текста, акцентные цвета.</w:t>
       </w:r>
     </w:p>
     <w:p>
@@ -21128,6 +21713,7 @@
         <w:rPr>
           <w:lang w:eastAsia="ru-RU"/>
         </w:rPr>
+        <w:lastRenderedPageBreak/>
         <w:t xml:space="preserve">Поля ввода. Два состояния полей для ввода текста (пустое с </w:t>
       </w:r>
       <w:proofErr w:type="spellStart"/>
@@ -21142,13 +21728,7 @@
         <w:rPr>
           <w:lang w:eastAsia="ru-RU"/>
         </w:rPr>
-        <w:t xml:space="preserve"> и заполненное)</w:t>
-      </w:r>
-      <w:r>
-        <w:rPr>
-          <w:lang w:eastAsia="ru-RU"/>
-        </w:rPr>
-        <w:t>.</w:t>
+        <w:t xml:space="preserve"> и заполненное).</w:t>
       </w:r>
     </w:p>
     <w:p>
@@ -21186,13 +21766,7 @@
         <w:rPr>
           <w:lang w:eastAsia="ru-RU"/>
         </w:rPr>
-        <w:t>Статусные плашки. Индикаторы состояний («Улика найдена», «До</w:t>
-      </w:r>
-      <w:r>
-        <w:rPr>
-          <w:lang w:eastAsia="ru-RU"/>
-        </w:rPr>
-        <w:t>ступно», «Выполнено», «Ошибка»).</w:t>
+        <w:t>Статусные плашки. Индикаторы состояний («Улика найдена», «Доступно», «Выполнено», «Ошибка»).</w:t>
       </w:r>
     </w:p>
     <w:p>
@@ -21244,13 +21818,7 @@
         <w:rPr>
           <w:lang w:eastAsia="ru-RU"/>
         </w:rPr>
-        <w:t>Карточка улики. Компонент с изображением предмета, названием, описанием</w:t>
-      </w:r>
-      <w:r>
-        <w:rPr>
-          <w:lang w:eastAsia="ru-RU"/>
-        </w:rPr>
-        <w:t>.</w:t>
+        <w:t>Карточка улики. Компонент с изображением предмета, названием, описанием.</w:t>
       </w:r>
     </w:p>
     <w:p>
@@ -21288,31 +21856,7 @@
         <w:rPr>
           <w:lang w:eastAsia="ru-RU"/>
         </w:rPr>
-        <w:t xml:space="preserve">Экран допроса в темной </w:t>
-      </w:r>
-      <w:r>
-        <w:rPr>
-          <w:lang w:eastAsia="ru-RU"/>
-        </w:rPr>
-        <w:t>и светлой темах</w:t>
-      </w:r>
-      <w:r>
-        <w:rPr>
-          <w:lang w:eastAsia="ru-RU"/>
-        </w:rPr>
-        <w:t xml:space="preserve">. Интерфейс диалога с NPC: </w:t>
-      </w:r>
-      <w:r>
-        <w:rPr>
-          <w:lang w:eastAsia="ru-RU"/>
-        </w:rPr>
-        <w:t xml:space="preserve">сообщения </w:t>
-      </w:r>
-      <w:r>
-        <w:rPr>
-          <w:lang w:eastAsia="ru-RU"/>
-        </w:rPr>
-        <w:t>персонажа и игрока, время отправки, поле ввода.</w:t>
+        <w:t>Экран допроса в темной и светлой темах. Интерфейс диалога с NPC: сообщения персонажа и игрока, время отправки, поле ввода.</w:t>
       </w:r>
     </w:p>
     <w:p>
@@ -21336,27 +21880,13 @@
           <w:lang w:eastAsia="ru-RU"/>
         </w:rPr>
       </w:pPr>
-      <w:hyperlink r:id="rId9" w:history="1">
+      <w:hyperlink r:id="rId10" w:history="1">
         <w:r>
           <w:rPr>
             <w:rStyle w:val="a6"/>
             <w:lang w:eastAsia="ru-RU"/>
           </w:rPr>
-          <w:t>https://www.figma.</w:t>
-        </w:r>
-        <w:r>
-          <w:rPr>
-            <w:rStyle w:val="a6"/>
-            <w:lang w:eastAsia="ru-RU"/>
-          </w:rPr>
-          <w:t>c</w:t>
-        </w:r>
-        <w:r>
-          <w:rPr>
-            <w:rStyle w:val="a6"/>
-            <w:lang w:eastAsia="ru-RU"/>
-          </w:rPr>
-          <w:t>om/design/G4p5PalgXFhdN4fEIbo5ie/ColdTrail?node-id=0-1&amp;p=f&amp;t=764HDufG8wXUSKtE-0</w:t>
+          <w:t>https://www.figma.com/design/G4p5PalgXFhdN4fEIbo5ie/ColdTrail?node-id=0-1&amp;p=f&amp;t=764HDufG8wXUSKtE-0</w:t>
         </w:r>
       </w:hyperlink>
     </w:p>
@@ -21372,6 +21902,7 @@
           <w:lang w:eastAsia="ru-RU"/>
         </w:rPr>
       </w:pPr>
+      <w:bookmarkStart w:id="30" w:name="_Toc244274839"/>
       <w:r>
         <w:rPr>
           <w:lang w:eastAsia="ru-RU"/>
@@ -21384,6 +21915,7 @@
         </w:rPr>
         <w:t>WCAG AA</w:t>
       </w:r>
+      <w:bookmarkEnd w:id="30"/>
     </w:p>
     <w:p>
       <w:pPr>
@@ -21410,32 +21942,7 @@
         <w:rPr>
           <w:lang w:eastAsia="ru-RU"/>
         </w:rPr>
-        <w:t xml:space="preserve"> тёмной и светлой тем. Проверка выполнялась на основе требований WCAG AA, согласно которым </w:t>
-      </w:r>
-      <w:r>
-        <w:rPr>
-          <w:lang w:eastAsia="ru-RU"/>
-        </w:rPr>
-        <w:lastRenderedPageBreak/>
-        <w:t xml:space="preserve">коэффициент контрастности обычного текста и фона должен составлять не менее 4,5:1, а крупного текста </w:t>
-      </w:r>
-      <w:r>
-        <w:rPr>
-          <w:lang w:eastAsia="ru-RU"/>
-        </w:rPr>
-        <w:t>-</w:t>
-      </w:r>
-      <w:r>
-        <w:rPr>
-          <w:lang w:eastAsia="ru-RU"/>
-        </w:rPr>
-        <w:t xml:space="preserve"> не менее 3:1. Для значимых графических элементов и границ компонентов интерфейса минимальный коэффициент составляет 3:</w:t>
-      </w:r>
-      <w:r>
-        <w:rPr>
-          <w:lang w:eastAsia="ru-RU"/>
-        </w:rPr>
-        <w:t>1 относительно соседнего цвета.</w:t>
+        <w:t xml:space="preserve"> тёмной и светлой тем. Проверка выполнялась на основе требований WCAG AA, согласно которым коэффициент контрастности обычного текста и фона должен составлять не менее 4,5:1, а крупного текста - не менее 3:1. Для значимых графических элементов и границ компонентов интерфейса минимальный коэффициент составляет 3:1 относительно соседнего цвета.</w:t>
       </w:r>
     </w:p>
     <w:p>
@@ -21449,19 +21956,7 @@
         <w:rPr>
           <w:lang w:eastAsia="ru-RU"/>
         </w:rPr>
-        <w:t xml:space="preserve">В ходе анализа были рассмотрены сочетания </w:t>
-      </w:r>
-      <w:r>
-        <w:rPr>
-          <w:lang w:eastAsia="ru-RU"/>
-        </w:rPr>
-        <w:t>цветов</w:t>
-      </w:r>
-      <w:r>
-        <w:rPr>
-          <w:lang w:eastAsia="ru-RU"/>
-        </w:rPr>
-        <w:t xml:space="preserve"> </w:t>
+        <w:t xml:space="preserve">В ходе анализа были рассмотрены сочетания цветов </w:t>
       </w:r>
       <w:proofErr w:type="spellStart"/>
       <w:r>
@@ -21618,19 +22113,7 @@
         <w:rPr>
           <w:lang w:eastAsia="ru-RU"/>
         </w:rPr>
-        <w:t xml:space="preserve">Таблица 13 – Проверка соответствия контрастности по системе </w:t>
-      </w:r>
-      <w:r>
-        <w:rPr>
-          <w:lang w:eastAsia="ru-RU"/>
-        </w:rPr>
-        <w:t>WCAG AA</w:t>
-      </w:r>
-      <w:r>
-        <w:rPr>
-          <w:lang w:eastAsia="ru-RU"/>
-        </w:rPr>
-        <w:t>.</w:t>
+        <w:t>Таблица 13 – Проверка соответствия контрастности по системе WCAG AA.</w:t>
       </w:r>
     </w:p>
     <w:tbl>
@@ -21669,6 +22152,7 @@
                 <w:sz w:val="24"/>
                 <w:szCs w:val="24"/>
               </w:rPr>
+              <w:lastRenderedPageBreak/>
               <w:t xml:space="preserve">Сочетание </w:t>
             </w:r>
             <w:proofErr w:type="spellStart"/>
@@ -22551,8 +23035,6 @@
           <w:lang w:eastAsia="ru-RU"/>
         </w:rPr>
       </w:pPr>
-      <w:bookmarkStart w:id="25" w:name="_GoBack"/>
-      <w:bookmarkEnd w:id="25"/>
     </w:p>
     <w:p>
       <w:pPr>
@@ -22565,19 +23047,7 @@
         <w:rPr>
           <w:lang w:eastAsia="ru-RU"/>
         </w:rPr>
-        <w:t xml:space="preserve">Результаты показывают, что </w:t>
-      </w:r>
-      <w:r>
-        <w:rPr>
-          <w:lang w:eastAsia="ru-RU"/>
-        </w:rPr>
-        <w:t>цвета</w:t>
-      </w:r>
-      <w:r>
-        <w:rPr>
-          <w:lang w:eastAsia="ru-RU"/>
-        </w:rPr>
-        <w:t xml:space="preserve"> </w:t>
+        <w:t xml:space="preserve">Результаты показывают, что цвета </w:t>
       </w:r>
       <w:proofErr w:type="spellStart"/>
       <w:r>
@@ -22647,19 +23117,7 @@
         <w:rPr>
           <w:lang w:eastAsia="ru-RU"/>
         </w:rPr>
-        <w:t xml:space="preserve"> также соответствует требованиям контрастности для обычного текста. </w:t>
-      </w:r>
-      <w:r>
-        <w:rPr>
-          <w:lang w:eastAsia="ru-RU"/>
-        </w:rPr>
-        <w:t>Цвет</w:t>
-      </w:r>
-      <w:r>
-        <w:rPr>
-          <w:lang w:eastAsia="ru-RU"/>
-        </w:rPr>
-        <w:t xml:space="preserve"> </w:t>
+        <w:t xml:space="preserve"> также соответствует требованиям контрастности для обычного текста. Цвет </w:t>
       </w:r>
       <w:proofErr w:type="spellStart"/>
       <w:r>
@@ -22673,13 +23131,7 @@
         <w:rPr>
           <w:lang w:eastAsia="ru-RU"/>
         </w:rPr>
-        <w:t xml:space="preserve"> обеспечивает достаточное визуальное вы</w:t>
-      </w:r>
-      <w:r>
-        <w:rPr>
-          <w:lang w:eastAsia="ru-RU"/>
-        </w:rPr>
-        <w:t xml:space="preserve">деление границ относительно </w:t>
+        <w:t xml:space="preserve"> обеспечивает достаточное визуальное выделение границ относительно </w:t>
       </w:r>
       <w:proofErr w:type="spellStart"/>
       <w:r>
@@ -22707,19 +23159,7 @@
         <w:rPr>
           <w:lang w:eastAsia="ru-RU"/>
         </w:rPr>
-        <w:t xml:space="preserve">Таким образом, большинство проверенных сочетаний </w:t>
-      </w:r>
-      <w:r>
-        <w:rPr>
-          <w:lang w:eastAsia="ru-RU"/>
-        </w:rPr>
-        <w:t>цветов</w:t>
-      </w:r>
-      <w:r>
-        <w:rPr>
-          <w:lang w:eastAsia="ru-RU"/>
-        </w:rPr>
-        <w:t xml:space="preserve"> соответствует требованиям WCAG AA. </w:t>
+        <w:t xml:space="preserve">Таким образом, большинство проверенных сочетаний цветов соответствует требованиям WCAG AA. </w:t>
       </w:r>
     </w:p>
     <w:sectPr>
@@ -26508,7 +26948,7 @@
 </file>
 
 <file path=customXml/itemProps1.xml><?xml version="1.0" encoding="utf-8"?>
-<ds:datastoreItem xmlns:ds="http://schemas.openxmlformats.org/officeDocument/2006/customXml" ds:itemID="{FB719F64-1F11-4552-AF35-E52B6CD37C6B}">
+<ds:datastoreItem xmlns:ds="http://schemas.openxmlformats.org/officeDocument/2006/customXml" ds:itemID="{AA5AD913-D601-4DE7-B5DD-FFA8F969781C}">
   <ds:schemaRefs>
     <ds:schemaRef ds:uri="http://schemas.openxmlformats.org/officeDocument/2006/bibliography"/>
   </ds:schemaRefs>
